--- a/plantillas_maestras/01_seguro_vehicular/falta_atencion_o_demora_reclamo/2_o_mas_ddos_varios/varon/TPL_1337_2026_SEGURO_VEHICULAR_FALTA_ATENCION_O_DEMORA_RECLAMO_ASEGURADORA_VARON_R3.docx
+++ b/plantillas_maestras/01_seguro_vehicular/falta_atencion_o_demora_reclamo/2_o_mas_ddos_varios/varon/TPL_1337_2026_SEGURO_VEHICULAR_FALTA_ATENCION_O_DEMORA_RECLAMO_ASEGURADORA_VARON_R3.docx
@@ -314,7 +314,7 @@
           <w14:ligatures w14:val="none"/>
         </w:rPr>
         <w:tab/>
-        <w:t xml:space="preserve">:       </w:t>
+        <w:t xml:space="preserve">: </w:t>
       </w:r>
       <w:r>
         <w:rPr>
@@ -781,7 +781,7 @@
           <w:lang w:val="es-ES" w:eastAsia="es-ES"/>
           <w14:ligatures w14:val="none"/>
         </w:rPr>
-        <w:t>presuntas infracciones a la Ley N°29571, Código de Protección y Defensa del Consumidor (en adelante, Código)</w:t>
+        <w:t>presuntas infracciones a la Ley 29571, Código de Protección y Defensa del Consumidor (en adelante, Código)</w:t>
       </w:r>
       <w:r>
         <w:rPr>
@@ -873,7 +873,7 @@
           <w:lang w:eastAsia="es-ES"/>
           <w14:ligatures w14:val="none"/>
         </w:rPr>
-        <w:t xml:space="preserve">El 30 de diciembre de 2023, ocurrió un despiste con el vehículo con Placa de Rodaje N°CCN360 en el distrito de </w:t>
+        <w:t xml:space="preserve">El 30 de diciembre de 2023, ocurrió un despiste con el vehículo con Placa de Rodaje CCN360 en el distrito de </w:t>
       </w:r>
       <w:proofErr w:type="spellStart"/>
       <w:r>
@@ -972,7 +972,7 @@
           <w:lang w:eastAsia="es-ES"/>
           <w14:ligatures w14:val="none"/>
         </w:rPr>
-        <w:t xml:space="preserve">Seguro Vehicular – Póliza N°2007808645 (en adelante, “Seguro Vehicular”) </w:t>
+        <w:t xml:space="preserve">Seguro Vehicular – Póliza 2007808645 (en adelante, “Seguro Vehicular”) </w:t>
       </w:r>
       <w:r>
         <w:rPr>
@@ -992,7 +992,7 @@
           <w:lang w:eastAsia="es-ES"/>
           <w14:ligatures w14:val="none"/>
         </w:rPr>
-        <w:t xml:space="preserve">vehículo con Placa de Rodaje N°CCN360 (en adelante, vehículo asegurado) </w:t>
+        <w:t xml:space="preserve">vehículo con Placa de Rodaje CCN360 (en adelante, vehículo asegurado) </w:t>
       </w:r>
       <w:r>
         <w:rPr>
@@ -1099,7 +1099,7 @@
           <w:lang w:val="es-ES" w:eastAsia="es-ES"/>
           <w14:ligatures w14:val="none"/>
         </w:rPr>
-        <w:t>siniestro N° 1001067466</w:t>
+        <w:t>siniestro 1001067466</w:t>
       </w:r>
       <w:r>
         <w:rPr>
@@ -1882,7 +1882,7 @@
           <w:lang w:eastAsia="es-ES"/>
           <w14:ligatures w14:val="none"/>
         </w:rPr>
-        <w:t>por presuntas infracciones a la Ley N°29571, Código de Protección y Defensa del Consumidor (en adelante, Código)</w:t>
+        <w:t>por presuntas infracciones a la Ley 29571, Código de Protección y Defensa del Consumidor (en adelante, Código)</w:t>
       </w:r>
       <w:r>
         <w:rPr>
@@ -1946,7 +1946,7 @@
           <w:lang w:eastAsia="es-ES"/>
           <w14:ligatures w14:val="none"/>
         </w:rPr>
-        <w:t xml:space="preserve">Resolución N° 1 del </w:t>
+        <w:t xml:space="preserve">Resolución 1 del </w:t>
       </w:r>
       <w:r>
         <w:rPr>
@@ -1966,7 +1966,7 @@
           <w:lang w:eastAsia="es-ES"/>
           <w14:ligatures w14:val="none"/>
         </w:rPr>
-        <w:t xml:space="preserve">, la Secretaría Técnica de la Comisión de Protección al Consumidor N° 1 (en adelante, Secretaría Técnica) emitió un requerimiento de subsanación </w:t>
+        <w:t xml:space="preserve">, la Secretaría Técnica de la Comisión de Protección al Consumidor 1 (en adelante, Secretaría Técnica) emitió un requerimiento de subsanación </w:t>
       </w:r>
       <w:r>
         <w:rPr>
@@ -2074,7 +2074,7 @@
           <w:lang w:eastAsia="es-ES"/>
           <w14:ligatures w14:val="none"/>
         </w:rPr>
-        <w:t xml:space="preserve">° 2 del </w:t>
+        <w:t xml:space="preserve"> 2 del </w:t>
       </w:r>
       <w:r>
         <w:rPr>
@@ -2134,7 +2134,7 @@
           <w:lang w:eastAsia="es-ES"/>
           <w14:ligatures w14:val="none"/>
         </w:rPr>
-        <w:t xml:space="preserve">al no haber absuelto el requerimiento efectuado mediante Resolución N° </w:t>
+        <w:t xml:space="preserve">al no haber absuelto el requerimiento efectuado mediante Resolución </w:t>
       </w:r>
       <w:r>
         <w:rPr>
@@ -2285,7 +2285,7 @@
           <w:lang w:eastAsia="es-ES"/>
           <w14:ligatures w14:val="none"/>
         </w:rPr>
-        <w:t xml:space="preserve">Resolución N° 2 se emitió sin tener presente que el señor </w:t>
+        <w:t xml:space="preserve">Resolución 2 se emitió sin tener presente que el señor </w:t>
       </w:r>
       <w:r>
         <w:rPr>
@@ -2305,7 +2305,7 @@
           <w:lang w:eastAsia="es-ES"/>
           <w14:ligatures w14:val="none"/>
         </w:rPr>
-        <w:t>había realizado la subsanación de lo requerido por Resolución N°1, por lo cual, corresponde dejarla sin efecto</w:t>
+        <w:t>había realizado la subsanación de lo requerido por Resolución 1, por lo cual, corresponde dejarla sin efecto</w:t>
       </w:r>
       <w:r>
         <w:rPr>
@@ -2411,7 +2411,7 @@
           <w:lang w:eastAsia="es-PE"/>
           <w14:ligatures w14:val="none"/>
         </w:rPr>
-        <w:t>La Secretaría Técnica de la Comisión de Protección al Consumidor N°1 (en adelante, la Secretaría Técnica), en ejercicio de sus facultades</w:t>
+        <w:t>La Secretaría Técnica de la Comisión de Protección al Consumidor 1 (en adelante, la Secretaría Técnica), en ejercicio de sus facultades</w:t>
       </w:r>
       <w:bookmarkEnd w:id="1"/>
       <w:bookmarkEnd w:id="2"/>
@@ -2474,7 +2474,7 @@
           <w:lang w:eastAsia="es-PE"/>
           <w14:ligatures w14:val="none"/>
         </w:rPr>
-        <w:t>la compañía aseguradora habría anulado indebidamente la Póliza N° 2007808645 Seguro Vehicular, ocasionando que pierda su vigencia el 2 de julio de 2023</w:t>
+        <w:t>la compañía aseguradora habría anulado indebidamente la Póliza 2007808645 Seguro Vehicular, ocasionando que pierda su vigencia el 2 de julio de 2023</w:t>
       </w:r>
       <w:r>
         <w:rPr>
@@ -2508,7 +2508,7 @@
           <w:lang w:eastAsia="es-PE"/>
           <w14:ligatures w14:val="none"/>
         </w:rPr>
-        <w:t>°</w:t>
+        <w:t/>
       </w:r>
       <w:r>
         <w:rPr>
@@ -2526,7 +2526,7 @@
           <w:lang w:eastAsia="es-PE"/>
           <w14:ligatures w14:val="none"/>
         </w:rPr>
-        <w:t>°</w:t>
+        <w:t/>
       </w:r>
       <w:r>
         <w:rPr>
@@ -2624,7 +2624,7 @@
           <w:lang w:eastAsia="es-PE"/>
           <w14:ligatures w14:val="none"/>
         </w:rPr>
-        <w:t>la compañía aseguradora no habría gestionado oportunamente en aplicar el porcentaje correcto del deducible para la reparación del vehículo con Placa de Rodaje N°CCN360 por el siniestro N° 1001067466, toda vez que el 9 de febrero de 2026 se le pretendió aplicar un deducible del 25%, pese a que correspondía un deducible del 15%</w:t>
+        <w:t>la compañía aseguradora no habría gestionado oportunamente en aplicar el porcentaje correcto del deducible para la reparación del vehículo con Placa de Rodaje CCN360 por el siniestro 1001067466, toda vez que el 9 de febrero de 2026 se le pretendió aplicar un deducible del 25%, pese a que correspondía un deducible del 15%</w:t>
       </w:r>
       <w:r>
         <w:rPr>
@@ -2642,7 +2642,7 @@
           <w:lang w:eastAsia="es-PE"/>
           <w14:ligatures w14:val="none"/>
         </w:rPr>
-        <w:t>°</w:t>
+        <w:t/>
       </w:r>
       <w:r>
         <w:rPr>
@@ -2660,7 +2660,7 @@
           <w:lang w:eastAsia="es-PE"/>
           <w14:ligatures w14:val="none"/>
         </w:rPr>
-        <w:t>°</w:t>
+        <w:t/>
       </w:r>
       <w:r>
         <w:rPr>
@@ -2679,7 +2679,7 @@
           <w:lang w:eastAsia="es-PE"/>
           <w14:ligatures w14:val="none"/>
         </w:rPr>
-        <w:t xml:space="preserve">.  </w:t>
+        <w:t xml:space="preserve">. </w:t>
       </w:r>
     </w:p>
     <w:p>
@@ -2746,7 +2746,7 @@
           <w:lang w:eastAsia="es-PE"/>
           <w14:ligatures w14:val="none"/>
         </w:rPr>
-        <w:t xml:space="preserve">la compañía aseguradora no habría cumplido con trasladar oportunamente el vehículo con Placa de Rodaje N°CCN360 al taller </w:t>
+        <w:t xml:space="preserve">la compañía aseguradora no habría cumplido con trasladar oportunamente el vehículo con Placa de Rodaje CCN360 al taller </w:t>
       </w:r>
       <w:proofErr w:type="spellStart"/>
       <w:r>
@@ -2796,7 +2796,7 @@
           <w:lang w:eastAsia="es-PE"/>
           <w14:ligatures w14:val="none"/>
         </w:rPr>
-        <w:t>°</w:t>
+        <w:t/>
       </w:r>
       <w:r>
         <w:rPr>
@@ -2814,7 +2814,7 @@
           <w:lang w:eastAsia="es-PE"/>
           <w14:ligatures w14:val="none"/>
         </w:rPr>
-        <w:t>°</w:t>
+        <w:t/>
       </w:r>
       <w:r>
         <w:rPr>
@@ -2905,7 +2905,7 @@
           <w:lang w:eastAsia="es-PE"/>
           <w14:ligatures w14:val="none"/>
         </w:rPr>
-        <w:t>la compañía aseguradora habría calificado indebidamente el vehículo con Placa de Rodaje N°CCN360 como pérdida total por el siniestro N° 1001067466, al no haber realizado el peritaje correspondiente</w:t>
+        <w:t>la compañía aseguradora habría calificado indebidamente el vehículo con Placa de Rodaje CCN360 como pérdida total por el siniestro 1001067466, al no haber realizado el peritaje correspondiente</w:t>
       </w:r>
       <w:r>
         <w:rPr>
@@ -2923,7 +2923,7 @@
           <w:lang w:eastAsia="es-PE"/>
           <w14:ligatures w14:val="none"/>
         </w:rPr>
-        <w:t>°</w:t>
+        <w:t/>
       </w:r>
       <w:r>
         <w:rPr>
@@ -2941,7 +2941,7 @@
           <w:lang w:eastAsia="es-PE"/>
           <w14:ligatures w14:val="none"/>
         </w:rPr>
-        <w:t>°</w:t>
+        <w:t/>
       </w:r>
       <w:r>
         <w:rPr>
@@ -2961,7 +2961,7 @@
           <w:lang w:eastAsia="es-PE"/>
           <w14:ligatures w14:val="none"/>
         </w:rPr>
-        <w:t xml:space="preserve">.    </w:t>
+        <w:t xml:space="preserve">. </w:t>
       </w:r>
       <w:bookmarkEnd w:id="14"/>
       <w:bookmarkEnd w:id="16"/>
@@ -3192,7 +3192,7 @@
           <w:lang w:val="es-ES" w:eastAsia="es-ES"/>
           <w14:ligatures w14:val="none"/>
         </w:rPr>
-        <w:t xml:space="preserve">(i) presentar una copia completa, legible y debidamente suscrita de la Póliza N° </w:t>
+        <w:t xml:space="preserve">(i) presentar una copia completa, legible y debidamente suscrita de la Póliza </w:t>
       </w:r>
       <w:r>
         <w:rPr>
@@ -3244,7 +3244,7 @@
           <w:lang w:val="es-ES" w:eastAsia="es-ES"/>
           <w14:ligatures w14:val="none"/>
         </w:rPr>
-        <w:t>que atendió oportunamente el siniestro N° 1001067466</w:t>
+        <w:t>que atendió oportunamente el siniestro 1001067466</w:t>
       </w:r>
       <w:r>
         <w:rPr>
@@ -3366,7 +3366,7 @@
           <w:lang w:eastAsia="es-PE"/>
           <w14:ligatures w14:val="none"/>
         </w:rPr>
-        <w:t xml:space="preserve">RESOLUCIÓN DE LA SECRETARÍA TÉCNICA  </w:t>
+        <w:t xml:space="preserve">RESOLUCIÓN DE LA SECRETARÍA TÉCNICA </w:t>
       </w:r>
     </w:p>
     <w:p>
@@ -3429,7 +3429,7 @@
           <w:lang w:eastAsia="es-PE"/>
           <w14:ligatures w14:val="none"/>
         </w:rPr>
-        <w:t xml:space="preserve">N° 2 del </w:t>
+        <w:t xml:space="preserve">2 del </w:t>
       </w:r>
       <w:r>
         <w:rPr>
@@ -3685,7 +3685,7 @@
           <w:lang w:eastAsia="es-PE"/>
           <w14:ligatures w14:val="none"/>
         </w:rPr>
-        <w:t xml:space="preserve"> infracción a los artículos 18° y 19°</w:t>
+        <w:t xml:space="preserve"> infracción a los artículos 18 y 19</w:t>
       </w:r>
       <w:r>
         <w:rPr>
@@ -3714,7 +3714,7 @@
           <w:lang w:eastAsia="es-PE"/>
           <w14:ligatures w14:val="none"/>
         </w:rPr>
-        <w:t xml:space="preserve">N° </w:t>
+        <w:t xml:space="preserve"/>
       </w:r>
       <w:r>
         <w:rPr>
@@ -3744,7 +3744,7 @@
           <w:lang w:val="es-ES" w:eastAsia="es-ES"/>
           <w14:ligatures w14:val="none"/>
         </w:rPr>
-        <w:t>la Póliza N° 2007808645 Seguro Vehicular</w:t>
+        <w:t>la Póliza 2007808645 Seguro Vehicular</w:t>
       </w:r>
       <w:r>
         <w:rPr>
@@ -3828,7 +3828,7 @@
           <w:lang w:eastAsia="es-PE"/>
           <w14:ligatures w14:val="none"/>
         </w:rPr>
-        <w:t xml:space="preserve"> infracción a los artículos 18° y 19°</w:t>
+        <w:t xml:space="preserve"> infracción a los artículos 18 y 19</w:t>
       </w:r>
       <w:r>
         <w:rPr>
@@ -3857,7 +3857,7 @@
           <w:lang w:eastAsia="es-PE"/>
           <w14:ligatures w14:val="none"/>
         </w:rPr>
-        <w:t xml:space="preserve">N° </w:t>
+        <w:t xml:space="preserve"/>
       </w:r>
       <w:r>
         <w:rPr>
@@ -3907,7 +3907,7 @@
           <w:lang w:eastAsia="es-ES"/>
           <w14:ligatures w14:val="none"/>
         </w:rPr>
-        <w:t>vehículo con Placa de Rodaje N°CCN360</w:t>
+        <w:t>vehículo con Placa de Rodaje CCN360</w:t>
       </w:r>
       <w:r>
         <w:rPr>
@@ -3927,7 +3927,7 @@
           <w:lang w:val="es-ES" w:eastAsia="es-ES"/>
           <w14:ligatures w14:val="none"/>
         </w:rPr>
-        <w:t>siniestro N° 1001067466</w:t>
+        <w:t>siniestro 1001067466</w:t>
       </w:r>
       <w:r>
         <w:rPr>
@@ -4009,7 +4009,7 @@
           <w:lang w:eastAsia="es-PE"/>
           <w14:ligatures w14:val="none"/>
         </w:rPr>
-        <w:t xml:space="preserve"> infracción a los artículos 18° y 19°</w:t>
+        <w:t xml:space="preserve"> infracción a los artículos 18 y 19</w:t>
       </w:r>
       <w:r>
         <w:rPr>
@@ -4038,7 +4038,7 @@
           <w:lang w:eastAsia="es-PE"/>
           <w14:ligatures w14:val="none"/>
         </w:rPr>
-        <w:t xml:space="preserve">N° </w:t>
+        <w:t xml:space="preserve"/>
       </w:r>
       <w:r>
         <w:rPr>
@@ -4068,7 +4068,7 @@
           <w:lang w:eastAsia="es-ES"/>
           <w14:ligatures w14:val="none"/>
         </w:rPr>
-        <w:t>vehículo con Placa de Rodaje N°</w:t>
+        <w:t>vehículo con Placa de Rodaje </w:t>
       </w:r>
       <w:r>
         <w:rPr>
@@ -4173,7 +4173,7 @@
           <w:lang w:eastAsia="es-PE"/>
           <w14:ligatures w14:val="none"/>
         </w:rPr>
-        <w:t xml:space="preserve"> infracción a los artículos 18° y 19°</w:t>
+        <w:t xml:space="preserve"> infracción a los artículos 18 y 19</w:t>
       </w:r>
       <w:r>
         <w:rPr>
@@ -4202,7 +4202,7 @@
           <w:lang w:eastAsia="es-PE"/>
           <w14:ligatures w14:val="none"/>
         </w:rPr>
-        <w:t xml:space="preserve">N° </w:t>
+        <w:t xml:space="preserve"/>
       </w:r>
       <w:r>
         <w:rPr>
@@ -4232,7 +4232,7 @@
           <w:lang w:eastAsia="es-ES"/>
           <w14:ligatures w14:val="none"/>
         </w:rPr>
-        <w:t>con Placa de Rodaje N°CCN360 como pérdida total</w:t>
+        <w:t>con Placa de Rodaje CCN360 como pérdida total</w:t>
       </w:r>
       <w:r>
         <w:rPr>
@@ -4252,7 +4252,7 @@
           <w:lang w:val="es-ES" w:eastAsia="es-ES"/>
           <w14:ligatures w14:val="none"/>
         </w:rPr>
-        <w:t>siniestro N° 1001067466</w:t>
+        <w:t>siniestro 1001067466</w:t>
       </w:r>
       <w:r>
         <w:rPr>
@@ -4606,7 +4606,7 @@
           <w:lang w:eastAsia="es-PE"/>
           <w14:ligatures w14:val="none"/>
         </w:rPr>
-        <w:t>°</w:t>
+        <w:t/>
       </w:r>
       <w:r>
         <w:rPr>
@@ -4703,7 +4703,7 @@
           <w:lang w:eastAsia="es-PE"/>
           <w14:ligatures w14:val="none"/>
         </w:rPr>
-        <w:t>°</w:t>
+        <w:t/>
       </w:r>
       <w:r>
         <w:rPr>
@@ -4896,7 +4896,7 @@
           <w:lang w:eastAsia="es-PE"/>
           <w14:ligatures w14:val="none"/>
         </w:rPr>
-        <w:t>°</w:t>
+        <w:t/>
       </w:r>
       <w:r>
         <w:rPr>
@@ -5041,7 +5041,7 @@
           <w:lang w:val="es-ES" w:eastAsia="es-ES"/>
           <w14:ligatures w14:val="none"/>
         </w:rPr>
-        <w:t>(i) presentar una copia completa, legible y debidamente suscrita de la Póliza N° 2007808645 Seguro Vehicular, así como el cargo de remisión de la póliza; (</w:t>
+        <w:t>(i) presentar una copia completa, legible y debidamente suscrita de la Póliza 2007808645 Seguro Vehicular, así como el cargo de remisión de la póliza; (</w:t>
       </w:r>
       <w:proofErr w:type="spellStart"/>
       <w:r>
@@ -5063,7 +5063,7 @@
           <w:lang w:val="es-ES" w:eastAsia="es-ES"/>
           <w14:ligatures w14:val="none"/>
         </w:rPr>
-        <w:t>) presentar los medios probatorios que acrediten que atendió oportunamente el siniestro N° 1001067466 respecto del accidente vehicular del 30 de diciembre de 2023; y, (</w:t>
+        <w:t>) presentar los medios probatorios que acrediten que atendió oportunamente el siniestro 1001067466 respecto del accidente vehicular del 30 de diciembre de 2023; y, (</w:t>
       </w:r>
       <w:proofErr w:type="spellStart"/>
       <w:r>
@@ -5177,7 +5177,7 @@
           <w:lang w:eastAsia="es-PE"/>
           <w14:ligatures w14:val="none"/>
         </w:rPr>
-        <w:t>°</w:t>
+        <w:t/>
       </w:r>
       <w:r>
         <w:rPr>
@@ -5197,7 +5197,7 @@
           <w:lang w:eastAsia="es-PE"/>
           <w14:ligatures w14:val="none"/>
         </w:rPr>
-        <w:t xml:space="preserve">N° </w:t>
+        <w:t xml:space="preserve"/>
       </w:r>
       <w:r>
         <w:rPr>
@@ -5238,7 +5238,7 @@
           <w:lang w:eastAsia="es-PE"/>
           <w14:ligatures w14:val="none"/>
         </w:rPr>
-        <w:t>°</w:t>
+        <w:t/>
       </w:r>
       <w:r>
         <w:rPr>
@@ -5258,7 +5258,7 @@
           <w:lang w:eastAsia="es-PE"/>
           <w14:ligatures w14:val="none"/>
         </w:rPr>
-        <w:t>°</w:t>
+        <w:t/>
       </w:r>
       <w:r>
         <w:rPr>
@@ -5278,7 +5278,7 @@
           <w:lang w:eastAsia="es-PE"/>
           <w14:ligatures w14:val="none"/>
         </w:rPr>
-        <w:t>°</w:t>
+        <w:t/>
       </w:r>
       <w:r>
         <w:rPr>
@@ -5341,7 +5341,7 @@
           <w:lang w:eastAsia="es-PE"/>
           <w14:ligatures w14:val="none"/>
         </w:rPr>
-        <w:t>°</w:t>
+        <w:t/>
       </w:r>
       <w:r>
         <w:rPr>
@@ -5444,7 +5444,7 @@
           <w:lang w:eastAsia="es-PE"/>
           <w14:ligatures w14:val="none"/>
         </w:rPr>
-        <w:t>°</w:t>
+        <w:t/>
       </w:r>
       <w:r>
         <w:rPr>
@@ -5539,7 +5539,7 @@
           <w:lang w:eastAsia="es-PE"/>
           <w14:ligatures w14:val="none"/>
         </w:rPr>
-        <w:t>°</w:t>
+        <w:t/>
       </w:r>
       <w:r>
         <w:rPr>
@@ -5547,7 +5547,7 @@
           <w:kern w:val="0"/>
           <w14:ligatures w14:val="none"/>
         </w:rPr>
-        <w:t xml:space="preserve"> del Decreto Legislativo N° 807</w:t>
+        <w:t xml:space="preserve"> del Decreto Legislativo 807</w:t>
       </w:r>
       <w:r>
         <w:rPr>
@@ -5802,7 +5802,7 @@
           <w:lang w:eastAsia="es-PE"/>
           <w14:ligatures w14:val="none"/>
         </w:rPr>
-        <w:t>°</w:t>
+        <w:t/>
       </w:r>
       <w:r>
         <w:rPr>
@@ -5827,7 +5827,7 @@
           <w:lang w:eastAsia="es-PE"/>
           <w14:ligatures w14:val="none"/>
         </w:rPr>
-        <w:t>°</w:t>
+        <w:t/>
       </w:r>
       <w:r>
         <w:rPr>
@@ -6355,7 +6355,7 @@
           <w:sz w:val="16"/>
           <w:szCs w:val="16"/>
         </w:rPr>
-        <w:t>Denuncia remitida a esta Comisión mediante DOCUMENTO DE TRASLADO N° 001-2026-CPC-HRZ/INDECOPI de fecha 7 de enero de 2026, recepcionada el 21 de abril de 2026.</w:t>
+        <w:t>Denuncia remitida a esta Comisión mediante DOCUMENTO DE TRASLADO 001-2026-CPC-HRZ/INDECOPI de fecha 7 de enero de 2026, recepcionada el 21 de abril de 2026.</w:t>
       </w:r>
     </w:p>
     <w:p>
@@ -6545,7 +6545,7 @@
           <w:sz w:val="16"/>
           <w:szCs w:val="16"/>
         </w:rPr>
-        <w:t xml:space="preserve">  </w:t>
+        <w:t xml:space="preserve"> </w:t>
       </w:r>
       <w:r>
         <w:rPr>
@@ -6563,7 +6563,7 @@
           <w:sz w:val="16"/>
           <w:szCs w:val="16"/>
         </w:rPr>
-        <w:t xml:space="preserve">LEY N° 29571, CÓDIGO DE PROTECCIÓN Y DEFENSA DEL CONSUMIDOR, publicado el 2 de setiembre de 2010 y modificado por Decreto Legislativo N° 1308 </w:t>
+        <w:t xml:space="preserve">LEY 29571, CÓDIGO DE PROTECCIÓN Y DEFENSA DEL CONSUMIDOR, publicado el 2 de setiembre de 2010 y modificado por Decreto Legislativo 1308 </w:t>
       </w:r>
     </w:p>
     <w:p>
@@ -6617,7 +6617,7 @@
           <w:szCs w:val="16"/>
         </w:rPr>
         <w:tab/>
-        <w:t xml:space="preserve">El Instituto Nacional de Defensa de la Competencia y de la Protección de la Propiedad Intelectual (Indecopi) es la autoridad con competencia primaria y de alcance nacional para conocer las presuntas infracciones a las disposiciones contenidas en el presente Código, así como para imponer las sanciones y medidas correctivas establecidas en el presente capítulo, conforme al Decreto Legislativo N° 1033, Ley de Organización y Funciones del Indecopi. Dicha competencia solo puede ser negada cuando ella haya sido asignada o se asigne a favor de otro organismo por norma expresa con rango de ley. </w:t>
+        <w:t xml:space="preserve">El Instituto Nacional de Defensa de la Competencia y de la Protección de la Propiedad Intelectual (Indecopi) es la autoridad con competencia primaria y de alcance nacional para conocer las presuntas infracciones a las disposiciones contenidas en el presente Código, así como para imponer las sanciones y medidas correctivas establecidas en el presente capítulo, conforme al Decreto Legislativo 1033, Ley de Organización y Funciones del Indecopi. Dicha competencia solo puede ser negada cuando ella haya sido asignada o se asigne a favor de otro organismo por norma expresa con rango de ley. </w:t>
       </w:r>
     </w:p>
     <w:p>
@@ -6694,7 +6694,7 @@
           <w:sz w:val="16"/>
           <w:szCs w:val="16"/>
         </w:rPr>
-        <w:t xml:space="preserve">LEY DE ORGANIZACIÓN Y FUNCIONES DEL INDECOPI, APROBADA POR DECRETO LEGISLATIVO N° 1033 </w:t>
+        <w:t xml:space="preserve">LEY DE ORGANIZACIÓN Y FUNCIONES DEL INDECOPI, APROBADA POR DECRETO LEGISLATIVO 1033 </w:t>
       </w:r>
     </w:p>
     <w:p>
@@ -6807,7 +6807,7 @@
           <w:sz w:val="16"/>
           <w:szCs w:val="16"/>
         </w:rPr>
-        <w:t xml:space="preserve">           </w:t>
+        <w:t xml:space="preserve"> </w:t>
       </w:r>
       <w:r>
         <w:rPr>
@@ -6825,7 +6825,7 @@
           <w:sz w:val="16"/>
           <w:szCs w:val="16"/>
         </w:rPr>
-        <w:t xml:space="preserve">LEY N° 29571, CÓDIGO DE PROTECCIÓN Y DEFENSA DEL CONSUMIDOR, publicado el 2 de setiembre de 2010 y modificado por Decreto Legislativo N° 1308   </w:t>
+        <w:t xml:space="preserve">LEY 29571, CÓDIGO DE PROTECCIÓN Y DEFENSA DEL CONSUMIDOR, publicado el 2 de setiembre de 2010 y modificado por Decreto Legislativo 1308 </w:t>
       </w:r>
     </w:p>
     <w:p>
@@ -6850,7 +6850,7 @@
           <w:sz w:val="16"/>
           <w:szCs w:val="16"/>
         </w:rPr>
-        <w:t xml:space="preserve">Artículo 18.- Idoneidad   </w:t>
+        <w:t xml:space="preserve">Artículo 18.- Idoneidad </w:t>
       </w:r>
     </w:p>
     <w:p>
@@ -6871,7 +6871,7 @@
           <w:sz w:val="16"/>
           <w:szCs w:val="16"/>
         </w:rPr>
-        <w:t xml:space="preserve">Se entiende por idoneidad la correspondencia entre lo que un consumidor espera y lo que efectivamente recibe, en función a lo que se le hubiera ofrecido, la publicidad e información transmitida, las condiciones y circunstancias de la transacción, las características y naturaleza del producto o servicio, el precio, entre otros factores, atendiendo a las circunstancias del caso.    </w:t>
+        <w:t xml:space="preserve">Se entiende por idoneidad la correspondencia entre lo que un consumidor espera y lo que efectivamente recibe, en función a lo que se le hubiera ofrecido, la publicidad e información transmitida, las condiciones y circunstancias de la transacción, las características y naturaleza del producto o servicio, el precio, entre otros factores, atendiendo a las circunstancias del caso. </w:t>
       </w:r>
     </w:p>
     <w:p>
@@ -6996,7 +6996,7 @@
           <w:sz w:val="16"/>
           <w:szCs w:val="16"/>
         </w:rPr>
-        <w:t xml:space="preserve">  </w:t>
+        <w:t xml:space="preserve"> </w:t>
       </w:r>
       <w:r>
         <w:rPr>
@@ -7014,7 +7014,7 @@
           <w:sz w:val="16"/>
           <w:szCs w:val="16"/>
         </w:rPr>
-        <w:t>LEY SOBRE FACULTADES, NORMAS Y ORGANIZACIÓN DEL INDECOPI, APROBADA POR DECRETO LEGISLATIVO N° 807 Artículo 24.-</w:t>
+        <w:t>LEY SOBRE FACULTADES, NORMAS Y ORGANIZACIÓN DEL INDECOPI, APROBADA POR DECRETO LEGISLATIVO 807 Artículo 24.-</w:t>
       </w:r>
       <w:r>
         <w:rPr>
@@ -7178,7 +7178,7 @@
           <w:szCs w:val="16"/>
         </w:rPr>
         <w:tab/>
-        <w:t xml:space="preserve">El número de trabajadores se atenderá siempre que la empresa haya sido constituida antes de la vigencia de la Ley Nº 30056, publicada el 2 de julio de 2013, que modificó el artículo 5 del Texto Único Ordenado de la Ley de Promoción de la Competitividad, Formalización y Desarrollo de la Micro y Pequeña Empresa y de Acceso al Empleo Decente (LEY MYPE). Ello, en la medida que la Tercera Disposición Complementaria Transitoria de la norma modificatoria precisa que las empresas constituidas antes de la </w:t>
+        <w:t xml:space="preserve">El número de trabajadores se atenderá siempre que la empresa haya sido constituida antes de la vigencia de la Ley 30056, publicada el 2 de julio de 2013, que modificó el artículo 5 del Texto Único Ordenado de la Ley de Promoción de la Competitividad, Formalización y Desarrollo de la Micro y Pequeña Empresa y de Acceso al Empleo Decente (LEY MYPE). Ello, en la medida que la Tercera Disposición Complementaria Transitoria de la norma modificatoria precisa que las empresas constituidas antes de la </w:t>
       </w:r>
       <w:proofErr w:type="gramStart"/>
       <w:r>
@@ -7277,7 +7277,7 @@
           <w:sz w:val="16"/>
           <w:szCs w:val="16"/>
         </w:rPr>
-        <w:t>publicado el 2 de setiembre de 2010 y modificado por Decreto Legislativo N° 1308</w:t>
+        <w:t>publicado el 2 de setiembre de 2010 y modificado por Decreto Legislativo 1308</w:t>
       </w:r>
     </w:p>
     <w:p>
@@ -7440,7 +7440,7 @@
           <w:szCs w:val="16"/>
           <w:vertAlign w:val="superscript"/>
         </w:rPr>
-        <w:t xml:space="preserve">  </w:t>
+        <w:t xml:space="preserve"> </w:t>
       </w:r>
       <w:r>
         <w:rPr>
@@ -7448,7 +7448,7 @@
           <w:sz w:val="16"/>
           <w:szCs w:val="16"/>
         </w:rPr>
-        <w:t xml:space="preserve">     </w:t>
+        <w:t xml:space="preserve"> </w:t>
       </w:r>
       <w:r>
         <w:rPr>
@@ -7484,7 +7484,7 @@
           <w:sz w:val="16"/>
           <w:szCs w:val="16"/>
         </w:rPr>
-        <w:t>publicado el 2 de setiembre de 2010 y modificado por Decreto Legislativo N° 1308</w:t>
+        <w:t>publicado el 2 de setiembre de 2010 y modificado por Decreto Legislativo 1308</w:t>
       </w:r>
     </w:p>
     <w:p>
@@ -7529,7 +7529,7 @@
           <w:sz w:val="16"/>
           <w:szCs w:val="16"/>
         </w:rPr>
-        <w:t>El órgano resolutivo puede sancionar las infracciones administrativas a que se refiere el artículo 108º con amonestación y multas de hasta cuatrocientos cincuenta (450) Unidades Impositivas Tributarias (UIT), las cuales son calificadas de la siguiente manera:</w:t>
+        <w:t>El órgano resolutivo puede sancionar las infracciones administrativas a que se refiere el artículo 108 con amonestación y multas de hasta cuatrocientos cincuenta (450) Unidades Impositivas Tributarias (UIT), las cuales son calificadas de la siguiente manera:</w:t>
       </w:r>
     </w:p>
     <w:p>
@@ -7657,7 +7657,7 @@
           <w:sz w:val="16"/>
           <w:szCs w:val="16"/>
         </w:rPr>
-        <w:t xml:space="preserve">        </w:t>
+        <w:t xml:space="preserve"> </w:t>
       </w:r>
       <w:r>
         <w:rPr>
@@ -8509,7 +8509,7 @@
           <w:sz w:val="16"/>
           <w:szCs w:val="16"/>
         </w:rPr>
-        <w:t xml:space="preserve">         </w:t>
+        <w:t xml:space="preserve"> </w:t>
       </w:r>
       <w:r>
         <w:rPr>
@@ -8545,7 +8545,7 @@
           <w:sz w:val="16"/>
           <w:szCs w:val="16"/>
         </w:rPr>
-        <w:t>publicado el 2 de setiembre de 2010 y modificado por Decreto Legislativo N° 1308</w:t>
+        <w:t>publicado el 2 de setiembre de 2010 y modificado por Decreto Legislativo 1308</w:t>
       </w:r>
     </w:p>
     <w:p>
@@ -8749,7 +8749,7 @@
           <w:szCs w:val="16"/>
         </w:rPr>
         <w:tab/>
-        <w:t>DECRETO LEGISLATIVO Nº 807, LEY SOBRE FACULTADES, NORMAS Y ORGANIZACIÓN DEL INDECOPI FACULTADES DE LAS COMISIONES Y OFICINAS DEL INDECOPI</w:t>
+        <w:t>DECRETO LEGISLATIVO 807, LEY SOBRE FACULTADES, NORMAS Y ORGANIZACIÓN DEL INDECOPI FACULTADES DE LAS COMISIONES Y OFICINAS DEL INDECOPI</w:t>
       </w:r>
     </w:p>
     <w:p>
@@ -8845,7 +8845,7 @@
           <w:sz w:val="16"/>
           <w:szCs w:val="16"/>
         </w:rPr>
-        <w:t>TEXTO ÚNICO ORDENADO DE LA LEY DEL PROCEDIMIENTO ADMINISTRATIVO GENERAL, aprobado mediante DECRETO SUPREMO N° 006-2026-JUS y publicado el 30 de abril de 2026</w:t>
+        <w:t>TEXTO ÚNICO ORDENADO DE LA LEY DEL PROCEDIMIENTO ADMINISTRATIVO GENERAL, aprobado mediante DECRETO SUPREMO 006-2026-JUS y publicado el 30 de abril de 2026</w:t>
       </w:r>
     </w:p>
     <w:p>
@@ -9200,7 +9200,7 @@
               <w:sz w:val="16"/>
               <w:szCs w:val="16"/>
             </w:rPr>
-            <w:t xml:space="preserve">CNICA DE LA    </w:t>
+            <w:t xml:space="preserve">CNICA DE LA </w:t>
           </w:r>
         </w:p>
         <w:p>

--- a/plantillas_maestras/01_seguro_vehicular/falta_atencion_o_demora_reclamo/2_o_mas_ddos_varios/varon/TPL_1337_2026_SEGURO_VEHICULAR_FALTA_ATENCION_O_DEMORA_RECLAMO_ASEGURADORA_VARON_R3.docx
+++ b/plantillas_maestras/01_seguro_vehicular/falta_atencion_o_demora_reclamo/2_o_mas_ddos_varios/varon/TPL_1337_2026_SEGURO_VEHICULAR_FALTA_ATENCION_O_DEMORA_RECLAMO_ASEGURADORA_VARON_R3.docx
@@ -95,7 +95,7 @@
           <w:lang w:eastAsia="es-PE"/>
           <w14:ligatures w14:val="none"/>
         </w:rPr>
-        <w:t>DENUNCIANTE</w:t>
+        <w:t xml:space="preserve">DENUNCIANTE:[DENUNCIANTE] (SEÑOR [APELLIDO])</w:t>
       </w:r>
       <w:r>
         <w:rPr>
@@ -107,7 +107,7 @@
           <w14:ligatures w14:val="none"/>
         </w:rPr>
         <w:tab/>
-        <w:t>:</w:t>
+        <w:t/>
       </w:r>
       <w:r>
         <w:rPr>
@@ -129,51 +129,51 @@
           <w:lang w:eastAsia="es-PE"/>
           <w14:ligatures w14:val="none"/>
         </w:rPr>
-        <w:t xml:space="preserve">VÍCTOR HUGO GÓMEZ </w:t>
-      </w:r>
-      <w:r>
-        <w:rPr>
-          <w:rFonts w:ascii="Arial Narrow" w:eastAsia="Arial Narrow" w:hAnsi="Arial Narrow" w:cs="Arial Narrow"/>
-          <w:b/>
-          <w:color w:val="000000"/>
-          <w:kern w:val="0"/>
-          <w:lang w:eastAsia="es-PE"/>
-          <w14:ligatures w14:val="none"/>
-        </w:rPr>
-        <w:t xml:space="preserve">PALACI </w:t>
-      </w:r>
-      <w:r>
-        <w:rPr>
-          <w:rFonts w:ascii="Arial Narrow" w:eastAsia="Arial Narrow" w:hAnsi="Arial Narrow" w:cs="Arial Narrow"/>
-          <w:b/>
-          <w:color w:val="000000"/>
-          <w:kern w:val="0"/>
-          <w:lang w:eastAsia="es-PE"/>
-          <w14:ligatures w14:val="none"/>
-        </w:rPr>
-        <w:t xml:space="preserve">(SEÑOR </w:t>
-      </w:r>
-      <w:r>
-        <w:rPr>
-          <w:rFonts w:ascii="Arial Narrow" w:eastAsia="Arial Narrow" w:hAnsi="Arial Narrow" w:cs="Arial Narrow"/>
-          <w:b/>
-          <w:color w:val="000000"/>
-          <w:kern w:val="0"/>
-          <w:lang w:eastAsia="es-PE"/>
-          <w14:ligatures w14:val="none"/>
-        </w:rPr>
-        <w:t>GÓMEZ</w:t>
-      </w:r>
-      <w:r>
-        <w:rPr>
-          <w:rFonts w:ascii="Arial Narrow" w:eastAsia="Arial Narrow" w:hAnsi="Arial Narrow" w:cs="Arial Narrow"/>
-          <w:b/>
-          <w:color w:val="000000"/>
-          <w:kern w:val="0"/>
-          <w:lang w:eastAsia="es-PE"/>
-          <w14:ligatures w14:val="none"/>
-        </w:rPr>
-        <w:t>)</w:t>
+        <w:t xml:space="preserve"/>
+      </w:r>
+      <w:r>
+        <w:rPr>
+          <w:rFonts w:ascii="Arial Narrow" w:eastAsia="Arial Narrow" w:hAnsi="Arial Narrow" w:cs="Arial Narrow"/>
+          <w:b/>
+          <w:color w:val="000000"/>
+          <w:kern w:val="0"/>
+          <w:lang w:eastAsia="es-PE"/>
+          <w14:ligatures w14:val="none"/>
+        </w:rPr>
+        <w:t xml:space="preserve"/>
+      </w:r>
+      <w:r>
+        <w:rPr>
+          <w:rFonts w:ascii="Arial Narrow" w:eastAsia="Arial Narrow" w:hAnsi="Arial Narrow" w:cs="Arial Narrow"/>
+          <w:b/>
+          <w:color w:val="000000"/>
+          <w:kern w:val="0"/>
+          <w:lang w:eastAsia="es-PE"/>
+          <w14:ligatures w14:val="none"/>
+        </w:rPr>
+        <w:t xml:space="preserve"/>
+      </w:r>
+      <w:r>
+        <w:rPr>
+          <w:rFonts w:ascii="Arial Narrow" w:eastAsia="Arial Narrow" w:hAnsi="Arial Narrow" w:cs="Arial Narrow"/>
+          <w:b/>
+          <w:color w:val="000000"/>
+          <w:kern w:val="0"/>
+          <w:lang w:eastAsia="es-PE"/>
+          <w14:ligatures w14:val="none"/>
+        </w:rPr>
+        <w:t/>
+      </w:r>
+      <w:r>
+        <w:rPr>
+          <w:rFonts w:ascii="Arial Narrow" w:eastAsia="Arial Narrow" w:hAnsi="Arial Narrow" w:cs="Arial Narrow"/>
+          <w:b/>
+          <w:color w:val="000000"/>
+          <w:kern w:val="0"/>
+          <w:lang w:eastAsia="es-PE"/>
+          <w14:ligatures w14:val="none"/>
+        </w:rPr>
+        <w:t/>
       </w:r>
     </w:p>
     <w:p>
@@ -646,7 +646,7 @@
           <w:lang w:val="es-ES" w:eastAsia="es-ES"/>
           <w14:ligatures w14:val="none"/>
         </w:rPr>
-        <w:t xml:space="preserve">Mediante </w:t>
+        <w:t xml:space="preserve">Mediante la denuncia del 29 de diciembre de 2025, subsanada mediante escrito del 11 de mayo de 2026, el señor [APELLIDO] denunció a Pacífico por presuntas infracciones a la Ley 29571, Código de Protección y Defensa del Consumidor (en adelante, Código), señalando lo siguiente:</w:t>
       </w:r>
       <w:r>
         <w:rPr>
@@ -656,7 +656,7 @@
           <w:lang w:val="es-ES" w:eastAsia="es-ES"/>
           <w14:ligatures w14:val="none"/>
         </w:rPr>
-        <w:t xml:space="preserve">la </w:t>
+        <w:t xml:space="preserve"/>
       </w:r>
       <w:r>
         <w:rPr>
@@ -666,7 +666,7 @@
           <w:lang w:val="es-ES" w:eastAsia="es-ES"/>
           <w14:ligatures w14:val="none"/>
         </w:rPr>
-        <w:t xml:space="preserve">denuncia </w:t>
+        <w:t xml:space="preserve"/>
       </w:r>
       <w:r>
         <w:rPr>
@@ -676,7 +676,7 @@
           <w:lang w:val="es-ES" w:eastAsia="es-ES"/>
           <w14:ligatures w14:val="none"/>
         </w:rPr>
-        <w:t xml:space="preserve">del </w:t>
+        <w:t xml:space="preserve"/>
       </w:r>
       <w:r>
         <w:rPr>
@@ -686,7 +686,7 @@
           <w:lang w:val="es-ES" w:eastAsia="es-ES"/>
           <w14:ligatures w14:val="none"/>
         </w:rPr>
-        <w:t>29 de diciembre de 2025</w:t>
+        <w:t/>
       </w:r>
       <w:r>
         <w:rPr>
@@ -707,7 +707,7 @@
           <w:lang w:val="es-ES" w:eastAsia="es-ES"/>
           <w14:ligatures w14:val="none"/>
         </w:rPr>
-        <w:t xml:space="preserve">, subsanada mediante escrito del </w:t>
+        <w:t xml:space="preserve"/>
       </w:r>
       <w:r>
         <w:rPr>
@@ -717,7 +717,7 @@
           <w:lang w:val="es-ES" w:eastAsia="es-ES"/>
           <w14:ligatures w14:val="none"/>
         </w:rPr>
-        <w:t>11 de mayo de 2026</w:t>
+        <w:t/>
       </w:r>
       <w:r>
         <w:rPr>
@@ -725,7 +725,7 @@
           <w:kern w:val="0"/>
           <w14:ligatures w14:val="none"/>
         </w:rPr>
-        <w:t xml:space="preserve">, el señor </w:t>
+        <w:t xml:space="preserve"/>
       </w:r>
       <w:r>
         <w:rPr>
@@ -733,7 +733,7 @@
           <w:kern w:val="0"/>
           <w14:ligatures w14:val="none"/>
         </w:rPr>
-        <w:t xml:space="preserve">Gómez </w:t>
+        <w:t xml:space="preserve"/>
       </w:r>
       <w:r>
         <w:rPr>
@@ -741,7 +741,7 @@
           <w:kern w:val="0"/>
           <w14:ligatures w14:val="none"/>
         </w:rPr>
-        <w:t>d</w:t>
+        <w:t/>
       </w:r>
       <w:r>
         <w:rPr>
@@ -751,7 +751,7 @@
           <w:lang w:val="es-ES" w:eastAsia="es-ES"/>
           <w14:ligatures w14:val="none"/>
         </w:rPr>
-        <w:t xml:space="preserve">enunció a </w:t>
+        <w:t xml:space="preserve"/>
       </w:r>
       <w:r>
         <w:rPr>
@@ -761,7 +761,7 @@
           <w:lang w:val="es-ES" w:eastAsia="es-ES"/>
           <w14:ligatures w14:val="none"/>
         </w:rPr>
-        <w:t xml:space="preserve">Pacífico </w:t>
+        <w:t xml:space="preserve"/>
       </w:r>
       <w:r>
         <w:rPr>
@@ -771,7 +771,7 @@
           <w:lang w:val="es-ES" w:eastAsia="es-ES"/>
           <w14:ligatures w14:val="none"/>
         </w:rPr>
-        <w:t xml:space="preserve">por </w:t>
+        <w:t xml:space="preserve"/>
       </w:r>
       <w:r>
         <w:rPr>
@@ -781,7 +781,7 @@
           <w:lang w:val="es-ES" w:eastAsia="es-ES"/>
           <w14:ligatures w14:val="none"/>
         </w:rPr>
-        <w:t>presuntas infracciones a la Ley 29571, Código de Protección y Defensa del Consumidor (en adelante, Código)</w:t>
+        <w:t/>
       </w:r>
       <w:r>
         <w:rPr>
@@ -802,7 +802,7 @@
           <w:lang w:val="es-ES" w:eastAsia="es-ES"/>
           <w14:ligatures w14:val="none"/>
         </w:rPr>
-        <w:t xml:space="preserve">, señalando </w:t>
+        <w:t xml:space="preserve"/>
       </w:r>
       <w:r>
         <w:rPr>
@@ -813,7 +813,7 @@
           <w:lang w:val="es-ES" w:eastAsia="es-ES"/>
           <w14:ligatures w14:val="none"/>
         </w:rPr>
-        <w:t>lo siguiente</w:t>
+        <w:t/>
       </w:r>
       <w:r>
         <w:rPr>
@@ -824,7 +824,7 @@
           <w:lang w:val="es-ES" w:eastAsia="es-ES"/>
           <w14:ligatures w14:val="none"/>
         </w:rPr>
-        <w:t>:</w:t>
+        <w:t/>
       </w:r>
     </w:p>
     <w:p>
@@ -1629,7 +1629,7 @@
           <w:lang w:val="es-ES" w:eastAsia="es-ES"/>
           <w14:ligatures w14:val="none"/>
         </w:rPr>
-        <w:t xml:space="preserve">El </w:t>
+        <w:t xml:space="preserve">El señor [APELLIDO] solicitó que se establezcan contra Pacífico las medidas correctivas correspondientes. Asimismo, requirió el reembolso de costos y costas del presente procedimiento.</w:t>
       </w:r>
       <w:r>
         <w:rPr>
@@ -1637,7 +1637,7 @@
           <w:kern w:val="0"/>
           <w14:ligatures w14:val="none"/>
         </w:rPr>
-        <w:t xml:space="preserve">señor </w:t>
+        <w:t xml:space="preserve"/>
       </w:r>
       <w:r>
         <w:rPr>
@@ -1645,7 +1645,7 @@
           <w:kern w:val="0"/>
           <w14:ligatures w14:val="none"/>
         </w:rPr>
-        <w:t xml:space="preserve">Gómez </w:t>
+        <w:t xml:space="preserve"/>
       </w:r>
       <w:r>
         <w:rPr>
@@ -1655,7 +1655,7 @@
           <w:lang w:val="es-ES" w:eastAsia="es-ES"/>
           <w14:ligatures w14:val="none"/>
         </w:rPr>
-        <w:t>solicitó</w:t>
+        <w:t/>
       </w:r>
       <w:r>
         <w:rPr>
@@ -1665,7 +1665,7 @@
           <w:lang w:val="es-ES" w:eastAsia="es-ES"/>
           <w14:ligatures w14:val="none"/>
         </w:rPr>
-        <w:t xml:space="preserve"> que se establezcan</w:t>
+        <w:t xml:space="preserve"/>
       </w:r>
       <w:r>
         <w:rPr>
@@ -1675,7 +1675,7 @@
           <w:lang w:val="es-ES" w:eastAsia="es-ES"/>
           <w14:ligatures w14:val="none"/>
         </w:rPr>
-        <w:t xml:space="preserve"> contra </w:t>
+        <w:t xml:space="preserve"/>
       </w:r>
       <w:r>
         <w:rPr>
@@ -1685,7 +1685,7 @@
           <w:lang w:val="es-ES" w:eastAsia="es-ES"/>
           <w14:ligatures w14:val="none"/>
         </w:rPr>
-        <w:t>Pacífico</w:t>
+        <w:t/>
       </w:r>
       <w:r>
         <w:rPr>
@@ -1695,7 +1695,7 @@
           <w:lang w:val="es-ES" w:eastAsia="es-ES"/>
           <w14:ligatures w14:val="none"/>
         </w:rPr>
-        <w:t xml:space="preserve"> las medidas correctivas correspondientes. </w:t>
+        <w:t xml:space="preserve"/>
       </w:r>
       <w:r>
         <w:rPr>
@@ -1705,7 +1705,7 @@
           <w:lang w:val="es-ES" w:eastAsia="es-ES"/>
           <w14:ligatures w14:val="none"/>
         </w:rPr>
-        <w:t>Asimismo, requirió el reembolso de costos y costas del presente procedimiento</w:t>
+        <w:t/>
       </w:r>
       <w:r>
         <w:rPr>
@@ -1715,7 +1715,7 @@
           <w:lang w:val="es-ES" w:eastAsia="es-ES"/>
           <w14:ligatures w14:val="none"/>
         </w:rPr>
-        <w:t>.</w:t>
+        <w:t/>
       </w:r>
     </w:p>
     <w:p>
@@ -1806,17 +1806,17 @@
           <w:lang w:eastAsia="es-ES"/>
           <w14:ligatures w14:val="none"/>
         </w:rPr>
-        <w:t>El</w:t>
-      </w:r>
-      <w:r>
-        <w:rPr>
-          <w:rFonts w:ascii="Arial Narrow" w:eastAsia="Times New Roman" w:hAnsi="Arial Narrow" w:cs="Arial"/>
-          <w:color w:val="000000"/>
-          <w:kern w:val="0"/>
-          <w:lang w:eastAsia="es-ES"/>
-          <w14:ligatures w14:val="none"/>
-        </w:rPr>
-        <w:t xml:space="preserve"> </w:t>
+        <w:t xml:space="preserve">El 29 de diciembre de 2025, el señor [APELLIDO] denunció a Pacífico por presuntas infracciones a la Ley 29571, Código de Protección y Defensa del Consumidor (en adelante, Código). </w:t>
+      </w:r>
+      <w:r>
+        <w:rPr>
+          <w:rFonts w:ascii="Arial Narrow" w:eastAsia="Times New Roman" w:hAnsi="Arial Narrow" w:cs="Arial"/>
+          <w:color w:val="000000"/>
+          <w:kern w:val="0"/>
+          <w:lang w:eastAsia="es-ES"/>
+          <w14:ligatures w14:val="none"/>
+        </w:rPr>
+        <w:t xml:space="preserve"/>
       </w:r>
       <w:r>
         <w:rPr>
@@ -1826,17 +1826,17 @@
           <w:lang w:val="es-ES" w:eastAsia="es-ES"/>
           <w14:ligatures w14:val="none"/>
         </w:rPr>
-        <w:t>29 de diciembre de 2025</w:t>
-      </w:r>
-      <w:r>
-        <w:rPr>
-          <w:rFonts w:ascii="Arial Narrow" w:eastAsia="Times New Roman" w:hAnsi="Arial Narrow" w:cs="Arial"/>
-          <w:color w:val="000000"/>
-          <w:kern w:val="0"/>
-          <w:lang w:eastAsia="es-ES"/>
-          <w14:ligatures w14:val="none"/>
-        </w:rPr>
-        <w:t xml:space="preserve">, el señor </w:t>
+        <w:t/>
+      </w:r>
+      <w:r>
+        <w:rPr>
+          <w:rFonts w:ascii="Arial Narrow" w:eastAsia="Times New Roman" w:hAnsi="Arial Narrow" w:cs="Arial"/>
+          <w:color w:val="000000"/>
+          <w:kern w:val="0"/>
+          <w:lang w:eastAsia="es-ES"/>
+          <w14:ligatures w14:val="none"/>
+        </w:rPr>
+        <w:t xml:space="preserve"/>
       </w:r>
       <w:r>
         <w:rPr>
@@ -1844,7 +1844,7 @@
           <w:kern w:val="0"/>
           <w14:ligatures w14:val="none"/>
         </w:rPr>
-        <w:t>Gómez</w:t>
+        <w:t/>
       </w:r>
       <w:r>
         <w:rPr>
@@ -1852,47 +1852,47 @@
           <w:kern w:val="0"/>
           <w14:ligatures w14:val="none"/>
         </w:rPr>
-        <w:t xml:space="preserve"> </w:t>
-      </w:r>
-      <w:r>
-        <w:rPr>
-          <w:rFonts w:ascii="Arial Narrow" w:eastAsia="Times New Roman" w:hAnsi="Arial Narrow" w:cs="Arial"/>
-          <w:color w:val="000000"/>
-          <w:kern w:val="0"/>
-          <w:lang w:eastAsia="es-ES"/>
-          <w14:ligatures w14:val="none"/>
-        </w:rPr>
-        <w:t xml:space="preserve">denunció a </w:t>
-      </w:r>
-      <w:r>
-        <w:rPr>
-          <w:rFonts w:ascii="Arial Narrow" w:eastAsia="Times New Roman" w:hAnsi="Arial Narrow" w:cs="Arial"/>
-          <w:color w:val="000000"/>
-          <w:kern w:val="0"/>
-          <w:lang w:eastAsia="es-ES"/>
-          <w14:ligatures w14:val="none"/>
-        </w:rPr>
-        <w:t xml:space="preserve">Pacífico </w:t>
-      </w:r>
-      <w:r>
-        <w:rPr>
-          <w:rFonts w:ascii="Arial Narrow" w:eastAsia="Times New Roman" w:hAnsi="Arial Narrow" w:cs="Arial"/>
-          <w:color w:val="000000"/>
-          <w:kern w:val="0"/>
-          <w:lang w:eastAsia="es-ES"/>
-          <w14:ligatures w14:val="none"/>
-        </w:rPr>
-        <w:t>por presuntas infracciones a la Ley 29571, Código de Protección y Defensa del Consumidor (en adelante, Código)</w:t>
-      </w:r>
-      <w:r>
-        <w:rPr>
-          <w:rFonts w:ascii="Arial Narrow" w:eastAsia="Times New Roman" w:hAnsi="Arial Narrow" w:cs="Arial"/>
-          <w:color w:val="000000"/>
-          <w:kern w:val="0"/>
-          <w:lang w:eastAsia="es-ES"/>
-          <w14:ligatures w14:val="none"/>
-        </w:rPr>
-        <w:t xml:space="preserve">. </w:t>
+        <w:t xml:space="preserve"/>
+      </w:r>
+      <w:r>
+        <w:rPr>
+          <w:rFonts w:ascii="Arial Narrow" w:eastAsia="Times New Roman" w:hAnsi="Arial Narrow" w:cs="Arial"/>
+          <w:color w:val="000000"/>
+          <w:kern w:val="0"/>
+          <w:lang w:eastAsia="es-ES"/>
+          <w14:ligatures w14:val="none"/>
+        </w:rPr>
+        <w:t xml:space="preserve"/>
+      </w:r>
+      <w:r>
+        <w:rPr>
+          <w:rFonts w:ascii="Arial Narrow" w:eastAsia="Times New Roman" w:hAnsi="Arial Narrow" w:cs="Arial"/>
+          <w:color w:val="000000"/>
+          <w:kern w:val="0"/>
+          <w:lang w:eastAsia="es-ES"/>
+          <w14:ligatures w14:val="none"/>
+        </w:rPr>
+        <w:t xml:space="preserve"/>
+      </w:r>
+      <w:r>
+        <w:rPr>
+          <w:rFonts w:ascii="Arial Narrow" w:eastAsia="Times New Roman" w:hAnsi="Arial Narrow" w:cs="Arial"/>
+          <w:color w:val="000000"/>
+          <w:kern w:val="0"/>
+          <w:lang w:eastAsia="es-ES"/>
+          <w14:ligatures w14:val="none"/>
+        </w:rPr>
+        <w:t/>
+      </w:r>
+      <w:r>
+        <w:rPr>
+          <w:rFonts w:ascii="Arial Narrow" w:eastAsia="Times New Roman" w:hAnsi="Arial Narrow" w:cs="Arial"/>
+          <w:color w:val="000000"/>
+          <w:kern w:val="0"/>
+          <w:lang w:eastAsia="es-ES"/>
+          <w14:ligatures w14:val="none"/>
+        </w:rPr>
+        <w:t xml:space="preserve"/>
       </w:r>
     </w:p>
     <w:p>
@@ -1936,67 +1936,67 @@
           <w:lang w:eastAsia="es-ES"/>
           <w14:ligatures w14:val="none"/>
         </w:rPr>
-        <w:t xml:space="preserve">Mediante </w:t>
-      </w:r>
-      <w:r>
-        <w:rPr>
-          <w:rFonts w:ascii="Arial Narrow" w:eastAsia="Times New Roman" w:hAnsi="Arial Narrow" w:cs="Arial"/>
-          <w:color w:val="000000"/>
-          <w:kern w:val="0"/>
-          <w:lang w:eastAsia="es-ES"/>
-          <w14:ligatures w14:val="none"/>
-        </w:rPr>
-        <w:t xml:space="preserve">Resolución 1 del </w:t>
-      </w:r>
-      <w:r>
-        <w:rPr>
-          <w:rFonts w:ascii="Arial Narrow" w:eastAsia="Times New Roman" w:hAnsi="Arial Narrow" w:cs="Arial"/>
-          <w:color w:val="000000"/>
-          <w:kern w:val="0"/>
-          <w:lang w:eastAsia="es-ES"/>
-          <w14:ligatures w14:val="none"/>
-        </w:rPr>
-        <w:t>30 de abril de 2026</w:t>
-      </w:r>
-      <w:r>
-        <w:rPr>
-          <w:rFonts w:ascii="Arial Narrow" w:eastAsia="Times New Roman" w:hAnsi="Arial Narrow" w:cs="Arial"/>
-          <w:color w:val="000000"/>
-          <w:kern w:val="0"/>
-          <w:lang w:eastAsia="es-ES"/>
-          <w14:ligatures w14:val="none"/>
-        </w:rPr>
-        <w:t xml:space="preserve">, la Secretaría Técnica de la Comisión de Protección al Consumidor 1 (en adelante, Secretaría Técnica) emitió un requerimiento de subsanación </w:t>
-      </w:r>
-      <w:r>
-        <w:rPr>
-          <w:rFonts w:ascii="Arial Narrow" w:eastAsia="Times New Roman" w:hAnsi="Arial Narrow" w:cs="Arial"/>
-          <w:color w:val="000000"/>
-          <w:kern w:val="0"/>
-          <w:lang w:eastAsia="es-ES"/>
-          <w14:ligatures w14:val="none"/>
-        </w:rPr>
-        <w:t>dirigid</w:t>
-      </w:r>
-      <w:r>
-        <w:rPr>
-          <w:rFonts w:ascii="Arial Narrow" w:eastAsia="Times New Roman" w:hAnsi="Arial Narrow" w:cs="Arial"/>
-          <w:color w:val="000000"/>
-          <w:kern w:val="0"/>
-          <w:lang w:eastAsia="es-ES"/>
-          <w14:ligatures w14:val="none"/>
-        </w:rPr>
-        <w:t>o</w:t>
-      </w:r>
-      <w:r>
-        <w:rPr>
-          <w:rFonts w:ascii="Arial Narrow" w:eastAsia="Times New Roman" w:hAnsi="Arial Narrow" w:cs="Arial"/>
-          <w:color w:val="000000"/>
-          <w:kern w:val="0"/>
-          <w:lang w:eastAsia="es-ES"/>
-          <w14:ligatures w14:val="none"/>
-        </w:rPr>
-        <w:t xml:space="preserve"> al señor </w:t>
+        <w:t xml:space="preserve">Mediante Resolución 1 del 30 de abril de 2026, la Secretaría Técnica de la Comisión de Protección al Consumidor 1 (en adelante, Secretaría Técnica) emitió un requerimiento de subsanación dirigido al señor [APELLIDO].</w:t>
+      </w:r>
+      <w:r>
+        <w:rPr>
+          <w:rFonts w:ascii="Arial Narrow" w:eastAsia="Times New Roman" w:hAnsi="Arial Narrow" w:cs="Arial"/>
+          <w:color w:val="000000"/>
+          <w:kern w:val="0"/>
+          <w:lang w:eastAsia="es-ES"/>
+          <w14:ligatures w14:val="none"/>
+        </w:rPr>
+        <w:t xml:space="preserve"/>
+      </w:r>
+      <w:r>
+        <w:rPr>
+          <w:rFonts w:ascii="Arial Narrow" w:eastAsia="Times New Roman" w:hAnsi="Arial Narrow" w:cs="Arial"/>
+          <w:color w:val="000000"/>
+          <w:kern w:val="0"/>
+          <w:lang w:eastAsia="es-ES"/>
+          <w14:ligatures w14:val="none"/>
+        </w:rPr>
+        <w:t/>
+      </w:r>
+      <w:r>
+        <w:rPr>
+          <w:rFonts w:ascii="Arial Narrow" w:eastAsia="Times New Roman" w:hAnsi="Arial Narrow" w:cs="Arial"/>
+          <w:color w:val="000000"/>
+          <w:kern w:val="0"/>
+          <w:lang w:eastAsia="es-ES"/>
+          <w14:ligatures w14:val="none"/>
+        </w:rPr>
+        <w:t xml:space="preserve"/>
+      </w:r>
+      <w:r>
+        <w:rPr>
+          <w:rFonts w:ascii="Arial Narrow" w:eastAsia="Times New Roman" w:hAnsi="Arial Narrow" w:cs="Arial"/>
+          <w:color w:val="000000"/>
+          <w:kern w:val="0"/>
+          <w:lang w:eastAsia="es-ES"/>
+          <w14:ligatures w14:val="none"/>
+        </w:rPr>
+        <w:t/>
+      </w:r>
+      <w:r>
+        <w:rPr>
+          <w:rFonts w:ascii="Arial Narrow" w:eastAsia="Times New Roman" w:hAnsi="Arial Narrow" w:cs="Arial"/>
+          <w:color w:val="000000"/>
+          <w:kern w:val="0"/>
+          <w:lang w:eastAsia="es-ES"/>
+          <w14:ligatures w14:val="none"/>
+        </w:rPr>
+        <w:t/>
+      </w:r>
+      <w:r>
+        <w:rPr>
+          <w:rFonts w:ascii="Arial Narrow" w:eastAsia="Times New Roman" w:hAnsi="Arial Narrow" w:cs="Arial"/>
+          <w:color w:val="000000"/>
+          <w:kern w:val="0"/>
+          <w:lang w:eastAsia="es-ES"/>
+          <w14:ligatures w14:val="none"/>
+        </w:rPr>
+        <w:t xml:space="preserve"/>
       </w:r>
       <w:r>
         <w:rPr>
@@ -2004,7 +2004,7 @@
           <w:kern w:val="0"/>
           <w14:ligatures w14:val="none"/>
         </w:rPr>
-        <w:t>G</w:t>
+        <w:t/>
       </w:r>
       <w:r>
         <w:rPr>
@@ -2012,17 +2012,17 @@
           <w:kern w:val="0"/>
           <w14:ligatures w14:val="none"/>
         </w:rPr>
-        <w:t>ómez</w:t>
-      </w:r>
-      <w:r>
-        <w:rPr>
-          <w:rFonts w:ascii="Arial Narrow" w:eastAsia="Times New Roman" w:hAnsi="Arial Narrow" w:cs="Arial"/>
-          <w:color w:val="000000"/>
-          <w:kern w:val="0"/>
-          <w:lang w:eastAsia="es-ES"/>
-          <w14:ligatures w14:val="none"/>
-        </w:rPr>
-        <w:t>.</w:t>
+        <w:t/>
+      </w:r>
+      <w:r>
+        <w:rPr>
+          <w:rFonts w:ascii="Arial Narrow" w:eastAsia="Times New Roman" w:hAnsi="Arial Narrow" w:cs="Arial"/>
+          <w:color w:val="000000"/>
+          <w:kern w:val="0"/>
+          <w:lang w:eastAsia="es-ES"/>
+          <w14:ligatures w14:val="none"/>
+        </w:rPr>
+        <w:t/>
       </w:r>
     </w:p>
     <w:p>
@@ -2064,107 +2064,107 @@
           <w:lang w:eastAsia="es-ES"/>
           <w14:ligatures w14:val="none"/>
         </w:rPr>
-        <w:t>Por Resolución N</w:t>
-      </w:r>
-      <w:r>
-        <w:rPr>
-          <w:rFonts w:ascii="Arial Narrow" w:eastAsia="Times New Roman" w:hAnsi="Arial Narrow" w:cs="Arial"/>
-          <w:color w:val="000000"/>
-          <w:kern w:val="0"/>
-          <w:lang w:eastAsia="es-ES"/>
-          <w14:ligatures w14:val="none"/>
-        </w:rPr>
-        <w:t xml:space="preserve"> 2 del </w:t>
-      </w:r>
-      <w:r>
-        <w:rPr>
-          <w:rFonts w:ascii="Arial Narrow" w:eastAsia="Times New Roman" w:hAnsi="Arial Narrow" w:cs="Arial"/>
-          <w:color w:val="000000"/>
-          <w:kern w:val="0"/>
-          <w:lang w:eastAsia="es-ES"/>
-          <w14:ligatures w14:val="none"/>
-        </w:rPr>
-        <w:t>12 de mayo de 2026</w:t>
-      </w:r>
-      <w:r>
-        <w:rPr>
-          <w:rFonts w:ascii="Arial Narrow" w:eastAsia="Times New Roman" w:hAnsi="Arial Narrow" w:cs="Arial"/>
-          <w:color w:val="000000"/>
-          <w:kern w:val="0"/>
-          <w:lang w:eastAsia="es-ES"/>
-          <w14:ligatures w14:val="none"/>
-        </w:rPr>
-        <w:t xml:space="preserve">, la Secretaría Técnica resolvió declarar inadmisible la denuncia </w:t>
-      </w:r>
-      <w:r>
-        <w:rPr>
-          <w:rFonts w:ascii="Arial Narrow" w:eastAsia="Times New Roman" w:hAnsi="Arial Narrow" w:cs="Arial"/>
-          <w:color w:val="000000"/>
-          <w:kern w:val="0"/>
-          <w:lang w:eastAsia="es-ES"/>
-          <w14:ligatures w14:val="none"/>
-        </w:rPr>
-        <w:t xml:space="preserve">presentada por el señor </w:t>
-      </w:r>
-      <w:r>
-        <w:rPr>
-          <w:rFonts w:ascii="Arial Narrow" w:eastAsia="Times New Roman" w:hAnsi="Arial Narrow" w:cs="Arial"/>
-          <w:color w:val="000000"/>
-          <w:kern w:val="0"/>
-          <w:lang w:eastAsia="es-ES"/>
-          <w14:ligatures w14:val="none"/>
-        </w:rPr>
-        <w:t>Gómez</w:t>
-      </w:r>
-      <w:r>
-        <w:rPr>
-          <w:rFonts w:ascii="Arial Narrow" w:eastAsia="Times New Roman" w:hAnsi="Arial Narrow" w:cs="Arial"/>
-          <w:color w:val="000000"/>
-          <w:kern w:val="0"/>
-          <w:lang w:eastAsia="es-ES"/>
-          <w14:ligatures w14:val="none"/>
-        </w:rPr>
-        <w:t xml:space="preserve"> </w:t>
-      </w:r>
-      <w:r>
-        <w:rPr>
-          <w:rFonts w:ascii="Arial Narrow" w:eastAsia="Times New Roman" w:hAnsi="Arial Narrow" w:cs="Arial"/>
-          <w:color w:val="000000"/>
-          <w:kern w:val="0"/>
-          <w:lang w:eastAsia="es-ES"/>
-          <w14:ligatures w14:val="none"/>
-        </w:rPr>
-        <w:t xml:space="preserve">al no haber absuelto el requerimiento efectuado mediante Resolución </w:t>
-      </w:r>
-      <w:r>
-        <w:rPr>
-          <w:rFonts w:ascii="Arial Narrow" w:eastAsia="Times New Roman" w:hAnsi="Arial Narrow" w:cs="Arial"/>
-          <w:color w:val="000000"/>
-          <w:kern w:val="0"/>
-          <w:lang w:eastAsia="es-ES"/>
-          <w14:ligatures w14:val="none"/>
-        </w:rPr>
-        <w:t>1</w:t>
-      </w:r>
-      <w:r>
-        <w:rPr>
-          <w:rFonts w:ascii="Arial Narrow" w:eastAsia="Times New Roman" w:hAnsi="Arial Narrow" w:cs="Arial"/>
-          <w:color w:val="000000"/>
-          <w:kern w:val="0"/>
-          <w:lang w:eastAsia="es-ES"/>
-          <w14:ligatures w14:val="none"/>
-        </w:rPr>
-        <w:t>; no obstante</w:t>
-      </w:r>
-      <w:r>
-        <w:rPr>
-          <w:rFonts w:ascii="Arial Narrow" w:eastAsia="Times New Roman" w:hAnsi="Arial Narrow" w:cs="Arial"/>
-          <w:color w:val="000000"/>
-          <w:kern w:val="0"/>
-          <w:lang w:eastAsia="es-ES"/>
-          <w14:ligatures w14:val="none"/>
-        </w:rPr>
-        <w:t xml:space="preserve">, el </w:t>
+        <w:t xml:space="preserve">Por Resolución N 2 del 12 de mayo de 2026, la Secretaría Técnica resolvió declarar inadmisible la denuncia presentada por el señor [APELLIDO] al no haber absuelto el requerimiento efectuado mediante Resolución 1; no obstante, el [APELLIDO] presentó un escrito de subsanación el 11 de mayo de 2026.</w:t>
+      </w:r>
+      <w:r>
+        <w:rPr>
+          <w:rFonts w:ascii="Arial Narrow" w:eastAsia="Times New Roman" w:hAnsi="Arial Narrow" w:cs="Arial"/>
+          <w:color w:val="000000"/>
+          <w:kern w:val="0"/>
+          <w:lang w:eastAsia="es-ES"/>
+          <w14:ligatures w14:val="none"/>
+        </w:rPr>
+        <w:t xml:space="preserve"/>
+      </w:r>
+      <w:r>
+        <w:rPr>
+          <w:rFonts w:ascii="Arial Narrow" w:eastAsia="Times New Roman" w:hAnsi="Arial Narrow" w:cs="Arial"/>
+          <w:color w:val="000000"/>
+          <w:kern w:val="0"/>
+          <w:lang w:eastAsia="es-ES"/>
+          <w14:ligatures w14:val="none"/>
+        </w:rPr>
+        <w:t/>
+      </w:r>
+      <w:r>
+        <w:rPr>
+          <w:rFonts w:ascii="Arial Narrow" w:eastAsia="Times New Roman" w:hAnsi="Arial Narrow" w:cs="Arial"/>
+          <w:color w:val="000000"/>
+          <w:kern w:val="0"/>
+          <w:lang w:eastAsia="es-ES"/>
+          <w14:ligatures w14:val="none"/>
+        </w:rPr>
+        <w:t xml:space="preserve"/>
+      </w:r>
+      <w:r>
+        <w:rPr>
+          <w:rFonts w:ascii="Arial Narrow" w:eastAsia="Times New Roman" w:hAnsi="Arial Narrow" w:cs="Arial"/>
+          <w:color w:val="000000"/>
+          <w:kern w:val="0"/>
+          <w:lang w:eastAsia="es-ES"/>
+          <w14:ligatures w14:val="none"/>
+        </w:rPr>
+        <w:t xml:space="preserve"/>
+      </w:r>
+      <w:r>
+        <w:rPr>
+          <w:rFonts w:ascii="Arial Narrow" w:eastAsia="Times New Roman" w:hAnsi="Arial Narrow" w:cs="Arial"/>
+          <w:color w:val="000000"/>
+          <w:kern w:val="0"/>
+          <w:lang w:eastAsia="es-ES"/>
+          <w14:ligatures w14:val="none"/>
+        </w:rPr>
+        <w:t/>
+      </w:r>
+      <w:r>
+        <w:rPr>
+          <w:rFonts w:ascii="Arial Narrow" w:eastAsia="Times New Roman" w:hAnsi="Arial Narrow" w:cs="Arial"/>
+          <w:color w:val="000000"/>
+          <w:kern w:val="0"/>
+          <w:lang w:eastAsia="es-ES"/>
+          <w14:ligatures w14:val="none"/>
+        </w:rPr>
+        <w:t xml:space="preserve"/>
+      </w:r>
+      <w:r>
+        <w:rPr>
+          <w:rFonts w:ascii="Arial Narrow" w:eastAsia="Times New Roman" w:hAnsi="Arial Narrow" w:cs="Arial"/>
+          <w:color w:val="000000"/>
+          <w:kern w:val="0"/>
+          <w:lang w:eastAsia="es-ES"/>
+          <w14:ligatures w14:val="none"/>
+        </w:rPr>
+        <w:t xml:space="preserve"/>
+      </w:r>
+      <w:r>
+        <w:rPr>
+          <w:rFonts w:ascii="Arial Narrow" w:eastAsia="Times New Roman" w:hAnsi="Arial Narrow" w:cs="Arial"/>
+          <w:color w:val="000000"/>
+          <w:kern w:val="0"/>
+          <w:lang w:eastAsia="es-ES"/>
+          <w14:ligatures w14:val="none"/>
+        </w:rPr>
+        <w:t/>
+      </w:r>
+      <w:r>
+        <w:rPr>
+          <w:rFonts w:ascii="Arial Narrow" w:eastAsia="Times New Roman" w:hAnsi="Arial Narrow" w:cs="Arial"/>
+          <w:color w:val="000000"/>
+          <w:kern w:val="0"/>
+          <w:lang w:eastAsia="es-ES"/>
+          <w14:ligatures w14:val="none"/>
+        </w:rPr>
+        <w:t/>
+      </w:r>
+      <w:r>
+        <w:rPr>
+          <w:rFonts w:ascii="Arial Narrow" w:eastAsia="Times New Roman" w:hAnsi="Arial Narrow" w:cs="Arial"/>
+          <w:color w:val="000000"/>
+          <w:kern w:val="0"/>
+          <w:lang w:eastAsia="es-ES"/>
+          <w14:ligatures w14:val="none"/>
+        </w:rPr>
+        <w:t xml:space="preserve"/>
       </w:r>
       <w:r>
         <w:rPr>
@@ -2172,7 +2172,7 @@
           <w:kern w:val="0"/>
           <w14:ligatures w14:val="none"/>
         </w:rPr>
-        <w:t>G</w:t>
+        <w:t/>
       </w:r>
       <w:r>
         <w:rPr>
@@ -2180,27 +2180,27 @@
           <w:kern w:val="0"/>
           <w14:ligatures w14:val="none"/>
         </w:rPr>
-        <w:t xml:space="preserve">ómez </w:t>
-      </w:r>
-      <w:r>
-        <w:rPr>
-          <w:rFonts w:ascii="Arial Narrow" w:eastAsia="Times New Roman" w:hAnsi="Arial Narrow" w:cs="Arial"/>
-          <w:color w:val="000000"/>
-          <w:kern w:val="0"/>
-          <w:lang w:eastAsia="es-ES"/>
-          <w14:ligatures w14:val="none"/>
-        </w:rPr>
-        <w:t xml:space="preserve">presentó un escrito de subsanación </w:t>
-      </w:r>
-      <w:r>
-        <w:rPr>
-          <w:rFonts w:ascii="Arial Narrow" w:eastAsia="Times New Roman" w:hAnsi="Arial Narrow" w:cs="Arial"/>
-          <w:color w:val="000000"/>
-          <w:kern w:val="0"/>
-          <w:lang w:eastAsia="es-ES"/>
-          <w14:ligatures w14:val="none"/>
-        </w:rPr>
-        <w:t xml:space="preserve">el </w:t>
+        <w:t xml:space="preserve"/>
+      </w:r>
+      <w:r>
+        <w:rPr>
+          <w:rFonts w:ascii="Arial Narrow" w:eastAsia="Times New Roman" w:hAnsi="Arial Narrow" w:cs="Arial"/>
+          <w:color w:val="000000"/>
+          <w:kern w:val="0"/>
+          <w:lang w:eastAsia="es-ES"/>
+          <w14:ligatures w14:val="none"/>
+        </w:rPr>
+        <w:t xml:space="preserve"/>
+      </w:r>
+      <w:r>
+        <w:rPr>
+          <w:rFonts w:ascii="Arial Narrow" w:eastAsia="Times New Roman" w:hAnsi="Arial Narrow" w:cs="Arial"/>
+          <w:color w:val="000000"/>
+          <w:kern w:val="0"/>
+          <w:lang w:eastAsia="es-ES"/>
+          <w14:ligatures w14:val="none"/>
+        </w:rPr>
+        <w:t xml:space="preserve"/>
       </w:r>
       <w:r>
         <w:rPr>
@@ -2210,7 +2210,7 @@
           <w:lang w:val="es-ES" w:eastAsia="es-ES"/>
           <w14:ligatures w14:val="none"/>
         </w:rPr>
-        <w:t>11 de mayo de 2026</w:t>
+        <w:t/>
       </w:r>
       <w:r>
         <w:rPr>
@@ -2231,7 +2231,7 @@
           <w:lang w:eastAsia="es-ES"/>
           <w14:ligatures w14:val="none"/>
         </w:rPr>
-        <w:t>.</w:t>
+        <w:t/>
       </w:r>
     </w:p>
     <w:p>
@@ -2275,47 +2275,47 @@
           <w:lang w:eastAsia="es-ES"/>
           <w14:ligatures w14:val="none"/>
         </w:rPr>
-        <w:t xml:space="preserve">En atención a lo señalado, se advierte que, la </w:t>
-      </w:r>
-      <w:r>
-        <w:rPr>
-          <w:rFonts w:ascii="Arial Narrow" w:eastAsia="Times New Roman" w:hAnsi="Arial Narrow" w:cs="Arial"/>
-          <w:color w:val="000000"/>
-          <w:kern w:val="0"/>
-          <w:lang w:eastAsia="es-ES"/>
-          <w14:ligatures w14:val="none"/>
-        </w:rPr>
-        <w:t xml:space="preserve">Resolución 2 se emitió sin tener presente que el señor </w:t>
-      </w:r>
-      <w:r>
-        <w:rPr>
-          <w:rFonts w:ascii="Arial Narrow" w:eastAsia="Times New Roman" w:hAnsi="Arial Narrow" w:cs="Arial"/>
-          <w:color w:val="000000"/>
-          <w:kern w:val="0"/>
-          <w:lang w:eastAsia="es-ES"/>
-          <w14:ligatures w14:val="none"/>
-        </w:rPr>
-        <w:t xml:space="preserve">Gómez </w:t>
-      </w:r>
-      <w:r>
-        <w:rPr>
-          <w:rFonts w:ascii="Arial Narrow" w:eastAsia="Times New Roman" w:hAnsi="Arial Narrow" w:cs="Arial"/>
-          <w:color w:val="000000"/>
-          <w:kern w:val="0"/>
-          <w:lang w:eastAsia="es-ES"/>
-          <w14:ligatures w14:val="none"/>
-        </w:rPr>
-        <w:t>había realizado la subsanación de lo requerido por Resolución 1, por lo cual, corresponde dejarla sin efecto</w:t>
-      </w:r>
-      <w:r>
-        <w:rPr>
-          <w:rFonts w:ascii="Arial Narrow" w:eastAsia="Times New Roman" w:hAnsi="Arial Narrow" w:cs="Arial"/>
-          <w:color w:val="000000"/>
-          <w:kern w:val="0"/>
-          <w:lang w:eastAsia="es-ES"/>
-          <w14:ligatures w14:val="none"/>
-        </w:rPr>
-        <w:t>.</w:t>
+        <w:t xml:space="preserve">En atención a lo señalado, se advierte que, la Resolución 2 se emitió sin tener presente que el señor [APELLIDO] había realizado la subsanación de lo requerido por Resolución 1, por lo cual, corresponde dejarla sin efecto.</w:t>
+      </w:r>
+      <w:r>
+        <w:rPr>
+          <w:rFonts w:ascii="Arial Narrow" w:eastAsia="Times New Roman" w:hAnsi="Arial Narrow" w:cs="Arial"/>
+          <w:color w:val="000000"/>
+          <w:kern w:val="0"/>
+          <w:lang w:eastAsia="es-ES"/>
+          <w14:ligatures w14:val="none"/>
+        </w:rPr>
+        <w:t xml:space="preserve"/>
+      </w:r>
+      <w:r>
+        <w:rPr>
+          <w:rFonts w:ascii="Arial Narrow" w:eastAsia="Times New Roman" w:hAnsi="Arial Narrow" w:cs="Arial"/>
+          <w:color w:val="000000"/>
+          <w:kern w:val="0"/>
+          <w:lang w:eastAsia="es-ES"/>
+          <w14:ligatures w14:val="none"/>
+        </w:rPr>
+        <w:t xml:space="preserve"/>
+      </w:r>
+      <w:r>
+        <w:rPr>
+          <w:rFonts w:ascii="Arial Narrow" w:eastAsia="Times New Roman" w:hAnsi="Arial Narrow" w:cs="Arial"/>
+          <w:color w:val="000000"/>
+          <w:kern w:val="0"/>
+          <w:lang w:eastAsia="es-ES"/>
+          <w14:ligatures w14:val="none"/>
+        </w:rPr>
+        <w:t/>
+      </w:r>
+      <w:r>
+        <w:rPr>
+          <w:rFonts w:ascii="Arial Narrow" w:eastAsia="Times New Roman" w:hAnsi="Arial Narrow" w:cs="Arial"/>
+          <w:color w:val="000000"/>
+          <w:kern w:val="0"/>
+          <w:lang w:eastAsia="es-ES"/>
+          <w14:ligatures w14:val="none"/>
+        </w:rPr>
+        <w:t/>
       </w:r>
     </w:p>
     <w:p>
@@ -3491,18 +3491,18 @@
           <w:lang w:eastAsia="es-PE"/>
           <w14:ligatures w14:val="none"/>
         </w:rPr>
-        <w:t>SEGUNDO</w:t>
-      </w:r>
-      <w:r>
-        <w:rPr>
-          <w:rFonts w:ascii="Arial Narrow" w:eastAsia="Arial Narrow" w:hAnsi="Arial Narrow" w:cs="Arial Narrow"/>
-          <w:b/>
-          <w:color w:val="000000"/>
-          <w:kern w:val="0"/>
-          <w:lang w:eastAsia="es-PE"/>
-          <w14:ligatures w14:val="none"/>
-        </w:rPr>
-        <w:t xml:space="preserve">: </w:t>
+        <w:t xml:space="preserve">SEGUNDO: admitir a trámite la denuncia del 9 de diciembre de 2025, subsanada mediante escrito del 11 de mayo de 2026, interpuesta por el señor [DENUNCIANTE] contra Pacífico Compañía de Seguros y Reaseguros S.A., por lo siguiente:</w:t>
+      </w:r>
+      <w:r>
+        <w:rPr>
+          <w:rFonts w:ascii="Arial Narrow" w:eastAsia="Arial Narrow" w:hAnsi="Arial Narrow" w:cs="Arial Narrow"/>
+          <w:b/>
+          <w:color w:val="000000"/>
+          <w:kern w:val="0"/>
+          <w:lang w:eastAsia="es-PE"/>
+          <w14:ligatures w14:val="none"/>
+        </w:rPr>
+        <w:t xml:space="preserve"/>
       </w:r>
       <w:r>
         <w:rPr>
@@ -3513,7 +3513,7 @@
           <w:lang w:eastAsia="es-PE"/>
           <w14:ligatures w14:val="none"/>
         </w:rPr>
-        <w:t xml:space="preserve">admitir a trámite la denuncia del </w:t>
+        <w:t xml:space="preserve"/>
       </w:r>
       <w:r>
         <w:rPr>
@@ -3524,7 +3524,7 @@
           <w:lang w:eastAsia="es-PE"/>
           <w14:ligatures w14:val="none"/>
         </w:rPr>
-        <w:t>9 de diciembre de 2025</w:t>
+        <w:t/>
       </w:r>
       <w:r>
         <w:rPr>
@@ -3535,7 +3535,7 @@
           <w:lang w:eastAsia="es-PE"/>
           <w14:ligatures w14:val="none"/>
         </w:rPr>
-        <w:t>, subsanada mediante escrito del 11 de mayo de 2026</w:t>
+        <w:t/>
       </w:r>
       <w:r>
         <w:rPr>
@@ -3546,7 +3546,7 @@
           <w:lang w:eastAsia="es-PE"/>
           <w14:ligatures w14:val="none"/>
         </w:rPr>
-        <w:t xml:space="preserve">, </w:t>
+        <w:t xml:space="preserve"/>
       </w:r>
       <w:r>
         <w:rPr>
@@ -3557,7 +3557,7 @@
           <w:lang w:eastAsia="es-PE"/>
           <w14:ligatures w14:val="none"/>
         </w:rPr>
-        <w:t xml:space="preserve">interpuesta por el </w:t>
+        <w:t xml:space="preserve"/>
       </w:r>
       <w:r>
         <w:rPr>
@@ -3567,7 +3567,7 @@
           <w:kern w:val="0"/>
           <w14:ligatures w14:val="none"/>
         </w:rPr>
-        <w:t xml:space="preserve">señor </w:t>
+        <w:t xml:space="preserve"/>
       </w:r>
       <w:r>
         <w:rPr>
@@ -3578,7 +3578,7 @@
           <w:lang w:eastAsia="es-PE"/>
           <w14:ligatures w14:val="none"/>
         </w:rPr>
-        <w:t xml:space="preserve">Víctor Hugo Gómez Palaci </w:t>
+        <w:t xml:space="preserve"/>
       </w:r>
       <w:r>
         <w:rPr>
@@ -3589,14 +3589,14 @@
           <w:lang w:eastAsia="es-PE"/>
           <w14:ligatures w14:val="none"/>
         </w:rPr>
-        <w:t xml:space="preserve">contra </w:t>
+        <w:t xml:space="preserve"/>
       </w:r>
       <w:r>
         <w:rPr>
           <w:rFonts w:ascii="Arial Narrow" w:eastAsia="Arial Narrow" w:hAnsi="Arial Narrow" w:cs="Arial Narrow"/>
           <w:bCs/>
         </w:rPr>
-        <w:t>Pacífico Compañía de Seguros y Reaseguros S.A.</w:t>
+        <w:t/>
       </w:r>
       <w:r>
         <w:rPr>
@@ -3607,7 +3607,7 @@
           <w:lang w:eastAsia="es-PE"/>
           <w14:ligatures w14:val="none"/>
         </w:rPr>
-        <w:t xml:space="preserve">, </w:t>
+        <w:t xml:space="preserve"/>
       </w:r>
       <w:r>
         <w:rPr>
@@ -3618,7 +3618,7 @@
           <w:lang w:eastAsia="es-PE"/>
           <w14:ligatures w14:val="none"/>
         </w:rPr>
-        <w:t xml:space="preserve">por lo </w:t>
+        <w:t xml:space="preserve"/>
       </w:r>
       <w:r>
         <w:rPr>
@@ -3629,7 +3629,7 @@
           <w:lang w:eastAsia="es-PE"/>
           <w14:ligatures w14:val="none"/>
         </w:rPr>
-        <w:t>siguiente:</w:t>
+        <w:t/>
       </w:r>
     </w:p>
     <w:p>
@@ -5695,7 +5695,7 @@
           <w:b/>
           <w:bCs/>
         </w:rPr>
-        <w:t>DÉCIMO</w:t>
+        <w:t xml:space="preserve">DÉCIMO PRIMERO: requerir al señor [DENUNCIANTE] para que, dentro del plazo de dos (2) días hábiles siguientes a la fecha en que reciba la notificación en su bandeja de correo electrónico, efectúe la confirmación de recepción de la notificación remitida por este despacho a su correo electrónico, de conformidad con el segundo párrafo del numeral 4 del artículo 20 del Texto Único Ordenado de la Ley del Procedimiento Administrativo General, aprobado mediante Decreto Supremo 006-2026-JUS, bajo apercibimiento de rehacer el acto de notificación y notificarle conforme al numeral 1 del artículo 20 del citado cuerpo normativo.</w:t>
       </w:r>
       <w:r>
         <w:rPr>
@@ -5703,7 +5703,7 @@
           <w:b/>
           <w:bCs/>
         </w:rPr>
-        <w:t xml:space="preserve"> PRIMERO</w:t>
+        <w:t xml:space="preserve"/>
       </w:r>
       <w:r>
         <w:rPr>
@@ -5713,7 +5713,7 @@
           <w:kern w:val="0"/>
           <w14:ligatures w14:val="none"/>
         </w:rPr>
-        <w:t>:</w:t>
+        <w:t/>
       </w:r>
       <w:r>
         <w:rPr>
@@ -5723,7 +5723,7 @@
           <w:kern w:val="0"/>
           <w14:ligatures w14:val="none"/>
         </w:rPr>
-        <w:t xml:space="preserve"> </w:t>
+        <w:t xml:space="preserve"/>
       </w:r>
       <w:r>
         <w:rPr>
@@ -5733,7 +5733,7 @@
           <w:kern w:val="0"/>
           <w14:ligatures w14:val="none"/>
         </w:rPr>
-        <w:t xml:space="preserve">requerir </w:t>
+        <w:t xml:space="preserve"/>
       </w:r>
       <w:r>
         <w:rPr>
@@ -5743,7 +5743,7 @@
           <w:kern w:val="0"/>
           <w14:ligatures w14:val="none"/>
         </w:rPr>
-        <w:t>al señor</w:t>
+        <w:t/>
       </w:r>
       <w:r>
         <w:rPr>
@@ -5753,7 +5753,7 @@
           <w:kern w:val="0"/>
           <w14:ligatures w14:val="none"/>
         </w:rPr>
-        <w:t xml:space="preserve"> </w:t>
+        <w:t xml:space="preserve"/>
       </w:r>
       <w:r>
         <w:rPr>
@@ -5764,35 +5764,35 @@
           <w:lang w:eastAsia="es-PE"/>
           <w14:ligatures w14:val="none"/>
         </w:rPr>
-        <w:t xml:space="preserve">Víctor Hugo Gómez Palaci </w:t>
+        <w:t xml:space="preserve"/>
       </w:r>
       <w:r>
         <w:rPr>
           <w:rFonts w:ascii="Arial Narrow" w:hAnsi="Arial Narrow"/>
           <w:color w:val="000000"/>
         </w:rPr>
-        <w:t>para que, dentro</w:t>
+        <w:t/>
       </w:r>
       <w:r>
         <w:rPr>
           <w:rFonts w:ascii="Arial Narrow" w:hAnsi="Arial Narrow"/>
           <w:color w:val="000000"/>
         </w:rPr>
-        <w:t xml:space="preserve"> del plazo de dos (2) días hábiles siguientes a la </w:t>
+        <w:t xml:space="preserve"/>
       </w:r>
       <w:r>
         <w:rPr>
           <w:rFonts w:ascii="Arial Narrow" w:hAnsi="Arial Narrow"/>
           <w:color w:val="000000"/>
         </w:rPr>
-        <w:t>fecha en que reciba la notificación en su bandeja de correo electrónico, efectúe la confirmación de recepción de la notificación remitida por este despacho a su correo electrónico, de conformidad con el segundo</w:t>
+        <w:t/>
       </w:r>
       <w:r>
         <w:rPr>
           <w:rFonts w:ascii="Arial Narrow" w:hAnsi="Arial Narrow"/>
           <w:color w:val="000000"/>
         </w:rPr>
-        <w:t xml:space="preserve"> párrafo del numeral 4 del artículo 20</w:t>
+        <w:t xml:space="preserve"/>
       </w:r>
       <w:r>
         <w:rPr>
@@ -5809,7 +5809,7 @@
           <w:rFonts w:ascii="Arial Narrow" w:hAnsi="Arial Narrow"/>
           <w:color w:val="000000"/>
         </w:rPr>
-        <w:t xml:space="preserve"> del Texto Único Ordenado de la Ley del Procedimiento Administrativo General, aprobado mediante Decreto Supremo 006-2026-JUS, bajo </w:t>
+        <w:t xml:space="preserve"/>
       </w:r>
       <w:r>
         <w:rPr>
@@ -5817,7 +5817,7 @@
           <w:color w:val="000000"/>
         </w:rPr>
         <w:lastRenderedPageBreak/>
-        <w:t>apercibimiento de rehacer el acto de notificación y notificarle conforme al numeral 1 del artículo 20</w:t>
+        <w:t/>
       </w:r>
       <w:r>
         <w:rPr>
@@ -5834,7 +5834,7 @@
           <w:rFonts w:ascii="Arial Narrow" w:hAnsi="Arial Narrow"/>
           <w:color w:val="000000"/>
         </w:rPr>
-        <w:t xml:space="preserve"> del citado cuerpo </w:t>
+        <w:t xml:space="preserve"/>
       </w:r>
       <w:bookmarkStart w:id="22" w:name="_Hlk214964186"/>
       <w:r>
@@ -5842,7 +5842,7 @@
           <w:rFonts w:ascii="Arial Narrow" w:hAnsi="Arial Narrow"/>
           <w:color w:val="000000"/>
         </w:rPr>
-        <w:t>normativo</w:t>
+        <w:t/>
       </w:r>
       <w:r>
         <w:rPr>
@@ -5855,7 +5855,7 @@
         <w:rPr>
           <w:rFonts w:ascii="Arial Narrow" w:hAnsi="Arial Narrow" w:cs="Arial"/>
         </w:rPr>
-        <w:t>.</w:t>
+        <w:t/>
       </w:r>
     </w:p>
     <w:bookmarkEnd w:id="22"/>

--- a/plantillas_maestras/01_seguro_vehicular/falta_atencion_o_demora_reclamo/2_o_mas_ddos_varios/varon/TPL_1337_2026_SEGURO_VEHICULAR_FALTA_ATENCION_O_DEMORA_RECLAMO_ASEGURADORA_VARON_R3.docx
+++ b/plantillas_maestras/01_seguro_vehicular/falta_atencion_o_demora_reclamo/2_o_mas_ddos_varios/varon/TPL_1337_2026_SEGURO_VEHICULAR_FALTA_ATENCION_O_DEMORA_RECLAMO_ASEGURADORA_VARON_R3.docx
@@ -690,6 +690,7 @@
       </w:r>
       <w:r>
         <w:rPr>
+          <w:rStyle w:val="Refdenotaalpie"/>
           <w:rFonts w:ascii="Arial Narrow" w:eastAsia="Times New Roman" w:hAnsi="Arial Narrow" w:cs="Times New Roman"/>
           <w:color w:val="000000"/>
           <w:kern w:val="0"/>
@@ -785,6 +786,7 @@
       </w:r>
       <w:r>
         <w:rPr>
+          <w:rStyle w:val="Refdenotaalpie"/>
           <w:rFonts w:ascii="Arial Narrow" w:eastAsia="Times New Roman" w:hAnsi="Arial Narrow" w:cs="Times New Roman"/>
           <w:color w:val="000000"/>
           <w:kern w:val="0"/>
@@ -2214,6 +2216,7 @@
       </w:r>
       <w:r>
         <w:rPr>
+          <w:rStyle w:val="Refdenotaalpie"/>
           <w:rFonts w:ascii="Arial Narrow" w:eastAsia="Times New Roman" w:hAnsi="Arial Narrow" w:cs="Times New Roman"/>
           <w:color w:val="000000"/>
           <w:kern w:val="0"/>
@@ -2418,6 +2421,7 @@
       <w:bookmarkEnd w:id="3"/>
       <w:r>
         <w:rPr>
+          <w:rStyle w:val="Refdenotaalpie"/>
           <w:rFonts w:ascii="Arial Narrow" w:eastAsia="Arial Narrow" w:hAnsi="Arial Narrow" w:cs="Arial Narrow"/>
           <w:kern w:val="0"/>
           <w:vertAlign w:val="superscript"/>
@@ -2540,6 +2544,7 @@
       <w:bookmarkEnd w:id="5"/>
       <w:r>
         <w:rPr>
+          <w:rStyle w:val="Refdenotaalpie"/>
           <w:rFonts w:ascii="Arial Narrow" w:eastAsia="Arial Narrow" w:hAnsi="Arial Narrow" w:cs="Arial"/>
           <w:kern w:val="0"/>
           <w:vertAlign w:val="superscript"/>
@@ -3023,6 +3028,7 @@
       </w:r>
       <w:r>
         <w:rPr>
+          <w:rStyle w:val="Refdenotaalpie"/>
           <w:rFonts w:ascii="Arial Narrow" w:eastAsia="Arial Narrow" w:hAnsi="Arial Narrow" w:cs="Arial Narrow"/>
           <w:kern w:val="0"/>
           <w:vertAlign w:val="superscript"/>
@@ -4680,6 +4686,7 @@
       </w:r>
       <w:r>
         <w:rPr>
+          <w:rStyle w:val="Refdenotaalpie"/>
           <w:rFonts w:ascii="Arial Narrow" w:eastAsia="Calibri" w:hAnsi="Arial Narrow" w:cs="Arial"/>
           <w:kern w:val="0"/>
           <w:vertAlign w:val="superscript"/>
@@ -4724,6 +4731,7 @@
       </w:r>
       <w:r>
         <w:rPr>
+          <w:rStyle w:val="Refdenotaalpie"/>
           <w:rFonts w:ascii="Arial Narrow" w:eastAsia="Calibri" w:hAnsi="Arial Narrow" w:cs="Arial"/>
           <w:spacing w:val="-2"/>
           <w:kern w:val="0"/>
@@ -5211,6 +5219,7 @@
       </w:r>
       <w:r>
         <w:rPr>
+          <w:rStyle w:val="Refdenotaalpie"/>
           <w:rFonts w:ascii="Arial Narrow" w:eastAsia="Arial Narrow" w:hAnsi="Arial Narrow" w:cs="Times New Roman"/>
           <w:color w:val="000000"/>
           <w:kern w:val="0"/>
@@ -5303,6 +5312,7 @@
       </w:r>
       <w:r>
         <w:rPr>
+          <w:rStyle w:val="Refdenotaalpie"/>
           <w:rFonts w:ascii="Arial Narrow" w:eastAsia="Arial Narrow" w:hAnsi="Arial Narrow" w:cs="Times New Roman"/>
           <w:color w:val="000000"/>
           <w:kern w:val="0"/>
@@ -5355,6 +5365,7 @@
       </w:r>
       <w:r>
         <w:rPr>
+          <w:rStyle w:val="Refdenotaalpie"/>
           <w:rFonts w:ascii="Arial Narrow" w:eastAsia="Arial Narrow" w:hAnsi="Arial Narrow" w:cs="Times New Roman"/>
           <w:color w:val="000000"/>
           <w:kern w:val="0"/>
@@ -5551,6 +5562,7 @@
       </w:r>
       <w:r>
         <w:rPr>
+          <w:rStyle w:val="Refdenotaalpie"/>
           <w:rFonts w:ascii="Arial Narrow" w:eastAsia="Calibri" w:hAnsi="Arial Narrow" w:cs="Arial"/>
           <w:kern w:val="0"/>
           <w:vertAlign w:val="superscript"/>
@@ -5846,6 +5858,7 @@
       </w:r>
       <w:r>
         <w:rPr>
+          <w:rStyle w:val="Refdenotaalpie"/>
           <w:rFonts w:ascii="Arial Narrow" w:hAnsi="Arial Narrow"/>
           <w:vertAlign w:val="superscript"/>
         </w:rPr>
@@ -6226,14 +6239,14 @@
         <w:tab w:val="right" w:pos="8838"/>
       </w:tabs>
       <w:rPr>
-        <w:rFonts w:ascii="Arial" w:eastAsia="Arial" w:hAnsi="Arial" w:cs="Arial"/>
+        <w:rFonts w:ascii="Arial Narrow" w:eastAsia="Arial" w:hAnsi="Arial Narrow" w:cs="Arial"/>
         <w:sz w:val="16"/>
         <w:szCs w:val="16"/>
       </w:rPr>
     </w:pPr>
     <w:r>
       <w:rPr>
-        <w:rFonts w:ascii="Arial" w:eastAsia="Arial" w:hAnsi="Arial" w:cs="Arial"/>
+        <w:rFonts w:ascii="Arial Narrow" w:eastAsia="Arial" w:hAnsi="Arial Narrow" w:cs="Arial"/>
         <w:sz w:val="16"/>
         <w:szCs w:val="16"/>
       </w:rPr>
@@ -6247,7 +6260,7 @@
     </w:pPr>
     <w:r>
       <w:rPr>
-        <w:rFonts w:ascii="Arial" w:eastAsia="Arial" w:hAnsi="Arial" w:cs="Arial"/>
+        <w:rFonts w:ascii="Arial Narrow" w:eastAsia="Arial" w:hAnsi="Arial Narrow" w:cs="Arial"/>
         <w:sz w:val="16"/>
         <w:szCs w:val="16"/>
       </w:rPr>
@@ -6255,7 +6268,7 @@
     </w:r>
     <w:r>
       <w:rPr>
-        <w:rFonts w:ascii="Arial" w:eastAsia="Arial" w:hAnsi="Arial" w:cs="Arial"/>
+        <w:rFonts w:ascii="Arial Narrow" w:eastAsia="Arial" w:hAnsi="Arial Narrow" w:cs="Arial"/>
         <w:sz w:val="16"/>
         <w:szCs w:val="16"/>
       </w:rPr>
@@ -6263,7 +6276,7 @@
     </w:r>
     <w:r>
       <w:rPr>
-        <w:rFonts w:ascii="Arial" w:eastAsia="Arial" w:hAnsi="Arial" w:cs="Arial"/>
+        <w:rFonts w:ascii="Arial Narrow" w:eastAsia="Arial" w:hAnsi="Arial Narrow" w:cs="Arial"/>
         <w:sz w:val="16"/>
         <w:szCs w:val="16"/>
       </w:rPr>
@@ -6271,7 +6284,7 @@
     </w:r>
     <w:r>
       <w:rPr>
-        <w:rFonts w:ascii="Arial" w:eastAsia="Arial" w:hAnsi="Arial" w:cs="Arial"/>
+        <w:rFonts w:ascii="Arial Narrow" w:eastAsia="Arial" w:hAnsi="Arial Narrow" w:cs="Arial"/>
         <w:sz w:val="16"/>
         <w:szCs w:val="16"/>
       </w:rPr>
@@ -6279,7 +6292,7 @@
     </w:r>
     <w:r>
       <w:rPr>
-        <w:rFonts w:ascii="Arial" w:eastAsia="Arial" w:hAnsi="Arial" w:cs="Arial"/>
+        <w:rFonts w:ascii="Arial Narrow" w:eastAsia="Arial" w:hAnsi="Arial Narrow" w:cs="Arial"/>
         <w:sz w:val="16"/>
         <w:szCs w:val="16"/>
       </w:rPr>
@@ -6330,6 +6343,7 @@
           <w:rFonts w:ascii="Arial Narrow" w:hAnsi="Arial Narrow" w:cs="Arial"/>
           <w:sz w:val="16"/>
           <w:szCs w:val="16"/>
+          <w:vertAlign w:val="superscript"/>
         </w:rPr>
         <w:footnoteRef/>
       </w:r>
@@ -6391,6 +6405,7 @@
           <w:rFonts w:ascii="Arial Narrow" w:hAnsi="Arial Narrow" w:cs="Arial"/>
           <w:sz w:val="16"/>
           <w:szCs w:val="16"/>
+          <w:vertAlign w:val="superscript"/>
         </w:rPr>
         <w:footnoteRef/>
       </w:r>
@@ -6462,6 +6477,7 @@
           <w:rFonts w:ascii="Arial Narrow" w:hAnsi="Arial Narrow" w:cs="Arial"/>
           <w:sz w:val="16"/>
           <w:szCs w:val="16"/>
+          <w:vertAlign w:val="superscript"/>
         </w:rPr>
         <w:footnoteRef/>
       </w:r>
@@ -6536,6 +6552,7 @@
           <w:rFonts w:ascii="Arial Narrow" w:hAnsi="Arial Narrow" w:cs="Arial"/>
           <w:sz w:val="16"/>
           <w:szCs w:val="16"/>
+          <w:vertAlign w:val="superscript"/>
         </w:rPr>
         <w:footnoteRef/>
       </w:r>
@@ -6798,6 +6815,7 @@
           <w:rFonts w:ascii="Arial Narrow" w:hAnsi="Arial Narrow"/>
           <w:sz w:val="16"/>
           <w:szCs w:val="16"/>
+          <w:vertAlign w:val="superscript"/>
         </w:rPr>
         <w:footnoteRef/>
       </w:r>
@@ -6987,6 +7005,7 @@
           <w:rFonts w:ascii="Arial Narrow" w:hAnsi="Arial Narrow" w:cs="Arial"/>
           <w:sz w:val="16"/>
           <w:szCs w:val="16"/>
+          <w:vertAlign w:val="superscript"/>
         </w:rPr>
         <w:footnoteRef/>
       </w:r>
@@ -7160,6 +7179,7 @@
           <w:rFonts w:ascii="Arial Narrow" w:hAnsi="Arial Narrow" w:cs="Arial"/>
           <w:sz w:val="16"/>
           <w:szCs w:val="16"/>
+          <w:vertAlign w:val="superscript"/>
         </w:rPr>
         <w:footnoteRef/>
       </w:r>
@@ -7232,6 +7252,7 @@
           <w:rFonts w:ascii="Arial Narrow" w:hAnsi="Arial Narrow" w:cs="Arial"/>
           <w:sz w:val="16"/>
           <w:szCs w:val="16"/>
+          <w:vertAlign w:val="superscript"/>
         </w:rPr>
         <w:footnoteRef/>
       </w:r>
@@ -7425,7 +7446,7 @@
       </w:pPr>
       <w:r>
         <w:rPr>
-          <w:rStyle w:val="TextonotapieCar"/>
+          <w:rStyle w:val="Refdenotaalpie"/>
           <w:rFonts w:ascii="Arial Narrow" w:hAnsi="Arial Narrow" w:cs="Arial"/>
           <w:sz w:val="16"/>
           <w:szCs w:val="16"/>
@@ -7648,6 +7669,7 @@
           <w:rFonts w:ascii="Arial Narrow" w:hAnsi="Arial Narrow" w:cs="Arial"/>
           <w:sz w:val="16"/>
           <w:szCs w:val="16"/>
+          <w:vertAlign w:val="superscript"/>
         </w:rPr>
         <w:footnoteRef/>
       </w:r>
@@ -8500,6 +8522,7 @@
           <w:rFonts w:ascii="Arial Narrow" w:hAnsi="Arial Narrow" w:cs="Arial"/>
           <w:sz w:val="16"/>
           <w:szCs w:val="16"/>
+          <w:vertAlign w:val="superscript"/>
         </w:rPr>
         <w:footnoteRef/>
       </w:r>
@@ -8727,6 +8750,7 @@
           <w:bCs/>
           <w:sz w:val="16"/>
           <w:szCs w:val="16"/>
+          <w:vertAlign w:val="superscript"/>
         </w:rPr>
         <w:footnoteRef/>
       </w:r>
@@ -8819,6 +8843,7 @@
           <w:rFonts w:ascii="Arial Narrow" w:hAnsi="Arial Narrow" w:cs="Arial"/>
           <w:sz w:val="16"/>
           <w:szCs w:val="16"/>
+          <w:vertAlign w:val="superscript"/>
         </w:rPr>
         <w:footnoteRef/>
       </w:r>
@@ -11377,6 +11402,17 @@
       <w:szCs w:val="20"/>
     </w:rPr>
   </w:style>
+  <w:style w:type="character" w:styleId="FootnoteReference">
+    <w:name w:val="footnote reference"/>
+    <w:basedOn w:val="Fuentedeprrafopredeter"/>
+    <w:uiPriority w:val="99"/>
+    <w:semiHidden/>
+    <w:unhideWhenUsed/>
+    <w:rPr>
+      <w:rFonts w:ascii="Arial Narrow" w:hAnsi="Arial Narrow"/>
+      <w:vertAlign w:val="superscript"/>
+    </w:rPr>
+  </w:style>
 </w:styles>
 </file>
 

--- a/plantillas_maestras/01_seguro_vehicular/falta_atencion_o_demora_reclamo/2_o_mas_ddos_varios/varon/TPL_1337_2026_SEGURO_VEHICULAR_FALTA_ATENCION_O_DEMORA_RECLAMO_ASEGURADORA_VARON_R3.docx
+++ b/plantillas_maestras/01_seguro_vehicular/falta_atencion_o_demora_reclamo/2_o_mas_ddos_varios/varon/TPL_1337_2026_SEGURO_VEHICULAR_FALTA_ATENCION_O_DEMORA_RECLAMO_ASEGURADORA_VARON_R3.docx
@@ -1,8 +1,8 @@
 
 <file path=word/document.xml><?xml version="1.0" encoding="utf-8"?>
-<w:document xmlns:wpc="http://schemas.microsoft.com/office/word/2010/wordprocessingCanvas" xmlns:cx="http://schemas.microsoft.com/office/drawing/2014/chartex" xmlns:cx1="http://schemas.microsoft.com/office/drawing/2015/9/8/chartex" xmlns:cx2="http://schemas.microsoft.com/office/drawing/2015/10/21/chartex" xmlns:cx3="http://schemas.microsoft.com/office/drawing/2016/5/9/chartex" xmlns:cx4="http://schemas.microsoft.com/office/drawing/2016/5/10/chartex" xmlns:cx5="http://schemas.microsoft.com/office/drawing/2016/5/11/chartex" xmlns:cx6="http://schemas.microsoft.com/office/drawing/2016/5/12/chartex" xmlns:cx7="http://schemas.microsoft.com/office/drawing/2016/5/13/chartex" xmlns:cx8="http://schemas.microsoft.com/office/drawing/2016/5/14/chartex" xmlns:mc="http://schemas.openxmlformats.org/markup-compatibility/2006" xmlns:aink="http://schemas.microsoft.com/office/drawing/2016/ink" xmlns:am3d="http://schemas.microsoft.com/office/drawing/2017/model3d" xmlns:o="urn:schemas-microsoft-com:office:office" xmlns:oel="http://schemas.microsoft.com/office/2019/extlst" xmlns:r="http://schemas.openxmlformats.org/officeDocument/2006/relationships" xmlns:m="http://schemas.openxmlformats.org/officeDocument/2006/math" xmlns:v="urn:schemas-microsoft-com:vml" xmlns:wp14="http://schemas.microsoft.com/office/word/2010/wordprocessingDrawing" xmlns:wp="http://schemas.openxmlformats.org/drawingml/2006/wordprocessingDrawing" xmlns:w10="urn:schemas-microsoft-com:office:word" xmlns:w="http://schemas.openxmlformats.org/wordprocessingml/2006/main" xmlns:w14="http://schemas.microsoft.com/office/word/2010/wordml" xmlns:w15="http://schemas.microsoft.com/office/word/2012/wordml" xmlns:w16cex="http://schemas.microsoft.com/office/word/2018/wordml/cex" xmlns:w16cid="http://schemas.microsoft.com/office/word/2016/wordml/cid" xmlns:w16="http://schemas.microsoft.com/office/word/2018/wordml" xmlns:w16du="http://schemas.microsoft.com/office/word/2023/wordml/word16du" xmlns:w16sdtdh="http://schemas.microsoft.com/office/word/2020/wordml/sdtdatahash" xmlns:w16sdtfl="http://schemas.microsoft.com/office/word/2024/wordml/sdtformatlock" xmlns:w16se="http://schemas.microsoft.com/office/word/2015/wordml/symex" xmlns:wpg="http://schemas.microsoft.com/office/word/2010/wordprocessingGroup" xmlns:wpi="http://schemas.microsoft.com/office/word/2010/wordprocessingInk" xmlns:wne="http://schemas.microsoft.com/office/word/2006/wordml" xmlns:wps="http://schemas.microsoft.com/office/word/2010/wordprocessingShape" mc:Ignorable="w14 w15 w16se w16cid w16 w16cex w16sdtdh w16sdtfl w16du wp14">
+<w:document xmlns:ns1="http://schemas.openxmlformats.org/markup-compatibility/2006" xmlns:ns2="http://schemas.microsoft.com/office/word/2010/wordml" xmlns:ns3="http://schemas.openxmlformats.org/officeDocument/2006/relationships" xmlns:w="http://schemas.openxmlformats.org/wordprocessingml/2006/main" ns1:Ignorable="w14 w15 w16se w16cid w16 w16cex w16sdtdh w16sdtfl w16du wp14">
   <w:body>
-    <w:p>
+    <w:p ns2:paraId="1B509B2D" ns2:textId="7F6D7416">
       <w:pPr>
         <w:tabs>
           <w:tab w:val="left" w:pos="1701"/>
@@ -15,7 +15,7 @@
           <w:color w:val="000000"/>
           <w:kern w:val="0"/>
           <w:lang w:eastAsia="es-PE"/>
-          <w14:ligatures w14:val="none"/>
+          <ns2:ligatures ns2:val="none"/>
         </w:rPr>
       </w:pPr>
       <w:bookmarkStart w:id="0" w:name="_Hlk80343540"/>
@@ -26,7 +26,7 @@
           <w:color w:val="000000"/>
           <w:kern w:val="0"/>
           <w:lang w:eastAsia="es-PE"/>
-          <w14:ligatures w14:val="none"/>
+          <ns2:ligatures ns2:val="none"/>
         </w:rPr>
         <w:t xml:space="preserve">EXPEDIENTE </w:t>
       </w:r>
@@ -37,7 +37,7 @@
           <w:color w:val="000000"/>
           <w:kern w:val="0"/>
           <w:lang w:eastAsia="es-PE"/>
-          <w14:ligatures w14:val="none"/>
+          <ns2:ligatures ns2:val="none"/>
         </w:rPr>
         <w:tab/>
         <w:t>:</w:t>
@@ -49,7 +49,7 @@
           <w:color w:val="000000"/>
           <w:kern w:val="0"/>
           <w:lang w:eastAsia="es-PE"/>
-          <w14:ligatures w14:val="none"/>
+          <ns2:ligatures ns2:val="none"/>
         </w:rPr>
         <w:tab/>
       </w:r>
@@ -62,12 +62,12 @@
           <w:kern w:val="0"/>
           <w:shd w:val="clear" w:color="auto" w:fill="FFFFFF"/>
           <w:lang w:eastAsia="es-PE"/>
-          <w14:ligatures w14:val="none"/>
+          <ns2:ligatures ns2:val="none"/>
         </w:rPr>
         <w:t>1337-2026/CC1</w:t>
       </w:r>
     </w:p>
-    <w:p>
+    <w:p ns2:paraId="7E5DC22B" ns2:textId="5542CB52">
       <w:pPr>
         <w:tabs>
           <w:tab w:val="left" w:pos="1701"/>
@@ -83,17 +83,17 @@
           <w:color w:val="000000"/>
           <w:kern w:val="0"/>
           <w:lang w:eastAsia="es-PE"/>
-          <w14:ligatures w14:val="none"/>
-        </w:rPr>
-      </w:pPr>
-      <w:r>
-        <w:rPr>
-          <w:rFonts w:ascii="Arial Narrow" w:eastAsia="Arial Narrow" w:hAnsi="Arial Narrow" w:cs="Arial Narrow"/>
-          <w:b/>
-          <w:color w:val="000000"/>
-          <w:kern w:val="0"/>
-          <w:lang w:eastAsia="es-PE"/>
-          <w14:ligatures w14:val="none"/>
+          <ns2:ligatures ns2:val="none"/>
+        </w:rPr>
+      </w:pPr>
+      <w:r>
+        <w:rPr>
+          <w:rFonts w:ascii="Arial Narrow" w:eastAsia="Arial Narrow" w:hAnsi="Arial Narrow" w:cs="Arial Narrow"/>
+          <w:b/>
+          <w:color w:val="000000"/>
+          <w:kern w:val="0"/>
+          <w:lang w:eastAsia="es-PE"/>
+          <ns2:ligatures ns2:val="none"/>
         </w:rPr>
         <w:t xml:space="preserve">DENUNCIANTE:[DENUNCIANTE] (SEÑOR [APELLIDO])</w:t>
       </w:r>
@@ -104,7 +104,7 @@
           <w:color w:val="000000"/>
           <w:kern w:val="0"/>
           <w:lang w:eastAsia="es-PE"/>
-          <w14:ligatures w14:val="none"/>
+          <ns2:ligatures ns2:val="none"/>
         </w:rPr>
         <w:tab/>
         <w:t/>
@@ -116,7 +116,7 @@
           <w:color w:val="000000"/>
           <w:kern w:val="0"/>
           <w:lang w:eastAsia="es-PE"/>
-          <w14:ligatures w14:val="none"/>
+          <ns2:ligatures ns2:val="none"/>
         </w:rPr>
         <w:tab/>
       </w:r>
@@ -127,7 +127,7 @@
           <w:color w:val="000000"/>
           <w:kern w:val="0"/>
           <w:lang w:eastAsia="es-PE"/>
-          <w14:ligatures w14:val="none"/>
+          <ns2:ligatures ns2:val="none"/>
         </w:rPr>
         <w:t xml:space="preserve"/>
       </w:r>
@@ -138,7 +138,7 @@
           <w:color w:val="000000"/>
           <w:kern w:val="0"/>
           <w:lang w:eastAsia="es-PE"/>
-          <w14:ligatures w14:val="none"/>
+          <ns2:ligatures ns2:val="none"/>
         </w:rPr>
         <w:t xml:space="preserve"/>
       </w:r>
@@ -149,7 +149,7 @@
           <w:color w:val="000000"/>
           <w:kern w:val="0"/>
           <w:lang w:eastAsia="es-PE"/>
-          <w14:ligatures w14:val="none"/>
+          <ns2:ligatures ns2:val="none"/>
         </w:rPr>
         <w:t xml:space="preserve"/>
       </w:r>
@@ -160,7 +160,7 @@
           <w:color w:val="000000"/>
           <w:kern w:val="0"/>
           <w:lang w:eastAsia="es-PE"/>
-          <w14:ligatures w14:val="none"/>
+          <ns2:ligatures ns2:val="none"/>
         </w:rPr>
         <w:t/>
       </w:r>
@@ -171,12 +171,12 @@
           <w:color w:val="000000"/>
           <w:kern w:val="0"/>
           <w:lang w:eastAsia="es-PE"/>
-          <w14:ligatures w14:val="none"/>
+          <ns2:ligatures ns2:val="none"/>
         </w:rPr>
         <w:t/>
       </w:r>
     </w:p>
-    <w:p>
+    <w:p ns2:paraId="6DEEEDFE" ns2:textId="213BFA36">
       <w:pPr>
         <w:tabs>
           <w:tab w:val="left" w:pos="1701"/>
@@ -192,17 +192,17 @@
           <w:color w:val="000000"/>
           <w:kern w:val="0"/>
           <w:lang w:eastAsia="es-PE"/>
-          <w14:ligatures w14:val="none"/>
-        </w:rPr>
-      </w:pPr>
-      <w:r>
-        <w:rPr>
-          <w:rFonts w:ascii="Arial Narrow" w:eastAsia="Arial Narrow" w:hAnsi="Arial Narrow" w:cs="Arial Narrow"/>
-          <w:b/>
-          <w:color w:val="000000"/>
-          <w:kern w:val="0"/>
-          <w:lang w:eastAsia="es-PE"/>
-          <w14:ligatures w14:val="none"/>
+          <ns2:ligatures ns2:val="none"/>
+        </w:rPr>
+      </w:pPr>
+      <w:r>
+        <w:rPr>
+          <w:rFonts w:ascii="Arial Narrow" w:eastAsia="Arial Narrow" w:hAnsi="Arial Narrow" w:cs="Arial Narrow"/>
+          <w:b/>
+          <w:color w:val="000000"/>
+          <w:kern w:val="0"/>
+          <w:lang w:eastAsia="es-PE"/>
+          <ns2:ligatures ns2:val="none"/>
         </w:rPr>
         <w:t>DENUNCIADO</w:t>
       </w:r>
@@ -213,7 +213,7 @@
           <w:color w:val="000000"/>
           <w:kern w:val="0"/>
           <w:lang w:eastAsia="es-PE"/>
-          <w14:ligatures w14:val="none"/>
+          <ns2:ligatures ns2:val="none"/>
         </w:rPr>
         <w:tab/>
         <w:t>:</w:t>
@@ -225,7 +225,7 @@
           <w:color w:val="000000"/>
           <w:kern w:val="0"/>
           <w:lang w:eastAsia="es-PE"/>
-          <w14:ligatures w14:val="none"/>
+          <ns2:ligatures ns2:val="none"/>
         </w:rPr>
         <w:tab/>
       </w:r>
@@ -236,7 +236,7 @@
           <w:color w:val="000000"/>
           <w:kern w:val="0"/>
           <w:lang w:eastAsia="es-PE"/>
-          <w14:ligatures w14:val="none"/>
+          <ns2:ligatures ns2:val="none"/>
         </w:rPr>
         <w:t xml:space="preserve">PACÍFICO COMPAÑÍA DE SEGUROS Y REASEGUROS S.A. </w:t>
       </w:r>
@@ -247,7 +247,7 @@
           <w:color w:val="000000"/>
           <w:kern w:val="0"/>
           <w:lang w:eastAsia="es-PE"/>
-          <w14:ligatures w14:val="none"/>
+          <ns2:ligatures ns2:val="none"/>
         </w:rPr>
         <w:t>(</w:t>
       </w:r>
@@ -258,7 +258,7 @@
           <w:color w:val="000000"/>
           <w:kern w:val="0"/>
           <w:lang w:eastAsia="es-PE"/>
-          <w14:ligatures w14:val="none"/>
+          <ns2:ligatures ns2:val="none"/>
         </w:rPr>
         <w:t>PACÍFICO</w:t>
       </w:r>
@@ -269,12 +269,12 @@
           <w:color w:val="000000"/>
           <w:kern w:val="0"/>
           <w:lang w:eastAsia="es-PE"/>
-          <w14:ligatures w14:val="none"/>
+          <ns2:ligatures ns2:val="none"/>
         </w:rPr>
         <w:t>)</w:t>
       </w:r>
     </w:p>
-    <w:p>
+    <w:p ns2:paraId="022D2B94" ns2:textId="77777777">
       <w:pPr>
         <w:tabs>
           <w:tab w:val="left" w:pos="1701"/>
@@ -290,17 +290,17 @@
           <w:color w:val="000000"/>
           <w:kern w:val="0"/>
           <w:lang w:eastAsia="es-PE"/>
-          <w14:ligatures w14:val="none"/>
-        </w:rPr>
-      </w:pPr>
-      <w:r>
-        <w:rPr>
-          <w:rFonts w:ascii="Arial Narrow" w:eastAsia="Arial Narrow" w:hAnsi="Arial Narrow" w:cs="Arial Narrow"/>
-          <w:b/>
-          <w:color w:val="000000"/>
-          <w:kern w:val="0"/>
-          <w:lang w:eastAsia="es-PE"/>
-          <w14:ligatures w14:val="none"/>
+          <ns2:ligatures ns2:val="none"/>
+        </w:rPr>
+      </w:pPr>
+      <w:r>
+        <w:rPr>
+          <w:rFonts w:ascii="Arial Narrow" w:eastAsia="Arial Narrow" w:hAnsi="Arial Narrow" w:cs="Arial Narrow"/>
+          <w:b/>
+          <w:color w:val="000000"/>
+          <w:kern w:val="0"/>
+          <w:lang w:eastAsia="es-PE"/>
+          <ns2:ligatures ns2:val="none"/>
         </w:rPr>
         <w:t>MATERIAS</w:t>
       </w:r>
@@ -311,7 +311,7 @@
           <w:color w:val="000000"/>
           <w:kern w:val="0"/>
           <w:lang w:eastAsia="es-PE"/>
-          <w14:ligatures w14:val="none"/>
+          <ns2:ligatures ns2:val="none"/>
         </w:rPr>
         <w:tab/>
         <w:t xml:space="preserve">: </w:t>
@@ -323,13 +323,13 @@
           <w:color w:val="000000"/>
           <w:kern w:val="0"/>
           <w:lang w:eastAsia="es-PE"/>
-          <w14:ligatures w14:val="none"/>
+          <ns2:ligatures ns2:val="none"/>
         </w:rPr>
         <w:tab/>
         <w:t>ADMISIÓN A TRÁMITE</w:t>
       </w:r>
     </w:p>
-    <w:p>
+    <w:p ns2:paraId="19ED7B73" ns2:textId="77777777">
       <w:pPr>
         <w:tabs>
           <w:tab w:val="left" w:pos="1701"/>
@@ -345,17 +345,17 @@
           <w:color w:val="000000"/>
           <w:kern w:val="0"/>
           <w:lang w:eastAsia="es-PE"/>
-          <w14:ligatures w14:val="none"/>
-        </w:rPr>
-      </w:pPr>
-      <w:r>
-        <w:rPr>
-          <w:rFonts w:ascii="Arial Narrow" w:eastAsia="Arial Narrow" w:hAnsi="Arial Narrow" w:cs="Arial Narrow"/>
-          <w:b/>
-          <w:color w:val="000000"/>
-          <w:kern w:val="0"/>
-          <w:lang w:eastAsia="es-PE"/>
-          <w14:ligatures w14:val="none"/>
+          <ns2:ligatures ns2:val="none"/>
+        </w:rPr>
+      </w:pPr>
+      <w:r>
+        <w:rPr>
+          <w:rFonts w:ascii="Arial Narrow" w:eastAsia="Arial Narrow" w:hAnsi="Arial Narrow" w:cs="Arial Narrow"/>
+          <w:b/>
+          <w:color w:val="000000"/>
+          <w:kern w:val="0"/>
+          <w:lang w:eastAsia="es-PE"/>
+          <ns2:ligatures ns2:val="none"/>
         </w:rPr>
         <w:t>REQUERIMIENTO DE INFORMACIÓN</w:t>
       </w:r>
@@ -366,12 +366,12 @@
           <w:color w:val="000000"/>
           <w:kern w:val="0"/>
           <w:lang w:eastAsia="es-PE"/>
-          <w14:ligatures w14:val="none"/>
+          <ns2:ligatures ns2:val="none"/>
         </w:rPr>
         <w:t xml:space="preserve"> </w:t>
       </w:r>
     </w:p>
-    <w:p>
+    <w:p ns2:paraId="46A5A479" ns2:textId="513209FF">
       <w:pPr>
         <w:tabs>
           <w:tab w:val="left" w:pos="1701"/>
@@ -386,17 +386,17 @@
           <w:color w:val="000000"/>
           <w:kern w:val="0"/>
           <w:lang w:eastAsia="es-PE"/>
-          <w14:ligatures w14:val="none"/>
-        </w:rPr>
-      </w:pPr>
-      <w:r>
-        <w:rPr>
-          <w:rFonts w:ascii="Arial Narrow" w:eastAsia="Arial Narrow" w:hAnsi="Arial Narrow" w:cs="Arial Narrow"/>
-          <w:b/>
-          <w:color w:val="000000"/>
-          <w:kern w:val="0"/>
-          <w:lang w:eastAsia="es-PE"/>
-          <w14:ligatures w14:val="none"/>
+          <ns2:ligatures ns2:val="none"/>
+        </w:rPr>
+      </w:pPr>
+      <w:r>
+        <w:rPr>
+          <w:rFonts w:ascii="Arial Narrow" w:eastAsia="Arial Narrow" w:hAnsi="Arial Narrow" w:cs="Arial Narrow"/>
+          <w:b/>
+          <w:color w:val="000000"/>
+          <w:kern w:val="0"/>
+          <w:lang w:eastAsia="es-PE"/>
+          <ns2:ligatures ns2:val="none"/>
         </w:rPr>
         <w:t xml:space="preserve">RESOLUCIÓN </w:t>
       </w:r>
@@ -407,7 +407,7 @@
           <w:color w:val="000000"/>
           <w:kern w:val="0"/>
           <w:lang w:eastAsia="es-PE"/>
-          <w14:ligatures w14:val="none"/>
+          <ns2:ligatures ns2:val="none"/>
         </w:rPr>
         <w:tab/>
         <w:t>:</w:t>
@@ -419,7 +419,7 @@
           <w:color w:val="000000"/>
           <w:kern w:val="0"/>
           <w:lang w:eastAsia="es-PE"/>
-          <w14:ligatures w14:val="none"/>
+          <ns2:ligatures ns2:val="none"/>
         </w:rPr>
         <w:tab/>
       </w:r>
@@ -430,12 +430,12 @@
           <w:color w:val="000000"/>
           <w:kern w:val="0"/>
           <w:lang w:eastAsia="es-PE"/>
-          <w14:ligatures w14:val="none"/>
+          <ns2:ligatures ns2:val="none"/>
         </w:rPr>
         <w:t>3</w:t>
       </w:r>
     </w:p>
-    <w:p>
+    <w:p ns2:paraId="5BA3A18D" ns2:textId="77777777">
       <w:pPr>
         <w:tabs>
           <w:tab w:val="left" w:pos="1014"/>
@@ -449,11 +449,11 @@
           <w:kern w:val="0"/>
           <w:shd w:val="clear" w:color="auto" w:fill="FFFFFF"/>
           <w:lang w:eastAsia="es-PE"/>
-          <w14:ligatures w14:val="none"/>
-        </w:rPr>
-      </w:pPr>
-    </w:p>
-    <w:p>
+          <ns2:ligatures ns2:val="none"/>
+        </w:rPr>
+      </w:pPr>
+    </w:p>
+    <w:p ns2:paraId="2F799822" ns2:textId="3E581221">
       <w:pPr>
         <w:tabs>
           <w:tab w:val="left" w:pos="1014"/>
@@ -467,7 +467,7 @@
           <w:kern w:val="0"/>
           <w:shd w:val="clear" w:color="auto" w:fill="FFFFFF"/>
           <w:lang w:eastAsia="es-PE"/>
-          <w14:ligatures w14:val="none"/>
+          <ns2:ligatures ns2:val="none"/>
         </w:rPr>
       </w:pPr>
       <w:r>
@@ -477,7 +477,7 @@
           <w:kern w:val="0"/>
           <w:shd w:val="clear" w:color="auto" w:fill="FFFFFF"/>
           <w:lang w:eastAsia="es-PE"/>
-          <w14:ligatures w14:val="none"/>
+          <ns2:ligatures ns2:val="none"/>
         </w:rPr>
         <w:t xml:space="preserve">Lima, </w:t>
       </w:r>
@@ -488,7 +488,7 @@
           <w:kern w:val="0"/>
           <w:shd w:val="clear" w:color="auto" w:fill="FFFFFF"/>
           <w:lang w:eastAsia="es-PE"/>
-          <w14:ligatures w14:val="none"/>
+          <ns2:ligatures ns2:val="none"/>
         </w:rPr>
         <w:t>28</w:t>
       </w:r>
@@ -499,7 +499,7 @@
           <w:kern w:val="0"/>
           <w:shd w:val="clear" w:color="auto" w:fill="FFFFFF"/>
           <w:lang w:eastAsia="es-PE"/>
-          <w14:ligatures w14:val="none"/>
+          <ns2:ligatures ns2:val="none"/>
         </w:rPr>
         <w:t xml:space="preserve"> de </w:t>
       </w:r>
@@ -510,7 +510,7 @@
           <w:kern w:val="0"/>
           <w:shd w:val="clear" w:color="auto" w:fill="FFFFFF"/>
           <w:lang w:eastAsia="es-PE"/>
-          <w14:ligatures w14:val="none"/>
+          <ns2:ligatures ns2:val="none"/>
         </w:rPr>
         <w:t>mayo</w:t>
       </w:r>
@@ -521,7 +521,7 @@
           <w:kern w:val="0"/>
           <w:shd w:val="clear" w:color="auto" w:fill="FFFFFF"/>
           <w:lang w:eastAsia="es-PE"/>
-          <w14:ligatures w14:val="none"/>
+          <ns2:ligatures ns2:val="none"/>
         </w:rPr>
         <w:t xml:space="preserve"> </w:t>
       </w:r>
@@ -532,7 +532,7 @@
           <w:kern w:val="0"/>
           <w:shd w:val="clear" w:color="auto" w:fill="FFFFFF"/>
           <w:lang w:eastAsia="es-PE"/>
-          <w14:ligatures w14:val="none"/>
+          <ns2:ligatures ns2:val="none"/>
         </w:rPr>
         <w:t xml:space="preserve">de </w:t>
       </w:r>
@@ -543,12 +543,12 @@
           <w:kern w:val="0"/>
           <w:shd w:val="clear" w:color="auto" w:fill="FFFFFF"/>
           <w:lang w:eastAsia="es-PE"/>
-          <w14:ligatures w14:val="none"/>
+          <ns2:ligatures ns2:val="none"/>
         </w:rPr>
         <w:t>2026</w:t>
       </w:r>
     </w:p>
-    <w:p>
+    <w:p ns2:paraId="66CE1821" ns2:textId="77777777">
       <w:pPr>
         <w:tabs>
           <w:tab w:val="left" w:pos="1014"/>
@@ -561,11 +561,11 @@
           <w:color w:val="000000"/>
           <w:kern w:val="0"/>
           <w:lang w:eastAsia="es-PE"/>
-          <w14:ligatures w14:val="none"/>
-        </w:rPr>
-      </w:pPr>
-    </w:p>
-    <w:p>
+          <ns2:ligatures ns2:val="none"/>
+        </w:rPr>
+      </w:pPr>
+    </w:p>
+    <w:p ns2:paraId="0B80AAA5" ns2:textId="2697B482">
       <w:pPr>
         <w:numPr>
           <w:ilvl w:val="0"/>
@@ -580,17 +580,17 @@
           <w:color w:val="000000"/>
           <w:kern w:val="0"/>
           <w:lang w:eastAsia="es-PE"/>
-          <w14:ligatures w14:val="none"/>
-        </w:rPr>
-      </w:pPr>
-      <w:r>
-        <w:rPr>
-          <w:rFonts w:ascii="Arial Narrow" w:eastAsia="Arial Narrow" w:hAnsi="Arial Narrow" w:cs="Arial Narrow"/>
-          <w:b/>
-          <w:color w:val="000000"/>
-          <w:kern w:val="0"/>
-          <w:lang w:eastAsia="es-PE"/>
-          <w14:ligatures w14:val="none"/>
+          <ns2:ligatures ns2:val="none"/>
+        </w:rPr>
+      </w:pPr>
+      <w:r>
+        <w:rPr>
+          <w:rFonts w:ascii="Arial Narrow" w:eastAsia="Arial Narrow" w:hAnsi="Arial Narrow" w:cs="Arial Narrow"/>
+          <w:b/>
+          <w:color w:val="000000"/>
+          <w:kern w:val="0"/>
+          <w:lang w:eastAsia="es-PE"/>
+          <ns2:ligatures ns2:val="none"/>
         </w:rPr>
         <w:t xml:space="preserve">HECHOS </w:t>
       </w:r>
@@ -601,12 +601,12 @@
           <w:color w:val="000000"/>
           <w:kern w:val="0"/>
           <w:lang w:eastAsia="es-PE"/>
-          <w14:ligatures w14:val="none"/>
+          <ns2:ligatures ns2:val="none"/>
         </w:rPr>
         <w:t>DE LA DENUNCIA</w:t>
       </w:r>
     </w:p>
-    <w:p>
+    <w:p ns2:paraId="621F2AB2" ns2:textId="77777777">
       <w:pPr>
         <w:spacing w:after="0" w:line="240" w:lineRule="auto"/>
         <w:contextualSpacing/>
@@ -616,11 +616,11 @@
           <w:color w:val="000000"/>
           <w:kern w:val="0"/>
           <w:lang w:eastAsia="es-PE"/>
-          <w14:ligatures w14:val="none"/>
-        </w:rPr>
-      </w:pPr>
-    </w:p>
-    <w:p>
+          <ns2:ligatures ns2:val="none"/>
+        </w:rPr>
+      </w:pPr>
+    </w:p>
+    <w:p ns2:paraId="60B5D5B0" ns2:textId="2D66B705">
       <w:pPr>
         <w:numPr>
           <w:ilvl w:val="1"/>
@@ -635,7 +635,7 @@
           <w:color w:val="000000"/>
           <w:kern w:val="0"/>
           <w:lang w:val="es-ES" w:eastAsia="es-ES"/>
-          <w14:ligatures w14:val="none"/>
+          <ns2:ligatures ns2:val="none"/>
         </w:rPr>
       </w:pPr>
       <w:r>
@@ -644,7 +644,7 @@
           <w:color w:val="000000"/>
           <w:kern w:val="0"/>
           <w:lang w:val="es-ES" w:eastAsia="es-ES"/>
-          <w14:ligatures w14:val="none"/>
+          <ns2:ligatures ns2:val="none"/>
         </w:rPr>
         <w:t xml:space="preserve">Mediante la denuncia del 29 de diciembre de 2025, subsanada mediante escrito del 11 de mayo de 2026, el señor [APELLIDO] denunció a Pacífico por presuntas infracciones a la Ley 29571, Código de Protección y Defensa del Consumidor (en adelante, Código), señalando lo siguiente:</w:t>
       </w:r>
@@ -654,7 +654,7 @@
           <w:color w:val="000000"/>
           <w:kern w:val="0"/>
           <w:lang w:val="es-ES" w:eastAsia="es-ES"/>
-          <w14:ligatures w14:val="none"/>
+          <ns2:ligatures ns2:val="none"/>
         </w:rPr>
         <w:t xml:space="preserve"/>
       </w:r>
@@ -664,7 +664,7 @@
           <w:color w:val="000000"/>
           <w:kern w:val="0"/>
           <w:lang w:val="es-ES" w:eastAsia="es-ES"/>
-          <w14:ligatures w14:val="none"/>
+          <ns2:ligatures ns2:val="none"/>
         </w:rPr>
         <w:t xml:space="preserve"/>
       </w:r>
@@ -674,7 +674,7 @@
           <w:color w:val="000000"/>
           <w:kern w:val="0"/>
           <w:lang w:val="es-ES" w:eastAsia="es-ES"/>
-          <w14:ligatures w14:val="none"/>
+          <ns2:ligatures ns2:val="none"/>
         </w:rPr>
         <w:t xml:space="preserve"/>
       </w:r>
@@ -684,7 +684,7 @@
           <w:color w:val="000000"/>
           <w:kern w:val="0"/>
           <w:lang w:val="es-ES" w:eastAsia="es-ES"/>
-          <w14:ligatures w14:val="none"/>
+          <ns2:ligatures ns2:val="none"/>
         </w:rPr>
         <w:t/>
       </w:r>
@@ -696,7 +696,7 @@
           <w:kern w:val="0"/>
           <w:vertAlign w:val="superscript"/>
           <w:lang w:val="es-ES" w:eastAsia="es-ES"/>
-          <w14:ligatures w14:val="none"/>
+          <ns2:ligatures ns2:val="none"/>
         </w:rPr>
         <w:footnoteReference w:id="1"/>
       </w:r>
@@ -706,7 +706,7 @@
           <w:color w:val="000000"/>
           <w:kern w:val="0"/>
           <w:lang w:val="es-ES" w:eastAsia="es-ES"/>
-          <w14:ligatures w14:val="none"/>
+          <ns2:ligatures ns2:val="none"/>
         </w:rPr>
         <w:t xml:space="preserve"/>
       </w:r>
@@ -716,7 +716,7 @@
           <w:color w:val="000000"/>
           <w:kern w:val="0"/>
           <w:lang w:val="es-ES" w:eastAsia="es-ES"/>
-          <w14:ligatures w14:val="none"/>
+          <ns2:ligatures ns2:val="none"/>
         </w:rPr>
         <w:t/>
       </w:r>
@@ -724,7 +724,7 @@
         <w:rPr>
           <w:rFonts w:ascii="Arial Narrow" w:eastAsia="Calibri" w:hAnsi="Arial Narrow" w:cs="Arial"/>
           <w:kern w:val="0"/>
-          <w14:ligatures w14:val="none"/>
+          <ns2:ligatures ns2:val="none"/>
         </w:rPr>
         <w:t xml:space="preserve"/>
       </w:r>
@@ -732,7 +732,7 @@
         <w:rPr>
           <w:rFonts w:ascii="Arial Narrow" w:eastAsia="Calibri" w:hAnsi="Arial Narrow" w:cs="Arial"/>
           <w:kern w:val="0"/>
-          <w14:ligatures w14:val="none"/>
+          <ns2:ligatures ns2:val="none"/>
         </w:rPr>
         <w:t xml:space="preserve"/>
       </w:r>
@@ -740,7 +740,7 @@
         <w:rPr>
           <w:rFonts w:ascii="Arial Narrow" w:eastAsia="Calibri" w:hAnsi="Arial Narrow" w:cs="Arial"/>
           <w:kern w:val="0"/>
-          <w14:ligatures w14:val="none"/>
+          <ns2:ligatures ns2:val="none"/>
         </w:rPr>
         <w:t/>
       </w:r>
@@ -750,7 +750,7 @@
           <w:color w:val="000000"/>
           <w:kern w:val="0"/>
           <w:lang w:val="es-ES" w:eastAsia="es-ES"/>
-          <w14:ligatures w14:val="none"/>
+          <ns2:ligatures ns2:val="none"/>
         </w:rPr>
         <w:t xml:space="preserve"/>
       </w:r>
@@ -760,7 +760,7 @@
           <w:color w:val="000000"/>
           <w:kern w:val="0"/>
           <w:lang w:val="es-ES" w:eastAsia="es-ES"/>
-          <w14:ligatures w14:val="none"/>
+          <ns2:ligatures ns2:val="none"/>
         </w:rPr>
         <w:t xml:space="preserve"/>
       </w:r>
@@ -770,7 +770,7 @@
           <w:color w:val="000000"/>
           <w:kern w:val="0"/>
           <w:lang w:val="es-ES" w:eastAsia="es-ES"/>
-          <w14:ligatures w14:val="none"/>
+          <ns2:ligatures ns2:val="none"/>
         </w:rPr>
         <w:t xml:space="preserve"/>
       </w:r>
@@ -780,7 +780,7 @@
           <w:color w:val="000000"/>
           <w:kern w:val="0"/>
           <w:lang w:val="es-ES" w:eastAsia="es-ES"/>
-          <w14:ligatures w14:val="none"/>
+          <ns2:ligatures ns2:val="none"/>
         </w:rPr>
         <w:t/>
       </w:r>
@@ -792,7 +792,7 @@
           <w:kern w:val="0"/>
           <w:vertAlign w:val="superscript"/>
           <w:lang w:val="es-ES" w:eastAsia="es-ES"/>
-          <w14:ligatures w14:val="none"/>
+          <ns2:ligatures ns2:val="none"/>
         </w:rPr>
         <w:footnoteReference w:id="2"/>
       </w:r>
@@ -802,7 +802,7 @@
           <w:color w:val="000000"/>
           <w:kern w:val="0"/>
           <w:lang w:val="es-ES" w:eastAsia="es-ES"/>
-          <w14:ligatures w14:val="none"/>
+          <ns2:ligatures ns2:val="none"/>
         </w:rPr>
         <w:t xml:space="preserve"/>
       </w:r>
@@ -813,7 +813,7 @@
           <w:color w:val="000000"/>
           <w:kern w:val="0"/>
           <w:lang w:val="es-ES" w:eastAsia="es-ES"/>
-          <w14:ligatures w14:val="none"/>
+          <ns2:ligatures ns2:val="none"/>
         </w:rPr>
         <w:t/>
       </w:r>
@@ -824,12 +824,12 @@
           <w:color w:val="000000"/>
           <w:kern w:val="0"/>
           <w:lang w:val="es-ES" w:eastAsia="es-ES"/>
-          <w14:ligatures w14:val="none"/>
+          <ns2:ligatures ns2:val="none"/>
         </w:rPr>
         <w:t/>
       </w:r>
     </w:p>
-    <w:p>
+    <w:p ns2:paraId="74F7C6DE" ns2:textId="77777777">
       <w:pPr>
         <w:tabs>
           <w:tab w:val="num" w:pos="1134"/>
@@ -842,11 +842,11 @@
           <w:color w:val="000000"/>
           <w:kern w:val="0"/>
           <w:lang w:eastAsia="es-ES"/>
-          <w14:ligatures w14:val="none"/>
-        </w:rPr>
-      </w:pPr>
-    </w:p>
-    <w:p>
+          <ns2:ligatures ns2:val="none"/>
+        </w:rPr>
+      </w:pPr>
+    </w:p>
+    <w:p ns2:paraId="10CEFF84" ns2:textId="77777777">
       <w:pPr>
         <w:pStyle w:val="Prrafodelista"/>
         <w:numPr>
@@ -864,16 +864,16 @@
           <w:color w:val="000000"/>
           <w:kern w:val="0"/>
           <w:lang w:eastAsia="es-ES"/>
-          <w14:ligatures w14:val="none"/>
-        </w:rPr>
-      </w:pPr>
-      <w:r>
-        <w:rPr>
-          <w:rFonts w:ascii="Arial Narrow" w:eastAsia="Times New Roman" w:hAnsi="Arial Narrow" w:cs="Arial"/>
-          <w:color w:val="000000"/>
-          <w:kern w:val="0"/>
-          <w:lang w:eastAsia="es-ES"/>
-          <w14:ligatures w14:val="none"/>
+          <ns2:ligatures ns2:val="none"/>
+        </w:rPr>
+      </w:pPr>
+      <w:r>
+        <w:rPr>
+          <w:rFonts w:ascii="Arial Narrow" w:eastAsia="Times New Roman" w:hAnsi="Arial Narrow" w:cs="Arial"/>
+          <w:color w:val="000000"/>
+          <w:kern w:val="0"/>
+          <w:lang w:eastAsia="es-ES"/>
+          <ns2:ligatures ns2:val="none"/>
         </w:rPr>
         <w:t xml:space="preserve">El 30 de diciembre de 2023, ocurrió un despiste con el vehículo con Placa de Rodaje CCN360 en el distrito de </w:t>
       </w:r>
@@ -884,7 +884,7 @@
           <w:color w:val="000000"/>
           <w:kern w:val="0"/>
           <w:lang w:eastAsia="es-ES"/>
-          <w14:ligatures w14:val="none"/>
+          <ns2:ligatures ns2:val="none"/>
         </w:rPr>
         <w:t>Conococha</w:t>
       </w:r>
@@ -895,12 +895,12 @@
           <w:color w:val="000000"/>
           <w:kern w:val="0"/>
           <w:lang w:eastAsia="es-ES"/>
-          <w14:ligatures w14:val="none"/>
+          <ns2:ligatures ns2:val="none"/>
         </w:rPr>
         <w:t xml:space="preserve">, provincia de Recuay, departamento de Áncash. </w:t>
       </w:r>
     </w:p>
-    <w:p>
+    <w:p ns2:paraId="0C65A59D" ns2:textId="77777777">
       <w:pPr>
         <w:pStyle w:val="Prrafodelista"/>
         <w:spacing w:after="0" w:line="240" w:lineRule="auto"/>
@@ -911,11 +911,11 @@
           <w:color w:val="000000"/>
           <w:kern w:val="0"/>
           <w:lang w:eastAsia="es-ES"/>
-          <w14:ligatures w14:val="none"/>
-        </w:rPr>
-      </w:pPr>
-    </w:p>
-    <w:p>
+          <ns2:ligatures ns2:val="none"/>
+        </w:rPr>
+      </w:pPr>
+    </w:p>
+    <w:p ns2:paraId="3E8EF2E4" ns2:textId="047C2AE5">
       <w:pPr>
         <w:pStyle w:val="Prrafodelista"/>
         <w:numPr>
@@ -933,16 +933,16 @@
           <w:color w:val="000000"/>
           <w:kern w:val="0"/>
           <w:lang w:eastAsia="es-ES"/>
-          <w14:ligatures w14:val="none"/>
-        </w:rPr>
-      </w:pPr>
-      <w:r>
-        <w:rPr>
-          <w:rFonts w:ascii="Arial Narrow" w:eastAsia="Times New Roman" w:hAnsi="Arial Narrow" w:cs="Arial"/>
-          <w:color w:val="000000"/>
-          <w:kern w:val="0"/>
-          <w:lang w:eastAsia="es-ES"/>
-          <w14:ligatures w14:val="none"/>
+          <ns2:ligatures ns2:val="none"/>
+        </w:rPr>
+      </w:pPr>
+      <w:r>
+        <w:rPr>
+          <w:rFonts w:ascii="Arial Narrow" w:eastAsia="Times New Roman" w:hAnsi="Arial Narrow" w:cs="Arial"/>
+          <w:color w:val="000000"/>
+          <w:kern w:val="0"/>
+          <w:lang w:eastAsia="es-ES"/>
+          <ns2:ligatures ns2:val="none"/>
         </w:rPr>
         <w:t xml:space="preserve">Luego de ocurrido el siniestro, su cónyuge se comunicó con la central de riesgos de </w:t>
       </w:r>
@@ -952,7 +952,7 @@
           <w:color w:val="000000"/>
           <w:kern w:val="0"/>
           <w:lang w:val="es-ES" w:eastAsia="es-ES"/>
-          <w14:ligatures w14:val="none"/>
+          <ns2:ligatures ns2:val="none"/>
         </w:rPr>
         <w:t xml:space="preserve">Pacífico </w:t>
       </w:r>
@@ -962,7 +962,7 @@
           <w:color w:val="000000"/>
           <w:kern w:val="0"/>
           <w:lang w:eastAsia="es-ES"/>
-          <w14:ligatures w14:val="none"/>
+          <ns2:ligatures ns2:val="none"/>
         </w:rPr>
         <w:t xml:space="preserve">a fin de efectuar el reporte correspondiente; sin embargo, le indicaron que el </w:t>
       </w:r>
@@ -972,7 +972,7 @@
           <w:color w:val="000000"/>
           <w:kern w:val="0"/>
           <w:lang w:eastAsia="es-ES"/>
-          <w14:ligatures w14:val="none"/>
+          <ns2:ligatures ns2:val="none"/>
         </w:rPr>
         <w:t xml:space="preserve">Seguro Vehicular – Póliza 2007808645 (en adelante, “Seguro Vehicular”) </w:t>
       </w:r>
@@ -982,7 +982,7 @@
           <w:color w:val="000000"/>
           <w:kern w:val="0"/>
           <w:lang w:eastAsia="es-ES"/>
-          <w14:ligatures w14:val="none"/>
+          <ns2:ligatures ns2:val="none"/>
         </w:rPr>
         <w:t xml:space="preserve">no se encontraba vigente desde el 2 de julio de 2023 y que no podían brindarle asistencia de traslado del </w:t>
       </w:r>
@@ -992,7 +992,7 @@
           <w:color w:val="000000"/>
           <w:kern w:val="0"/>
           <w:lang w:eastAsia="es-ES"/>
-          <w14:ligatures w14:val="none"/>
+          <ns2:ligatures ns2:val="none"/>
         </w:rPr>
         <w:t xml:space="preserve">vehículo con Placa de Rodaje CCN360 (en adelante, vehículo asegurado) </w:t>
       </w:r>
@@ -1002,12 +1002,12 @@
           <w:color w:val="000000"/>
           <w:kern w:val="0"/>
           <w:lang w:eastAsia="es-ES"/>
-          <w14:ligatures w14:val="none"/>
+          <ns2:ligatures ns2:val="none"/>
         </w:rPr>
         <w:t>ni asistencia médica.</w:t>
       </w:r>
     </w:p>
-    <w:p>
+    <w:p ns2:paraId="0D08E801" ns2:textId="77777777">
       <w:pPr>
         <w:pStyle w:val="Prrafodelista"/>
         <w:spacing w:after="0" w:line="240" w:lineRule="auto"/>
@@ -1018,11 +1018,11 @@
           <w:color w:val="000000"/>
           <w:kern w:val="0"/>
           <w:lang w:eastAsia="es-ES"/>
-          <w14:ligatures w14:val="none"/>
-        </w:rPr>
-      </w:pPr>
-    </w:p>
-    <w:p>
+          <ns2:ligatures ns2:val="none"/>
+        </w:rPr>
+      </w:pPr>
+    </w:p>
+    <w:p ns2:paraId="27389AE5" ns2:textId="560B5DB3">
       <w:pPr>
         <w:pStyle w:val="Prrafodelista"/>
         <w:numPr>
@@ -1040,16 +1040,16 @@
           <w:color w:val="000000"/>
           <w:kern w:val="0"/>
           <w:lang w:eastAsia="es-ES"/>
-          <w14:ligatures w14:val="none"/>
-        </w:rPr>
-      </w:pPr>
-      <w:r>
-        <w:rPr>
-          <w:rFonts w:ascii="Arial Narrow" w:eastAsia="Times New Roman" w:hAnsi="Arial Narrow" w:cs="Arial"/>
-          <w:color w:val="000000"/>
-          <w:kern w:val="0"/>
-          <w:lang w:eastAsia="es-ES"/>
-          <w14:ligatures w14:val="none"/>
+          <ns2:ligatures ns2:val="none"/>
+        </w:rPr>
+      </w:pPr>
+      <w:r>
+        <w:rPr>
+          <w:rFonts w:ascii="Arial Narrow" w:eastAsia="Times New Roman" w:hAnsi="Arial Narrow" w:cs="Arial"/>
+          <w:color w:val="000000"/>
+          <w:kern w:val="0"/>
+          <w:lang w:eastAsia="es-ES"/>
+          <ns2:ligatures ns2:val="none"/>
         </w:rPr>
         <w:t xml:space="preserve">El 2 de enero de 2024, </w:t>
       </w:r>
@@ -1059,7 +1059,7 @@
           <w:color w:val="000000"/>
           <w:kern w:val="0"/>
           <w:lang w:val="es-ES" w:eastAsia="es-ES"/>
-          <w14:ligatures w14:val="none"/>
+          <ns2:ligatures ns2:val="none"/>
         </w:rPr>
         <w:t xml:space="preserve">Pacífico </w:t>
       </w:r>
@@ -1069,7 +1069,7 @@
           <w:color w:val="000000"/>
           <w:kern w:val="0"/>
           <w:lang w:eastAsia="es-ES"/>
-          <w14:ligatures w14:val="none"/>
+          <ns2:ligatures ns2:val="none"/>
         </w:rPr>
         <w:t xml:space="preserve">rehabilitó el Seguro Vehicular y atendió el reporte del siniestro formulado respecto del </w:t>
       </w:r>
@@ -1079,7 +1079,7 @@
           <w:color w:val="000000"/>
           <w:kern w:val="0"/>
           <w:lang w:eastAsia="es-ES"/>
-          <w14:ligatures w14:val="none"/>
+          <ns2:ligatures ns2:val="none"/>
         </w:rPr>
         <w:t>vehículo asegurado</w:t>
       </w:r>
@@ -1089,7 +1089,7 @@
           <w:color w:val="000000"/>
           <w:kern w:val="0"/>
           <w:lang w:eastAsia="es-ES"/>
-          <w14:ligatures w14:val="none"/>
+          <ns2:ligatures ns2:val="none"/>
         </w:rPr>
         <w:t xml:space="preserve"> el cual fue registrado como el </w:t>
       </w:r>
@@ -1099,7 +1099,7 @@
           <w:color w:val="000000"/>
           <w:kern w:val="0"/>
           <w:lang w:val="es-ES" w:eastAsia="es-ES"/>
-          <w14:ligatures w14:val="none"/>
+          <ns2:ligatures ns2:val="none"/>
         </w:rPr>
         <w:t>siniestro 1001067466</w:t>
       </w:r>
@@ -1109,7 +1109,7 @@
           <w:color w:val="000000"/>
           <w:kern w:val="0"/>
           <w:lang w:eastAsia="es-ES"/>
-          <w14:ligatures w14:val="none"/>
+          <ns2:ligatures ns2:val="none"/>
         </w:rPr>
         <w:t>.</w:t>
       </w:r>
@@ -1119,7 +1119,7 @@
           <w:color w:val="000000"/>
           <w:kern w:val="0"/>
           <w:lang w:eastAsia="es-ES"/>
-          <w14:ligatures w14:val="none"/>
+          <ns2:ligatures ns2:val="none"/>
         </w:rPr>
         <w:t xml:space="preserve"> </w:t>
       </w:r>
@@ -1129,7 +1129,7 @@
           <w:color w:val="000000"/>
           <w:kern w:val="0"/>
           <w:lang w:eastAsia="es-ES"/>
-          <w14:ligatures w14:val="none"/>
+          <ns2:ligatures ns2:val="none"/>
         </w:rPr>
         <w:t xml:space="preserve">Luego de la aprobación del siniestro, eligió </w:t>
       </w:r>
@@ -1139,7 +1139,7 @@
           <w:color w:val="000000"/>
           <w:kern w:val="0"/>
           <w:lang w:eastAsia="es-ES"/>
-          <w14:ligatures w14:val="none"/>
+          <ns2:ligatures ns2:val="none"/>
         </w:rPr>
         <w:t>un</w:t>
       </w:r>
@@ -1149,7 +1149,7 @@
           <w:color w:val="000000"/>
           <w:kern w:val="0"/>
           <w:lang w:eastAsia="es-ES"/>
-          <w14:ligatures w14:val="none"/>
+          <ns2:ligatures ns2:val="none"/>
         </w:rPr>
         <w:t xml:space="preserve"> taller ubicado en la ciudad de Huaraz, para la reparación del </w:t>
       </w:r>
@@ -1159,12 +1159,12 @@
           <w:color w:val="000000"/>
           <w:kern w:val="0"/>
           <w:lang w:eastAsia="es-ES"/>
-          <w14:ligatures w14:val="none"/>
+          <ns2:ligatures ns2:val="none"/>
         </w:rPr>
         <w:t>vehículo asegurado.</w:t>
       </w:r>
     </w:p>
-    <w:p>
+    <w:p ns2:paraId="419B1577" ns2:textId="77777777">
       <w:pPr>
         <w:pStyle w:val="Prrafodelista"/>
         <w:spacing w:after="0" w:line="240" w:lineRule="auto"/>
@@ -1175,11 +1175,11 @@
           <w:color w:val="000000"/>
           <w:kern w:val="0"/>
           <w:lang w:eastAsia="es-ES"/>
-          <w14:ligatures w14:val="none"/>
-        </w:rPr>
-      </w:pPr>
-    </w:p>
-    <w:p>
+          <ns2:ligatures ns2:val="none"/>
+        </w:rPr>
+      </w:pPr>
+    </w:p>
+    <w:p ns2:paraId="75933AA3" ns2:textId="2BD9F107">
       <w:pPr>
         <w:pStyle w:val="Prrafodelista"/>
         <w:numPr>
@@ -1197,16 +1197,16 @@
           <w:color w:val="000000"/>
           <w:kern w:val="0"/>
           <w:lang w:eastAsia="es-ES"/>
-          <w14:ligatures w14:val="none"/>
-        </w:rPr>
-      </w:pPr>
-      <w:r>
-        <w:rPr>
-          <w:rFonts w:ascii="Arial Narrow" w:eastAsia="Times New Roman" w:hAnsi="Arial Narrow" w:cs="Arial"/>
-          <w:color w:val="000000"/>
-          <w:kern w:val="0"/>
-          <w:lang w:eastAsia="es-ES"/>
-          <w14:ligatures w14:val="none"/>
+          <ns2:ligatures ns2:val="none"/>
+        </w:rPr>
+      </w:pPr>
+      <w:r>
+        <w:rPr>
+          <w:rFonts w:ascii="Arial Narrow" w:eastAsia="Times New Roman" w:hAnsi="Arial Narrow" w:cs="Arial"/>
+          <w:color w:val="000000"/>
+          <w:kern w:val="0"/>
+          <w:lang w:eastAsia="es-ES"/>
+          <ns2:ligatures ns2:val="none"/>
         </w:rPr>
         <w:t>El 8 de febrero de 2024, el</w:t>
       </w:r>
@@ -1216,7 +1216,7 @@
           <w:color w:val="000000"/>
           <w:kern w:val="0"/>
           <w:lang w:eastAsia="es-ES"/>
-          <w14:ligatures w14:val="none"/>
+          <ns2:ligatures ns2:val="none"/>
         </w:rPr>
         <w:t xml:space="preserve"> referido</w:t>
       </w:r>
@@ -1226,7 +1226,7 @@
           <w:color w:val="000000"/>
           <w:kern w:val="0"/>
           <w:lang w:eastAsia="es-ES"/>
-          <w14:ligatures w14:val="none"/>
+          <ns2:ligatures ns2:val="none"/>
         </w:rPr>
         <w:t xml:space="preserve"> taller aceptó recibir el </w:t>
       </w:r>
@@ -1236,7 +1236,7 @@
           <w:color w:val="000000"/>
           <w:kern w:val="0"/>
           <w:lang w:eastAsia="es-ES"/>
-          <w14:ligatures w14:val="none"/>
+          <ns2:ligatures ns2:val="none"/>
         </w:rPr>
         <w:t>vehículo asegurado</w:t>
       </w:r>
@@ -1246,7 +1246,7 @@
           <w:color w:val="000000"/>
           <w:kern w:val="0"/>
           <w:lang w:eastAsia="es-ES"/>
-          <w14:ligatures w14:val="none"/>
+          <ns2:ligatures ns2:val="none"/>
         </w:rPr>
         <w:t xml:space="preserve"> para su reparación. </w:t>
       </w:r>
@@ -1256,7 +1256,7 @@
           <w:color w:val="000000"/>
           <w:kern w:val="0"/>
           <w:lang w:eastAsia="es-ES"/>
-          <w14:ligatures w14:val="none"/>
+          <ns2:ligatures ns2:val="none"/>
         </w:rPr>
         <w:t>E</w:t>
       </w:r>
@@ -1266,7 +1266,7 @@
           <w:color w:val="000000"/>
           <w:kern w:val="0"/>
           <w:lang w:eastAsia="es-ES"/>
-          <w14:ligatures w14:val="none"/>
+          <ns2:ligatures ns2:val="none"/>
         </w:rPr>
         <w:t xml:space="preserve">l deducible aplicable correspondía al 15% de la reparación por tratarse de un taller perteneciente a la Red 01 de </w:t>
       </w:r>
@@ -1276,7 +1276,7 @@
           <w:color w:val="000000"/>
           <w:kern w:val="0"/>
           <w:lang w:val="es-ES" w:eastAsia="es-ES"/>
-          <w14:ligatures w14:val="none"/>
+          <ns2:ligatures ns2:val="none"/>
         </w:rPr>
         <w:t>Pacífico</w:t>
       </w:r>
@@ -1286,7 +1286,7 @@
           <w:color w:val="000000"/>
           <w:kern w:val="0"/>
           <w:lang w:eastAsia="es-ES"/>
-          <w14:ligatures w14:val="none"/>
+          <ns2:ligatures ns2:val="none"/>
         </w:rPr>
         <w:t>; no obstante, le pretendieron cobrar el 25% del costo de reparación, motivo por el cual formuló reclamos verbales y mediante correo electrónico, luego de lo cual aceptaron aplicar el deducible del 15%.</w:t>
       </w:r>
@@ -1296,26 +1296,26 @@
           <w:color w:val="000000"/>
           <w:kern w:val="0"/>
           <w:lang w:eastAsia="es-ES"/>
-          <w14:ligatures w14:val="none"/>
+          <ns2:ligatures ns2:val="none"/>
         </w:rPr>
         <w:t xml:space="preserve"> </w:t>
       </w:r>
     </w:p>
-    <w:p>
-      <w:pPr>
-        <w:spacing w:after="0" w:line="240" w:lineRule="auto"/>
-        <w:contextualSpacing/>
-        <w:jc w:val="both"/>
-        <w:rPr>
-          <w:rFonts w:ascii="Arial Narrow" w:eastAsia="Times New Roman" w:hAnsi="Arial Narrow" w:cs="Arial"/>
-          <w:color w:val="000000"/>
-          <w:kern w:val="0"/>
-          <w:lang w:eastAsia="es-ES"/>
-          <w14:ligatures w14:val="none"/>
-        </w:rPr>
-      </w:pPr>
-    </w:p>
-    <w:p>
+    <w:p ns2:paraId="01878E6E" ns2:textId="77777777">
+      <w:pPr>
+        <w:spacing w:after="0" w:line="240" w:lineRule="auto"/>
+        <w:contextualSpacing/>
+        <w:jc w:val="both"/>
+        <w:rPr>
+          <w:rFonts w:ascii="Arial Narrow" w:eastAsia="Times New Roman" w:hAnsi="Arial Narrow" w:cs="Arial"/>
+          <w:color w:val="000000"/>
+          <w:kern w:val="0"/>
+          <w:lang w:eastAsia="es-ES"/>
+          <ns2:ligatures ns2:val="none"/>
+        </w:rPr>
+      </w:pPr>
+    </w:p>
+    <w:p ns2:paraId="77B8A107" ns2:textId="420B8D73">
       <w:pPr>
         <w:pStyle w:val="Prrafodelista"/>
         <w:numPr>
@@ -1333,16 +1333,16 @@
           <w:color w:val="000000"/>
           <w:kern w:val="0"/>
           <w:lang w:eastAsia="es-ES"/>
-          <w14:ligatures w14:val="none"/>
-        </w:rPr>
-      </w:pPr>
-      <w:r>
-        <w:rPr>
-          <w:rFonts w:ascii="Arial Narrow" w:eastAsia="Times New Roman" w:hAnsi="Arial Narrow" w:cs="Arial"/>
-          <w:color w:val="000000"/>
-          <w:kern w:val="0"/>
-          <w:lang w:eastAsia="es-ES"/>
-          <w14:ligatures w14:val="none"/>
+          <ns2:ligatures ns2:val="none"/>
+        </w:rPr>
+      </w:pPr>
+      <w:r>
+        <w:rPr>
+          <w:rFonts w:ascii="Arial Narrow" w:eastAsia="Times New Roman" w:hAnsi="Arial Narrow" w:cs="Arial"/>
+          <w:color w:val="000000"/>
+          <w:kern w:val="0"/>
+          <w:lang w:eastAsia="es-ES"/>
+          <ns2:ligatures ns2:val="none"/>
         </w:rPr>
         <w:t xml:space="preserve">El 5 de marzo de 2024, solicitó el traslado del </w:t>
       </w:r>
@@ -1352,7 +1352,7 @@
           <w:color w:val="000000"/>
           <w:kern w:val="0"/>
           <w:lang w:eastAsia="es-ES"/>
-          <w14:ligatures w14:val="none"/>
+          <ns2:ligatures ns2:val="none"/>
         </w:rPr>
         <w:t xml:space="preserve">vehículo asegurado </w:t>
       </w:r>
@@ -1362,7 +1362,7 @@
           <w:color w:val="000000"/>
           <w:kern w:val="0"/>
           <w:lang w:eastAsia="es-ES"/>
-          <w14:ligatures w14:val="none"/>
+          <ns2:ligatures ns2:val="none"/>
         </w:rPr>
         <w:t xml:space="preserve">permanecía inoperativo durante dos meses y solicitó su envío </w:t>
       </w:r>
@@ -1372,7 +1372,7 @@
           <w:color w:val="000000"/>
           <w:kern w:val="0"/>
           <w:lang w:eastAsia="es-ES"/>
-          <w14:ligatures w14:val="none"/>
+          <ns2:ligatures ns2:val="none"/>
         </w:rPr>
         <w:t>a</w:t>
       </w:r>
@@ -1382,7 +1382,7 @@
           <w:color w:val="000000"/>
           <w:kern w:val="0"/>
           <w:lang w:eastAsia="es-ES"/>
-          <w14:ligatures w14:val="none"/>
+          <ns2:ligatures ns2:val="none"/>
         </w:rPr>
         <w:t xml:space="preserve"> un taller de</w:t>
       </w:r>
@@ -1392,7 +1392,7 @@
           <w:color w:val="000000"/>
           <w:kern w:val="0"/>
           <w:lang w:eastAsia="es-ES"/>
-          <w14:ligatures w14:val="none"/>
+          <ns2:ligatures ns2:val="none"/>
         </w:rPr>
         <w:t xml:space="preserve"> la ciudad de Lima.</w:t>
       </w:r>
@@ -1402,7 +1402,7 @@
           <w:color w:val="000000"/>
           <w:kern w:val="0"/>
           <w:lang w:eastAsia="es-ES"/>
-          <w14:ligatures w14:val="none"/>
+          <ns2:ligatures ns2:val="none"/>
         </w:rPr>
         <w:t xml:space="preserve"> Asimismo, </w:t>
       </w:r>
@@ -1412,12 +1412,12 @@
           <w:color w:val="000000"/>
           <w:kern w:val="0"/>
           <w:lang w:eastAsia="es-ES"/>
-          <w14:ligatures w14:val="none"/>
+          <ns2:ligatures ns2:val="none"/>
         </w:rPr>
         <w:t>requirió información respecto de las medidas de compensación relacionadas con la falta de activación del seguro al momento del siniestro, el cobro inicial del 25% del deducible y la falta de asesoría brindada durante la atención del caso.</w:t>
       </w:r>
     </w:p>
-    <w:p>
+    <w:p ns2:paraId="010679B7" ns2:textId="77777777">
       <w:pPr>
         <w:pStyle w:val="Prrafodelista"/>
         <w:spacing w:after="0" w:line="240" w:lineRule="auto"/>
@@ -1428,11 +1428,11 @@
           <w:color w:val="000000"/>
           <w:kern w:val="0"/>
           <w:lang w:eastAsia="es-ES"/>
-          <w14:ligatures w14:val="none"/>
-        </w:rPr>
-      </w:pPr>
-    </w:p>
-    <w:p>
+          <ns2:ligatures ns2:val="none"/>
+        </w:rPr>
+      </w:pPr>
+    </w:p>
+    <w:p ns2:paraId="11DF9ECF" ns2:textId="2A89B1CC">
       <w:pPr>
         <w:pStyle w:val="Prrafodelista"/>
         <w:numPr>
@@ -1450,16 +1450,16 @@
           <w:color w:val="000000"/>
           <w:kern w:val="0"/>
           <w:lang w:eastAsia="es-ES"/>
-          <w14:ligatures w14:val="none"/>
-        </w:rPr>
-      </w:pPr>
-      <w:r>
-        <w:rPr>
-          <w:rFonts w:ascii="Arial Narrow" w:eastAsia="Times New Roman" w:hAnsi="Arial Narrow" w:cs="Arial"/>
-          <w:color w:val="000000"/>
-          <w:kern w:val="0"/>
-          <w:lang w:eastAsia="es-ES"/>
-          <w14:ligatures w14:val="none"/>
+          <ns2:ligatures ns2:val="none"/>
+        </w:rPr>
+      </w:pPr>
+      <w:r>
+        <w:rPr>
+          <w:rFonts w:ascii="Arial Narrow" w:eastAsia="Times New Roman" w:hAnsi="Arial Narrow" w:cs="Arial"/>
+          <w:color w:val="000000"/>
+          <w:kern w:val="0"/>
+          <w:lang w:eastAsia="es-ES"/>
+          <ns2:ligatures ns2:val="none"/>
         </w:rPr>
         <w:t>Posteriormente</w:t>
       </w:r>
@@ -1469,7 +1469,7 @@
           <w:color w:val="000000"/>
           <w:kern w:val="0"/>
           <w:lang w:eastAsia="es-ES"/>
-          <w14:ligatures w14:val="none"/>
+          <ns2:ligatures ns2:val="none"/>
         </w:rPr>
         <w:t xml:space="preserve">, la </w:t>
       </w:r>
@@ -1479,7 +1479,7 @@
           <w:color w:val="000000"/>
           <w:kern w:val="0"/>
           <w:lang w:val="es-ES" w:eastAsia="es-ES"/>
-          <w14:ligatures w14:val="none"/>
+          <ns2:ligatures ns2:val="none"/>
         </w:rPr>
         <w:t xml:space="preserve">Pacífico </w:t>
       </w:r>
@@ -1489,7 +1489,7 @@
           <w:color w:val="000000"/>
           <w:kern w:val="0"/>
           <w:lang w:eastAsia="es-ES"/>
-          <w14:ligatures w14:val="none"/>
+          <ns2:ligatures ns2:val="none"/>
         </w:rPr>
         <w:t xml:space="preserve">reconoció parcialmente el costo correspondiente al segundo traslado del </w:t>
       </w:r>
@@ -1499,7 +1499,7 @@
           <w:color w:val="000000"/>
           <w:kern w:val="0"/>
           <w:lang w:eastAsia="es-ES"/>
-          <w14:ligatures w14:val="none"/>
+          <ns2:ligatures ns2:val="none"/>
         </w:rPr>
         <w:t xml:space="preserve">vehículo asegurado </w:t>
       </w:r>
@@ -1509,7 +1509,7 @@
           <w:color w:val="000000"/>
           <w:kern w:val="0"/>
           <w:lang w:eastAsia="es-ES"/>
-          <w14:ligatures w14:val="none"/>
+          <ns2:ligatures ns2:val="none"/>
         </w:rPr>
         <w:t>hacia la ciudad de Lima.</w:t>
       </w:r>
@@ -1519,7 +1519,7 @@
           <w:color w:val="000000"/>
           <w:kern w:val="0"/>
           <w:lang w:eastAsia="es-ES"/>
-          <w14:ligatures w14:val="none"/>
+          <ns2:ligatures ns2:val="none"/>
         </w:rPr>
         <w:t xml:space="preserve"> No obstante, e</w:t>
       </w:r>
@@ -1529,7 +1529,7 @@
           <w:color w:val="000000"/>
           <w:kern w:val="0"/>
           <w:lang w:eastAsia="es-ES"/>
-          <w14:ligatures w14:val="none"/>
+          <ns2:ligatures ns2:val="none"/>
         </w:rPr>
         <w:t xml:space="preserve">l 22 de marzo de </w:t>
       </w:r>
@@ -1539,7 +1539,7 @@
           <w:color w:val="000000"/>
           <w:kern w:val="0"/>
           <w:lang w:eastAsia="es-ES"/>
-          <w14:ligatures w14:val="none"/>
+          <ns2:ligatures ns2:val="none"/>
         </w:rPr>
         <w:lastRenderedPageBreak/>
         <w:t xml:space="preserve">2026, luego del ingreso del </w:t>
@@ -1550,7 +1550,7 @@
           <w:color w:val="000000"/>
           <w:kern w:val="0"/>
           <w:lang w:eastAsia="es-ES"/>
-          <w14:ligatures w14:val="none"/>
+          <ns2:ligatures ns2:val="none"/>
         </w:rPr>
         <w:t xml:space="preserve">vehículo asegurado </w:t>
       </w:r>
@@ -1560,7 +1560,7 @@
           <w:color w:val="000000"/>
           <w:kern w:val="0"/>
           <w:lang w:eastAsia="es-ES"/>
-          <w14:ligatures w14:val="none"/>
+          <ns2:ligatures ns2:val="none"/>
         </w:rPr>
         <w:t>a un taller ubicado en la ciudad de Lima, este fue declarado</w:t>
       </w:r>
@@ -1570,7 +1570,7 @@
           <w:color w:val="000000"/>
           <w:kern w:val="0"/>
           <w:lang w:eastAsia="es-ES"/>
-          <w14:ligatures w14:val="none"/>
+          <ns2:ligatures ns2:val="none"/>
         </w:rPr>
         <w:t xml:space="preserve"> inadecuadamente</w:t>
       </w:r>
@@ -1580,12 +1580,12 @@
           <w:color w:val="000000"/>
           <w:kern w:val="0"/>
           <w:lang w:eastAsia="es-ES"/>
-          <w14:ligatures w14:val="none"/>
+          <ns2:ligatures ns2:val="none"/>
         </w:rPr>
         <w:t xml:space="preserve"> como pérdida total.</w:t>
       </w:r>
     </w:p>
-    <w:p>
+    <w:p ns2:paraId="313D88B1" ns2:textId="77777777">
       <w:pPr>
         <w:tabs>
           <w:tab w:val="left" w:pos="1134"/>
@@ -1598,11 +1598,11 @@
           <w:color w:val="000000"/>
           <w:kern w:val="0"/>
           <w:lang w:eastAsia="es-ES"/>
-          <w14:ligatures w14:val="none"/>
-        </w:rPr>
-      </w:pPr>
-    </w:p>
-    <w:p>
+          <ns2:ligatures ns2:val="none"/>
+        </w:rPr>
+      </w:pPr>
+    </w:p>
+    <w:p ns2:paraId="40F22FFE" ns2:textId="1086A590">
       <w:pPr>
         <w:numPr>
           <w:ilvl w:val="1"/>
@@ -1620,7 +1620,7 @@
           <w:color w:val="000000"/>
           <w:kern w:val="0"/>
           <w:lang w:val="es-ES" w:eastAsia="es-ES"/>
-          <w14:ligatures w14:val="none"/>
+          <ns2:ligatures ns2:val="none"/>
         </w:rPr>
       </w:pPr>
       <w:r>
@@ -1629,7 +1629,7 @@
           <w:color w:val="000000"/>
           <w:kern w:val="0"/>
           <w:lang w:val="es-ES" w:eastAsia="es-ES"/>
-          <w14:ligatures w14:val="none"/>
+          <ns2:ligatures ns2:val="none"/>
         </w:rPr>
         <w:t xml:space="preserve">El señor [APELLIDO] solicitó que se establezcan contra Pacífico las medidas correctivas correspondientes. Asimismo, requirió el reembolso de costos y costas del presente procedimiento.</w:t>
       </w:r>
@@ -1637,7 +1637,7 @@
         <w:rPr>
           <w:rFonts w:ascii="Arial Narrow" w:eastAsia="Calibri" w:hAnsi="Arial Narrow" w:cs="Arial"/>
           <w:kern w:val="0"/>
-          <w14:ligatures w14:val="none"/>
+          <ns2:ligatures ns2:val="none"/>
         </w:rPr>
         <w:t xml:space="preserve"/>
       </w:r>
@@ -1645,7 +1645,7 @@
         <w:rPr>
           <w:rFonts w:ascii="Arial Narrow" w:eastAsia="Calibri" w:hAnsi="Arial Narrow" w:cs="Arial"/>
           <w:kern w:val="0"/>
-          <w14:ligatures w14:val="none"/>
+          <ns2:ligatures ns2:val="none"/>
         </w:rPr>
         <w:t xml:space="preserve"/>
       </w:r>
@@ -1655,7 +1655,7 @@
           <w:color w:val="000000"/>
           <w:kern w:val="0"/>
           <w:lang w:val="es-ES" w:eastAsia="es-ES"/>
-          <w14:ligatures w14:val="none"/>
+          <ns2:ligatures ns2:val="none"/>
         </w:rPr>
         <w:t/>
       </w:r>
@@ -1665,7 +1665,7 @@
           <w:color w:val="000000"/>
           <w:kern w:val="0"/>
           <w:lang w:val="es-ES" w:eastAsia="es-ES"/>
-          <w14:ligatures w14:val="none"/>
+          <ns2:ligatures ns2:val="none"/>
         </w:rPr>
         <w:t xml:space="preserve"/>
       </w:r>
@@ -1675,7 +1675,7 @@
           <w:color w:val="000000"/>
           <w:kern w:val="0"/>
           <w:lang w:val="es-ES" w:eastAsia="es-ES"/>
-          <w14:ligatures w14:val="none"/>
+          <ns2:ligatures ns2:val="none"/>
         </w:rPr>
         <w:t xml:space="preserve"/>
       </w:r>
@@ -1685,7 +1685,7 @@
           <w:color w:val="000000"/>
           <w:kern w:val="0"/>
           <w:lang w:val="es-ES" w:eastAsia="es-ES"/>
-          <w14:ligatures w14:val="none"/>
+          <ns2:ligatures ns2:val="none"/>
         </w:rPr>
         <w:t/>
       </w:r>
@@ -1695,7 +1695,7 @@
           <w:color w:val="000000"/>
           <w:kern w:val="0"/>
           <w:lang w:val="es-ES" w:eastAsia="es-ES"/>
-          <w14:ligatures w14:val="none"/>
+          <ns2:ligatures ns2:val="none"/>
         </w:rPr>
         <w:t xml:space="preserve"/>
       </w:r>
@@ -1705,7 +1705,7 @@
           <w:color w:val="000000"/>
           <w:kern w:val="0"/>
           <w:lang w:val="es-ES" w:eastAsia="es-ES"/>
-          <w14:ligatures w14:val="none"/>
+          <ns2:ligatures ns2:val="none"/>
         </w:rPr>
         <w:t/>
       </w:r>
@@ -1715,12 +1715,12 @@
           <w:color w:val="000000"/>
           <w:kern w:val="0"/>
           <w:lang w:val="es-ES" w:eastAsia="es-ES"/>
-          <w14:ligatures w14:val="none"/>
+          <ns2:ligatures ns2:val="none"/>
         </w:rPr>
         <w:t/>
       </w:r>
     </w:p>
-    <w:p>
+    <w:p ns2:paraId="15C394D7" ns2:textId="77777777">
       <w:pPr>
         <w:tabs>
           <w:tab w:val="left" w:pos="1014"/>
@@ -1733,11 +1733,11 @@
           <w:color w:val="000000"/>
           <w:kern w:val="0"/>
           <w:lang w:eastAsia="es-PE"/>
-          <w14:ligatures w14:val="none"/>
-        </w:rPr>
-      </w:pPr>
-    </w:p>
-    <w:p>
+          <ns2:ligatures ns2:val="none"/>
+        </w:rPr>
+      </w:pPr>
+    </w:p>
+    <w:p ns2:paraId="4ADC21F9" ns2:textId="1794E653">
       <w:pPr>
         <w:numPr>
           <w:ilvl w:val="0"/>
@@ -1752,22 +1752,22 @@
           <w:color w:val="000000"/>
           <w:kern w:val="0"/>
           <w:lang w:eastAsia="es-PE"/>
-          <w14:ligatures w14:val="none"/>
-        </w:rPr>
-      </w:pPr>
-      <w:r>
-        <w:rPr>
-          <w:rFonts w:ascii="Arial Narrow" w:eastAsia="Arial Narrow" w:hAnsi="Arial Narrow" w:cs="Arial Narrow"/>
-          <w:b/>
-          <w:color w:val="000000"/>
-          <w:kern w:val="0"/>
-          <w:lang w:eastAsia="es-PE"/>
-          <w14:ligatures w14:val="none"/>
+          <ns2:ligatures ns2:val="none"/>
+        </w:rPr>
+      </w:pPr>
+      <w:r>
+        <w:rPr>
+          <w:rFonts w:ascii="Arial Narrow" w:eastAsia="Arial Narrow" w:hAnsi="Arial Narrow" w:cs="Arial Narrow"/>
+          <w:b/>
+          <w:color w:val="000000"/>
+          <w:kern w:val="0"/>
+          <w:lang w:eastAsia="es-PE"/>
+          <ns2:ligatures ns2:val="none"/>
         </w:rPr>
         <w:t xml:space="preserve">DE LA INADMISIBILIDAD </w:t>
       </w:r>
     </w:p>
-    <w:p>
+    <w:p ns2:paraId="3DCCD585" ns2:textId="77777777">
       <w:pPr>
         <w:spacing w:after="0" w:line="240" w:lineRule="auto"/>
         <w:ind w:left="567"/>
@@ -1778,11 +1778,11 @@
           <w:color w:val="000000"/>
           <w:kern w:val="0"/>
           <w:lang w:eastAsia="es-PE"/>
-          <w14:ligatures w14:val="none"/>
-        </w:rPr>
-      </w:pPr>
-    </w:p>
-    <w:p>
+          <ns2:ligatures ns2:val="none"/>
+        </w:rPr>
+      </w:pPr>
+    </w:p>
+    <w:p ns2:paraId="4A3CFFC1" ns2:textId="6422E0B3">
       <w:pPr>
         <w:pStyle w:val="Prrafodelista"/>
         <w:numPr>
@@ -1797,16 +1797,16 @@
           <w:color w:val="000000"/>
           <w:kern w:val="0"/>
           <w:lang w:eastAsia="es-ES"/>
-          <w14:ligatures w14:val="none"/>
-        </w:rPr>
-      </w:pPr>
-      <w:r>
-        <w:rPr>
-          <w:rFonts w:ascii="Arial Narrow" w:eastAsia="Times New Roman" w:hAnsi="Arial Narrow" w:cs="Arial"/>
-          <w:color w:val="000000"/>
-          <w:kern w:val="0"/>
-          <w:lang w:eastAsia="es-ES"/>
-          <w14:ligatures w14:val="none"/>
+          <ns2:ligatures ns2:val="none"/>
+        </w:rPr>
+      </w:pPr>
+      <w:r>
+        <w:rPr>
+          <w:rFonts w:ascii="Arial Narrow" w:eastAsia="Times New Roman" w:hAnsi="Arial Narrow" w:cs="Arial"/>
+          <w:color w:val="000000"/>
+          <w:kern w:val="0"/>
+          <w:lang w:eastAsia="es-ES"/>
+          <ns2:ligatures ns2:val="none"/>
         </w:rPr>
         <w:t xml:space="preserve">El 29 de diciembre de 2025, el señor [APELLIDO] denunció a Pacífico por presuntas infracciones a la Ley 29571, Código de Protección y Defensa del Consumidor (en adelante, Código). </w:t>
       </w:r>
@@ -1816,7 +1816,7 @@
           <w:color w:val="000000"/>
           <w:kern w:val="0"/>
           <w:lang w:eastAsia="es-ES"/>
-          <w14:ligatures w14:val="none"/>
+          <ns2:ligatures ns2:val="none"/>
         </w:rPr>
         <w:t xml:space="preserve"/>
       </w:r>
@@ -1826,7 +1826,7 @@
           <w:color w:val="000000"/>
           <w:kern w:val="0"/>
           <w:lang w:val="es-ES" w:eastAsia="es-ES"/>
-          <w14:ligatures w14:val="none"/>
+          <ns2:ligatures ns2:val="none"/>
         </w:rPr>
         <w:t/>
       </w:r>
@@ -1836,7 +1836,7 @@
           <w:color w:val="000000"/>
           <w:kern w:val="0"/>
           <w:lang w:eastAsia="es-ES"/>
-          <w14:ligatures w14:val="none"/>
+          <ns2:ligatures ns2:val="none"/>
         </w:rPr>
         <w:t xml:space="preserve"/>
       </w:r>
@@ -1844,7 +1844,7 @@
         <w:rPr>
           <w:rFonts w:ascii="Arial Narrow" w:eastAsia="Calibri" w:hAnsi="Arial Narrow" w:cs="Arial"/>
           <w:kern w:val="0"/>
-          <w14:ligatures w14:val="none"/>
+          <ns2:ligatures ns2:val="none"/>
         </w:rPr>
         <w:t/>
       </w:r>
@@ -1852,7 +1852,7 @@
         <w:rPr>
           <w:rFonts w:ascii="Arial Narrow" w:eastAsia="Calibri" w:hAnsi="Arial Narrow" w:cs="Arial"/>
           <w:kern w:val="0"/>
-          <w14:ligatures w14:val="none"/>
+          <ns2:ligatures ns2:val="none"/>
         </w:rPr>
         <w:t xml:space="preserve"/>
       </w:r>
@@ -1862,7 +1862,7 @@
           <w:color w:val="000000"/>
           <w:kern w:val="0"/>
           <w:lang w:eastAsia="es-ES"/>
-          <w14:ligatures w14:val="none"/>
+          <ns2:ligatures ns2:val="none"/>
         </w:rPr>
         <w:t xml:space="preserve"/>
       </w:r>
@@ -1872,7 +1872,7 @@
           <w:color w:val="000000"/>
           <w:kern w:val="0"/>
           <w:lang w:eastAsia="es-ES"/>
-          <w14:ligatures w14:val="none"/>
+          <ns2:ligatures ns2:val="none"/>
         </w:rPr>
         <w:t xml:space="preserve"/>
       </w:r>
@@ -1882,7 +1882,7 @@
           <w:color w:val="000000"/>
           <w:kern w:val="0"/>
           <w:lang w:eastAsia="es-ES"/>
-          <w14:ligatures w14:val="none"/>
+          <ns2:ligatures ns2:val="none"/>
         </w:rPr>
         <w:t/>
       </w:r>
@@ -1892,12 +1892,12 @@
           <w:color w:val="000000"/>
           <w:kern w:val="0"/>
           <w:lang w:eastAsia="es-ES"/>
-          <w14:ligatures w14:val="none"/>
+          <ns2:ligatures ns2:val="none"/>
         </w:rPr>
         <w:t xml:space="preserve"/>
       </w:r>
     </w:p>
-    <w:p>
+    <w:p ns2:paraId="46F4BEF5" ns2:textId="77777777">
       <w:pPr>
         <w:pStyle w:val="Prrafodelista"/>
         <w:spacing w:after="0" w:line="240" w:lineRule="auto"/>
@@ -1908,11 +1908,11 @@
           <w:color w:val="000000"/>
           <w:kern w:val="0"/>
           <w:lang w:eastAsia="es-ES"/>
-          <w14:ligatures w14:val="none"/>
-        </w:rPr>
-      </w:pPr>
-    </w:p>
-    <w:p>
+          <ns2:ligatures ns2:val="none"/>
+        </w:rPr>
+      </w:pPr>
+    </w:p>
+    <w:p ns2:paraId="136ACFDA" ns2:textId="0919D68D">
       <w:pPr>
         <w:pStyle w:val="Prrafodelista"/>
         <w:numPr>
@@ -1927,16 +1927,16 @@
           <w:color w:val="000000"/>
           <w:kern w:val="0"/>
           <w:lang w:eastAsia="es-ES"/>
-          <w14:ligatures w14:val="none"/>
-        </w:rPr>
-      </w:pPr>
-      <w:r>
-        <w:rPr>
-          <w:rFonts w:ascii="Arial Narrow" w:eastAsia="Times New Roman" w:hAnsi="Arial Narrow" w:cs="Arial"/>
-          <w:color w:val="000000"/>
-          <w:kern w:val="0"/>
-          <w:lang w:eastAsia="es-ES"/>
-          <w14:ligatures w14:val="none"/>
+          <ns2:ligatures ns2:val="none"/>
+        </w:rPr>
+      </w:pPr>
+      <w:r>
+        <w:rPr>
+          <w:rFonts w:ascii="Arial Narrow" w:eastAsia="Times New Roman" w:hAnsi="Arial Narrow" w:cs="Arial"/>
+          <w:color w:val="000000"/>
+          <w:kern w:val="0"/>
+          <w:lang w:eastAsia="es-ES"/>
+          <ns2:ligatures ns2:val="none"/>
         </w:rPr>
         <w:t xml:space="preserve">Mediante Resolución 1 del 30 de abril de 2026, la Secretaría Técnica de la Comisión de Protección al Consumidor 1 (en adelante, Secretaría Técnica) emitió un requerimiento de subsanación dirigido al señor [APELLIDO].</w:t>
       </w:r>
@@ -1946,7 +1946,7 @@
           <w:color w:val="000000"/>
           <w:kern w:val="0"/>
           <w:lang w:eastAsia="es-ES"/>
-          <w14:ligatures w14:val="none"/>
+          <ns2:ligatures ns2:val="none"/>
         </w:rPr>
         <w:t xml:space="preserve"/>
       </w:r>
@@ -1956,7 +1956,7 @@
           <w:color w:val="000000"/>
           <w:kern w:val="0"/>
           <w:lang w:eastAsia="es-ES"/>
-          <w14:ligatures w14:val="none"/>
+          <ns2:ligatures ns2:val="none"/>
         </w:rPr>
         <w:t/>
       </w:r>
@@ -1966,7 +1966,7 @@
           <w:color w:val="000000"/>
           <w:kern w:val="0"/>
           <w:lang w:eastAsia="es-ES"/>
-          <w14:ligatures w14:val="none"/>
+          <ns2:ligatures ns2:val="none"/>
         </w:rPr>
         <w:t xml:space="preserve"/>
       </w:r>
@@ -1976,7 +1976,7 @@
           <w:color w:val="000000"/>
           <w:kern w:val="0"/>
           <w:lang w:eastAsia="es-ES"/>
-          <w14:ligatures w14:val="none"/>
+          <ns2:ligatures ns2:val="none"/>
         </w:rPr>
         <w:t/>
       </w:r>
@@ -1986,7 +1986,7 @@
           <w:color w:val="000000"/>
           <w:kern w:val="0"/>
           <w:lang w:eastAsia="es-ES"/>
-          <w14:ligatures w14:val="none"/>
+          <ns2:ligatures ns2:val="none"/>
         </w:rPr>
         <w:t/>
       </w:r>
@@ -1996,7 +1996,7 @@
           <w:color w:val="000000"/>
           <w:kern w:val="0"/>
           <w:lang w:eastAsia="es-ES"/>
-          <w14:ligatures w14:val="none"/>
+          <ns2:ligatures ns2:val="none"/>
         </w:rPr>
         <w:t xml:space="preserve"/>
       </w:r>
@@ -2004,7 +2004,7 @@
         <w:rPr>
           <w:rFonts w:ascii="Arial Narrow" w:eastAsia="Calibri" w:hAnsi="Arial Narrow" w:cs="Arial"/>
           <w:kern w:val="0"/>
-          <w14:ligatures w14:val="none"/>
+          <ns2:ligatures ns2:val="none"/>
         </w:rPr>
         <w:t/>
       </w:r>
@@ -2012,7 +2012,7 @@
         <w:rPr>
           <w:rFonts w:ascii="Arial Narrow" w:eastAsia="Calibri" w:hAnsi="Arial Narrow" w:cs="Arial"/>
           <w:kern w:val="0"/>
-          <w14:ligatures w14:val="none"/>
+          <ns2:ligatures ns2:val="none"/>
         </w:rPr>
         <w:t/>
       </w:r>
@@ -2022,12 +2022,12 @@
           <w:color w:val="000000"/>
           <w:kern w:val="0"/>
           <w:lang w:eastAsia="es-ES"/>
-          <w14:ligatures w14:val="none"/>
+          <ns2:ligatures ns2:val="none"/>
         </w:rPr>
         <w:t/>
       </w:r>
     </w:p>
-    <w:p>
+    <w:p ns2:paraId="03B4A5C1" ns2:textId="77777777">
       <w:pPr>
         <w:pStyle w:val="Prrafodelista"/>
         <w:spacing w:after="0" w:line="240" w:lineRule="auto"/>
@@ -2036,11 +2036,11 @@
           <w:color w:val="000000"/>
           <w:kern w:val="0"/>
           <w:lang w:eastAsia="es-ES"/>
-          <w14:ligatures w14:val="none"/>
-        </w:rPr>
-      </w:pPr>
-    </w:p>
-    <w:p>
+          <ns2:ligatures ns2:val="none"/>
+        </w:rPr>
+      </w:pPr>
+    </w:p>
+    <w:p ns2:paraId="3D57AD62" ns2:textId="60718AFF">
       <w:pPr>
         <w:pStyle w:val="Prrafodelista"/>
         <w:numPr>
@@ -2055,16 +2055,16 @@
           <w:color w:val="000000"/>
           <w:kern w:val="0"/>
           <w:lang w:eastAsia="es-ES"/>
-          <w14:ligatures w14:val="none"/>
-        </w:rPr>
-      </w:pPr>
-      <w:r>
-        <w:rPr>
-          <w:rFonts w:ascii="Arial Narrow" w:eastAsia="Times New Roman" w:hAnsi="Arial Narrow" w:cs="Arial"/>
-          <w:color w:val="000000"/>
-          <w:kern w:val="0"/>
-          <w:lang w:eastAsia="es-ES"/>
-          <w14:ligatures w14:val="none"/>
+          <ns2:ligatures ns2:val="none"/>
+        </w:rPr>
+      </w:pPr>
+      <w:r>
+        <w:rPr>
+          <w:rFonts w:ascii="Arial Narrow" w:eastAsia="Times New Roman" w:hAnsi="Arial Narrow" w:cs="Arial"/>
+          <w:color w:val="000000"/>
+          <w:kern w:val="0"/>
+          <w:lang w:eastAsia="es-ES"/>
+          <ns2:ligatures ns2:val="none"/>
         </w:rPr>
         <w:t xml:space="preserve">Por Resolución N 2 del 12 de mayo de 2026, la Secretaría Técnica resolvió declarar inadmisible la denuncia presentada por el señor [APELLIDO] al no haber absuelto el requerimiento efectuado mediante Resolución 1; no obstante, el [APELLIDO] presentó un escrito de subsanación el 11 de mayo de 2026.</w:t>
       </w:r>
@@ -2074,7 +2074,7 @@
           <w:color w:val="000000"/>
           <w:kern w:val="0"/>
           <w:lang w:eastAsia="es-ES"/>
-          <w14:ligatures w14:val="none"/>
+          <ns2:ligatures ns2:val="none"/>
         </w:rPr>
         <w:t xml:space="preserve"/>
       </w:r>
@@ -2084,7 +2084,7 @@
           <w:color w:val="000000"/>
           <w:kern w:val="0"/>
           <w:lang w:eastAsia="es-ES"/>
-          <w14:ligatures w14:val="none"/>
+          <ns2:ligatures ns2:val="none"/>
         </w:rPr>
         <w:t/>
       </w:r>
@@ -2094,7 +2094,7 @@
           <w:color w:val="000000"/>
           <w:kern w:val="0"/>
           <w:lang w:eastAsia="es-ES"/>
-          <w14:ligatures w14:val="none"/>
+          <ns2:ligatures ns2:val="none"/>
         </w:rPr>
         <w:t xml:space="preserve"/>
       </w:r>
@@ -2104,7 +2104,7 @@
           <w:color w:val="000000"/>
           <w:kern w:val="0"/>
           <w:lang w:eastAsia="es-ES"/>
-          <w14:ligatures w14:val="none"/>
+          <ns2:ligatures ns2:val="none"/>
         </w:rPr>
         <w:t xml:space="preserve"/>
       </w:r>
@@ -2114,7 +2114,7 @@
           <w:color w:val="000000"/>
           <w:kern w:val="0"/>
           <w:lang w:eastAsia="es-ES"/>
-          <w14:ligatures w14:val="none"/>
+          <ns2:ligatures ns2:val="none"/>
         </w:rPr>
         <w:t/>
       </w:r>
@@ -2124,7 +2124,7 @@
           <w:color w:val="000000"/>
           <w:kern w:val="0"/>
           <w:lang w:eastAsia="es-ES"/>
-          <w14:ligatures w14:val="none"/>
+          <ns2:ligatures ns2:val="none"/>
         </w:rPr>
         <w:t xml:space="preserve"/>
       </w:r>
@@ -2134,7 +2134,7 @@
           <w:color w:val="000000"/>
           <w:kern w:val="0"/>
           <w:lang w:eastAsia="es-ES"/>
-          <w14:ligatures w14:val="none"/>
+          <ns2:ligatures ns2:val="none"/>
         </w:rPr>
         <w:t xml:space="preserve"/>
       </w:r>
@@ -2144,7 +2144,7 @@
           <w:color w:val="000000"/>
           <w:kern w:val="0"/>
           <w:lang w:eastAsia="es-ES"/>
-          <w14:ligatures w14:val="none"/>
+          <ns2:ligatures ns2:val="none"/>
         </w:rPr>
         <w:t/>
       </w:r>
@@ -2154,7 +2154,7 @@
           <w:color w:val="000000"/>
           <w:kern w:val="0"/>
           <w:lang w:eastAsia="es-ES"/>
-          <w14:ligatures w14:val="none"/>
+          <ns2:ligatures ns2:val="none"/>
         </w:rPr>
         <w:t/>
       </w:r>
@@ -2164,7 +2164,7 @@
           <w:color w:val="000000"/>
           <w:kern w:val="0"/>
           <w:lang w:eastAsia="es-ES"/>
-          <w14:ligatures w14:val="none"/>
+          <ns2:ligatures ns2:val="none"/>
         </w:rPr>
         <w:t xml:space="preserve"/>
       </w:r>
@@ -2172,7 +2172,7 @@
         <w:rPr>
           <w:rFonts w:ascii="Arial Narrow" w:eastAsia="Calibri" w:hAnsi="Arial Narrow" w:cs="Arial"/>
           <w:kern w:val="0"/>
-          <w14:ligatures w14:val="none"/>
+          <ns2:ligatures ns2:val="none"/>
         </w:rPr>
         <w:t/>
       </w:r>
@@ -2180,7 +2180,7 @@
         <w:rPr>
           <w:rFonts w:ascii="Arial Narrow" w:eastAsia="Calibri" w:hAnsi="Arial Narrow" w:cs="Arial"/>
           <w:kern w:val="0"/>
-          <w14:ligatures w14:val="none"/>
+          <ns2:ligatures ns2:val="none"/>
         </w:rPr>
         <w:t xml:space="preserve"/>
       </w:r>
@@ -2190,7 +2190,7 @@
           <w:color w:val="000000"/>
           <w:kern w:val="0"/>
           <w:lang w:eastAsia="es-ES"/>
-          <w14:ligatures w14:val="none"/>
+          <ns2:ligatures ns2:val="none"/>
         </w:rPr>
         <w:t xml:space="preserve"/>
       </w:r>
@@ -2200,7 +2200,7 @@
           <w:color w:val="000000"/>
           <w:kern w:val="0"/>
           <w:lang w:eastAsia="es-ES"/>
-          <w14:ligatures w14:val="none"/>
+          <ns2:ligatures ns2:val="none"/>
         </w:rPr>
         <w:t xml:space="preserve"/>
       </w:r>
@@ -2210,7 +2210,7 @@
           <w:color w:val="000000"/>
           <w:kern w:val="0"/>
           <w:lang w:val="es-ES" w:eastAsia="es-ES"/>
-          <w14:ligatures w14:val="none"/>
+          <ns2:ligatures ns2:val="none"/>
         </w:rPr>
         <w:t/>
       </w:r>
@@ -2222,7 +2222,7 @@
           <w:kern w:val="0"/>
           <w:vertAlign w:val="superscript"/>
           <w:lang w:val="es-ES" w:eastAsia="es-ES"/>
-          <w14:ligatures w14:val="none"/>
+          <ns2:ligatures ns2:val="none"/>
         </w:rPr>
         <w:footnoteReference w:id="3"/>
       </w:r>
@@ -2232,12 +2232,12 @@
           <w:color w:val="000000"/>
           <w:kern w:val="0"/>
           <w:lang w:eastAsia="es-ES"/>
-          <w14:ligatures w14:val="none"/>
+          <ns2:ligatures ns2:val="none"/>
         </w:rPr>
         <w:t/>
       </w:r>
     </w:p>
-    <w:p>
+    <w:p ns2:paraId="4C49914A" ns2:textId="77777777">
       <w:pPr>
         <w:pStyle w:val="Prrafodelista"/>
         <w:spacing w:after="0" w:line="240" w:lineRule="auto"/>
@@ -2248,11 +2248,11 @@
           <w:color w:val="000000"/>
           <w:kern w:val="0"/>
           <w:lang w:eastAsia="es-ES"/>
-          <w14:ligatures w14:val="none"/>
-        </w:rPr>
-      </w:pPr>
-    </w:p>
-    <w:p>
+          <ns2:ligatures ns2:val="none"/>
+        </w:rPr>
+      </w:pPr>
+    </w:p>
+    <w:p ns2:paraId="1DD2767F" ns2:textId="1EF47994">
       <w:pPr>
         <w:pStyle w:val="Prrafodelista"/>
         <w:numPr>
@@ -2267,16 +2267,16 @@
           <w:color w:val="000000"/>
           <w:kern w:val="0"/>
           <w:lang w:eastAsia="es-ES"/>
-          <w14:ligatures w14:val="none"/>
-        </w:rPr>
-      </w:pPr>
-      <w:r>
-        <w:rPr>
-          <w:rFonts w:ascii="Arial Narrow" w:eastAsia="Times New Roman" w:hAnsi="Arial Narrow" w:cs="Arial"/>
-          <w:color w:val="000000"/>
-          <w:kern w:val="0"/>
-          <w:lang w:eastAsia="es-ES"/>
-          <w14:ligatures w14:val="none"/>
+          <ns2:ligatures ns2:val="none"/>
+        </w:rPr>
+      </w:pPr>
+      <w:r>
+        <w:rPr>
+          <w:rFonts w:ascii="Arial Narrow" w:eastAsia="Times New Roman" w:hAnsi="Arial Narrow" w:cs="Arial"/>
+          <w:color w:val="000000"/>
+          <w:kern w:val="0"/>
+          <w:lang w:eastAsia="es-ES"/>
+          <ns2:ligatures ns2:val="none"/>
         </w:rPr>
         <w:t xml:space="preserve">En atención a lo señalado, se advierte que, la Resolución 2 se emitió sin tener presente que el señor [APELLIDO] había realizado la subsanación de lo requerido por Resolución 1, por lo cual, corresponde dejarla sin efecto.</w:t>
       </w:r>
@@ -2286,7 +2286,7 @@
           <w:color w:val="000000"/>
           <w:kern w:val="0"/>
           <w:lang w:eastAsia="es-ES"/>
-          <w14:ligatures w14:val="none"/>
+          <ns2:ligatures ns2:val="none"/>
         </w:rPr>
         <w:t xml:space="preserve"/>
       </w:r>
@@ -2296,7 +2296,7 @@
           <w:color w:val="000000"/>
           <w:kern w:val="0"/>
           <w:lang w:eastAsia="es-ES"/>
-          <w14:ligatures w14:val="none"/>
+          <ns2:ligatures ns2:val="none"/>
         </w:rPr>
         <w:t xml:space="preserve"/>
       </w:r>
@@ -2306,7 +2306,7 @@
           <w:color w:val="000000"/>
           <w:kern w:val="0"/>
           <w:lang w:eastAsia="es-ES"/>
-          <w14:ligatures w14:val="none"/>
+          <ns2:ligatures ns2:val="none"/>
         </w:rPr>
         <w:t/>
       </w:r>
@@ -2316,27 +2316,27 @@
           <w:color w:val="000000"/>
           <w:kern w:val="0"/>
           <w:lang w:eastAsia="es-ES"/>
-          <w14:ligatures w14:val="none"/>
+          <ns2:ligatures ns2:val="none"/>
         </w:rPr>
         <w:t/>
       </w:r>
     </w:p>
-    <w:p>
-      <w:pPr>
-        <w:spacing w:after="0" w:line="240" w:lineRule="auto"/>
-        <w:contextualSpacing/>
-        <w:jc w:val="both"/>
-        <w:rPr>
-          <w:rFonts w:ascii="Arial Narrow" w:eastAsia="Arial Narrow" w:hAnsi="Arial Narrow" w:cs="Arial Narrow"/>
-          <w:b/>
-          <w:color w:val="000000"/>
-          <w:kern w:val="0"/>
-          <w:lang w:eastAsia="es-PE"/>
-          <w14:ligatures w14:val="none"/>
-        </w:rPr>
-      </w:pPr>
-    </w:p>
-    <w:p>
+    <w:p ns2:paraId="66005174" ns2:textId="77777777">
+      <w:pPr>
+        <w:spacing w:after="0" w:line="240" w:lineRule="auto"/>
+        <w:contextualSpacing/>
+        <w:jc w:val="both"/>
+        <w:rPr>
+          <w:rFonts w:ascii="Arial Narrow" w:eastAsia="Arial Narrow" w:hAnsi="Arial Narrow" w:cs="Arial Narrow"/>
+          <w:b/>
+          <w:color w:val="000000"/>
+          <w:kern w:val="0"/>
+          <w:lang w:eastAsia="es-PE"/>
+          <ns2:ligatures ns2:val="none"/>
+        </w:rPr>
+      </w:pPr>
+    </w:p>
+    <w:p ns2:paraId="3541B1F9" ns2:textId="77777777">
       <w:pPr>
         <w:pStyle w:val="Prrafodelista"/>
         <w:numPr>
@@ -2356,22 +2356,22 @@
           <w:color w:val="000000"/>
           <w:kern w:val="0"/>
           <w:lang w:eastAsia="es-PE"/>
-          <w14:ligatures w14:val="none"/>
-        </w:rPr>
-      </w:pPr>
-      <w:r>
-        <w:rPr>
-          <w:rFonts w:ascii="Arial Narrow" w:eastAsia="Arial Narrow" w:hAnsi="Arial Narrow" w:cs="Arial Narrow"/>
-          <w:b/>
-          <w:color w:val="000000"/>
-          <w:kern w:val="0"/>
-          <w:lang w:eastAsia="es-PE"/>
-          <w14:ligatures w14:val="none"/>
+          <ns2:ligatures ns2:val="none"/>
+        </w:rPr>
+      </w:pPr>
+      <w:r>
+        <w:rPr>
+          <w:rFonts w:ascii="Arial Narrow" w:eastAsia="Arial Narrow" w:hAnsi="Arial Narrow" w:cs="Arial Narrow"/>
+          <w:b/>
+          <w:color w:val="000000"/>
+          <w:kern w:val="0"/>
+          <w:lang w:eastAsia="es-PE"/>
+          <ns2:ligatures ns2:val="none"/>
         </w:rPr>
         <w:t>DE LA ADMISIÓN A TRÁMITE DE LA DENUNCIA</w:t>
       </w:r>
     </w:p>
-    <w:p>
+    <w:p ns2:paraId="34556756" ns2:textId="77777777">
       <w:pPr>
         <w:spacing w:after="0" w:line="240" w:lineRule="auto"/>
         <w:ind w:left="567"/>
@@ -2383,11 +2383,11 @@
           <w:color w:val="000000"/>
           <w:kern w:val="0"/>
           <w:lang w:eastAsia="es-PE"/>
-          <w14:ligatures w14:val="none"/>
-        </w:rPr>
-      </w:pPr>
-    </w:p>
-    <w:p>
+          <ns2:ligatures ns2:val="none"/>
+        </w:rPr>
+      </w:pPr>
+    </w:p>
+    <w:p ns2:paraId="4096DE82" ns2:textId="36E4C43D">
       <w:pPr>
         <w:pStyle w:val="Prrafodelista"/>
         <w:numPr>
@@ -2400,7 +2400,7 @@
         <w:rPr>
           <w:rFonts w:ascii="Arial Narrow" w:eastAsia="Arial Narrow" w:hAnsi="Arial Narrow" w:cs="Arial Narrow"/>
           <w:kern w:val="0"/>
-          <w14:ligatures w14:val="none"/>
+          <ns2:ligatures ns2:val="none"/>
         </w:rPr>
       </w:pPr>
       <w:bookmarkStart w:id="1" w:name="_Hlk140755208"/>
@@ -2412,7 +2412,7 @@
           <w:color w:val="000000"/>
           <w:kern w:val="0"/>
           <w:lang w:eastAsia="es-PE"/>
-          <w14:ligatures w14:val="none"/>
+          <ns2:ligatures ns2:val="none"/>
         </w:rPr>
         <w:t>La Secretaría Técnica de la Comisión de Protección al Consumidor 1 (en adelante, la Secretaría Técnica), en ejercicio de sus facultades</w:t>
       </w:r>
@@ -2425,7 +2425,7 @@
           <w:rFonts w:ascii="Arial Narrow" w:eastAsia="Arial Narrow" w:hAnsi="Arial Narrow" w:cs="Arial Narrow"/>
           <w:kern w:val="0"/>
           <w:vertAlign w:val="superscript"/>
-          <w14:ligatures w14:val="none"/>
+          <ns2:ligatures ns2:val="none"/>
         </w:rPr>
         <w:footnoteReference w:id="4"/>
       </w:r>
@@ -2435,7 +2435,7 @@
           <w:color w:val="000000"/>
           <w:kern w:val="0"/>
           <w:lang w:eastAsia="es-PE"/>
-          <w14:ligatures w14:val="none"/>
+          <ns2:ligatures ns2:val="none"/>
         </w:rPr>
         <w:t xml:space="preserve">, </w:t>
       </w:r>
@@ -2445,7 +2445,7 @@
           <w:color w:val="000000"/>
           <w:kern w:val="0"/>
           <w:lang w:eastAsia="es-PE"/>
-          <w14:ligatures w14:val="none"/>
+          <ns2:ligatures ns2:val="none"/>
         </w:rPr>
         <w:t xml:space="preserve">considera </w:t>
       </w:r>
@@ -2453,7 +2453,7 @@
         <w:rPr>
           <w:rFonts w:ascii="Arial Narrow" w:eastAsia="Arial Narrow" w:hAnsi="Arial Narrow" w:cs="Arial Narrow"/>
           <w:kern w:val="0"/>
-          <w14:ligatures w14:val="none"/>
+          <ns2:ligatures ns2:val="none"/>
         </w:rPr>
         <w:t xml:space="preserve">que el hecho denunciado, </w:t>
       </w:r>
@@ -2462,7 +2462,7 @@
         <w:rPr>
           <w:rFonts w:ascii="Arial Narrow" w:eastAsia="Arial Narrow" w:hAnsi="Arial Narrow" w:cs="Arial Narrow"/>
           <w:kern w:val="0"/>
-          <w14:ligatures w14:val="none"/>
+          <ns2:ligatures ns2:val="none"/>
         </w:rPr>
         <w:t xml:space="preserve">consistente en que </w:t>
       </w:r>
@@ -2476,7 +2476,7 @@
           <w:kern w:val="0"/>
           <w:shd w:val="clear" w:color="auto" w:fill="FFFFFF"/>
           <w:lang w:eastAsia="es-PE"/>
-          <w14:ligatures w14:val="none"/>
+          <ns2:ligatures ns2:val="none"/>
         </w:rPr>
         <w:t>la compañía aseguradora habría anulado indebidamente la Póliza 2007808645 Seguro Vehicular, ocasionando que pierda su vigencia el 2 de julio de 2023</w:t>
       </w:r>
@@ -2484,7 +2484,7 @@
         <w:rPr>
           <w:rFonts w:ascii="Arial Narrow" w:eastAsia="Arial Narrow" w:hAnsi="Arial Narrow" w:cs="Arial Narrow"/>
           <w:kern w:val="0"/>
-          <w14:ligatures w14:val="none"/>
+          <ns2:ligatures ns2:val="none"/>
         </w:rPr>
         <w:t xml:space="preserve">; involucraría una presunta afectación a sus expectativas, quien no habría encontrado una correspondencia entre lo que esperaba </w:t>
       </w:r>
@@ -2492,7 +2492,7 @@
         <w:rPr>
           <w:rFonts w:ascii="Arial Narrow" w:eastAsia="Arial Narrow" w:hAnsi="Arial Narrow" w:cs="Arial Narrow"/>
           <w:kern w:val="0"/>
-          <w14:ligatures w14:val="none"/>
+          <ns2:ligatures ns2:val="none"/>
         </w:rPr>
         <w:t xml:space="preserve">recibir de parte del proveedor y lo que realmente recibió. Por consiguiente, corresponde calificar el hecho </w:t>
       </w:r>
@@ -2500,7 +2500,7 @@
         <w:rPr>
           <w:rFonts w:ascii="Arial Narrow" w:eastAsia="Arial Narrow" w:hAnsi="Arial Narrow" w:cs="Arial Narrow"/>
           <w:kern w:val="0"/>
-          <w14:ligatures w14:val="none"/>
+          <ns2:ligatures ns2:val="none"/>
         </w:rPr>
         <w:t>materia de denuncia como una presunta infracción al deber de idoneidad, tipificado en los artículos 18</w:t>
       </w:r>
@@ -2510,7 +2510,7 @@
           <w:color w:val="000000"/>
           <w:kern w:val="0"/>
           <w:lang w:eastAsia="es-PE"/>
-          <w14:ligatures w14:val="none"/>
+          <ns2:ligatures ns2:val="none"/>
         </w:rPr>
         <w:t/>
       </w:r>
@@ -2518,7 +2518,7 @@
         <w:rPr>
           <w:rFonts w:ascii="Arial Narrow" w:eastAsia="Arial Narrow" w:hAnsi="Arial Narrow" w:cs="Arial Narrow"/>
           <w:kern w:val="0"/>
-          <w14:ligatures w14:val="none"/>
+          <ns2:ligatures ns2:val="none"/>
         </w:rPr>
         <w:t xml:space="preserve"> y 19</w:t>
       </w:r>
@@ -2528,7 +2528,7 @@
           <w:color w:val="000000"/>
           <w:kern w:val="0"/>
           <w:lang w:eastAsia="es-PE"/>
-          <w14:ligatures w14:val="none"/>
+          <ns2:ligatures ns2:val="none"/>
         </w:rPr>
         <w:t/>
       </w:r>
@@ -2536,7 +2536,7 @@
         <w:rPr>
           <w:rFonts w:ascii="Arial Narrow" w:eastAsia="Arial Narrow" w:hAnsi="Arial Narrow" w:cs="Arial Narrow"/>
           <w:kern w:val="0"/>
-          <w14:ligatures w14:val="none"/>
+          <ns2:ligatures ns2:val="none"/>
         </w:rPr>
         <w:t xml:space="preserve"> del Código</w:t>
       </w:r>
@@ -2548,7 +2548,7 @@
           <w:rFonts w:ascii="Arial Narrow" w:eastAsia="Arial Narrow" w:hAnsi="Arial Narrow" w:cs="Arial"/>
           <w:kern w:val="0"/>
           <w:vertAlign w:val="superscript"/>
-          <w14:ligatures w14:val="none"/>
+          <ns2:ligatures ns2:val="none"/>
         </w:rPr>
         <w:footnoteReference w:id="5"/>
       </w:r>
@@ -2557,13 +2557,13 @@
         <w:rPr>
           <w:rFonts w:ascii="Arial Narrow" w:eastAsia="Arial Narrow" w:hAnsi="Arial Narrow" w:cs="Arial Narrow"/>
           <w:kern w:val="0"/>
-          <w14:ligatures w14:val="none"/>
+          <ns2:ligatures ns2:val="none"/>
         </w:rPr>
         <w:t>.</w:t>
       </w:r>
       <w:bookmarkEnd w:id="6"/>
     </w:p>
-    <w:p>
+    <w:p ns2:paraId="76E2FB23" ns2:textId="77777777">
       <w:pPr>
         <w:pStyle w:val="Prrafodelista"/>
         <w:spacing w:after="0" w:line="240" w:lineRule="auto"/>
@@ -2572,11 +2572,11 @@
         <w:rPr>
           <w:rFonts w:ascii="Arial Narrow" w:eastAsia="Arial Narrow" w:hAnsi="Arial Narrow" w:cs="Arial Narrow"/>
           <w:kern w:val="0"/>
-          <w14:ligatures w14:val="none"/>
-        </w:rPr>
-      </w:pPr>
-    </w:p>
-    <w:p>
+          <ns2:ligatures ns2:val="none"/>
+        </w:rPr>
+      </w:pPr>
+    </w:p>
+    <w:p ns2:paraId="7CC96CB7" ns2:textId="78947B4E">
       <w:pPr>
         <w:pStyle w:val="Prrafodelista"/>
         <w:numPr>
@@ -2589,7 +2589,7 @@
         <w:rPr>
           <w:rFonts w:ascii="Arial Narrow" w:eastAsia="Arial Narrow" w:hAnsi="Arial Narrow" w:cs="Arial Narrow"/>
           <w:kern w:val="0"/>
-          <w14:ligatures w14:val="none"/>
+          <ns2:ligatures ns2:val="none"/>
         </w:rPr>
       </w:pPr>
       <w:bookmarkStart w:id="9" w:name="_Hlk213150180"/>
@@ -2597,7 +2597,7 @@
         <w:rPr>
           <w:rFonts w:ascii="Arial Narrow" w:eastAsia="Arial Narrow" w:hAnsi="Arial Narrow" w:cs="Arial Narrow"/>
           <w:kern w:val="0"/>
-          <w14:ligatures w14:val="none"/>
+          <ns2:ligatures ns2:val="none"/>
         </w:rPr>
         <w:t xml:space="preserve">Así también, la Secretaría Técnica, en ejercicio de sus facultades, </w:t>
       </w:r>
@@ -2607,7 +2607,7 @@
           <w:color w:val="000000"/>
           <w:kern w:val="0"/>
           <w:lang w:eastAsia="es-PE"/>
-          <w14:ligatures w14:val="none"/>
+          <ns2:ligatures ns2:val="none"/>
         </w:rPr>
         <w:t xml:space="preserve">considera </w:t>
       </w:r>
@@ -2615,7 +2615,7 @@
         <w:rPr>
           <w:rFonts w:ascii="Arial Narrow" w:eastAsia="Arial Narrow" w:hAnsi="Arial Narrow" w:cs="Arial Narrow"/>
           <w:kern w:val="0"/>
-          <w14:ligatures w14:val="none"/>
+          <ns2:ligatures ns2:val="none"/>
         </w:rPr>
         <w:t xml:space="preserve">que el hecho denunciado, consistente en que </w:t>
       </w:r>
@@ -2627,7 +2627,7 @@
           <w:kern w:val="0"/>
           <w:shd w:val="clear" w:color="auto" w:fill="FFFFFF"/>
           <w:lang w:eastAsia="es-PE"/>
-          <w14:ligatures w14:val="none"/>
+          <ns2:ligatures ns2:val="none"/>
         </w:rPr>
         <w:t>la compañía aseguradora no habría gestionado oportunamente en aplicar el porcentaje correcto del deducible para la reparación del vehículo con Placa de Rodaje CCN360 por el siniestro 1001067466, toda vez que el 9 de febrero de 2026 se le pretendió aplicar un deducible del 25%, pese a que correspondía un deducible del 15%</w:t>
       </w:r>
@@ -2635,7 +2635,7 @@
         <w:rPr>
           <w:rFonts w:ascii="Arial Narrow" w:eastAsia="Arial Narrow" w:hAnsi="Arial Narrow" w:cs="Arial Narrow"/>
           <w:kern w:val="0"/>
-          <w14:ligatures w14:val="none"/>
+          <ns2:ligatures ns2:val="none"/>
         </w:rPr>
         <w:t>; involucraría una presunta afectación a sus expectativas, quien no habría encontrado una correspondencia entre lo que esperaba recibir de parte del proveedor y lo que realmente recibió. Por consiguiente, corresponde calificar el hecho materia de denuncia como una presunta infracción al deber de idoneidad, tipificado en los artículos 18</w:t>
       </w:r>
@@ -2645,7 +2645,7 @@
           <w:color w:val="000000"/>
           <w:kern w:val="0"/>
           <w:lang w:eastAsia="es-PE"/>
-          <w14:ligatures w14:val="none"/>
+          <ns2:ligatures ns2:val="none"/>
         </w:rPr>
         <w:t/>
       </w:r>
@@ -2653,7 +2653,7 @@
         <w:rPr>
           <w:rFonts w:ascii="Arial Narrow" w:eastAsia="Arial Narrow" w:hAnsi="Arial Narrow" w:cs="Arial Narrow"/>
           <w:kern w:val="0"/>
-          <w14:ligatures w14:val="none"/>
+          <ns2:ligatures ns2:val="none"/>
         </w:rPr>
         <w:t xml:space="preserve"> y 19</w:t>
       </w:r>
@@ -2663,7 +2663,7 @@
           <w:color w:val="000000"/>
           <w:kern w:val="0"/>
           <w:lang w:eastAsia="es-PE"/>
-          <w14:ligatures w14:val="none"/>
+          <ns2:ligatures ns2:val="none"/>
         </w:rPr>
         <w:t/>
       </w:r>
@@ -2671,7 +2671,7 @@
         <w:rPr>
           <w:rFonts w:ascii="Arial Narrow" w:eastAsia="Arial Narrow" w:hAnsi="Arial Narrow" w:cs="Arial Narrow"/>
           <w:kern w:val="0"/>
-          <w14:ligatures w14:val="none"/>
+          <ns2:ligatures ns2:val="none"/>
         </w:rPr>
         <w:t xml:space="preserve"> del Código</w:t>
       </w:r>
@@ -2682,24 +2682,24 @@
           <w:color w:val="000000"/>
           <w:kern w:val="0"/>
           <w:lang w:eastAsia="es-PE"/>
-          <w14:ligatures w14:val="none"/>
+          <ns2:ligatures ns2:val="none"/>
         </w:rPr>
         <w:t xml:space="preserve">. </w:t>
       </w:r>
     </w:p>
-    <w:p>
-      <w:pPr>
-        <w:spacing w:after="0" w:line="240" w:lineRule="auto"/>
-        <w:contextualSpacing/>
-        <w:jc w:val="both"/>
-        <w:rPr>
-          <w:rFonts w:ascii="Arial Narrow" w:eastAsia="Arial Narrow" w:hAnsi="Arial Narrow" w:cs="Arial Narrow"/>
-          <w:kern w:val="0"/>
-          <w14:ligatures w14:val="none"/>
-        </w:rPr>
-      </w:pPr>
-    </w:p>
-    <w:p>
+    <w:p ns2:paraId="565CA430" ns2:textId="77777777">
+      <w:pPr>
+        <w:spacing w:after="0" w:line="240" w:lineRule="auto"/>
+        <w:contextualSpacing/>
+        <w:jc w:val="both"/>
+        <w:rPr>
+          <w:rFonts w:ascii="Arial Narrow" w:eastAsia="Arial Narrow" w:hAnsi="Arial Narrow" w:cs="Arial Narrow"/>
+          <w:kern w:val="0"/>
+          <ns2:ligatures ns2:val="none"/>
+        </w:rPr>
+      </w:pPr>
+    </w:p>
+    <w:p ns2:paraId="3B139B15" ns2:textId="70D00612">
       <w:pPr>
         <w:pStyle w:val="Prrafodelista"/>
         <w:numPr>
@@ -2712,14 +2712,14 @@
         <w:rPr>
           <w:rFonts w:ascii="Arial Narrow" w:eastAsia="Arial Narrow" w:hAnsi="Arial Narrow" w:cs="Arial Narrow"/>
           <w:kern w:val="0"/>
-          <w14:ligatures w14:val="none"/>
-        </w:rPr>
-      </w:pPr>
-      <w:r>
-        <w:rPr>
-          <w:rFonts w:ascii="Arial Narrow" w:eastAsia="Arial Narrow" w:hAnsi="Arial Narrow" w:cs="Arial Narrow"/>
-          <w:kern w:val="0"/>
-          <w14:ligatures w14:val="none"/>
+          <ns2:ligatures ns2:val="none"/>
+        </w:rPr>
+      </w:pPr>
+      <w:r>
+        <w:rPr>
+          <w:rFonts w:ascii="Arial Narrow" w:eastAsia="Arial Narrow" w:hAnsi="Arial Narrow" w:cs="Arial Narrow"/>
+          <w:kern w:val="0"/>
+          <ns2:ligatures ns2:val="none"/>
         </w:rPr>
         <w:t xml:space="preserve">Asimismo, </w:t>
       </w:r>
@@ -2729,7 +2729,7 @@
           <w:color w:val="000000"/>
           <w:kern w:val="0"/>
           <w:lang w:eastAsia="es-PE"/>
-          <w14:ligatures w14:val="none"/>
+          <ns2:ligatures ns2:val="none"/>
         </w:rPr>
         <w:t xml:space="preserve">la Secretaría Técnica, en ejercicio de sus facultades, considera </w:t>
       </w:r>
@@ -2737,7 +2737,7 @@
         <w:rPr>
           <w:rFonts w:ascii="Arial Narrow" w:eastAsia="Arial Narrow" w:hAnsi="Arial Narrow" w:cs="Arial"/>
           <w:kern w:val="0"/>
-          <w14:ligatures w14:val="none"/>
+          <ns2:ligatures ns2:val="none"/>
         </w:rPr>
         <w:t xml:space="preserve">que el hecho denunciado, consistente en que </w:t>
       </w:r>
@@ -2749,7 +2749,7 @@
           <w:kern w:val="0"/>
           <w:shd w:val="clear" w:color="auto" w:fill="FFFFFF"/>
           <w:lang w:eastAsia="es-PE"/>
-          <w14:ligatures w14:val="none"/>
+          <ns2:ligatures ns2:val="none"/>
         </w:rPr>
         <w:t xml:space="preserve">la compañía aseguradora no habría cumplido con trasladar oportunamente el vehículo con Placa de Rodaje CCN360 al taller </w:t>
       </w:r>
@@ -2761,7 +2761,7 @@
           <w:kern w:val="0"/>
           <w:shd w:val="clear" w:color="auto" w:fill="FFFFFF"/>
           <w:lang w:eastAsia="es-PE"/>
-          <w14:ligatures w14:val="none"/>
+          <ns2:ligatures ns2:val="none"/>
         </w:rPr>
         <w:t>Euroshop</w:t>
       </w:r>
@@ -2773,7 +2773,7 @@
           <w:kern w:val="0"/>
           <w:shd w:val="clear" w:color="auto" w:fill="FFFFFF"/>
           <w:lang w:eastAsia="es-PE"/>
-          <w14:ligatures w14:val="none"/>
+          <ns2:ligatures ns2:val="none"/>
         </w:rPr>
         <w:t xml:space="preserve"> S.A., pese a la solicitud del denunciante del 5 de marzo de 2024</w:t>
       </w:r>
@@ -2781,7 +2781,7 @@
         <w:rPr>
           <w:rFonts w:ascii="Arial Narrow" w:eastAsia="Arial Narrow" w:hAnsi="Arial Narrow" w:cs="Arial Narrow"/>
           <w:kern w:val="0"/>
-          <w14:ligatures w14:val="none"/>
+          <ns2:ligatures ns2:val="none"/>
         </w:rPr>
         <w:t xml:space="preserve">; involucraría una presunta afectación a sus expectativas, quien no habría encontrado una correspondencia entre lo que esperaba recibir de parte del proveedor y lo que realmente recibió. Por consiguiente, </w:t>
       </w:r>
@@ -2789,7 +2789,7 @@
         <w:rPr>
           <w:rFonts w:ascii="Arial Narrow" w:eastAsia="Arial Narrow" w:hAnsi="Arial Narrow" w:cs="Arial Narrow"/>
           <w:kern w:val="0"/>
-          <w14:ligatures w14:val="none"/>
+          <ns2:ligatures ns2:val="none"/>
         </w:rPr>
         <w:t>corresponde calificar el hecho materia de denuncia como una presunta infracción al deber de idoneidad, tipificado en los artículos 18</w:t>
       </w:r>
@@ -2799,7 +2799,7 @@
           <w:color w:val="000000"/>
           <w:kern w:val="0"/>
           <w:lang w:eastAsia="es-PE"/>
-          <w14:ligatures w14:val="none"/>
+          <ns2:ligatures ns2:val="none"/>
         </w:rPr>
         <w:t/>
       </w:r>
@@ -2807,7 +2807,7 @@
         <w:rPr>
           <w:rFonts w:ascii="Arial Narrow" w:eastAsia="Arial Narrow" w:hAnsi="Arial Narrow" w:cs="Arial Narrow"/>
           <w:kern w:val="0"/>
-          <w14:ligatures w14:val="none"/>
+          <ns2:ligatures ns2:val="none"/>
         </w:rPr>
         <w:t xml:space="preserve"> y 19</w:t>
       </w:r>
@@ -2817,7 +2817,7 @@
           <w:color w:val="000000"/>
           <w:kern w:val="0"/>
           <w:lang w:eastAsia="es-PE"/>
-          <w14:ligatures w14:val="none"/>
+          <ns2:ligatures ns2:val="none"/>
         </w:rPr>
         <w:t/>
       </w:r>
@@ -2825,7 +2825,7 @@
         <w:rPr>
           <w:rFonts w:ascii="Arial Narrow" w:eastAsia="Arial Narrow" w:hAnsi="Arial Narrow" w:cs="Arial Narrow"/>
           <w:kern w:val="0"/>
-          <w14:ligatures w14:val="none"/>
+          <ns2:ligatures ns2:val="none"/>
         </w:rPr>
         <w:t xml:space="preserve"> del Código</w:t>
       </w:r>
@@ -2833,26 +2833,26 @@
         <w:rPr>
           <w:rFonts w:ascii="Arial Narrow" w:eastAsia="Arial Narrow" w:hAnsi="Arial Narrow" w:cs="Arial"/>
           <w:kern w:val="0"/>
-          <w14:ligatures w14:val="none"/>
+          <ns2:ligatures ns2:val="none"/>
         </w:rPr>
         <w:t>.</w:t>
       </w:r>
       <w:bookmarkStart w:id="11" w:name="_Hlk212534267"/>
       <w:bookmarkEnd w:id="10"/>
     </w:p>
-    <w:p>
-      <w:pPr>
-        <w:spacing w:after="0" w:line="240" w:lineRule="auto"/>
-        <w:contextualSpacing/>
-        <w:jc w:val="both"/>
-        <w:rPr>
-          <w:rFonts w:ascii="Arial Narrow" w:eastAsia="Arial Narrow" w:hAnsi="Arial Narrow" w:cs="Arial Narrow"/>
-          <w:kern w:val="0"/>
-          <w14:ligatures w14:val="none"/>
-        </w:rPr>
-      </w:pPr>
-    </w:p>
-    <w:p>
+    <w:p ns2:paraId="7A313FB4" ns2:textId="77777777">
+      <w:pPr>
+        <w:spacing w:after="0" w:line="240" w:lineRule="auto"/>
+        <w:contextualSpacing/>
+        <w:jc w:val="both"/>
+        <w:rPr>
+          <w:rFonts w:ascii="Arial Narrow" w:eastAsia="Arial Narrow" w:hAnsi="Arial Narrow" w:cs="Arial Narrow"/>
+          <w:kern w:val="0"/>
+          <ns2:ligatures ns2:val="none"/>
+        </w:rPr>
+      </w:pPr>
+    </w:p>
+    <w:p ns2:paraId="4E65DCBE" ns2:textId="6856EEBF">
       <w:pPr>
         <w:pStyle w:val="Prrafodelista"/>
         <w:numPr>
@@ -2865,7 +2865,7 @@
         <w:rPr>
           <w:rFonts w:ascii="Arial Narrow" w:eastAsia="Arial Narrow" w:hAnsi="Arial Narrow" w:cs="Arial Narrow"/>
           <w:kern w:val="0"/>
-          <w14:ligatures w14:val="none"/>
+          <ns2:ligatures ns2:val="none"/>
         </w:rPr>
       </w:pPr>
       <w:bookmarkStart w:id="12" w:name="_Hlk214534552"/>
@@ -2876,7 +2876,7 @@
           <w:color w:val="000000"/>
           <w:kern w:val="0"/>
           <w:lang w:eastAsia="es-PE"/>
-          <w14:ligatures w14:val="none"/>
+          <ns2:ligatures ns2:val="none"/>
         </w:rPr>
         <w:t xml:space="preserve">Además, </w:t>
       </w:r>
@@ -2887,7 +2887,7 @@
           <w:color w:val="000000"/>
           <w:kern w:val="0"/>
           <w:lang w:eastAsia="es-PE"/>
-          <w14:ligatures w14:val="none"/>
+          <ns2:ligatures ns2:val="none"/>
         </w:rPr>
         <w:t xml:space="preserve">la Secretaría Técnica, en ejercicio de sus facultades, considera </w:t>
       </w:r>
@@ -2895,7 +2895,7 @@
         <w:rPr>
           <w:rFonts w:ascii="Arial Narrow" w:eastAsia="Arial Narrow" w:hAnsi="Arial Narrow" w:cs="Arial"/>
           <w:kern w:val="0"/>
-          <w14:ligatures w14:val="none"/>
+          <ns2:ligatures ns2:val="none"/>
         </w:rPr>
         <w:t xml:space="preserve">que el hecho denunciado, consistente en que </w:t>
       </w:r>
@@ -2908,7 +2908,7 @@
           <w:kern w:val="0"/>
           <w:shd w:val="clear" w:color="auto" w:fill="FFFFFF"/>
           <w:lang w:eastAsia="es-PE"/>
-          <w14:ligatures w14:val="none"/>
+          <ns2:ligatures ns2:val="none"/>
         </w:rPr>
         <w:t>la compañía aseguradora habría calificado indebidamente el vehículo con Placa de Rodaje CCN360 como pérdida total por el siniestro 1001067466, al no haber realizado el peritaje correspondiente</w:t>
       </w:r>
@@ -2916,7 +2916,7 @@
         <w:rPr>
           <w:rFonts w:ascii="Arial Narrow" w:eastAsia="Arial Narrow" w:hAnsi="Arial Narrow" w:cs="Arial Narrow"/>
           <w:kern w:val="0"/>
-          <w14:ligatures w14:val="none"/>
+          <ns2:ligatures ns2:val="none"/>
         </w:rPr>
         <w:t>; involucraría una presunta afectación a sus expectativas, quien no habría encontrado una correspondencia entre lo que esperaba recibir de parte del proveedor y lo que realmente recibió. Por consiguiente, corresponde calificar el hecho materia de denuncia como una presunta infracción al deber de idoneidad, tipificado en los artículos 18</w:t>
       </w:r>
@@ -2926,7 +2926,7 @@
           <w:color w:val="000000"/>
           <w:kern w:val="0"/>
           <w:lang w:eastAsia="es-PE"/>
-          <w14:ligatures w14:val="none"/>
+          <ns2:ligatures ns2:val="none"/>
         </w:rPr>
         <w:t/>
       </w:r>
@@ -2934,7 +2934,7 @@
         <w:rPr>
           <w:rFonts w:ascii="Arial Narrow" w:eastAsia="Arial Narrow" w:hAnsi="Arial Narrow" w:cs="Arial Narrow"/>
           <w:kern w:val="0"/>
-          <w14:ligatures w14:val="none"/>
+          <ns2:ligatures ns2:val="none"/>
         </w:rPr>
         <w:t xml:space="preserve"> y 19</w:t>
       </w:r>
@@ -2944,7 +2944,7 @@
           <w:color w:val="000000"/>
           <w:kern w:val="0"/>
           <w:lang w:eastAsia="es-PE"/>
-          <w14:ligatures w14:val="none"/>
+          <ns2:ligatures ns2:val="none"/>
         </w:rPr>
         <w:t/>
       </w:r>
@@ -2952,7 +2952,7 @@
         <w:rPr>
           <w:rFonts w:ascii="Arial Narrow" w:eastAsia="Arial Narrow" w:hAnsi="Arial Narrow" w:cs="Arial Narrow"/>
           <w:kern w:val="0"/>
-          <w14:ligatures w14:val="none"/>
+          <ns2:ligatures ns2:val="none"/>
         </w:rPr>
         <w:t xml:space="preserve"> del Código</w:t>
       </w:r>
@@ -2964,7 +2964,7 @@
           <w:color w:val="000000"/>
           <w:kern w:val="0"/>
           <w:lang w:eastAsia="es-PE"/>
-          <w14:ligatures w14:val="none"/>
+          <ns2:ligatures ns2:val="none"/>
         </w:rPr>
         <w:t xml:space="preserve">. </w:t>
       </w:r>
@@ -2976,7 +2976,7 @@
     <w:bookmarkEnd w:id="11"/>
     <w:bookmarkEnd w:id="12"/>
     <w:bookmarkEnd w:id="13"/>
-    <w:p>
+    <w:p ns2:paraId="432038D6" ns2:textId="58A854DD">
       <w:pPr>
         <w:spacing w:after="0" w:line="240" w:lineRule="auto"/>
         <w:contextualSpacing/>
@@ -2985,11 +2985,11 @@
           <w:rFonts w:ascii="Arial Narrow" w:eastAsia="Calibri" w:hAnsi="Arial Narrow" w:cs="Arial Narrow"/>
           <w:kern w:val="0"/>
           <w:lang w:eastAsia="es-PE"/>
-          <w14:ligatures w14:val="none"/>
-        </w:rPr>
-      </w:pPr>
-    </w:p>
-    <w:p>
+          <ns2:ligatures ns2:val="none"/>
+        </w:rPr>
+      </w:pPr>
+    </w:p>
+    <w:p ns2:paraId="463134E5" ns2:textId="77777777">
       <w:pPr>
         <w:pStyle w:val="Prrafodelista"/>
         <w:numPr>
@@ -3003,7 +3003,7 @@
           <w:rFonts w:ascii="Arial Narrow" w:eastAsia="Calibri" w:hAnsi="Arial Narrow" w:cs="Arial Narrow"/>
           <w:kern w:val="0"/>
           <w:lang w:eastAsia="es-PE"/>
-          <w14:ligatures w14:val="none"/>
+          <ns2:ligatures ns2:val="none"/>
         </w:rPr>
       </w:pPr>
       <w:r>
@@ -3012,7 +3012,7 @@
           <w:color w:val="000000"/>
           <w:kern w:val="0"/>
           <w:lang w:eastAsia="es-PE"/>
-          <w14:ligatures w14:val="none"/>
+          <ns2:ligatures ns2:val="none"/>
         </w:rPr>
         <w:t>En tanto la denuncia reúne los requisitos</w:t>
       </w:r>
@@ -3022,7 +3022,7 @@
           <w:color w:val="000000"/>
           <w:kern w:val="0"/>
           <w:lang w:eastAsia="es-PE"/>
-          <w14:ligatures w14:val="none"/>
+          <ns2:ligatures ns2:val="none"/>
         </w:rPr>
         <w:t xml:space="preserve"> establecidos por la norma citada, corresponde admitirla a trámite</w:t>
       </w:r>
@@ -3032,7 +3032,7 @@
           <w:rFonts w:ascii="Arial Narrow" w:eastAsia="Arial Narrow" w:hAnsi="Arial Narrow" w:cs="Arial Narrow"/>
           <w:kern w:val="0"/>
           <w:vertAlign w:val="superscript"/>
-          <w14:ligatures w14:val="none"/>
+          <ns2:ligatures ns2:val="none"/>
         </w:rPr>
         <w:footnoteReference w:id="6"/>
       </w:r>
@@ -3042,12 +3042,12 @@
           <w:color w:val="000000"/>
           <w:kern w:val="0"/>
           <w:lang w:eastAsia="es-PE"/>
-          <w14:ligatures w14:val="none"/>
+          <ns2:ligatures ns2:val="none"/>
         </w:rPr>
         <w:t>.</w:t>
       </w:r>
     </w:p>
-    <w:p>
+    <w:p ns2:paraId="68C71625" ns2:textId="77777777">
       <w:pPr>
         <w:spacing w:after="0" w:line="240" w:lineRule="auto"/>
         <w:ind w:left="567"/>
@@ -3058,11 +3058,11 @@
           <w:color w:val="000000"/>
           <w:kern w:val="0"/>
           <w:lang w:eastAsia="es-PE"/>
-          <w14:ligatures w14:val="none"/>
-        </w:rPr>
-      </w:pPr>
-    </w:p>
-    <w:p>
+          <ns2:ligatures ns2:val="none"/>
+        </w:rPr>
+      </w:pPr>
+    </w:p>
+    <w:p ns2:paraId="38A98B4B" ns2:textId="77777777">
       <w:pPr>
         <w:pStyle w:val="Prrafodelista"/>
         <w:numPr>
@@ -3082,22 +3082,22 @@
           <w:color w:val="000000"/>
           <w:kern w:val="0"/>
           <w:lang w:eastAsia="es-PE"/>
-          <w14:ligatures w14:val="none"/>
-        </w:rPr>
-      </w:pPr>
-      <w:r>
-        <w:rPr>
-          <w:rFonts w:ascii="Arial Narrow" w:eastAsia="Arial Narrow" w:hAnsi="Arial Narrow" w:cs="Arial Narrow"/>
-          <w:b/>
-          <w:color w:val="000000"/>
-          <w:kern w:val="0"/>
-          <w:lang w:eastAsia="es-PE"/>
-          <w14:ligatures w14:val="none"/>
+          <ns2:ligatures ns2:val="none"/>
+        </w:rPr>
+      </w:pPr>
+      <w:r>
+        <w:rPr>
+          <w:rFonts w:ascii="Arial Narrow" w:eastAsia="Arial Narrow" w:hAnsi="Arial Narrow" w:cs="Arial Narrow"/>
+          <w:b/>
+          <w:color w:val="000000"/>
+          <w:kern w:val="0"/>
+          <w:lang w:eastAsia="es-PE"/>
+          <ns2:ligatures ns2:val="none"/>
         </w:rPr>
         <w:t>REQUERIMIENTO DE INFORMACIÓN</w:t>
       </w:r>
     </w:p>
-    <w:p>
+    <w:p ns2:paraId="5B518DC4" ns2:textId="77777777">
       <w:pPr>
         <w:spacing w:after="0" w:line="240" w:lineRule="auto"/>
         <w:contextualSpacing/>
@@ -3107,11 +3107,11 @@
           <w:color w:val="000000"/>
           <w:kern w:val="0"/>
           <w:lang w:val="es-ES" w:eastAsia="es-ES"/>
-          <w14:ligatures w14:val="none"/>
-        </w:rPr>
-      </w:pPr>
-    </w:p>
-    <w:p>
+          <ns2:ligatures ns2:val="none"/>
+        </w:rPr>
+      </w:pPr>
+    </w:p>
+    <w:p ns2:paraId="62B88A04" ns2:textId="08A54F2B">
       <w:pPr>
         <w:pStyle w:val="Prrafodelista"/>
         <w:numPr>
@@ -3126,7 +3126,7 @@
           <w:color w:val="000000"/>
           <w:kern w:val="0"/>
           <w:lang w:val="es-ES" w:eastAsia="es-ES"/>
-          <w14:ligatures w14:val="none"/>
+          <ns2:ligatures ns2:val="none"/>
         </w:rPr>
       </w:pPr>
       <w:r>
@@ -3135,7 +3135,7 @@
           <w:color w:val="000000"/>
           <w:kern w:val="0"/>
           <w:lang w:val="es-ES" w:eastAsia="es-ES"/>
-          <w14:ligatures w14:val="none"/>
+          <ns2:ligatures ns2:val="none"/>
         </w:rPr>
         <w:lastRenderedPageBreak/>
         <w:t xml:space="preserve">A efectos de tener mayores elementos que sirvan para la resolución definitiva del presente caso, la Secretaría Técnica, en ejercicio de las facultades que </w:t>
@@ -3146,7 +3146,7 @@
           <w:color w:val="000000"/>
           <w:kern w:val="0"/>
           <w:lang w:val="es-ES" w:eastAsia="es-ES"/>
-          <w14:ligatures w14:val="none"/>
+          <ns2:ligatures ns2:val="none"/>
         </w:rPr>
         <w:t xml:space="preserve">la ley le confiere, conviene requerir </w:t>
       </w:r>
@@ -3156,7 +3156,7 @@
           <w:color w:val="000000"/>
           <w:kern w:val="0"/>
           <w:lang w:val="es-ES" w:eastAsia="es-ES"/>
-          <w14:ligatures w14:val="none"/>
+          <ns2:ligatures ns2:val="none"/>
         </w:rPr>
         <w:t>a la compañía aseguradora</w:t>
       </w:r>
@@ -3166,7 +3166,7 @@
           <w:color w:val="000000"/>
           <w:kern w:val="0"/>
           <w:lang w:val="es-ES" w:eastAsia="es-ES"/>
-          <w14:ligatures w14:val="none"/>
+          <ns2:ligatures ns2:val="none"/>
         </w:rPr>
         <w:t xml:space="preserve"> que, en un plazo no mayor de cinco (5) días hábiles contado a partir del día siguiente de la notificación de la presente resolución, cumpla</w:t>
       </w:r>
@@ -3176,7 +3176,7 @@
           <w:color w:val="000000"/>
           <w:kern w:val="0"/>
           <w:lang w:val="es-ES" w:eastAsia="es-ES"/>
-          <w14:ligatures w14:val="none"/>
+          <ns2:ligatures ns2:val="none"/>
         </w:rPr>
         <w:t xml:space="preserve"> con lo siguie</w:t>
       </w:r>
@@ -3186,7 +3186,7 @@
           <w:color w:val="000000"/>
           <w:kern w:val="0"/>
           <w:lang w:val="es-ES" w:eastAsia="es-ES"/>
-          <w14:ligatures w14:val="none"/>
+          <ns2:ligatures ns2:val="none"/>
         </w:rPr>
         <w:t xml:space="preserve">nte: </w:t>
       </w:r>
@@ -3196,7 +3196,7 @@
           <w:color w:val="000000"/>
           <w:kern w:val="0"/>
           <w:lang w:val="es-ES" w:eastAsia="es-ES"/>
-          <w14:ligatures w14:val="none"/>
+          <ns2:ligatures ns2:val="none"/>
         </w:rPr>
         <w:t xml:space="preserve">(i) presentar una copia completa, legible y debidamente suscrita de la Póliza </w:t>
       </w:r>
@@ -3206,7 +3206,7 @@
           <w:color w:val="000000"/>
           <w:kern w:val="0"/>
           <w:lang w:val="es-ES" w:eastAsia="es-ES"/>
-          <w14:ligatures w14:val="none"/>
+          <ns2:ligatures ns2:val="none"/>
         </w:rPr>
         <w:t xml:space="preserve">2007808645 </w:t>
       </w:r>
@@ -3216,7 +3216,7 @@
           <w:color w:val="000000"/>
           <w:kern w:val="0"/>
           <w:lang w:val="es-ES" w:eastAsia="es-ES"/>
-          <w14:ligatures w14:val="none"/>
+          <ns2:ligatures ns2:val="none"/>
         </w:rPr>
         <w:t>Seguro Vehicular, así como el cargo de remisión de la póliza; (</w:t>
       </w:r>
@@ -3227,7 +3227,7 @@
           <w:color w:val="000000"/>
           <w:kern w:val="0"/>
           <w:lang w:val="es-ES" w:eastAsia="es-ES"/>
-          <w14:ligatures w14:val="none"/>
+          <ns2:ligatures ns2:val="none"/>
         </w:rPr>
         <w:t>ii</w:t>
       </w:r>
@@ -3238,7 +3238,7 @@
           <w:color w:val="000000"/>
           <w:kern w:val="0"/>
           <w:lang w:val="es-ES" w:eastAsia="es-ES"/>
-          <w14:ligatures w14:val="none"/>
+          <ns2:ligatures ns2:val="none"/>
         </w:rPr>
         <w:t xml:space="preserve">) presentar los medios probatorios que acrediten </w:t>
       </w:r>
@@ -3248,7 +3248,7 @@
           <w:color w:val="000000"/>
           <w:kern w:val="0"/>
           <w:lang w:val="es-ES" w:eastAsia="es-ES"/>
-          <w14:ligatures w14:val="none"/>
+          <ns2:ligatures ns2:val="none"/>
         </w:rPr>
         <w:t>que atendió oportunamente el siniestro 1001067466</w:t>
       </w:r>
@@ -3258,7 +3258,7 @@
           <w:color w:val="000000"/>
           <w:kern w:val="0"/>
           <w:lang w:val="es-ES" w:eastAsia="es-ES"/>
-          <w14:ligatures w14:val="none"/>
+          <ns2:ligatures ns2:val="none"/>
         </w:rPr>
         <w:t xml:space="preserve"> respecto del accidente vehicular del 30 de diciembre de 2023</w:t>
       </w:r>
@@ -3268,7 +3268,7 @@
           <w:color w:val="000000"/>
           <w:kern w:val="0"/>
           <w:lang w:val="es-ES" w:eastAsia="es-ES"/>
-          <w14:ligatures w14:val="none"/>
+          <ns2:ligatures ns2:val="none"/>
         </w:rPr>
         <w:t>; y, (</w:t>
       </w:r>
@@ -3279,7 +3279,7 @@
           <w:color w:val="000000"/>
           <w:kern w:val="0"/>
           <w:lang w:val="es-ES" w:eastAsia="es-ES"/>
-          <w14:ligatures w14:val="none"/>
+          <ns2:ligatures ns2:val="none"/>
         </w:rPr>
         <w:t>iii</w:t>
       </w:r>
@@ -3290,7 +3290,7 @@
           <w:color w:val="000000"/>
           <w:kern w:val="0"/>
           <w:lang w:val="es-ES" w:eastAsia="es-ES"/>
-          <w14:ligatures w14:val="none"/>
+          <ns2:ligatures ns2:val="none"/>
         </w:rPr>
         <w:t>) presentar todas las comunicaciones cursadas con la parte denunciante, incluyendo la grabación de la llamada telefónica realizada con el denunciante el 29 de agosto de 2025, en virtud del hecho materia de denuncia</w:t>
       </w:r>
@@ -3300,7 +3300,7 @@
           <w:color w:val="000000"/>
           <w:kern w:val="0"/>
           <w:lang w:val="es-ES" w:eastAsia="es-ES"/>
-          <w14:ligatures w14:val="none"/>
+          <ns2:ligatures ns2:val="none"/>
         </w:rPr>
         <w:t>.</w:t>
       </w:r>
@@ -3310,7 +3310,7 @@
           <w:color w:val="000000"/>
           <w:kern w:val="0"/>
           <w:lang w:eastAsia="es-ES"/>
-          <w14:ligatures w14:val="none"/>
+          <ns2:ligatures ns2:val="none"/>
         </w:rPr>
         <w:t xml:space="preserve"> </w:t>
       </w:r>
@@ -3320,12 +3320,12 @@
           <w:color w:val="000000"/>
           <w:kern w:val="0"/>
           <w:lang w:eastAsia="es-ES"/>
-          <w14:ligatures w14:val="none"/>
+          <ns2:ligatures ns2:val="none"/>
         </w:rPr>
         <w:t xml:space="preserve"> </w:t>
       </w:r>
     </w:p>
-    <w:p>
+    <w:p ns2:paraId="5C93B848" ns2:textId="77777777">
       <w:pPr>
         <w:pStyle w:val="Prrafodelista"/>
         <w:spacing w:after="0" w:line="240" w:lineRule="auto"/>
@@ -3336,11 +3336,11 @@
           <w:color w:val="000000"/>
           <w:kern w:val="0"/>
           <w:lang w:val="es-ES" w:eastAsia="es-ES"/>
-          <w14:ligatures w14:val="none"/>
-        </w:rPr>
-      </w:pPr>
-    </w:p>
-    <w:p>
+          <ns2:ligatures ns2:val="none"/>
+        </w:rPr>
+      </w:pPr>
+    </w:p>
+    <w:p ns2:paraId="2A119386" ns2:textId="77777777">
       <w:pPr>
         <w:pStyle w:val="Prrafodelista"/>
         <w:numPr>
@@ -3360,58 +3360,58 @@
           <w:color w:val="000000"/>
           <w:kern w:val="0"/>
           <w:lang w:eastAsia="es-PE"/>
-          <w14:ligatures w14:val="none"/>
-        </w:rPr>
-      </w:pPr>
-      <w:r>
-        <w:rPr>
-          <w:rFonts w:ascii="Arial Narrow" w:eastAsia="Arial Narrow" w:hAnsi="Arial Narrow" w:cs="Arial Narrow"/>
-          <w:b/>
-          <w:color w:val="000000"/>
-          <w:kern w:val="0"/>
-          <w:lang w:eastAsia="es-PE"/>
-          <w14:ligatures w14:val="none"/>
+          <ns2:ligatures ns2:val="none"/>
+        </w:rPr>
+      </w:pPr>
+      <w:r>
+        <w:rPr>
+          <w:rFonts w:ascii="Arial Narrow" w:eastAsia="Arial Narrow" w:hAnsi="Arial Narrow" w:cs="Arial Narrow"/>
+          <w:b/>
+          <w:color w:val="000000"/>
+          <w:kern w:val="0"/>
+          <w:lang w:eastAsia="es-PE"/>
+          <ns2:ligatures ns2:val="none"/>
         </w:rPr>
         <w:t xml:space="preserve">RESOLUCIÓN DE LA SECRETARÍA TÉCNICA </w:t>
       </w:r>
     </w:p>
-    <w:p>
-      <w:pPr>
-        <w:spacing w:after="0" w:line="240" w:lineRule="auto"/>
-        <w:contextualSpacing/>
-        <w:jc w:val="both"/>
-        <w:rPr>
-          <w:rFonts w:ascii="Arial Narrow" w:eastAsia="Arial Narrow" w:hAnsi="Arial Narrow" w:cs="Arial Narrow"/>
-          <w:b/>
-          <w:color w:val="000000"/>
-          <w:kern w:val="0"/>
-          <w:lang w:eastAsia="es-PE"/>
-          <w14:ligatures w14:val="none"/>
-        </w:rPr>
-      </w:pPr>
-    </w:p>
-    <w:p>
-      <w:pPr>
-        <w:spacing w:after="0" w:line="240" w:lineRule="auto"/>
-        <w:contextualSpacing/>
-        <w:jc w:val="both"/>
-        <w:rPr>
-          <w:rFonts w:ascii="Arial Narrow" w:eastAsia="Arial Narrow" w:hAnsi="Arial Narrow" w:cs="Arial Narrow"/>
-          <w:b/>
-          <w:color w:val="000000"/>
-          <w:kern w:val="0"/>
-          <w:lang w:eastAsia="es-PE"/>
-          <w14:ligatures w14:val="none"/>
-        </w:rPr>
-      </w:pPr>
-      <w:r>
-        <w:rPr>
-          <w:rFonts w:ascii="Arial Narrow" w:eastAsia="Arial Narrow" w:hAnsi="Arial Narrow" w:cs="Arial Narrow"/>
-          <w:b/>
-          <w:color w:val="000000"/>
-          <w:kern w:val="0"/>
-          <w:lang w:eastAsia="es-PE"/>
-          <w14:ligatures w14:val="none"/>
+    <w:p ns2:paraId="7F554EB2" ns2:textId="77777777">
+      <w:pPr>
+        <w:spacing w:after="0" w:line="240" w:lineRule="auto"/>
+        <w:contextualSpacing/>
+        <w:jc w:val="both"/>
+        <w:rPr>
+          <w:rFonts w:ascii="Arial Narrow" w:eastAsia="Arial Narrow" w:hAnsi="Arial Narrow" w:cs="Arial Narrow"/>
+          <w:b/>
+          <w:color w:val="000000"/>
+          <w:kern w:val="0"/>
+          <w:lang w:eastAsia="es-PE"/>
+          <ns2:ligatures ns2:val="none"/>
+        </w:rPr>
+      </w:pPr>
+    </w:p>
+    <w:p ns2:paraId="361A8842" ns2:textId="63D36196">
+      <w:pPr>
+        <w:spacing w:after="0" w:line="240" w:lineRule="auto"/>
+        <w:contextualSpacing/>
+        <w:jc w:val="both"/>
+        <w:rPr>
+          <w:rFonts w:ascii="Arial Narrow" w:eastAsia="Arial Narrow" w:hAnsi="Arial Narrow" w:cs="Arial Narrow"/>
+          <w:b/>
+          <w:color w:val="000000"/>
+          <w:kern w:val="0"/>
+          <w:lang w:eastAsia="es-PE"/>
+          <ns2:ligatures ns2:val="none"/>
+        </w:rPr>
+      </w:pPr>
+      <w:r>
+        <w:rPr>
+          <w:rFonts w:ascii="Arial Narrow" w:eastAsia="Arial Narrow" w:hAnsi="Arial Narrow" w:cs="Arial Narrow"/>
+          <w:b/>
+          <w:color w:val="000000"/>
+          <w:kern w:val="0"/>
+          <w:lang w:eastAsia="es-PE"/>
+          <ns2:ligatures ns2:val="none"/>
         </w:rPr>
         <w:t xml:space="preserve">PRIMERO: </w:t>
       </w:r>
@@ -3422,7 +3422,7 @@
           <w:color w:val="000000"/>
           <w:kern w:val="0"/>
           <w:lang w:eastAsia="es-PE"/>
-          <w14:ligatures w14:val="none"/>
+          <ns2:ligatures ns2:val="none"/>
         </w:rPr>
         <w:t xml:space="preserve">Dejar sin efecto la Resolución </w:t>
       </w:r>
@@ -3433,7 +3433,7 @@
           <w:color w:val="000000"/>
           <w:kern w:val="0"/>
           <w:lang w:eastAsia="es-PE"/>
-          <w14:ligatures w14:val="none"/>
+          <ns2:ligatures ns2:val="none"/>
         </w:rPr>
         <w:t xml:space="preserve">2 del </w:t>
       </w:r>
@@ -3444,7 +3444,7 @@
           <w:color w:val="000000"/>
           <w:kern w:val="0"/>
           <w:lang w:eastAsia="es-PE"/>
-          <w14:ligatures w14:val="none"/>
+          <ns2:ligatures ns2:val="none"/>
         </w:rPr>
         <w:t>12 de mayo de 2026</w:t>
       </w:r>
@@ -3455,27 +3455,27 @@
           <w:color w:val="000000"/>
           <w:kern w:val="0"/>
           <w:lang w:eastAsia="es-PE"/>
-          <w14:ligatures w14:val="none"/>
+          <ns2:ligatures ns2:val="none"/>
         </w:rPr>
         <w:t>; así como su acto de notificación.</w:t>
       </w:r>
     </w:p>
-    <w:p>
-      <w:pPr>
-        <w:spacing w:after="0" w:line="240" w:lineRule="auto"/>
-        <w:contextualSpacing/>
-        <w:jc w:val="both"/>
-        <w:rPr>
-          <w:rFonts w:ascii="Arial Narrow" w:eastAsia="Arial Narrow" w:hAnsi="Arial Narrow" w:cs="Arial Narrow"/>
-          <w:b/>
-          <w:color w:val="000000"/>
-          <w:kern w:val="0"/>
-          <w:lang w:eastAsia="es-PE"/>
-          <w14:ligatures w14:val="none"/>
-        </w:rPr>
-      </w:pPr>
-    </w:p>
-    <w:p>
+    <w:p ns2:paraId="749F05D5" ns2:textId="77777777">
+      <w:pPr>
+        <w:spacing w:after="0" w:line="240" w:lineRule="auto"/>
+        <w:contextualSpacing/>
+        <w:jc w:val="both"/>
+        <w:rPr>
+          <w:rFonts w:ascii="Arial Narrow" w:eastAsia="Arial Narrow" w:hAnsi="Arial Narrow" w:cs="Arial Narrow"/>
+          <w:b/>
+          <w:color w:val="000000"/>
+          <w:kern w:val="0"/>
+          <w:lang w:eastAsia="es-PE"/>
+          <ns2:ligatures ns2:val="none"/>
+        </w:rPr>
+      </w:pPr>
+    </w:p>
+    <w:p ns2:paraId="467EE692" ns2:textId="0ADA0F64">
       <w:pPr>
         <w:spacing w:after="0" w:line="240" w:lineRule="auto"/>
         <w:contextualSpacing/>
@@ -3485,17 +3485,17 @@
           <w:color w:val="000000"/>
           <w:kern w:val="0"/>
           <w:lang w:eastAsia="es-PE"/>
-          <w14:ligatures w14:val="none"/>
-        </w:rPr>
-      </w:pPr>
-      <w:r>
-        <w:rPr>
-          <w:rFonts w:ascii="Arial Narrow" w:eastAsia="Arial Narrow" w:hAnsi="Arial Narrow" w:cs="Arial Narrow"/>
-          <w:b/>
-          <w:color w:val="000000"/>
-          <w:kern w:val="0"/>
-          <w:lang w:eastAsia="es-PE"/>
-          <w14:ligatures w14:val="none"/>
+          <ns2:ligatures ns2:val="none"/>
+        </w:rPr>
+      </w:pPr>
+      <w:r>
+        <w:rPr>
+          <w:rFonts w:ascii="Arial Narrow" w:eastAsia="Arial Narrow" w:hAnsi="Arial Narrow" w:cs="Arial Narrow"/>
+          <w:b/>
+          <w:color w:val="000000"/>
+          <w:kern w:val="0"/>
+          <w:lang w:eastAsia="es-PE"/>
+          <ns2:ligatures ns2:val="none"/>
         </w:rPr>
         <w:t xml:space="preserve">SEGUNDO: admitir a trámite la denuncia del 9 de diciembre de 2025, subsanada mediante escrito del 11 de mayo de 2026, interpuesta por el señor [DENUNCIANTE] contra Pacífico Compañía de Seguros y Reaseguros S.A., por lo siguiente:</w:t>
       </w:r>
@@ -3506,7 +3506,7 @@
           <w:color w:val="000000"/>
           <w:kern w:val="0"/>
           <w:lang w:eastAsia="es-PE"/>
-          <w14:ligatures w14:val="none"/>
+          <ns2:ligatures ns2:val="none"/>
         </w:rPr>
         <w:t xml:space="preserve"/>
       </w:r>
@@ -3517,7 +3517,7 @@
           <w:kern w:val="0"/>
           <w:shd w:val="clear" w:color="auto" w:fill="FFFFFF"/>
           <w:lang w:eastAsia="es-PE"/>
-          <w14:ligatures w14:val="none"/>
+          <ns2:ligatures ns2:val="none"/>
         </w:rPr>
         <w:t xml:space="preserve"/>
       </w:r>
@@ -3528,7 +3528,7 @@
           <w:kern w:val="0"/>
           <w:shd w:val="clear" w:color="auto" w:fill="FFFFFF"/>
           <w:lang w:eastAsia="es-PE"/>
-          <w14:ligatures w14:val="none"/>
+          <ns2:ligatures ns2:val="none"/>
         </w:rPr>
         <w:t/>
       </w:r>
@@ -3539,7 +3539,7 @@
           <w:kern w:val="0"/>
           <w:shd w:val="clear" w:color="auto" w:fill="FFFFFF"/>
           <w:lang w:eastAsia="es-PE"/>
-          <w14:ligatures w14:val="none"/>
+          <ns2:ligatures ns2:val="none"/>
         </w:rPr>
         <w:t/>
       </w:r>
@@ -3550,7 +3550,7 @@
           <w:kern w:val="0"/>
           <w:shd w:val="clear" w:color="auto" w:fill="FFFFFF"/>
           <w:lang w:eastAsia="es-PE"/>
-          <w14:ligatures w14:val="none"/>
+          <ns2:ligatures ns2:val="none"/>
         </w:rPr>
         <w:t xml:space="preserve"/>
       </w:r>
@@ -3561,7 +3561,7 @@
           <w:kern w:val="0"/>
           <w:shd w:val="clear" w:color="auto" w:fill="FFFFFF"/>
           <w:lang w:eastAsia="es-PE"/>
-          <w14:ligatures w14:val="none"/>
+          <ns2:ligatures ns2:val="none"/>
         </w:rPr>
         <w:t xml:space="preserve"/>
       </w:r>
@@ -3571,7 +3571,7 @@
           <w:bCs/>
           <w:spacing w:val="-3"/>
           <w:kern w:val="0"/>
-          <w14:ligatures w14:val="none"/>
+          <ns2:ligatures ns2:val="none"/>
         </w:rPr>
         <w:t xml:space="preserve"/>
       </w:r>
@@ -3582,7 +3582,7 @@
           <w:kern w:val="0"/>
           <w:shd w:val="clear" w:color="auto" w:fill="FFFFFF"/>
           <w:lang w:eastAsia="es-PE"/>
-          <w14:ligatures w14:val="none"/>
+          <ns2:ligatures ns2:val="none"/>
         </w:rPr>
         <w:t xml:space="preserve"/>
       </w:r>
@@ -3593,7 +3593,7 @@
           <w:kern w:val="0"/>
           <w:shd w:val="clear" w:color="auto" w:fill="FFFFFF"/>
           <w:lang w:eastAsia="es-PE"/>
-          <w14:ligatures w14:val="none"/>
+          <ns2:ligatures ns2:val="none"/>
         </w:rPr>
         <w:t xml:space="preserve"/>
       </w:r>
@@ -3611,7 +3611,7 @@
           <w:kern w:val="0"/>
           <w:shd w:val="clear" w:color="auto" w:fill="FFFFFF"/>
           <w:lang w:eastAsia="es-PE"/>
-          <w14:ligatures w14:val="none"/>
+          <ns2:ligatures ns2:val="none"/>
         </w:rPr>
         <w:t xml:space="preserve"/>
       </w:r>
@@ -3622,7 +3622,7 @@
           <w:kern w:val="0"/>
           <w:shd w:val="clear" w:color="auto" w:fill="FFFFFF"/>
           <w:lang w:eastAsia="es-PE"/>
-          <w14:ligatures w14:val="none"/>
+          <ns2:ligatures ns2:val="none"/>
         </w:rPr>
         <w:t xml:space="preserve"/>
       </w:r>
@@ -3633,12 +3633,12 @@
           <w:kern w:val="0"/>
           <w:shd w:val="clear" w:color="auto" w:fill="FFFFFF"/>
           <w:lang w:eastAsia="es-PE"/>
-          <w14:ligatures w14:val="none"/>
+          <ns2:ligatures ns2:val="none"/>
         </w:rPr>
         <w:t/>
       </w:r>
     </w:p>
-    <w:p>
+    <w:p ns2:paraId="0D6047AF" ns2:textId="77777777">
       <w:pPr>
         <w:spacing w:after="0" w:line="240" w:lineRule="auto"/>
         <w:contextualSpacing/>
@@ -3648,11 +3648,11 @@
           <w:color w:val="000000"/>
           <w:kern w:val="0"/>
           <w:lang w:eastAsia="es-PE"/>
-          <w14:ligatures w14:val="none"/>
-        </w:rPr>
-      </w:pPr>
-    </w:p>
-    <w:p>
+          <ns2:ligatures ns2:val="none"/>
+        </w:rPr>
+      </w:pPr>
+    </w:p>
+    <w:p ns2:paraId="41AAB37B" ns2:textId="5E0BBB3E">
       <w:pPr>
         <w:pStyle w:val="Prrafodelista"/>
         <w:numPr>
@@ -3670,7 +3670,7 @@
           <w:rFonts w:ascii="Arial Narrow" w:eastAsia="Calibri" w:hAnsi="Arial Narrow" w:cs="Arial Narrow"/>
           <w:kern w:val="0"/>
           <w:lang w:eastAsia="es-PE"/>
-          <w14:ligatures w14:val="none"/>
+          <ns2:ligatures ns2:val="none"/>
         </w:rPr>
       </w:pPr>
       <w:r>
@@ -3679,7 +3679,7 @@
           <w:color w:val="000000"/>
           <w:kern w:val="0"/>
           <w:lang w:eastAsia="es-PE"/>
-          <w14:ligatures w14:val="none"/>
+          <ns2:ligatures ns2:val="none"/>
         </w:rPr>
         <w:t>Presunta</w:t>
       </w:r>
@@ -3689,7 +3689,7 @@
           <w:kern w:val="0"/>
           <w:shd w:val="clear" w:color="auto" w:fill="FFFFFF"/>
           <w:lang w:eastAsia="es-PE"/>
-          <w14:ligatures w14:val="none"/>
+          <ns2:ligatures ns2:val="none"/>
         </w:rPr>
         <w:t xml:space="preserve"> infracción a los artículos 18 y 19</w:t>
       </w:r>
@@ -3698,7 +3698,7 @@
           <w:rFonts w:ascii="Arial Narrow" w:eastAsia="Calibri" w:hAnsi="Arial Narrow" w:cs="Arial Narrow"/>
           <w:kern w:val="0"/>
           <w:lang w:eastAsia="es-PE"/>
-          <w14:ligatures w14:val="none"/>
+          <ns2:ligatures ns2:val="none"/>
         </w:rPr>
         <w:t xml:space="preserve"> de </w:t>
       </w:r>
@@ -3708,7 +3708,7 @@
           <w:kern w:val="0"/>
           <w:shd w:val="clear" w:color="auto" w:fill="FFFFFF"/>
           <w:lang w:eastAsia="es-PE"/>
-          <w14:ligatures w14:val="none"/>
+          <ns2:ligatures ns2:val="none"/>
         </w:rPr>
         <w:t xml:space="preserve">la Ley </w:t>
       </w:r>
@@ -3718,7 +3718,7 @@
           <w:kern w:val="0"/>
           <w:shd w:val="clear" w:color="auto" w:fill="FFFFFF"/>
           <w:lang w:eastAsia="es-PE"/>
-          <w14:ligatures w14:val="none"/>
+          <ns2:ligatures ns2:val="none"/>
         </w:rPr>
         <w:t xml:space="preserve"/>
       </w:r>
@@ -3728,7 +3728,7 @@
           <w:kern w:val="0"/>
           <w:shd w:val="clear" w:color="auto" w:fill="FFFFFF"/>
           <w:lang w:eastAsia="es-PE"/>
-          <w14:ligatures w14:val="none"/>
+          <ns2:ligatures ns2:val="none"/>
         </w:rPr>
         <w:t xml:space="preserve">29571, Código de Protección y Defensa del Consumidor, en tanto la compañía aseguradora habría </w:t>
       </w:r>
@@ -3738,7 +3738,7 @@
           <w:kern w:val="0"/>
           <w:shd w:val="clear" w:color="auto" w:fill="FFFFFF"/>
           <w:lang w:eastAsia="es-PE"/>
-          <w14:ligatures w14:val="none"/>
+          <ns2:ligatures ns2:val="none"/>
         </w:rPr>
         <w:t xml:space="preserve">anulado indebidamente </w:t>
       </w:r>
@@ -3748,7 +3748,7 @@
           <w:color w:val="000000"/>
           <w:kern w:val="0"/>
           <w:lang w:val="es-ES" w:eastAsia="es-ES"/>
-          <w14:ligatures w14:val="none"/>
+          <ns2:ligatures ns2:val="none"/>
         </w:rPr>
         <w:t>la Póliza 2007808645 Seguro Vehicular</w:t>
       </w:r>
@@ -3758,7 +3758,7 @@
           <w:color w:val="000000"/>
           <w:kern w:val="0"/>
           <w:lang w:val="es-ES" w:eastAsia="es-ES"/>
-          <w14:ligatures w14:val="none"/>
+          <ns2:ligatures ns2:val="none"/>
         </w:rPr>
         <w:t>,</w:t>
       </w:r>
@@ -3768,7 +3768,7 @@
           <w:color w:val="000000"/>
           <w:kern w:val="0"/>
           <w:lang w:val="es-ES" w:eastAsia="es-ES"/>
-          <w14:ligatures w14:val="none"/>
+          <ns2:ligatures ns2:val="none"/>
         </w:rPr>
         <w:t xml:space="preserve"> ocasionando que pierda su vigencia el 2 de julio de 2023</w:t>
       </w:r>
@@ -3776,12 +3776,12 @@
         <w:rPr>
           <w:rFonts w:ascii="Arial Narrow" w:eastAsia="Arial Narrow" w:hAnsi="Arial Narrow" w:cs="Arial Narrow"/>
           <w:kern w:val="0"/>
-          <w14:ligatures w14:val="none"/>
+          <ns2:ligatures ns2:val="none"/>
         </w:rPr>
         <w:t>.</w:t>
       </w:r>
     </w:p>
-    <w:p>
+    <w:p ns2:paraId="4CB44448" ns2:textId="77777777">
       <w:pPr>
         <w:pStyle w:val="Prrafodelista"/>
         <w:spacing w:after="0" w:line="240" w:lineRule="auto"/>
@@ -3791,11 +3791,11 @@
           <w:rFonts w:ascii="Arial Narrow" w:eastAsia="Calibri" w:hAnsi="Arial Narrow" w:cs="Arial Narrow"/>
           <w:kern w:val="0"/>
           <w:lang w:eastAsia="es-PE"/>
-          <w14:ligatures w14:val="none"/>
-        </w:rPr>
-      </w:pPr>
-    </w:p>
-    <w:p>
+          <ns2:ligatures ns2:val="none"/>
+        </w:rPr>
+      </w:pPr>
+    </w:p>
+    <w:p ns2:paraId="0DDEAA0B" ns2:textId="22654034">
       <w:pPr>
         <w:pStyle w:val="Prrafodelista"/>
         <w:numPr>
@@ -3813,7 +3813,7 @@
           <w:rFonts w:ascii="Arial Narrow" w:eastAsia="Calibri" w:hAnsi="Arial Narrow" w:cs="Arial Narrow"/>
           <w:kern w:val="0"/>
           <w:lang w:eastAsia="es-PE"/>
-          <w14:ligatures w14:val="none"/>
+          <ns2:ligatures ns2:val="none"/>
         </w:rPr>
       </w:pPr>
       <w:r>
@@ -3822,7 +3822,7 @@
           <w:color w:val="000000"/>
           <w:kern w:val="0"/>
           <w:lang w:eastAsia="es-PE"/>
-          <w14:ligatures w14:val="none"/>
+          <ns2:ligatures ns2:val="none"/>
         </w:rPr>
         <w:t>Presunta</w:t>
       </w:r>
@@ -3832,7 +3832,7 @@
           <w:kern w:val="0"/>
           <w:shd w:val="clear" w:color="auto" w:fill="FFFFFF"/>
           <w:lang w:eastAsia="es-PE"/>
-          <w14:ligatures w14:val="none"/>
+          <ns2:ligatures ns2:val="none"/>
         </w:rPr>
         <w:t xml:space="preserve"> infracción a los artículos 18 y 19</w:t>
       </w:r>
@@ -3841,7 +3841,7 @@
           <w:rFonts w:ascii="Arial Narrow" w:eastAsia="Calibri" w:hAnsi="Arial Narrow" w:cs="Arial Narrow"/>
           <w:kern w:val="0"/>
           <w:lang w:eastAsia="es-PE"/>
-          <w14:ligatures w14:val="none"/>
+          <ns2:ligatures ns2:val="none"/>
         </w:rPr>
         <w:t xml:space="preserve"> de </w:t>
       </w:r>
@@ -3851,7 +3851,7 @@
           <w:kern w:val="0"/>
           <w:shd w:val="clear" w:color="auto" w:fill="FFFFFF"/>
           <w:lang w:eastAsia="es-PE"/>
-          <w14:ligatures w14:val="none"/>
+          <ns2:ligatures ns2:val="none"/>
         </w:rPr>
         <w:t xml:space="preserve">la Ley </w:t>
       </w:r>
@@ -3861,7 +3861,7 @@
           <w:kern w:val="0"/>
           <w:shd w:val="clear" w:color="auto" w:fill="FFFFFF"/>
           <w:lang w:eastAsia="es-PE"/>
-          <w14:ligatures w14:val="none"/>
+          <ns2:ligatures ns2:val="none"/>
         </w:rPr>
         <w:t xml:space="preserve"/>
       </w:r>
@@ -3871,7 +3871,7 @@
           <w:kern w:val="0"/>
           <w:shd w:val="clear" w:color="auto" w:fill="FFFFFF"/>
           <w:lang w:eastAsia="es-PE"/>
-          <w14:ligatures w14:val="none"/>
+          <ns2:ligatures ns2:val="none"/>
         </w:rPr>
         <w:t xml:space="preserve">29571, Código de Protección y Defensa del Consumidor, en tanto la compañía aseguradora </w:t>
       </w:r>
@@ -3881,7 +3881,7 @@
           <w:kern w:val="0"/>
           <w:shd w:val="clear" w:color="auto" w:fill="FFFFFF"/>
           <w:lang w:eastAsia="es-PE"/>
-          <w14:ligatures w14:val="none"/>
+          <ns2:ligatures ns2:val="none"/>
         </w:rPr>
         <w:t xml:space="preserve">no habría gestionado oportunamente </w:t>
       </w:r>
@@ -3891,7 +3891,7 @@
           <w:kern w:val="0"/>
           <w:shd w:val="clear" w:color="auto" w:fill="FFFFFF"/>
           <w:lang w:eastAsia="es-PE"/>
-          <w14:ligatures w14:val="none"/>
+          <ns2:ligatures ns2:val="none"/>
         </w:rPr>
         <w:t xml:space="preserve">en aplicar </w:t>
       </w:r>
@@ -3901,7 +3901,7 @@
           <w:kern w:val="0"/>
           <w:shd w:val="clear" w:color="auto" w:fill="FFFFFF"/>
           <w:lang w:eastAsia="es-PE"/>
-          <w14:ligatures w14:val="none"/>
+          <ns2:ligatures ns2:val="none"/>
         </w:rPr>
         <w:t xml:space="preserve">el porcentaje correcto del deducible para la reparación del </w:t>
       </w:r>
@@ -3911,7 +3911,7 @@
           <w:color w:val="000000"/>
           <w:kern w:val="0"/>
           <w:lang w:eastAsia="es-ES"/>
-          <w14:ligatures w14:val="none"/>
+          <ns2:ligatures ns2:val="none"/>
         </w:rPr>
         <w:t>vehículo con Placa de Rodaje CCN360</w:t>
       </w:r>
@@ -3921,7 +3921,7 @@
           <w:color w:val="000000"/>
           <w:kern w:val="0"/>
           <w:lang w:eastAsia="es-ES"/>
-          <w14:ligatures w14:val="none"/>
+          <ns2:ligatures ns2:val="none"/>
         </w:rPr>
         <w:t xml:space="preserve"> por el </w:t>
       </w:r>
@@ -3931,7 +3931,7 @@
           <w:color w:val="000000"/>
           <w:kern w:val="0"/>
           <w:lang w:val="es-ES" w:eastAsia="es-ES"/>
-          <w14:ligatures w14:val="none"/>
+          <ns2:ligatures ns2:val="none"/>
         </w:rPr>
         <w:t>siniestro 1001067466</w:t>
       </w:r>
@@ -3941,7 +3941,7 @@
           <w:color w:val="000000"/>
           <w:kern w:val="0"/>
           <w:lang w:val="es-ES" w:eastAsia="es-ES"/>
-          <w14:ligatures w14:val="none"/>
+          <ns2:ligatures ns2:val="none"/>
         </w:rPr>
         <w:t>, toda vez que el 9 de febrero de 2026 se le pretendió aplicar un deducible del 25%, pese a que correspondía un deducible del 15%</w:t>
       </w:r>
@@ -3949,7 +3949,7 @@
         <w:rPr>
           <w:rFonts w:ascii="Arial Narrow" w:eastAsia="Arial Narrow" w:hAnsi="Arial Narrow" w:cs="Arial Narrow"/>
           <w:kern w:val="0"/>
-          <w14:ligatures w14:val="none"/>
+          <ns2:ligatures ns2:val="none"/>
         </w:rPr>
         <w:t>.</w:t>
       </w:r>
@@ -3957,12 +3957,12 @@
         <w:rPr>
           <w:rFonts w:ascii="Arial Narrow" w:eastAsia="Arial Narrow" w:hAnsi="Arial Narrow" w:cs="Arial Narrow"/>
           <w:kern w:val="0"/>
-          <w14:ligatures w14:val="none"/>
+          <ns2:ligatures ns2:val="none"/>
         </w:rPr>
         <w:t xml:space="preserve"> </w:t>
       </w:r>
     </w:p>
-    <w:p>
+    <w:p ns2:paraId="03D4DF7D" ns2:textId="77777777">
       <w:pPr>
         <w:spacing w:after="0" w:line="240" w:lineRule="auto"/>
         <w:contextualSpacing/>
@@ -3971,11 +3971,11 @@
           <w:rFonts w:ascii="Arial Narrow" w:eastAsia="Calibri" w:hAnsi="Arial Narrow" w:cs="Arial Narrow"/>
           <w:kern w:val="0"/>
           <w:lang w:eastAsia="es-PE"/>
-          <w14:ligatures w14:val="none"/>
-        </w:rPr>
-      </w:pPr>
-    </w:p>
-    <w:p>
+          <ns2:ligatures ns2:val="none"/>
+        </w:rPr>
+      </w:pPr>
+    </w:p>
+    <w:p ns2:paraId="322E2969" ns2:textId="2F800A20">
       <w:pPr>
         <w:pStyle w:val="Prrafodelista"/>
         <w:numPr>
@@ -3993,7 +3993,7 @@
           <w:rFonts w:ascii="Arial Narrow" w:eastAsia="Calibri" w:hAnsi="Arial Narrow" w:cs="Arial Narrow"/>
           <w:kern w:val="0"/>
           <w:lang w:eastAsia="es-PE"/>
-          <w14:ligatures w14:val="none"/>
+          <ns2:ligatures ns2:val="none"/>
         </w:rPr>
       </w:pPr>
       <w:bookmarkStart w:id="17" w:name="_Hlk215162047"/>
@@ -4003,7 +4003,7 @@
           <w:color w:val="000000"/>
           <w:kern w:val="0"/>
           <w:lang w:eastAsia="es-PE"/>
-          <w14:ligatures w14:val="none"/>
+          <ns2:ligatures ns2:val="none"/>
         </w:rPr>
         <w:t>Presunta</w:t>
       </w:r>
@@ -4013,7 +4013,7 @@
           <w:kern w:val="0"/>
           <w:shd w:val="clear" w:color="auto" w:fill="FFFFFF"/>
           <w:lang w:eastAsia="es-PE"/>
-          <w14:ligatures w14:val="none"/>
+          <ns2:ligatures ns2:val="none"/>
         </w:rPr>
         <w:t xml:space="preserve"> infracción a los artículos 18 y 19</w:t>
       </w:r>
@@ -4022,7 +4022,7 @@
           <w:rFonts w:ascii="Arial Narrow" w:eastAsia="Calibri" w:hAnsi="Arial Narrow" w:cs="Arial Narrow"/>
           <w:kern w:val="0"/>
           <w:lang w:eastAsia="es-PE"/>
-          <w14:ligatures w14:val="none"/>
+          <ns2:ligatures ns2:val="none"/>
         </w:rPr>
         <w:t xml:space="preserve"> de </w:t>
       </w:r>
@@ -4032,7 +4032,7 @@
           <w:kern w:val="0"/>
           <w:shd w:val="clear" w:color="auto" w:fill="FFFFFF"/>
           <w:lang w:eastAsia="es-PE"/>
-          <w14:ligatures w14:val="none"/>
+          <ns2:ligatures ns2:val="none"/>
         </w:rPr>
         <w:t xml:space="preserve">la Ley </w:t>
       </w:r>
@@ -4042,7 +4042,7 @@
           <w:kern w:val="0"/>
           <w:shd w:val="clear" w:color="auto" w:fill="FFFFFF"/>
           <w:lang w:eastAsia="es-PE"/>
-          <w14:ligatures w14:val="none"/>
+          <ns2:ligatures ns2:val="none"/>
         </w:rPr>
         <w:t xml:space="preserve"/>
       </w:r>
@@ -4052,7 +4052,7 @@
           <w:kern w:val="0"/>
           <w:shd w:val="clear" w:color="auto" w:fill="FFFFFF"/>
           <w:lang w:eastAsia="es-PE"/>
-          <w14:ligatures w14:val="none"/>
+          <ns2:ligatures ns2:val="none"/>
         </w:rPr>
         <w:t xml:space="preserve">29571, Código de Protección y Defensa del Consumidor, en tanto la compañía aseguradora </w:t>
       </w:r>
@@ -4062,7 +4062,7 @@
           <w:kern w:val="0"/>
           <w:shd w:val="clear" w:color="auto" w:fill="FFFFFF"/>
           <w:lang w:eastAsia="es-PE"/>
-          <w14:ligatures w14:val="none"/>
+          <ns2:ligatures ns2:val="none"/>
         </w:rPr>
         <w:t xml:space="preserve">no habría cumplido con trasladar oportunamente el </w:t>
       </w:r>
@@ -4072,7 +4072,7 @@
           <w:color w:val="000000"/>
           <w:kern w:val="0"/>
           <w:lang w:eastAsia="es-ES"/>
-          <w14:ligatures w14:val="none"/>
+          <ns2:ligatures ns2:val="none"/>
         </w:rPr>
         <w:t>vehículo con Placa de Rodaje </w:t>
       </w:r>
@@ -4082,7 +4082,7 @@
           <w:color w:val="000000"/>
           <w:kern w:val="0"/>
           <w:lang w:eastAsia="es-ES"/>
-          <w14:ligatures w14:val="none"/>
+          <ns2:ligatures ns2:val="none"/>
         </w:rPr>
         <w:t>CCN360 al taller</w:t>
       </w:r>
@@ -4092,7 +4092,7 @@
           <w:color w:val="000000"/>
           <w:kern w:val="0"/>
           <w:lang w:eastAsia="es-ES"/>
-          <w14:ligatures w14:val="none"/>
+          <ns2:ligatures ns2:val="none"/>
         </w:rPr>
         <w:t xml:space="preserve"> </w:t>
       </w:r>
@@ -4103,7 +4103,7 @@
           <w:color w:val="000000"/>
           <w:kern w:val="0"/>
           <w:lang w:eastAsia="es-ES"/>
-          <w14:ligatures w14:val="none"/>
+          <ns2:ligatures ns2:val="none"/>
         </w:rPr>
         <w:t>Euroshop</w:t>
       </w:r>
@@ -4114,7 +4114,7 @@
           <w:color w:val="000000"/>
           <w:kern w:val="0"/>
           <w:lang w:eastAsia="es-ES"/>
-          <w14:ligatures w14:val="none"/>
+          <ns2:ligatures ns2:val="none"/>
         </w:rPr>
         <w:t xml:space="preserve"> S.A., pese a la solicitud del denunciante del 5 de marzo de 2024</w:t>
       </w:r>
@@ -4122,12 +4122,12 @@
         <w:rPr>
           <w:rFonts w:ascii="Arial Narrow" w:eastAsia="Arial Narrow" w:hAnsi="Arial Narrow" w:cs="Arial Narrow"/>
           <w:kern w:val="0"/>
-          <w14:ligatures w14:val="none"/>
+          <ns2:ligatures ns2:val="none"/>
         </w:rPr>
         <w:t>.</w:t>
       </w:r>
     </w:p>
-    <w:p>
+    <w:p ns2:paraId="2D09F3C0" ns2:textId="77777777">
       <w:pPr>
         <w:spacing w:after="0" w:line="240" w:lineRule="auto"/>
         <w:contextualSpacing/>
@@ -4136,11 +4136,11 @@
           <w:rFonts w:ascii="Arial Narrow" w:eastAsia="Calibri" w:hAnsi="Arial Narrow" w:cs="Arial Narrow"/>
           <w:kern w:val="0"/>
           <w:lang w:eastAsia="es-PE"/>
-          <w14:ligatures w14:val="none"/>
-        </w:rPr>
-      </w:pPr>
-    </w:p>
-    <w:p>
+          <ns2:ligatures ns2:val="none"/>
+        </w:rPr>
+      </w:pPr>
+    </w:p>
+    <w:p ns2:paraId="042B3F54" ns2:textId="45E00DB3">
       <w:pPr>
         <w:pStyle w:val="Prrafodelista"/>
         <w:numPr>
@@ -4158,7 +4158,7 @@
           <w:rFonts w:ascii="Arial Narrow" w:eastAsia="Calibri" w:hAnsi="Arial Narrow" w:cs="Arial Narrow"/>
           <w:kern w:val="0"/>
           <w:lang w:eastAsia="es-PE"/>
-          <w14:ligatures w14:val="none"/>
+          <ns2:ligatures ns2:val="none"/>
         </w:rPr>
       </w:pPr>
       <w:r>
@@ -4167,7 +4167,7 @@
           <w:color w:val="000000"/>
           <w:kern w:val="0"/>
           <w:lang w:eastAsia="es-PE"/>
-          <w14:ligatures w14:val="none"/>
+          <ns2:ligatures ns2:val="none"/>
         </w:rPr>
         <w:t>Presunta</w:t>
       </w:r>
@@ -4177,7 +4177,7 @@
           <w:kern w:val="0"/>
           <w:shd w:val="clear" w:color="auto" w:fill="FFFFFF"/>
           <w:lang w:eastAsia="es-PE"/>
-          <w14:ligatures w14:val="none"/>
+          <ns2:ligatures ns2:val="none"/>
         </w:rPr>
         <w:t xml:space="preserve"> infracción a los artículos 18 y 19</w:t>
       </w:r>
@@ -4186,7 +4186,7 @@
           <w:rFonts w:ascii="Arial Narrow" w:eastAsia="Calibri" w:hAnsi="Arial Narrow" w:cs="Arial Narrow"/>
           <w:kern w:val="0"/>
           <w:lang w:eastAsia="es-PE"/>
-          <w14:ligatures w14:val="none"/>
+          <ns2:ligatures ns2:val="none"/>
         </w:rPr>
         <w:t xml:space="preserve"> de </w:t>
       </w:r>
@@ -4196,7 +4196,7 @@
           <w:kern w:val="0"/>
           <w:shd w:val="clear" w:color="auto" w:fill="FFFFFF"/>
           <w:lang w:eastAsia="es-PE"/>
-          <w14:ligatures w14:val="none"/>
+          <ns2:ligatures ns2:val="none"/>
         </w:rPr>
         <w:t xml:space="preserve">la Ley </w:t>
       </w:r>
@@ -4206,7 +4206,7 @@
           <w:kern w:val="0"/>
           <w:shd w:val="clear" w:color="auto" w:fill="FFFFFF"/>
           <w:lang w:eastAsia="es-PE"/>
-          <w14:ligatures w14:val="none"/>
+          <ns2:ligatures ns2:val="none"/>
         </w:rPr>
         <w:t xml:space="preserve"/>
       </w:r>
@@ -4216,7 +4216,7 @@
           <w:kern w:val="0"/>
           <w:shd w:val="clear" w:color="auto" w:fill="FFFFFF"/>
           <w:lang w:eastAsia="es-PE"/>
-          <w14:ligatures w14:val="none"/>
+          <ns2:ligatures ns2:val="none"/>
         </w:rPr>
         <w:t xml:space="preserve">29571, Código de Protección y Defensa del Consumidor, en tanto la compañía aseguradora </w:t>
       </w:r>
@@ -4226,7 +4226,7 @@
           <w:kern w:val="0"/>
           <w:shd w:val="clear" w:color="auto" w:fill="FFFFFF"/>
           <w:lang w:eastAsia="es-PE"/>
-          <w14:ligatures w14:val="none"/>
+          <ns2:ligatures ns2:val="none"/>
         </w:rPr>
         <w:t xml:space="preserve">habría calificado indebidamente el vehículo </w:t>
       </w:r>
@@ -4236,7 +4236,7 @@
           <w:color w:val="000000"/>
           <w:kern w:val="0"/>
           <w:lang w:eastAsia="es-ES"/>
-          <w14:ligatures w14:val="none"/>
+          <ns2:ligatures ns2:val="none"/>
         </w:rPr>
         <w:t>con Placa de Rodaje CCN360 como pérdida total</w:t>
       </w:r>
@@ -4246,7 +4246,7 @@
           <w:color w:val="000000"/>
           <w:kern w:val="0"/>
           <w:lang w:eastAsia="es-ES"/>
-          <w14:ligatures w14:val="none"/>
+          <ns2:ligatures ns2:val="none"/>
         </w:rPr>
         <w:t xml:space="preserve"> por el </w:t>
       </w:r>
@@ -4256,7 +4256,7 @@
           <w:color w:val="000000"/>
           <w:kern w:val="0"/>
           <w:lang w:val="es-ES" w:eastAsia="es-ES"/>
-          <w14:ligatures w14:val="none"/>
+          <ns2:ligatures ns2:val="none"/>
         </w:rPr>
         <w:t>siniestro 1001067466</w:t>
       </w:r>
@@ -4266,7 +4266,7 @@
           <w:color w:val="000000"/>
           <w:kern w:val="0"/>
           <w:lang w:eastAsia="es-ES"/>
-          <w14:ligatures w14:val="none"/>
+          <ns2:ligatures ns2:val="none"/>
         </w:rPr>
         <w:t>, al no haber realizado el peritaje correspondiente</w:t>
       </w:r>
@@ -4274,13 +4274,13 @@
         <w:rPr>
           <w:rFonts w:ascii="Arial Narrow" w:eastAsia="Arial Narrow" w:hAnsi="Arial Narrow" w:cs="Arial Narrow"/>
           <w:kern w:val="0"/>
-          <w14:ligatures w14:val="none"/>
+          <ns2:ligatures ns2:val="none"/>
         </w:rPr>
         <w:t>.</w:t>
       </w:r>
       <w:bookmarkEnd w:id="17"/>
     </w:p>
-    <w:p>
+    <w:p ns2:paraId="185605EF" ns2:textId="77777777">
       <w:pPr>
         <w:spacing w:after="0" w:line="240" w:lineRule="auto"/>
         <w:contextualSpacing/>
@@ -4289,11 +4289,11 @@
           <w:rFonts w:ascii="Arial Narrow" w:eastAsia="Calibri" w:hAnsi="Arial Narrow" w:cs="Arial Narrow"/>
           <w:kern w:val="0"/>
           <w:lang w:eastAsia="es-PE"/>
-          <w14:ligatures w14:val="none"/>
-        </w:rPr>
-      </w:pPr>
-    </w:p>
-    <w:p>
+          <ns2:ligatures ns2:val="none"/>
+        </w:rPr>
+      </w:pPr>
+    </w:p>
+    <w:p ns2:paraId="0A292C9F" ns2:textId="610999F9">
       <w:pPr>
         <w:spacing w:after="0" w:line="240" w:lineRule="auto"/>
         <w:contextualSpacing/>
@@ -4301,17 +4301,17 @@
         <w:rPr>
           <w:rFonts w:ascii="Arial Narrow" w:eastAsia="Calibri" w:hAnsi="Arial Narrow" w:cs="Arial"/>
           <w:kern w:val="0"/>
-          <w14:ligatures w14:val="none"/>
-        </w:rPr>
-      </w:pPr>
-      <w:r>
-        <w:rPr>
-          <w:rFonts w:ascii="Arial Narrow" w:eastAsia="Arial Narrow" w:hAnsi="Arial Narrow" w:cs="Arial Narrow"/>
-          <w:b/>
-          <w:color w:val="000000"/>
-          <w:kern w:val="0"/>
-          <w:lang w:eastAsia="es-PE"/>
-          <w14:ligatures w14:val="none"/>
+          <ns2:ligatures ns2:val="none"/>
+        </w:rPr>
+      </w:pPr>
+      <w:r>
+        <w:rPr>
+          <w:rFonts w:ascii="Arial Narrow" w:eastAsia="Arial Narrow" w:hAnsi="Arial Narrow" w:cs="Arial Narrow"/>
+          <w:b/>
+          <w:color w:val="000000"/>
+          <w:kern w:val="0"/>
+          <w:lang w:eastAsia="es-PE"/>
+          <ns2:ligatures ns2:val="none"/>
         </w:rPr>
         <w:t>TERCERO</w:t>
       </w:r>
@@ -4322,7 +4322,7 @@
           <w:color w:val="000000"/>
           <w:kern w:val="0"/>
           <w:lang w:eastAsia="es-PE"/>
-          <w14:ligatures w14:val="none"/>
+          <ns2:ligatures ns2:val="none"/>
         </w:rPr>
         <w:t>:</w:t>
       </w:r>
@@ -4332,7 +4332,7 @@
           <w:color w:val="000000"/>
           <w:kern w:val="0"/>
           <w:lang w:eastAsia="es-PE"/>
-          <w14:ligatures w14:val="none"/>
+          <ns2:ligatures ns2:val="none"/>
         </w:rPr>
         <w:t xml:space="preserve"> tener por ofrecidos los medios</w:t>
       </w:r>
@@ -4342,7 +4342,7 @@
           <w:color w:val="000000"/>
           <w:kern w:val="0"/>
           <w:lang w:eastAsia="es-PE"/>
-          <w14:ligatures w14:val="none"/>
+          <ns2:ligatures ns2:val="none"/>
         </w:rPr>
         <w:t xml:space="preserve"> probatorios presentados en el escrito de denuncia </w:t>
       </w:r>
@@ -4352,7 +4352,7 @@
           <w:color w:val="000000"/>
           <w:kern w:val="0"/>
           <w:lang w:val="es-ES" w:eastAsia="es-ES"/>
-          <w14:ligatures w14:val="none"/>
+          <ns2:ligatures ns2:val="none"/>
         </w:rPr>
         <w:t xml:space="preserve">del </w:t>
       </w:r>
@@ -4362,7 +4362,7 @@
           <w:color w:val="000000"/>
           <w:kern w:val="0"/>
           <w:lang w:val="es-ES" w:eastAsia="es-ES"/>
-          <w14:ligatures w14:val="none"/>
+          <ns2:ligatures ns2:val="none"/>
         </w:rPr>
         <w:t>9 de diciembre de 2025, subsanada</w:t>
       </w:r>
@@ -4372,7 +4372,7 @@
           <w:color w:val="000000"/>
           <w:kern w:val="0"/>
           <w:lang w:val="es-ES" w:eastAsia="es-ES"/>
-          <w14:ligatures w14:val="none"/>
+          <ns2:ligatures ns2:val="none"/>
         </w:rPr>
         <w:t xml:space="preserve"> mediante escrito del 11 de mayo de 2026</w:t>
       </w:r>
@@ -4380,12 +4380,12 @@
         <w:rPr>
           <w:rFonts w:ascii="Arial Narrow" w:eastAsia="Calibri" w:hAnsi="Arial Narrow" w:cs="Arial"/>
           <w:kern w:val="0"/>
-          <w14:ligatures w14:val="none"/>
+          <ns2:ligatures ns2:val="none"/>
         </w:rPr>
         <w:t>.</w:t>
       </w:r>
     </w:p>
-    <w:p>
+    <w:p ns2:paraId="68A17E97" ns2:textId="77777777">
       <w:pPr>
         <w:spacing w:after="0" w:line="240" w:lineRule="auto"/>
         <w:contextualSpacing/>
@@ -4395,31 +4395,31 @@
           <w:color w:val="000000"/>
           <w:kern w:val="0"/>
           <w:lang w:eastAsia="es-PE"/>
-          <w14:ligatures w14:val="none"/>
-        </w:rPr>
-      </w:pPr>
-    </w:p>
-    <w:p>
-      <w:pPr>
-        <w:spacing w:after="0" w:line="240" w:lineRule="auto"/>
-        <w:contextualSpacing/>
-        <w:jc w:val="both"/>
-        <w:rPr>
-          <w:rFonts w:ascii="Arial Narrow" w:eastAsia="Arial Narrow" w:hAnsi="Arial Narrow" w:cs="Arial Narrow"/>
-          <w:color w:val="000000"/>
-          <w:kern w:val="0"/>
-          <w:lang w:eastAsia="es-PE"/>
-          <w14:ligatures w14:val="none"/>
-        </w:rPr>
-      </w:pPr>
-      <w:r>
-        <w:rPr>
-          <w:rFonts w:ascii="Arial Narrow" w:eastAsia="Arial Narrow" w:hAnsi="Arial Narrow" w:cs="Arial Narrow"/>
-          <w:b/>
-          <w:color w:val="000000"/>
-          <w:kern w:val="0"/>
-          <w:lang w:eastAsia="es-PE"/>
-          <w14:ligatures w14:val="none"/>
+          <ns2:ligatures ns2:val="none"/>
+        </w:rPr>
+      </w:pPr>
+    </w:p>
+    <w:p ns2:paraId="168254DA" ns2:textId="7C112552">
+      <w:pPr>
+        <w:spacing w:after="0" w:line="240" w:lineRule="auto"/>
+        <w:contextualSpacing/>
+        <w:jc w:val="both"/>
+        <w:rPr>
+          <w:rFonts w:ascii="Arial Narrow" w:eastAsia="Arial Narrow" w:hAnsi="Arial Narrow" w:cs="Arial Narrow"/>
+          <w:color w:val="000000"/>
+          <w:kern w:val="0"/>
+          <w:lang w:eastAsia="es-PE"/>
+          <ns2:ligatures ns2:val="none"/>
+        </w:rPr>
+      </w:pPr>
+      <w:r>
+        <w:rPr>
+          <w:rFonts w:ascii="Arial Narrow" w:eastAsia="Arial Narrow" w:hAnsi="Arial Narrow" w:cs="Arial Narrow"/>
+          <w:b/>
+          <w:color w:val="000000"/>
+          <w:kern w:val="0"/>
+          <w:lang w:eastAsia="es-PE"/>
+          <ns2:ligatures ns2:val="none"/>
         </w:rPr>
         <w:t>CUARTO</w:t>
       </w:r>
@@ -4430,7 +4430,7 @@
           <w:color w:val="000000"/>
           <w:kern w:val="0"/>
           <w:lang w:eastAsia="es-PE"/>
-          <w14:ligatures w14:val="none"/>
+          <ns2:ligatures ns2:val="none"/>
         </w:rPr>
         <w:t xml:space="preserve">: </w:t>
       </w:r>
@@ -4440,7 +4440,7 @@
           <w:color w:val="000000"/>
           <w:kern w:val="0"/>
           <w:lang w:eastAsia="es-PE"/>
-          <w14:ligatures w14:val="none"/>
+          <ns2:ligatures ns2:val="none"/>
         </w:rPr>
         <w:t xml:space="preserve">requerir a </w:t>
       </w:r>
@@ -4471,12 +4471,12 @@
           <w:color w:val="000000"/>
           <w:kern w:val="0"/>
           <w:lang w:eastAsia="es-PE"/>
-          <w14:ligatures w14:val="none"/>
+          <ns2:ligatures ns2:val="none"/>
         </w:rPr>
         <w:t>que cumpla con lo siguiente:</w:t>
       </w:r>
     </w:p>
-    <w:p>
+    <w:p ns2:paraId="20FDFB8D" ns2:textId="77777777">
       <w:pPr>
         <w:spacing w:after="0" w:line="240" w:lineRule="auto"/>
         <w:contextualSpacing/>
@@ -4486,11 +4486,11 @@
           <w:color w:val="000000"/>
           <w:kern w:val="0"/>
           <w:lang w:eastAsia="es-PE"/>
-          <w14:ligatures w14:val="none"/>
-        </w:rPr>
-      </w:pPr>
-    </w:p>
-    <w:p>
+          <ns2:ligatures ns2:val="none"/>
+        </w:rPr>
+      </w:pPr>
+    </w:p>
+    <w:p ns2:paraId="4AA80738" ns2:textId="77777777">
       <w:pPr>
         <w:numPr>
           <w:ilvl w:val="0"/>
@@ -4505,21 +4505,21 @@
           <w:color w:val="000000"/>
           <w:kern w:val="0"/>
           <w:lang w:eastAsia="es-PE"/>
-          <w14:ligatures w14:val="none"/>
-        </w:rPr>
-      </w:pPr>
-      <w:r>
-        <w:rPr>
-          <w:rFonts w:ascii="Arial Narrow" w:eastAsia="Arial Narrow" w:hAnsi="Arial Narrow" w:cs="Arial Narrow"/>
-          <w:color w:val="000000"/>
-          <w:kern w:val="0"/>
-          <w:lang w:eastAsia="es-PE"/>
-          <w14:ligatures w14:val="none"/>
+          <ns2:ligatures ns2:val="none"/>
+        </w:rPr>
+      </w:pPr>
+      <w:r>
+        <w:rPr>
+          <w:rFonts w:ascii="Arial Narrow" w:eastAsia="Arial Narrow" w:hAnsi="Arial Narrow" w:cs="Arial Narrow"/>
+          <w:color w:val="000000"/>
+          <w:kern w:val="0"/>
+          <w:lang w:eastAsia="es-PE"/>
+          <ns2:ligatures ns2:val="none"/>
         </w:rPr>
         <w:t>presentar documentos que acrediten su inscripción en los Registros Públicos o una declaración jurada que indique que cuenta con dicha inscripción;</w:t>
       </w:r>
     </w:p>
-    <w:p>
+    <w:p ns2:paraId="2B29D59F" ns2:textId="77777777">
       <w:pPr>
         <w:numPr>
           <w:ilvl w:val="0"/>
@@ -4534,21 +4534,21 @@
           <w:color w:val="000000"/>
           <w:kern w:val="0"/>
           <w:lang w:eastAsia="es-PE"/>
-          <w14:ligatures w14:val="none"/>
-        </w:rPr>
-      </w:pPr>
-      <w:r>
-        <w:rPr>
-          <w:rFonts w:ascii="Arial Narrow" w:eastAsia="Arial Narrow" w:hAnsi="Arial Narrow" w:cs="Arial Narrow"/>
-          <w:color w:val="000000"/>
-          <w:kern w:val="0"/>
-          <w:lang w:eastAsia="es-PE"/>
-          <w14:ligatures w14:val="none"/>
+          <ns2:ligatures ns2:val="none"/>
+        </w:rPr>
+      </w:pPr>
+      <w:r>
+        <w:rPr>
+          <w:rFonts w:ascii="Arial Narrow" w:eastAsia="Arial Narrow" w:hAnsi="Arial Narrow" w:cs="Arial Narrow"/>
+          <w:color w:val="000000"/>
+          <w:kern w:val="0"/>
+          <w:lang w:eastAsia="es-PE"/>
+          <ns2:ligatures ns2:val="none"/>
         </w:rPr>
         <w:t>presentar copia simple de las facultades de representación de su representante legal en el presente procedimiento o la declaración jurada que indique que cuenta con dichas facultades y que estas se encuentran vigentes;</w:t>
       </w:r>
     </w:p>
-    <w:p>
+    <w:p ns2:paraId="7EF50C46" ns2:textId="77777777">
       <w:pPr>
         <w:numPr>
           <w:ilvl w:val="0"/>
@@ -4563,22 +4563,22 @@
           <w:color w:val="000000"/>
           <w:kern w:val="0"/>
           <w:lang w:eastAsia="es-PE"/>
-          <w14:ligatures w14:val="none"/>
-        </w:rPr>
-      </w:pPr>
-      <w:r>
-        <w:rPr>
-          <w:rFonts w:ascii="Arial Narrow" w:eastAsia="Arial Narrow" w:hAnsi="Arial Narrow" w:cs="Arial Narrow"/>
-          <w:color w:val="000000"/>
-          <w:kern w:val="0"/>
-          <w:lang w:eastAsia="es-PE"/>
-          <w14:ligatures w14:val="none"/>
+          <ns2:ligatures ns2:val="none"/>
+        </w:rPr>
+      </w:pPr>
+      <w:r>
+        <w:rPr>
+          <w:rFonts w:ascii="Arial Narrow" w:eastAsia="Arial Narrow" w:hAnsi="Arial Narrow" w:cs="Arial Narrow"/>
+          <w:color w:val="000000"/>
+          <w:kern w:val="0"/>
+          <w:lang w:eastAsia="es-PE"/>
+          <ns2:ligatures ns2:val="none"/>
         </w:rPr>
         <w:lastRenderedPageBreak/>
         <w:t>consignar el Número de Registro Único de Contribuyentes (RUC); y,</w:t>
       </w:r>
     </w:p>
-    <w:p>
+    <w:p ns2:paraId="19E4DFA1" ns2:textId="77777777">
       <w:pPr>
         <w:numPr>
           <w:ilvl w:val="0"/>
@@ -4591,16 +4591,16 @@
         <w:rPr>
           <w:rFonts w:ascii="Arial Narrow" w:eastAsia="Calibri" w:hAnsi="Arial Narrow" w:cs="Arial"/>
           <w:kern w:val="0"/>
-          <w14:ligatures w14:val="none"/>
-        </w:rPr>
-      </w:pPr>
-      <w:r>
-        <w:rPr>
-          <w:rFonts w:ascii="Arial Narrow" w:eastAsia="Arial Narrow" w:hAnsi="Arial Narrow" w:cs="Arial Narrow"/>
-          <w:color w:val="000000"/>
-          <w:kern w:val="0"/>
-          <w:lang w:eastAsia="es-PE"/>
-          <w14:ligatures w14:val="none"/>
+          <ns2:ligatures ns2:val="none"/>
+        </w:rPr>
+      </w:pPr>
+      <w:r>
+        <w:rPr>
+          <w:rFonts w:ascii="Arial Narrow" w:eastAsia="Arial Narrow" w:hAnsi="Arial Narrow" w:cs="Arial Narrow"/>
+          <w:color w:val="000000"/>
+          <w:kern w:val="0"/>
+          <w:lang w:eastAsia="es-PE"/>
+          <ns2:ligatures ns2:val="none"/>
         </w:rPr>
         <w:t>fijar domicilio procesal para el procedimiento, de conformidad con el numeral 1 del artículo 442</w:t>
       </w:r>
@@ -4610,7 +4610,7 @@
           <w:color w:val="000000"/>
           <w:kern w:val="0"/>
           <w:lang w:eastAsia="es-PE"/>
-          <w14:ligatures w14:val="none"/>
+          <ns2:ligatures ns2:val="none"/>
         </w:rPr>
         <w:t/>
       </w:r>
@@ -4620,7 +4620,7 @@
           <w:color w:val="000000"/>
           <w:kern w:val="0"/>
           <w:lang w:eastAsia="es-PE"/>
-          <w14:ligatures w14:val="none"/>
+          <ns2:ligatures ns2:val="none"/>
         </w:rPr>
         <w:t xml:space="preserve"> del Código Procesal Civil. </w:t>
       </w:r>
@@ -4628,7 +4628,7 @@
         <w:rPr>
           <w:rFonts w:ascii="Arial Narrow" w:eastAsia="Calibri" w:hAnsi="Arial Narrow" w:cs="Arial"/>
           <w:kern w:val="0"/>
-          <w14:ligatures w14:val="none"/>
+          <ns2:ligatures ns2:val="none"/>
         </w:rPr>
         <w:t>Para ello podrá señalar domicilio físico o una dirección electrónica a la que pueda remitirse las notificaciones</w:t>
       </w:r>
@@ -4637,12 +4637,12 @@
           <w:rFonts w:ascii="Arial Narrow" w:eastAsia="Arial" w:hAnsi="Arial Narrow" w:cs="Arial"/>
           <w:kern w:val="0"/>
           <w:lang w:val="es"/>
-          <w14:ligatures w14:val="none"/>
+          <ns2:ligatures ns2:val="none"/>
         </w:rPr>
         <w:t>;</w:t>
       </w:r>
     </w:p>
-    <w:p>
+    <w:p ns2:paraId="7C63E340" ns2:textId="77777777">
       <w:pPr>
         <w:numPr>
           <w:ilvl w:val="0"/>
@@ -4655,14 +4655,14 @@
         <w:rPr>
           <w:rFonts w:ascii="Arial Narrow" w:eastAsia="Calibri" w:hAnsi="Arial Narrow" w:cs="Arial"/>
           <w:kern w:val="0"/>
-          <w14:ligatures w14:val="none"/>
+          <ns2:ligatures ns2:val="none"/>
         </w:rPr>
       </w:pPr>
       <w:r>
         <w:rPr>
           <w:rFonts w:ascii="Arial Narrow" w:eastAsia="Calibri" w:hAnsi="Arial Narrow" w:cs="Arial"/>
           <w:kern w:val="0"/>
-          <w14:ligatures w14:val="none"/>
+          <ns2:ligatures ns2:val="none"/>
         </w:rPr>
         <w:t xml:space="preserve">en caso califique como </w:t>
       </w:r>
@@ -4671,7 +4671,7 @@
         <w:rPr>
           <w:rFonts w:ascii="Arial Narrow" w:eastAsia="Calibri" w:hAnsi="Arial Narrow" w:cs="Arial"/>
           <w:kern w:val="0"/>
-          <w14:ligatures w14:val="none"/>
+          <ns2:ligatures ns2:val="none"/>
         </w:rPr>
         <w:t>micro empresa</w:t>
       </w:r>
@@ -4680,7 +4680,7 @@
         <w:rPr>
           <w:rFonts w:ascii="Arial Narrow" w:eastAsia="Calibri" w:hAnsi="Arial Narrow" w:cs="Arial"/>
           <w:kern w:val="0"/>
-          <w14:ligatures w14:val="none"/>
+          <ns2:ligatures ns2:val="none"/>
         </w:rPr>
         <w:t xml:space="preserve"> o pequeña empresa, presentar los documentos que acrediten su volumen de ventas o ingresos brutos percibidos el año anterior relativo a todas sus actividades económicas y el número de trabajadores con el que cuenta</w:t>
       </w:r>
@@ -4690,7 +4690,7 @@
           <w:rFonts w:ascii="Arial Narrow" w:eastAsia="Calibri" w:hAnsi="Arial Narrow" w:cs="Arial"/>
           <w:kern w:val="0"/>
           <w:vertAlign w:val="superscript"/>
-          <w14:ligatures w14:val="none"/>
+          <ns2:ligatures ns2:val="none"/>
         </w:rPr>
         <w:footnoteReference w:id="7"/>
       </w:r>
@@ -4698,7 +4698,7 @@
         <w:rPr>
           <w:rFonts w:ascii="Arial Narrow" w:eastAsia="Calibri" w:hAnsi="Arial Narrow" w:cs="Arial"/>
           <w:kern w:val="0"/>
-          <w14:ligatures w14:val="none"/>
+          <ns2:ligatures ns2:val="none"/>
         </w:rPr>
         <w:t>. Ello, a fin de que la Comisión pueda meritar dicha documentación, conforme lo establece el artículo 110</w:t>
       </w:r>
@@ -4708,7 +4708,7 @@
           <w:color w:val="000000"/>
           <w:kern w:val="0"/>
           <w:lang w:eastAsia="es-PE"/>
-          <w14:ligatures w14:val="none"/>
+          <ns2:ligatures ns2:val="none"/>
         </w:rPr>
         <w:t/>
       </w:r>
@@ -4716,7 +4716,7 @@
         <w:rPr>
           <w:rFonts w:ascii="Arial Narrow" w:eastAsia="Calibri" w:hAnsi="Arial Narrow" w:cs="Arial"/>
           <w:kern w:val="0"/>
-          <w14:ligatures w14:val="none"/>
+          <ns2:ligatures ns2:val="none"/>
         </w:rPr>
         <w:t xml:space="preserve"> del </w:t>
       </w:r>
@@ -4725,7 +4725,7 @@
           <w:rFonts w:ascii="Arial Narrow" w:eastAsia="Calibri" w:hAnsi="Arial Narrow" w:cs="Arial"/>
           <w:spacing w:val="-2"/>
           <w:kern w:val="0"/>
-          <w14:ligatures w14:val="none"/>
+          <ns2:ligatures ns2:val="none"/>
         </w:rPr>
         <w:t>Código</w:t>
       </w:r>
@@ -4736,7 +4736,7 @@
           <w:spacing w:val="-2"/>
           <w:kern w:val="0"/>
           <w:vertAlign w:val="superscript"/>
-          <w14:ligatures w14:val="none"/>
+          <ns2:ligatures ns2:val="none"/>
         </w:rPr>
         <w:footnoteReference w:id="8"/>
       </w:r>
@@ -4745,80 +4745,117 @@
           <w:rFonts w:ascii="Arial Narrow" w:eastAsia="Calibri" w:hAnsi="Arial Narrow" w:cs="Arial"/>
           <w:spacing w:val="-2"/>
           <w:kern w:val="0"/>
-          <w14:ligatures w14:val="none"/>
+          <ns2:ligatures ns2:val="none"/>
         </w:rPr>
         <w:t>.</w:t>
       </w:r>
     </w:p>
+    <w:p ns2:paraId="1F11FE32" ns2:textId="77777777">
+      <w:pPr>
+        <w:spacing w:after="0" w:line="240" w:lineRule="auto"/>
+        <w:ind w:left="567"/>
+        <w:contextualSpacing/>
+        <w:jc w:val="both"/>
+        <w:rPr>
+          <w:rFonts w:ascii="Arial Narrow" w:eastAsia="Arial Narrow" w:hAnsi="Arial Narrow" w:cs="Arial Narrow"/>
+          <w:color w:val="000000"/>
+          <w:kern w:val="0"/>
+          <w:lang w:eastAsia="es-PE"/>
+          <ns2:ligatures ns2:val="none"/>
+        </w:rPr>
+      </w:pPr>
+    </w:p>
     <w:p>
       <w:pPr>
         <w:spacing w:after="0" w:line="240" w:lineRule="auto"/>
-        <w:ind w:left="567"/>
-        <w:contextualSpacing/>
-        <w:jc w:val="both"/>
-        <w:rPr>
-          <w:rFonts w:ascii="Arial Narrow" w:eastAsia="Arial Narrow" w:hAnsi="Arial Narrow" w:cs="Arial Narrow"/>
-          <w:color w:val="000000"/>
-          <w:kern w:val="0"/>
-          <w:lang w:eastAsia="es-PE"/>
-          <w14:ligatures w14:val="none"/>
-        </w:rPr>
-      </w:pPr>
-    </w:p>
-    <w:p>
-      <w:pPr>
-        <w:spacing w:after="0" w:line="240" w:lineRule="auto"/>
-        <w:contextualSpacing/>
-        <w:jc w:val="both"/>
-        <w:rPr>
-          <w:rFonts w:ascii="Arial Narrow" w:eastAsia="Arial Narrow" w:hAnsi="Arial Narrow" w:cs="Arial Narrow"/>
-          <w:color w:val="000000"/>
-          <w:kern w:val="0"/>
-          <w:lang w:eastAsia="es-PE"/>
-          <w14:ligatures w14:val="none"/>
-        </w:rPr>
-      </w:pPr>
-      <w:r>
-        <w:rPr>
-          <w:rFonts w:ascii="Arial Narrow" w:eastAsia="Arial Narrow" w:hAnsi="Arial Narrow" w:cs="Arial Narrow"/>
-          <w:b/>
-          <w:color w:val="000000"/>
-          <w:kern w:val="0"/>
-          <w:lang w:eastAsia="es-PE"/>
-          <w14:ligatures w14:val="none"/>
-        </w:rPr>
-        <w:t>QUINTO</w:t>
-      </w:r>
-      <w:r>
-        <w:rPr>
-          <w:rFonts w:ascii="Arial Narrow" w:eastAsia="Arial Narrow" w:hAnsi="Arial Narrow" w:cs="Arial Narrow"/>
-          <w:b/>
-          <w:color w:val="000000"/>
-          <w:kern w:val="0"/>
-          <w:lang w:eastAsia="es-PE"/>
-          <w14:ligatures w14:val="none"/>
+        <w:contextualSpacing/>
+        <w:jc w:val="both"/>
+        <w:rPr>
+          <w:rFonts w:ascii="Arial Narrow" w:eastAsia="Arial Narrow" w:hAnsi="Arial Narrow" w:cs="Arial Narrow"/>
+          <w:color w:val="000000"/>
+          <w:kern w:val="0"/>
+          <w:lang w:eastAsia="es-PE"/>
+          <ns2:ligatures ns2:val="none"/>
+        </w:rPr>
+      </w:pPr>
+      <w:r>
+        <w:rPr>
+          <w:rFonts w:ascii="Arial Narrow" w:hAnsi="Arial Narrow" w:cs="Arial Narrow"/>
+          <w:b w:val="1"/>
+          <w:bCs w:val="1"/>
+          <w:sz w:val="20"/>
+          <w:szCs w:val="20"/>
+        </w:rPr>
+        <w:t xml:space="preserve">QUINTO: </w:t>
+      </w:r>
+      <w:r>
+        <w:rPr>
+          <w:rFonts w:ascii="Arial Narrow" w:hAnsi="Arial Narrow" w:cs="Arial Narrow"/>
+          <w:sz w:val="20"/>
+          <w:szCs w:val="20"/>
+        </w:rPr>
+        <w:t xml:space="preserve">correr traslado de la presente resolución a Pacífico Compañía de Seguros y Reaseguros S.A para que, de conformidad con lo dispuesto por el artículo 26° de la Ley sobre Facultades, Normas y Organización del Indecopi, aprobado por Decreto Legislativo N° 8079, presenten sus descargos sobre la imputación de cargos realizada en un plazo no mayor a cinco (5) días hábiles contado a partir del día siguiente de la notificación de la presente resolución, vencido el cual, el Secretario Técnico declarará en rebeldía a los denunciados que no lo hubieran presentado. Debe precisarse que de conformidad con lo establecido por el artículo 223° del Texto Único Ordenado de la Ley N° 27444, Ley del Procedimiento Administrativo General, las alegaciones y los hechos relevantes de la reclamación, salvo que hayan sido específicamente negadas en la contestación, se tendrán por aceptadas o meritadas como ciertas.</w:t>
+      </w:r>
+    </w:p>
+    <w:p ns2:paraId="228F876C" ns2:textId="77777777">
+      <w:pPr>
+        <w:spacing w:after="0" w:line="240" w:lineRule="auto"/>
+        <w:contextualSpacing/>
+        <w:jc w:val="both"/>
+        <w:rPr>
+          <w:rFonts w:ascii="Arial Narrow" w:eastAsia="Arial Narrow" w:hAnsi="Arial Narrow" w:cs="Arial Narrow"/>
+          <w:color w:val="000000"/>
+          <w:kern w:val="0"/>
+          <w:lang w:eastAsia="es-PE"/>
+          <ns2:ligatures ns2:val="none"/>
+        </w:rPr>
+      </w:pPr>
+    </w:p>
+    <w:p ns2:paraId="774AFBA5" ns2:textId="3B45E3A4">
+      <w:pPr>
+        <w:spacing w:after="0" w:line="240" w:lineRule="auto"/>
+        <w:contextualSpacing/>
+        <w:jc w:val="both"/>
+        <w:rPr>
+          <w:rFonts w:ascii="Arial Narrow" w:eastAsia="Times New Roman" w:hAnsi="Arial Narrow" w:cs="Arial"/>
+          <w:color w:val="000000"/>
+          <w:kern w:val="0"/>
+          <w:lang w:val="es-ES" w:eastAsia="es-ES"/>
+          <ns2:ligatures ns2:val="none"/>
+        </w:rPr>
+      </w:pPr>
+      <w:r>
+        <w:rPr>
+          <w:rFonts w:ascii="Arial Narrow" w:eastAsia="Arial Narrow" w:hAnsi="Arial Narrow" w:cs="Arial Narrow"/>
+          <w:b/>
+          <w:color w:val="000000"/>
+          <w:kern w:val="0"/>
+          <w:lang w:eastAsia="es-PE"/>
+          <ns2:ligatures ns2:val="none"/>
+        </w:rPr>
+        <w:t>SEXTO</w:t>
+      </w:r>
+      <w:r>
+        <w:rPr>
+          <w:rFonts w:ascii="Arial Narrow" w:eastAsia="Arial Narrow" w:hAnsi="Arial Narrow" w:cs="Arial Narrow"/>
+          <w:b/>
+          <w:color w:val="000000"/>
+          <w:kern w:val="0"/>
+          <w:lang w:eastAsia="es-PE"/>
+          <ns2:ligatures ns2:val="none"/>
         </w:rPr>
         <w:t xml:space="preserve">: </w:t>
       </w:r>
-      <w:r>
-        <w:rPr>
-          <w:rFonts w:ascii="Arial Narrow" w:eastAsia="Arial Narrow" w:hAnsi="Arial Narrow" w:cs="Arial Narrow"/>
-          <w:color w:val="000000"/>
-          <w:kern w:val="0"/>
-          <w:lang w:eastAsia="es-PE"/>
-          <w14:ligatures w14:val="none"/>
-        </w:rPr>
-        <w:t xml:space="preserve">correr traslado de la </w:t>
-      </w:r>
-      <w:r>
-        <w:rPr>
-          <w:rFonts w:ascii="Arial Narrow" w:eastAsia="Arial Narrow" w:hAnsi="Arial Narrow" w:cs="Arial Narrow"/>
-          <w:color w:val="000000"/>
-          <w:kern w:val="0"/>
-          <w:lang w:eastAsia="es-PE"/>
-          <w14:ligatures w14:val="none"/>
-        </w:rPr>
-        <w:t xml:space="preserve">denuncia interpuesta </w:t>
+      <w:bookmarkStart w:id="18" w:name="_Hlk188286813"/>
+      <w:r>
+        <w:rPr>
+          <w:rFonts w:ascii="Arial Narrow" w:eastAsia="Times New Roman" w:hAnsi="Arial Narrow" w:cs="Arial"/>
+          <w:color w:val="000000"/>
+          <w:kern w:val="0"/>
+          <w:lang w:eastAsia="es-ES"/>
+          <ns2:ligatures ns2:val="none"/>
+        </w:rPr>
+        <w:t xml:space="preserve">requerir </w:t>
       </w:r>
       <w:r>
         <w:rPr>
@@ -4826,75 +4863,199 @@
           <w:color w:val="000000"/>
           <w:kern w:val="0"/>
           <w:lang w:val="es-ES" w:eastAsia="es-ES"/>
-          <w14:ligatures w14:val="none"/>
-        </w:rPr>
-        <w:t xml:space="preserve">el </w:t>
-      </w:r>
+          <ns2:ligatures ns2:val="none"/>
+        </w:rPr>
+        <w:t xml:space="preserve">que, en un </w:t>
+      </w:r>
+      <w:r>
+        <w:rPr>
+          <w:rFonts w:ascii="Arial Narrow" w:eastAsia="Times New Roman" w:hAnsi="Arial Narrow" w:cs="Arial"/>
+          <w:color w:val="000000"/>
+          <w:kern w:val="0"/>
+          <w:lang w:eastAsia="es-ES"/>
+          <ns2:ligatures ns2:val="none"/>
+        </w:rPr>
+        <w:t>plazo no mayor de cinco (5) días hábiles contado a partir del día siguiente de la notificación de la presente resolución</w:t>
+      </w:r>
+      <w:bookmarkEnd w:id="18"/>
+      <w:r>
+        <w:rPr>
+          <w:rFonts w:ascii="Arial Narrow" w:eastAsia="Times New Roman" w:hAnsi="Arial Narrow" w:cs="Arial"/>
+          <w:color w:val="000000"/>
+          <w:kern w:val="0"/>
+          <w:lang w:eastAsia="es-ES"/>
+          <ns2:ligatures ns2:val="none"/>
+        </w:rPr>
+        <w:t xml:space="preserve">, </w:t>
+      </w:r>
+      <w:bookmarkStart w:id="19" w:name="_Hlk188286828"/>
+      <w:r>
+        <w:rPr>
+          <w:rFonts w:ascii="Arial Narrow" w:eastAsia="Times New Roman" w:hAnsi="Arial Narrow" w:cs="Times New Roman"/>
+          <w:color w:val="000000"/>
+          <w:kern w:val="0"/>
+          <w:shd w:val="clear" w:color="auto" w:fill="FFFFFF"/>
+          <w:lang w:eastAsia="es-PE"/>
+          <ns2:ligatures ns2:val="none"/>
+        </w:rPr>
+        <w:t>la compañía aseguradora</w:t>
+      </w:r>
+      <w:r>
+        <w:rPr>
+          <w:rFonts w:ascii="Arial Narrow" w:eastAsia="Times New Roman" w:hAnsi="Arial Narrow" w:cs="Arial"/>
+          <w:color w:val="000000"/>
+          <w:kern w:val="0"/>
+          <w:lang w:eastAsia="es-ES"/>
+          <ns2:ligatures ns2:val="none"/>
+        </w:rPr>
+        <w:t xml:space="preserve"> </w:t>
+      </w:r>
+      <w:bookmarkEnd w:id="19"/>
       <w:r>
         <w:rPr>
           <w:rFonts w:ascii="Arial Narrow" w:eastAsia="Times New Roman" w:hAnsi="Arial Narrow" w:cs="Arial"/>
           <w:color w:val="000000"/>
           <w:kern w:val="0"/>
           <w:lang w:val="es-ES" w:eastAsia="es-ES"/>
-          <w14:ligatures w14:val="none"/>
-        </w:rPr>
-        <w:t>23 de setiembre de 2025, subsanada mediante escrito del 15 de octubre</w:t>
-      </w:r>
-      <w:r>
-        <w:rPr>
-          <w:rFonts w:ascii="Arial Narrow" w:eastAsia="Calibri" w:hAnsi="Arial Narrow" w:cs="Arial"/>
-          <w:kern w:val="0"/>
-          <w14:ligatures w14:val="none"/>
-        </w:rPr>
-        <w:t xml:space="preserve">, </w:t>
-      </w:r>
-      <w:r>
-        <w:rPr>
-          <w:rFonts w:ascii="Arial Narrow" w:eastAsia="Arial Narrow" w:hAnsi="Arial Narrow" w:cs="Arial Narrow"/>
-          <w:color w:val="000000"/>
-          <w:kern w:val="0"/>
-          <w:lang w:eastAsia="es-PE"/>
-          <w14:ligatures w14:val="none"/>
-        </w:rPr>
-        <w:t>a</w:t>
-      </w:r>
-      <w:r>
-        <w:rPr>
-          <w:rFonts w:ascii="Arial Narrow" w:eastAsia="Times New Roman" w:hAnsi="Arial Narrow" w:cs="Times New Roman"/>
-          <w:color w:val="000000"/>
-          <w:kern w:val="0"/>
-          <w:shd w:val="clear" w:color="auto" w:fill="FFFFFF"/>
-          <w:lang w:eastAsia="es-PE"/>
-          <w14:ligatures w14:val="none"/>
+          <ns2:ligatures ns2:val="none"/>
+        </w:rPr>
+        <w:t xml:space="preserve">cumpla con: </w:t>
+      </w:r>
+      <w:r>
+        <w:rPr>
+          <w:rFonts w:ascii="Arial Narrow" w:eastAsia="Times New Roman" w:hAnsi="Arial Narrow" w:cs="Arial"/>
+          <w:color w:val="000000"/>
+          <w:kern w:val="0"/>
+          <w:lang w:val="es-ES" w:eastAsia="es-ES"/>
+          <ns2:ligatures ns2:val="none"/>
+        </w:rPr>
+        <w:t>(i) presentar una copia completa, legible y debidamente suscrita de la Póliza 2007808645 Seguro Vehicular, así como el cargo de remisión de la póliza; (</w:t>
+      </w:r>
+      <w:proofErr w:type="spellStart"/>
+      <w:r>
+        <w:rPr>
+          <w:rFonts w:ascii="Arial Narrow" w:eastAsia="Times New Roman" w:hAnsi="Arial Narrow" w:cs="Arial"/>
+          <w:color w:val="000000"/>
+          <w:kern w:val="0"/>
+          <w:lang w:val="es-ES" w:eastAsia="es-ES"/>
+          <ns2:ligatures ns2:val="none"/>
+        </w:rPr>
+        <w:t>ii</w:t>
+      </w:r>
+      <w:proofErr w:type="spellEnd"/>
+      <w:r>
+        <w:rPr>
+          <w:rFonts w:ascii="Arial Narrow" w:eastAsia="Times New Roman" w:hAnsi="Arial Narrow" w:cs="Arial"/>
+          <w:color w:val="000000"/>
+          <w:kern w:val="0"/>
+          <w:lang w:val="es-ES" w:eastAsia="es-ES"/>
+          <ns2:ligatures ns2:val="none"/>
+        </w:rPr>
+        <w:t>) presentar los medios probatorios que acrediten que atendió oportunamente el siniestro 1001067466 respecto del accidente vehicular del 30 de diciembre de 2023; y, (</w:t>
+      </w:r>
+      <w:proofErr w:type="spellStart"/>
+      <w:r>
+        <w:rPr>
+          <w:rFonts w:ascii="Arial Narrow" w:eastAsia="Times New Roman" w:hAnsi="Arial Narrow" w:cs="Arial"/>
+          <w:color w:val="000000"/>
+          <w:kern w:val="0"/>
+          <w:lang w:val="es-ES" w:eastAsia="es-ES"/>
+          <ns2:ligatures ns2:val="none"/>
+        </w:rPr>
+        <w:t>iii</w:t>
+      </w:r>
+      <w:proofErr w:type="spellEnd"/>
+      <w:r>
+        <w:rPr>
+          <w:rFonts w:ascii="Arial Narrow" w:eastAsia="Times New Roman" w:hAnsi="Arial Narrow" w:cs="Arial"/>
+          <w:color w:val="000000"/>
+          <w:kern w:val="0"/>
+          <w:lang w:val="es-ES" w:eastAsia="es-ES"/>
+          <ns2:ligatures ns2:val="none"/>
+        </w:rPr>
+        <w:t>) presentar todas las comunicaciones cursadas con la parte denunciante, incluyendo la grabación de la llamada telefónica realizada con el denunciante el 29 de agosto de 2025, en virtud del hecho materia de denuncia</w:t>
+      </w:r>
+      <w:r>
+        <w:rPr>
+          <w:rFonts w:ascii="Arial Narrow" w:eastAsia="Times New Roman" w:hAnsi="Arial Narrow" w:cs="Arial"/>
+          <w:color w:val="000000"/>
+          <w:kern w:val="0"/>
+          <w:lang w:val="es-ES" w:eastAsia="es-ES"/>
+          <ns2:ligatures ns2:val="none"/>
+        </w:rPr>
+        <w:t>.</w:t>
+      </w:r>
+    </w:p>
+    <w:p ns2:paraId="12A4D8BD" ns2:textId="77777777">
+      <w:pPr>
+        <w:spacing w:after="0" w:line="240" w:lineRule="auto"/>
+        <w:contextualSpacing/>
+        <w:jc w:val="both"/>
+        <w:rPr>
+          <w:rFonts w:ascii="Arial Narrow" w:eastAsia="Arial Narrow" w:hAnsi="Arial Narrow" w:cs="Arial Narrow"/>
+          <w:b/>
+          <w:color w:val="000000"/>
+          <w:kern w:val="0"/>
+          <w:lang w:val="es-ES" w:eastAsia="es-PE"/>
+          <ns2:ligatures ns2:val="none"/>
+        </w:rPr>
+      </w:pPr>
+    </w:p>
+    <w:p ns2:paraId="591B7E6F" ns2:textId="351B202C">
+      <w:pPr>
+        <w:spacing w:after="0" w:line="240" w:lineRule="auto"/>
+        <w:contextualSpacing/>
+        <w:jc w:val="both"/>
+        <w:rPr>
+          <w:rFonts w:ascii="Arial Narrow" w:eastAsia="Arial Narrow" w:hAnsi="Arial Narrow" w:cs="Arial Narrow"/>
+          <w:color w:val="000000"/>
+          <w:kern w:val="0"/>
+          <w:lang w:eastAsia="es-PE"/>
+          <ns2:ligatures ns2:val="none"/>
+        </w:rPr>
+      </w:pPr>
+      <w:r>
+        <w:rPr>
+          <w:rFonts w:ascii="Arial Narrow" w:eastAsia="Arial Narrow" w:hAnsi="Arial Narrow" w:cs="Arial Narrow"/>
+          <w:b/>
+          <w:color w:val="000000"/>
+          <w:kern w:val="0"/>
+          <w:lang w:eastAsia="es-PE"/>
+          <ns2:ligatures ns2:val="none"/>
+        </w:rPr>
+        <w:t>SÉTIMO</w:t>
+      </w:r>
+      <w:r>
+        <w:rPr>
+          <w:rFonts w:ascii="Arial Narrow" w:eastAsia="Arial Narrow" w:hAnsi="Arial Narrow" w:cs="Arial Narrow"/>
+          <w:b/>
+          <w:color w:val="000000"/>
+          <w:kern w:val="0"/>
+          <w:lang w:eastAsia="es-PE"/>
+          <ns2:ligatures ns2:val="none"/>
+        </w:rPr>
+        <w:t>:</w:t>
+      </w:r>
+      <w:r>
+        <w:rPr>
+          <w:rFonts w:ascii="Arial Narrow" w:eastAsia="Arial Narrow" w:hAnsi="Arial Narrow" w:cs="Arial Narrow"/>
+          <w:color w:val="000000"/>
+          <w:kern w:val="0"/>
+          <w:lang w:eastAsia="es-PE"/>
+          <ns2:ligatures ns2:val="none"/>
         </w:rPr>
         <w:t xml:space="preserve"> </w:t>
       </w:r>
-      <w:r>
-        <w:rPr>
-          <w:rFonts w:ascii="Arial Narrow" w:eastAsia="Arial Narrow" w:hAnsi="Arial Narrow" w:cs="Arial Narrow"/>
-          <w:bCs/>
-        </w:rPr>
-        <w:t>Pacífico Compañía de Seguros y Reaseguros S.A.</w:t>
-      </w:r>
-      <w:r>
-        <w:rPr>
-          <w:rFonts w:ascii="Arial Narrow" w:eastAsia="Arial Narrow" w:hAnsi="Arial Narrow" w:cs="Arial Narrow"/>
-          <w:color w:val="000000"/>
-          <w:kern w:val="0"/>
-          <w:lang w:eastAsia="es-PE"/>
-          <w14:ligatures w14:val="none"/>
-        </w:rPr>
-        <w:t>, para</w:t>
-      </w:r>
-      <w:r>
-        <w:rPr>
-          <w:rFonts w:ascii="Arial Narrow" w:eastAsia="Arial Narrow" w:hAnsi="Arial Narrow" w:cs="Arial Narrow"/>
-          <w:color w:val="000000"/>
-          <w:kern w:val="0"/>
-          <w:lang w:eastAsia="es-PE"/>
-          <w14:ligatures w14:val="none"/>
-        </w:rPr>
-        <w:t xml:space="preserve"> que, de conformidad con lo dispuesto por el artículo 26</w:t>
+      <w:bookmarkStart w:id="20" w:name="_Hlk188286915"/>
+      <w:r>
+        <w:rPr>
+          <w:rFonts w:ascii="Arial Narrow" w:eastAsia="Arial Narrow" w:hAnsi="Arial Narrow" w:cs="Arial Narrow"/>
+          <w:color w:val="000000"/>
+          <w:kern w:val="0"/>
+          <w:lang w:eastAsia="es-PE"/>
+          <ns2:ligatures ns2:val="none"/>
+        </w:rPr>
+        <w:t>informar a las partes que el artículo 110</w:t>
       </w:r>
       <w:r>
         <w:rPr>
@@ -4902,7 +5063,7 @@
           <w:color w:val="000000"/>
           <w:kern w:val="0"/>
           <w:lang w:eastAsia="es-PE"/>
-          <w14:ligatures w14:val="none"/>
+          <ns2:ligatures ns2:val="none"/>
         </w:rPr>
         <w:t/>
       </w:r>
@@ -4912,288 +5073,7 @@
           <w:color w:val="000000"/>
           <w:kern w:val="0"/>
           <w:lang w:eastAsia="es-PE"/>
-          <w14:ligatures w14:val="none"/>
-        </w:rPr>
-        <w:t xml:space="preserve"> de la Ley sobre Facultades, Normas y Organización del Indecopi, aprobada por Decreto Legislativo 807, presente sus descargos en un plazo no mayor de cinco (5) días hábiles contados desde la notificación. </w:t>
-      </w:r>
-    </w:p>
-    <w:p>
-      <w:pPr>
-        <w:spacing w:after="0" w:line="240" w:lineRule="auto"/>
-        <w:contextualSpacing/>
-        <w:jc w:val="both"/>
-        <w:rPr>
-          <w:rFonts w:ascii="Arial Narrow" w:eastAsia="Arial Narrow" w:hAnsi="Arial Narrow" w:cs="Arial Narrow"/>
-          <w:color w:val="000000"/>
-          <w:kern w:val="0"/>
-          <w:lang w:eastAsia="es-PE"/>
-          <w14:ligatures w14:val="none"/>
-        </w:rPr>
-      </w:pPr>
-    </w:p>
-    <w:p>
-      <w:pPr>
-        <w:spacing w:after="0" w:line="240" w:lineRule="auto"/>
-        <w:contextualSpacing/>
-        <w:jc w:val="both"/>
-        <w:rPr>
-          <w:rFonts w:ascii="Arial Narrow" w:eastAsia="Times New Roman" w:hAnsi="Arial Narrow" w:cs="Arial"/>
-          <w:color w:val="000000"/>
-          <w:kern w:val="0"/>
-          <w:lang w:val="es-ES" w:eastAsia="es-ES"/>
-          <w14:ligatures w14:val="none"/>
-        </w:rPr>
-      </w:pPr>
-      <w:r>
-        <w:rPr>
-          <w:rFonts w:ascii="Arial Narrow" w:eastAsia="Arial Narrow" w:hAnsi="Arial Narrow" w:cs="Arial Narrow"/>
-          <w:b/>
-          <w:color w:val="000000"/>
-          <w:kern w:val="0"/>
-          <w:lang w:eastAsia="es-PE"/>
-          <w14:ligatures w14:val="none"/>
-        </w:rPr>
-        <w:t>SEXTO</w:t>
-      </w:r>
-      <w:r>
-        <w:rPr>
-          <w:rFonts w:ascii="Arial Narrow" w:eastAsia="Arial Narrow" w:hAnsi="Arial Narrow" w:cs="Arial Narrow"/>
-          <w:b/>
-          <w:color w:val="000000"/>
-          <w:kern w:val="0"/>
-          <w:lang w:eastAsia="es-PE"/>
-          <w14:ligatures w14:val="none"/>
-        </w:rPr>
-        <w:t xml:space="preserve">: </w:t>
-      </w:r>
-      <w:bookmarkStart w:id="18" w:name="_Hlk188286813"/>
-      <w:r>
-        <w:rPr>
-          <w:rFonts w:ascii="Arial Narrow" w:eastAsia="Times New Roman" w:hAnsi="Arial Narrow" w:cs="Arial"/>
-          <w:color w:val="000000"/>
-          <w:kern w:val="0"/>
-          <w:lang w:eastAsia="es-ES"/>
-          <w14:ligatures w14:val="none"/>
-        </w:rPr>
-        <w:t xml:space="preserve">requerir </w:t>
-      </w:r>
-      <w:r>
-        <w:rPr>
-          <w:rFonts w:ascii="Arial Narrow" w:eastAsia="Times New Roman" w:hAnsi="Arial Narrow" w:cs="Arial"/>
-          <w:color w:val="000000"/>
-          <w:kern w:val="0"/>
-          <w:lang w:val="es-ES" w:eastAsia="es-ES"/>
-          <w14:ligatures w14:val="none"/>
-        </w:rPr>
-        <w:t xml:space="preserve">que, en un </w:t>
-      </w:r>
-      <w:r>
-        <w:rPr>
-          <w:rFonts w:ascii="Arial Narrow" w:eastAsia="Times New Roman" w:hAnsi="Arial Narrow" w:cs="Arial"/>
-          <w:color w:val="000000"/>
-          <w:kern w:val="0"/>
-          <w:lang w:eastAsia="es-ES"/>
-          <w14:ligatures w14:val="none"/>
-        </w:rPr>
-        <w:t>plazo no mayor de cinco (5) días hábiles contado a partir del día siguiente de la notificación de la presente resolución</w:t>
-      </w:r>
-      <w:bookmarkEnd w:id="18"/>
-      <w:r>
-        <w:rPr>
-          <w:rFonts w:ascii="Arial Narrow" w:eastAsia="Times New Roman" w:hAnsi="Arial Narrow" w:cs="Arial"/>
-          <w:color w:val="000000"/>
-          <w:kern w:val="0"/>
-          <w:lang w:eastAsia="es-ES"/>
-          <w14:ligatures w14:val="none"/>
-        </w:rPr>
-        <w:t xml:space="preserve">, </w:t>
-      </w:r>
-      <w:bookmarkStart w:id="19" w:name="_Hlk188286828"/>
-      <w:r>
-        <w:rPr>
-          <w:rFonts w:ascii="Arial Narrow" w:eastAsia="Times New Roman" w:hAnsi="Arial Narrow" w:cs="Times New Roman"/>
-          <w:color w:val="000000"/>
-          <w:kern w:val="0"/>
-          <w:shd w:val="clear" w:color="auto" w:fill="FFFFFF"/>
-          <w:lang w:eastAsia="es-PE"/>
-          <w14:ligatures w14:val="none"/>
-        </w:rPr>
-        <w:t>la compañía aseguradora</w:t>
-      </w:r>
-      <w:r>
-        <w:rPr>
-          <w:rFonts w:ascii="Arial Narrow" w:eastAsia="Times New Roman" w:hAnsi="Arial Narrow" w:cs="Arial"/>
-          <w:color w:val="000000"/>
-          <w:kern w:val="0"/>
-          <w:lang w:eastAsia="es-ES"/>
-          <w14:ligatures w14:val="none"/>
-        </w:rPr>
-        <w:t xml:space="preserve"> </w:t>
-      </w:r>
-      <w:bookmarkEnd w:id="19"/>
-      <w:r>
-        <w:rPr>
-          <w:rFonts w:ascii="Arial Narrow" w:eastAsia="Times New Roman" w:hAnsi="Arial Narrow" w:cs="Arial"/>
-          <w:color w:val="000000"/>
-          <w:kern w:val="0"/>
-          <w:lang w:val="es-ES" w:eastAsia="es-ES"/>
-          <w14:ligatures w14:val="none"/>
-        </w:rPr>
-        <w:t xml:space="preserve">cumpla con: </w:t>
-      </w:r>
-      <w:r>
-        <w:rPr>
-          <w:rFonts w:ascii="Arial Narrow" w:eastAsia="Times New Roman" w:hAnsi="Arial Narrow" w:cs="Arial"/>
-          <w:color w:val="000000"/>
-          <w:kern w:val="0"/>
-          <w:lang w:val="es-ES" w:eastAsia="es-ES"/>
-          <w14:ligatures w14:val="none"/>
-        </w:rPr>
-        <w:t>(i) presentar una copia completa, legible y debidamente suscrita de la Póliza 2007808645 Seguro Vehicular, así como el cargo de remisión de la póliza; (</w:t>
-      </w:r>
-      <w:proofErr w:type="spellStart"/>
-      <w:r>
-        <w:rPr>
-          <w:rFonts w:ascii="Arial Narrow" w:eastAsia="Times New Roman" w:hAnsi="Arial Narrow" w:cs="Arial"/>
-          <w:color w:val="000000"/>
-          <w:kern w:val="0"/>
-          <w:lang w:val="es-ES" w:eastAsia="es-ES"/>
-          <w14:ligatures w14:val="none"/>
-        </w:rPr>
-        <w:t>ii</w:t>
-      </w:r>
-      <w:proofErr w:type="spellEnd"/>
-      <w:r>
-        <w:rPr>
-          <w:rFonts w:ascii="Arial Narrow" w:eastAsia="Times New Roman" w:hAnsi="Arial Narrow" w:cs="Arial"/>
-          <w:color w:val="000000"/>
-          <w:kern w:val="0"/>
-          <w:lang w:val="es-ES" w:eastAsia="es-ES"/>
-          <w14:ligatures w14:val="none"/>
-        </w:rPr>
-        <w:t>) presentar los medios probatorios que acrediten que atendió oportunamente el siniestro 1001067466 respecto del accidente vehicular del 30 de diciembre de 2023; y, (</w:t>
-      </w:r>
-      <w:proofErr w:type="spellStart"/>
-      <w:r>
-        <w:rPr>
-          <w:rFonts w:ascii="Arial Narrow" w:eastAsia="Times New Roman" w:hAnsi="Arial Narrow" w:cs="Arial"/>
-          <w:color w:val="000000"/>
-          <w:kern w:val="0"/>
-          <w:lang w:val="es-ES" w:eastAsia="es-ES"/>
-          <w14:ligatures w14:val="none"/>
-        </w:rPr>
-        <w:t>iii</w:t>
-      </w:r>
-      <w:proofErr w:type="spellEnd"/>
-      <w:r>
-        <w:rPr>
-          <w:rFonts w:ascii="Arial Narrow" w:eastAsia="Times New Roman" w:hAnsi="Arial Narrow" w:cs="Arial"/>
-          <w:color w:val="000000"/>
-          <w:kern w:val="0"/>
-          <w:lang w:val="es-ES" w:eastAsia="es-ES"/>
-          <w14:ligatures w14:val="none"/>
-        </w:rPr>
-        <w:t>) presentar todas las comunicaciones cursadas con la parte denunciante, incluyendo la grabación de la llamada telefónica realizada con el denunciante el 29 de agosto de 2025, en virtud del hecho materia de denuncia</w:t>
-      </w:r>
-      <w:r>
-        <w:rPr>
-          <w:rFonts w:ascii="Arial Narrow" w:eastAsia="Times New Roman" w:hAnsi="Arial Narrow" w:cs="Arial"/>
-          <w:color w:val="000000"/>
-          <w:kern w:val="0"/>
-          <w:lang w:val="es-ES" w:eastAsia="es-ES"/>
-          <w14:ligatures w14:val="none"/>
-        </w:rPr>
-        <w:t>.</w:t>
-      </w:r>
-    </w:p>
-    <w:p>
-      <w:pPr>
-        <w:spacing w:after="0" w:line="240" w:lineRule="auto"/>
-        <w:contextualSpacing/>
-        <w:jc w:val="both"/>
-        <w:rPr>
-          <w:rFonts w:ascii="Arial Narrow" w:eastAsia="Arial Narrow" w:hAnsi="Arial Narrow" w:cs="Arial Narrow"/>
-          <w:b/>
-          <w:color w:val="000000"/>
-          <w:kern w:val="0"/>
-          <w:lang w:val="es-ES" w:eastAsia="es-PE"/>
-          <w14:ligatures w14:val="none"/>
-        </w:rPr>
-      </w:pPr>
-    </w:p>
-    <w:p>
-      <w:pPr>
-        <w:spacing w:after="0" w:line="240" w:lineRule="auto"/>
-        <w:contextualSpacing/>
-        <w:jc w:val="both"/>
-        <w:rPr>
-          <w:rFonts w:ascii="Arial Narrow" w:eastAsia="Arial Narrow" w:hAnsi="Arial Narrow" w:cs="Arial Narrow"/>
-          <w:color w:val="000000"/>
-          <w:kern w:val="0"/>
-          <w:lang w:eastAsia="es-PE"/>
-          <w14:ligatures w14:val="none"/>
-        </w:rPr>
-      </w:pPr>
-      <w:r>
-        <w:rPr>
-          <w:rFonts w:ascii="Arial Narrow" w:eastAsia="Arial Narrow" w:hAnsi="Arial Narrow" w:cs="Arial Narrow"/>
-          <w:b/>
-          <w:color w:val="000000"/>
-          <w:kern w:val="0"/>
-          <w:lang w:eastAsia="es-PE"/>
-          <w14:ligatures w14:val="none"/>
-        </w:rPr>
-        <w:t>SÉTIMO</w:t>
-      </w:r>
-      <w:r>
-        <w:rPr>
-          <w:rFonts w:ascii="Arial Narrow" w:eastAsia="Arial Narrow" w:hAnsi="Arial Narrow" w:cs="Arial Narrow"/>
-          <w:b/>
-          <w:color w:val="000000"/>
-          <w:kern w:val="0"/>
-          <w:lang w:eastAsia="es-PE"/>
-          <w14:ligatures w14:val="none"/>
-        </w:rPr>
-        <w:t>:</w:t>
-      </w:r>
-      <w:r>
-        <w:rPr>
-          <w:rFonts w:ascii="Arial Narrow" w:eastAsia="Arial Narrow" w:hAnsi="Arial Narrow" w:cs="Arial Narrow"/>
-          <w:color w:val="000000"/>
-          <w:kern w:val="0"/>
-          <w:lang w:eastAsia="es-PE"/>
-          <w14:ligatures w14:val="none"/>
-        </w:rPr>
-        <w:t xml:space="preserve"> </w:t>
-      </w:r>
-      <w:bookmarkStart w:id="20" w:name="_Hlk188286915"/>
-      <w:r>
-        <w:rPr>
-          <w:rFonts w:ascii="Arial Narrow" w:eastAsia="Arial Narrow" w:hAnsi="Arial Narrow" w:cs="Arial Narrow"/>
-          <w:color w:val="000000"/>
-          <w:kern w:val="0"/>
-          <w:lang w:eastAsia="es-PE"/>
-          <w14:ligatures w14:val="none"/>
-        </w:rPr>
-        <w:t>informar a las partes que el artículo 110</w:t>
-      </w:r>
-      <w:r>
-        <w:rPr>
-          <w:rFonts w:ascii="Arial Narrow" w:eastAsia="Times New Roman" w:hAnsi="Arial Narrow" w:cs="Segoe UI"/>
-          <w:color w:val="000000"/>
-          <w:kern w:val="0"/>
-          <w:lang w:eastAsia="es-PE"/>
-          <w14:ligatures w14:val="none"/>
-        </w:rPr>
-        <w:t/>
-      </w:r>
-      <w:r>
-        <w:rPr>
-          <w:rFonts w:ascii="Arial Narrow" w:eastAsia="Arial Narrow" w:hAnsi="Arial Narrow" w:cs="Arial Narrow"/>
-          <w:color w:val="000000"/>
-          <w:kern w:val="0"/>
-          <w:lang w:eastAsia="es-PE"/>
-          <w14:ligatures w14:val="none"/>
+          <ns2:ligatures ns2:val="none"/>
         </w:rPr>
         <w:t xml:space="preserve"> de la Ley </w:t>
       </w:r>
@@ -5203,7 +5083,7 @@
           <w:color w:val="000000"/>
           <w:kern w:val="0"/>
           <w:lang w:eastAsia="es-PE"/>
-          <w14:ligatures w14:val="none"/>
+          <ns2:ligatures ns2:val="none"/>
         </w:rPr>
         <w:t xml:space="preserve"/>
       </w:r>
@@ -5213,7 +5093,7 @@
           <w:color w:val="000000"/>
           <w:kern w:val="0"/>
           <w:lang w:eastAsia="es-PE"/>
-          <w14:ligatures w14:val="none"/>
+          <ns2:ligatures ns2:val="none"/>
         </w:rPr>
         <w:t>29571, Código de Protección y Defensa del Consumidor</w:t>
       </w:r>
@@ -5225,7 +5105,7 @@
           <w:kern w:val="0"/>
           <w:vertAlign w:val="superscript"/>
           <w:lang w:eastAsia="es-PE"/>
-          <w14:ligatures w14:val="none"/>
+          <ns2:ligatures ns2:val="none"/>
         </w:rPr>
         <w:footnoteReference w:id="9"/>
       </w:r>
@@ -5235,7 +5115,7 @@
           <w:color w:val="000000"/>
           <w:kern w:val="0"/>
           <w:lang w:eastAsia="es-PE"/>
-          <w14:ligatures w14:val="none"/>
+          <ns2:ligatures ns2:val="none"/>
         </w:rPr>
         <w:t>, faculta a la Comisión a calificar las infracciones de la referida norma como leves, graves o muy graves e imponer sanciones que van desde una amonestación hasta una multa por un máximo de 450 Unidades Impositivas Tributarias, sin perjuicio de las medidas correctivas, reparadoras y complementarias, que puedan ordenarse de acuerdo a lo estipulado en los artículos 114</w:t>
       </w:r>
@@ -5245,7 +5125,7 @@
           <w:color w:val="000000"/>
           <w:kern w:val="0"/>
           <w:lang w:eastAsia="es-PE"/>
-          <w14:ligatures w14:val="none"/>
+          <ns2:ligatures ns2:val="none"/>
         </w:rPr>
         <w:t/>
       </w:r>
@@ -5255,7 +5135,7 @@
           <w:color w:val="000000"/>
           <w:kern w:val="0"/>
           <w:lang w:eastAsia="es-PE"/>
-          <w14:ligatures w14:val="none"/>
+          <ns2:ligatures ns2:val="none"/>
         </w:rPr>
         <w:t>, 115</w:t>
       </w:r>
@@ -5265,7 +5145,7 @@
           <w:color w:val="000000"/>
           <w:kern w:val="0"/>
           <w:lang w:eastAsia="es-PE"/>
-          <w14:ligatures w14:val="none"/>
+          <ns2:ligatures ns2:val="none"/>
         </w:rPr>
         <w:t/>
       </w:r>
@@ -5275,7 +5155,7 @@
           <w:color w:val="000000"/>
           <w:kern w:val="0"/>
           <w:lang w:eastAsia="es-PE"/>
-          <w14:ligatures w14:val="none"/>
+          <ns2:ligatures ns2:val="none"/>
         </w:rPr>
         <w:t xml:space="preserve"> y 116</w:t>
       </w:r>
@@ -5285,7 +5165,7 @@
           <w:color w:val="000000"/>
           <w:kern w:val="0"/>
           <w:lang w:eastAsia="es-PE"/>
-          <w14:ligatures w14:val="none"/>
+          <ns2:ligatures ns2:val="none"/>
         </w:rPr>
         <w:t/>
       </w:r>
@@ -5295,7 +5175,7 @@
           <w:color w:val="000000"/>
           <w:kern w:val="0"/>
           <w:lang w:eastAsia="es-PE"/>
-          <w14:ligatures w14:val="none"/>
+          <ns2:ligatures ns2:val="none"/>
         </w:rPr>
         <w:t xml:space="preserve"> de </w:t>
       </w:r>
@@ -5305,7 +5185,7 @@
           <w:color w:val="000000"/>
           <w:kern w:val="0"/>
           <w:lang w:eastAsia="es-PE"/>
-          <w14:ligatures w14:val="none"/>
+          <ns2:ligatures ns2:val="none"/>
         </w:rPr>
         <w:lastRenderedPageBreak/>
         <w:t>la referida norma</w:t>
@@ -5318,7 +5198,7 @@
           <w:kern w:val="0"/>
           <w:vertAlign w:val="superscript"/>
           <w:lang w:eastAsia="es-PE"/>
-          <w14:ligatures w14:val="none"/>
+          <ns2:ligatures ns2:val="none"/>
         </w:rPr>
         <w:footnoteReference w:id="10"/>
       </w:r>
@@ -5328,7 +5208,7 @@
           <w:color w:val="000000"/>
           <w:kern w:val="0"/>
           <w:lang w:eastAsia="es-PE"/>
-          <w14:ligatures w14:val="none"/>
+          <ns2:ligatures ns2:val="none"/>
         </w:rPr>
         <w:t xml:space="preserve">. </w:t>
       </w:r>
@@ -5339,7 +5219,7 @@
           <w:color w:val="000000"/>
           <w:kern w:val="0"/>
           <w:lang w:eastAsia="es-PE"/>
-          <w14:ligatures w14:val="none"/>
+          <ns2:ligatures ns2:val="none"/>
         </w:rPr>
         <w:t>Asimismo, se consideran circunstancias atenuantes para la graduación de la sanción, el allanamiento de la denuncia o el reconocimiento de las pretensiones en ella contenidas, de acuerdo con el artículo 112</w:t>
       </w:r>
@@ -5349,7 +5229,7 @@
           <w:color w:val="000000"/>
           <w:kern w:val="0"/>
           <w:lang w:eastAsia="es-PE"/>
-          <w14:ligatures w14:val="none"/>
+          <ns2:ligatures ns2:val="none"/>
         </w:rPr>
         <w:t/>
       </w:r>
@@ -5359,7 +5239,7 @@
           <w:color w:val="000000"/>
           <w:kern w:val="0"/>
           <w:lang w:eastAsia="es-PE"/>
-          <w14:ligatures w14:val="none"/>
+          <ns2:ligatures ns2:val="none"/>
         </w:rPr>
         <w:t xml:space="preserve"> del Código</w:t>
       </w:r>
@@ -5371,7 +5251,7 @@
           <w:kern w:val="0"/>
           <w:vertAlign w:val="superscript"/>
           <w:lang w:eastAsia="es-PE"/>
-          <w14:ligatures w14:val="none"/>
+          <ns2:ligatures ns2:val="none"/>
         </w:rPr>
         <w:footnoteReference w:id="11"/>
       </w:r>
@@ -5381,12 +5261,12 @@
           <w:color w:val="000000"/>
           <w:kern w:val="0"/>
           <w:lang w:eastAsia="es-PE"/>
-          <w14:ligatures w14:val="none"/>
+          <ns2:ligatures ns2:val="none"/>
         </w:rPr>
         <w:t>.</w:t>
       </w:r>
     </w:p>
-    <w:p>
+    <w:p ns2:paraId="0ECE55DF" ns2:textId="77777777">
       <w:pPr>
         <w:shd w:val="clear" w:color="auto" w:fill="FFFFFF"/>
         <w:spacing w:after="0" w:line="240" w:lineRule="auto"/>
@@ -5398,11 +5278,11 @@
           <w:color w:val="000000"/>
           <w:kern w:val="0"/>
           <w:lang w:eastAsia="es-PE"/>
-          <w14:ligatures w14:val="none"/>
-        </w:rPr>
-      </w:pPr>
-    </w:p>
-    <w:p>
+          <ns2:ligatures ns2:val="none"/>
+        </w:rPr>
+      </w:pPr>
+    </w:p>
+    <w:p ns2:paraId="1CC114EB" ns2:textId="6EF2D26C">
       <w:pPr>
         <w:shd w:val="clear" w:color="auto" w:fill="FFFFFF"/>
         <w:spacing w:after="0" w:line="240" w:lineRule="auto"/>
@@ -5413,7 +5293,7 @@
           <w:color w:val="000000"/>
           <w:kern w:val="0"/>
           <w:lang w:eastAsia="es-PE"/>
-          <w14:ligatures w14:val="none"/>
+          <ns2:ligatures ns2:val="none"/>
         </w:rPr>
       </w:pPr>
       <w:r>
@@ -5422,7 +5302,7 @@
           <w:b/>
           <w:bCs/>
           <w:kern w:val="0"/>
-          <w14:ligatures w14:val="none"/>
+          <ns2:ligatures ns2:val="none"/>
         </w:rPr>
         <w:t>OCTAVO</w:t>
       </w:r>
@@ -5433,7 +5313,7 @@
           <w:color w:val="000000"/>
           <w:kern w:val="0"/>
           <w:lang w:eastAsia="es-PE"/>
-          <w14:ligatures w14:val="none"/>
+          <ns2:ligatures ns2:val="none"/>
         </w:rPr>
         <w:t>:</w:t>
       </w:r>
@@ -5443,7 +5323,7 @@
           <w:color w:val="000000"/>
           <w:kern w:val="0"/>
           <w:lang w:eastAsia="es-PE"/>
-          <w14:ligatures w14:val="none"/>
+          <ns2:ligatures ns2:val="none"/>
         </w:rPr>
         <w:t xml:space="preserve"> informar a las partes que conforme a lo establecido en el artículo 39</w:t>
       </w:r>
@@ -5453,7 +5333,7 @@
           <w:color w:val="000000"/>
           <w:kern w:val="0"/>
           <w:lang w:eastAsia="es-PE"/>
-          <w14:ligatures w14:val="none"/>
+          <ns2:ligatures ns2:val="none"/>
         </w:rPr>
         <w:t/>
       </w:r>
@@ -5463,12 +5343,12 @@
           <w:color w:val="000000"/>
           <w:kern w:val="0"/>
           <w:lang w:eastAsia="es-PE"/>
-          <w14:ligatures w14:val="none"/>
+          <ns2:ligatures ns2:val="none"/>
         </w:rPr>
         <w:t xml:space="preserve"> de la Ley sobre Facultades, Normas y Organización del Indecopi, aprobada por Decreto Legislativo 807, los gastos por los peritajes realizados, actuación de pruebas, inspecciones y otros derivados de la tramitación del proceso serán de cargo de la parte que solicita la prueba, salvo pacto en contrario. En todos los casos, la resolución final determinará si los gastos deben ser asumidos por alguna de las partes, o reembolsados a la otra parte o al Indecopi, según sea el caso, de manera adicional a la sanción que haya podido imponerse. </w:t>
       </w:r>
     </w:p>
-    <w:p>
+    <w:p ns2:paraId="364C4B19" ns2:textId="77777777">
       <w:pPr>
         <w:shd w:val="clear" w:color="auto" w:fill="FFFFFF"/>
         <w:spacing w:after="0" w:line="240" w:lineRule="auto"/>
@@ -5479,11 +5359,11 @@
           <w:color w:val="000000"/>
           <w:kern w:val="0"/>
           <w:lang w:eastAsia="es-PE"/>
-          <w14:ligatures w14:val="none"/>
-        </w:rPr>
-      </w:pPr>
-    </w:p>
-    <w:p>
+          <ns2:ligatures ns2:val="none"/>
+        </w:rPr>
+      </w:pPr>
+    </w:p>
+    <w:p ns2:paraId="27E9BBC0" ns2:textId="2CD79B5D">
       <w:pPr>
         <w:suppressAutoHyphens/>
         <w:spacing w:after="0" w:line="240" w:lineRule="auto"/>
@@ -5493,7 +5373,7 @@
           <w:rFonts w:ascii="Arial Narrow" w:eastAsia="Calibri" w:hAnsi="Arial Narrow" w:cs="Arial"/>
           <w:kern w:val="0"/>
           <w:u w:val="single"/>
-          <w14:ligatures w14:val="none"/>
+          <ns2:ligatures ns2:val="none"/>
         </w:rPr>
       </w:pPr>
       <w:r>
@@ -5503,7 +5383,7 @@
           <w:color w:val="000000"/>
           <w:kern w:val="0"/>
           <w:lang w:eastAsia="es-PE"/>
-          <w14:ligatures w14:val="none"/>
+          <ns2:ligatures ns2:val="none"/>
         </w:rPr>
         <w:t>NOVENO</w:t>
       </w:r>
@@ -5512,7 +5392,7 @@
           <w:rFonts w:ascii="Arial Narrow" w:eastAsia="Calibri" w:hAnsi="Arial Narrow" w:cs="Arial"/>
           <w:b/>
           <w:kern w:val="0"/>
-          <w14:ligatures w14:val="none"/>
+          <ns2:ligatures ns2:val="none"/>
         </w:rPr>
         <w:t>:</w:t>
       </w:r>
@@ -5520,7 +5400,7 @@
         <w:rPr>
           <w:rFonts w:ascii="Arial Narrow" w:eastAsia="Calibri" w:hAnsi="Arial Narrow" w:cs="Arial"/>
           <w:kern w:val="0"/>
-          <w14:ligatures w14:val="none"/>
+          <ns2:ligatures ns2:val="none"/>
         </w:rPr>
         <w:t xml:space="preserve"> comunicar a las partes que, </w:t>
       </w:r>
@@ -5529,7 +5409,7 @@
         <w:rPr>
           <w:rFonts w:ascii="Arial Narrow" w:eastAsia="Calibri" w:hAnsi="Arial Narrow" w:cs="Arial"/>
           <w:kern w:val="0"/>
-          <w14:ligatures w14:val="none"/>
+          <ns2:ligatures ns2:val="none"/>
         </w:rPr>
         <w:t>de acuerdo a</w:t>
       </w:r>
@@ -5538,7 +5418,7 @@
         <w:rPr>
           <w:rFonts w:ascii="Arial Narrow" w:eastAsia="Calibri" w:hAnsi="Arial Narrow" w:cs="Arial"/>
           <w:kern w:val="0"/>
-          <w14:ligatures w14:val="none"/>
+          <ns2:ligatures ns2:val="none"/>
         </w:rPr>
         <w:t xml:space="preserve"> lo señalado por el artículo 29</w:t>
       </w:r>
@@ -5548,7 +5428,7 @@
           <w:color w:val="000000"/>
           <w:kern w:val="0"/>
           <w:lang w:eastAsia="es-PE"/>
-          <w14:ligatures w14:val="none"/>
+          <ns2:ligatures ns2:val="none"/>
         </w:rPr>
         <w:t/>
       </w:r>
@@ -5556,7 +5436,7 @@
         <w:rPr>
           <w:rFonts w:ascii="Arial Narrow" w:eastAsia="Calibri" w:hAnsi="Arial Narrow" w:cs="Arial"/>
           <w:kern w:val="0"/>
-          <w14:ligatures w14:val="none"/>
+          <ns2:ligatures ns2:val="none"/>
         </w:rPr>
         <w:t xml:space="preserve"> del Decreto Legislativo 807</w:t>
       </w:r>
@@ -5566,7 +5446,7 @@
           <w:rFonts w:ascii="Arial Narrow" w:eastAsia="Calibri" w:hAnsi="Arial Narrow" w:cs="Arial"/>
           <w:kern w:val="0"/>
           <w:vertAlign w:val="superscript"/>
-          <w14:ligatures w14:val="none"/>
+          <ns2:ligatures ns2:val="none"/>
         </w:rPr>
         <w:footnoteReference w:id="12"/>
       </w:r>
@@ -5574,7 +5454,7 @@
         <w:rPr>
           <w:rFonts w:ascii="Arial Narrow" w:eastAsia="Calibri" w:hAnsi="Arial Narrow" w:cs="Arial"/>
           <w:kern w:val="0"/>
-          <w14:ligatures w14:val="none"/>
+          <ns2:ligatures ns2:val="none"/>
         </w:rPr>
         <w:t xml:space="preserve">, hasta antes de la emisión de la Resolución Final tienen la posibilidad de solicitar una audiencia de conciliación. En caso deleguen a favor de una tercera persona su actuación en la diligencia programada, esta deberá presentar un poder especial con firma legalizada ante Notario Público, donde conste </w:t>
       </w:r>
@@ -5583,7 +5463,7 @@
           <w:rFonts w:ascii="Arial Narrow" w:eastAsia="Calibri" w:hAnsi="Arial Narrow" w:cs="Arial"/>
           <w:kern w:val="0"/>
           <w:u w:val="single"/>
-          <w14:ligatures w14:val="none"/>
+          <ns2:ligatures ns2:val="none"/>
         </w:rPr>
         <w:t>expresamente su facultad para asistir y conciliar en su representación</w:t>
       </w:r>
@@ -5592,7 +5472,7 @@
           <w:rFonts w:ascii="Arial Narrow" w:eastAsia="Calibri" w:hAnsi="Arial Narrow" w:cs="Arial"/>
           <w:bCs/>
           <w:kern w:val="0"/>
-          <w14:ligatures w14:val="none"/>
+          <ns2:ligatures ns2:val="none"/>
         </w:rPr>
         <w:t>.</w:t>
       </w:r>
@@ -5602,7 +5482,7 @@
           <w:b/>
           <w:bCs/>
           <w:kern w:val="0"/>
-          <w14:ligatures w14:val="none"/>
+          <ns2:ligatures ns2:val="none"/>
         </w:rPr>
         <w:t xml:space="preserve"> </w:t>
       </w:r>
@@ -5611,12 +5491,12 @@
           <w:rFonts w:ascii="Arial Narrow" w:eastAsia="Calibri" w:hAnsi="Arial Narrow" w:cs="Arial"/>
           <w:kern w:val="0"/>
           <w:u w:val="single"/>
-          <w14:ligatures w14:val="none"/>
+          <ns2:ligatures ns2:val="none"/>
         </w:rPr>
         <w:t xml:space="preserve">Ello bajo apercibimiento de no realizar la audiencia de conciliación y levantar el acta de inasistencia correspondiente. </w:t>
       </w:r>
     </w:p>
-    <w:p>
+    <w:p ns2:paraId="4CD47B08" ns2:textId="77777777">
       <w:pPr>
         <w:suppressAutoHyphens/>
         <w:spacing w:after="0" w:line="240" w:lineRule="auto"/>
@@ -5626,11 +5506,11 @@
           <w:rFonts w:ascii="Arial Narrow" w:eastAsia="Calibri" w:hAnsi="Arial Narrow" w:cs="Arial"/>
           <w:kern w:val="0"/>
           <w:u w:val="single"/>
-          <w14:ligatures w14:val="none"/>
-        </w:rPr>
-      </w:pPr>
-    </w:p>
-    <w:p>
+          <ns2:ligatures ns2:val="none"/>
+        </w:rPr>
+      </w:pPr>
+    </w:p>
+    <w:p ns2:paraId="0E80CA49" ns2:textId="6BD69B2F">
       <w:pPr>
         <w:suppressAutoHyphens/>
         <w:spacing w:after="0" w:line="240" w:lineRule="auto"/>
@@ -5641,7 +5521,7 @@
           <w:color w:val="000000"/>
           <w:kern w:val="0"/>
           <w:lang w:eastAsia="es-PE"/>
-          <w14:ligatures w14:val="none"/>
+          <ns2:ligatures ns2:val="none"/>
         </w:rPr>
       </w:pPr>
       <w:r>
@@ -5659,7 +5539,7 @@
           <w:color w:val="000000"/>
           <w:kern w:val="0"/>
           <w:lang w:eastAsia="es-PE"/>
-          <w14:ligatures w14:val="none"/>
+          <ns2:ligatures ns2:val="none"/>
         </w:rPr>
         <w:t>:</w:t>
       </w:r>
@@ -5669,14 +5549,14 @@
           <w:color w:val="000000"/>
           <w:kern w:val="0"/>
           <w:lang w:eastAsia="es-PE"/>
-          <w14:ligatures w14:val="none"/>
+          <ns2:ligatures ns2:val="none"/>
         </w:rPr>
         <w:t xml:space="preserve"> poner en conocimiento de las partes que, antes de la emisión de la Resolución Final, tienen la posibilidad de formular su desistimiento o presentar el acuerdo arribado mediante la conciliación, mediación, transacción o cualquier otro que, de forma indubitable, deje constancia que se ha solucionado la controversia materia de denuncia.</w:t>
       </w:r>
       <w:bookmarkStart w:id="21" w:name="h.gjdgxs" w:colFirst="0" w:colLast="0"/>
       <w:bookmarkEnd w:id="21"/>
     </w:p>
-    <w:p>
+    <w:p ns2:paraId="7DDD06F7" ns2:textId="77777777">
       <w:pPr>
         <w:suppressAutoHyphens/>
         <w:spacing w:after="0" w:line="240" w:lineRule="auto"/>
@@ -5687,11 +5567,11 @@
           <w:color w:val="000000"/>
           <w:kern w:val="0"/>
           <w:lang w:eastAsia="es-PE"/>
-          <w14:ligatures w14:val="none"/>
-        </w:rPr>
-      </w:pPr>
-    </w:p>
-    <w:p>
+          <ns2:ligatures ns2:val="none"/>
+        </w:rPr>
+      </w:pPr>
+    </w:p>
+    <w:p ns2:paraId="65D52E04" ns2:textId="15CD5E32">
       <w:pPr>
         <w:suppressAutoHyphens/>
         <w:spacing w:after="0" w:line="240" w:lineRule="auto"/>
@@ -5723,7 +5603,7 @@
           <w:b/>
           <w:spacing w:val="-3"/>
           <w:kern w:val="0"/>
-          <w14:ligatures w14:val="none"/>
+          <ns2:ligatures ns2:val="none"/>
         </w:rPr>
         <w:t/>
       </w:r>
@@ -5733,7 +5613,7 @@
           <w:bCs/>
           <w:spacing w:val="-3"/>
           <w:kern w:val="0"/>
-          <w14:ligatures w14:val="none"/>
+          <ns2:ligatures ns2:val="none"/>
         </w:rPr>
         <w:t xml:space="preserve"/>
       </w:r>
@@ -5743,7 +5623,7 @@
           <w:bCs/>
           <w:spacing w:val="-3"/>
           <w:kern w:val="0"/>
-          <w14:ligatures w14:val="none"/>
+          <ns2:ligatures ns2:val="none"/>
         </w:rPr>
         <w:t xml:space="preserve"/>
       </w:r>
@@ -5753,7 +5633,7 @@
           <w:bCs/>
           <w:spacing w:val="-3"/>
           <w:kern w:val="0"/>
-          <w14:ligatures w14:val="none"/>
+          <ns2:ligatures ns2:val="none"/>
         </w:rPr>
         <w:t/>
       </w:r>
@@ -5763,7 +5643,7 @@
           <w:bCs/>
           <w:spacing w:val="-3"/>
           <w:kern w:val="0"/>
-          <w14:ligatures w14:val="none"/>
+          <ns2:ligatures ns2:val="none"/>
         </w:rPr>
         <w:t xml:space="preserve"/>
       </w:r>
@@ -5774,7 +5654,7 @@
           <w:kern w:val="0"/>
           <w:shd w:val="clear" w:color="auto" w:fill="FFFFFF"/>
           <w:lang w:eastAsia="es-PE"/>
-          <w14:ligatures w14:val="none"/>
+          <ns2:ligatures ns2:val="none"/>
         </w:rPr>
         <w:t xml:space="preserve"/>
       </w:r>
@@ -5812,7 +5692,7 @@
           <w:color w:val="000000"/>
           <w:kern w:val="0"/>
           <w:lang w:eastAsia="es-PE"/>
-          <w14:ligatures w14:val="none"/>
+          <ns2:ligatures ns2:val="none"/>
         </w:rPr>
         <w:t/>
       </w:r>
@@ -5837,7 +5717,7 @@
           <w:color w:val="000000"/>
           <w:kern w:val="0"/>
           <w:lang w:eastAsia="es-PE"/>
-          <w14:ligatures w14:val="none"/>
+          <ns2:ligatures ns2:val="none"/>
         </w:rPr>
         <w:t/>
       </w:r>
@@ -5872,7 +5752,7 @@
       </w:r>
     </w:p>
     <w:bookmarkEnd w:id="22"/>
-    <w:p>
+    <w:p ns2:paraId="3E532F10" ns2:textId="77777777">
       <w:pPr>
         <w:suppressAutoHyphens/>
         <w:spacing w:after="0" w:line="240" w:lineRule="auto"/>
@@ -5883,7 +5763,7 @@
         </w:rPr>
       </w:pPr>
     </w:p>
-    <w:p>
+    <w:p ns2:paraId="0407B94C" ns2:textId="38EA8458">
       <w:pPr>
         <w:suppressAutoHyphens/>
         <w:spacing w:after="0" w:line="240" w:lineRule="auto"/>
@@ -5907,7 +5787,7 @@
           <w:b/>
           <w:spacing w:val="-3"/>
           <w:kern w:val="0"/>
-          <w14:ligatures w14:val="none"/>
+          <ns2:ligatures ns2:val="none"/>
         </w:rPr>
         <w:t>SEGUNDO</w:t>
       </w:r>
@@ -5967,7 +5847,7 @@
         <w:t>efectúe el acuse de recibo mediante la confirmación de recepción de la notificación remitida por este despacho a su Casilla Electrónica, dentro de los cinco (5) primeros días hábiles siguientes a la fecha en que recibe la notificación.</w:t>
       </w:r>
     </w:p>
-    <w:p>
+    <w:p ns2:paraId="192AA86D" ns2:textId="77777777">
       <w:pPr>
         <w:spacing w:after="0" w:line="240" w:lineRule="auto"/>
         <w:contextualSpacing/>
@@ -5978,11 +5858,11 @@
           <w:color w:val="000000"/>
           <w:kern w:val="0"/>
           <w:lang w:eastAsia="es-PE"/>
-          <w14:ligatures w14:val="none"/>
-        </w:rPr>
-      </w:pPr>
-    </w:p>
-    <w:p>
+          <ns2:ligatures ns2:val="none"/>
+        </w:rPr>
+      </w:pPr>
+    </w:p>
+    <w:p ns2:paraId="5F54D698" ns2:textId="77777777">
       <w:pPr>
         <w:spacing w:after="0" w:line="240" w:lineRule="auto"/>
         <w:contextualSpacing/>
@@ -5993,11 +5873,11 @@
           <w:color w:val="000000"/>
           <w:kern w:val="0"/>
           <w:lang w:eastAsia="es-PE"/>
-          <w14:ligatures w14:val="none"/>
-        </w:rPr>
-      </w:pPr>
-    </w:p>
-    <w:p>
+          <ns2:ligatures ns2:val="none"/>
+        </w:rPr>
+      </w:pPr>
+    </w:p>
+    <w:p ns2:paraId="69ED4CAD" ns2:textId="77777777">
       <w:pPr>
         <w:spacing w:after="0" w:line="240" w:lineRule="auto"/>
         <w:contextualSpacing/>
@@ -6008,11 +5888,11 @@
           <w:color w:val="000000"/>
           <w:kern w:val="0"/>
           <w:lang w:eastAsia="es-PE"/>
-          <w14:ligatures w14:val="none"/>
-        </w:rPr>
-      </w:pPr>
-    </w:p>
-    <w:p>
+          <ns2:ligatures ns2:val="none"/>
+        </w:rPr>
+      </w:pPr>
+    </w:p>
+    <w:p ns2:paraId="4B585CBD" ns2:textId="77777777">
       <w:pPr>
         <w:spacing w:after="0" w:line="240" w:lineRule="auto"/>
         <w:contextualSpacing/>
@@ -6023,11 +5903,11 @@
           <w:color w:val="000000"/>
           <w:kern w:val="0"/>
           <w:lang w:eastAsia="es-PE"/>
-          <w14:ligatures w14:val="none"/>
-        </w:rPr>
-      </w:pPr>
-    </w:p>
-    <w:p>
+          <ns2:ligatures ns2:val="none"/>
+        </w:rPr>
+      </w:pPr>
+    </w:p>
+    <w:p ns2:paraId="375C384E" ns2:textId="4FA36B4E">
       <w:pPr>
         <w:spacing w:after="0" w:line="240" w:lineRule="auto"/>
         <w:contextualSpacing/>
@@ -6038,23 +5918,23 @@
           <w:color w:val="000000"/>
           <w:kern w:val="0"/>
           <w:lang w:eastAsia="es-PE"/>
-          <w14:ligatures w14:val="none"/>
-        </w:rPr>
-      </w:pPr>
-      <w:r>
-        <w:rPr>
-          <w:rFonts w:ascii="Arial Narrow" w:eastAsia="Arial Narrow" w:hAnsi="Arial Narrow" w:cs="Arial Narrow"/>
-          <w:b/>
-          <w:color w:val="000000"/>
-          <w:kern w:val="0"/>
-          <w:lang w:eastAsia="es-PE"/>
-          <w14:ligatures w14:val="none"/>
+          <ns2:ligatures ns2:val="none"/>
+        </w:rPr>
+      </w:pPr>
+      <w:r>
+        <w:rPr>
+          <w:rFonts w:ascii="Arial Narrow" w:eastAsia="Arial Narrow" w:hAnsi="Arial Narrow" w:cs="Arial Narrow"/>
+          <w:b/>
+          <w:color w:val="000000"/>
+          <w:kern w:val="0"/>
+          <w:lang w:eastAsia="es-PE"/>
+          <ns2:ligatures ns2:val="none"/>
         </w:rPr>
         <w:t>Firmado digitalmente por</w:t>
       </w:r>
     </w:p>
     <w:bookmarkEnd w:id="0"/>
-    <w:p>
+    <w:p ns2:paraId="59985B4A" ns2:textId="77777777">
       <w:pPr>
         <w:shd w:val="clear" w:color="auto" w:fill="FFFFFF"/>
         <w:spacing w:after="0" w:line="240" w:lineRule="auto"/>
@@ -6066,7 +5946,7 @@
           <w:bCs/>
           <w:color w:val="000000"/>
           <w:kern w:val="0"/>
-          <w14:ligatures w14:val="none"/>
+          <ns2:ligatures ns2:val="none"/>
         </w:rPr>
       </w:pPr>
       <w:r>
@@ -6076,12 +5956,12 @@
           <w:bCs/>
           <w:color w:val="000000"/>
           <w:kern w:val="0"/>
-          <w14:ligatures w14:val="none"/>
+          <ns2:ligatures ns2:val="none"/>
         </w:rPr>
         <w:t>EVELING ROA QUISPE</w:t>
       </w:r>
     </w:p>
-    <w:p>
+    <w:p ns2:paraId="44F30378" ns2:textId="77777777">
       <w:pPr>
         <w:shd w:val="clear" w:color="auto" w:fill="FFFFFF"/>
         <w:spacing w:after="0" w:line="240" w:lineRule="auto"/>
@@ -6093,7 +5973,7 @@
           <w:bCs/>
           <w:color w:val="000000"/>
           <w:kern w:val="0"/>
-          <w14:ligatures w14:val="none"/>
+          <ns2:ligatures ns2:val="none"/>
         </w:rPr>
       </w:pPr>
       <w:r>
@@ -6103,12 +5983,12 @@
           <w:bCs/>
           <w:color w:val="000000"/>
           <w:kern w:val="0"/>
-          <w14:ligatures w14:val="none"/>
+          <ns2:ligatures ns2:val="none"/>
         </w:rPr>
         <w:t>Secretaria Técnica</w:t>
       </w:r>
     </w:p>
-    <w:p>
+    <w:p ns2:paraId="39D8E76A" ns2:textId="77777777">
       <w:pPr>
         <w:shd w:val="clear" w:color="auto" w:fill="FFFFFF"/>
         <w:spacing w:after="0" w:line="240" w:lineRule="auto"/>
@@ -6120,7 +6000,7 @@
           <w:bCs/>
           <w:color w:val="000000"/>
           <w:kern w:val="0"/>
-          <w14:ligatures w14:val="none"/>
+          <ns2:ligatures ns2:val="none"/>
         </w:rPr>
       </w:pPr>
       <w:r>
@@ -6130,27 +6010,27 @@
           <w:bCs/>
           <w:color w:val="000000"/>
           <w:kern w:val="0"/>
-          <w14:ligatures w14:val="none"/>
+          <ns2:ligatures ns2:val="none"/>
         </w:rPr>
         <w:t>Comisión de Protección al Consumidor 1</w:t>
       </w:r>
     </w:p>
-    <w:p>
-      <w:pPr>
-        <w:spacing w:after="0" w:line="240" w:lineRule="auto"/>
-        <w:contextualSpacing/>
-        <w:jc w:val="both"/>
-        <w:rPr>
-          <w:rFonts w:ascii="Arial Narrow" w:eastAsia="Arial Narrow" w:hAnsi="Arial Narrow" w:cs="Arial Narrow"/>
-          <w:b/>
-          <w:color w:val="000000"/>
-          <w:kern w:val="0"/>
-          <w:lang w:eastAsia="es-PE"/>
-          <w14:ligatures w14:val="none"/>
-        </w:rPr>
-      </w:pPr>
-    </w:p>
-    <w:p>
+    <w:p ns2:paraId="513298A9" ns2:textId="77777777">
+      <w:pPr>
+        <w:spacing w:after="0" w:line="240" w:lineRule="auto"/>
+        <w:contextualSpacing/>
+        <w:jc w:val="both"/>
+        <w:rPr>
+          <w:rFonts w:ascii="Arial Narrow" w:eastAsia="Arial Narrow" w:hAnsi="Arial Narrow" w:cs="Arial Narrow"/>
+          <w:b/>
+          <w:color w:val="000000"/>
+          <w:kern w:val="0"/>
+          <w:lang w:eastAsia="es-PE"/>
+          <ns2:ligatures ns2:val="none"/>
+        </w:rPr>
+      </w:pPr>
+    </w:p>
+    <w:p ns2:paraId="74AAB5F4" ns2:textId="5ECEA706">
       <w:pPr>
         <w:spacing w:after="0" w:line="240" w:lineRule="auto"/>
         <w:contextualSpacing/>
@@ -6169,7 +6049,7 @@
           <w:sz w:val="16"/>
           <w:szCs w:val="16"/>
           <w:lang w:eastAsia="es-PE"/>
-          <w14:ligatures w14:val="none"/>
+          <ns2:ligatures ns2:val="none"/>
         </w:rPr>
         <w:t>LGP</w:t>
       </w:r>
@@ -6181,14 +6061,14 @@
           <w:sz w:val="16"/>
           <w:szCs w:val="16"/>
           <w:lang w:eastAsia="es-PE"/>
-          <w14:ligatures w14:val="none"/>
+          <ns2:ligatures ns2:val="none"/>
         </w:rPr>
         <w:t>/JCQ</w:t>
       </w:r>
     </w:p>
     <w:sectPr>
-      <w:headerReference w:type="default" r:id="rId8"/>
-      <w:footerReference w:type="default" r:id="rId9"/>
+      <w:headerReference w:type="default" ns3:id="rId8"/>
+      <w:footerReference w:type="default" ns3:id="rId9"/>
       <w:pgSz w:w="11906" w:h="16838"/>
       <w:pgMar w:top="1417" w:right="1701" w:bottom="1417" w:left="1701" w:header="708" w:footer="708" w:gutter="0"/>
       <w:cols w:space="708"/>

--- a/plantillas_maestras/01_seguro_vehicular/falta_atencion_o_demora_reclamo/2_o_mas_ddos_varios/varon/TPL_1337_2026_SEGURO_VEHICULAR_FALTA_ATENCION_O_DEMORA_RECLAMO_ASEGURADORA_VARON_R3.docx
+++ b/plantillas_maestras/01_seguro_vehicular/falta_atencion_o_demora_reclamo/2_o_mas_ddos_varios/varon/TPL_1337_2026_SEGURO_VEHICULAR_FALTA_ATENCION_O_DEMORA_RECLAMO_ASEGURADORA_VARON_R3.docx
@@ -2066,7 +2066,7 @@
           <w:lang w:eastAsia="es-ES"/>
           <ns2:ligatures ns2:val="none"/>
         </w:rPr>
-        <w:t xml:space="preserve">Por Resolución N 2 del 12 de mayo de 2026, la Secretaría Técnica resolvió declarar inadmisible la denuncia presentada por el señor [APELLIDO] al no haber absuelto el requerimiento efectuado mediante Resolución 1; no obstante, el [APELLIDO] presentó un escrito de subsanación el 11 de mayo de 2026.</w:t>
+        <w:t xml:space="preserve">Por Resolución 2 del 12 de mayo de 2026, la Secretaría Técnica resolvió declarar inadmisible la denuncia presentada por el señor [APELLIDO] al no haber absuelto el requerimiento efectuado mediante Resolución 1; no obstante, el [APELLIDO] presentó un escrito de subsanación el 11 de mayo de 2026.</w:t>
       </w:r>
       <w:r>
         <w:rPr>
@@ -4794,7 +4794,7 @@
           <w:sz w:val="20"/>
           <w:szCs w:val="20"/>
         </w:rPr>
-        <w:t xml:space="preserve">correr traslado de la presente resolución a Pacífico Compañía de Seguros y Reaseguros S.A para que, de conformidad con lo dispuesto por el artículo 26° de la Ley sobre Facultades, Normas y Organización del Indecopi, aprobado por Decreto Legislativo N° 8079, presenten sus descargos sobre la imputación de cargos realizada en un plazo no mayor a cinco (5) días hábiles contado a partir del día siguiente de la notificación de la presente resolución, vencido el cual, el Secretario Técnico declarará en rebeldía a los denunciados que no lo hubieran presentado. Debe precisarse que de conformidad con lo establecido por el artículo 223° del Texto Único Ordenado de la Ley N° 27444, Ley del Procedimiento Administrativo General, las alegaciones y los hechos relevantes de la reclamación, salvo que hayan sido específicamente negadas en la contestación, se tendrán por aceptadas o meritadas como ciertas.</w:t>
+        <w:t xml:space="preserve">correr traslado de la presente resolución a Pacífico Compañía de Seguros y Reaseguros S.A. para que, de conformidad con lo dispuesto por el artículo 26 de la Ley sobre Facultades, Normas y Organización del Indecopi, aprobada por Decreto Legislativo 807, presente sus descargos sobre la imputación de cargos realizada en un plazo no mayor a cinco (5) días hábiles contado a partir del día siguiente de la notificación de la presente resolución, vencido el cual, el Secretario Técnico declarará en rebeldía al denunciado que no lo hubiera presentado. Debe precisarse que de conformidad con lo establecido por el artículo 223 del Texto Único Ordenado de la Ley 27444, Ley del Procedimiento Administrativo General, las alegaciones y los hechos relevantes de la reclamación, salvo que hayan sido específicamente negadas en la contestación, se tendrán por aceptadas o merituadas como ciertas.</w:t>
       </w:r>
     </w:p>
     <w:p ns2:paraId="228F876C" ns2:textId="77777777">

--- a/plantillas_maestras/01_seguro_vehicular/falta_atencion_o_demora_reclamo/2_o_mas_ddos_varios/varon/TPL_1337_2026_SEGURO_VEHICULAR_FALTA_ATENCION_O_DEMORA_RECLAMO_ASEGURADORA_VARON_R3.docx
+++ b/plantillas_maestras/01_seguro_vehicular/falta_atencion_o_demora_reclamo/2_o_mas_ddos_varios/varon/TPL_1337_2026_SEGURO_VEHICULAR_FALTA_ATENCION_O_DEMORA_RECLAMO_ASEGURADORA_VARON_R3.docx
@@ -490,7 +490,7 @@
           <w:lang w:eastAsia="es-PE"/>
           <ns2:ligatures ns2:val="none"/>
         </w:rPr>
-        <w:t>28</w:t>
+        <w:t xml:space="preserve">28 de mayo de 2026</w:t>
       </w:r>
       <w:r>
         <w:rPr>
@@ -501,7 +501,7 @@
           <w:lang w:eastAsia="es-PE"/>
           <ns2:ligatures ns2:val="none"/>
         </w:rPr>
-        <w:t xml:space="preserve"> de </w:t>
+        <w:t xml:space="preserve"/>
       </w:r>
       <w:r>
         <w:rPr>
@@ -512,7 +512,7 @@
           <w:lang w:eastAsia="es-PE"/>
           <ns2:ligatures ns2:val="none"/>
         </w:rPr>
-        <w:t>mayo</w:t>
+        <w:t xml:space="preserve"/>
       </w:r>
       <w:r>
         <w:rPr>
@@ -523,7 +523,7 @@
           <w:lang w:eastAsia="es-PE"/>
           <ns2:ligatures ns2:val="none"/>
         </w:rPr>
-        <w:t xml:space="preserve"> </w:t>
+        <w:t xml:space="preserve"/>
       </w:r>
       <w:r>
         <w:rPr>
@@ -534,7 +534,7 @@
           <w:lang w:eastAsia="es-PE"/>
           <ns2:ligatures ns2:val="none"/>
         </w:rPr>
-        <w:t xml:space="preserve">de </w:t>
+        <w:t xml:space="preserve"/>
       </w:r>
       <w:r>
         <w:rPr>
@@ -545,7 +545,7 @@
           <w:lang w:eastAsia="es-PE"/>
           <ns2:ligatures ns2:val="none"/>
         </w:rPr>
-        <w:t>2026</w:t>
+        <w:t xml:space="preserve"/>
       </w:r>
     </w:p>
     <w:p ns2:paraId="66CE1821" ns2:textId="77777777">
@@ -1531,7 +1531,7 @@
           <w:lang w:eastAsia="es-ES"/>
           <ns2:ligatures ns2:val="none"/>
         </w:rPr>
-        <w:t xml:space="preserve">l 22 de marzo de </w:t>
+        <w:t xml:space="preserve">l 22 de marzo de 2026</w:t>
       </w:r>
       <w:r>
         <w:rPr>
@@ -1542,7 +1542,7 @@
           <ns2:ligatures ns2:val="none"/>
         </w:rPr>
         <w:lastRenderedPageBreak/>
-        <w:t xml:space="preserve">2026, luego del ingreso del </w:t>
+        <w:t xml:space="preserve">, luego del ingreso del </w:t>
       </w:r>
       <w:r>
         <w:rPr>
@@ -6249,7 +6249,7 @@
           <w:sz w:val="16"/>
           <w:szCs w:val="16"/>
         </w:rPr>
-        <w:t>Denuncia remitida a esta Comisión mediante DOCUMENTO DE TRASLADO 001-2026-CPC-HRZ/INDECOPI de fecha 7 de enero de 2026, recepcionada el 21 de abril de 2026.</w:t>
+        <w:t xml:space="preserve">Denuncia remitida a esta Comisión mediante DOCUMENTO DE TRASLADO 001-2026-CPC-HRZ/INDECOPI de fecha 7 de enero de 2026, recibida el 21 de abril de 2026.</w:t>
       </w:r>
     </w:p>
     <w:p>
@@ -6321,7 +6321,7 @@
           <w:sz w:val="16"/>
           <w:szCs w:val="16"/>
         </w:rPr>
-        <w:t>el 2 de setiembre del 2010 en el Diario Oficial El Peruano, vigente desde el 2 de octubre del 2010 y modificado por Decreto Legislativo 1308.</w:t>
+        <w:t xml:space="preserve">el 2 de setiembre de 2010 en el Diario Oficial El Peruano, vigente desde el 2 de octubre de 2010 y modificado por Decreto Legislativo 1308.</w:t>
       </w:r>
     </w:p>
     <w:p>

--- a/plantillas_maestras/01_seguro_vehicular/falta_atencion_o_demora_reclamo/2_o_mas_ddos_varios/varon/TPL_1337_2026_SEGURO_VEHICULAR_FALTA_ATENCION_O_DEMORA_RECLAMO_ASEGURADORA_VARON_R3.docx
+++ b/plantillas_maestras/01_seguro_vehicular/falta_atencion_o_demora_reclamo/2_o_mas_ddos_varios/varon/TPL_1337_2026_SEGURO_VEHICULAR_FALTA_ATENCION_O_DEMORA_RECLAMO_ASEGURADORA_VARON_R3.docx
@@ -1,8 +1,8 @@
 
 <file path=word/document.xml><?xml version="1.0" encoding="utf-8"?>
-<w:document xmlns:ns1="http://schemas.openxmlformats.org/markup-compatibility/2006" xmlns:ns2="http://schemas.microsoft.com/office/word/2010/wordml" xmlns:ns3="http://schemas.openxmlformats.org/officeDocument/2006/relationships" xmlns:w="http://schemas.openxmlformats.org/wordprocessingml/2006/main" ns1:Ignorable="w14 w15 w16se w16cid w16 w16cex w16sdtdh w16sdtfl w16du wp14">
+<w:document xmlns:mc="http://schemas.openxmlformats.org/markup-compatibility/2006" xmlns:r="http://schemas.openxmlformats.org/officeDocument/2006/relationships" xmlns:w="http://schemas.openxmlformats.org/wordprocessingml/2006/main" xmlns:w14="http://schemas.microsoft.com/office/word/2010/wordml" xmlns:w15="http://schemas.microsoft.com/office/word/2012/wordml" xmlns:w16="http://schemas.microsoft.com/office/word/2018/wordml" xmlns:w16cex="http://schemas.microsoft.com/office/word/2018/wordml/cex" xmlns:w16cid="http://schemas.microsoft.com/office/word/2016/wordml/cid" xmlns:w16du="http://schemas.microsoft.com/office/word/2023/wordml/word16du" xmlns:w16sdtdh="http://schemas.microsoft.com/office/word/2020/wordml/sdtdatahash" xmlns:w16se="http://schemas.microsoft.com/office/word/2015/wordml/symex" xmlns:wp14="http://schemas.microsoft.com/office/word/2010/wordprocessingDrawing" mc:Ignorable="w14 w15 w16se w16cid w16 w16cex w16sdtdh w16du wp14">
   <w:body>
-    <w:p ns2:paraId="1B509B2D" ns2:textId="7F6D7416">
+    <w:p>
       <w:pPr>
         <w:tabs>
           <w:tab w:val="left" w:pos="1701"/>
@@ -15,7 +15,7 @@
           <w:color w:val="000000"/>
           <w:kern w:val="0"/>
           <w:lang w:eastAsia="es-PE"/>
-          <ns2:ligatures ns2:val="none"/>
+          <w14:ligatures w14:val="none"/>
         </w:rPr>
       </w:pPr>
       <w:bookmarkStart w:id="0" w:name="_Hlk80343540"/>
@@ -26,7 +26,7 @@
           <w:color w:val="000000"/>
           <w:kern w:val="0"/>
           <w:lang w:eastAsia="es-PE"/>
-          <ns2:ligatures ns2:val="none"/>
+          <w14:ligatures w14:val="none"/>
         </w:rPr>
         <w:t xml:space="preserve">EXPEDIENTE </w:t>
       </w:r>
@@ -37,7 +37,7 @@
           <w:color w:val="000000"/>
           <w:kern w:val="0"/>
           <w:lang w:eastAsia="es-PE"/>
-          <ns2:ligatures ns2:val="none"/>
+          <w14:ligatures w14:val="none"/>
         </w:rPr>
         <w:tab/>
         <w:t>:</w:t>
@@ -49,7 +49,7 @@
           <w:color w:val="000000"/>
           <w:kern w:val="0"/>
           <w:lang w:eastAsia="es-PE"/>
-          <ns2:ligatures ns2:val="none"/>
+          <w14:ligatures w14:val="none"/>
         </w:rPr>
         <w:tab/>
       </w:r>
@@ -62,12 +62,12 @@
           <w:kern w:val="0"/>
           <w:shd w:val="clear" w:color="auto" w:fill="FFFFFF"/>
           <w:lang w:eastAsia="es-PE"/>
-          <ns2:ligatures ns2:val="none"/>
+          <w14:ligatures w14:val="none"/>
         </w:rPr>
         <w:t>1337-2026/CC1</w:t>
       </w:r>
     </w:p>
-    <w:p ns2:paraId="7E5DC22B" ns2:textId="5542CB52">
+    <w:p>
       <w:pPr>
         <w:tabs>
           <w:tab w:val="left" w:pos="1701"/>
@@ -83,100 +83,26 @@
           <w:color w:val="000000"/>
           <w:kern w:val="0"/>
           <w:lang w:eastAsia="es-PE"/>
-          <ns2:ligatures ns2:val="none"/>
-        </w:rPr>
-      </w:pPr>
-      <w:r>
-        <w:rPr>
-          <w:rFonts w:ascii="Arial Narrow" w:eastAsia="Arial Narrow" w:hAnsi="Arial Narrow" w:cs="Arial Narrow"/>
-          <w:b/>
-          <w:color w:val="000000"/>
-          <w:kern w:val="0"/>
-          <w:lang w:eastAsia="es-PE"/>
-          <ns2:ligatures ns2:val="none"/>
-        </w:rPr>
-        <w:t xml:space="preserve">DENUNCIANTE:[DENUNCIANTE] (SEÑOR [APELLIDO])</w:t>
-      </w:r>
-      <w:r>
-        <w:rPr>
-          <w:rFonts w:ascii="Arial Narrow" w:eastAsia="Arial Narrow" w:hAnsi="Arial Narrow" w:cs="Arial Narrow"/>
-          <w:b/>
-          <w:color w:val="000000"/>
-          <w:kern w:val="0"/>
-          <w:lang w:eastAsia="es-PE"/>
-          <ns2:ligatures ns2:val="none"/>
-        </w:rPr>
+          <w14:ligatures w14:val="none"/>
+        </w:rPr>
+      </w:pPr>
+      <w:r>
+        <w:rPr>
+          <w:rFonts w:ascii="Arial Narrow" w:eastAsia="Arial Narrow" w:hAnsi="Arial Narrow" w:cs="Arial Narrow"/>
+          <w:b/>
+          <w:color w:val="000000"/>
+          <w:kern w:val="0"/>
+          <w:lang w:eastAsia="es-PE"/>
+          <w14:ligatures w14:val="none"/>
+        </w:rPr>
+        <w:t>DENUNCIANTE</w:t>
         <w:tab/>
-        <w:t/>
-      </w:r>
-      <w:r>
-        <w:rPr>
-          <w:rFonts w:ascii="Arial Narrow" w:eastAsia="Arial Narrow" w:hAnsi="Arial Narrow" w:cs="Arial Narrow"/>
-          <w:b/>
-          <w:color w:val="000000"/>
-          <w:kern w:val="0"/>
-          <w:lang w:eastAsia="es-PE"/>
-          <ns2:ligatures ns2:val="none"/>
-        </w:rPr>
+        <w:t>:</w:t>
         <w:tab/>
-      </w:r>
-      <w:r>
-        <w:rPr>
-          <w:rFonts w:ascii="Arial Narrow" w:eastAsia="Arial Narrow" w:hAnsi="Arial Narrow" w:cs="Arial Narrow"/>
-          <w:b/>
-          <w:color w:val="000000"/>
-          <w:kern w:val="0"/>
-          <w:lang w:eastAsia="es-PE"/>
-          <ns2:ligatures ns2:val="none"/>
-        </w:rPr>
-        <w:t xml:space="preserve"/>
-      </w:r>
-      <w:r>
-        <w:rPr>
-          <w:rFonts w:ascii="Arial Narrow" w:eastAsia="Arial Narrow" w:hAnsi="Arial Narrow" w:cs="Arial Narrow"/>
-          <w:b/>
-          <w:color w:val="000000"/>
-          <w:kern w:val="0"/>
-          <w:lang w:eastAsia="es-PE"/>
-          <ns2:ligatures ns2:val="none"/>
-        </w:rPr>
-        <w:t xml:space="preserve"/>
-      </w:r>
-      <w:r>
-        <w:rPr>
-          <w:rFonts w:ascii="Arial Narrow" w:eastAsia="Arial Narrow" w:hAnsi="Arial Narrow" w:cs="Arial Narrow"/>
-          <w:b/>
-          <w:color w:val="000000"/>
-          <w:kern w:val="0"/>
-          <w:lang w:eastAsia="es-PE"/>
-          <ns2:ligatures ns2:val="none"/>
-        </w:rPr>
-        <w:t xml:space="preserve"/>
-      </w:r>
-      <w:r>
-        <w:rPr>
-          <w:rFonts w:ascii="Arial Narrow" w:eastAsia="Arial Narrow" w:hAnsi="Arial Narrow" w:cs="Arial Narrow"/>
-          <w:b/>
-          <w:color w:val="000000"/>
-          <w:kern w:val="0"/>
-          <w:lang w:eastAsia="es-PE"/>
-          <ns2:ligatures ns2:val="none"/>
-        </w:rPr>
-        <w:t/>
-      </w:r>
-      <w:r>
-        <w:rPr>
-          <w:rFonts w:ascii="Arial Narrow" w:eastAsia="Arial Narrow" w:hAnsi="Arial Narrow" w:cs="Arial Narrow"/>
-          <w:b/>
-          <w:color w:val="000000"/>
-          <w:kern w:val="0"/>
-          <w:lang w:eastAsia="es-PE"/>
-          <ns2:ligatures ns2:val="none"/>
-        </w:rPr>
-        <w:t/>
-      </w:r>
-    </w:p>
-    <w:p ns2:paraId="6DEEEDFE" ns2:textId="213BFA36">
+        <w:t xml:space="preserve">[DENUNCIANTE] (SEÑOR [APELLIDO])</w:t>
+      </w:r>
+    </w:p>
+    <w:p>
       <w:pPr>
         <w:tabs>
           <w:tab w:val="left" w:pos="1701"/>
@@ -192,17 +118,17 @@
           <w:color w:val="000000"/>
           <w:kern w:val="0"/>
           <w:lang w:eastAsia="es-PE"/>
-          <ns2:ligatures ns2:val="none"/>
-        </w:rPr>
-      </w:pPr>
-      <w:r>
-        <w:rPr>
-          <w:rFonts w:ascii="Arial Narrow" w:eastAsia="Arial Narrow" w:hAnsi="Arial Narrow" w:cs="Arial Narrow"/>
-          <w:b/>
-          <w:color w:val="000000"/>
-          <w:kern w:val="0"/>
-          <w:lang w:eastAsia="es-PE"/>
-          <ns2:ligatures ns2:val="none"/>
+          <w14:ligatures w14:val="none"/>
+        </w:rPr>
+      </w:pPr>
+      <w:r>
+        <w:rPr>
+          <w:rFonts w:ascii="Arial Narrow" w:eastAsia="Arial Narrow" w:hAnsi="Arial Narrow" w:cs="Arial Narrow"/>
+          <w:b/>
+          <w:color w:val="000000"/>
+          <w:kern w:val="0"/>
+          <w:lang w:eastAsia="es-PE"/>
+          <w14:ligatures w14:val="none"/>
         </w:rPr>
         <w:t>DENUNCIADO</w:t>
       </w:r>
@@ -213,7 +139,7 @@
           <w:color w:val="000000"/>
           <w:kern w:val="0"/>
           <w:lang w:eastAsia="es-PE"/>
-          <ns2:ligatures ns2:val="none"/>
+          <w14:ligatures w14:val="none"/>
         </w:rPr>
         <w:tab/>
         <w:t>:</w:t>
@@ -225,7 +151,7 @@
           <w:color w:val="000000"/>
           <w:kern w:val="0"/>
           <w:lang w:eastAsia="es-PE"/>
-          <ns2:ligatures ns2:val="none"/>
+          <w14:ligatures w14:val="none"/>
         </w:rPr>
         <w:tab/>
       </w:r>
@@ -236,7 +162,7 @@
           <w:color w:val="000000"/>
           <w:kern w:val="0"/>
           <w:lang w:eastAsia="es-PE"/>
-          <ns2:ligatures ns2:val="none"/>
+          <w14:ligatures w14:val="none"/>
         </w:rPr>
         <w:t xml:space="preserve">PACÍFICO COMPAÑÍA DE SEGUROS Y REASEGUROS S.A. </w:t>
       </w:r>
@@ -247,7 +173,7 @@
           <w:color w:val="000000"/>
           <w:kern w:val="0"/>
           <w:lang w:eastAsia="es-PE"/>
-          <ns2:ligatures ns2:val="none"/>
+          <w14:ligatures w14:val="none"/>
         </w:rPr>
         <w:t>(</w:t>
       </w:r>
@@ -258,7 +184,7 @@
           <w:color w:val="000000"/>
           <w:kern w:val="0"/>
           <w:lang w:eastAsia="es-PE"/>
-          <ns2:ligatures ns2:val="none"/>
+          <w14:ligatures w14:val="none"/>
         </w:rPr>
         <w:t>PACÍFICO</w:t>
       </w:r>
@@ -269,12 +195,12 @@
           <w:color w:val="000000"/>
           <w:kern w:val="0"/>
           <w:lang w:eastAsia="es-PE"/>
-          <ns2:ligatures ns2:val="none"/>
+          <w14:ligatures w14:val="none"/>
         </w:rPr>
         <w:t>)</w:t>
       </w:r>
     </w:p>
-    <w:p ns2:paraId="022D2B94" ns2:textId="77777777">
+    <w:p>
       <w:pPr>
         <w:tabs>
           <w:tab w:val="left" w:pos="1701"/>
@@ -290,17 +216,17 @@
           <w:color w:val="000000"/>
           <w:kern w:val="0"/>
           <w:lang w:eastAsia="es-PE"/>
-          <ns2:ligatures ns2:val="none"/>
-        </w:rPr>
-      </w:pPr>
-      <w:r>
-        <w:rPr>
-          <w:rFonts w:ascii="Arial Narrow" w:eastAsia="Arial Narrow" w:hAnsi="Arial Narrow" w:cs="Arial Narrow"/>
-          <w:b/>
-          <w:color w:val="000000"/>
-          <w:kern w:val="0"/>
-          <w:lang w:eastAsia="es-PE"/>
-          <ns2:ligatures ns2:val="none"/>
+          <w14:ligatures w14:val="none"/>
+        </w:rPr>
+      </w:pPr>
+      <w:r>
+        <w:rPr>
+          <w:rFonts w:ascii="Arial Narrow" w:eastAsia="Arial Narrow" w:hAnsi="Arial Narrow" w:cs="Arial Narrow"/>
+          <w:b/>
+          <w:color w:val="000000"/>
+          <w:kern w:val="0"/>
+          <w:lang w:eastAsia="es-PE"/>
+          <w14:ligatures w14:val="none"/>
         </w:rPr>
         <w:t>MATERIAS</w:t>
       </w:r>
@@ -311,7 +237,7 @@
           <w:color w:val="000000"/>
           <w:kern w:val="0"/>
           <w:lang w:eastAsia="es-PE"/>
-          <ns2:ligatures ns2:val="none"/>
+          <w14:ligatures w14:val="none"/>
         </w:rPr>
         <w:tab/>
         <w:t xml:space="preserve">: </w:t>
@@ -323,13 +249,13 @@
           <w:color w:val="000000"/>
           <w:kern w:val="0"/>
           <w:lang w:eastAsia="es-PE"/>
-          <ns2:ligatures ns2:val="none"/>
+          <w14:ligatures w14:val="none"/>
         </w:rPr>
         <w:tab/>
         <w:t>ADMISIÓN A TRÁMITE</w:t>
       </w:r>
     </w:p>
-    <w:p ns2:paraId="19ED7B73" ns2:textId="77777777">
+    <w:p>
       <w:pPr>
         <w:tabs>
           <w:tab w:val="left" w:pos="1701"/>
@@ -345,17 +271,17 @@
           <w:color w:val="000000"/>
           <w:kern w:val="0"/>
           <w:lang w:eastAsia="es-PE"/>
-          <ns2:ligatures ns2:val="none"/>
-        </w:rPr>
-      </w:pPr>
-      <w:r>
-        <w:rPr>
-          <w:rFonts w:ascii="Arial Narrow" w:eastAsia="Arial Narrow" w:hAnsi="Arial Narrow" w:cs="Arial Narrow"/>
-          <w:b/>
-          <w:color w:val="000000"/>
-          <w:kern w:val="0"/>
-          <w:lang w:eastAsia="es-PE"/>
-          <ns2:ligatures ns2:val="none"/>
+          <w14:ligatures w14:val="none"/>
+        </w:rPr>
+      </w:pPr>
+      <w:r>
+        <w:rPr>
+          <w:rFonts w:ascii="Arial Narrow" w:eastAsia="Arial Narrow" w:hAnsi="Arial Narrow" w:cs="Arial Narrow"/>
+          <w:b/>
+          <w:color w:val="000000"/>
+          <w:kern w:val="0"/>
+          <w:lang w:eastAsia="es-PE"/>
+          <w14:ligatures w14:val="none"/>
         </w:rPr>
         <w:t>REQUERIMIENTO DE INFORMACIÓN</w:t>
       </w:r>
@@ -366,12 +292,12 @@
           <w:color w:val="000000"/>
           <w:kern w:val="0"/>
           <w:lang w:eastAsia="es-PE"/>
-          <ns2:ligatures ns2:val="none"/>
+          <w14:ligatures w14:val="none"/>
         </w:rPr>
         <w:t xml:space="preserve"> </w:t>
       </w:r>
     </w:p>
-    <w:p ns2:paraId="46A5A479" ns2:textId="513209FF">
+    <w:p>
       <w:pPr>
         <w:tabs>
           <w:tab w:val="left" w:pos="1701"/>
@@ -386,17 +312,17 @@
           <w:color w:val="000000"/>
           <w:kern w:val="0"/>
           <w:lang w:eastAsia="es-PE"/>
-          <ns2:ligatures ns2:val="none"/>
-        </w:rPr>
-      </w:pPr>
-      <w:r>
-        <w:rPr>
-          <w:rFonts w:ascii="Arial Narrow" w:eastAsia="Arial Narrow" w:hAnsi="Arial Narrow" w:cs="Arial Narrow"/>
-          <w:b/>
-          <w:color w:val="000000"/>
-          <w:kern w:val="0"/>
-          <w:lang w:eastAsia="es-PE"/>
-          <ns2:ligatures ns2:val="none"/>
+          <w14:ligatures w14:val="none"/>
+        </w:rPr>
+      </w:pPr>
+      <w:r>
+        <w:rPr>
+          <w:rFonts w:ascii="Arial Narrow" w:eastAsia="Arial Narrow" w:hAnsi="Arial Narrow" w:cs="Arial Narrow"/>
+          <w:b/>
+          <w:color w:val="000000"/>
+          <w:kern w:val="0"/>
+          <w:lang w:eastAsia="es-PE"/>
+          <w14:ligatures w14:val="none"/>
         </w:rPr>
         <w:t xml:space="preserve">RESOLUCIÓN </w:t>
       </w:r>
@@ -407,7 +333,7 @@
           <w:color w:val="000000"/>
           <w:kern w:val="0"/>
           <w:lang w:eastAsia="es-PE"/>
-          <ns2:ligatures ns2:val="none"/>
+          <w14:ligatures w14:val="none"/>
         </w:rPr>
         <w:tab/>
         <w:t>:</w:t>
@@ -419,7 +345,7 @@
           <w:color w:val="000000"/>
           <w:kern w:val="0"/>
           <w:lang w:eastAsia="es-PE"/>
-          <ns2:ligatures ns2:val="none"/>
+          <w14:ligatures w14:val="none"/>
         </w:rPr>
         <w:tab/>
       </w:r>
@@ -430,12 +356,12 @@
           <w:color w:val="000000"/>
           <w:kern w:val="0"/>
           <w:lang w:eastAsia="es-PE"/>
-          <ns2:ligatures ns2:val="none"/>
+          <w14:ligatures w14:val="none"/>
         </w:rPr>
         <w:t>3</w:t>
       </w:r>
     </w:p>
-    <w:p ns2:paraId="5BA3A18D" ns2:textId="77777777">
+    <w:p>
       <w:pPr>
         <w:tabs>
           <w:tab w:val="left" w:pos="1014"/>
@@ -449,11 +375,11 @@
           <w:kern w:val="0"/>
           <w:shd w:val="clear" w:color="auto" w:fill="FFFFFF"/>
           <w:lang w:eastAsia="es-PE"/>
-          <ns2:ligatures ns2:val="none"/>
-        </w:rPr>
-      </w:pPr>
-    </w:p>
-    <w:p ns2:paraId="2F799822" ns2:textId="3E581221">
+          <w14:ligatures w14:val="none"/>
+        </w:rPr>
+      </w:pPr>
+    </w:p>
+    <w:p>
       <w:pPr>
         <w:tabs>
           <w:tab w:val="left" w:pos="1014"/>
@@ -467,7 +393,7 @@
           <w:kern w:val="0"/>
           <w:shd w:val="clear" w:color="auto" w:fill="FFFFFF"/>
           <w:lang w:eastAsia="es-PE"/>
-          <ns2:ligatures ns2:val="none"/>
+          <w14:ligatures w14:val="none"/>
         </w:rPr>
       </w:pPr>
       <w:r>
@@ -477,7 +403,7 @@
           <w:kern w:val="0"/>
           <w:shd w:val="clear" w:color="auto" w:fill="FFFFFF"/>
           <w:lang w:eastAsia="es-PE"/>
-          <ns2:ligatures ns2:val="none"/>
+          <w14:ligatures w14:val="none"/>
         </w:rPr>
         <w:t xml:space="preserve">Lima, </w:t>
       </w:r>
@@ -488,7 +414,7 @@
           <w:kern w:val="0"/>
           <w:shd w:val="clear" w:color="auto" w:fill="FFFFFF"/>
           <w:lang w:eastAsia="es-PE"/>
-          <ns2:ligatures ns2:val="none"/>
+          <w14:ligatures w14:val="none"/>
         </w:rPr>
         <w:t xml:space="preserve">28 de mayo de 2026</w:t>
       </w:r>
@@ -499,7 +425,7 @@
           <w:kern w:val="0"/>
           <w:shd w:val="clear" w:color="auto" w:fill="FFFFFF"/>
           <w:lang w:eastAsia="es-PE"/>
-          <ns2:ligatures ns2:val="none"/>
+          <w14:ligatures w14:val="none"/>
         </w:rPr>
         <w:t xml:space="preserve"/>
       </w:r>
@@ -510,7 +436,7 @@
           <w:kern w:val="0"/>
           <w:shd w:val="clear" w:color="auto" w:fill="FFFFFF"/>
           <w:lang w:eastAsia="es-PE"/>
-          <ns2:ligatures ns2:val="none"/>
+          <w14:ligatures w14:val="none"/>
         </w:rPr>
         <w:t xml:space="preserve"/>
       </w:r>
@@ -521,7 +447,7 @@
           <w:kern w:val="0"/>
           <w:shd w:val="clear" w:color="auto" w:fill="FFFFFF"/>
           <w:lang w:eastAsia="es-PE"/>
-          <ns2:ligatures ns2:val="none"/>
+          <w14:ligatures w14:val="none"/>
         </w:rPr>
         <w:t xml:space="preserve"/>
       </w:r>
@@ -532,7 +458,7 @@
           <w:kern w:val="0"/>
           <w:shd w:val="clear" w:color="auto" w:fill="FFFFFF"/>
           <w:lang w:eastAsia="es-PE"/>
-          <ns2:ligatures ns2:val="none"/>
+          <w14:ligatures w14:val="none"/>
         </w:rPr>
         <w:t xml:space="preserve"/>
       </w:r>
@@ -543,12 +469,12 @@
           <w:kern w:val="0"/>
           <w:shd w:val="clear" w:color="auto" w:fill="FFFFFF"/>
           <w:lang w:eastAsia="es-PE"/>
-          <ns2:ligatures ns2:val="none"/>
+          <w14:ligatures w14:val="none"/>
         </w:rPr>
         <w:t xml:space="preserve"/>
       </w:r>
     </w:p>
-    <w:p ns2:paraId="66CE1821" ns2:textId="77777777">
+    <w:p>
       <w:pPr>
         <w:tabs>
           <w:tab w:val="left" w:pos="1014"/>
@@ -561,11 +487,11 @@
           <w:color w:val="000000"/>
           <w:kern w:val="0"/>
           <w:lang w:eastAsia="es-PE"/>
-          <ns2:ligatures ns2:val="none"/>
-        </w:rPr>
-      </w:pPr>
-    </w:p>
-    <w:p ns2:paraId="0B80AAA5" ns2:textId="2697B482">
+          <w14:ligatures w14:val="none"/>
+        </w:rPr>
+      </w:pPr>
+    </w:p>
+    <w:p>
       <w:pPr>
         <w:numPr>
           <w:ilvl w:val="0"/>
@@ -580,17 +506,17 @@
           <w:color w:val="000000"/>
           <w:kern w:val="0"/>
           <w:lang w:eastAsia="es-PE"/>
-          <ns2:ligatures ns2:val="none"/>
-        </w:rPr>
-      </w:pPr>
-      <w:r>
-        <w:rPr>
-          <w:rFonts w:ascii="Arial Narrow" w:eastAsia="Arial Narrow" w:hAnsi="Arial Narrow" w:cs="Arial Narrow"/>
-          <w:b/>
-          <w:color w:val="000000"/>
-          <w:kern w:val="0"/>
-          <w:lang w:eastAsia="es-PE"/>
-          <ns2:ligatures ns2:val="none"/>
+          <w14:ligatures w14:val="none"/>
+        </w:rPr>
+      </w:pPr>
+      <w:r>
+        <w:rPr>
+          <w:rFonts w:ascii="Arial Narrow" w:eastAsia="Arial Narrow" w:hAnsi="Arial Narrow" w:cs="Arial Narrow"/>
+          <w:b/>
+          <w:color w:val="000000"/>
+          <w:kern w:val="0"/>
+          <w:lang w:eastAsia="es-PE"/>
+          <w14:ligatures w14:val="none"/>
         </w:rPr>
         <w:t xml:space="preserve">HECHOS </w:t>
       </w:r>
@@ -601,12 +527,12 @@
           <w:color w:val="000000"/>
           <w:kern w:val="0"/>
           <w:lang w:eastAsia="es-PE"/>
-          <ns2:ligatures ns2:val="none"/>
+          <w14:ligatures w14:val="none"/>
         </w:rPr>
         <w:t>DE LA DENUNCIA</w:t>
       </w:r>
     </w:p>
-    <w:p ns2:paraId="621F2AB2" ns2:textId="77777777">
+    <w:p>
       <w:pPr>
         <w:spacing w:after="0" w:line="240" w:lineRule="auto"/>
         <w:contextualSpacing/>
@@ -616,11 +542,11 @@
           <w:color w:val="000000"/>
           <w:kern w:val="0"/>
           <w:lang w:eastAsia="es-PE"/>
-          <ns2:ligatures ns2:val="none"/>
-        </w:rPr>
-      </w:pPr>
-    </w:p>
-    <w:p ns2:paraId="60B5D5B0" ns2:textId="2D66B705">
+          <w14:ligatures w14:val="none"/>
+        </w:rPr>
+      </w:pPr>
+    </w:p>
+    <w:p>
       <w:pPr>
         <w:numPr>
           <w:ilvl w:val="1"/>
@@ -635,7 +561,7 @@
           <w:color w:val="000000"/>
           <w:kern w:val="0"/>
           <w:lang w:val="es-ES" w:eastAsia="es-ES"/>
-          <ns2:ligatures ns2:val="none"/>
+          <w14:ligatures w14:val="none"/>
         </w:rPr>
       </w:pPr>
       <w:r>
@@ -644,7 +570,7 @@
           <w:color w:val="000000"/>
           <w:kern w:val="0"/>
           <w:lang w:val="es-ES" w:eastAsia="es-ES"/>
-          <ns2:ligatures ns2:val="none"/>
+          <w14:ligatures w14:val="none"/>
         </w:rPr>
         <w:t xml:space="preserve">Mediante la denuncia del 29 de diciembre de 2025, subsanada mediante escrito del 11 de mayo de 2026, el señor [APELLIDO] denunció a Pacífico por presuntas infracciones a la Ley 29571, Código de Protección y Defensa del Consumidor (en adelante, Código), señalando lo siguiente:</w:t>
       </w:r>
@@ -654,7 +580,7 @@
           <w:color w:val="000000"/>
           <w:kern w:val="0"/>
           <w:lang w:val="es-ES" w:eastAsia="es-ES"/>
-          <ns2:ligatures ns2:val="none"/>
+          <w14:ligatures w14:val="none"/>
         </w:rPr>
         <w:t xml:space="preserve"/>
       </w:r>
@@ -664,7 +590,7 @@
           <w:color w:val="000000"/>
           <w:kern w:val="0"/>
           <w:lang w:val="es-ES" w:eastAsia="es-ES"/>
-          <ns2:ligatures ns2:val="none"/>
+          <w14:ligatures w14:val="none"/>
         </w:rPr>
         <w:t xml:space="preserve"/>
       </w:r>
@@ -674,7 +600,7 @@
           <w:color w:val="000000"/>
           <w:kern w:val="0"/>
           <w:lang w:val="es-ES" w:eastAsia="es-ES"/>
-          <ns2:ligatures ns2:val="none"/>
+          <w14:ligatures w14:val="none"/>
         </w:rPr>
         <w:t xml:space="preserve"/>
       </w:r>
@@ -684,7 +610,7 @@
           <w:color w:val="000000"/>
           <w:kern w:val="0"/>
           <w:lang w:val="es-ES" w:eastAsia="es-ES"/>
-          <ns2:ligatures ns2:val="none"/>
+          <w14:ligatures w14:val="none"/>
         </w:rPr>
         <w:t/>
       </w:r>
@@ -696,7 +622,7 @@
           <w:kern w:val="0"/>
           <w:vertAlign w:val="superscript"/>
           <w:lang w:val="es-ES" w:eastAsia="es-ES"/>
-          <ns2:ligatures ns2:val="none"/>
+          <w14:ligatures w14:val="none"/>
         </w:rPr>
         <w:footnoteReference w:id="1"/>
       </w:r>
@@ -706,7 +632,7 @@
           <w:color w:val="000000"/>
           <w:kern w:val="0"/>
           <w:lang w:val="es-ES" w:eastAsia="es-ES"/>
-          <ns2:ligatures ns2:val="none"/>
+          <w14:ligatures w14:val="none"/>
         </w:rPr>
         <w:t xml:space="preserve"/>
       </w:r>
@@ -716,7 +642,7 @@
           <w:color w:val="000000"/>
           <w:kern w:val="0"/>
           <w:lang w:val="es-ES" w:eastAsia="es-ES"/>
-          <ns2:ligatures ns2:val="none"/>
+          <w14:ligatures w14:val="none"/>
         </w:rPr>
         <w:t/>
       </w:r>
@@ -724,7 +650,7 @@
         <w:rPr>
           <w:rFonts w:ascii="Arial Narrow" w:eastAsia="Calibri" w:hAnsi="Arial Narrow" w:cs="Arial"/>
           <w:kern w:val="0"/>
-          <ns2:ligatures ns2:val="none"/>
+          <w14:ligatures w14:val="none"/>
         </w:rPr>
         <w:t xml:space="preserve"/>
       </w:r>
@@ -732,7 +658,7 @@
         <w:rPr>
           <w:rFonts w:ascii="Arial Narrow" w:eastAsia="Calibri" w:hAnsi="Arial Narrow" w:cs="Arial"/>
           <w:kern w:val="0"/>
-          <ns2:ligatures ns2:val="none"/>
+          <w14:ligatures w14:val="none"/>
         </w:rPr>
         <w:t xml:space="preserve"/>
       </w:r>
@@ -740,7 +666,7 @@
         <w:rPr>
           <w:rFonts w:ascii="Arial Narrow" w:eastAsia="Calibri" w:hAnsi="Arial Narrow" w:cs="Arial"/>
           <w:kern w:val="0"/>
-          <ns2:ligatures ns2:val="none"/>
+          <w14:ligatures w14:val="none"/>
         </w:rPr>
         <w:t/>
       </w:r>
@@ -750,7 +676,7 @@
           <w:color w:val="000000"/>
           <w:kern w:val="0"/>
           <w:lang w:val="es-ES" w:eastAsia="es-ES"/>
-          <ns2:ligatures ns2:val="none"/>
+          <w14:ligatures w14:val="none"/>
         </w:rPr>
         <w:t xml:space="preserve"/>
       </w:r>
@@ -760,7 +686,7 @@
           <w:color w:val="000000"/>
           <w:kern w:val="0"/>
           <w:lang w:val="es-ES" w:eastAsia="es-ES"/>
-          <ns2:ligatures ns2:val="none"/>
+          <w14:ligatures w14:val="none"/>
         </w:rPr>
         <w:t xml:space="preserve"/>
       </w:r>
@@ -770,7 +696,7 @@
           <w:color w:val="000000"/>
           <w:kern w:val="0"/>
           <w:lang w:val="es-ES" w:eastAsia="es-ES"/>
-          <ns2:ligatures ns2:val="none"/>
+          <w14:ligatures w14:val="none"/>
         </w:rPr>
         <w:t xml:space="preserve"/>
       </w:r>
@@ -780,7 +706,7 @@
           <w:color w:val="000000"/>
           <w:kern w:val="0"/>
           <w:lang w:val="es-ES" w:eastAsia="es-ES"/>
-          <ns2:ligatures ns2:val="none"/>
+          <w14:ligatures w14:val="none"/>
         </w:rPr>
         <w:t/>
       </w:r>
@@ -792,7 +718,7 @@
           <w:kern w:val="0"/>
           <w:vertAlign w:val="superscript"/>
           <w:lang w:val="es-ES" w:eastAsia="es-ES"/>
-          <ns2:ligatures ns2:val="none"/>
+          <w14:ligatures w14:val="none"/>
         </w:rPr>
         <w:footnoteReference w:id="2"/>
       </w:r>
@@ -802,7 +728,7 @@
           <w:color w:val="000000"/>
           <w:kern w:val="0"/>
           <w:lang w:val="es-ES" w:eastAsia="es-ES"/>
-          <ns2:ligatures ns2:val="none"/>
+          <w14:ligatures w14:val="none"/>
         </w:rPr>
         <w:t xml:space="preserve"/>
       </w:r>
@@ -813,7 +739,7 @@
           <w:color w:val="000000"/>
           <w:kern w:val="0"/>
           <w:lang w:val="es-ES" w:eastAsia="es-ES"/>
-          <ns2:ligatures ns2:val="none"/>
+          <w14:ligatures w14:val="none"/>
         </w:rPr>
         <w:t/>
       </w:r>
@@ -824,12 +750,12 @@
           <w:color w:val="000000"/>
           <w:kern w:val="0"/>
           <w:lang w:val="es-ES" w:eastAsia="es-ES"/>
-          <ns2:ligatures ns2:val="none"/>
+          <w14:ligatures w14:val="none"/>
         </w:rPr>
         <w:t/>
       </w:r>
     </w:p>
-    <w:p ns2:paraId="74F7C6DE" ns2:textId="77777777">
+    <w:p>
       <w:pPr>
         <w:tabs>
           <w:tab w:val="num" w:pos="1134"/>
@@ -842,11 +768,11 @@
           <w:color w:val="000000"/>
           <w:kern w:val="0"/>
           <w:lang w:eastAsia="es-ES"/>
-          <ns2:ligatures ns2:val="none"/>
-        </w:rPr>
-      </w:pPr>
-    </w:p>
-    <w:p ns2:paraId="10CEFF84" ns2:textId="77777777">
+          <w14:ligatures w14:val="none"/>
+        </w:rPr>
+      </w:pPr>
+    </w:p>
+    <w:p>
       <w:pPr>
         <w:pStyle w:val="Prrafodelista"/>
         <w:numPr>
@@ -864,7 +790,7 @@
           <w:color w:val="000000"/>
           <w:kern w:val="0"/>
           <w:lang w:eastAsia="es-ES"/>
-          <ns2:ligatures ns2:val="none"/>
+          <w14:ligatures w14:val="none"/>
         </w:rPr>
       </w:pPr>
       <w:r>
@@ -873,7 +799,7 @@
           <w:color w:val="000000"/>
           <w:kern w:val="0"/>
           <w:lang w:eastAsia="es-ES"/>
-          <ns2:ligatures ns2:val="none"/>
+          <w14:ligatures w14:val="none"/>
         </w:rPr>
         <w:t xml:space="preserve">El 30 de diciembre de 2023, ocurrió un despiste con el vehículo con Placa de Rodaje CCN360 en el distrito de </w:t>
       </w:r>
@@ -884,7 +810,7 @@
           <w:color w:val="000000"/>
           <w:kern w:val="0"/>
           <w:lang w:eastAsia="es-ES"/>
-          <ns2:ligatures ns2:val="none"/>
+          <w14:ligatures w14:val="none"/>
         </w:rPr>
         <w:t>Conococha</w:t>
       </w:r>
@@ -895,12 +821,12 @@
           <w:color w:val="000000"/>
           <w:kern w:val="0"/>
           <w:lang w:eastAsia="es-ES"/>
-          <ns2:ligatures ns2:val="none"/>
+          <w14:ligatures w14:val="none"/>
         </w:rPr>
         <w:t xml:space="preserve">, provincia de Recuay, departamento de Áncash. </w:t>
       </w:r>
     </w:p>
-    <w:p ns2:paraId="0C65A59D" ns2:textId="77777777">
+    <w:p>
       <w:pPr>
         <w:pStyle w:val="Prrafodelista"/>
         <w:spacing w:after="0" w:line="240" w:lineRule="auto"/>
@@ -911,11 +837,11 @@
           <w:color w:val="000000"/>
           <w:kern w:val="0"/>
           <w:lang w:eastAsia="es-ES"/>
-          <ns2:ligatures ns2:val="none"/>
-        </w:rPr>
-      </w:pPr>
-    </w:p>
-    <w:p ns2:paraId="3E8EF2E4" ns2:textId="047C2AE5">
+          <w14:ligatures w14:val="none"/>
+        </w:rPr>
+      </w:pPr>
+    </w:p>
+    <w:p>
       <w:pPr>
         <w:pStyle w:val="Prrafodelista"/>
         <w:numPr>
@@ -933,7 +859,7 @@
           <w:color w:val="000000"/>
           <w:kern w:val="0"/>
           <w:lang w:eastAsia="es-ES"/>
-          <ns2:ligatures ns2:val="none"/>
+          <w14:ligatures w14:val="none"/>
         </w:rPr>
       </w:pPr>
       <w:r>
@@ -942,7 +868,7 @@
           <w:color w:val="000000"/>
           <w:kern w:val="0"/>
           <w:lang w:eastAsia="es-ES"/>
-          <ns2:ligatures ns2:val="none"/>
+          <w14:ligatures w14:val="none"/>
         </w:rPr>
         <w:t xml:space="preserve">Luego de ocurrido el siniestro, su cónyuge se comunicó con la central de riesgos de </w:t>
       </w:r>
@@ -952,7 +878,7 @@
           <w:color w:val="000000"/>
           <w:kern w:val="0"/>
           <w:lang w:val="es-ES" w:eastAsia="es-ES"/>
-          <ns2:ligatures ns2:val="none"/>
+          <w14:ligatures w14:val="none"/>
         </w:rPr>
         <w:t xml:space="preserve">Pacífico </w:t>
       </w:r>
@@ -962,7 +888,7 @@
           <w:color w:val="000000"/>
           <w:kern w:val="0"/>
           <w:lang w:eastAsia="es-ES"/>
-          <ns2:ligatures ns2:val="none"/>
+          <w14:ligatures w14:val="none"/>
         </w:rPr>
         <w:t xml:space="preserve">a fin de efectuar el reporte correspondiente; sin embargo, le indicaron que el </w:t>
       </w:r>
@@ -972,7 +898,7 @@
           <w:color w:val="000000"/>
           <w:kern w:val="0"/>
           <w:lang w:eastAsia="es-ES"/>
-          <ns2:ligatures ns2:val="none"/>
+          <w14:ligatures w14:val="none"/>
         </w:rPr>
         <w:t xml:space="preserve">Seguro Vehicular – Póliza 2007808645 (en adelante, “Seguro Vehicular”) </w:t>
       </w:r>
@@ -982,7 +908,7 @@
           <w:color w:val="000000"/>
           <w:kern w:val="0"/>
           <w:lang w:eastAsia="es-ES"/>
-          <ns2:ligatures ns2:val="none"/>
+          <w14:ligatures w14:val="none"/>
         </w:rPr>
         <w:t xml:space="preserve">no se encontraba vigente desde el 2 de julio de 2023 y que no podían brindarle asistencia de traslado del </w:t>
       </w:r>
@@ -992,7 +918,7 @@
           <w:color w:val="000000"/>
           <w:kern w:val="0"/>
           <w:lang w:eastAsia="es-ES"/>
-          <ns2:ligatures ns2:val="none"/>
+          <w14:ligatures w14:val="none"/>
         </w:rPr>
         <w:t xml:space="preserve">vehículo con Placa de Rodaje CCN360 (en adelante, vehículo asegurado) </w:t>
       </w:r>
@@ -1002,12 +928,12 @@
           <w:color w:val="000000"/>
           <w:kern w:val="0"/>
           <w:lang w:eastAsia="es-ES"/>
-          <ns2:ligatures ns2:val="none"/>
+          <w14:ligatures w14:val="none"/>
         </w:rPr>
         <w:t>ni asistencia médica.</w:t>
       </w:r>
     </w:p>
-    <w:p ns2:paraId="0D08E801" ns2:textId="77777777">
+    <w:p>
       <w:pPr>
         <w:pStyle w:val="Prrafodelista"/>
         <w:spacing w:after="0" w:line="240" w:lineRule="auto"/>
@@ -1018,11 +944,11 @@
           <w:color w:val="000000"/>
           <w:kern w:val="0"/>
           <w:lang w:eastAsia="es-ES"/>
-          <ns2:ligatures ns2:val="none"/>
-        </w:rPr>
-      </w:pPr>
-    </w:p>
-    <w:p ns2:paraId="27389AE5" ns2:textId="560B5DB3">
+          <w14:ligatures w14:val="none"/>
+        </w:rPr>
+      </w:pPr>
+    </w:p>
+    <w:p>
       <w:pPr>
         <w:pStyle w:val="Prrafodelista"/>
         <w:numPr>
@@ -1040,7 +966,7 @@
           <w:color w:val="000000"/>
           <w:kern w:val="0"/>
           <w:lang w:eastAsia="es-ES"/>
-          <ns2:ligatures ns2:val="none"/>
+          <w14:ligatures w14:val="none"/>
         </w:rPr>
       </w:pPr>
       <w:r>
@@ -1049,7 +975,7 @@
           <w:color w:val="000000"/>
           <w:kern w:val="0"/>
           <w:lang w:eastAsia="es-ES"/>
-          <ns2:ligatures ns2:val="none"/>
+          <w14:ligatures w14:val="none"/>
         </w:rPr>
         <w:t xml:space="preserve">El 2 de enero de 2024, </w:t>
       </w:r>
@@ -1059,7 +985,7 @@
           <w:color w:val="000000"/>
           <w:kern w:val="0"/>
           <w:lang w:val="es-ES" w:eastAsia="es-ES"/>
-          <ns2:ligatures ns2:val="none"/>
+          <w14:ligatures w14:val="none"/>
         </w:rPr>
         <w:t xml:space="preserve">Pacífico </w:t>
       </w:r>
@@ -1069,7 +995,7 @@
           <w:color w:val="000000"/>
           <w:kern w:val="0"/>
           <w:lang w:eastAsia="es-ES"/>
-          <ns2:ligatures ns2:val="none"/>
+          <w14:ligatures w14:val="none"/>
         </w:rPr>
         <w:t xml:space="preserve">rehabilitó el Seguro Vehicular y atendió el reporte del siniestro formulado respecto del </w:t>
       </w:r>
@@ -1079,7 +1005,7 @@
           <w:color w:val="000000"/>
           <w:kern w:val="0"/>
           <w:lang w:eastAsia="es-ES"/>
-          <ns2:ligatures ns2:val="none"/>
+          <w14:ligatures w14:val="none"/>
         </w:rPr>
         <w:t>vehículo asegurado</w:t>
       </w:r>
@@ -1089,7 +1015,7 @@
           <w:color w:val="000000"/>
           <w:kern w:val="0"/>
           <w:lang w:eastAsia="es-ES"/>
-          <ns2:ligatures ns2:val="none"/>
+          <w14:ligatures w14:val="none"/>
         </w:rPr>
         <w:t xml:space="preserve"> el cual fue registrado como el </w:t>
       </w:r>
@@ -1099,7 +1025,7 @@
           <w:color w:val="000000"/>
           <w:kern w:val="0"/>
           <w:lang w:val="es-ES" w:eastAsia="es-ES"/>
-          <ns2:ligatures ns2:val="none"/>
+          <w14:ligatures w14:val="none"/>
         </w:rPr>
         <w:t>siniestro 1001067466</w:t>
       </w:r>
@@ -1109,7 +1035,7 @@
           <w:color w:val="000000"/>
           <w:kern w:val="0"/>
           <w:lang w:eastAsia="es-ES"/>
-          <ns2:ligatures ns2:val="none"/>
+          <w14:ligatures w14:val="none"/>
         </w:rPr>
         <w:t>.</w:t>
       </w:r>
@@ -1119,7 +1045,7 @@
           <w:color w:val="000000"/>
           <w:kern w:val="0"/>
           <w:lang w:eastAsia="es-ES"/>
-          <ns2:ligatures ns2:val="none"/>
+          <w14:ligatures w14:val="none"/>
         </w:rPr>
         <w:t xml:space="preserve"> </w:t>
       </w:r>
@@ -1129,7 +1055,7 @@
           <w:color w:val="000000"/>
           <w:kern w:val="0"/>
           <w:lang w:eastAsia="es-ES"/>
-          <ns2:ligatures ns2:val="none"/>
+          <w14:ligatures w14:val="none"/>
         </w:rPr>
         <w:t xml:space="preserve">Luego de la aprobación del siniestro, eligió </w:t>
       </w:r>
@@ -1139,7 +1065,7 @@
           <w:color w:val="000000"/>
           <w:kern w:val="0"/>
           <w:lang w:eastAsia="es-ES"/>
-          <ns2:ligatures ns2:val="none"/>
+          <w14:ligatures w14:val="none"/>
         </w:rPr>
         <w:t>un</w:t>
       </w:r>
@@ -1149,7 +1075,7 @@
           <w:color w:val="000000"/>
           <w:kern w:val="0"/>
           <w:lang w:eastAsia="es-ES"/>
-          <ns2:ligatures ns2:val="none"/>
+          <w14:ligatures w14:val="none"/>
         </w:rPr>
         <w:t xml:space="preserve"> taller ubicado en la ciudad de Huaraz, para la reparación del </w:t>
       </w:r>
@@ -1159,12 +1085,12 @@
           <w:color w:val="000000"/>
           <w:kern w:val="0"/>
           <w:lang w:eastAsia="es-ES"/>
-          <ns2:ligatures ns2:val="none"/>
+          <w14:ligatures w14:val="none"/>
         </w:rPr>
         <w:t>vehículo asegurado.</w:t>
       </w:r>
     </w:p>
-    <w:p ns2:paraId="419B1577" ns2:textId="77777777">
+    <w:p>
       <w:pPr>
         <w:pStyle w:val="Prrafodelista"/>
         <w:spacing w:after="0" w:line="240" w:lineRule="auto"/>
@@ -1175,11 +1101,11 @@
           <w:color w:val="000000"/>
           <w:kern w:val="0"/>
           <w:lang w:eastAsia="es-ES"/>
-          <ns2:ligatures ns2:val="none"/>
-        </w:rPr>
-      </w:pPr>
-    </w:p>
-    <w:p ns2:paraId="75933AA3" ns2:textId="2BD9F107">
+          <w14:ligatures w14:val="none"/>
+        </w:rPr>
+      </w:pPr>
+    </w:p>
+    <w:p>
       <w:pPr>
         <w:pStyle w:val="Prrafodelista"/>
         <w:numPr>
@@ -1197,7 +1123,7 @@
           <w:color w:val="000000"/>
           <w:kern w:val="0"/>
           <w:lang w:eastAsia="es-ES"/>
-          <ns2:ligatures ns2:val="none"/>
+          <w14:ligatures w14:val="none"/>
         </w:rPr>
       </w:pPr>
       <w:r>
@@ -1206,7 +1132,7 @@
           <w:color w:val="000000"/>
           <w:kern w:val="0"/>
           <w:lang w:eastAsia="es-ES"/>
-          <ns2:ligatures ns2:val="none"/>
+          <w14:ligatures w14:val="none"/>
         </w:rPr>
         <w:t>El 8 de febrero de 2024, el</w:t>
       </w:r>
@@ -1216,7 +1142,7 @@
           <w:color w:val="000000"/>
           <w:kern w:val="0"/>
           <w:lang w:eastAsia="es-ES"/>
-          <ns2:ligatures ns2:val="none"/>
+          <w14:ligatures w14:val="none"/>
         </w:rPr>
         <w:t xml:space="preserve"> referido</w:t>
       </w:r>
@@ -1226,7 +1152,7 @@
           <w:color w:val="000000"/>
           <w:kern w:val="0"/>
           <w:lang w:eastAsia="es-ES"/>
-          <ns2:ligatures ns2:val="none"/>
+          <w14:ligatures w14:val="none"/>
         </w:rPr>
         <w:t xml:space="preserve"> taller aceptó recibir el </w:t>
       </w:r>
@@ -1236,7 +1162,7 @@
           <w:color w:val="000000"/>
           <w:kern w:val="0"/>
           <w:lang w:eastAsia="es-ES"/>
-          <ns2:ligatures ns2:val="none"/>
+          <w14:ligatures w14:val="none"/>
         </w:rPr>
         <w:t>vehículo asegurado</w:t>
       </w:r>
@@ -1246,7 +1172,7 @@
           <w:color w:val="000000"/>
           <w:kern w:val="0"/>
           <w:lang w:eastAsia="es-ES"/>
-          <ns2:ligatures ns2:val="none"/>
+          <w14:ligatures w14:val="none"/>
         </w:rPr>
         <w:t xml:space="preserve"> para su reparación. </w:t>
       </w:r>
@@ -1256,7 +1182,7 @@
           <w:color w:val="000000"/>
           <w:kern w:val="0"/>
           <w:lang w:eastAsia="es-ES"/>
-          <ns2:ligatures ns2:val="none"/>
+          <w14:ligatures w14:val="none"/>
         </w:rPr>
         <w:t>E</w:t>
       </w:r>
@@ -1266,7 +1192,7 @@
           <w:color w:val="000000"/>
           <w:kern w:val="0"/>
           <w:lang w:eastAsia="es-ES"/>
-          <ns2:ligatures ns2:val="none"/>
+          <w14:ligatures w14:val="none"/>
         </w:rPr>
         <w:t xml:space="preserve">l deducible aplicable correspondía al 15% de la reparación por tratarse de un taller perteneciente a la Red 01 de </w:t>
       </w:r>
@@ -1276,7 +1202,7 @@
           <w:color w:val="000000"/>
           <w:kern w:val="0"/>
           <w:lang w:val="es-ES" w:eastAsia="es-ES"/>
-          <ns2:ligatures ns2:val="none"/>
+          <w14:ligatures w14:val="none"/>
         </w:rPr>
         <w:t>Pacífico</w:t>
       </w:r>
@@ -1286,7 +1212,7 @@
           <w:color w:val="000000"/>
           <w:kern w:val="0"/>
           <w:lang w:eastAsia="es-ES"/>
-          <ns2:ligatures ns2:val="none"/>
+          <w14:ligatures w14:val="none"/>
         </w:rPr>
         <w:t>; no obstante, le pretendieron cobrar el 25% del costo de reparación, motivo por el cual formuló reclamos verbales y mediante correo electrónico, luego de lo cual aceptaron aplicar el deducible del 15%.</w:t>
       </w:r>
@@ -1296,12 +1222,12 @@
           <w:color w:val="000000"/>
           <w:kern w:val="0"/>
           <w:lang w:eastAsia="es-ES"/>
-          <ns2:ligatures ns2:val="none"/>
+          <w14:ligatures w14:val="none"/>
         </w:rPr>
         <w:t xml:space="preserve"> </w:t>
       </w:r>
     </w:p>
-    <w:p ns2:paraId="01878E6E" ns2:textId="77777777">
+    <w:p>
       <w:pPr>
         <w:spacing w:after="0" w:line="240" w:lineRule="auto"/>
         <w:contextualSpacing/>
@@ -1311,11 +1237,11 @@
           <w:color w:val="000000"/>
           <w:kern w:val="0"/>
           <w:lang w:eastAsia="es-ES"/>
-          <ns2:ligatures ns2:val="none"/>
-        </w:rPr>
-      </w:pPr>
-    </w:p>
-    <w:p ns2:paraId="77B8A107" ns2:textId="420B8D73">
+          <w14:ligatures w14:val="none"/>
+        </w:rPr>
+      </w:pPr>
+    </w:p>
+    <w:p>
       <w:pPr>
         <w:pStyle w:val="Prrafodelista"/>
         <w:numPr>
@@ -1333,7 +1259,7 @@
           <w:color w:val="000000"/>
           <w:kern w:val="0"/>
           <w:lang w:eastAsia="es-ES"/>
-          <ns2:ligatures ns2:val="none"/>
+          <w14:ligatures w14:val="none"/>
         </w:rPr>
       </w:pPr>
       <w:r>
@@ -1342,7 +1268,7 @@
           <w:color w:val="000000"/>
           <w:kern w:val="0"/>
           <w:lang w:eastAsia="es-ES"/>
-          <ns2:ligatures ns2:val="none"/>
+          <w14:ligatures w14:val="none"/>
         </w:rPr>
         <w:t xml:space="preserve">El 5 de marzo de 2024, solicitó el traslado del </w:t>
       </w:r>
@@ -1352,7 +1278,7 @@
           <w:color w:val="000000"/>
           <w:kern w:val="0"/>
           <w:lang w:eastAsia="es-ES"/>
-          <ns2:ligatures ns2:val="none"/>
+          <w14:ligatures w14:val="none"/>
         </w:rPr>
         <w:t xml:space="preserve">vehículo asegurado </w:t>
       </w:r>
@@ -1362,7 +1288,7 @@
           <w:color w:val="000000"/>
           <w:kern w:val="0"/>
           <w:lang w:eastAsia="es-ES"/>
-          <ns2:ligatures ns2:val="none"/>
+          <w14:ligatures w14:val="none"/>
         </w:rPr>
         <w:t xml:space="preserve">permanecía inoperativo durante dos meses y solicitó su envío </w:t>
       </w:r>
@@ -1372,7 +1298,7 @@
           <w:color w:val="000000"/>
           <w:kern w:val="0"/>
           <w:lang w:eastAsia="es-ES"/>
-          <ns2:ligatures ns2:val="none"/>
+          <w14:ligatures w14:val="none"/>
         </w:rPr>
         <w:t>a</w:t>
       </w:r>
@@ -1382,7 +1308,7 @@
           <w:color w:val="000000"/>
           <w:kern w:val="0"/>
           <w:lang w:eastAsia="es-ES"/>
-          <ns2:ligatures ns2:val="none"/>
+          <w14:ligatures w14:val="none"/>
         </w:rPr>
         <w:t xml:space="preserve"> un taller de</w:t>
       </w:r>
@@ -1392,7 +1318,7 @@
           <w:color w:val="000000"/>
           <w:kern w:val="0"/>
           <w:lang w:eastAsia="es-ES"/>
-          <ns2:ligatures ns2:val="none"/>
+          <w14:ligatures w14:val="none"/>
         </w:rPr>
         <w:t xml:space="preserve"> la ciudad de Lima.</w:t>
       </w:r>
@@ -1402,7 +1328,7 @@
           <w:color w:val="000000"/>
           <w:kern w:val="0"/>
           <w:lang w:eastAsia="es-ES"/>
-          <ns2:ligatures ns2:val="none"/>
+          <w14:ligatures w14:val="none"/>
         </w:rPr>
         <w:t xml:space="preserve"> Asimismo, </w:t>
       </w:r>
@@ -1412,12 +1338,12 @@
           <w:color w:val="000000"/>
           <w:kern w:val="0"/>
           <w:lang w:eastAsia="es-ES"/>
-          <ns2:ligatures ns2:val="none"/>
+          <w14:ligatures w14:val="none"/>
         </w:rPr>
         <w:t>requirió información respecto de las medidas de compensación relacionadas con la falta de activación del seguro al momento del siniestro, el cobro inicial del 25% del deducible y la falta de asesoría brindada durante la atención del caso.</w:t>
       </w:r>
     </w:p>
-    <w:p ns2:paraId="010679B7" ns2:textId="77777777">
+    <w:p>
       <w:pPr>
         <w:pStyle w:val="Prrafodelista"/>
         <w:spacing w:after="0" w:line="240" w:lineRule="auto"/>
@@ -1428,11 +1354,11 @@
           <w:color w:val="000000"/>
           <w:kern w:val="0"/>
           <w:lang w:eastAsia="es-ES"/>
-          <ns2:ligatures ns2:val="none"/>
-        </w:rPr>
-      </w:pPr>
-    </w:p>
-    <w:p ns2:paraId="11DF9ECF" ns2:textId="2A89B1CC">
+          <w14:ligatures w14:val="none"/>
+        </w:rPr>
+      </w:pPr>
+    </w:p>
+    <w:p>
       <w:pPr>
         <w:pStyle w:val="Prrafodelista"/>
         <w:numPr>
@@ -1450,7 +1376,7 @@
           <w:color w:val="000000"/>
           <w:kern w:val="0"/>
           <w:lang w:eastAsia="es-ES"/>
-          <ns2:ligatures ns2:val="none"/>
+          <w14:ligatures w14:val="none"/>
         </w:rPr>
       </w:pPr>
       <w:r>
@@ -1459,7 +1385,7 @@
           <w:color w:val="000000"/>
           <w:kern w:val="0"/>
           <w:lang w:eastAsia="es-ES"/>
-          <ns2:ligatures ns2:val="none"/>
+          <w14:ligatures w14:val="none"/>
         </w:rPr>
         <w:t>Posteriormente</w:t>
       </w:r>
@@ -1469,7 +1395,7 @@
           <w:color w:val="000000"/>
           <w:kern w:val="0"/>
           <w:lang w:eastAsia="es-ES"/>
-          <ns2:ligatures ns2:val="none"/>
+          <w14:ligatures w14:val="none"/>
         </w:rPr>
         <w:t xml:space="preserve">, la </w:t>
       </w:r>
@@ -1479,7 +1405,7 @@
           <w:color w:val="000000"/>
           <w:kern w:val="0"/>
           <w:lang w:val="es-ES" w:eastAsia="es-ES"/>
-          <ns2:ligatures ns2:val="none"/>
+          <w14:ligatures w14:val="none"/>
         </w:rPr>
         <w:t xml:space="preserve">Pacífico </w:t>
       </w:r>
@@ -1489,7 +1415,7 @@
           <w:color w:val="000000"/>
           <w:kern w:val="0"/>
           <w:lang w:eastAsia="es-ES"/>
-          <ns2:ligatures ns2:val="none"/>
+          <w14:ligatures w14:val="none"/>
         </w:rPr>
         <w:t xml:space="preserve">reconoció parcialmente el costo correspondiente al segundo traslado del </w:t>
       </w:r>
@@ -1499,7 +1425,7 @@
           <w:color w:val="000000"/>
           <w:kern w:val="0"/>
           <w:lang w:eastAsia="es-ES"/>
-          <ns2:ligatures ns2:val="none"/>
+          <w14:ligatures w14:val="none"/>
         </w:rPr>
         <w:t xml:space="preserve">vehículo asegurado </w:t>
       </w:r>
@@ -1509,7 +1435,7 @@
           <w:color w:val="000000"/>
           <w:kern w:val="0"/>
           <w:lang w:eastAsia="es-ES"/>
-          <ns2:ligatures ns2:val="none"/>
+          <w14:ligatures w14:val="none"/>
         </w:rPr>
         <w:t>hacia la ciudad de Lima.</w:t>
       </w:r>
@@ -1519,7 +1445,7 @@
           <w:color w:val="000000"/>
           <w:kern w:val="0"/>
           <w:lang w:eastAsia="es-ES"/>
-          <ns2:ligatures ns2:val="none"/>
+          <w14:ligatures w14:val="none"/>
         </w:rPr>
         <w:t xml:space="preserve"> No obstante, e</w:t>
       </w:r>
@@ -1529,7 +1455,7 @@
           <w:color w:val="000000"/>
           <w:kern w:val="0"/>
           <w:lang w:eastAsia="es-ES"/>
-          <ns2:ligatures ns2:val="none"/>
+          <w14:ligatures w14:val="none"/>
         </w:rPr>
         <w:t xml:space="preserve">l 22 de marzo de 2026</w:t>
       </w:r>
@@ -1539,7 +1465,7 @@
           <w:color w:val="000000"/>
           <w:kern w:val="0"/>
           <w:lang w:eastAsia="es-ES"/>
-          <ns2:ligatures ns2:val="none"/>
+          <w14:ligatures w14:val="none"/>
         </w:rPr>
         <w:lastRenderedPageBreak/>
         <w:t xml:space="preserve">, luego del ingreso del </w:t>
@@ -1550,7 +1476,7 @@
           <w:color w:val="000000"/>
           <w:kern w:val="0"/>
           <w:lang w:eastAsia="es-ES"/>
-          <ns2:ligatures ns2:val="none"/>
+          <w14:ligatures w14:val="none"/>
         </w:rPr>
         <w:t xml:space="preserve">vehículo asegurado </w:t>
       </w:r>
@@ -1560,7 +1486,7 @@
           <w:color w:val="000000"/>
           <w:kern w:val="0"/>
           <w:lang w:eastAsia="es-ES"/>
-          <ns2:ligatures ns2:val="none"/>
+          <w14:ligatures w14:val="none"/>
         </w:rPr>
         <w:t>a un taller ubicado en la ciudad de Lima, este fue declarado</w:t>
       </w:r>
@@ -1570,7 +1496,7 @@
           <w:color w:val="000000"/>
           <w:kern w:val="0"/>
           <w:lang w:eastAsia="es-ES"/>
-          <ns2:ligatures ns2:val="none"/>
+          <w14:ligatures w14:val="none"/>
         </w:rPr>
         <w:t xml:space="preserve"> inadecuadamente</w:t>
       </w:r>
@@ -1580,12 +1506,12 @@
           <w:color w:val="000000"/>
           <w:kern w:val="0"/>
           <w:lang w:eastAsia="es-ES"/>
-          <ns2:ligatures ns2:val="none"/>
+          <w14:ligatures w14:val="none"/>
         </w:rPr>
         <w:t xml:space="preserve"> como pérdida total.</w:t>
       </w:r>
     </w:p>
-    <w:p ns2:paraId="313D88B1" ns2:textId="77777777">
+    <w:p>
       <w:pPr>
         <w:tabs>
           <w:tab w:val="left" w:pos="1134"/>
@@ -1598,11 +1524,11 @@
           <w:color w:val="000000"/>
           <w:kern w:val="0"/>
           <w:lang w:eastAsia="es-ES"/>
-          <ns2:ligatures ns2:val="none"/>
-        </w:rPr>
-      </w:pPr>
-    </w:p>
-    <w:p ns2:paraId="40F22FFE" ns2:textId="1086A590">
+          <w14:ligatures w14:val="none"/>
+        </w:rPr>
+      </w:pPr>
+    </w:p>
+    <w:p>
       <w:pPr>
         <w:numPr>
           <w:ilvl w:val="1"/>
@@ -1620,7 +1546,7 @@
           <w:color w:val="000000"/>
           <w:kern w:val="0"/>
           <w:lang w:val="es-ES" w:eastAsia="es-ES"/>
-          <ns2:ligatures ns2:val="none"/>
+          <w14:ligatures w14:val="none"/>
         </w:rPr>
       </w:pPr>
       <w:r>
@@ -1629,7 +1555,7 @@
           <w:color w:val="000000"/>
           <w:kern w:val="0"/>
           <w:lang w:val="es-ES" w:eastAsia="es-ES"/>
-          <ns2:ligatures ns2:val="none"/>
+          <w14:ligatures w14:val="none"/>
         </w:rPr>
         <w:t xml:space="preserve">El señor [APELLIDO] solicitó que se establezcan contra Pacífico las medidas correctivas correspondientes. Asimismo, requirió el reembolso de costos y costas del presente procedimiento.</w:t>
       </w:r>
@@ -1637,7 +1563,7 @@
         <w:rPr>
           <w:rFonts w:ascii="Arial Narrow" w:eastAsia="Calibri" w:hAnsi="Arial Narrow" w:cs="Arial"/>
           <w:kern w:val="0"/>
-          <ns2:ligatures ns2:val="none"/>
+          <w14:ligatures w14:val="none"/>
         </w:rPr>
         <w:t xml:space="preserve"/>
       </w:r>
@@ -1645,7 +1571,7 @@
         <w:rPr>
           <w:rFonts w:ascii="Arial Narrow" w:eastAsia="Calibri" w:hAnsi="Arial Narrow" w:cs="Arial"/>
           <w:kern w:val="0"/>
-          <ns2:ligatures ns2:val="none"/>
+          <w14:ligatures w14:val="none"/>
         </w:rPr>
         <w:t xml:space="preserve"/>
       </w:r>
@@ -1655,7 +1581,7 @@
           <w:color w:val="000000"/>
           <w:kern w:val="0"/>
           <w:lang w:val="es-ES" w:eastAsia="es-ES"/>
-          <ns2:ligatures ns2:val="none"/>
+          <w14:ligatures w14:val="none"/>
         </w:rPr>
         <w:t/>
       </w:r>
@@ -1665,7 +1591,7 @@
           <w:color w:val="000000"/>
           <w:kern w:val="0"/>
           <w:lang w:val="es-ES" w:eastAsia="es-ES"/>
-          <ns2:ligatures ns2:val="none"/>
+          <w14:ligatures w14:val="none"/>
         </w:rPr>
         <w:t xml:space="preserve"/>
       </w:r>
@@ -1675,7 +1601,7 @@
           <w:color w:val="000000"/>
           <w:kern w:val="0"/>
           <w:lang w:val="es-ES" w:eastAsia="es-ES"/>
-          <ns2:ligatures ns2:val="none"/>
+          <w14:ligatures w14:val="none"/>
         </w:rPr>
         <w:t xml:space="preserve"/>
       </w:r>
@@ -1685,7 +1611,7 @@
           <w:color w:val="000000"/>
           <w:kern w:val="0"/>
           <w:lang w:val="es-ES" w:eastAsia="es-ES"/>
-          <ns2:ligatures ns2:val="none"/>
+          <w14:ligatures w14:val="none"/>
         </w:rPr>
         <w:t/>
       </w:r>
@@ -1695,7 +1621,7 @@
           <w:color w:val="000000"/>
           <w:kern w:val="0"/>
           <w:lang w:val="es-ES" w:eastAsia="es-ES"/>
-          <ns2:ligatures ns2:val="none"/>
+          <w14:ligatures w14:val="none"/>
         </w:rPr>
         <w:t xml:space="preserve"/>
       </w:r>
@@ -1705,7 +1631,7 @@
           <w:color w:val="000000"/>
           <w:kern w:val="0"/>
           <w:lang w:val="es-ES" w:eastAsia="es-ES"/>
-          <ns2:ligatures ns2:val="none"/>
+          <w14:ligatures w14:val="none"/>
         </w:rPr>
         <w:t/>
       </w:r>
@@ -1715,12 +1641,12 @@
           <w:color w:val="000000"/>
           <w:kern w:val="0"/>
           <w:lang w:val="es-ES" w:eastAsia="es-ES"/>
-          <ns2:ligatures ns2:val="none"/>
+          <w14:ligatures w14:val="none"/>
         </w:rPr>
         <w:t/>
       </w:r>
     </w:p>
-    <w:p ns2:paraId="15C394D7" ns2:textId="77777777">
+    <w:p>
       <w:pPr>
         <w:tabs>
           <w:tab w:val="left" w:pos="1014"/>
@@ -1733,11 +1659,11 @@
           <w:color w:val="000000"/>
           <w:kern w:val="0"/>
           <w:lang w:eastAsia="es-PE"/>
-          <ns2:ligatures ns2:val="none"/>
-        </w:rPr>
-      </w:pPr>
-    </w:p>
-    <w:p ns2:paraId="4ADC21F9" ns2:textId="1794E653">
+          <w14:ligatures w14:val="none"/>
+        </w:rPr>
+      </w:pPr>
+    </w:p>
+    <w:p>
       <w:pPr>
         <w:numPr>
           <w:ilvl w:val="0"/>
@@ -1752,22 +1678,22 @@
           <w:color w:val="000000"/>
           <w:kern w:val="0"/>
           <w:lang w:eastAsia="es-PE"/>
-          <ns2:ligatures ns2:val="none"/>
-        </w:rPr>
-      </w:pPr>
-      <w:r>
-        <w:rPr>
-          <w:rFonts w:ascii="Arial Narrow" w:eastAsia="Arial Narrow" w:hAnsi="Arial Narrow" w:cs="Arial Narrow"/>
-          <w:b/>
-          <w:color w:val="000000"/>
-          <w:kern w:val="0"/>
-          <w:lang w:eastAsia="es-PE"/>
-          <ns2:ligatures ns2:val="none"/>
+          <w14:ligatures w14:val="none"/>
+        </w:rPr>
+      </w:pPr>
+      <w:r>
+        <w:rPr>
+          <w:rFonts w:ascii="Arial Narrow" w:eastAsia="Arial Narrow" w:hAnsi="Arial Narrow" w:cs="Arial Narrow"/>
+          <w:b/>
+          <w:color w:val="000000"/>
+          <w:kern w:val="0"/>
+          <w:lang w:eastAsia="es-PE"/>
+          <w14:ligatures w14:val="none"/>
         </w:rPr>
         <w:t xml:space="preserve">DE LA INADMISIBILIDAD </w:t>
       </w:r>
     </w:p>
-    <w:p ns2:paraId="3DCCD585" ns2:textId="77777777">
+    <w:p>
       <w:pPr>
         <w:spacing w:after="0" w:line="240" w:lineRule="auto"/>
         <w:ind w:left="567"/>
@@ -1778,11 +1704,11 @@
           <w:color w:val="000000"/>
           <w:kern w:val="0"/>
           <w:lang w:eastAsia="es-PE"/>
-          <ns2:ligatures ns2:val="none"/>
-        </w:rPr>
-      </w:pPr>
-    </w:p>
-    <w:p ns2:paraId="4A3CFFC1" ns2:textId="6422E0B3">
+          <w14:ligatures w14:val="none"/>
+        </w:rPr>
+      </w:pPr>
+    </w:p>
+    <w:p>
       <w:pPr>
         <w:pStyle w:val="Prrafodelista"/>
         <w:numPr>
@@ -1797,7 +1723,7 @@
           <w:color w:val="000000"/>
           <w:kern w:val="0"/>
           <w:lang w:eastAsia="es-ES"/>
-          <ns2:ligatures ns2:val="none"/>
+          <w14:ligatures w14:val="none"/>
         </w:rPr>
       </w:pPr>
       <w:r>
@@ -1806,7 +1732,7 @@
           <w:color w:val="000000"/>
           <w:kern w:val="0"/>
           <w:lang w:eastAsia="es-ES"/>
-          <ns2:ligatures ns2:val="none"/>
+          <w14:ligatures w14:val="none"/>
         </w:rPr>
         <w:t xml:space="preserve">El 29 de diciembre de 2025, el señor [APELLIDO] denunció a Pacífico por presuntas infracciones a la Ley 29571, Código de Protección y Defensa del Consumidor (en adelante, Código). </w:t>
       </w:r>
@@ -1816,7 +1742,7 @@
           <w:color w:val="000000"/>
           <w:kern w:val="0"/>
           <w:lang w:eastAsia="es-ES"/>
-          <ns2:ligatures ns2:val="none"/>
+          <w14:ligatures w14:val="none"/>
         </w:rPr>
         <w:t xml:space="preserve"/>
       </w:r>
@@ -1826,7 +1752,7 @@
           <w:color w:val="000000"/>
           <w:kern w:val="0"/>
           <w:lang w:val="es-ES" w:eastAsia="es-ES"/>
-          <ns2:ligatures ns2:val="none"/>
+          <w14:ligatures w14:val="none"/>
         </w:rPr>
         <w:t/>
       </w:r>
@@ -1836,7 +1762,7 @@
           <w:color w:val="000000"/>
           <w:kern w:val="0"/>
           <w:lang w:eastAsia="es-ES"/>
-          <ns2:ligatures ns2:val="none"/>
+          <w14:ligatures w14:val="none"/>
         </w:rPr>
         <w:t xml:space="preserve"/>
       </w:r>
@@ -1844,7 +1770,7 @@
         <w:rPr>
           <w:rFonts w:ascii="Arial Narrow" w:eastAsia="Calibri" w:hAnsi="Arial Narrow" w:cs="Arial"/>
           <w:kern w:val="0"/>
-          <ns2:ligatures ns2:val="none"/>
+          <w14:ligatures w14:val="none"/>
         </w:rPr>
         <w:t/>
       </w:r>
@@ -1852,7 +1778,7 @@
         <w:rPr>
           <w:rFonts w:ascii="Arial Narrow" w:eastAsia="Calibri" w:hAnsi="Arial Narrow" w:cs="Arial"/>
           <w:kern w:val="0"/>
-          <ns2:ligatures ns2:val="none"/>
+          <w14:ligatures w14:val="none"/>
         </w:rPr>
         <w:t xml:space="preserve"/>
       </w:r>
@@ -1862,7 +1788,7 @@
           <w:color w:val="000000"/>
           <w:kern w:val="0"/>
           <w:lang w:eastAsia="es-ES"/>
-          <ns2:ligatures ns2:val="none"/>
+          <w14:ligatures w14:val="none"/>
         </w:rPr>
         <w:t xml:space="preserve"/>
       </w:r>
@@ -1872,7 +1798,7 @@
           <w:color w:val="000000"/>
           <w:kern w:val="0"/>
           <w:lang w:eastAsia="es-ES"/>
-          <ns2:ligatures ns2:val="none"/>
+          <w14:ligatures w14:val="none"/>
         </w:rPr>
         <w:t xml:space="preserve"/>
       </w:r>
@@ -1882,7 +1808,7 @@
           <w:color w:val="000000"/>
           <w:kern w:val="0"/>
           <w:lang w:eastAsia="es-ES"/>
-          <ns2:ligatures ns2:val="none"/>
+          <w14:ligatures w14:val="none"/>
         </w:rPr>
         <w:t/>
       </w:r>
@@ -1892,12 +1818,12 @@
           <w:color w:val="000000"/>
           <w:kern w:val="0"/>
           <w:lang w:eastAsia="es-ES"/>
-          <ns2:ligatures ns2:val="none"/>
+          <w14:ligatures w14:val="none"/>
         </w:rPr>
         <w:t xml:space="preserve"/>
       </w:r>
     </w:p>
-    <w:p ns2:paraId="46F4BEF5" ns2:textId="77777777">
+    <w:p>
       <w:pPr>
         <w:pStyle w:val="Prrafodelista"/>
         <w:spacing w:after="0" w:line="240" w:lineRule="auto"/>
@@ -1908,11 +1834,11 @@
           <w:color w:val="000000"/>
           <w:kern w:val="0"/>
           <w:lang w:eastAsia="es-ES"/>
-          <ns2:ligatures ns2:val="none"/>
-        </w:rPr>
-      </w:pPr>
-    </w:p>
-    <w:p ns2:paraId="136ACFDA" ns2:textId="0919D68D">
+          <w14:ligatures w14:val="none"/>
+        </w:rPr>
+      </w:pPr>
+    </w:p>
+    <w:p>
       <w:pPr>
         <w:pStyle w:val="Prrafodelista"/>
         <w:numPr>
@@ -1927,7 +1853,7 @@
           <w:color w:val="000000"/>
           <w:kern w:val="0"/>
           <w:lang w:eastAsia="es-ES"/>
-          <ns2:ligatures ns2:val="none"/>
+          <w14:ligatures w14:val="none"/>
         </w:rPr>
       </w:pPr>
       <w:r>
@@ -1936,7 +1862,7 @@
           <w:color w:val="000000"/>
           <w:kern w:val="0"/>
           <w:lang w:eastAsia="es-ES"/>
-          <ns2:ligatures ns2:val="none"/>
+          <w14:ligatures w14:val="none"/>
         </w:rPr>
         <w:t xml:space="preserve">Mediante Resolución 1 del 30 de abril de 2026, la Secretaría Técnica de la Comisión de Protección al Consumidor 1 (en adelante, Secretaría Técnica) emitió un requerimiento de subsanación dirigido al señor [APELLIDO].</w:t>
       </w:r>
@@ -1946,7 +1872,7 @@
           <w:color w:val="000000"/>
           <w:kern w:val="0"/>
           <w:lang w:eastAsia="es-ES"/>
-          <ns2:ligatures ns2:val="none"/>
+          <w14:ligatures w14:val="none"/>
         </w:rPr>
         <w:t xml:space="preserve"/>
       </w:r>
@@ -1956,7 +1882,7 @@
           <w:color w:val="000000"/>
           <w:kern w:val="0"/>
           <w:lang w:eastAsia="es-ES"/>
-          <ns2:ligatures ns2:val="none"/>
+          <w14:ligatures w14:val="none"/>
         </w:rPr>
         <w:t/>
       </w:r>
@@ -1966,7 +1892,7 @@
           <w:color w:val="000000"/>
           <w:kern w:val="0"/>
           <w:lang w:eastAsia="es-ES"/>
-          <ns2:ligatures ns2:val="none"/>
+          <w14:ligatures w14:val="none"/>
         </w:rPr>
         <w:t xml:space="preserve"/>
       </w:r>
@@ -1976,7 +1902,7 @@
           <w:color w:val="000000"/>
           <w:kern w:val="0"/>
           <w:lang w:eastAsia="es-ES"/>
-          <ns2:ligatures ns2:val="none"/>
+          <w14:ligatures w14:val="none"/>
         </w:rPr>
         <w:t/>
       </w:r>
@@ -1986,7 +1912,7 @@
           <w:color w:val="000000"/>
           <w:kern w:val="0"/>
           <w:lang w:eastAsia="es-ES"/>
-          <ns2:ligatures ns2:val="none"/>
+          <w14:ligatures w14:val="none"/>
         </w:rPr>
         <w:t/>
       </w:r>
@@ -1996,7 +1922,7 @@
           <w:color w:val="000000"/>
           <w:kern w:val="0"/>
           <w:lang w:eastAsia="es-ES"/>
-          <ns2:ligatures ns2:val="none"/>
+          <w14:ligatures w14:val="none"/>
         </w:rPr>
         <w:t xml:space="preserve"/>
       </w:r>
@@ -2004,7 +1930,7 @@
         <w:rPr>
           <w:rFonts w:ascii="Arial Narrow" w:eastAsia="Calibri" w:hAnsi="Arial Narrow" w:cs="Arial"/>
           <w:kern w:val="0"/>
-          <ns2:ligatures ns2:val="none"/>
+          <w14:ligatures w14:val="none"/>
         </w:rPr>
         <w:t/>
       </w:r>
@@ -2012,7 +1938,7 @@
         <w:rPr>
           <w:rFonts w:ascii="Arial Narrow" w:eastAsia="Calibri" w:hAnsi="Arial Narrow" w:cs="Arial"/>
           <w:kern w:val="0"/>
-          <ns2:ligatures ns2:val="none"/>
+          <w14:ligatures w14:val="none"/>
         </w:rPr>
         <w:t/>
       </w:r>
@@ -2022,12 +1948,12 @@
           <w:color w:val="000000"/>
           <w:kern w:val="0"/>
           <w:lang w:eastAsia="es-ES"/>
-          <ns2:ligatures ns2:val="none"/>
+          <w14:ligatures w14:val="none"/>
         </w:rPr>
         <w:t/>
       </w:r>
     </w:p>
-    <w:p ns2:paraId="03B4A5C1" ns2:textId="77777777">
+    <w:p>
       <w:pPr>
         <w:pStyle w:val="Prrafodelista"/>
         <w:spacing w:after="0" w:line="240" w:lineRule="auto"/>
@@ -2036,11 +1962,11 @@
           <w:color w:val="000000"/>
           <w:kern w:val="0"/>
           <w:lang w:eastAsia="es-ES"/>
-          <ns2:ligatures ns2:val="none"/>
-        </w:rPr>
-      </w:pPr>
-    </w:p>
-    <w:p ns2:paraId="3D57AD62" ns2:textId="60718AFF">
+          <w14:ligatures w14:val="none"/>
+        </w:rPr>
+      </w:pPr>
+    </w:p>
+    <w:p>
       <w:pPr>
         <w:pStyle w:val="Prrafodelista"/>
         <w:numPr>
@@ -2055,7 +1981,7 @@
           <w:color w:val="000000"/>
           <w:kern w:val="0"/>
           <w:lang w:eastAsia="es-ES"/>
-          <ns2:ligatures ns2:val="none"/>
+          <w14:ligatures w14:val="none"/>
         </w:rPr>
       </w:pPr>
       <w:r>
@@ -2064,7 +1990,7 @@
           <w:color w:val="000000"/>
           <w:kern w:val="0"/>
           <w:lang w:eastAsia="es-ES"/>
-          <ns2:ligatures ns2:val="none"/>
+          <w14:ligatures w14:val="none"/>
         </w:rPr>
         <w:t xml:space="preserve">Por Resolución 2 del 12 de mayo de 2026, la Secretaría Técnica resolvió declarar inadmisible la denuncia presentada por el señor [APELLIDO] al no haber absuelto el requerimiento efectuado mediante Resolución 1; no obstante, el [APELLIDO] presentó un escrito de subsanación el 11 de mayo de 2026.</w:t>
       </w:r>
@@ -2074,7 +2000,7 @@
           <w:color w:val="000000"/>
           <w:kern w:val="0"/>
           <w:lang w:eastAsia="es-ES"/>
-          <ns2:ligatures ns2:val="none"/>
+          <w14:ligatures w14:val="none"/>
         </w:rPr>
         <w:t xml:space="preserve"/>
       </w:r>
@@ -2084,7 +2010,7 @@
           <w:color w:val="000000"/>
           <w:kern w:val="0"/>
           <w:lang w:eastAsia="es-ES"/>
-          <ns2:ligatures ns2:val="none"/>
+          <w14:ligatures w14:val="none"/>
         </w:rPr>
         <w:t/>
       </w:r>
@@ -2094,7 +2020,7 @@
           <w:color w:val="000000"/>
           <w:kern w:val="0"/>
           <w:lang w:eastAsia="es-ES"/>
-          <ns2:ligatures ns2:val="none"/>
+          <w14:ligatures w14:val="none"/>
         </w:rPr>
         <w:t xml:space="preserve"/>
       </w:r>
@@ -2104,7 +2030,7 @@
           <w:color w:val="000000"/>
           <w:kern w:val="0"/>
           <w:lang w:eastAsia="es-ES"/>
-          <ns2:ligatures ns2:val="none"/>
+          <w14:ligatures w14:val="none"/>
         </w:rPr>
         <w:t xml:space="preserve"/>
       </w:r>
@@ -2114,7 +2040,7 @@
           <w:color w:val="000000"/>
           <w:kern w:val="0"/>
           <w:lang w:eastAsia="es-ES"/>
-          <ns2:ligatures ns2:val="none"/>
+          <w14:ligatures w14:val="none"/>
         </w:rPr>
         <w:t/>
       </w:r>
@@ -2124,7 +2050,7 @@
           <w:color w:val="000000"/>
           <w:kern w:val="0"/>
           <w:lang w:eastAsia="es-ES"/>
-          <ns2:ligatures ns2:val="none"/>
+          <w14:ligatures w14:val="none"/>
         </w:rPr>
         <w:t xml:space="preserve"/>
       </w:r>
@@ -2134,7 +2060,7 @@
           <w:color w:val="000000"/>
           <w:kern w:val="0"/>
           <w:lang w:eastAsia="es-ES"/>
-          <ns2:ligatures ns2:val="none"/>
+          <w14:ligatures w14:val="none"/>
         </w:rPr>
         <w:t xml:space="preserve"/>
       </w:r>
@@ -2144,7 +2070,7 @@
           <w:color w:val="000000"/>
           <w:kern w:val="0"/>
           <w:lang w:eastAsia="es-ES"/>
-          <ns2:ligatures ns2:val="none"/>
+          <w14:ligatures w14:val="none"/>
         </w:rPr>
         <w:t/>
       </w:r>
@@ -2154,7 +2080,7 @@
           <w:color w:val="000000"/>
           <w:kern w:val="0"/>
           <w:lang w:eastAsia="es-ES"/>
-          <ns2:ligatures ns2:val="none"/>
+          <w14:ligatures w14:val="none"/>
         </w:rPr>
         <w:t/>
       </w:r>
@@ -2164,7 +2090,7 @@
           <w:color w:val="000000"/>
           <w:kern w:val="0"/>
           <w:lang w:eastAsia="es-ES"/>
-          <ns2:ligatures ns2:val="none"/>
+          <w14:ligatures w14:val="none"/>
         </w:rPr>
         <w:t xml:space="preserve"/>
       </w:r>
@@ -2172,7 +2098,7 @@
         <w:rPr>
           <w:rFonts w:ascii="Arial Narrow" w:eastAsia="Calibri" w:hAnsi="Arial Narrow" w:cs="Arial"/>
           <w:kern w:val="0"/>
-          <ns2:ligatures ns2:val="none"/>
+          <w14:ligatures w14:val="none"/>
         </w:rPr>
         <w:t/>
       </w:r>
@@ -2180,7 +2106,7 @@
         <w:rPr>
           <w:rFonts w:ascii="Arial Narrow" w:eastAsia="Calibri" w:hAnsi="Arial Narrow" w:cs="Arial"/>
           <w:kern w:val="0"/>
-          <ns2:ligatures ns2:val="none"/>
+          <w14:ligatures w14:val="none"/>
         </w:rPr>
         <w:t xml:space="preserve"/>
       </w:r>
@@ -2190,7 +2116,7 @@
           <w:color w:val="000000"/>
           <w:kern w:val="0"/>
           <w:lang w:eastAsia="es-ES"/>
-          <ns2:ligatures ns2:val="none"/>
+          <w14:ligatures w14:val="none"/>
         </w:rPr>
         <w:t xml:space="preserve"/>
       </w:r>
@@ -2200,7 +2126,7 @@
           <w:color w:val="000000"/>
           <w:kern w:val="0"/>
           <w:lang w:eastAsia="es-ES"/>
-          <ns2:ligatures ns2:val="none"/>
+          <w14:ligatures w14:val="none"/>
         </w:rPr>
         <w:t xml:space="preserve"/>
       </w:r>
@@ -2210,7 +2136,7 @@
           <w:color w:val="000000"/>
           <w:kern w:val="0"/>
           <w:lang w:val="es-ES" w:eastAsia="es-ES"/>
-          <ns2:ligatures ns2:val="none"/>
+          <w14:ligatures w14:val="none"/>
         </w:rPr>
         <w:t/>
       </w:r>
@@ -2222,7 +2148,7 @@
           <w:kern w:val="0"/>
           <w:vertAlign w:val="superscript"/>
           <w:lang w:val="es-ES" w:eastAsia="es-ES"/>
-          <ns2:ligatures ns2:val="none"/>
+          <w14:ligatures w14:val="none"/>
         </w:rPr>
         <w:footnoteReference w:id="3"/>
       </w:r>
@@ -2232,12 +2158,12 @@
           <w:color w:val="000000"/>
           <w:kern w:val="0"/>
           <w:lang w:eastAsia="es-ES"/>
-          <ns2:ligatures ns2:val="none"/>
+          <w14:ligatures w14:val="none"/>
         </w:rPr>
         <w:t/>
       </w:r>
     </w:p>
-    <w:p ns2:paraId="4C49914A" ns2:textId="77777777">
+    <w:p>
       <w:pPr>
         <w:pStyle w:val="Prrafodelista"/>
         <w:spacing w:after="0" w:line="240" w:lineRule="auto"/>
@@ -2248,11 +2174,11 @@
           <w:color w:val="000000"/>
           <w:kern w:val="0"/>
           <w:lang w:eastAsia="es-ES"/>
-          <ns2:ligatures ns2:val="none"/>
-        </w:rPr>
-      </w:pPr>
-    </w:p>
-    <w:p ns2:paraId="1DD2767F" ns2:textId="1EF47994">
+          <w14:ligatures w14:val="none"/>
+        </w:rPr>
+      </w:pPr>
+    </w:p>
+    <w:p>
       <w:pPr>
         <w:pStyle w:val="Prrafodelista"/>
         <w:numPr>
@@ -2267,7 +2193,7 @@
           <w:color w:val="000000"/>
           <w:kern w:val="0"/>
           <w:lang w:eastAsia="es-ES"/>
-          <ns2:ligatures ns2:val="none"/>
+          <w14:ligatures w14:val="none"/>
         </w:rPr>
       </w:pPr>
       <w:r>
@@ -2276,7 +2202,7 @@
           <w:color w:val="000000"/>
           <w:kern w:val="0"/>
           <w:lang w:eastAsia="es-ES"/>
-          <ns2:ligatures ns2:val="none"/>
+          <w14:ligatures w14:val="none"/>
         </w:rPr>
         <w:t xml:space="preserve">En atención a lo señalado, se advierte que, la Resolución 2 se emitió sin tener presente que el señor [APELLIDO] había realizado la subsanación de lo requerido por Resolución 1, por lo cual, corresponde dejarla sin efecto.</w:t>
       </w:r>
@@ -2286,7 +2212,7 @@
           <w:color w:val="000000"/>
           <w:kern w:val="0"/>
           <w:lang w:eastAsia="es-ES"/>
-          <ns2:ligatures ns2:val="none"/>
+          <w14:ligatures w14:val="none"/>
         </w:rPr>
         <w:t xml:space="preserve"/>
       </w:r>
@@ -2296,7 +2222,7 @@
           <w:color w:val="000000"/>
           <w:kern w:val="0"/>
           <w:lang w:eastAsia="es-ES"/>
-          <ns2:ligatures ns2:val="none"/>
+          <w14:ligatures w14:val="none"/>
         </w:rPr>
         <w:t xml:space="preserve"/>
       </w:r>
@@ -2306,7 +2232,7 @@
           <w:color w:val="000000"/>
           <w:kern w:val="0"/>
           <w:lang w:eastAsia="es-ES"/>
-          <ns2:ligatures ns2:val="none"/>
+          <w14:ligatures w14:val="none"/>
         </w:rPr>
         <w:t/>
       </w:r>
@@ -2316,27 +2242,27 @@
           <w:color w:val="000000"/>
           <w:kern w:val="0"/>
           <w:lang w:eastAsia="es-ES"/>
-          <ns2:ligatures ns2:val="none"/>
+          <w14:ligatures w14:val="none"/>
         </w:rPr>
         <w:t/>
       </w:r>
     </w:p>
-    <w:p ns2:paraId="66005174" ns2:textId="77777777">
-      <w:pPr>
-        <w:spacing w:after="0" w:line="240" w:lineRule="auto"/>
-        <w:contextualSpacing/>
-        <w:jc w:val="both"/>
-        <w:rPr>
-          <w:rFonts w:ascii="Arial Narrow" w:eastAsia="Arial Narrow" w:hAnsi="Arial Narrow" w:cs="Arial Narrow"/>
-          <w:b/>
-          <w:color w:val="000000"/>
-          <w:kern w:val="0"/>
-          <w:lang w:eastAsia="es-PE"/>
-          <ns2:ligatures ns2:val="none"/>
-        </w:rPr>
-      </w:pPr>
-    </w:p>
-    <w:p ns2:paraId="3541B1F9" ns2:textId="77777777">
+    <w:p>
+      <w:pPr>
+        <w:spacing w:after="0" w:line="240" w:lineRule="auto"/>
+        <w:contextualSpacing/>
+        <w:jc w:val="both"/>
+        <w:rPr>
+          <w:rFonts w:ascii="Arial Narrow" w:eastAsia="Arial Narrow" w:hAnsi="Arial Narrow" w:cs="Arial Narrow"/>
+          <w:b/>
+          <w:color w:val="000000"/>
+          <w:kern w:val="0"/>
+          <w:lang w:eastAsia="es-PE"/>
+          <w14:ligatures w14:val="none"/>
+        </w:rPr>
+      </w:pPr>
+    </w:p>
+    <w:p>
       <w:pPr>
         <w:pStyle w:val="Prrafodelista"/>
         <w:numPr>
@@ -2356,22 +2282,22 @@
           <w:color w:val="000000"/>
           <w:kern w:val="0"/>
           <w:lang w:eastAsia="es-PE"/>
-          <ns2:ligatures ns2:val="none"/>
-        </w:rPr>
-      </w:pPr>
-      <w:r>
-        <w:rPr>
-          <w:rFonts w:ascii="Arial Narrow" w:eastAsia="Arial Narrow" w:hAnsi="Arial Narrow" w:cs="Arial Narrow"/>
-          <w:b/>
-          <w:color w:val="000000"/>
-          <w:kern w:val="0"/>
-          <w:lang w:eastAsia="es-PE"/>
-          <ns2:ligatures ns2:val="none"/>
+          <w14:ligatures w14:val="none"/>
+        </w:rPr>
+      </w:pPr>
+      <w:r>
+        <w:rPr>
+          <w:rFonts w:ascii="Arial Narrow" w:eastAsia="Arial Narrow" w:hAnsi="Arial Narrow" w:cs="Arial Narrow"/>
+          <w:b/>
+          <w:color w:val="000000"/>
+          <w:kern w:val="0"/>
+          <w:lang w:eastAsia="es-PE"/>
+          <w14:ligatures w14:val="none"/>
         </w:rPr>
         <w:t>DE LA ADMISIÓN A TRÁMITE DE LA DENUNCIA</w:t>
       </w:r>
     </w:p>
-    <w:p ns2:paraId="34556756" ns2:textId="77777777">
+    <w:p>
       <w:pPr>
         <w:spacing w:after="0" w:line="240" w:lineRule="auto"/>
         <w:ind w:left="567"/>
@@ -2383,11 +2309,11 @@
           <w:color w:val="000000"/>
           <w:kern w:val="0"/>
           <w:lang w:eastAsia="es-PE"/>
-          <ns2:ligatures ns2:val="none"/>
-        </w:rPr>
-      </w:pPr>
-    </w:p>
-    <w:p ns2:paraId="4096DE82" ns2:textId="36E4C43D">
+          <w14:ligatures w14:val="none"/>
+        </w:rPr>
+      </w:pPr>
+    </w:p>
+    <w:p>
       <w:pPr>
         <w:pStyle w:val="Prrafodelista"/>
         <w:numPr>
@@ -2400,7 +2326,7 @@
         <w:rPr>
           <w:rFonts w:ascii="Arial Narrow" w:eastAsia="Arial Narrow" w:hAnsi="Arial Narrow" w:cs="Arial Narrow"/>
           <w:kern w:val="0"/>
-          <ns2:ligatures ns2:val="none"/>
+          <w14:ligatures w14:val="none"/>
         </w:rPr>
       </w:pPr>
       <w:bookmarkStart w:id="1" w:name="_Hlk140755208"/>
@@ -2412,7 +2338,7 @@
           <w:color w:val="000000"/>
           <w:kern w:val="0"/>
           <w:lang w:eastAsia="es-PE"/>
-          <ns2:ligatures ns2:val="none"/>
+          <w14:ligatures w14:val="none"/>
         </w:rPr>
         <w:t>La Secretaría Técnica de la Comisión de Protección al Consumidor 1 (en adelante, la Secretaría Técnica), en ejercicio de sus facultades</w:t>
       </w:r>
@@ -2425,7 +2351,7 @@
           <w:rFonts w:ascii="Arial Narrow" w:eastAsia="Arial Narrow" w:hAnsi="Arial Narrow" w:cs="Arial Narrow"/>
           <w:kern w:val="0"/>
           <w:vertAlign w:val="superscript"/>
-          <ns2:ligatures ns2:val="none"/>
+          <w14:ligatures w14:val="none"/>
         </w:rPr>
         <w:footnoteReference w:id="4"/>
       </w:r>
@@ -2435,7 +2361,7 @@
           <w:color w:val="000000"/>
           <w:kern w:val="0"/>
           <w:lang w:eastAsia="es-PE"/>
-          <ns2:ligatures ns2:val="none"/>
+          <w14:ligatures w14:val="none"/>
         </w:rPr>
         <w:t xml:space="preserve">, </w:t>
       </w:r>
@@ -2445,7 +2371,7 @@
           <w:color w:val="000000"/>
           <w:kern w:val="0"/>
           <w:lang w:eastAsia="es-PE"/>
-          <ns2:ligatures ns2:val="none"/>
+          <w14:ligatures w14:val="none"/>
         </w:rPr>
         <w:t xml:space="preserve">considera </w:t>
       </w:r>
@@ -2453,7 +2379,7 @@
         <w:rPr>
           <w:rFonts w:ascii="Arial Narrow" w:eastAsia="Arial Narrow" w:hAnsi="Arial Narrow" w:cs="Arial Narrow"/>
           <w:kern w:val="0"/>
-          <ns2:ligatures ns2:val="none"/>
+          <w14:ligatures w14:val="none"/>
         </w:rPr>
         <w:t xml:space="preserve">que el hecho denunciado, </w:t>
       </w:r>
@@ -2462,7 +2388,7 @@
         <w:rPr>
           <w:rFonts w:ascii="Arial Narrow" w:eastAsia="Arial Narrow" w:hAnsi="Arial Narrow" w:cs="Arial Narrow"/>
           <w:kern w:val="0"/>
-          <ns2:ligatures ns2:val="none"/>
+          <w14:ligatures w14:val="none"/>
         </w:rPr>
         <w:t xml:space="preserve">consistente en que </w:t>
       </w:r>
@@ -2476,7 +2402,7 @@
           <w:kern w:val="0"/>
           <w:shd w:val="clear" w:color="auto" w:fill="FFFFFF"/>
           <w:lang w:eastAsia="es-PE"/>
-          <ns2:ligatures ns2:val="none"/>
+          <w14:ligatures w14:val="none"/>
         </w:rPr>
         <w:t>la compañía aseguradora habría anulado indebidamente la Póliza 2007808645 Seguro Vehicular, ocasionando que pierda su vigencia el 2 de julio de 2023</w:t>
       </w:r>
@@ -2484,7 +2410,7 @@
         <w:rPr>
           <w:rFonts w:ascii="Arial Narrow" w:eastAsia="Arial Narrow" w:hAnsi="Arial Narrow" w:cs="Arial Narrow"/>
           <w:kern w:val="0"/>
-          <ns2:ligatures ns2:val="none"/>
+          <w14:ligatures w14:val="none"/>
         </w:rPr>
         <w:t xml:space="preserve">; involucraría una presunta afectación a sus expectativas, quien no habría encontrado una correspondencia entre lo que esperaba </w:t>
       </w:r>
@@ -2492,7 +2418,7 @@
         <w:rPr>
           <w:rFonts w:ascii="Arial Narrow" w:eastAsia="Arial Narrow" w:hAnsi="Arial Narrow" w:cs="Arial Narrow"/>
           <w:kern w:val="0"/>
-          <ns2:ligatures ns2:val="none"/>
+          <w14:ligatures w14:val="none"/>
         </w:rPr>
         <w:t xml:space="preserve">recibir de parte del proveedor y lo que realmente recibió. Por consiguiente, corresponde calificar el hecho </w:t>
       </w:r>
@@ -2500,7 +2426,7 @@
         <w:rPr>
           <w:rFonts w:ascii="Arial Narrow" w:eastAsia="Arial Narrow" w:hAnsi="Arial Narrow" w:cs="Arial Narrow"/>
           <w:kern w:val="0"/>
-          <ns2:ligatures ns2:val="none"/>
+          <w14:ligatures w14:val="none"/>
         </w:rPr>
         <w:t>materia de denuncia como una presunta infracción al deber de idoneidad, tipificado en los artículos 18</w:t>
       </w:r>
@@ -2510,7 +2436,7 @@
           <w:color w:val="000000"/>
           <w:kern w:val="0"/>
           <w:lang w:eastAsia="es-PE"/>
-          <ns2:ligatures ns2:val="none"/>
+          <w14:ligatures w14:val="none"/>
         </w:rPr>
         <w:t/>
       </w:r>
@@ -2518,7 +2444,7 @@
         <w:rPr>
           <w:rFonts w:ascii="Arial Narrow" w:eastAsia="Arial Narrow" w:hAnsi="Arial Narrow" w:cs="Arial Narrow"/>
           <w:kern w:val="0"/>
-          <ns2:ligatures ns2:val="none"/>
+          <w14:ligatures w14:val="none"/>
         </w:rPr>
         <w:t xml:space="preserve"> y 19</w:t>
       </w:r>
@@ -2528,7 +2454,7 @@
           <w:color w:val="000000"/>
           <w:kern w:val="0"/>
           <w:lang w:eastAsia="es-PE"/>
-          <ns2:ligatures ns2:val="none"/>
+          <w14:ligatures w14:val="none"/>
         </w:rPr>
         <w:t/>
       </w:r>
@@ -2536,7 +2462,7 @@
         <w:rPr>
           <w:rFonts w:ascii="Arial Narrow" w:eastAsia="Arial Narrow" w:hAnsi="Arial Narrow" w:cs="Arial Narrow"/>
           <w:kern w:val="0"/>
-          <ns2:ligatures ns2:val="none"/>
+          <w14:ligatures w14:val="none"/>
         </w:rPr>
         <w:t xml:space="preserve"> del Código</w:t>
       </w:r>
@@ -2548,7 +2474,7 @@
           <w:rFonts w:ascii="Arial Narrow" w:eastAsia="Arial Narrow" w:hAnsi="Arial Narrow" w:cs="Arial"/>
           <w:kern w:val="0"/>
           <w:vertAlign w:val="superscript"/>
-          <ns2:ligatures ns2:val="none"/>
+          <w14:ligatures w14:val="none"/>
         </w:rPr>
         <w:footnoteReference w:id="5"/>
       </w:r>
@@ -2557,13 +2483,13 @@
         <w:rPr>
           <w:rFonts w:ascii="Arial Narrow" w:eastAsia="Arial Narrow" w:hAnsi="Arial Narrow" w:cs="Arial Narrow"/>
           <w:kern w:val="0"/>
-          <ns2:ligatures ns2:val="none"/>
+          <w14:ligatures w14:val="none"/>
         </w:rPr>
         <w:t>.</w:t>
       </w:r>
       <w:bookmarkEnd w:id="6"/>
     </w:p>
-    <w:p ns2:paraId="76E2FB23" ns2:textId="77777777">
+    <w:p>
       <w:pPr>
         <w:pStyle w:val="Prrafodelista"/>
         <w:spacing w:after="0" w:line="240" w:lineRule="auto"/>
@@ -2572,11 +2498,11 @@
         <w:rPr>
           <w:rFonts w:ascii="Arial Narrow" w:eastAsia="Arial Narrow" w:hAnsi="Arial Narrow" w:cs="Arial Narrow"/>
           <w:kern w:val="0"/>
-          <ns2:ligatures ns2:val="none"/>
-        </w:rPr>
-      </w:pPr>
-    </w:p>
-    <w:p ns2:paraId="7CC96CB7" ns2:textId="78947B4E">
+          <w14:ligatures w14:val="none"/>
+        </w:rPr>
+      </w:pPr>
+    </w:p>
+    <w:p>
       <w:pPr>
         <w:pStyle w:val="Prrafodelista"/>
         <w:numPr>
@@ -2589,7 +2515,7 @@
         <w:rPr>
           <w:rFonts w:ascii="Arial Narrow" w:eastAsia="Arial Narrow" w:hAnsi="Arial Narrow" w:cs="Arial Narrow"/>
           <w:kern w:val="0"/>
-          <ns2:ligatures ns2:val="none"/>
+          <w14:ligatures w14:val="none"/>
         </w:rPr>
       </w:pPr>
       <w:bookmarkStart w:id="9" w:name="_Hlk213150180"/>
@@ -2597,7 +2523,7 @@
         <w:rPr>
           <w:rFonts w:ascii="Arial Narrow" w:eastAsia="Arial Narrow" w:hAnsi="Arial Narrow" w:cs="Arial Narrow"/>
           <w:kern w:val="0"/>
-          <ns2:ligatures ns2:val="none"/>
+          <w14:ligatures w14:val="none"/>
         </w:rPr>
         <w:t xml:space="preserve">Así también, la Secretaría Técnica, en ejercicio de sus facultades, </w:t>
       </w:r>
@@ -2607,7 +2533,7 @@
           <w:color w:val="000000"/>
           <w:kern w:val="0"/>
           <w:lang w:eastAsia="es-PE"/>
-          <ns2:ligatures ns2:val="none"/>
+          <w14:ligatures w14:val="none"/>
         </w:rPr>
         <w:t xml:space="preserve">considera </w:t>
       </w:r>
@@ -2615,7 +2541,7 @@
         <w:rPr>
           <w:rFonts w:ascii="Arial Narrow" w:eastAsia="Arial Narrow" w:hAnsi="Arial Narrow" w:cs="Arial Narrow"/>
           <w:kern w:val="0"/>
-          <ns2:ligatures ns2:val="none"/>
+          <w14:ligatures w14:val="none"/>
         </w:rPr>
         <w:t xml:space="preserve">que el hecho denunciado, consistente en que </w:t>
       </w:r>
@@ -2627,7 +2553,7 @@
           <w:kern w:val="0"/>
           <w:shd w:val="clear" w:color="auto" w:fill="FFFFFF"/>
           <w:lang w:eastAsia="es-PE"/>
-          <ns2:ligatures ns2:val="none"/>
+          <w14:ligatures w14:val="none"/>
         </w:rPr>
         <w:t>la compañía aseguradora no habría gestionado oportunamente en aplicar el porcentaje correcto del deducible para la reparación del vehículo con Placa de Rodaje CCN360 por el siniestro 1001067466, toda vez que el 9 de febrero de 2026 se le pretendió aplicar un deducible del 25%, pese a que correspondía un deducible del 15%</w:t>
       </w:r>
@@ -2635,7 +2561,7 @@
         <w:rPr>
           <w:rFonts w:ascii="Arial Narrow" w:eastAsia="Arial Narrow" w:hAnsi="Arial Narrow" w:cs="Arial Narrow"/>
           <w:kern w:val="0"/>
-          <ns2:ligatures ns2:val="none"/>
+          <w14:ligatures w14:val="none"/>
         </w:rPr>
         <w:t>; involucraría una presunta afectación a sus expectativas, quien no habría encontrado una correspondencia entre lo que esperaba recibir de parte del proveedor y lo que realmente recibió. Por consiguiente, corresponde calificar el hecho materia de denuncia como una presunta infracción al deber de idoneidad, tipificado en los artículos 18</w:t>
       </w:r>
@@ -2645,7 +2571,7 @@
           <w:color w:val="000000"/>
           <w:kern w:val="0"/>
           <w:lang w:eastAsia="es-PE"/>
-          <ns2:ligatures ns2:val="none"/>
+          <w14:ligatures w14:val="none"/>
         </w:rPr>
         <w:t/>
       </w:r>
@@ -2653,7 +2579,7 @@
         <w:rPr>
           <w:rFonts w:ascii="Arial Narrow" w:eastAsia="Arial Narrow" w:hAnsi="Arial Narrow" w:cs="Arial Narrow"/>
           <w:kern w:val="0"/>
-          <ns2:ligatures ns2:val="none"/>
+          <w14:ligatures w14:val="none"/>
         </w:rPr>
         <w:t xml:space="preserve"> y 19</w:t>
       </w:r>
@@ -2663,7 +2589,7 @@
           <w:color w:val="000000"/>
           <w:kern w:val="0"/>
           <w:lang w:eastAsia="es-PE"/>
-          <ns2:ligatures ns2:val="none"/>
+          <w14:ligatures w14:val="none"/>
         </w:rPr>
         <w:t/>
       </w:r>
@@ -2671,7 +2597,7 @@
         <w:rPr>
           <w:rFonts w:ascii="Arial Narrow" w:eastAsia="Arial Narrow" w:hAnsi="Arial Narrow" w:cs="Arial Narrow"/>
           <w:kern w:val="0"/>
-          <ns2:ligatures ns2:val="none"/>
+          <w14:ligatures w14:val="none"/>
         </w:rPr>
         <w:t xml:space="preserve"> del Código</w:t>
       </w:r>
@@ -2682,24 +2608,24 @@
           <w:color w:val="000000"/>
           <w:kern w:val="0"/>
           <w:lang w:eastAsia="es-PE"/>
-          <ns2:ligatures ns2:val="none"/>
+          <w14:ligatures w14:val="none"/>
         </w:rPr>
         <w:t xml:space="preserve">. </w:t>
       </w:r>
     </w:p>
-    <w:p ns2:paraId="565CA430" ns2:textId="77777777">
-      <w:pPr>
-        <w:spacing w:after="0" w:line="240" w:lineRule="auto"/>
-        <w:contextualSpacing/>
-        <w:jc w:val="both"/>
-        <w:rPr>
-          <w:rFonts w:ascii="Arial Narrow" w:eastAsia="Arial Narrow" w:hAnsi="Arial Narrow" w:cs="Arial Narrow"/>
-          <w:kern w:val="0"/>
-          <ns2:ligatures ns2:val="none"/>
-        </w:rPr>
-      </w:pPr>
-    </w:p>
-    <w:p ns2:paraId="3B139B15" ns2:textId="70D00612">
+    <w:p>
+      <w:pPr>
+        <w:spacing w:after="0" w:line="240" w:lineRule="auto"/>
+        <w:contextualSpacing/>
+        <w:jc w:val="both"/>
+        <w:rPr>
+          <w:rFonts w:ascii="Arial Narrow" w:eastAsia="Arial Narrow" w:hAnsi="Arial Narrow" w:cs="Arial Narrow"/>
+          <w:kern w:val="0"/>
+          <w14:ligatures w14:val="none"/>
+        </w:rPr>
+      </w:pPr>
+    </w:p>
+    <w:p>
       <w:pPr>
         <w:pStyle w:val="Prrafodelista"/>
         <w:numPr>
@@ -2712,14 +2638,14 @@
         <w:rPr>
           <w:rFonts w:ascii="Arial Narrow" w:eastAsia="Arial Narrow" w:hAnsi="Arial Narrow" w:cs="Arial Narrow"/>
           <w:kern w:val="0"/>
-          <ns2:ligatures ns2:val="none"/>
-        </w:rPr>
-      </w:pPr>
-      <w:r>
-        <w:rPr>
-          <w:rFonts w:ascii="Arial Narrow" w:eastAsia="Arial Narrow" w:hAnsi="Arial Narrow" w:cs="Arial Narrow"/>
-          <w:kern w:val="0"/>
-          <ns2:ligatures ns2:val="none"/>
+          <w14:ligatures w14:val="none"/>
+        </w:rPr>
+      </w:pPr>
+      <w:r>
+        <w:rPr>
+          <w:rFonts w:ascii="Arial Narrow" w:eastAsia="Arial Narrow" w:hAnsi="Arial Narrow" w:cs="Arial Narrow"/>
+          <w:kern w:val="0"/>
+          <w14:ligatures w14:val="none"/>
         </w:rPr>
         <w:t xml:space="preserve">Asimismo, </w:t>
       </w:r>
@@ -2729,7 +2655,7 @@
           <w:color w:val="000000"/>
           <w:kern w:val="0"/>
           <w:lang w:eastAsia="es-PE"/>
-          <ns2:ligatures ns2:val="none"/>
+          <w14:ligatures w14:val="none"/>
         </w:rPr>
         <w:t xml:space="preserve">la Secretaría Técnica, en ejercicio de sus facultades, considera </w:t>
       </w:r>
@@ -2737,7 +2663,7 @@
         <w:rPr>
           <w:rFonts w:ascii="Arial Narrow" w:eastAsia="Arial Narrow" w:hAnsi="Arial Narrow" w:cs="Arial"/>
           <w:kern w:val="0"/>
-          <ns2:ligatures ns2:val="none"/>
+          <w14:ligatures w14:val="none"/>
         </w:rPr>
         <w:t xml:space="preserve">que el hecho denunciado, consistente en que </w:t>
       </w:r>
@@ -2749,7 +2675,7 @@
           <w:kern w:val="0"/>
           <w:shd w:val="clear" w:color="auto" w:fill="FFFFFF"/>
           <w:lang w:eastAsia="es-PE"/>
-          <ns2:ligatures ns2:val="none"/>
+          <w14:ligatures w14:val="none"/>
         </w:rPr>
         <w:t xml:space="preserve">la compañía aseguradora no habría cumplido con trasladar oportunamente el vehículo con Placa de Rodaje CCN360 al taller </w:t>
       </w:r>
@@ -2761,7 +2687,7 @@
           <w:kern w:val="0"/>
           <w:shd w:val="clear" w:color="auto" w:fill="FFFFFF"/>
           <w:lang w:eastAsia="es-PE"/>
-          <ns2:ligatures ns2:val="none"/>
+          <w14:ligatures w14:val="none"/>
         </w:rPr>
         <w:t>Euroshop</w:t>
       </w:r>
@@ -2773,7 +2699,7 @@
           <w:kern w:val="0"/>
           <w:shd w:val="clear" w:color="auto" w:fill="FFFFFF"/>
           <w:lang w:eastAsia="es-PE"/>
-          <ns2:ligatures ns2:val="none"/>
+          <w14:ligatures w14:val="none"/>
         </w:rPr>
         <w:t xml:space="preserve"> S.A., pese a la solicitud del denunciante del 5 de marzo de 2024</w:t>
       </w:r>
@@ -2781,7 +2707,7 @@
         <w:rPr>
           <w:rFonts w:ascii="Arial Narrow" w:eastAsia="Arial Narrow" w:hAnsi="Arial Narrow" w:cs="Arial Narrow"/>
           <w:kern w:val="0"/>
-          <ns2:ligatures ns2:val="none"/>
+          <w14:ligatures w14:val="none"/>
         </w:rPr>
         <w:t xml:space="preserve">; involucraría una presunta afectación a sus expectativas, quien no habría encontrado una correspondencia entre lo que esperaba recibir de parte del proveedor y lo que realmente recibió. Por consiguiente, </w:t>
       </w:r>
@@ -2789,7 +2715,7 @@
         <w:rPr>
           <w:rFonts w:ascii="Arial Narrow" w:eastAsia="Arial Narrow" w:hAnsi="Arial Narrow" w:cs="Arial Narrow"/>
           <w:kern w:val="0"/>
-          <ns2:ligatures ns2:val="none"/>
+          <w14:ligatures w14:val="none"/>
         </w:rPr>
         <w:t>corresponde calificar el hecho materia de denuncia como una presunta infracción al deber de idoneidad, tipificado en los artículos 18</w:t>
       </w:r>
@@ -2799,7 +2725,7 @@
           <w:color w:val="000000"/>
           <w:kern w:val="0"/>
           <w:lang w:eastAsia="es-PE"/>
-          <ns2:ligatures ns2:val="none"/>
+          <w14:ligatures w14:val="none"/>
         </w:rPr>
         <w:t/>
       </w:r>
@@ -2807,7 +2733,7 @@
         <w:rPr>
           <w:rFonts w:ascii="Arial Narrow" w:eastAsia="Arial Narrow" w:hAnsi="Arial Narrow" w:cs="Arial Narrow"/>
           <w:kern w:val="0"/>
-          <ns2:ligatures ns2:val="none"/>
+          <w14:ligatures w14:val="none"/>
         </w:rPr>
         <w:t xml:space="preserve"> y 19</w:t>
       </w:r>
@@ -2817,7 +2743,7 @@
           <w:color w:val="000000"/>
           <w:kern w:val="0"/>
           <w:lang w:eastAsia="es-PE"/>
-          <ns2:ligatures ns2:val="none"/>
+          <w14:ligatures w14:val="none"/>
         </w:rPr>
         <w:t/>
       </w:r>
@@ -2825,7 +2751,7 @@
         <w:rPr>
           <w:rFonts w:ascii="Arial Narrow" w:eastAsia="Arial Narrow" w:hAnsi="Arial Narrow" w:cs="Arial Narrow"/>
           <w:kern w:val="0"/>
-          <ns2:ligatures ns2:val="none"/>
+          <w14:ligatures w14:val="none"/>
         </w:rPr>
         <w:t xml:space="preserve"> del Código</w:t>
       </w:r>
@@ -2833,26 +2759,26 @@
         <w:rPr>
           <w:rFonts w:ascii="Arial Narrow" w:eastAsia="Arial Narrow" w:hAnsi="Arial Narrow" w:cs="Arial"/>
           <w:kern w:val="0"/>
-          <ns2:ligatures ns2:val="none"/>
+          <w14:ligatures w14:val="none"/>
         </w:rPr>
         <w:t>.</w:t>
       </w:r>
       <w:bookmarkStart w:id="11" w:name="_Hlk212534267"/>
       <w:bookmarkEnd w:id="10"/>
     </w:p>
-    <w:p ns2:paraId="7A313FB4" ns2:textId="77777777">
-      <w:pPr>
-        <w:spacing w:after="0" w:line="240" w:lineRule="auto"/>
-        <w:contextualSpacing/>
-        <w:jc w:val="both"/>
-        <w:rPr>
-          <w:rFonts w:ascii="Arial Narrow" w:eastAsia="Arial Narrow" w:hAnsi="Arial Narrow" w:cs="Arial Narrow"/>
-          <w:kern w:val="0"/>
-          <ns2:ligatures ns2:val="none"/>
-        </w:rPr>
-      </w:pPr>
-    </w:p>
-    <w:p ns2:paraId="4E65DCBE" ns2:textId="6856EEBF">
+    <w:p>
+      <w:pPr>
+        <w:spacing w:after="0" w:line="240" w:lineRule="auto"/>
+        <w:contextualSpacing/>
+        <w:jc w:val="both"/>
+        <w:rPr>
+          <w:rFonts w:ascii="Arial Narrow" w:eastAsia="Arial Narrow" w:hAnsi="Arial Narrow" w:cs="Arial Narrow"/>
+          <w:kern w:val="0"/>
+          <w14:ligatures w14:val="none"/>
+        </w:rPr>
+      </w:pPr>
+    </w:p>
+    <w:p>
       <w:pPr>
         <w:pStyle w:val="Prrafodelista"/>
         <w:numPr>
@@ -2865,7 +2791,7 @@
         <w:rPr>
           <w:rFonts w:ascii="Arial Narrow" w:eastAsia="Arial Narrow" w:hAnsi="Arial Narrow" w:cs="Arial Narrow"/>
           <w:kern w:val="0"/>
-          <ns2:ligatures ns2:val="none"/>
+          <w14:ligatures w14:val="none"/>
         </w:rPr>
       </w:pPr>
       <w:bookmarkStart w:id="12" w:name="_Hlk214534552"/>
@@ -2876,7 +2802,7 @@
           <w:color w:val="000000"/>
           <w:kern w:val="0"/>
           <w:lang w:eastAsia="es-PE"/>
-          <ns2:ligatures ns2:val="none"/>
+          <w14:ligatures w14:val="none"/>
         </w:rPr>
         <w:t xml:space="preserve">Además, </w:t>
       </w:r>
@@ -2887,7 +2813,7 @@
           <w:color w:val="000000"/>
           <w:kern w:val="0"/>
           <w:lang w:eastAsia="es-PE"/>
-          <ns2:ligatures ns2:val="none"/>
+          <w14:ligatures w14:val="none"/>
         </w:rPr>
         <w:t xml:space="preserve">la Secretaría Técnica, en ejercicio de sus facultades, considera </w:t>
       </w:r>
@@ -2895,7 +2821,7 @@
         <w:rPr>
           <w:rFonts w:ascii="Arial Narrow" w:eastAsia="Arial Narrow" w:hAnsi="Arial Narrow" w:cs="Arial"/>
           <w:kern w:val="0"/>
-          <ns2:ligatures ns2:val="none"/>
+          <w14:ligatures w14:val="none"/>
         </w:rPr>
         <w:t xml:space="preserve">que el hecho denunciado, consistente en que </w:t>
       </w:r>
@@ -2908,7 +2834,7 @@
           <w:kern w:val="0"/>
           <w:shd w:val="clear" w:color="auto" w:fill="FFFFFF"/>
           <w:lang w:eastAsia="es-PE"/>
-          <ns2:ligatures ns2:val="none"/>
+          <w14:ligatures w14:val="none"/>
         </w:rPr>
         <w:t>la compañía aseguradora habría calificado indebidamente el vehículo con Placa de Rodaje CCN360 como pérdida total por el siniestro 1001067466, al no haber realizado el peritaje correspondiente</w:t>
       </w:r>
@@ -2916,7 +2842,7 @@
         <w:rPr>
           <w:rFonts w:ascii="Arial Narrow" w:eastAsia="Arial Narrow" w:hAnsi="Arial Narrow" w:cs="Arial Narrow"/>
           <w:kern w:val="0"/>
-          <ns2:ligatures ns2:val="none"/>
+          <w14:ligatures w14:val="none"/>
         </w:rPr>
         <w:t>; involucraría una presunta afectación a sus expectativas, quien no habría encontrado una correspondencia entre lo que esperaba recibir de parte del proveedor y lo que realmente recibió. Por consiguiente, corresponde calificar el hecho materia de denuncia como una presunta infracción al deber de idoneidad, tipificado en los artículos 18</w:t>
       </w:r>
@@ -2926,7 +2852,7 @@
           <w:color w:val="000000"/>
           <w:kern w:val="0"/>
           <w:lang w:eastAsia="es-PE"/>
-          <ns2:ligatures ns2:val="none"/>
+          <w14:ligatures w14:val="none"/>
         </w:rPr>
         <w:t/>
       </w:r>
@@ -2934,7 +2860,7 @@
         <w:rPr>
           <w:rFonts w:ascii="Arial Narrow" w:eastAsia="Arial Narrow" w:hAnsi="Arial Narrow" w:cs="Arial Narrow"/>
           <w:kern w:val="0"/>
-          <ns2:ligatures ns2:val="none"/>
+          <w14:ligatures w14:val="none"/>
         </w:rPr>
         <w:t xml:space="preserve"> y 19</w:t>
       </w:r>
@@ -2944,7 +2870,7 @@
           <w:color w:val="000000"/>
           <w:kern w:val="0"/>
           <w:lang w:eastAsia="es-PE"/>
-          <ns2:ligatures ns2:val="none"/>
+          <w14:ligatures w14:val="none"/>
         </w:rPr>
         <w:t/>
       </w:r>
@@ -2952,7 +2878,7 @@
         <w:rPr>
           <w:rFonts w:ascii="Arial Narrow" w:eastAsia="Arial Narrow" w:hAnsi="Arial Narrow" w:cs="Arial Narrow"/>
           <w:kern w:val="0"/>
-          <ns2:ligatures ns2:val="none"/>
+          <w14:ligatures w14:val="none"/>
         </w:rPr>
         <w:t xml:space="preserve"> del Código</w:t>
       </w:r>
@@ -2964,7 +2890,7 @@
           <w:color w:val="000000"/>
           <w:kern w:val="0"/>
           <w:lang w:eastAsia="es-PE"/>
-          <ns2:ligatures ns2:val="none"/>
+          <w14:ligatures w14:val="none"/>
         </w:rPr>
         <w:t xml:space="preserve">. </w:t>
       </w:r>
@@ -2976,7 +2902,7 @@
     <w:bookmarkEnd w:id="11"/>
     <w:bookmarkEnd w:id="12"/>
     <w:bookmarkEnd w:id="13"/>
-    <w:p ns2:paraId="432038D6" ns2:textId="58A854DD">
+    <w:p>
       <w:pPr>
         <w:spacing w:after="0" w:line="240" w:lineRule="auto"/>
         <w:contextualSpacing/>
@@ -2985,11 +2911,11 @@
           <w:rFonts w:ascii="Arial Narrow" w:eastAsia="Calibri" w:hAnsi="Arial Narrow" w:cs="Arial Narrow"/>
           <w:kern w:val="0"/>
           <w:lang w:eastAsia="es-PE"/>
-          <ns2:ligatures ns2:val="none"/>
-        </w:rPr>
-      </w:pPr>
-    </w:p>
-    <w:p ns2:paraId="463134E5" ns2:textId="77777777">
+          <w14:ligatures w14:val="none"/>
+        </w:rPr>
+      </w:pPr>
+    </w:p>
+    <w:p>
       <w:pPr>
         <w:pStyle w:val="Prrafodelista"/>
         <w:numPr>
@@ -3003,7 +2929,7 @@
           <w:rFonts w:ascii="Arial Narrow" w:eastAsia="Calibri" w:hAnsi="Arial Narrow" w:cs="Arial Narrow"/>
           <w:kern w:val="0"/>
           <w:lang w:eastAsia="es-PE"/>
-          <ns2:ligatures ns2:val="none"/>
+          <w14:ligatures w14:val="none"/>
         </w:rPr>
       </w:pPr>
       <w:r>
@@ -3012,7 +2938,7 @@
           <w:color w:val="000000"/>
           <w:kern w:val="0"/>
           <w:lang w:eastAsia="es-PE"/>
-          <ns2:ligatures ns2:val="none"/>
+          <w14:ligatures w14:val="none"/>
         </w:rPr>
         <w:t>En tanto la denuncia reúne los requisitos</w:t>
       </w:r>
@@ -3022,7 +2948,7 @@
           <w:color w:val="000000"/>
           <w:kern w:val="0"/>
           <w:lang w:eastAsia="es-PE"/>
-          <ns2:ligatures ns2:val="none"/>
+          <w14:ligatures w14:val="none"/>
         </w:rPr>
         <w:t xml:space="preserve"> establecidos por la norma citada, corresponde admitirla a trámite</w:t>
       </w:r>
@@ -3032,7 +2958,7 @@
           <w:rFonts w:ascii="Arial Narrow" w:eastAsia="Arial Narrow" w:hAnsi="Arial Narrow" w:cs="Arial Narrow"/>
           <w:kern w:val="0"/>
           <w:vertAlign w:val="superscript"/>
-          <ns2:ligatures ns2:val="none"/>
+          <w14:ligatures w14:val="none"/>
         </w:rPr>
         <w:footnoteReference w:id="6"/>
       </w:r>
@@ -3042,12 +2968,12 @@
           <w:color w:val="000000"/>
           <w:kern w:val="0"/>
           <w:lang w:eastAsia="es-PE"/>
-          <ns2:ligatures ns2:val="none"/>
+          <w14:ligatures w14:val="none"/>
         </w:rPr>
         <w:t>.</w:t>
       </w:r>
     </w:p>
-    <w:p ns2:paraId="68C71625" ns2:textId="77777777">
+    <w:p>
       <w:pPr>
         <w:spacing w:after="0" w:line="240" w:lineRule="auto"/>
         <w:ind w:left="567"/>
@@ -3058,11 +2984,11 @@
           <w:color w:val="000000"/>
           <w:kern w:val="0"/>
           <w:lang w:eastAsia="es-PE"/>
-          <ns2:ligatures ns2:val="none"/>
-        </w:rPr>
-      </w:pPr>
-    </w:p>
-    <w:p ns2:paraId="38A98B4B" ns2:textId="77777777">
+          <w14:ligatures w14:val="none"/>
+        </w:rPr>
+      </w:pPr>
+    </w:p>
+    <w:p>
       <w:pPr>
         <w:pStyle w:val="Prrafodelista"/>
         <w:numPr>
@@ -3082,22 +3008,22 @@
           <w:color w:val="000000"/>
           <w:kern w:val="0"/>
           <w:lang w:eastAsia="es-PE"/>
-          <ns2:ligatures ns2:val="none"/>
-        </w:rPr>
-      </w:pPr>
-      <w:r>
-        <w:rPr>
-          <w:rFonts w:ascii="Arial Narrow" w:eastAsia="Arial Narrow" w:hAnsi="Arial Narrow" w:cs="Arial Narrow"/>
-          <w:b/>
-          <w:color w:val="000000"/>
-          <w:kern w:val="0"/>
-          <w:lang w:eastAsia="es-PE"/>
-          <ns2:ligatures ns2:val="none"/>
+          <w14:ligatures w14:val="none"/>
+        </w:rPr>
+      </w:pPr>
+      <w:r>
+        <w:rPr>
+          <w:rFonts w:ascii="Arial Narrow" w:eastAsia="Arial Narrow" w:hAnsi="Arial Narrow" w:cs="Arial Narrow"/>
+          <w:b/>
+          <w:color w:val="000000"/>
+          <w:kern w:val="0"/>
+          <w:lang w:eastAsia="es-PE"/>
+          <w14:ligatures w14:val="none"/>
         </w:rPr>
         <w:t>REQUERIMIENTO DE INFORMACIÓN</w:t>
       </w:r>
     </w:p>
-    <w:p ns2:paraId="5B518DC4" ns2:textId="77777777">
+    <w:p>
       <w:pPr>
         <w:spacing w:after="0" w:line="240" w:lineRule="auto"/>
         <w:contextualSpacing/>
@@ -3107,11 +3033,11 @@
           <w:color w:val="000000"/>
           <w:kern w:val="0"/>
           <w:lang w:val="es-ES" w:eastAsia="es-ES"/>
-          <ns2:ligatures ns2:val="none"/>
-        </w:rPr>
-      </w:pPr>
-    </w:p>
-    <w:p ns2:paraId="62B88A04" ns2:textId="08A54F2B">
+          <w14:ligatures w14:val="none"/>
+        </w:rPr>
+      </w:pPr>
+    </w:p>
+    <w:p>
       <w:pPr>
         <w:pStyle w:val="Prrafodelista"/>
         <w:numPr>
@@ -3126,7 +3052,7 @@
           <w:color w:val="000000"/>
           <w:kern w:val="0"/>
           <w:lang w:val="es-ES" w:eastAsia="es-ES"/>
-          <ns2:ligatures ns2:val="none"/>
+          <w14:ligatures w14:val="none"/>
         </w:rPr>
       </w:pPr>
       <w:r>
@@ -3135,7 +3061,7 @@
           <w:color w:val="000000"/>
           <w:kern w:val="0"/>
           <w:lang w:val="es-ES" w:eastAsia="es-ES"/>
-          <ns2:ligatures ns2:val="none"/>
+          <w14:ligatures w14:val="none"/>
         </w:rPr>
         <w:lastRenderedPageBreak/>
         <w:t xml:space="preserve">A efectos de tener mayores elementos que sirvan para la resolución definitiva del presente caso, la Secretaría Técnica, en ejercicio de las facultades que </w:t>
@@ -3146,7 +3072,7 @@
           <w:color w:val="000000"/>
           <w:kern w:val="0"/>
           <w:lang w:val="es-ES" w:eastAsia="es-ES"/>
-          <ns2:ligatures ns2:val="none"/>
+          <w14:ligatures w14:val="none"/>
         </w:rPr>
         <w:t xml:space="preserve">la ley le confiere, conviene requerir </w:t>
       </w:r>
@@ -3156,7 +3082,7 @@
           <w:color w:val="000000"/>
           <w:kern w:val="0"/>
           <w:lang w:val="es-ES" w:eastAsia="es-ES"/>
-          <ns2:ligatures ns2:val="none"/>
+          <w14:ligatures w14:val="none"/>
         </w:rPr>
         <w:t>a la compañía aseguradora</w:t>
       </w:r>
@@ -3166,7 +3092,7 @@
           <w:color w:val="000000"/>
           <w:kern w:val="0"/>
           <w:lang w:val="es-ES" w:eastAsia="es-ES"/>
-          <ns2:ligatures ns2:val="none"/>
+          <w14:ligatures w14:val="none"/>
         </w:rPr>
         <w:t xml:space="preserve"> que, en un plazo no mayor de cinco (5) días hábiles contado a partir del día siguiente de la notificación de la presente resolución, cumpla</w:t>
       </w:r>
@@ -3176,7 +3102,7 @@
           <w:color w:val="000000"/>
           <w:kern w:val="0"/>
           <w:lang w:val="es-ES" w:eastAsia="es-ES"/>
-          <ns2:ligatures ns2:val="none"/>
+          <w14:ligatures w14:val="none"/>
         </w:rPr>
         <w:t xml:space="preserve"> con lo siguie</w:t>
       </w:r>
@@ -3186,7 +3112,7 @@
           <w:color w:val="000000"/>
           <w:kern w:val="0"/>
           <w:lang w:val="es-ES" w:eastAsia="es-ES"/>
-          <ns2:ligatures ns2:val="none"/>
+          <w14:ligatures w14:val="none"/>
         </w:rPr>
         <w:t xml:space="preserve">nte: </w:t>
       </w:r>
@@ -3196,7 +3122,7 @@
           <w:color w:val="000000"/>
           <w:kern w:val="0"/>
           <w:lang w:val="es-ES" w:eastAsia="es-ES"/>
-          <ns2:ligatures ns2:val="none"/>
+          <w14:ligatures w14:val="none"/>
         </w:rPr>
         <w:t xml:space="preserve">(i) presentar una copia completa, legible y debidamente suscrita de la Póliza </w:t>
       </w:r>
@@ -3206,7 +3132,7 @@
           <w:color w:val="000000"/>
           <w:kern w:val="0"/>
           <w:lang w:val="es-ES" w:eastAsia="es-ES"/>
-          <ns2:ligatures ns2:val="none"/>
+          <w14:ligatures w14:val="none"/>
         </w:rPr>
         <w:t xml:space="preserve">2007808645 </w:t>
       </w:r>
@@ -3216,7 +3142,7 @@
           <w:color w:val="000000"/>
           <w:kern w:val="0"/>
           <w:lang w:val="es-ES" w:eastAsia="es-ES"/>
-          <ns2:ligatures ns2:val="none"/>
+          <w14:ligatures w14:val="none"/>
         </w:rPr>
         <w:t>Seguro Vehicular, así como el cargo de remisión de la póliza; (</w:t>
       </w:r>
@@ -3227,7 +3153,7 @@
           <w:color w:val="000000"/>
           <w:kern w:val="0"/>
           <w:lang w:val="es-ES" w:eastAsia="es-ES"/>
-          <ns2:ligatures ns2:val="none"/>
+          <w14:ligatures w14:val="none"/>
         </w:rPr>
         <w:t>ii</w:t>
       </w:r>
@@ -3238,7 +3164,7 @@
           <w:color w:val="000000"/>
           <w:kern w:val="0"/>
           <w:lang w:val="es-ES" w:eastAsia="es-ES"/>
-          <ns2:ligatures ns2:val="none"/>
+          <w14:ligatures w14:val="none"/>
         </w:rPr>
         <w:t xml:space="preserve">) presentar los medios probatorios que acrediten </w:t>
       </w:r>
@@ -3248,7 +3174,7 @@
           <w:color w:val="000000"/>
           <w:kern w:val="0"/>
           <w:lang w:val="es-ES" w:eastAsia="es-ES"/>
-          <ns2:ligatures ns2:val="none"/>
+          <w14:ligatures w14:val="none"/>
         </w:rPr>
         <w:t>que atendió oportunamente el siniestro 1001067466</w:t>
       </w:r>
@@ -3258,7 +3184,7 @@
           <w:color w:val="000000"/>
           <w:kern w:val="0"/>
           <w:lang w:val="es-ES" w:eastAsia="es-ES"/>
-          <ns2:ligatures ns2:val="none"/>
+          <w14:ligatures w14:val="none"/>
         </w:rPr>
         <w:t xml:space="preserve"> respecto del accidente vehicular del 30 de diciembre de 2023</w:t>
       </w:r>
@@ -3268,7 +3194,7 @@
           <w:color w:val="000000"/>
           <w:kern w:val="0"/>
           <w:lang w:val="es-ES" w:eastAsia="es-ES"/>
-          <ns2:ligatures ns2:val="none"/>
+          <w14:ligatures w14:val="none"/>
         </w:rPr>
         <w:t>; y, (</w:t>
       </w:r>
@@ -3279,7 +3205,7 @@
           <w:color w:val="000000"/>
           <w:kern w:val="0"/>
           <w:lang w:val="es-ES" w:eastAsia="es-ES"/>
-          <ns2:ligatures ns2:val="none"/>
+          <w14:ligatures w14:val="none"/>
         </w:rPr>
         <w:t>iii</w:t>
       </w:r>
@@ -3290,7 +3216,7 @@
           <w:color w:val="000000"/>
           <w:kern w:val="0"/>
           <w:lang w:val="es-ES" w:eastAsia="es-ES"/>
-          <ns2:ligatures ns2:val="none"/>
+          <w14:ligatures w14:val="none"/>
         </w:rPr>
         <w:t>) presentar todas las comunicaciones cursadas con la parte denunciante, incluyendo la grabación de la llamada telefónica realizada con el denunciante el 29 de agosto de 2025, en virtud del hecho materia de denuncia</w:t>
       </w:r>
@@ -3300,7 +3226,7 @@
           <w:color w:val="000000"/>
           <w:kern w:val="0"/>
           <w:lang w:val="es-ES" w:eastAsia="es-ES"/>
-          <ns2:ligatures ns2:val="none"/>
+          <w14:ligatures w14:val="none"/>
         </w:rPr>
         <w:t>.</w:t>
       </w:r>
@@ -3310,7 +3236,7 @@
           <w:color w:val="000000"/>
           <w:kern w:val="0"/>
           <w:lang w:eastAsia="es-ES"/>
-          <ns2:ligatures ns2:val="none"/>
+          <w14:ligatures w14:val="none"/>
         </w:rPr>
         <w:t xml:space="preserve"> </w:t>
       </w:r>
@@ -3320,12 +3246,12 @@
           <w:color w:val="000000"/>
           <w:kern w:val="0"/>
           <w:lang w:eastAsia="es-ES"/>
-          <ns2:ligatures ns2:val="none"/>
+          <w14:ligatures w14:val="none"/>
         </w:rPr>
         <w:t xml:space="preserve"> </w:t>
       </w:r>
     </w:p>
-    <w:p ns2:paraId="5C93B848" ns2:textId="77777777">
+    <w:p>
       <w:pPr>
         <w:pStyle w:val="Prrafodelista"/>
         <w:spacing w:after="0" w:line="240" w:lineRule="auto"/>
@@ -3336,11 +3262,11 @@
           <w:color w:val="000000"/>
           <w:kern w:val="0"/>
           <w:lang w:val="es-ES" w:eastAsia="es-ES"/>
-          <ns2:ligatures ns2:val="none"/>
-        </w:rPr>
-      </w:pPr>
-    </w:p>
-    <w:p ns2:paraId="2A119386" ns2:textId="77777777">
+          <w14:ligatures w14:val="none"/>
+        </w:rPr>
+      </w:pPr>
+    </w:p>
+    <w:p>
       <w:pPr>
         <w:pStyle w:val="Prrafodelista"/>
         <w:numPr>
@@ -3360,58 +3286,58 @@
           <w:color w:val="000000"/>
           <w:kern w:val="0"/>
           <w:lang w:eastAsia="es-PE"/>
-          <ns2:ligatures ns2:val="none"/>
-        </w:rPr>
-      </w:pPr>
-      <w:r>
-        <w:rPr>
-          <w:rFonts w:ascii="Arial Narrow" w:eastAsia="Arial Narrow" w:hAnsi="Arial Narrow" w:cs="Arial Narrow"/>
-          <w:b/>
-          <w:color w:val="000000"/>
-          <w:kern w:val="0"/>
-          <w:lang w:eastAsia="es-PE"/>
-          <ns2:ligatures ns2:val="none"/>
+          <w14:ligatures w14:val="none"/>
+        </w:rPr>
+      </w:pPr>
+      <w:r>
+        <w:rPr>
+          <w:rFonts w:ascii="Arial Narrow" w:eastAsia="Arial Narrow" w:hAnsi="Arial Narrow" w:cs="Arial Narrow"/>
+          <w:b/>
+          <w:color w:val="000000"/>
+          <w:kern w:val="0"/>
+          <w:lang w:eastAsia="es-PE"/>
+          <w14:ligatures w14:val="none"/>
         </w:rPr>
         <w:t xml:space="preserve">RESOLUCIÓN DE LA SECRETARÍA TÉCNICA </w:t>
       </w:r>
     </w:p>
-    <w:p ns2:paraId="7F554EB2" ns2:textId="77777777">
-      <w:pPr>
-        <w:spacing w:after="0" w:line="240" w:lineRule="auto"/>
-        <w:contextualSpacing/>
-        <w:jc w:val="both"/>
-        <w:rPr>
-          <w:rFonts w:ascii="Arial Narrow" w:eastAsia="Arial Narrow" w:hAnsi="Arial Narrow" w:cs="Arial Narrow"/>
-          <w:b/>
-          <w:color w:val="000000"/>
-          <w:kern w:val="0"/>
-          <w:lang w:eastAsia="es-PE"/>
-          <ns2:ligatures ns2:val="none"/>
-        </w:rPr>
-      </w:pPr>
-    </w:p>
-    <w:p ns2:paraId="361A8842" ns2:textId="63D36196">
-      <w:pPr>
-        <w:spacing w:after="0" w:line="240" w:lineRule="auto"/>
-        <w:contextualSpacing/>
-        <w:jc w:val="both"/>
-        <w:rPr>
-          <w:rFonts w:ascii="Arial Narrow" w:eastAsia="Arial Narrow" w:hAnsi="Arial Narrow" w:cs="Arial Narrow"/>
-          <w:b/>
-          <w:color w:val="000000"/>
-          <w:kern w:val="0"/>
-          <w:lang w:eastAsia="es-PE"/>
-          <ns2:ligatures ns2:val="none"/>
-        </w:rPr>
-      </w:pPr>
-      <w:r>
-        <w:rPr>
-          <w:rFonts w:ascii="Arial Narrow" w:eastAsia="Arial Narrow" w:hAnsi="Arial Narrow" w:cs="Arial Narrow"/>
-          <w:b/>
-          <w:color w:val="000000"/>
-          <w:kern w:val="0"/>
-          <w:lang w:eastAsia="es-PE"/>
-          <ns2:ligatures ns2:val="none"/>
+    <w:p>
+      <w:pPr>
+        <w:spacing w:after="0" w:line="240" w:lineRule="auto"/>
+        <w:contextualSpacing/>
+        <w:jc w:val="both"/>
+        <w:rPr>
+          <w:rFonts w:ascii="Arial Narrow" w:eastAsia="Arial Narrow" w:hAnsi="Arial Narrow" w:cs="Arial Narrow"/>
+          <w:b/>
+          <w:color w:val="000000"/>
+          <w:kern w:val="0"/>
+          <w:lang w:eastAsia="es-PE"/>
+          <w14:ligatures w14:val="none"/>
+        </w:rPr>
+      </w:pPr>
+    </w:p>
+    <w:p>
+      <w:pPr>
+        <w:spacing w:after="0" w:line="240" w:lineRule="auto"/>
+        <w:contextualSpacing/>
+        <w:jc w:val="both"/>
+        <w:rPr>
+          <w:rFonts w:ascii="Arial Narrow" w:eastAsia="Arial Narrow" w:hAnsi="Arial Narrow" w:cs="Arial Narrow"/>
+          <w:b/>
+          <w:color w:val="000000"/>
+          <w:kern w:val="0"/>
+          <w:lang w:eastAsia="es-PE"/>
+          <w14:ligatures w14:val="none"/>
+        </w:rPr>
+      </w:pPr>
+      <w:r>
+        <w:rPr>
+          <w:rFonts w:ascii="Arial Narrow" w:eastAsia="Arial Narrow" w:hAnsi="Arial Narrow" w:cs="Arial Narrow"/>
+          <w:b/>
+          <w:color w:val="000000"/>
+          <w:kern w:val="0"/>
+          <w:lang w:eastAsia="es-PE"/>
+          <w14:ligatures w14:val="none"/>
         </w:rPr>
         <w:t xml:space="preserve">PRIMERO: </w:t>
       </w:r>
@@ -3422,7 +3348,7 @@
           <w:color w:val="000000"/>
           <w:kern w:val="0"/>
           <w:lang w:eastAsia="es-PE"/>
-          <ns2:ligatures ns2:val="none"/>
+          <w14:ligatures w14:val="none"/>
         </w:rPr>
         <w:t xml:space="preserve">Dejar sin efecto la Resolución </w:t>
       </w:r>
@@ -3433,7 +3359,7 @@
           <w:color w:val="000000"/>
           <w:kern w:val="0"/>
           <w:lang w:eastAsia="es-PE"/>
-          <ns2:ligatures ns2:val="none"/>
+          <w14:ligatures w14:val="none"/>
         </w:rPr>
         <w:t xml:space="preserve">2 del </w:t>
       </w:r>
@@ -3444,7 +3370,7 @@
           <w:color w:val="000000"/>
           <w:kern w:val="0"/>
           <w:lang w:eastAsia="es-PE"/>
-          <ns2:ligatures ns2:val="none"/>
+          <w14:ligatures w14:val="none"/>
         </w:rPr>
         <w:t>12 de mayo de 2026</w:t>
       </w:r>
@@ -3455,27 +3381,27 @@
           <w:color w:val="000000"/>
           <w:kern w:val="0"/>
           <w:lang w:eastAsia="es-PE"/>
-          <ns2:ligatures ns2:val="none"/>
+          <w14:ligatures w14:val="none"/>
         </w:rPr>
         <w:t>; así como su acto de notificación.</w:t>
       </w:r>
     </w:p>
-    <w:p ns2:paraId="749F05D5" ns2:textId="77777777">
-      <w:pPr>
-        <w:spacing w:after="0" w:line="240" w:lineRule="auto"/>
-        <w:contextualSpacing/>
-        <w:jc w:val="both"/>
-        <w:rPr>
-          <w:rFonts w:ascii="Arial Narrow" w:eastAsia="Arial Narrow" w:hAnsi="Arial Narrow" w:cs="Arial Narrow"/>
-          <w:b/>
-          <w:color w:val="000000"/>
-          <w:kern w:val="0"/>
-          <w:lang w:eastAsia="es-PE"/>
-          <ns2:ligatures ns2:val="none"/>
-        </w:rPr>
-      </w:pPr>
-    </w:p>
-    <w:p ns2:paraId="467EE692" ns2:textId="0ADA0F64">
+    <w:p>
+      <w:pPr>
+        <w:spacing w:after="0" w:line="240" w:lineRule="auto"/>
+        <w:contextualSpacing/>
+        <w:jc w:val="both"/>
+        <w:rPr>
+          <w:rFonts w:ascii="Arial Narrow" w:eastAsia="Arial Narrow" w:hAnsi="Arial Narrow" w:cs="Arial Narrow"/>
+          <w:b/>
+          <w:color w:val="000000"/>
+          <w:kern w:val="0"/>
+          <w:lang w:eastAsia="es-PE"/>
+          <w14:ligatures w14:val="none"/>
+        </w:rPr>
+      </w:pPr>
+    </w:p>
+    <w:p>
       <w:pPr>
         <w:spacing w:after="0" w:line="240" w:lineRule="auto"/>
         <w:contextualSpacing/>
@@ -3485,17 +3411,17 @@
           <w:color w:val="000000"/>
           <w:kern w:val="0"/>
           <w:lang w:eastAsia="es-PE"/>
-          <ns2:ligatures ns2:val="none"/>
-        </w:rPr>
-      </w:pPr>
-      <w:r>
-        <w:rPr>
-          <w:rFonts w:ascii="Arial Narrow" w:eastAsia="Arial Narrow" w:hAnsi="Arial Narrow" w:cs="Arial Narrow"/>
-          <w:b/>
-          <w:color w:val="000000"/>
-          <w:kern w:val="0"/>
-          <w:lang w:eastAsia="es-PE"/>
-          <ns2:ligatures ns2:val="none"/>
+          <w14:ligatures w14:val="none"/>
+        </w:rPr>
+      </w:pPr>
+      <w:r>
+        <w:rPr>
+          <w:rFonts w:ascii="Arial Narrow" w:eastAsia="Arial Narrow" w:hAnsi="Arial Narrow" w:cs="Arial Narrow"/>
+          <w:b/>
+          <w:color w:val="000000"/>
+          <w:kern w:val="0"/>
+          <w:lang w:eastAsia="es-PE"/>
+          <w14:ligatures w14:val="none"/>
         </w:rPr>
         <w:t xml:space="preserve">SEGUNDO: admitir a trámite la denuncia del 9 de diciembre de 2025, subsanada mediante escrito del 11 de mayo de 2026, interpuesta por el señor [DENUNCIANTE] contra Pacífico Compañía de Seguros y Reaseguros S.A., por lo siguiente:</w:t>
       </w:r>
@@ -3506,7 +3432,7 @@
           <w:color w:val="000000"/>
           <w:kern w:val="0"/>
           <w:lang w:eastAsia="es-PE"/>
-          <ns2:ligatures ns2:val="none"/>
+          <w14:ligatures w14:val="none"/>
         </w:rPr>
         <w:t xml:space="preserve"/>
       </w:r>
@@ -3517,7 +3443,7 @@
           <w:kern w:val="0"/>
           <w:shd w:val="clear" w:color="auto" w:fill="FFFFFF"/>
           <w:lang w:eastAsia="es-PE"/>
-          <ns2:ligatures ns2:val="none"/>
+          <w14:ligatures w14:val="none"/>
         </w:rPr>
         <w:t xml:space="preserve"/>
       </w:r>
@@ -3528,7 +3454,7 @@
           <w:kern w:val="0"/>
           <w:shd w:val="clear" w:color="auto" w:fill="FFFFFF"/>
           <w:lang w:eastAsia="es-PE"/>
-          <ns2:ligatures ns2:val="none"/>
+          <w14:ligatures w14:val="none"/>
         </w:rPr>
         <w:t/>
       </w:r>
@@ -3539,7 +3465,7 @@
           <w:kern w:val="0"/>
           <w:shd w:val="clear" w:color="auto" w:fill="FFFFFF"/>
           <w:lang w:eastAsia="es-PE"/>
-          <ns2:ligatures ns2:val="none"/>
+          <w14:ligatures w14:val="none"/>
         </w:rPr>
         <w:t/>
       </w:r>
@@ -3550,7 +3476,7 @@
           <w:kern w:val="0"/>
           <w:shd w:val="clear" w:color="auto" w:fill="FFFFFF"/>
           <w:lang w:eastAsia="es-PE"/>
-          <ns2:ligatures ns2:val="none"/>
+          <w14:ligatures w14:val="none"/>
         </w:rPr>
         <w:t xml:space="preserve"/>
       </w:r>
@@ -3561,7 +3487,7 @@
           <w:kern w:val="0"/>
           <w:shd w:val="clear" w:color="auto" w:fill="FFFFFF"/>
           <w:lang w:eastAsia="es-PE"/>
-          <ns2:ligatures ns2:val="none"/>
+          <w14:ligatures w14:val="none"/>
         </w:rPr>
         <w:t xml:space="preserve"/>
       </w:r>
@@ -3571,7 +3497,7 @@
           <w:bCs/>
           <w:spacing w:val="-3"/>
           <w:kern w:val="0"/>
-          <ns2:ligatures ns2:val="none"/>
+          <w14:ligatures w14:val="none"/>
         </w:rPr>
         <w:t xml:space="preserve"/>
       </w:r>
@@ -3582,7 +3508,7 @@
           <w:kern w:val="0"/>
           <w:shd w:val="clear" w:color="auto" w:fill="FFFFFF"/>
           <w:lang w:eastAsia="es-PE"/>
-          <ns2:ligatures ns2:val="none"/>
+          <w14:ligatures w14:val="none"/>
         </w:rPr>
         <w:t xml:space="preserve"/>
       </w:r>
@@ -3593,7 +3519,7 @@
           <w:kern w:val="0"/>
           <w:shd w:val="clear" w:color="auto" w:fill="FFFFFF"/>
           <w:lang w:eastAsia="es-PE"/>
-          <ns2:ligatures ns2:val="none"/>
+          <w14:ligatures w14:val="none"/>
         </w:rPr>
         <w:t xml:space="preserve"/>
       </w:r>
@@ -3611,7 +3537,7 @@
           <w:kern w:val="0"/>
           <w:shd w:val="clear" w:color="auto" w:fill="FFFFFF"/>
           <w:lang w:eastAsia="es-PE"/>
-          <ns2:ligatures ns2:val="none"/>
+          <w14:ligatures w14:val="none"/>
         </w:rPr>
         <w:t xml:space="preserve"/>
       </w:r>
@@ -3622,7 +3548,7 @@
           <w:kern w:val="0"/>
           <w:shd w:val="clear" w:color="auto" w:fill="FFFFFF"/>
           <w:lang w:eastAsia="es-PE"/>
-          <ns2:ligatures ns2:val="none"/>
+          <w14:ligatures w14:val="none"/>
         </w:rPr>
         <w:t xml:space="preserve"/>
       </w:r>
@@ -3633,12 +3559,12 @@
           <w:kern w:val="0"/>
           <w:shd w:val="clear" w:color="auto" w:fill="FFFFFF"/>
           <w:lang w:eastAsia="es-PE"/>
-          <ns2:ligatures ns2:val="none"/>
+          <w14:ligatures w14:val="none"/>
         </w:rPr>
         <w:t/>
       </w:r>
     </w:p>
-    <w:p ns2:paraId="0D6047AF" ns2:textId="77777777">
+    <w:p>
       <w:pPr>
         <w:spacing w:after="0" w:line="240" w:lineRule="auto"/>
         <w:contextualSpacing/>
@@ -3648,11 +3574,11 @@
           <w:color w:val="000000"/>
           <w:kern w:val="0"/>
           <w:lang w:eastAsia="es-PE"/>
-          <ns2:ligatures ns2:val="none"/>
-        </w:rPr>
-      </w:pPr>
-    </w:p>
-    <w:p ns2:paraId="41AAB37B" ns2:textId="5E0BBB3E">
+          <w14:ligatures w14:val="none"/>
+        </w:rPr>
+      </w:pPr>
+    </w:p>
+    <w:p>
       <w:pPr>
         <w:pStyle w:val="Prrafodelista"/>
         <w:numPr>
@@ -3670,7 +3596,7 @@
           <w:rFonts w:ascii="Arial Narrow" w:eastAsia="Calibri" w:hAnsi="Arial Narrow" w:cs="Arial Narrow"/>
           <w:kern w:val="0"/>
           <w:lang w:eastAsia="es-PE"/>
-          <ns2:ligatures ns2:val="none"/>
+          <w14:ligatures w14:val="none"/>
         </w:rPr>
       </w:pPr>
       <w:r>
@@ -3679,7 +3605,7 @@
           <w:color w:val="000000"/>
           <w:kern w:val="0"/>
           <w:lang w:eastAsia="es-PE"/>
-          <ns2:ligatures ns2:val="none"/>
+          <w14:ligatures w14:val="none"/>
         </w:rPr>
         <w:t>Presunta</w:t>
       </w:r>
@@ -3689,7 +3615,7 @@
           <w:kern w:val="0"/>
           <w:shd w:val="clear" w:color="auto" w:fill="FFFFFF"/>
           <w:lang w:eastAsia="es-PE"/>
-          <ns2:ligatures ns2:val="none"/>
+          <w14:ligatures w14:val="none"/>
         </w:rPr>
         <w:t xml:space="preserve"> infracción a los artículos 18 y 19</w:t>
       </w:r>
@@ -3698,7 +3624,7 @@
           <w:rFonts w:ascii="Arial Narrow" w:eastAsia="Calibri" w:hAnsi="Arial Narrow" w:cs="Arial Narrow"/>
           <w:kern w:val="0"/>
           <w:lang w:eastAsia="es-PE"/>
-          <ns2:ligatures ns2:val="none"/>
+          <w14:ligatures w14:val="none"/>
         </w:rPr>
         <w:t xml:space="preserve"> de </w:t>
       </w:r>
@@ -3708,7 +3634,7 @@
           <w:kern w:val="0"/>
           <w:shd w:val="clear" w:color="auto" w:fill="FFFFFF"/>
           <w:lang w:eastAsia="es-PE"/>
-          <ns2:ligatures ns2:val="none"/>
+          <w14:ligatures w14:val="none"/>
         </w:rPr>
         <w:t xml:space="preserve">la Ley </w:t>
       </w:r>
@@ -3718,7 +3644,7 @@
           <w:kern w:val="0"/>
           <w:shd w:val="clear" w:color="auto" w:fill="FFFFFF"/>
           <w:lang w:eastAsia="es-PE"/>
-          <ns2:ligatures ns2:val="none"/>
+          <w14:ligatures w14:val="none"/>
         </w:rPr>
         <w:t xml:space="preserve"/>
       </w:r>
@@ -3728,7 +3654,7 @@
           <w:kern w:val="0"/>
           <w:shd w:val="clear" w:color="auto" w:fill="FFFFFF"/>
           <w:lang w:eastAsia="es-PE"/>
-          <ns2:ligatures ns2:val="none"/>
+          <w14:ligatures w14:val="none"/>
         </w:rPr>
         <w:t xml:space="preserve">29571, Código de Protección y Defensa del Consumidor, en tanto la compañía aseguradora habría </w:t>
       </w:r>
@@ -3738,7 +3664,7 @@
           <w:kern w:val="0"/>
           <w:shd w:val="clear" w:color="auto" w:fill="FFFFFF"/>
           <w:lang w:eastAsia="es-PE"/>
-          <ns2:ligatures ns2:val="none"/>
+          <w14:ligatures w14:val="none"/>
         </w:rPr>
         <w:t xml:space="preserve">anulado indebidamente </w:t>
       </w:r>
@@ -3748,7 +3674,7 @@
           <w:color w:val="000000"/>
           <w:kern w:val="0"/>
           <w:lang w:val="es-ES" w:eastAsia="es-ES"/>
-          <ns2:ligatures ns2:val="none"/>
+          <w14:ligatures w14:val="none"/>
         </w:rPr>
         <w:t>la Póliza 2007808645 Seguro Vehicular</w:t>
       </w:r>
@@ -3758,7 +3684,7 @@
           <w:color w:val="000000"/>
           <w:kern w:val="0"/>
           <w:lang w:val="es-ES" w:eastAsia="es-ES"/>
-          <ns2:ligatures ns2:val="none"/>
+          <w14:ligatures w14:val="none"/>
         </w:rPr>
         <w:t>,</w:t>
       </w:r>
@@ -3768,7 +3694,7 @@
           <w:color w:val="000000"/>
           <w:kern w:val="0"/>
           <w:lang w:val="es-ES" w:eastAsia="es-ES"/>
-          <ns2:ligatures ns2:val="none"/>
+          <w14:ligatures w14:val="none"/>
         </w:rPr>
         <w:t xml:space="preserve"> ocasionando que pierda su vigencia el 2 de julio de 2023</w:t>
       </w:r>
@@ -3776,12 +3702,12 @@
         <w:rPr>
           <w:rFonts w:ascii="Arial Narrow" w:eastAsia="Arial Narrow" w:hAnsi="Arial Narrow" w:cs="Arial Narrow"/>
           <w:kern w:val="0"/>
-          <ns2:ligatures ns2:val="none"/>
+          <w14:ligatures w14:val="none"/>
         </w:rPr>
         <w:t>.</w:t>
       </w:r>
     </w:p>
-    <w:p ns2:paraId="4CB44448" ns2:textId="77777777">
+    <w:p>
       <w:pPr>
         <w:pStyle w:val="Prrafodelista"/>
         <w:spacing w:after="0" w:line="240" w:lineRule="auto"/>
@@ -3791,11 +3717,11 @@
           <w:rFonts w:ascii="Arial Narrow" w:eastAsia="Calibri" w:hAnsi="Arial Narrow" w:cs="Arial Narrow"/>
           <w:kern w:val="0"/>
           <w:lang w:eastAsia="es-PE"/>
-          <ns2:ligatures ns2:val="none"/>
-        </w:rPr>
-      </w:pPr>
-    </w:p>
-    <w:p ns2:paraId="0DDEAA0B" ns2:textId="22654034">
+          <w14:ligatures w14:val="none"/>
+        </w:rPr>
+      </w:pPr>
+    </w:p>
+    <w:p>
       <w:pPr>
         <w:pStyle w:val="Prrafodelista"/>
         <w:numPr>
@@ -3813,7 +3739,7 @@
           <w:rFonts w:ascii="Arial Narrow" w:eastAsia="Calibri" w:hAnsi="Arial Narrow" w:cs="Arial Narrow"/>
           <w:kern w:val="0"/>
           <w:lang w:eastAsia="es-PE"/>
-          <ns2:ligatures ns2:val="none"/>
+          <w14:ligatures w14:val="none"/>
         </w:rPr>
       </w:pPr>
       <w:r>
@@ -3822,7 +3748,7 @@
           <w:color w:val="000000"/>
           <w:kern w:val="0"/>
           <w:lang w:eastAsia="es-PE"/>
-          <ns2:ligatures ns2:val="none"/>
+          <w14:ligatures w14:val="none"/>
         </w:rPr>
         <w:t>Presunta</w:t>
       </w:r>
@@ -3832,7 +3758,7 @@
           <w:kern w:val="0"/>
           <w:shd w:val="clear" w:color="auto" w:fill="FFFFFF"/>
           <w:lang w:eastAsia="es-PE"/>
-          <ns2:ligatures ns2:val="none"/>
+          <w14:ligatures w14:val="none"/>
         </w:rPr>
         <w:t xml:space="preserve"> infracción a los artículos 18 y 19</w:t>
       </w:r>
@@ -3841,7 +3767,7 @@
           <w:rFonts w:ascii="Arial Narrow" w:eastAsia="Calibri" w:hAnsi="Arial Narrow" w:cs="Arial Narrow"/>
           <w:kern w:val="0"/>
           <w:lang w:eastAsia="es-PE"/>
-          <ns2:ligatures ns2:val="none"/>
+          <w14:ligatures w14:val="none"/>
         </w:rPr>
         <w:t xml:space="preserve"> de </w:t>
       </w:r>
@@ -3851,7 +3777,7 @@
           <w:kern w:val="0"/>
           <w:shd w:val="clear" w:color="auto" w:fill="FFFFFF"/>
           <w:lang w:eastAsia="es-PE"/>
-          <ns2:ligatures ns2:val="none"/>
+          <w14:ligatures w14:val="none"/>
         </w:rPr>
         <w:t xml:space="preserve">la Ley </w:t>
       </w:r>
@@ -3861,7 +3787,7 @@
           <w:kern w:val="0"/>
           <w:shd w:val="clear" w:color="auto" w:fill="FFFFFF"/>
           <w:lang w:eastAsia="es-PE"/>
-          <ns2:ligatures ns2:val="none"/>
+          <w14:ligatures w14:val="none"/>
         </w:rPr>
         <w:t xml:space="preserve"/>
       </w:r>
@@ -3871,7 +3797,7 @@
           <w:kern w:val="0"/>
           <w:shd w:val="clear" w:color="auto" w:fill="FFFFFF"/>
           <w:lang w:eastAsia="es-PE"/>
-          <ns2:ligatures ns2:val="none"/>
+          <w14:ligatures w14:val="none"/>
         </w:rPr>
         <w:t xml:space="preserve">29571, Código de Protección y Defensa del Consumidor, en tanto la compañía aseguradora </w:t>
       </w:r>
@@ -3881,7 +3807,7 @@
           <w:kern w:val="0"/>
           <w:shd w:val="clear" w:color="auto" w:fill="FFFFFF"/>
           <w:lang w:eastAsia="es-PE"/>
-          <ns2:ligatures ns2:val="none"/>
+          <w14:ligatures w14:val="none"/>
         </w:rPr>
         <w:t xml:space="preserve">no habría gestionado oportunamente </w:t>
       </w:r>
@@ -3891,7 +3817,7 @@
           <w:kern w:val="0"/>
           <w:shd w:val="clear" w:color="auto" w:fill="FFFFFF"/>
           <w:lang w:eastAsia="es-PE"/>
-          <ns2:ligatures ns2:val="none"/>
+          <w14:ligatures w14:val="none"/>
         </w:rPr>
         <w:t xml:space="preserve">en aplicar </w:t>
       </w:r>
@@ -3901,7 +3827,7 @@
           <w:kern w:val="0"/>
           <w:shd w:val="clear" w:color="auto" w:fill="FFFFFF"/>
           <w:lang w:eastAsia="es-PE"/>
-          <ns2:ligatures ns2:val="none"/>
+          <w14:ligatures w14:val="none"/>
         </w:rPr>
         <w:t xml:space="preserve">el porcentaje correcto del deducible para la reparación del </w:t>
       </w:r>
@@ -3911,7 +3837,7 @@
           <w:color w:val="000000"/>
           <w:kern w:val="0"/>
           <w:lang w:eastAsia="es-ES"/>
-          <ns2:ligatures ns2:val="none"/>
+          <w14:ligatures w14:val="none"/>
         </w:rPr>
         <w:t>vehículo con Placa de Rodaje CCN360</w:t>
       </w:r>
@@ -3921,7 +3847,7 @@
           <w:color w:val="000000"/>
           <w:kern w:val="0"/>
           <w:lang w:eastAsia="es-ES"/>
-          <ns2:ligatures ns2:val="none"/>
+          <w14:ligatures w14:val="none"/>
         </w:rPr>
         <w:t xml:space="preserve"> por el </w:t>
       </w:r>
@@ -3931,7 +3857,7 @@
           <w:color w:val="000000"/>
           <w:kern w:val="0"/>
           <w:lang w:val="es-ES" w:eastAsia="es-ES"/>
-          <ns2:ligatures ns2:val="none"/>
+          <w14:ligatures w14:val="none"/>
         </w:rPr>
         <w:t>siniestro 1001067466</w:t>
       </w:r>
@@ -3941,7 +3867,7 @@
           <w:color w:val="000000"/>
           <w:kern w:val="0"/>
           <w:lang w:val="es-ES" w:eastAsia="es-ES"/>
-          <ns2:ligatures ns2:val="none"/>
+          <w14:ligatures w14:val="none"/>
         </w:rPr>
         <w:t>, toda vez que el 9 de febrero de 2026 se le pretendió aplicar un deducible del 25%, pese a que correspondía un deducible del 15%</w:t>
       </w:r>
@@ -3949,7 +3875,7 @@
         <w:rPr>
           <w:rFonts w:ascii="Arial Narrow" w:eastAsia="Arial Narrow" w:hAnsi="Arial Narrow" w:cs="Arial Narrow"/>
           <w:kern w:val="0"/>
-          <ns2:ligatures ns2:val="none"/>
+          <w14:ligatures w14:val="none"/>
         </w:rPr>
         <w:t>.</w:t>
       </w:r>
@@ -3957,12 +3883,12 @@
         <w:rPr>
           <w:rFonts w:ascii="Arial Narrow" w:eastAsia="Arial Narrow" w:hAnsi="Arial Narrow" w:cs="Arial Narrow"/>
           <w:kern w:val="0"/>
-          <ns2:ligatures ns2:val="none"/>
+          <w14:ligatures w14:val="none"/>
         </w:rPr>
         <w:t xml:space="preserve"> </w:t>
       </w:r>
     </w:p>
-    <w:p ns2:paraId="03D4DF7D" ns2:textId="77777777">
+    <w:p>
       <w:pPr>
         <w:spacing w:after="0" w:line="240" w:lineRule="auto"/>
         <w:contextualSpacing/>
@@ -3971,11 +3897,11 @@
           <w:rFonts w:ascii="Arial Narrow" w:eastAsia="Calibri" w:hAnsi="Arial Narrow" w:cs="Arial Narrow"/>
           <w:kern w:val="0"/>
           <w:lang w:eastAsia="es-PE"/>
-          <ns2:ligatures ns2:val="none"/>
-        </w:rPr>
-      </w:pPr>
-    </w:p>
-    <w:p ns2:paraId="322E2969" ns2:textId="2F800A20">
+          <w14:ligatures w14:val="none"/>
+        </w:rPr>
+      </w:pPr>
+    </w:p>
+    <w:p>
       <w:pPr>
         <w:pStyle w:val="Prrafodelista"/>
         <w:numPr>
@@ -3993,7 +3919,7 @@
           <w:rFonts w:ascii="Arial Narrow" w:eastAsia="Calibri" w:hAnsi="Arial Narrow" w:cs="Arial Narrow"/>
           <w:kern w:val="0"/>
           <w:lang w:eastAsia="es-PE"/>
-          <ns2:ligatures ns2:val="none"/>
+          <w14:ligatures w14:val="none"/>
         </w:rPr>
       </w:pPr>
       <w:bookmarkStart w:id="17" w:name="_Hlk215162047"/>
@@ -4003,7 +3929,7 @@
           <w:color w:val="000000"/>
           <w:kern w:val="0"/>
           <w:lang w:eastAsia="es-PE"/>
-          <ns2:ligatures ns2:val="none"/>
+          <w14:ligatures w14:val="none"/>
         </w:rPr>
         <w:t>Presunta</w:t>
       </w:r>
@@ -4013,7 +3939,7 @@
           <w:kern w:val="0"/>
           <w:shd w:val="clear" w:color="auto" w:fill="FFFFFF"/>
           <w:lang w:eastAsia="es-PE"/>
-          <ns2:ligatures ns2:val="none"/>
+          <w14:ligatures w14:val="none"/>
         </w:rPr>
         <w:t xml:space="preserve"> infracción a los artículos 18 y 19</w:t>
       </w:r>
@@ -4022,7 +3948,7 @@
           <w:rFonts w:ascii="Arial Narrow" w:eastAsia="Calibri" w:hAnsi="Arial Narrow" w:cs="Arial Narrow"/>
           <w:kern w:val="0"/>
           <w:lang w:eastAsia="es-PE"/>
-          <ns2:ligatures ns2:val="none"/>
+          <w14:ligatures w14:val="none"/>
         </w:rPr>
         <w:t xml:space="preserve"> de </w:t>
       </w:r>
@@ -4032,7 +3958,7 @@
           <w:kern w:val="0"/>
           <w:shd w:val="clear" w:color="auto" w:fill="FFFFFF"/>
           <w:lang w:eastAsia="es-PE"/>
-          <ns2:ligatures ns2:val="none"/>
+          <w14:ligatures w14:val="none"/>
         </w:rPr>
         <w:t xml:space="preserve">la Ley </w:t>
       </w:r>
@@ -4042,7 +3968,7 @@
           <w:kern w:val="0"/>
           <w:shd w:val="clear" w:color="auto" w:fill="FFFFFF"/>
           <w:lang w:eastAsia="es-PE"/>
-          <ns2:ligatures ns2:val="none"/>
+          <w14:ligatures w14:val="none"/>
         </w:rPr>
         <w:t xml:space="preserve"/>
       </w:r>
@@ -4052,7 +3978,7 @@
           <w:kern w:val="0"/>
           <w:shd w:val="clear" w:color="auto" w:fill="FFFFFF"/>
           <w:lang w:eastAsia="es-PE"/>
-          <ns2:ligatures ns2:val="none"/>
+          <w14:ligatures w14:val="none"/>
         </w:rPr>
         <w:t xml:space="preserve">29571, Código de Protección y Defensa del Consumidor, en tanto la compañía aseguradora </w:t>
       </w:r>
@@ -4062,7 +3988,7 @@
           <w:kern w:val="0"/>
           <w:shd w:val="clear" w:color="auto" w:fill="FFFFFF"/>
           <w:lang w:eastAsia="es-PE"/>
-          <ns2:ligatures ns2:val="none"/>
+          <w14:ligatures w14:val="none"/>
         </w:rPr>
         <w:t xml:space="preserve">no habría cumplido con trasladar oportunamente el </w:t>
       </w:r>
@@ -4072,7 +3998,7 @@
           <w:color w:val="000000"/>
           <w:kern w:val="0"/>
           <w:lang w:eastAsia="es-ES"/>
-          <ns2:ligatures ns2:val="none"/>
+          <w14:ligatures w14:val="none"/>
         </w:rPr>
         <w:t>vehículo con Placa de Rodaje </w:t>
       </w:r>
@@ -4082,7 +4008,7 @@
           <w:color w:val="000000"/>
           <w:kern w:val="0"/>
           <w:lang w:eastAsia="es-ES"/>
-          <ns2:ligatures ns2:val="none"/>
+          <w14:ligatures w14:val="none"/>
         </w:rPr>
         <w:t>CCN360 al taller</w:t>
       </w:r>
@@ -4092,7 +4018,7 @@
           <w:color w:val="000000"/>
           <w:kern w:val="0"/>
           <w:lang w:eastAsia="es-ES"/>
-          <ns2:ligatures ns2:val="none"/>
+          <w14:ligatures w14:val="none"/>
         </w:rPr>
         <w:t xml:space="preserve"> </w:t>
       </w:r>
@@ -4103,7 +4029,7 @@
           <w:color w:val="000000"/>
           <w:kern w:val="0"/>
           <w:lang w:eastAsia="es-ES"/>
-          <ns2:ligatures ns2:val="none"/>
+          <w14:ligatures w14:val="none"/>
         </w:rPr>
         <w:t>Euroshop</w:t>
       </w:r>
@@ -4114,7 +4040,7 @@
           <w:color w:val="000000"/>
           <w:kern w:val="0"/>
           <w:lang w:eastAsia="es-ES"/>
-          <ns2:ligatures ns2:val="none"/>
+          <w14:ligatures w14:val="none"/>
         </w:rPr>
         <w:t xml:space="preserve"> S.A., pese a la solicitud del denunciante del 5 de marzo de 2024</w:t>
       </w:r>
@@ -4122,12 +4048,12 @@
         <w:rPr>
           <w:rFonts w:ascii="Arial Narrow" w:eastAsia="Arial Narrow" w:hAnsi="Arial Narrow" w:cs="Arial Narrow"/>
           <w:kern w:val="0"/>
-          <ns2:ligatures ns2:val="none"/>
+          <w14:ligatures w14:val="none"/>
         </w:rPr>
         <w:t>.</w:t>
       </w:r>
     </w:p>
-    <w:p ns2:paraId="2D09F3C0" ns2:textId="77777777">
+    <w:p>
       <w:pPr>
         <w:spacing w:after="0" w:line="240" w:lineRule="auto"/>
         <w:contextualSpacing/>
@@ -4136,11 +4062,11 @@
           <w:rFonts w:ascii="Arial Narrow" w:eastAsia="Calibri" w:hAnsi="Arial Narrow" w:cs="Arial Narrow"/>
           <w:kern w:val="0"/>
           <w:lang w:eastAsia="es-PE"/>
-          <ns2:ligatures ns2:val="none"/>
-        </w:rPr>
-      </w:pPr>
-    </w:p>
-    <w:p ns2:paraId="042B3F54" ns2:textId="45E00DB3">
+          <w14:ligatures w14:val="none"/>
+        </w:rPr>
+      </w:pPr>
+    </w:p>
+    <w:p>
       <w:pPr>
         <w:pStyle w:val="Prrafodelista"/>
         <w:numPr>
@@ -4158,7 +4084,7 @@
           <w:rFonts w:ascii="Arial Narrow" w:eastAsia="Calibri" w:hAnsi="Arial Narrow" w:cs="Arial Narrow"/>
           <w:kern w:val="0"/>
           <w:lang w:eastAsia="es-PE"/>
-          <ns2:ligatures ns2:val="none"/>
+          <w14:ligatures w14:val="none"/>
         </w:rPr>
       </w:pPr>
       <w:r>
@@ -4167,7 +4093,7 @@
           <w:color w:val="000000"/>
           <w:kern w:val="0"/>
           <w:lang w:eastAsia="es-PE"/>
-          <ns2:ligatures ns2:val="none"/>
+          <w14:ligatures w14:val="none"/>
         </w:rPr>
         <w:t>Presunta</w:t>
       </w:r>
@@ -4177,7 +4103,7 @@
           <w:kern w:val="0"/>
           <w:shd w:val="clear" w:color="auto" w:fill="FFFFFF"/>
           <w:lang w:eastAsia="es-PE"/>
-          <ns2:ligatures ns2:val="none"/>
+          <w14:ligatures w14:val="none"/>
         </w:rPr>
         <w:t xml:space="preserve"> infracción a los artículos 18 y 19</w:t>
       </w:r>
@@ -4186,7 +4112,7 @@
           <w:rFonts w:ascii="Arial Narrow" w:eastAsia="Calibri" w:hAnsi="Arial Narrow" w:cs="Arial Narrow"/>
           <w:kern w:val="0"/>
           <w:lang w:eastAsia="es-PE"/>
-          <ns2:ligatures ns2:val="none"/>
+          <w14:ligatures w14:val="none"/>
         </w:rPr>
         <w:t xml:space="preserve"> de </w:t>
       </w:r>
@@ -4196,7 +4122,7 @@
           <w:kern w:val="0"/>
           <w:shd w:val="clear" w:color="auto" w:fill="FFFFFF"/>
           <w:lang w:eastAsia="es-PE"/>
-          <ns2:ligatures ns2:val="none"/>
+          <w14:ligatures w14:val="none"/>
         </w:rPr>
         <w:t xml:space="preserve">la Ley </w:t>
       </w:r>
@@ -4206,7 +4132,7 @@
           <w:kern w:val="0"/>
           <w:shd w:val="clear" w:color="auto" w:fill="FFFFFF"/>
           <w:lang w:eastAsia="es-PE"/>
-          <ns2:ligatures ns2:val="none"/>
+          <w14:ligatures w14:val="none"/>
         </w:rPr>
         <w:t xml:space="preserve"/>
       </w:r>
@@ -4216,7 +4142,7 @@
           <w:kern w:val="0"/>
           <w:shd w:val="clear" w:color="auto" w:fill="FFFFFF"/>
           <w:lang w:eastAsia="es-PE"/>
-          <ns2:ligatures ns2:val="none"/>
+          <w14:ligatures w14:val="none"/>
         </w:rPr>
         <w:t xml:space="preserve">29571, Código de Protección y Defensa del Consumidor, en tanto la compañía aseguradora </w:t>
       </w:r>
@@ -4226,7 +4152,7 @@
           <w:kern w:val="0"/>
           <w:shd w:val="clear" w:color="auto" w:fill="FFFFFF"/>
           <w:lang w:eastAsia="es-PE"/>
-          <ns2:ligatures ns2:val="none"/>
+          <w14:ligatures w14:val="none"/>
         </w:rPr>
         <w:t xml:space="preserve">habría calificado indebidamente el vehículo </w:t>
       </w:r>
@@ -4236,7 +4162,7 @@
           <w:color w:val="000000"/>
           <w:kern w:val="0"/>
           <w:lang w:eastAsia="es-ES"/>
-          <ns2:ligatures ns2:val="none"/>
+          <w14:ligatures w14:val="none"/>
         </w:rPr>
         <w:t>con Placa de Rodaje CCN360 como pérdida total</w:t>
       </w:r>
@@ -4246,7 +4172,7 @@
           <w:color w:val="000000"/>
           <w:kern w:val="0"/>
           <w:lang w:eastAsia="es-ES"/>
-          <ns2:ligatures ns2:val="none"/>
+          <w14:ligatures w14:val="none"/>
         </w:rPr>
         <w:t xml:space="preserve"> por el </w:t>
       </w:r>
@@ -4256,7 +4182,7 @@
           <w:color w:val="000000"/>
           <w:kern w:val="0"/>
           <w:lang w:val="es-ES" w:eastAsia="es-ES"/>
-          <ns2:ligatures ns2:val="none"/>
+          <w14:ligatures w14:val="none"/>
         </w:rPr>
         <w:t>siniestro 1001067466</w:t>
       </w:r>
@@ -4266,7 +4192,7 @@
           <w:color w:val="000000"/>
           <w:kern w:val="0"/>
           <w:lang w:eastAsia="es-ES"/>
-          <ns2:ligatures ns2:val="none"/>
+          <w14:ligatures w14:val="none"/>
         </w:rPr>
         <w:t>, al no haber realizado el peritaje correspondiente</w:t>
       </w:r>
@@ -4274,13 +4200,13 @@
         <w:rPr>
           <w:rFonts w:ascii="Arial Narrow" w:eastAsia="Arial Narrow" w:hAnsi="Arial Narrow" w:cs="Arial Narrow"/>
           <w:kern w:val="0"/>
-          <ns2:ligatures ns2:val="none"/>
+          <w14:ligatures w14:val="none"/>
         </w:rPr>
         <w:t>.</w:t>
       </w:r>
       <w:bookmarkEnd w:id="17"/>
     </w:p>
-    <w:p ns2:paraId="185605EF" ns2:textId="77777777">
+    <w:p>
       <w:pPr>
         <w:spacing w:after="0" w:line="240" w:lineRule="auto"/>
         <w:contextualSpacing/>
@@ -4289,11 +4215,11 @@
           <w:rFonts w:ascii="Arial Narrow" w:eastAsia="Calibri" w:hAnsi="Arial Narrow" w:cs="Arial Narrow"/>
           <w:kern w:val="0"/>
           <w:lang w:eastAsia="es-PE"/>
-          <ns2:ligatures ns2:val="none"/>
-        </w:rPr>
-      </w:pPr>
-    </w:p>
-    <w:p ns2:paraId="0A292C9F" ns2:textId="610999F9">
+          <w14:ligatures w14:val="none"/>
+        </w:rPr>
+      </w:pPr>
+    </w:p>
+    <w:p>
       <w:pPr>
         <w:spacing w:after="0" w:line="240" w:lineRule="auto"/>
         <w:contextualSpacing/>
@@ -4301,17 +4227,17 @@
         <w:rPr>
           <w:rFonts w:ascii="Arial Narrow" w:eastAsia="Calibri" w:hAnsi="Arial Narrow" w:cs="Arial"/>
           <w:kern w:val="0"/>
-          <ns2:ligatures ns2:val="none"/>
-        </w:rPr>
-      </w:pPr>
-      <w:r>
-        <w:rPr>
-          <w:rFonts w:ascii="Arial Narrow" w:eastAsia="Arial Narrow" w:hAnsi="Arial Narrow" w:cs="Arial Narrow"/>
-          <w:b/>
-          <w:color w:val="000000"/>
-          <w:kern w:val="0"/>
-          <w:lang w:eastAsia="es-PE"/>
-          <ns2:ligatures ns2:val="none"/>
+          <w14:ligatures w14:val="none"/>
+        </w:rPr>
+      </w:pPr>
+      <w:r>
+        <w:rPr>
+          <w:rFonts w:ascii="Arial Narrow" w:eastAsia="Arial Narrow" w:hAnsi="Arial Narrow" w:cs="Arial Narrow"/>
+          <w:b/>
+          <w:color w:val="000000"/>
+          <w:kern w:val="0"/>
+          <w:lang w:eastAsia="es-PE"/>
+          <w14:ligatures w14:val="none"/>
         </w:rPr>
         <w:t>TERCERO</w:t>
       </w:r>
@@ -4322,7 +4248,7 @@
           <w:color w:val="000000"/>
           <w:kern w:val="0"/>
           <w:lang w:eastAsia="es-PE"/>
-          <ns2:ligatures ns2:val="none"/>
+          <w14:ligatures w14:val="none"/>
         </w:rPr>
         <w:t>:</w:t>
       </w:r>
@@ -4332,7 +4258,7 @@
           <w:color w:val="000000"/>
           <w:kern w:val="0"/>
           <w:lang w:eastAsia="es-PE"/>
-          <ns2:ligatures ns2:val="none"/>
+          <w14:ligatures w14:val="none"/>
         </w:rPr>
         <w:t xml:space="preserve"> tener por ofrecidos los medios</w:t>
       </w:r>
@@ -4342,7 +4268,7 @@
           <w:color w:val="000000"/>
           <w:kern w:val="0"/>
           <w:lang w:eastAsia="es-PE"/>
-          <ns2:ligatures ns2:val="none"/>
+          <w14:ligatures w14:val="none"/>
         </w:rPr>
         <w:t xml:space="preserve"> probatorios presentados en el escrito de denuncia </w:t>
       </w:r>
@@ -4352,7 +4278,7 @@
           <w:color w:val="000000"/>
           <w:kern w:val="0"/>
           <w:lang w:val="es-ES" w:eastAsia="es-ES"/>
-          <ns2:ligatures ns2:val="none"/>
+          <w14:ligatures w14:val="none"/>
         </w:rPr>
         <w:t xml:space="preserve">del </w:t>
       </w:r>
@@ -4362,7 +4288,7 @@
           <w:color w:val="000000"/>
           <w:kern w:val="0"/>
           <w:lang w:val="es-ES" w:eastAsia="es-ES"/>
-          <ns2:ligatures ns2:val="none"/>
+          <w14:ligatures w14:val="none"/>
         </w:rPr>
         <w:t>9 de diciembre de 2025, subsanada</w:t>
       </w:r>
@@ -4372,7 +4298,7 @@
           <w:color w:val="000000"/>
           <w:kern w:val="0"/>
           <w:lang w:val="es-ES" w:eastAsia="es-ES"/>
-          <ns2:ligatures ns2:val="none"/>
+          <w14:ligatures w14:val="none"/>
         </w:rPr>
         <w:t xml:space="preserve"> mediante escrito del 11 de mayo de 2026</w:t>
       </w:r>
@@ -4380,12 +4306,12 @@
         <w:rPr>
           <w:rFonts w:ascii="Arial Narrow" w:eastAsia="Calibri" w:hAnsi="Arial Narrow" w:cs="Arial"/>
           <w:kern w:val="0"/>
-          <ns2:ligatures ns2:val="none"/>
+          <w14:ligatures w14:val="none"/>
         </w:rPr>
         <w:t>.</w:t>
       </w:r>
     </w:p>
-    <w:p ns2:paraId="68A17E97" ns2:textId="77777777">
+    <w:p>
       <w:pPr>
         <w:spacing w:after="0" w:line="240" w:lineRule="auto"/>
         <w:contextualSpacing/>
@@ -4395,31 +4321,31 @@
           <w:color w:val="000000"/>
           <w:kern w:val="0"/>
           <w:lang w:eastAsia="es-PE"/>
-          <ns2:ligatures ns2:val="none"/>
-        </w:rPr>
-      </w:pPr>
-    </w:p>
-    <w:p ns2:paraId="168254DA" ns2:textId="7C112552">
-      <w:pPr>
-        <w:spacing w:after="0" w:line="240" w:lineRule="auto"/>
-        <w:contextualSpacing/>
-        <w:jc w:val="both"/>
-        <w:rPr>
-          <w:rFonts w:ascii="Arial Narrow" w:eastAsia="Arial Narrow" w:hAnsi="Arial Narrow" w:cs="Arial Narrow"/>
-          <w:color w:val="000000"/>
-          <w:kern w:val="0"/>
-          <w:lang w:eastAsia="es-PE"/>
-          <ns2:ligatures ns2:val="none"/>
-        </w:rPr>
-      </w:pPr>
-      <w:r>
-        <w:rPr>
-          <w:rFonts w:ascii="Arial Narrow" w:eastAsia="Arial Narrow" w:hAnsi="Arial Narrow" w:cs="Arial Narrow"/>
-          <w:b/>
-          <w:color w:val="000000"/>
-          <w:kern w:val="0"/>
-          <w:lang w:eastAsia="es-PE"/>
-          <ns2:ligatures ns2:val="none"/>
+          <w14:ligatures w14:val="none"/>
+        </w:rPr>
+      </w:pPr>
+    </w:p>
+    <w:p>
+      <w:pPr>
+        <w:spacing w:after="0" w:line="240" w:lineRule="auto"/>
+        <w:contextualSpacing/>
+        <w:jc w:val="both"/>
+        <w:rPr>
+          <w:rFonts w:ascii="Arial Narrow" w:eastAsia="Arial Narrow" w:hAnsi="Arial Narrow" w:cs="Arial Narrow"/>
+          <w:color w:val="000000"/>
+          <w:kern w:val="0"/>
+          <w:lang w:eastAsia="es-PE"/>
+          <w14:ligatures w14:val="none"/>
+        </w:rPr>
+      </w:pPr>
+      <w:r>
+        <w:rPr>
+          <w:rFonts w:ascii="Arial Narrow" w:eastAsia="Arial Narrow" w:hAnsi="Arial Narrow" w:cs="Arial Narrow"/>
+          <w:b/>
+          <w:color w:val="000000"/>
+          <w:kern w:val="0"/>
+          <w:lang w:eastAsia="es-PE"/>
+          <w14:ligatures w14:val="none"/>
         </w:rPr>
         <w:t>CUARTO</w:t>
       </w:r>
@@ -4430,7 +4356,7 @@
           <w:color w:val="000000"/>
           <w:kern w:val="0"/>
           <w:lang w:eastAsia="es-PE"/>
-          <ns2:ligatures ns2:val="none"/>
+          <w14:ligatures w14:val="none"/>
         </w:rPr>
         <w:t xml:space="preserve">: </w:t>
       </w:r>
@@ -4440,7 +4366,7 @@
           <w:color w:val="000000"/>
           <w:kern w:val="0"/>
           <w:lang w:eastAsia="es-PE"/>
-          <ns2:ligatures ns2:val="none"/>
+          <w14:ligatures w14:val="none"/>
         </w:rPr>
         <w:t xml:space="preserve">requerir a </w:t>
       </w:r>
@@ -4471,12 +4397,12 @@
           <w:color w:val="000000"/>
           <w:kern w:val="0"/>
           <w:lang w:eastAsia="es-PE"/>
-          <ns2:ligatures ns2:val="none"/>
+          <w14:ligatures w14:val="none"/>
         </w:rPr>
         <w:t>que cumpla con lo siguiente:</w:t>
       </w:r>
     </w:p>
-    <w:p ns2:paraId="20FDFB8D" ns2:textId="77777777">
+    <w:p>
       <w:pPr>
         <w:spacing w:after="0" w:line="240" w:lineRule="auto"/>
         <w:contextualSpacing/>
@@ -4486,11 +4412,11 @@
           <w:color w:val="000000"/>
           <w:kern w:val="0"/>
           <w:lang w:eastAsia="es-PE"/>
-          <ns2:ligatures ns2:val="none"/>
-        </w:rPr>
-      </w:pPr>
-    </w:p>
-    <w:p ns2:paraId="4AA80738" ns2:textId="77777777">
+          <w14:ligatures w14:val="none"/>
+        </w:rPr>
+      </w:pPr>
+    </w:p>
+    <w:p>
       <w:pPr>
         <w:numPr>
           <w:ilvl w:val="0"/>
@@ -4505,21 +4431,21 @@
           <w:color w:val="000000"/>
           <w:kern w:val="0"/>
           <w:lang w:eastAsia="es-PE"/>
-          <ns2:ligatures ns2:val="none"/>
-        </w:rPr>
-      </w:pPr>
-      <w:r>
-        <w:rPr>
-          <w:rFonts w:ascii="Arial Narrow" w:eastAsia="Arial Narrow" w:hAnsi="Arial Narrow" w:cs="Arial Narrow"/>
-          <w:color w:val="000000"/>
-          <w:kern w:val="0"/>
-          <w:lang w:eastAsia="es-PE"/>
-          <ns2:ligatures ns2:val="none"/>
+          <w14:ligatures w14:val="none"/>
+        </w:rPr>
+      </w:pPr>
+      <w:r>
+        <w:rPr>
+          <w:rFonts w:ascii="Arial Narrow" w:eastAsia="Arial Narrow" w:hAnsi="Arial Narrow" w:cs="Arial Narrow"/>
+          <w:color w:val="000000"/>
+          <w:kern w:val="0"/>
+          <w:lang w:eastAsia="es-PE"/>
+          <w14:ligatures w14:val="none"/>
         </w:rPr>
         <w:t>presentar documentos que acrediten su inscripción en los Registros Públicos o una declaración jurada que indique que cuenta con dicha inscripción;</w:t>
       </w:r>
     </w:p>
-    <w:p ns2:paraId="2B29D59F" ns2:textId="77777777">
+    <w:p>
       <w:pPr>
         <w:numPr>
           <w:ilvl w:val="0"/>
@@ -4534,21 +4460,21 @@
           <w:color w:val="000000"/>
           <w:kern w:val="0"/>
           <w:lang w:eastAsia="es-PE"/>
-          <ns2:ligatures ns2:val="none"/>
-        </w:rPr>
-      </w:pPr>
-      <w:r>
-        <w:rPr>
-          <w:rFonts w:ascii="Arial Narrow" w:eastAsia="Arial Narrow" w:hAnsi="Arial Narrow" w:cs="Arial Narrow"/>
-          <w:color w:val="000000"/>
-          <w:kern w:val="0"/>
-          <w:lang w:eastAsia="es-PE"/>
-          <ns2:ligatures ns2:val="none"/>
+          <w14:ligatures w14:val="none"/>
+        </w:rPr>
+      </w:pPr>
+      <w:r>
+        <w:rPr>
+          <w:rFonts w:ascii="Arial Narrow" w:eastAsia="Arial Narrow" w:hAnsi="Arial Narrow" w:cs="Arial Narrow"/>
+          <w:color w:val="000000"/>
+          <w:kern w:val="0"/>
+          <w:lang w:eastAsia="es-PE"/>
+          <w14:ligatures w14:val="none"/>
         </w:rPr>
         <w:t>presentar copia simple de las facultades de representación de su representante legal en el presente procedimiento o la declaración jurada que indique que cuenta con dichas facultades y que estas se encuentran vigentes;</w:t>
       </w:r>
     </w:p>
-    <w:p ns2:paraId="7EF50C46" ns2:textId="77777777">
+    <w:p>
       <w:pPr>
         <w:numPr>
           <w:ilvl w:val="0"/>
@@ -4563,22 +4489,22 @@
           <w:color w:val="000000"/>
           <w:kern w:val="0"/>
           <w:lang w:eastAsia="es-PE"/>
-          <ns2:ligatures ns2:val="none"/>
-        </w:rPr>
-      </w:pPr>
-      <w:r>
-        <w:rPr>
-          <w:rFonts w:ascii="Arial Narrow" w:eastAsia="Arial Narrow" w:hAnsi="Arial Narrow" w:cs="Arial Narrow"/>
-          <w:color w:val="000000"/>
-          <w:kern w:val="0"/>
-          <w:lang w:eastAsia="es-PE"/>
-          <ns2:ligatures ns2:val="none"/>
+          <w14:ligatures w14:val="none"/>
+        </w:rPr>
+      </w:pPr>
+      <w:r>
+        <w:rPr>
+          <w:rFonts w:ascii="Arial Narrow" w:eastAsia="Arial Narrow" w:hAnsi="Arial Narrow" w:cs="Arial Narrow"/>
+          <w:color w:val="000000"/>
+          <w:kern w:val="0"/>
+          <w:lang w:eastAsia="es-PE"/>
+          <w14:ligatures w14:val="none"/>
         </w:rPr>
         <w:lastRenderedPageBreak/>
         <w:t>consignar el Número de Registro Único de Contribuyentes (RUC); y,</w:t>
       </w:r>
     </w:p>
-    <w:p ns2:paraId="19E4DFA1" ns2:textId="77777777">
+    <w:p>
       <w:pPr>
         <w:numPr>
           <w:ilvl w:val="0"/>
@@ -4591,16 +4517,16 @@
         <w:rPr>
           <w:rFonts w:ascii="Arial Narrow" w:eastAsia="Calibri" w:hAnsi="Arial Narrow" w:cs="Arial"/>
           <w:kern w:val="0"/>
-          <ns2:ligatures ns2:val="none"/>
-        </w:rPr>
-      </w:pPr>
-      <w:r>
-        <w:rPr>
-          <w:rFonts w:ascii="Arial Narrow" w:eastAsia="Arial Narrow" w:hAnsi="Arial Narrow" w:cs="Arial Narrow"/>
-          <w:color w:val="000000"/>
-          <w:kern w:val="0"/>
-          <w:lang w:eastAsia="es-PE"/>
-          <ns2:ligatures ns2:val="none"/>
+          <w14:ligatures w14:val="none"/>
+        </w:rPr>
+      </w:pPr>
+      <w:r>
+        <w:rPr>
+          <w:rFonts w:ascii="Arial Narrow" w:eastAsia="Arial Narrow" w:hAnsi="Arial Narrow" w:cs="Arial Narrow"/>
+          <w:color w:val="000000"/>
+          <w:kern w:val="0"/>
+          <w:lang w:eastAsia="es-PE"/>
+          <w14:ligatures w14:val="none"/>
         </w:rPr>
         <w:t>fijar domicilio procesal para el procedimiento, de conformidad con el numeral 1 del artículo 442</w:t>
       </w:r>
@@ -4610,7 +4536,7 @@
           <w:color w:val="000000"/>
           <w:kern w:val="0"/>
           <w:lang w:eastAsia="es-PE"/>
-          <ns2:ligatures ns2:val="none"/>
+          <w14:ligatures w14:val="none"/>
         </w:rPr>
         <w:t/>
       </w:r>
@@ -4620,7 +4546,7 @@
           <w:color w:val="000000"/>
           <w:kern w:val="0"/>
           <w:lang w:eastAsia="es-PE"/>
-          <ns2:ligatures ns2:val="none"/>
+          <w14:ligatures w14:val="none"/>
         </w:rPr>
         <w:t xml:space="preserve"> del Código Procesal Civil. </w:t>
       </w:r>
@@ -4628,7 +4554,7 @@
         <w:rPr>
           <w:rFonts w:ascii="Arial Narrow" w:eastAsia="Calibri" w:hAnsi="Arial Narrow" w:cs="Arial"/>
           <w:kern w:val="0"/>
-          <ns2:ligatures ns2:val="none"/>
+          <w14:ligatures w14:val="none"/>
         </w:rPr>
         <w:t>Para ello podrá señalar domicilio físico o una dirección electrónica a la que pueda remitirse las notificaciones</w:t>
       </w:r>
@@ -4637,12 +4563,12 @@
           <w:rFonts w:ascii="Arial Narrow" w:eastAsia="Arial" w:hAnsi="Arial Narrow" w:cs="Arial"/>
           <w:kern w:val="0"/>
           <w:lang w:val="es"/>
-          <ns2:ligatures ns2:val="none"/>
+          <w14:ligatures w14:val="none"/>
         </w:rPr>
         <w:t>;</w:t>
       </w:r>
     </w:p>
-    <w:p ns2:paraId="7C63E340" ns2:textId="77777777">
+    <w:p>
       <w:pPr>
         <w:numPr>
           <w:ilvl w:val="0"/>
@@ -4655,14 +4581,14 @@
         <w:rPr>
           <w:rFonts w:ascii="Arial Narrow" w:eastAsia="Calibri" w:hAnsi="Arial Narrow" w:cs="Arial"/>
           <w:kern w:val="0"/>
-          <ns2:ligatures ns2:val="none"/>
+          <w14:ligatures w14:val="none"/>
         </w:rPr>
       </w:pPr>
       <w:r>
         <w:rPr>
           <w:rFonts w:ascii="Arial Narrow" w:eastAsia="Calibri" w:hAnsi="Arial Narrow" w:cs="Arial"/>
           <w:kern w:val="0"/>
-          <ns2:ligatures ns2:val="none"/>
+          <w14:ligatures w14:val="none"/>
         </w:rPr>
         <w:t xml:space="preserve">en caso califique como </w:t>
       </w:r>
@@ -4671,7 +4597,7 @@
         <w:rPr>
           <w:rFonts w:ascii="Arial Narrow" w:eastAsia="Calibri" w:hAnsi="Arial Narrow" w:cs="Arial"/>
           <w:kern w:val="0"/>
-          <ns2:ligatures ns2:val="none"/>
+          <w14:ligatures w14:val="none"/>
         </w:rPr>
         <w:t>micro empresa</w:t>
       </w:r>
@@ -4680,7 +4606,7 @@
         <w:rPr>
           <w:rFonts w:ascii="Arial Narrow" w:eastAsia="Calibri" w:hAnsi="Arial Narrow" w:cs="Arial"/>
           <w:kern w:val="0"/>
-          <ns2:ligatures ns2:val="none"/>
+          <w14:ligatures w14:val="none"/>
         </w:rPr>
         <w:t xml:space="preserve"> o pequeña empresa, presentar los documentos que acrediten su volumen de ventas o ingresos brutos percibidos el año anterior relativo a todas sus actividades económicas y el número de trabajadores con el que cuenta</w:t>
       </w:r>
@@ -4690,7 +4616,7 @@
           <w:rFonts w:ascii="Arial Narrow" w:eastAsia="Calibri" w:hAnsi="Arial Narrow" w:cs="Arial"/>
           <w:kern w:val="0"/>
           <w:vertAlign w:val="superscript"/>
-          <ns2:ligatures ns2:val="none"/>
+          <w14:ligatures w14:val="none"/>
         </w:rPr>
         <w:footnoteReference w:id="7"/>
       </w:r>
@@ -4698,7 +4624,7 @@
         <w:rPr>
           <w:rFonts w:ascii="Arial Narrow" w:eastAsia="Calibri" w:hAnsi="Arial Narrow" w:cs="Arial"/>
           <w:kern w:val="0"/>
-          <ns2:ligatures ns2:val="none"/>
+          <w14:ligatures w14:val="none"/>
         </w:rPr>
         <w:t>. Ello, a fin de que la Comisión pueda meritar dicha documentación, conforme lo establece el artículo 110</w:t>
       </w:r>
@@ -4708,7 +4634,7 @@
           <w:color w:val="000000"/>
           <w:kern w:val="0"/>
           <w:lang w:eastAsia="es-PE"/>
-          <ns2:ligatures ns2:val="none"/>
+          <w14:ligatures w14:val="none"/>
         </w:rPr>
         <w:t/>
       </w:r>
@@ -4716,7 +4642,7 @@
         <w:rPr>
           <w:rFonts w:ascii="Arial Narrow" w:eastAsia="Calibri" w:hAnsi="Arial Narrow" w:cs="Arial"/>
           <w:kern w:val="0"/>
-          <ns2:ligatures ns2:val="none"/>
+          <w14:ligatures w14:val="none"/>
         </w:rPr>
         <w:t xml:space="preserve"> del </w:t>
       </w:r>
@@ -4725,7 +4651,7 @@
           <w:rFonts w:ascii="Arial Narrow" w:eastAsia="Calibri" w:hAnsi="Arial Narrow" w:cs="Arial"/>
           <w:spacing w:val="-2"/>
           <w:kern w:val="0"/>
-          <ns2:ligatures ns2:val="none"/>
+          <w14:ligatures w14:val="none"/>
         </w:rPr>
         <w:t>Código</w:t>
       </w:r>
@@ -4736,7 +4662,7 @@
           <w:spacing w:val="-2"/>
           <w:kern w:val="0"/>
           <w:vertAlign w:val="superscript"/>
-          <ns2:ligatures ns2:val="none"/>
+          <w14:ligatures w14:val="none"/>
         </w:rPr>
         <w:footnoteReference w:id="8"/>
       </w:r>
@@ -4745,12 +4671,12 @@
           <w:rFonts w:ascii="Arial Narrow" w:eastAsia="Calibri" w:hAnsi="Arial Narrow" w:cs="Arial"/>
           <w:spacing w:val="-2"/>
           <w:kern w:val="0"/>
-          <ns2:ligatures ns2:val="none"/>
+          <w14:ligatures w14:val="none"/>
         </w:rPr>
         <w:t>.</w:t>
       </w:r>
     </w:p>
-    <w:p ns2:paraId="1F11FE32" ns2:textId="77777777">
+    <w:p>
       <w:pPr>
         <w:spacing w:after="0" w:line="240" w:lineRule="auto"/>
         <w:ind w:left="567"/>
@@ -4761,21 +4687,21 @@
           <w:color w:val="000000"/>
           <w:kern w:val="0"/>
           <w:lang w:eastAsia="es-PE"/>
-          <ns2:ligatures ns2:val="none"/>
-        </w:rPr>
-      </w:pPr>
-    </w:p>
-    <w:p>
-      <w:pPr>
-        <w:spacing w:after="0" w:line="240" w:lineRule="auto"/>
-        <w:contextualSpacing/>
-        <w:jc w:val="both"/>
-        <w:rPr>
-          <w:rFonts w:ascii="Arial Narrow" w:eastAsia="Arial Narrow" w:hAnsi="Arial Narrow" w:cs="Arial Narrow"/>
-          <w:color w:val="000000"/>
-          <w:kern w:val="0"/>
-          <w:lang w:eastAsia="es-PE"/>
-          <ns2:ligatures ns2:val="none"/>
+          <w14:ligatures w14:val="none"/>
+        </w:rPr>
+      </w:pPr>
+    </w:p>
+    <w:p>
+      <w:pPr>
+        <w:spacing w:after="0" w:line="240" w:lineRule="auto"/>
+        <w:contextualSpacing/>
+        <w:jc w:val="both"/>
+        <w:rPr>
+          <w:rFonts w:ascii="Arial Narrow" w:eastAsia="Arial Narrow" w:hAnsi="Arial Narrow" w:cs="Arial Narrow"/>
+          <w:color w:val="000000"/>
+          <w:kern w:val="0"/>
+          <w:lang w:eastAsia="es-PE"/>
+          <w14:ligatures w14:val="none"/>
         </w:rPr>
       </w:pPr>
       <w:r>
@@ -4794,44 +4720,84 @@
           <w:sz w:val="20"/>
           <w:szCs w:val="20"/>
         </w:rPr>
-        <w:t xml:space="preserve">correr traslado de la presente resolución a Pacífico Compañía de Seguros y Reaseguros S.A. para que, de conformidad con lo dispuesto por el artículo 26 de la Ley sobre Facultades, Normas y Organización del Indecopi, aprobada por Decreto Legislativo 807, presente sus descargos sobre la imputación de cargos realizada en un plazo no mayor a cinco (5) días hábiles contado a partir del día siguiente de la notificación de la presente resolución, vencido el cual, el Secretario Técnico declarará en rebeldía al denunciado que no lo hubiera presentado. Debe precisarse que de conformidad con lo establecido por el artículo 223 del Texto Único Ordenado de la Ley 27444, Ley del Procedimiento Administrativo General, las alegaciones y los hechos relevantes de la reclamación, salvo que hayan sido específicamente negadas en la contestación, se tendrán por aceptadas o merituadas como ciertas.</w:t>
-      </w:r>
-    </w:p>
-    <w:p ns2:paraId="228F876C" ns2:textId="77777777">
-      <w:pPr>
-        <w:spacing w:after="0" w:line="240" w:lineRule="auto"/>
-        <w:contextualSpacing/>
-        <w:jc w:val="both"/>
-        <w:rPr>
-          <w:rFonts w:ascii="Arial Narrow" w:eastAsia="Arial Narrow" w:hAnsi="Arial Narrow" w:cs="Arial Narrow"/>
-          <w:color w:val="000000"/>
-          <w:kern w:val="0"/>
-          <w:lang w:eastAsia="es-PE"/>
-          <ns2:ligatures ns2:val="none"/>
-        </w:rPr>
-      </w:pPr>
-    </w:p>
-    <w:p ns2:paraId="774AFBA5" ns2:textId="3B45E3A4">
-      <w:pPr>
-        <w:spacing w:after="0" w:line="240" w:lineRule="auto"/>
-        <w:contextualSpacing/>
-        <w:jc w:val="both"/>
-        <w:rPr>
-          <w:rFonts w:ascii="Arial Narrow" w:eastAsia="Times New Roman" w:hAnsi="Arial Narrow" w:cs="Arial"/>
-          <w:color w:val="000000"/>
-          <w:kern w:val="0"/>
+        <w:t xml:space="preserve">correr traslado de la presente resolución a Pacífico Compañía de Seguros y Reaseguros S.A. para que, de conformidad con lo dispuesto por el artículo 26 de la Ley sobre Facultades, Normas y Organización del Indecopi, aprobada por Decreto Legislativo 807</w:t>
+      </w:r>
+      <w:r>
+        <w:rPr>
+          <w:rStyle w:val="Refdenotaalpie"/>
+          <w:rFonts w:ascii="Arial Narrow" w:eastAsia="Times New Roman" w:hAnsi="Arial Narrow" w:cs="Times New Roman"/>
+          <w:color w:val="000000"/>
+          <w:kern w:val="0"/>
+          <w:vertAlign w:val="superscript"/>
           <w:lang w:val="es-ES" w:eastAsia="es-ES"/>
-          <ns2:ligatures ns2:val="none"/>
-        </w:rPr>
-      </w:pPr>
-      <w:r>
-        <w:rPr>
-          <w:rFonts w:ascii="Arial Narrow" w:eastAsia="Arial Narrow" w:hAnsi="Arial Narrow" w:cs="Arial Narrow"/>
-          <w:b/>
-          <w:color w:val="000000"/>
-          <w:kern w:val="0"/>
-          <w:lang w:eastAsia="es-PE"/>
-          <ns2:ligatures ns2:val="none"/>
+          <w14:ligatures w14:val="none"/>
+        </w:rPr>
+        <w:footnoteReference w:id="14"/>
+      </w:r>
+      <w:r>
+        <w:rPr>
+          <w:rFonts w:ascii="Arial Narrow" w:hAnsi="Arial Narrow" w:cs="Arial Narrow"/>
+          <w:sz w:val="20"/>
+          <w:szCs w:val="20"/>
+        </w:rPr>
+        <w:t xml:space="preserve">, presente sus descargos sobre la imputación de cargos realizada en un plazo no mayor a cinco (5) días hábiles contado a partir del día siguiente de la notificación de la presente resolución, vencido el cual, el Secretario Técnico declarará en rebeldía al denunciado que no lo hubiera presentado. Debe precisarse que de conformidad con lo establecido por el artículo 223 del Texto Único Ordenado de la Ley 27444, Ley del Procedimiento Administrativo General</w:t>
+      </w:r>
+      <w:r>
+        <w:rPr>
+          <w:rStyle w:val="Refdenotaalpie"/>
+          <w:rFonts w:ascii="Arial Narrow" w:eastAsia="Times New Roman" w:hAnsi="Arial Narrow" w:cs="Times New Roman"/>
+          <w:color w:val="000000"/>
+          <w:kern w:val="0"/>
+          <w:vertAlign w:val="superscript"/>
+          <w:lang w:val="es-ES" w:eastAsia="es-ES"/>
+          <w14:ligatures w14:val="none"/>
+        </w:rPr>
+        <w:footnoteReference w:id="15"/>
+      </w:r>
+      <w:r>
+        <w:rPr>
+          <w:rFonts w:ascii="Arial Narrow" w:hAnsi="Arial Narrow" w:cs="Arial Narrow"/>
+          <w:sz w:val="20"/>
+          <w:szCs w:val="20"/>
+        </w:rPr>
+        <w:t xml:space="preserve">, las alegaciones y los hechos relevantes de la reclamación, salvo que hayan sido específicamente negadas en la contestación, se tendrán por aceptadas o merituadas como ciertas.</w:t>
+      </w:r>
+    </w:p>
+    <w:p>
+      <w:pPr>
+        <w:spacing w:after="0" w:line="240" w:lineRule="auto"/>
+        <w:contextualSpacing/>
+        <w:jc w:val="both"/>
+        <w:rPr>
+          <w:rFonts w:ascii="Arial Narrow" w:eastAsia="Arial Narrow" w:hAnsi="Arial Narrow" w:cs="Arial Narrow"/>
+          <w:color w:val="000000"/>
+          <w:kern w:val="0"/>
+          <w:lang w:eastAsia="es-PE"/>
+          <w14:ligatures w14:val="none"/>
+        </w:rPr>
+      </w:pPr>
+    </w:p>
+    <w:p>
+      <w:pPr>
+        <w:spacing w:after="0" w:line="240" w:lineRule="auto"/>
+        <w:contextualSpacing/>
+        <w:jc w:val="both"/>
+        <w:rPr>
+          <w:rFonts w:ascii="Arial Narrow" w:eastAsia="Times New Roman" w:hAnsi="Arial Narrow" w:cs="Arial"/>
+          <w:color w:val="000000"/>
+          <w:kern w:val="0"/>
+          <w:lang w:val="es-ES" w:eastAsia="es-ES"/>
+          <w14:ligatures w14:val="none"/>
+        </w:rPr>
+      </w:pPr>
+      <w:r>
+        <w:rPr>
+          <w:rFonts w:ascii="Arial Narrow" w:eastAsia="Arial Narrow" w:hAnsi="Arial Narrow" w:cs="Arial Narrow"/>
+          <w:b/>
+          <w:color w:val="000000"/>
+          <w:kern w:val="0"/>
+          <w:lang w:eastAsia="es-PE"/>
+          <w14:ligatures w14:val="none"/>
         </w:rPr>
         <w:t>SEXTO</w:t>
       </w:r>
@@ -4842,7 +4808,7 @@
           <w:color w:val="000000"/>
           <w:kern w:val="0"/>
           <w:lang w:eastAsia="es-PE"/>
-          <ns2:ligatures ns2:val="none"/>
+          <w14:ligatures w14:val="none"/>
         </w:rPr>
         <w:t xml:space="preserve">: </w:t>
       </w:r>
@@ -4853,7 +4819,7 @@
           <w:color w:val="000000"/>
           <w:kern w:val="0"/>
           <w:lang w:eastAsia="es-ES"/>
-          <ns2:ligatures ns2:val="none"/>
+          <w14:ligatures w14:val="none"/>
         </w:rPr>
         <w:t xml:space="preserve">requerir </w:t>
       </w:r>
@@ -4863,7 +4829,7 @@
           <w:color w:val="000000"/>
           <w:kern w:val="0"/>
           <w:lang w:val="es-ES" w:eastAsia="es-ES"/>
-          <ns2:ligatures ns2:val="none"/>
+          <w14:ligatures w14:val="none"/>
         </w:rPr>
         <w:t xml:space="preserve">que, en un </w:t>
       </w:r>
@@ -4873,7 +4839,7 @@
           <w:color w:val="000000"/>
           <w:kern w:val="0"/>
           <w:lang w:eastAsia="es-ES"/>
-          <ns2:ligatures ns2:val="none"/>
+          <w14:ligatures w14:val="none"/>
         </w:rPr>
         <w:t>plazo no mayor de cinco (5) días hábiles contado a partir del día siguiente de la notificación de la presente resolución</w:t>
       </w:r>
@@ -4884,7 +4850,7 @@
           <w:color w:val="000000"/>
           <w:kern w:val="0"/>
           <w:lang w:eastAsia="es-ES"/>
-          <ns2:ligatures ns2:val="none"/>
+          <w14:ligatures w14:val="none"/>
         </w:rPr>
         <w:t xml:space="preserve">, </w:t>
       </w:r>
@@ -4896,7 +4862,7 @@
           <w:kern w:val="0"/>
           <w:shd w:val="clear" w:color="auto" w:fill="FFFFFF"/>
           <w:lang w:eastAsia="es-PE"/>
-          <ns2:ligatures ns2:val="none"/>
+          <w14:ligatures w14:val="none"/>
         </w:rPr>
         <w:t>la compañía aseguradora</w:t>
       </w:r>
@@ -4906,7 +4872,7 @@
           <w:color w:val="000000"/>
           <w:kern w:val="0"/>
           <w:lang w:eastAsia="es-ES"/>
-          <ns2:ligatures ns2:val="none"/>
+          <w14:ligatures w14:val="none"/>
         </w:rPr>
         <w:t xml:space="preserve"> </w:t>
       </w:r>
@@ -4917,7 +4883,7 @@
           <w:color w:val="000000"/>
           <w:kern w:val="0"/>
           <w:lang w:val="es-ES" w:eastAsia="es-ES"/>
-          <ns2:ligatures ns2:val="none"/>
+          <w14:ligatures w14:val="none"/>
         </w:rPr>
         <w:t xml:space="preserve">cumpla con: </w:t>
       </w:r>
@@ -4927,7 +4893,7 @@
           <w:color w:val="000000"/>
           <w:kern w:val="0"/>
           <w:lang w:val="es-ES" w:eastAsia="es-ES"/>
-          <ns2:ligatures ns2:val="none"/>
+          <w14:ligatures w14:val="none"/>
         </w:rPr>
         <w:t>(i) presentar una copia completa, legible y debidamente suscrita de la Póliza 2007808645 Seguro Vehicular, así como el cargo de remisión de la póliza; (</w:t>
       </w:r>
@@ -4938,7 +4904,7 @@
           <w:color w:val="000000"/>
           <w:kern w:val="0"/>
           <w:lang w:val="es-ES" w:eastAsia="es-ES"/>
-          <ns2:ligatures ns2:val="none"/>
+          <w14:ligatures w14:val="none"/>
         </w:rPr>
         <w:t>ii</w:t>
       </w:r>
@@ -4949,7 +4915,7 @@
           <w:color w:val="000000"/>
           <w:kern w:val="0"/>
           <w:lang w:val="es-ES" w:eastAsia="es-ES"/>
-          <ns2:ligatures ns2:val="none"/>
+          <w14:ligatures w14:val="none"/>
         </w:rPr>
         <w:t>) presentar los medios probatorios que acrediten que atendió oportunamente el siniestro 1001067466 respecto del accidente vehicular del 30 de diciembre de 2023; y, (</w:t>
       </w:r>
@@ -4960,7 +4926,7 @@
           <w:color w:val="000000"/>
           <w:kern w:val="0"/>
           <w:lang w:val="es-ES" w:eastAsia="es-ES"/>
-          <ns2:ligatures ns2:val="none"/>
+          <w14:ligatures w14:val="none"/>
         </w:rPr>
         <w:t>iii</w:t>
       </w:r>
@@ -4971,7 +4937,7 @@
           <w:color w:val="000000"/>
           <w:kern w:val="0"/>
           <w:lang w:val="es-ES" w:eastAsia="es-ES"/>
-          <ns2:ligatures ns2:val="none"/>
+          <w14:ligatures w14:val="none"/>
         </w:rPr>
         <w:t>) presentar todas las comunicaciones cursadas con la parte denunciante, incluyendo la grabación de la llamada telefónica realizada con el denunciante el 29 de agosto de 2025, en virtud del hecho materia de denuncia</w:t>
       </w:r>
@@ -4981,12 +4947,12 @@
           <w:color w:val="000000"/>
           <w:kern w:val="0"/>
           <w:lang w:val="es-ES" w:eastAsia="es-ES"/>
-          <ns2:ligatures ns2:val="none"/>
+          <w14:ligatures w14:val="none"/>
         </w:rPr>
         <w:t>.</w:t>
       </w:r>
     </w:p>
-    <w:p ns2:paraId="12A4D8BD" ns2:textId="77777777">
+    <w:p>
       <w:pPr>
         <w:spacing w:after="0" w:line="240" w:lineRule="auto"/>
         <w:contextualSpacing/>
@@ -4997,31 +4963,31 @@
           <w:color w:val="000000"/>
           <w:kern w:val="0"/>
           <w:lang w:val="es-ES" w:eastAsia="es-PE"/>
-          <ns2:ligatures ns2:val="none"/>
-        </w:rPr>
-      </w:pPr>
-    </w:p>
-    <w:p ns2:paraId="591B7E6F" ns2:textId="351B202C">
-      <w:pPr>
-        <w:spacing w:after="0" w:line="240" w:lineRule="auto"/>
-        <w:contextualSpacing/>
-        <w:jc w:val="both"/>
-        <w:rPr>
-          <w:rFonts w:ascii="Arial Narrow" w:eastAsia="Arial Narrow" w:hAnsi="Arial Narrow" w:cs="Arial Narrow"/>
-          <w:color w:val="000000"/>
-          <w:kern w:val="0"/>
-          <w:lang w:eastAsia="es-PE"/>
-          <ns2:ligatures ns2:val="none"/>
-        </w:rPr>
-      </w:pPr>
-      <w:r>
-        <w:rPr>
-          <w:rFonts w:ascii="Arial Narrow" w:eastAsia="Arial Narrow" w:hAnsi="Arial Narrow" w:cs="Arial Narrow"/>
-          <w:b/>
-          <w:color w:val="000000"/>
-          <w:kern w:val="0"/>
-          <w:lang w:eastAsia="es-PE"/>
-          <ns2:ligatures ns2:val="none"/>
+          <w14:ligatures w14:val="none"/>
+        </w:rPr>
+      </w:pPr>
+    </w:p>
+    <w:p>
+      <w:pPr>
+        <w:spacing w:after="0" w:line="240" w:lineRule="auto"/>
+        <w:contextualSpacing/>
+        <w:jc w:val="both"/>
+        <w:rPr>
+          <w:rFonts w:ascii="Arial Narrow" w:eastAsia="Arial Narrow" w:hAnsi="Arial Narrow" w:cs="Arial Narrow"/>
+          <w:color w:val="000000"/>
+          <w:kern w:val="0"/>
+          <w:lang w:eastAsia="es-PE"/>
+          <w14:ligatures w14:val="none"/>
+        </w:rPr>
+      </w:pPr>
+      <w:r>
+        <w:rPr>
+          <w:rFonts w:ascii="Arial Narrow" w:eastAsia="Arial Narrow" w:hAnsi="Arial Narrow" w:cs="Arial Narrow"/>
+          <w:b/>
+          <w:color w:val="000000"/>
+          <w:kern w:val="0"/>
+          <w:lang w:eastAsia="es-PE"/>
+          <w14:ligatures w14:val="none"/>
         </w:rPr>
         <w:t>SÉTIMO</w:t>
       </w:r>
@@ -5032,7 +4998,7 @@
           <w:color w:val="000000"/>
           <w:kern w:val="0"/>
           <w:lang w:eastAsia="es-PE"/>
-          <ns2:ligatures ns2:val="none"/>
+          <w14:ligatures w14:val="none"/>
         </w:rPr>
         <w:t>:</w:t>
       </w:r>
@@ -5042,7 +5008,7 @@
           <w:color w:val="000000"/>
           <w:kern w:val="0"/>
           <w:lang w:eastAsia="es-PE"/>
-          <ns2:ligatures ns2:val="none"/>
+          <w14:ligatures w14:val="none"/>
         </w:rPr>
         <w:t xml:space="preserve"> </w:t>
       </w:r>
@@ -5053,7 +5019,7 @@
           <w:color w:val="000000"/>
           <w:kern w:val="0"/>
           <w:lang w:eastAsia="es-PE"/>
-          <ns2:ligatures ns2:val="none"/>
+          <w14:ligatures w14:val="none"/>
         </w:rPr>
         <w:t>informar a las partes que el artículo 110</w:t>
       </w:r>
@@ -5063,7 +5029,7 @@
           <w:color w:val="000000"/>
           <w:kern w:val="0"/>
           <w:lang w:eastAsia="es-PE"/>
-          <ns2:ligatures ns2:val="none"/>
+          <w14:ligatures w14:val="none"/>
         </w:rPr>
         <w:t/>
       </w:r>
@@ -5073,7 +5039,7 @@
           <w:color w:val="000000"/>
           <w:kern w:val="0"/>
           <w:lang w:eastAsia="es-PE"/>
-          <ns2:ligatures ns2:val="none"/>
+          <w14:ligatures w14:val="none"/>
         </w:rPr>
         <w:t xml:space="preserve"> de la Ley </w:t>
       </w:r>
@@ -5083,7 +5049,7 @@
           <w:color w:val="000000"/>
           <w:kern w:val="0"/>
           <w:lang w:eastAsia="es-PE"/>
-          <ns2:ligatures ns2:val="none"/>
+          <w14:ligatures w14:val="none"/>
         </w:rPr>
         <w:t xml:space="preserve"/>
       </w:r>
@@ -5093,7 +5059,7 @@
           <w:color w:val="000000"/>
           <w:kern w:val="0"/>
           <w:lang w:eastAsia="es-PE"/>
-          <ns2:ligatures ns2:val="none"/>
+          <w14:ligatures w14:val="none"/>
         </w:rPr>
         <w:t>29571, Código de Protección y Defensa del Consumidor</w:t>
       </w:r>
@@ -5105,7 +5071,7 @@
           <w:kern w:val="0"/>
           <w:vertAlign w:val="superscript"/>
           <w:lang w:eastAsia="es-PE"/>
-          <ns2:ligatures ns2:val="none"/>
+          <w14:ligatures w14:val="none"/>
         </w:rPr>
         <w:footnoteReference w:id="9"/>
       </w:r>
@@ -5115,7 +5081,7 @@
           <w:color w:val="000000"/>
           <w:kern w:val="0"/>
           <w:lang w:eastAsia="es-PE"/>
-          <ns2:ligatures ns2:val="none"/>
+          <w14:ligatures w14:val="none"/>
         </w:rPr>
         <w:t>, faculta a la Comisión a calificar las infracciones de la referida norma como leves, graves o muy graves e imponer sanciones que van desde una amonestación hasta una multa por un máximo de 450 Unidades Impositivas Tributarias, sin perjuicio de las medidas correctivas, reparadoras y complementarias, que puedan ordenarse de acuerdo a lo estipulado en los artículos 114</w:t>
       </w:r>
@@ -5125,7 +5091,7 @@
           <w:color w:val="000000"/>
           <w:kern w:val="0"/>
           <w:lang w:eastAsia="es-PE"/>
-          <ns2:ligatures ns2:val="none"/>
+          <w14:ligatures w14:val="none"/>
         </w:rPr>
         <w:t/>
       </w:r>
@@ -5135,7 +5101,7 @@
           <w:color w:val="000000"/>
           <w:kern w:val="0"/>
           <w:lang w:eastAsia="es-PE"/>
-          <ns2:ligatures ns2:val="none"/>
+          <w14:ligatures w14:val="none"/>
         </w:rPr>
         <w:t>, 115</w:t>
       </w:r>
@@ -5145,7 +5111,7 @@
           <w:color w:val="000000"/>
           <w:kern w:val="0"/>
           <w:lang w:eastAsia="es-PE"/>
-          <ns2:ligatures ns2:val="none"/>
+          <w14:ligatures w14:val="none"/>
         </w:rPr>
         <w:t/>
       </w:r>
@@ -5155,7 +5121,7 @@
           <w:color w:val="000000"/>
           <w:kern w:val="0"/>
           <w:lang w:eastAsia="es-PE"/>
-          <ns2:ligatures ns2:val="none"/>
+          <w14:ligatures w14:val="none"/>
         </w:rPr>
         <w:t xml:space="preserve"> y 116</w:t>
       </w:r>
@@ -5165,7 +5131,7 @@
           <w:color w:val="000000"/>
           <w:kern w:val="0"/>
           <w:lang w:eastAsia="es-PE"/>
-          <ns2:ligatures ns2:val="none"/>
+          <w14:ligatures w14:val="none"/>
         </w:rPr>
         <w:t/>
       </w:r>
@@ -5175,7 +5141,7 @@
           <w:color w:val="000000"/>
           <w:kern w:val="0"/>
           <w:lang w:eastAsia="es-PE"/>
-          <ns2:ligatures ns2:val="none"/>
+          <w14:ligatures w14:val="none"/>
         </w:rPr>
         <w:t xml:space="preserve"> de </w:t>
       </w:r>
@@ -5185,7 +5151,7 @@
           <w:color w:val="000000"/>
           <w:kern w:val="0"/>
           <w:lang w:eastAsia="es-PE"/>
-          <ns2:ligatures ns2:val="none"/>
+          <w14:ligatures w14:val="none"/>
         </w:rPr>
         <w:lastRenderedPageBreak/>
         <w:t>la referida norma</w:t>
@@ -5198,7 +5164,7 @@
           <w:kern w:val="0"/>
           <w:vertAlign w:val="superscript"/>
           <w:lang w:eastAsia="es-PE"/>
-          <ns2:ligatures ns2:val="none"/>
+          <w14:ligatures w14:val="none"/>
         </w:rPr>
         <w:footnoteReference w:id="10"/>
       </w:r>
@@ -5208,7 +5174,7 @@
           <w:color w:val="000000"/>
           <w:kern w:val="0"/>
           <w:lang w:eastAsia="es-PE"/>
-          <ns2:ligatures ns2:val="none"/>
+          <w14:ligatures w14:val="none"/>
         </w:rPr>
         <w:t xml:space="preserve">. </w:t>
       </w:r>
@@ -5219,7 +5185,7 @@
           <w:color w:val="000000"/>
           <w:kern w:val="0"/>
           <w:lang w:eastAsia="es-PE"/>
-          <ns2:ligatures ns2:val="none"/>
+          <w14:ligatures w14:val="none"/>
         </w:rPr>
         <w:t>Asimismo, se consideran circunstancias atenuantes para la graduación de la sanción, el allanamiento de la denuncia o el reconocimiento de las pretensiones en ella contenidas, de acuerdo con el artículo 112</w:t>
       </w:r>
@@ -5229,7 +5195,7 @@
           <w:color w:val="000000"/>
           <w:kern w:val="0"/>
           <w:lang w:eastAsia="es-PE"/>
-          <ns2:ligatures ns2:val="none"/>
+          <w14:ligatures w14:val="none"/>
         </w:rPr>
         <w:t/>
       </w:r>
@@ -5239,7 +5205,7 @@
           <w:color w:val="000000"/>
           <w:kern w:val="0"/>
           <w:lang w:eastAsia="es-PE"/>
-          <ns2:ligatures ns2:val="none"/>
+          <w14:ligatures w14:val="none"/>
         </w:rPr>
         <w:t xml:space="preserve"> del Código</w:t>
       </w:r>
@@ -5251,7 +5217,7 @@
           <w:kern w:val="0"/>
           <w:vertAlign w:val="superscript"/>
           <w:lang w:eastAsia="es-PE"/>
-          <ns2:ligatures ns2:val="none"/>
+          <w14:ligatures w14:val="none"/>
         </w:rPr>
         <w:footnoteReference w:id="11"/>
       </w:r>
@@ -5261,12 +5227,12 @@
           <w:color w:val="000000"/>
           <w:kern w:val="0"/>
           <w:lang w:eastAsia="es-PE"/>
-          <ns2:ligatures ns2:val="none"/>
+          <w14:ligatures w14:val="none"/>
         </w:rPr>
         <w:t>.</w:t>
       </w:r>
     </w:p>
-    <w:p ns2:paraId="0ECE55DF" ns2:textId="77777777">
+    <w:p>
       <w:pPr>
         <w:shd w:val="clear" w:color="auto" w:fill="FFFFFF"/>
         <w:spacing w:after="0" w:line="240" w:lineRule="auto"/>
@@ -5278,11 +5244,11 @@
           <w:color w:val="000000"/>
           <w:kern w:val="0"/>
           <w:lang w:eastAsia="es-PE"/>
-          <ns2:ligatures ns2:val="none"/>
-        </w:rPr>
-      </w:pPr>
-    </w:p>
-    <w:p ns2:paraId="1CC114EB" ns2:textId="6EF2D26C">
+          <w14:ligatures w14:val="none"/>
+        </w:rPr>
+      </w:pPr>
+    </w:p>
+    <w:p>
       <w:pPr>
         <w:shd w:val="clear" w:color="auto" w:fill="FFFFFF"/>
         <w:spacing w:after="0" w:line="240" w:lineRule="auto"/>
@@ -5293,7 +5259,7 @@
           <w:color w:val="000000"/>
           <w:kern w:val="0"/>
           <w:lang w:eastAsia="es-PE"/>
-          <ns2:ligatures ns2:val="none"/>
+          <w14:ligatures w14:val="none"/>
         </w:rPr>
       </w:pPr>
       <w:r>
@@ -5302,7 +5268,7 @@
           <w:b/>
           <w:bCs/>
           <w:kern w:val="0"/>
-          <ns2:ligatures ns2:val="none"/>
+          <w14:ligatures w14:val="none"/>
         </w:rPr>
         <w:t>OCTAVO</w:t>
       </w:r>
@@ -5313,7 +5279,7 @@
           <w:color w:val="000000"/>
           <w:kern w:val="0"/>
           <w:lang w:eastAsia="es-PE"/>
-          <ns2:ligatures ns2:val="none"/>
+          <w14:ligatures w14:val="none"/>
         </w:rPr>
         <w:t>:</w:t>
       </w:r>
@@ -5323,7 +5289,7 @@
           <w:color w:val="000000"/>
           <w:kern w:val="0"/>
           <w:lang w:eastAsia="es-PE"/>
-          <ns2:ligatures ns2:val="none"/>
+          <w14:ligatures w14:val="none"/>
         </w:rPr>
         <w:t xml:space="preserve"> informar a las partes que conforme a lo establecido en el artículo 39</w:t>
       </w:r>
@@ -5333,7 +5299,7 @@
           <w:color w:val="000000"/>
           <w:kern w:val="0"/>
           <w:lang w:eastAsia="es-PE"/>
-          <ns2:ligatures ns2:val="none"/>
+          <w14:ligatures w14:val="none"/>
         </w:rPr>
         <w:t/>
       </w:r>
@@ -5343,12 +5309,12 @@
           <w:color w:val="000000"/>
           <w:kern w:val="0"/>
           <w:lang w:eastAsia="es-PE"/>
-          <ns2:ligatures ns2:val="none"/>
+          <w14:ligatures w14:val="none"/>
         </w:rPr>
         <w:t xml:space="preserve"> de la Ley sobre Facultades, Normas y Organización del Indecopi, aprobada por Decreto Legislativo 807, los gastos por los peritajes realizados, actuación de pruebas, inspecciones y otros derivados de la tramitación del proceso serán de cargo de la parte que solicita la prueba, salvo pacto en contrario. En todos los casos, la resolución final determinará si los gastos deben ser asumidos por alguna de las partes, o reembolsados a la otra parte o al Indecopi, según sea el caso, de manera adicional a la sanción que haya podido imponerse. </w:t>
       </w:r>
     </w:p>
-    <w:p ns2:paraId="364C4B19" ns2:textId="77777777">
+    <w:p>
       <w:pPr>
         <w:shd w:val="clear" w:color="auto" w:fill="FFFFFF"/>
         <w:spacing w:after="0" w:line="240" w:lineRule="auto"/>
@@ -5359,11 +5325,11 @@
           <w:color w:val="000000"/>
           <w:kern w:val="0"/>
           <w:lang w:eastAsia="es-PE"/>
-          <ns2:ligatures ns2:val="none"/>
-        </w:rPr>
-      </w:pPr>
-    </w:p>
-    <w:p ns2:paraId="27E9BBC0" ns2:textId="2CD79B5D">
+          <w14:ligatures w14:val="none"/>
+        </w:rPr>
+      </w:pPr>
+    </w:p>
+    <w:p>
       <w:pPr>
         <w:suppressAutoHyphens/>
         <w:spacing w:after="0" w:line="240" w:lineRule="auto"/>
@@ -5373,7 +5339,7 @@
           <w:rFonts w:ascii="Arial Narrow" w:eastAsia="Calibri" w:hAnsi="Arial Narrow" w:cs="Arial"/>
           <w:kern w:val="0"/>
           <w:u w:val="single"/>
-          <ns2:ligatures ns2:val="none"/>
+          <w14:ligatures w14:val="none"/>
         </w:rPr>
       </w:pPr>
       <w:r>
@@ -5383,7 +5349,7 @@
           <w:color w:val="000000"/>
           <w:kern w:val="0"/>
           <w:lang w:eastAsia="es-PE"/>
-          <ns2:ligatures ns2:val="none"/>
+          <w14:ligatures w14:val="none"/>
         </w:rPr>
         <w:t>NOVENO</w:t>
       </w:r>
@@ -5392,7 +5358,7 @@
           <w:rFonts w:ascii="Arial Narrow" w:eastAsia="Calibri" w:hAnsi="Arial Narrow" w:cs="Arial"/>
           <w:b/>
           <w:kern w:val="0"/>
-          <ns2:ligatures ns2:val="none"/>
+          <w14:ligatures w14:val="none"/>
         </w:rPr>
         <w:t>:</w:t>
       </w:r>
@@ -5400,7 +5366,7 @@
         <w:rPr>
           <w:rFonts w:ascii="Arial Narrow" w:eastAsia="Calibri" w:hAnsi="Arial Narrow" w:cs="Arial"/>
           <w:kern w:val="0"/>
-          <ns2:ligatures ns2:val="none"/>
+          <w14:ligatures w14:val="none"/>
         </w:rPr>
         <w:t xml:space="preserve"> comunicar a las partes que, </w:t>
       </w:r>
@@ -5409,7 +5375,7 @@
         <w:rPr>
           <w:rFonts w:ascii="Arial Narrow" w:eastAsia="Calibri" w:hAnsi="Arial Narrow" w:cs="Arial"/>
           <w:kern w:val="0"/>
-          <ns2:ligatures ns2:val="none"/>
+          <w14:ligatures w14:val="none"/>
         </w:rPr>
         <w:t>de acuerdo a</w:t>
       </w:r>
@@ -5418,7 +5384,7 @@
         <w:rPr>
           <w:rFonts w:ascii="Arial Narrow" w:eastAsia="Calibri" w:hAnsi="Arial Narrow" w:cs="Arial"/>
           <w:kern w:val="0"/>
-          <ns2:ligatures ns2:val="none"/>
+          <w14:ligatures w14:val="none"/>
         </w:rPr>
         <w:t xml:space="preserve"> lo señalado por el artículo 29</w:t>
       </w:r>
@@ -5428,7 +5394,7 @@
           <w:color w:val="000000"/>
           <w:kern w:val="0"/>
           <w:lang w:eastAsia="es-PE"/>
-          <ns2:ligatures ns2:val="none"/>
+          <w14:ligatures w14:val="none"/>
         </w:rPr>
         <w:t/>
       </w:r>
@@ -5436,7 +5402,7 @@
         <w:rPr>
           <w:rFonts w:ascii="Arial Narrow" w:eastAsia="Calibri" w:hAnsi="Arial Narrow" w:cs="Arial"/>
           <w:kern w:val="0"/>
-          <ns2:ligatures ns2:val="none"/>
+          <w14:ligatures w14:val="none"/>
         </w:rPr>
         <w:t xml:space="preserve"> del Decreto Legislativo 807</w:t>
       </w:r>
@@ -5446,7 +5412,7 @@
           <w:rFonts w:ascii="Arial Narrow" w:eastAsia="Calibri" w:hAnsi="Arial Narrow" w:cs="Arial"/>
           <w:kern w:val="0"/>
           <w:vertAlign w:val="superscript"/>
-          <ns2:ligatures ns2:val="none"/>
+          <w14:ligatures w14:val="none"/>
         </w:rPr>
         <w:footnoteReference w:id="12"/>
       </w:r>
@@ -5454,7 +5420,7 @@
         <w:rPr>
           <w:rFonts w:ascii="Arial Narrow" w:eastAsia="Calibri" w:hAnsi="Arial Narrow" w:cs="Arial"/>
           <w:kern w:val="0"/>
-          <ns2:ligatures ns2:val="none"/>
+          <w14:ligatures w14:val="none"/>
         </w:rPr>
         <w:t xml:space="preserve">, hasta antes de la emisión de la Resolución Final tienen la posibilidad de solicitar una audiencia de conciliación. En caso deleguen a favor de una tercera persona su actuación en la diligencia programada, esta deberá presentar un poder especial con firma legalizada ante Notario Público, donde conste </w:t>
       </w:r>
@@ -5463,7 +5429,7 @@
           <w:rFonts w:ascii="Arial Narrow" w:eastAsia="Calibri" w:hAnsi="Arial Narrow" w:cs="Arial"/>
           <w:kern w:val="0"/>
           <w:u w:val="single"/>
-          <ns2:ligatures ns2:val="none"/>
+          <w14:ligatures w14:val="none"/>
         </w:rPr>
         <w:t>expresamente su facultad para asistir y conciliar en su representación</w:t>
       </w:r>
@@ -5472,7 +5438,7 @@
           <w:rFonts w:ascii="Arial Narrow" w:eastAsia="Calibri" w:hAnsi="Arial Narrow" w:cs="Arial"/>
           <w:bCs/>
           <w:kern w:val="0"/>
-          <ns2:ligatures ns2:val="none"/>
+          <w14:ligatures w14:val="none"/>
         </w:rPr>
         <w:t>.</w:t>
       </w:r>
@@ -5482,7 +5448,7 @@
           <w:b/>
           <w:bCs/>
           <w:kern w:val="0"/>
-          <ns2:ligatures ns2:val="none"/>
+          <w14:ligatures w14:val="none"/>
         </w:rPr>
         <w:t xml:space="preserve"> </w:t>
       </w:r>
@@ -5491,12 +5457,12 @@
           <w:rFonts w:ascii="Arial Narrow" w:eastAsia="Calibri" w:hAnsi="Arial Narrow" w:cs="Arial"/>
           <w:kern w:val="0"/>
           <w:u w:val="single"/>
-          <ns2:ligatures ns2:val="none"/>
+          <w14:ligatures w14:val="none"/>
         </w:rPr>
         <w:t xml:space="preserve">Ello bajo apercibimiento de no realizar la audiencia de conciliación y levantar el acta de inasistencia correspondiente. </w:t>
       </w:r>
     </w:p>
-    <w:p ns2:paraId="4CD47B08" ns2:textId="77777777">
+    <w:p>
       <w:pPr>
         <w:suppressAutoHyphens/>
         <w:spacing w:after="0" w:line="240" w:lineRule="auto"/>
@@ -5506,11 +5472,11 @@
           <w:rFonts w:ascii="Arial Narrow" w:eastAsia="Calibri" w:hAnsi="Arial Narrow" w:cs="Arial"/>
           <w:kern w:val="0"/>
           <w:u w:val="single"/>
-          <ns2:ligatures ns2:val="none"/>
-        </w:rPr>
-      </w:pPr>
-    </w:p>
-    <w:p ns2:paraId="0E80CA49" ns2:textId="6BD69B2F">
+          <w14:ligatures w14:val="none"/>
+        </w:rPr>
+      </w:pPr>
+    </w:p>
+    <w:p>
       <w:pPr>
         <w:suppressAutoHyphens/>
         <w:spacing w:after="0" w:line="240" w:lineRule="auto"/>
@@ -5521,7 +5487,7 @@
           <w:color w:val="000000"/>
           <w:kern w:val="0"/>
           <w:lang w:eastAsia="es-PE"/>
-          <ns2:ligatures ns2:val="none"/>
+          <w14:ligatures w14:val="none"/>
         </w:rPr>
       </w:pPr>
       <w:r>
@@ -5539,7 +5505,7 @@
           <w:color w:val="000000"/>
           <w:kern w:val="0"/>
           <w:lang w:eastAsia="es-PE"/>
-          <ns2:ligatures ns2:val="none"/>
+          <w14:ligatures w14:val="none"/>
         </w:rPr>
         <w:t>:</w:t>
       </w:r>
@@ -5549,14 +5515,14 @@
           <w:color w:val="000000"/>
           <w:kern w:val="0"/>
           <w:lang w:eastAsia="es-PE"/>
-          <ns2:ligatures ns2:val="none"/>
+          <w14:ligatures w14:val="none"/>
         </w:rPr>
         <w:t xml:space="preserve"> poner en conocimiento de las partes que, antes de la emisión de la Resolución Final, tienen la posibilidad de formular su desistimiento o presentar el acuerdo arribado mediante la conciliación, mediación, transacción o cualquier otro que, de forma indubitable, deje constancia que se ha solucionado la controversia materia de denuncia.</w:t>
       </w:r>
       <w:bookmarkStart w:id="21" w:name="h.gjdgxs" w:colFirst="0" w:colLast="0"/>
       <w:bookmarkEnd w:id="21"/>
     </w:p>
-    <w:p ns2:paraId="7DDD06F7" ns2:textId="77777777">
+    <w:p>
       <w:pPr>
         <w:suppressAutoHyphens/>
         <w:spacing w:after="0" w:line="240" w:lineRule="auto"/>
@@ -5567,11 +5533,11 @@
           <w:color w:val="000000"/>
           <w:kern w:val="0"/>
           <w:lang w:eastAsia="es-PE"/>
-          <ns2:ligatures ns2:val="none"/>
-        </w:rPr>
-      </w:pPr>
-    </w:p>
-    <w:p ns2:paraId="65D52E04" ns2:textId="15CD5E32">
+          <w14:ligatures w14:val="none"/>
+        </w:rPr>
+      </w:pPr>
+    </w:p>
+    <w:p>
       <w:pPr>
         <w:suppressAutoHyphens/>
         <w:spacing w:after="0" w:line="240" w:lineRule="auto"/>
@@ -5603,7 +5569,7 @@
           <w:b/>
           <w:spacing w:val="-3"/>
           <w:kern w:val="0"/>
-          <ns2:ligatures ns2:val="none"/>
+          <w14:ligatures w14:val="none"/>
         </w:rPr>
         <w:t/>
       </w:r>
@@ -5613,7 +5579,7 @@
           <w:bCs/>
           <w:spacing w:val="-3"/>
           <w:kern w:val="0"/>
-          <ns2:ligatures ns2:val="none"/>
+          <w14:ligatures w14:val="none"/>
         </w:rPr>
         <w:t xml:space="preserve"/>
       </w:r>
@@ -5623,7 +5589,7 @@
           <w:bCs/>
           <w:spacing w:val="-3"/>
           <w:kern w:val="0"/>
-          <ns2:ligatures ns2:val="none"/>
+          <w14:ligatures w14:val="none"/>
         </w:rPr>
         <w:t xml:space="preserve"/>
       </w:r>
@@ -5633,7 +5599,7 @@
           <w:bCs/>
           <w:spacing w:val="-3"/>
           <w:kern w:val="0"/>
-          <ns2:ligatures ns2:val="none"/>
+          <w14:ligatures w14:val="none"/>
         </w:rPr>
         <w:t/>
       </w:r>
@@ -5643,7 +5609,7 @@
           <w:bCs/>
           <w:spacing w:val="-3"/>
           <w:kern w:val="0"/>
-          <ns2:ligatures ns2:val="none"/>
+          <w14:ligatures w14:val="none"/>
         </w:rPr>
         <w:t xml:space="preserve"/>
       </w:r>
@@ -5654,7 +5620,7 @@
           <w:kern w:val="0"/>
           <w:shd w:val="clear" w:color="auto" w:fill="FFFFFF"/>
           <w:lang w:eastAsia="es-PE"/>
-          <ns2:ligatures ns2:val="none"/>
+          <w14:ligatures w14:val="none"/>
         </w:rPr>
         <w:t xml:space="preserve"/>
       </w:r>
@@ -5692,7 +5658,7 @@
           <w:color w:val="000000"/>
           <w:kern w:val="0"/>
           <w:lang w:eastAsia="es-PE"/>
-          <ns2:ligatures ns2:val="none"/>
+          <w14:ligatures w14:val="none"/>
         </w:rPr>
         <w:t/>
       </w:r>
@@ -5717,7 +5683,7 @@
           <w:color w:val="000000"/>
           <w:kern w:val="0"/>
           <w:lang w:eastAsia="es-PE"/>
-          <ns2:ligatures ns2:val="none"/>
+          <w14:ligatures w14:val="none"/>
         </w:rPr>
         <w:t/>
       </w:r>
@@ -5752,7 +5718,7 @@
       </w:r>
     </w:p>
     <w:bookmarkEnd w:id="22"/>
-    <w:p ns2:paraId="3E532F10" ns2:textId="77777777">
+    <w:p>
       <w:pPr>
         <w:suppressAutoHyphens/>
         <w:spacing w:after="0" w:line="240" w:lineRule="auto"/>
@@ -5763,7 +5729,7 @@
         </w:rPr>
       </w:pPr>
     </w:p>
-    <w:p ns2:paraId="0407B94C" ns2:textId="38EA8458">
+    <w:p>
       <w:pPr>
         <w:suppressAutoHyphens/>
         <w:spacing w:after="0" w:line="240" w:lineRule="auto"/>
@@ -5787,7 +5753,7 @@
           <w:b/>
           <w:spacing w:val="-3"/>
           <w:kern w:val="0"/>
-          <ns2:ligatures ns2:val="none"/>
+          <w14:ligatures w14:val="none"/>
         </w:rPr>
         <w:t>SEGUNDO</w:t>
       </w:r>
@@ -5847,7 +5813,7 @@
         <w:t>efectúe el acuse de recibo mediante la confirmación de recepción de la notificación remitida por este despacho a su Casilla Electrónica, dentro de los cinco (5) primeros días hábiles siguientes a la fecha en que recibe la notificación.</w:t>
       </w:r>
     </w:p>
-    <w:p ns2:paraId="192AA86D" ns2:textId="77777777">
+    <w:p>
       <w:pPr>
         <w:spacing w:after="0" w:line="240" w:lineRule="auto"/>
         <w:contextualSpacing/>
@@ -5858,11 +5824,11 @@
           <w:color w:val="000000"/>
           <w:kern w:val="0"/>
           <w:lang w:eastAsia="es-PE"/>
-          <ns2:ligatures ns2:val="none"/>
-        </w:rPr>
-      </w:pPr>
-    </w:p>
-    <w:p ns2:paraId="5F54D698" ns2:textId="77777777">
+          <w14:ligatures w14:val="none"/>
+        </w:rPr>
+      </w:pPr>
+    </w:p>
+    <w:p>
       <w:pPr>
         <w:spacing w:after="0" w:line="240" w:lineRule="auto"/>
         <w:contextualSpacing/>
@@ -5873,11 +5839,11 @@
           <w:color w:val="000000"/>
           <w:kern w:val="0"/>
           <w:lang w:eastAsia="es-PE"/>
-          <ns2:ligatures ns2:val="none"/>
-        </w:rPr>
-      </w:pPr>
-    </w:p>
-    <w:p ns2:paraId="69ED4CAD" ns2:textId="77777777">
+          <w14:ligatures w14:val="none"/>
+        </w:rPr>
+      </w:pPr>
+    </w:p>
+    <w:p>
       <w:pPr>
         <w:spacing w:after="0" w:line="240" w:lineRule="auto"/>
         <w:contextualSpacing/>
@@ -5888,11 +5854,11 @@
           <w:color w:val="000000"/>
           <w:kern w:val="0"/>
           <w:lang w:eastAsia="es-PE"/>
-          <ns2:ligatures ns2:val="none"/>
-        </w:rPr>
-      </w:pPr>
-    </w:p>
-    <w:p ns2:paraId="4B585CBD" ns2:textId="77777777">
+          <w14:ligatures w14:val="none"/>
+        </w:rPr>
+      </w:pPr>
+    </w:p>
+    <w:p>
       <w:pPr>
         <w:spacing w:after="0" w:line="240" w:lineRule="auto"/>
         <w:contextualSpacing/>
@@ -5903,11 +5869,11 @@
           <w:color w:val="000000"/>
           <w:kern w:val="0"/>
           <w:lang w:eastAsia="es-PE"/>
-          <ns2:ligatures ns2:val="none"/>
-        </w:rPr>
-      </w:pPr>
-    </w:p>
-    <w:p ns2:paraId="375C384E" ns2:textId="4FA36B4E">
+          <w14:ligatures w14:val="none"/>
+        </w:rPr>
+      </w:pPr>
+    </w:p>
+    <w:p>
       <w:pPr>
         <w:spacing w:after="0" w:line="240" w:lineRule="auto"/>
         <w:contextualSpacing/>
@@ -5918,23 +5884,23 @@
           <w:color w:val="000000"/>
           <w:kern w:val="0"/>
           <w:lang w:eastAsia="es-PE"/>
-          <ns2:ligatures ns2:val="none"/>
-        </w:rPr>
-      </w:pPr>
-      <w:r>
-        <w:rPr>
-          <w:rFonts w:ascii="Arial Narrow" w:eastAsia="Arial Narrow" w:hAnsi="Arial Narrow" w:cs="Arial Narrow"/>
-          <w:b/>
-          <w:color w:val="000000"/>
-          <w:kern w:val="0"/>
-          <w:lang w:eastAsia="es-PE"/>
-          <ns2:ligatures ns2:val="none"/>
+          <w14:ligatures w14:val="none"/>
+        </w:rPr>
+      </w:pPr>
+      <w:r>
+        <w:rPr>
+          <w:rFonts w:ascii="Arial Narrow" w:eastAsia="Arial Narrow" w:hAnsi="Arial Narrow" w:cs="Arial Narrow"/>
+          <w:b/>
+          <w:color w:val="000000"/>
+          <w:kern w:val="0"/>
+          <w:lang w:eastAsia="es-PE"/>
+          <w14:ligatures w14:val="none"/>
         </w:rPr>
         <w:t>Firmado digitalmente por</w:t>
       </w:r>
     </w:p>
     <w:bookmarkEnd w:id="0"/>
-    <w:p ns2:paraId="59985B4A" ns2:textId="77777777">
+    <w:p>
       <w:pPr>
         <w:shd w:val="clear" w:color="auto" w:fill="FFFFFF"/>
         <w:spacing w:after="0" w:line="240" w:lineRule="auto"/>
@@ -5946,7 +5912,7 @@
           <w:bCs/>
           <w:color w:val="000000"/>
           <w:kern w:val="0"/>
-          <ns2:ligatures ns2:val="none"/>
+          <w14:ligatures w14:val="none"/>
         </w:rPr>
       </w:pPr>
       <w:r>
@@ -5956,12 +5922,12 @@
           <w:bCs/>
           <w:color w:val="000000"/>
           <w:kern w:val="0"/>
-          <ns2:ligatures ns2:val="none"/>
+          <w14:ligatures w14:val="none"/>
         </w:rPr>
         <w:t>EVELING ROA QUISPE</w:t>
       </w:r>
     </w:p>
-    <w:p ns2:paraId="44F30378" ns2:textId="77777777">
+    <w:p>
       <w:pPr>
         <w:shd w:val="clear" w:color="auto" w:fill="FFFFFF"/>
         <w:spacing w:after="0" w:line="240" w:lineRule="auto"/>
@@ -5973,7 +5939,7 @@
           <w:bCs/>
           <w:color w:val="000000"/>
           <w:kern w:val="0"/>
-          <ns2:ligatures ns2:val="none"/>
+          <w14:ligatures w14:val="none"/>
         </w:rPr>
       </w:pPr>
       <w:r>
@@ -5983,12 +5949,12 @@
           <w:bCs/>
           <w:color w:val="000000"/>
           <w:kern w:val="0"/>
-          <ns2:ligatures ns2:val="none"/>
+          <w14:ligatures w14:val="none"/>
         </w:rPr>
         <w:t>Secretaria Técnica</w:t>
       </w:r>
     </w:p>
-    <w:p ns2:paraId="39D8E76A" ns2:textId="77777777">
+    <w:p>
       <w:pPr>
         <w:shd w:val="clear" w:color="auto" w:fill="FFFFFF"/>
         <w:spacing w:after="0" w:line="240" w:lineRule="auto"/>
@@ -6000,7 +5966,7 @@
           <w:bCs/>
           <w:color w:val="000000"/>
           <w:kern w:val="0"/>
-          <ns2:ligatures ns2:val="none"/>
+          <w14:ligatures w14:val="none"/>
         </w:rPr>
       </w:pPr>
       <w:r>
@@ -6010,27 +5976,27 @@
           <w:bCs/>
           <w:color w:val="000000"/>
           <w:kern w:val="0"/>
-          <ns2:ligatures ns2:val="none"/>
+          <w14:ligatures w14:val="none"/>
         </w:rPr>
         <w:t>Comisión de Protección al Consumidor 1</w:t>
       </w:r>
     </w:p>
-    <w:p ns2:paraId="513298A9" ns2:textId="77777777">
-      <w:pPr>
-        <w:spacing w:after="0" w:line="240" w:lineRule="auto"/>
-        <w:contextualSpacing/>
-        <w:jc w:val="both"/>
-        <w:rPr>
-          <w:rFonts w:ascii="Arial Narrow" w:eastAsia="Arial Narrow" w:hAnsi="Arial Narrow" w:cs="Arial Narrow"/>
-          <w:b/>
-          <w:color w:val="000000"/>
-          <w:kern w:val="0"/>
-          <w:lang w:eastAsia="es-PE"/>
-          <ns2:ligatures ns2:val="none"/>
-        </w:rPr>
-      </w:pPr>
-    </w:p>
-    <w:p ns2:paraId="74AAB5F4" ns2:textId="5ECEA706">
+    <w:p>
+      <w:pPr>
+        <w:spacing w:after="0" w:line="240" w:lineRule="auto"/>
+        <w:contextualSpacing/>
+        <w:jc w:val="both"/>
+        <w:rPr>
+          <w:rFonts w:ascii="Arial Narrow" w:eastAsia="Arial Narrow" w:hAnsi="Arial Narrow" w:cs="Arial Narrow"/>
+          <w:b/>
+          <w:color w:val="000000"/>
+          <w:kern w:val="0"/>
+          <w:lang w:eastAsia="es-PE"/>
+          <w14:ligatures w14:val="none"/>
+        </w:rPr>
+      </w:pPr>
+    </w:p>
+    <w:p>
       <w:pPr>
         <w:spacing w:after="0" w:line="240" w:lineRule="auto"/>
         <w:contextualSpacing/>
@@ -6049,7 +6015,7 @@
           <w:sz w:val="16"/>
           <w:szCs w:val="16"/>
           <w:lang w:eastAsia="es-PE"/>
-          <ns2:ligatures ns2:val="none"/>
+          <w14:ligatures w14:val="none"/>
         </w:rPr>
         <w:t>LGP</w:t>
       </w:r>
@@ -6061,14 +6027,14 @@
           <w:sz w:val="16"/>
           <w:szCs w:val="16"/>
           <w:lang w:eastAsia="es-PE"/>
-          <ns2:ligatures ns2:val="none"/>
+          <w14:ligatures w14:val="none"/>
         </w:rPr>
         <w:t>/JCQ</w:t>
       </w:r>
     </w:p>
     <w:sectPr>
-      <w:headerReference w:type="default" ns3:id="rId8"/>
-      <w:footerReference w:type="default" ns3:id="rId9"/>
+      <w:headerReference w:type="default" r:id="rId8"/>
+      <w:footerReference w:type="default" r:id="rId9"/>
       <w:pgSz w:w="11906" w:h="16838"/>
       <w:pgMar w:top="1417" w:right="1701" w:bottom="1417" w:left="1701" w:header="708" w:footer="708" w:gutter="0"/>
       <w:cols w:space="708"/>
@@ -6079,7 +6045,7 @@
 </file>
 
 <file path=word/endnotes.xml><?xml version="1.0" encoding="utf-8"?>
-<w:endnotes xmlns:wpc="http://schemas.microsoft.com/office/word/2010/wordprocessingCanvas" xmlns:cx="http://schemas.microsoft.com/office/drawing/2014/chartex" xmlns:cx1="http://schemas.microsoft.com/office/drawing/2015/9/8/chartex" xmlns:cx2="http://schemas.microsoft.com/office/drawing/2015/10/21/chartex" xmlns:cx3="http://schemas.microsoft.com/office/drawing/2016/5/9/chartex" xmlns:cx4="http://schemas.microsoft.com/office/drawing/2016/5/10/chartex" xmlns:cx5="http://schemas.microsoft.com/office/drawing/2016/5/11/chartex" xmlns:cx6="http://schemas.microsoft.com/office/drawing/2016/5/12/chartex" xmlns:cx7="http://schemas.microsoft.com/office/drawing/2016/5/13/chartex" xmlns:cx8="http://schemas.microsoft.com/office/drawing/2016/5/14/chartex" xmlns:mc="http://schemas.openxmlformats.org/markup-compatibility/2006" xmlns:aink="http://schemas.microsoft.com/office/drawing/2016/ink" xmlns:am3d="http://schemas.microsoft.com/office/drawing/2017/model3d" xmlns:o="urn:schemas-microsoft-com:office:office" xmlns:oel="http://schemas.microsoft.com/office/2019/extlst" xmlns:r="http://schemas.openxmlformats.org/officeDocument/2006/relationships" xmlns:m="http://schemas.openxmlformats.org/officeDocument/2006/math" xmlns:v="urn:schemas-microsoft-com:vml" xmlns:wp14="http://schemas.microsoft.com/office/word/2010/wordprocessingDrawing" xmlns:wp="http://schemas.openxmlformats.org/drawingml/2006/wordprocessingDrawing" xmlns:w10="urn:schemas-microsoft-com:office:word" xmlns:w="http://schemas.openxmlformats.org/wordprocessingml/2006/main" xmlns:w14="http://schemas.microsoft.com/office/word/2010/wordml" xmlns:w15="http://schemas.microsoft.com/office/word/2012/wordml" xmlns:w16cex="http://schemas.microsoft.com/office/word/2018/wordml/cex" xmlns:w16cid="http://schemas.microsoft.com/office/word/2016/wordml/cid" xmlns:w16="http://schemas.microsoft.com/office/word/2018/wordml" xmlns:w16du="http://schemas.microsoft.com/office/word/2023/wordml/word16du" xmlns:w16sdtdh="http://schemas.microsoft.com/office/word/2020/wordml/sdtdatahash" xmlns:w16sdtfl="http://schemas.microsoft.com/office/word/2024/wordml/sdtformatlock" xmlns:w16se="http://schemas.microsoft.com/office/word/2015/wordml/symex" xmlns:wpg="http://schemas.microsoft.com/office/word/2010/wordprocessingGroup" xmlns:wpi="http://schemas.microsoft.com/office/word/2010/wordprocessingInk" xmlns:wne="http://schemas.microsoft.com/office/word/2006/wordml" xmlns:wps="http://schemas.microsoft.com/office/word/2010/wordprocessingShape" mc:Ignorable="w14 w15 w16se w16cid w16 w16cex w16sdtdh w16sdtfl w16du wp14">
+<w:endnotes xmlns:mc="http://schemas.openxmlformats.org/markup-compatibility/2006" xmlns:r="http://schemas.openxmlformats.org/officeDocument/2006/relationships" xmlns:w="http://schemas.openxmlformats.org/wordprocessingml/2006/main" xmlns:w14="http://schemas.microsoft.com/office/word/2010/wordml" xmlns:w15="http://schemas.microsoft.com/office/word/2012/wordml" xmlns:w16="http://schemas.microsoft.com/office/word/2018/wordml" xmlns:w16cex="http://schemas.microsoft.com/office/word/2018/wordml/cex" xmlns:w16cid="http://schemas.microsoft.com/office/word/2016/wordml/cid" xmlns:w16du="http://schemas.microsoft.com/office/word/2023/wordml/word16du" xmlns:w16sdtdh="http://schemas.microsoft.com/office/word/2020/wordml/sdtdatahash" xmlns:w16se="http://schemas.microsoft.com/office/word/2015/wordml/symex" xmlns:wp14="http://schemas.microsoft.com/office/word/2010/wordprocessingDrawing" mc:Ignorable="w14 w15 w16se w16cid w16 w16cex w16sdtdh w16du wp14">
   <w:endnote w:type="separator" w:id="-1">
     <w:p>
       <w:pPr>
@@ -6104,7 +6070,7 @@
 </file>
 
 <file path=word/footer1.xml><?xml version="1.0" encoding="utf-8"?>
-<w:ftr xmlns:wpc="http://schemas.microsoft.com/office/word/2010/wordprocessingCanvas" xmlns:cx="http://schemas.microsoft.com/office/drawing/2014/chartex" xmlns:cx1="http://schemas.microsoft.com/office/drawing/2015/9/8/chartex" xmlns:cx2="http://schemas.microsoft.com/office/drawing/2015/10/21/chartex" xmlns:cx3="http://schemas.microsoft.com/office/drawing/2016/5/9/chartex" xmlns:cx4="http://schemas.microsoft.com/office/drawing/2016/5/10/chartex" xmlns:cx5="http://schemas.microsoft.com/office/drawing/2016/5/11/chartex" xmlns:cx6="http://schemas.microsoft.com/office/drawing/2016/5/12/chartex" xmlns:cx7="http://schemas.microsoft.com/office/drawing/2016/5/13/chartex" xmlns:cx8="http://schemas.microsoft.com/office/drawing/2016/5/14/chartex" xmlns:mc="http://schemas.openxmlformats.org/markup-compatibility/2006" xmlns:aink="http://schemas.microsoft.com/office/drawing/2016/ink" xmlns:am3d="http://schemas.microsoft.com/office/drawing/2017/model3d" xmlns:o="urn:schemas-microsoft-com:office:office" xmlns:oel="http://schemas.microsoft.com/office/2019/extlst" xmlns:r="http://schemas.openxmlformats.org/officeDocument/2006/relationships" xmlns:m="http://schemas.openxmlformats.org/officeDocument/2006/math" xmlns:v="urn:schemas-microsoft-com:vml" xmlns:wp14="http://schemas.microsoft.com/office/word/2010/wordprocessingDrawing" xmlns:wp="http://schemas.openxmlformats.org/drawingml/2006/wordprocessingDrawing" xmlns:w10="urn:schemas-microsoft-com:office:word" xmlns:w="http://schemas.openxmlformats.org/wordprocessingml/2006/main" xmlns:w14="http://schemas.microsoft.com/office/word/2010/wordml" xmlns:w15="http://schemas.microsoft.com/office/word/2012/wordml" xmlns:w16cex="http://schemas.microsoft.com/office/word/2018/wordml/cex" xmlns:w16cid="http://schemas.microsoft.com/office/word/2016/wordml/cid" xmlns:w16="http://schemas.microsoft.com/office/word/2018/wordml" xmlns:w16du="http://schemas.microsoft.com/office/word/2023/wordml/word16du" xmlns:w16sdtdh="http://schemas.microsoft.com/office/word/2020/wordml/sdtdatahash" xmlns:w16sdtfl="http://schemas.microsoft.com/office/word/2024/wordml/sdtformatlock" xmlns:w16se="http://schemas.microsoft.com/office/word/2015/wordml/symex" xmlns:wpg="http://schemas.microsoft.com/office/word/2010/wordprocessingGroup" xmlns:wpi="http://schemas.microsoft.com/office/word/2010/wordprocessingInk" xmlns:wne="http://schemas.microsoft.com/office/word/2006/wordml" xmlns:wps="http://schemas.microsoft.com/office/word/2010/wordprocessingShape" mc:Ignorable="w14 w15 w16se w16cid w16 w16cex w16sdtdh w16sdtfl w16du wp14">
+<w:ftr xmlns:mc="http://schemas.openxmlformats.org/markup-compatibility/2006" xmlns:r="http://schemas.openxmlformats.org/officeDocument/2006/relationships" xmlns:w="http://schemas.openxmlformats.org/wordprocessingml/2006/main" xmlns:w14="http://schemas.microsoft.com/office/word/2010/wordml" xmlns:w15="http://schemas.microsoft.com/office/word/2012/wordml" xmlns:w16="http://schemas.microsoft.com/office/word/2018/wordml" xmlns:w16cex="http://schemas.microsoft.com/office/word/2018/wordml/cex" xmlns:w16cid="http://schemas.microsoft.com/office/word/2016/wordml/cid" xmlns:w16du="http://schemas.microsoft.com/office/word/2023/wordml/word16du" xmlns:w16sdtdh="http://schemas.microsoft.com/office/word/2020/wordml/sdtdatahash" xmlns:w16se="http://schemas.microsoft.com/office/word/2015/wordml/symex" xmlns:wp14="http://schemas.microsoft.com/office/word/2010/wordprocessingDrawing" mc:Ignorable="w14 w15 w16se w16cid w16 w16cex w16sdtdh w16du wp14">
   <w:p>
     <w:pPr>
       <w:pBdr>
@@ -6183,7 +6149,7 @@
 </file>
 
 <file path=word/footnotes.xml><?xml version="1.0" encoding="utf-8"?>
-<w:footnotes xmlns:wpc="http://schemas.microsoft.com/office/word/2010/wordprocessingCanvas" xmlns:cx="http://schemas.microsoft.com/office/drawing/2014/chartex" xmlns:cx1="http://schemas.microsoft.com/office/drawing/2015/9/8/chartex" xmlns:cx2="http://schemas.microsoft.com/office/drawing/2015/10/21/chartex" xmlns:cx3="http://schemas.microsoft.com/office/drawing/2016/5/9/chartex" xmlns:cx4="http://schemas.microsoft.com/office/drawing/2016/5/10/chartex" xmlns:cx5="http://schemas.microsoft.com/office/drawing/2016/5/11/chartex" xmlns:cx6="http://schemas.microsoft.com/office/drawing/2016/5/12/chartex" xmlns:cx7="http://schemas.microsoft.com/office/drawing/2016/5/13/chartex" xmlns:cx8="http://schemas.microsoft.com/office/drawing/2016/5/14/chartex" xmlns:mc="http://schemas.openxmlformats.org/markup-compatibility/2006" xmlns:aink="http://schemas.microsoft.com/office/drawing/2016/ink" xmlns:am3d="http://schemas.microsoft.com/office/drawing/2017/model3d" xmlns:o="urn:schemas-microsoft-com:office:office" xmlns:oel="http://schemas.microsoft.com/office/2019/extlst" xmlns:r="http://schemas.openxmlformats.org/officeDocument/2006/relationships" xmlns:m="http://schemas.openxmlformats.org/officeDocument/2006/math" xmlns:v="urn:schemas-microsoft-com:vml" xmlns:wp14="http://schemas.microsoft.com/office/word/2010/wordprocessingDrawing" xmlns:wp="http://schemas.openxmlformats.org/drawingml/2006/wordprocessingDrawing" xmlns:w10="urn:schemas-microsoft-com:office:word" xmlns:w="http://schemas.openxmlformats.org/wordprocessingml/2006/main" xmlns:w14="http://schemas.microsoft.com/office/word/2010/wordml" xmlns:w15="http://schemas.microsoft.com/office/word/2012/wordml" xmlns:w16cex="http://schemas.microsoft.com/office/word/2018/wordml/cex" xmlns:w16cid="http://schemas.microsoft.com/office/word/2016/wordml/cid" xmlns:w16="http://schemas.microsoft.com/office/word/2018/wordml" xmlns:w16du="http://schemas.microsoft.com/office/word/2023/wordml/word16du" xmlns:w16sdtdh="http://schemas.microsoft.com/office/word/2020/wordml/sdtdatahash" xmlns:w16sdtfl="http://schemas.microsoft.com/office/word/2024/wordml/sdtformatlock" xmlns:w16se="http://schemas.microsoft.com/office/word/2015/wordml/symex" xmlns:wpg="http://schemas.microsoft.com/office/word/2010/wordprocessingGroup" xmlns:wpi="http://schemas.microsoft.com/office/word/2010/wordprocessingInk" xmlns:wne="http://schemas.microsoft.com/office/word/2006/wordml" xmlns:wps="http://schemas.microsoft.com/office/word/2010/wordprocessingShape" mc:Ignorable="w14 w15 w16se w16cid w16 w16cex w16sdtdh w16sdtfl w16du wp14">
+<w:footnotes xmlns:mc="http://schemas.openxmlformats.org/markup-compatibility/2006" xmlns:r="http://schemas.openxmlformats.org/officeDocument/2006/relationships" xmlns:w="http://schemas.openxmlformats.org/wordprocessingml/2006/main" xmlns:w14="http://schemas.microsoft.com/office/word/2010/wordml" xmlns:w15="http://schemas.microsoft.com/office/word/2012/wordml" xmlns:w16="http://schemas.microsoft.com/office/word/2018/wordml" xmlns:w16cex="http://schemas.microsoft.com/office/word/2018/wordml/cex" xmlns:w16cid="http://schemas.microsoft.com/office/word/2016/wordml/cid" xmlns:w16du="http://schemas.microsoft.com/office/word/2023/wordml/word16du" xmlns:w16sdtdh="http://schemas.microsoft.com/office/word/2020/wordml/sdtdatahash" xmlns:w16se="http://schemas.microsoft.com/office/word/2015/wordml/symex" xmlns:wp14="http://schemas.microsoft.com/office/word/2010/wordprocessingDrawing" mc:Ignorable="w14 w15 w16se w16cid w16 w16cex w16sdtdh w16du wp14">
   <w:footnote w:type="separator" w:id="-1">
     <w:p>
       <w:pPr>
@@ -7311,6 +7277,166 @@
       </w:pPr>
     </w:p>
   </w:footnote>
+  <w:footnote w:id="14">
+    <w:p>
+      <w:pPr>
+        <w:pStyle w:val="Textonotapie"/>
+        <w:ind w:left="567" w:hanging="567"/>
+        <w:contextualSpacing/>
+        <w:jc w:val="both"/>
+      </w:pPr>
+      <w:r>
+        <w:rPr>
+          <w:rStyle w:val="Refdenotaalpie"/>
+          <w:rFonts w:ascii="Arial Narrow" w:hAnsi="Arial Narrow" w:cs="Arial"/>
+          <w:sz w:val="16"/>
+          <w:szCs w:val="16"/>
+          <w:vertAlign w:val="superscript"/>
+        </w:rPr>
+        <w:footnoteRef/>
+      </w:r>
+      <w:r>
+        <w:rPr>
+          <w:rFonts w:ascii="Arial Narrow" w:hAnsi="Arial Narrow" w:cs="Arial"/>
+          <w:sz w:val="16"/>
+          <w:szCs w:val="16"/>
+        </w:rPr>
+        <w:tab/>
+      </w:r>
+      <w:r>
+        <w:rPr>
+          <w:rFonts w:ascii="Arial Narrow" w:hAnsi="Arial Narrow" w:cs="Arial"/>
+          <w:b/>
+          <w:bCs/>
+          <w:sz w:val="16"/>
+          <w:szCs w:val="16"/>
+        </w:rPr>
+        <w:t xml:space="preserve">DECRETO LEGISLATIVO 807, LEY SOBRE FACULTADES, NORMAS Y ORGANIZACIÓN DEL INDECOPI, publicado el 18 de abril de 1996</w:t>
+      </w:r>
+    </w:p>
+    <w:p>
+      <w:pPr>
+        <w:pStyle w:val="Textonotapie"/>
+        <w:ind w:left="567" w:hanging="567"/>
+        <w:contextualSpacing/>
+        <w:jc w:val="both"/>
+      </w:pPr>
+      <w:r>
+        <w:rPr>
+          <w:rFonts w:ascii="Arial Narrow" w:hAnsi="Arial Narrow" w:cs="Arial"/>
+          <w:sz w:val="16"/>
+          <w:szCs w:val="16"/>
+        </w:rPr>
+        <w:tab/>
+      </w:r>
+      <w:r>
+        <w:rPr>
+          <w:rFonts w:ascii="Arial Narrow" w:hAnsi="Arial Narrow" w:cs="Arial"/>
+          <w:b/>
+          <w:bCs/>
+          <w:sz w:val="16"/>
+          <w:szCs w:val="16"/>
+        </w:rPr>
+        <w:t xml:space="preserve">Artículo 26.-</w:t>
+      </w:r>
+      <w:r>
+        <w:rPr>
+          <w:rFonts w:ascii="Arial Narrow" w:hAnsi="Arial Narrow" w:cs="Arial"/>
+          <w:sz w:val="16"/>
+          <w:szCs w:val="16"/>
+        </w:rPr>
+        <w:t xml:space="preserve"> Una vez admitida a trámite la denuncia, se correrá traslado de la misma al denunciado, a fin de que éste presente su descargo. El plazo para la presentación del descargo será de cinco (5) días contados desde la notificación, vencido el cual, el Secretario Técnico declarará en rebeldía al denunciado que no lo hubiera presentado.</w:t>
+      </w:r>
+    </w:p>
+  </w:footnote>
+  <w:footnote w:id="15">
+    <w:p>
+      <w:pPr>
+        <w:pStyle w:val="Textonotapie"/>
+        <w:ind w:left="567" w:hanging="567"/>
+        <w:contextualSpacing/>
+        <w:jc w:val="both"/>
+      </w:pPr>
+      <w:r>
+        <w:rPr>
+          <w:rStyle w:val="Refdenotaalpie"/>
+          <w:rFonts w:ascii="Arial Narrow" w:hAnsi="Arial Narrow" w:cs="Arial"/>
+          <w:sz w:val="16"/>
+          <w:szCs w:val="16"/>
+          <w:vertAlign w:val="superscript"/>
+        </w:rPr>
+        <w:footnoteRef/>
+      </w:r>
+      <w:r>
+        <w:rPr>
+          <w:rFonts w:ascii="Arial Narrow" w:hAnsi="Arial Narrow" w:cs="Arial"/>
+          <w:sz w:val="16"/>
+          <w:szCs w:val="16"/>
+        </w:rPr>
+        <w:tab/>
+      </w:r>
+      <w:r>
+        <w:rPr>
+          <w:rFonts w:ascii="Arial Narrow" w:hAnsi="Arial Narrow" w:cs="Arial"/>
+          <w:b/>
+          <w:bCs/>
+          <w:sz w:val="16"/>
+          <w:szCs w:val="16"/>
+        </w:rPr>
+        <w:t xml:space="preserve">DECRETO SUPREMO 006-2026-JUS, TEXTO ÚNICO ORDENADO DE LA LEY 27444, LEY DEL PROCEDIMIENTO ADMINISTRATIVO GENERAL, publicado el 30 de abril de 2026</w:t>
+      </w:r>
+    </w:p>
+    <w:p>
+      <w:pPr>
+        <w:pStyle w:val="Textonotapie"/>
+        <w:ind w:left="567" w:hanging="567"/>
+        <w:contextualSpacing/>
+        <w:jc w:val="both"/>
+      </w:pPr>
+      <w:r>
+        <w:rPr>
+          <w:rFonts w:ascii="Arial Narrow" w:hAnsi="Arial Narrow" w:cs="Arial"/>
+          <w:sz w:val="16"/>
+          <w:szCs w:val="16"/>
+        </w:rPr>
+        <w:tab/>
+      </w:r>
+      <w:r>
+        <w:rPr>
+          <w:rFonts w:ascii="Arial Narrow" w:hAnsi="Arial Narrow" w:cs="Arial"/>
+          <w:b/>
+          <w:bCs/>
+          <w:sz w:val="16"/>
+          <w:szCs w:val="16"/>
+        </w:rPr>
+        <w:t xml:space="preserve">Artículo 223.- Contestación de la reclamación</w:t>
+      </w:r>
+    </w:p>
+    <w:p>
+      <w:pPr>
+        <w:pStyle w:val="Textonotapie"/>
+        <w:ind w:left="567" w:hanging="567"/>
+        <w:contextualSpacing/>
+        <w:jc w:val="both"/>
+      </w:pPr>
+      <w:r>
+        <w:rPr>
+          <w:rFonts w:ascii="Arial Narrow" w:hAnsi="Arial Narrow" w:cs="Arial"/>
+          <w:sz w:val="16"/>
+          <w:szCs w:val="16"/>
+        </w:rPr>
+        <w:tab/>
+      </w:r>
+      <w:r>
+        <w:rPr>
+          <w:rFonts w:ascii="Arial Narrow" w:hAnsi="Arial Narrow" w:cs="Arial"/>
+          <w:sz w:val="16"/>
+          <w:szCs w:val="16"/>
+        </w:rPr>
+        <w:t xml:space="preserve">223.1 El reclamado deberá presentar la contestación de la reclamación dentro de los quince (15) días posteriores a la notificación de ésta; vencido este plazo, la Administración declarará en rebeldía al reclamado que no la hubiera presentado. La contestación deberá contener los requisitos de los escritos previstos en el artículo 113 de la presente Ley, así como la absolución de todos los asuntos controvertidos de hecho y de derecho, Las alegaciones y los hechos relevantes de la reclamación, salvo que hayan sido específicamente negadas en la contestación, se tendrán por aceptadas o merituadas como ciertas.</w:t>
+      </w:r>
+    </w:p>
+  </w:footnote>
   <w:footnote w:id="9">
     <w:p>
       <w:pPr>
@@ -8852,7 +8978,7 @@
 </file>
 
 <file path=word/header1.xml><?xml version="1.0" encoding="utf-8"?>
-<w:hdr xmlns:wpc="http://schemas.microsoft.com/office/word/2010/wordprocessingCanvas" xmlns:cx="http://schemas.microsoft.com/office/drawing/2014/chartex" xmlns:cx1="http://schemas.microsoft.com/office/drawing/2015/9/8/chartex" xmlns:cx2="http://schemas.microsoft.com/office/drawing/2015/10/21/chartex" xmlns:cx3="http://schemas.microsoft.com/office/drawing/2016/5/9/chartex" xmlns:cx4="http://schemas.microsoft.com/office/drawing/2016/5/10/chartex" xmlns:cx5="http://schemas.microsoft.com/office/drawing/2016/5/11/chartex" xmlns:cx6="http://schemas.microsoft.com/office/drawing/2016/5/12/chartex" xmlns:cx7="http://schemas.microsoft.com/office/drawing/2016/5/13/chartex" xmlns:cx8="http://schemas.microsoft.com/office/drawing/2016/5/14/chartex" xmlns:mc="http://schemas.openxmlformats.org/markup-compatibility/2006" xmlns:aink="http://schemas.microsoft.com/office/drawing/2016/ink" xmlns:am3d="http://schemas.microsoft.com/office/drawing/2017/model3d" xmlns:o="urn:schemas-microsoft-com:office:office" xmlns:oel="http://schemas.microsoft.com/office/2019/extlst" xmlns:r="http://schemas.openxmlformats.org/officeDocument/2006/relationships" xmlns:m="http://schemas.openxmlformats.org/officeDocument/2006/math" xmlns:v="urn:schemas-microsoft-com:vml" xmlns:wp14="http://schemas.microsoft.com/office/word/2010/wordprocessingDrawing" xmlns:wp="http://schemas.openxmlformats.org/drawingml/2006/wordprocessingDrawing" xmlns:w10="urn:schemas-microsoft-com:office:word" xmlns:w="http://schemas.openxmlformats.org/wordprocessingml/2006/main" xmlns:w14="http://schemas.microsoft.com/office/word/2010/wordml" xmlns:w15="http://schemas.microsoft.com/office/word/2012/wordml" xmlns:w16cex="http://schemas.microsoft.com/office/word/2018/wordml/cex" xmlns:w16cid="http://schemas.microsoft.com/office/word/2016/wordml/cid" xmlns:w16="http://schemas.microsoft.com/office/word/2018/wordml" xmlns:w16du="http://schemas.microsoft.com/office/word/2023/wordml/word16du" xmlns:w16sdtdh="http://schemas.microsoft.com/office/word/2020/wordml/sdtdatahash" xmlns:w16sdtfl="http://schemas.microsoft.com/office/word/2024/wordml/sdtformatlock" xmlns:w16se="http://schemas.microsoft.com/office/word/2015/wordml/symex" xmlns:wpg="http://schemas.microsoft.com/office/word/2010/wordprocessingGroup" xmlns:wpi="http://schemas.microsoft.com/office/word/2010/wordprocessingInk" xmlns:wne="http://schemas.microsoft.com/office/word/2006/wordml" xmlns:wps="http://schemas.microsoft.com/office/word/2010/wordprocessingShape" mc:Ignorable="w14 w15 w16se w16cid w16 w16cex w16sdtdh w16sdtfl w16du wp14">
+<w:hdr xmlns:a="http://schemas.openxmlformats.org/drawingml/2006/main" xmlns:a14="http://schemas.microsoft.com/office/drawing/2010/main" xmlns:mc="http://schemas.openxmlformats.org/markup-compatibility/2006" xmlns:pic="http://schemas.openxmlformats.org/drawingml/2006/picture" xmlns:r="http://schemas.openxmlformats.org/officeDocument/2006/relationships" xmlns:w="http://schemas.openxmlformats.org/wordprocessingml/2006/main" xmlns:w14="http://schemas.microsoft.com/office/word/2010/wordml" xmlns:w15="http://schemas.microsoft.com/office/word/2012/wordml" xmlns:w16="http://schemas.microsoft.com/office/word/2018/wordml" xmlns:w16cex="http://schemas.microsoft.com/office/word/2018/wordml/cex" xmlns:w16cid="http://schemas.microsoft.com/office/word/2016/wordml/cid" xmlns:w16du="http://schemas.microsoft.com/office/word/2023/wordml/word16du" xmlns:w16sdtdh="http://schemas.microsoft.com/office/word/2020/wordml/sdtdatahash" xmlns:w16se="http://schemas.microsoft.com/office/word/2015/wordml/symex" xmlns:wp="http://schemas.openxmlformats.org/drawingml/2006/wordprocessingDrawing" xmlns:wp14="http://schemas.microsoft.com/office/word/2010/wordprocessingDrawing" mc:Ignorable="w14 w15 w16se w16cid w16 w16cex w16sdtdh w16du wp14">
   <w:tbl>
     <w:tblPr>
       <w:tblW w:w="8645" w:type="dxa"/>

--- a/plantillas_maestras/01_seguro_vehicular/falta_atencion_o_demora_reclamo/2_o_mas_ddos_varios/varon/TPL_1337_2026_SEGURO_VEHICULAR_FALTA_ATENCION_O_DEMORA_RECLAMO_ASEGURADORA_VARON_R3.docx
+++ b/plantillas_maestras/01_seguro_vehicular/falta_atencion_o_demora_reclamo/2_o_mas_ddos_varios/varon/TPL_1337_2026_SEGURO_VEHICULAR_FALTA_ATENCION_O_DEMORA_RECLAMO_ASEGURADORA_VARON_R3.docx
@@ -658,55 +658,7 @@
           <w:lang w:val="es-ES" w:eastAsia="es-ES"/>
           <w14:ligatures w14:val="none"/>
         </w:rPr>
-        <w:t xml:space="preserve">Mediante la denuncia del 29 de diciembre de 2025, subsanada mediante escrito del 11 de mayo de 2026, el señor [APELLIDO] denunció a Pacífico por presuntas infracciones a la Ley 29571, Código de Protección y Defensa del Consumidor (en adelante, Código), señalando lo siguiente:</w:t>
-      </w:r>
-      <w:r>
-        <w:rPr>
-          <w:rFonts w:ascii="Arial Narrow" w:eastAsia="Arial Narrow" w:hAnsi="Arial Narrow" w:cs="Arial Narrow"/>
-          <w:color w:val="000000"/>
-          <w:kern w:val="0"/>
-          <w:sz w:val="22"/>
-          <w:szCs w:val="22"/>
-          <w:lang w:val="es-ES" w:eastAsia="es-ES"/>
-          <w14:ligatures w14:val="none"/>
-        </w:rPr>
-        <w:t xml:space="preserve"/>
-      </w:r>
-      <w:r>
-        <w:rPr>
-          <w:rFonts w:ascii="Arial Narrow" w:eastAsia="Arial Narrow" w:hAnsi="Arial Narrow" w:cs="Arial Narrow"/>
-          <w:color w:val="000000"/>
-          <w:kern w:val="0"/>
-          <w:sz w:val="22"/>
-          <w:szCs w:val="22"/>
-          <w:lang w:val="es-ES" w:eastAsia="es-ES"/>
-          <w14:ligatures w14:val="none"/>
-        </w:rPr>
-        <w:t xml:space="preserve"/>
-      </w:r>
-      <w:r>
-        <w:rPr>
-          <w:rFonts w:ascii="Arial Narrow" w:eastAsia="Arial Narrow" w:hAnsi="Arial Narrow" w:cs="Arial Narrow"/>
-          <w:color w:val="000000"/>
-          <w:kern w:val="0"/>
-          <w:sz w:val="22"/>
-          <w:szCs w:val="22"/>
-          <w:lang w:val="es-ES" w:eastAsia="es-ES"/>
-          <w14:ligatures w14:val="none"/>
-        </w:rPr>
-        <w:t xml:space="preserve"/>
-      </w:r>
-      <w:r>
-        <w:rPr>
-          <w:rFonts w:ascii="Arial Narrow" w:eastAsia="Arial Narrow" w:hAnsi="Arial Narrow" w:cs="Arial Narrow"/>
-          <w:color w:val="000000"/>
-          <w:kern w:val="0"/>
-          <w:sz w:val="22"/>
-          <w:szCs w:val="22"/>
-          <w:lang w:val="es-ES" w:eastAsia="es-ES"/>
-          <w14:ligatures w14:val="none"/>
-        </w:rPr>
-        <w:t/>
+        <w:t xml:space="preserve">Mediante la denuncia del 29 de diciembre de 2025, subsanada mediante escrito del 11 de mayo de 2026, el señor [APELLIDO] denunció a Pacífico por presuntas infracciones a la Ley 29571, Código de Protección y Defensa del Consumidor</w:t>
       </w:r>
       <w:r>
         <w:rPr>
@@ -732,49 +684,7 @@
           <w:lang w:val="es-ES" w:eastAsia="es-ES"/>
           <w14:ligatures w14:val="none"/>
         </w:rPr>
-        <w:t xml:space="preserve"/>
-      </w:r>
-      <w:r>
-        <w:rPr>
-          <w:rFonts w:ascii="Arial Narrow" w:eastAsia="Arial Narrow" w:hAnsi="Arial Narrow" w:cs="Arial Narrow"/>
-          <w:color w:val="000000"/>
-          <w:kern w:val="0"/>
-          <w:sz w:val="22"/>
-          <w:szCs w:val="22"/>
-          <w:lang w:val="es-ES" w:eastAsia="es-ES"/>
-          <w14:ligatures w14:val="none"/>
-        </w:rPr>
-        <w:t/>
-      </w:r>
-      <w:r>
-        <w:rPr>
-          <w:rFonts w:ascii="Arial Narrow" w:eastAsia="Arial Narrow" w:hAnsi="Arial Narrow" w:cs="Arial Narrow"/>
-          <w:kern w:val="0"/>
-          <w14:ligatures w14:val="none"/>
-          <w:sz w:val="22"/>
-          <w:szCs w:val="22"/>
-        </w:rPr>
-        <w:t xml:space="preserve"/>
-      </w:r>
-      <w:r>
-        <w:rPr>
-          <w:rFonts w:ascii="Arial Narrow" w:eastAsia="Arial Narrow" w:hAnsi="Arial Narrow" w:cs="Arial Narrow"/>
-          <w:kern w:val="0"/>
-          <w14:ligatures w14:val="none"/>
-          <w:sz w:val="22"/>
-          <w:szCs w:val="22"/>
-        </w:rPr>
-        <w:t xml:space="preserve"/>
-      </w:r>
-      <w:r>
-        <w:rPr>
-          <w:rFonts w:ascii="Arial Narrow" w:eastAsia="Arial Narrow" w:hAnsi="Arial Narrow" w:cs="Arial Narrow"/>
-          <w:kern w:val="0"/>
-          <w14:ligatures w14:val="none"/>
-          <w:sz w:val="22"/>
-          <w:szCs w:val="22"/>
-        </w:rPr>
-        <w:t/>
+        <w:t xml:space="preserve"> (en adelante, Código), señalando lo siguiente:</w:t>
       </w:r>
       <w:r>
         <w:rPr>
@@ -837,6 +747,108 @@
           <w14:ligatures w14:val="none"/>
         </w:rPr>
         <w:footnoteReference w:id="2"/>
+      </w:r>
+      <w:r>
+        <w:rPr>
+          <w:rFonts w:ascii="Arial Narrow" w:eastAsia="Arial Narrow" w:hAnsi="Arial Narrow" w:cs="Arial Narrow"/>
+          <w:color w:val="000000"/>
+          <w:kern w:val="0"/>
+          <w:sz w:val="22"/>
+          <w:szCs w:val="22"/>
+          <w:lang w:val="es-ES" w:eastAsia="es-ES"/>
+          <w14:ligatures w14:val="none"/>
+        </w:rPr>
+        <w:t xml:space="preserve"/>
+      </w:r>
+      <w:r>
+        <w:rPr>
+          <w:rFonts w:ascii="Arial Narrow" w:eastAsia="Arial Narrow" w:hAnsi="Arial Narrow" w:cs="Arial Narrow"/>
+          <w:color w:val="000000"/>
+          <w:kern w:val="0"/>
+          <w:sz w:val="22"/>
+          <w:szCs w:val="22"/>
+          <w:lang w:val="es-ES" w:eastAsia="es-ES"/>
+          <w14:ligatures w14:val="none"/>
+        </w:rPr>
+        <w:t/>
+      </w:r>
+      <w:r>
+        <w:rPr>
+          <w:rFonts w:ascii="Arial Narrow" w:eastAsia="Arial Narrow" w:hAnsi="Arial Narrow" w:cs="Arial Narrow"/>
+          <w:kern w:val="0"/>
+          <w14:ligatures w14:val="none"/>
+          <w:sz w:val="22"/>
+          <w:szCs w:val="22"/>
+        </w:rPr>
+        <w:t xml:space="preserve"/>
+      </w:r>
+      <w:r>
+        <w:rPr>
+          <w:rFonts w:ascii="Arial Narrow" w:eastAsia="Arial Narrow" w:hAnsi="Arial Narrow" w:cs="Arial Narrow"/>
+          <w:kern w:val="0"/>
+          <w14:ligatures w14:val="none"/>
+          <w:sz w:val="22"/>
+          <w:szCs w:val="22"/>
+        </w:rPr>
+        <w:t xml:space="preserve"/>
+      </w:r>
+      <w:r>
+        <w:rPr>
+          <w:rFonts w:ascii="Arial Narrow" w:eastAsia="Arial Narrow" w:hAnsi="Arial Narrow" w:cs="Arial Narrow"/>
+          <w:kern w:val="0"/>
+          <w14:ligatures w14:val="none"/>
+          <w:sz w:val="22"/>
+          <w:szCs w:val="22"/>
+        </w:rPr>
+        <w:t/>
+      </w:r>
+      <w:r>
+        <w:rPr>
+          <w:rFonts w:ascii="Arial Narrow" w:eastAsia="Arial Narrow" w:hAnsi="Arial Narrow" w:cs="Arial Narrow"/>
+          <w:color w:val="000000"/>
+          <w:kern w:val="0"/>
+          <w:sz w:val="22"/>
+          <w:szCs w:val="22"/>
+          <w:lang w:val="es-ES" w:eastAsia="es-ES"/>
+          <w14:ligatures w14:val="none"/>
+        </w:rPr>
+        <w:t xml:space="preserve"/>
+      </w:r>
+      <w:r>
+        <w:rPr>
+          <w:rFonts w:ascii="Arial Narrow" w:eastAsia="Arial Narrow" w:hAnsi="Arial Narrow" w:cs="Arial Narrow"/>
+          <w:color w:val="000000"/>
+          <w:kern w:val="0"/>
+          <w:sz w:val="22"/>
+          <w:szCs w:val="22"/>
+          <w:lang w:val="es-ES" w:eastAsia="es-ES"/>
+          <w14:ligatures w14:val="none"/>
+        </w:rPr>
+        <w:t xml:space="preserve"/>
+      </w:r>
+      <w:r>
+        <w:rPr>
+          <w:rFonts w:ascii="Arial Narrow" w:eastAsia="Arial Narrow" w:hAnsi="Arial Narrow" w:cs="Arial Narrow"/>
+          <w:color w:val="000000"/>
+          <w:kern w:val="0"/>
+          <w:sz w:val="22"/>
+          <w:szCs w:val="22"/>
+          <w:lang w:val="es-ES" w:eastAsia="es-ES"/>
+          <w14:ligatures w14:val="none"/>
+        </w:rPr>
+        <w:t xml:space="preserve"/>
+      </w:r>
+      <w:r>
+        <w:rPr>
+          <w:rFonts w:ascii="Arial Narrow" w:eastAsia="Arial Narrow" w:hAnsi="Arial Narrow" w:cs="Arial Narrow"/>
+          <w:color w:val="000000"/>
+          <w:kern w:val="0"/>
+          <w:sz w:val="22"/>
+          <w:szCs w:val="22"/>
+          <w:lang w:val="es-ES" w:eastAsia="es-ES"/>
+          <w14:ligatures w14:val="none"/>
+        </w:rPr>
+        <w:t/>
       </w:r>
       <w:r>
         <w:rPr>
@@ -3915,12 +3927,23 @@
           <w:lang w:eastAsia="es-PE"/>
           <w14:ligatures w14:val="none"/>
         </w:rPr>
-        <w:t xml:space="preserve">PRIMERO: </w:t>
-      </w:r>
-      <w:r>
-        <w:rPr>
-          <w:rFonts w:ascii="Arial Narrow" w:eastAsia="Arial Narrow" w:hAnsi="Arial Narrow" w:cs="Arial Narrow"/>
-          <w:bCs/>
+        <w:t xml:space="preserve">PRIMERO:</w:t>
+      </w:r>
+      <w:r>
+        <w:rPr>
+          <w:rFonts w:ascii="Arial Narrow" w:eastAsia="Arial Narrow" w:hAnsi="Arial Narrow" w:cs="Arial Narrow"/>
+          <w:color w:val="000000"/>
+          <w:kern w:val="0"/>
+          <w:sz w:val="22"/>
+          <w:szCs w:val="22"/>
+          <w:lang w:eastAsia="es-PE"/>
+          <w14:ligatures w14:val="none"/>
+        </w:rPr>
+        <w:t xml:space="preserve"> </w:t>
+      </w:r>
+      <w:r>
+        <w:rPr>
+          <w:rFonts w:ascii="Arial Narrow" w:eastAsia="Arial Narrow" w:hAnsi="Arial Narrow" w:cs="Arial Narrow"/>
           <w:color w:val="000000"/>
           <w:kern w:val="0"/>
           <w:sz w:val="22"/>
@@ -3933,7 +3956,6 @@
       <w:r>
         <w:rPr>
           <w:rFonts w:ascii="Arial Narrow" w:eastAsia="Arial Narrow" w:hAnsi="Arial Narrow" w:cs="Arial Narrow"/>
-          <w:bCs/>
           <w:color w:val="000000"/>
           <w:kern w:val="0"/>
           <w:sz w:val="22"/>
@@ -3946,7 +3968,6 @@
       <w:r>
         <w:rPr>
           <w:rFonts w:ascii="Arial Narrow" w:eastAsia="Arial Narrow" w:hAnsi="Arial Narrow" w:cs="Arial Narrow"/>
-          <w:bCs/>
           <w:color w:val="000000"/>
           <w:kern w:val="0"/>
           <w:sz w:val="22"/>
@@ -3959,7 +3980,6 @@
       <w:r>
         <w:rPr>
           <w:rFonts w:ascii="Arial Narrow" w:eastAsia="Arial Narrow" w:hAnsi="Arial Narrow" w:cs="Arial Narrow"/>
-          <w:bCs/>
           <w:color w:val="000000"/>
           <w:kern w:val="0"/>
           <w:sz w:val="22"/>
@@ -4013,12 +4033,23 @@
           <w:lang w:eastAsia="es-PE"/>
           <w14:ligatures w14:val="none"/>
         </w:rPr>
-        <w:t xml:space="preserve">SEGUNDO: admitir a trámite la denuncia del 9 de diciembre de 2025, subsanada mediante escrito del 11 de mayo de 2026, interpuesta por el señor [DENUNCIANTE] contra Pacífico Compañía de Seguros y Reaseguros S.A., por lo siguiente:</w:t>
-      </w:r>
-      <w:r>
-        <w:rPr>
-          <w:rFonts w:ascii="Arial Narrow" w:eastAsia="Arial Narrow" w:hAnsi="Arial Narrow" w:cs="Arial Narrow"/>
-          <w:b/>
+        <w:t xml:space="preserve">SEGUNDO:</w:t>
+      </w:r>
+      <w:r>
+        <w:rPr>
+          <w:rFonts w:ascii="Arial Narrow" w:eastAsia="Arial Narrow" w:hAnsi="Arial Narrow" w:cs="Arial Narrow"/>
+          <w:color w:val="000000"/>
+          <w:kern w:val="0"/>
+          <w:sz w:val="22"/>
+          <w:szCs w:val="22"/>
+          <w:lang w:eastAsia="es-PE"/>
+          <w14:ligatures w14:val="none"/>
+        </w:rPr>
+        <w:t xml:space="preserve"> admitir a trámite la denuncia del 9 de diciembre de 2025, subsanada mediante escrito del 11 de mayo de 2026, interpuesta por el señor [DENUNCIANTE] contra Pacífico Compañía de Seguros y Reaseguros S.A., por lo siguiente:</w:t>
+      </w:r>
+      <w:r>
+        <w:rPr>
+          <w:rFonts w:ascii="Arial Narrow" w:eastAsia="Arial Narrow" w:hAnsi="Arial Narrow" w:cs="Arial Narrow"/>
           <w:color w:val="000000"/>
           <w:kern w:val="0"/>
           <w:sz w:val="22"/>
@@ -4096,7 +4127,6 @@
       <w:r>
         <w:rPr>
           <w:rFonts w:ascii="Arial Narrow" w:eastAsia="Arial Narrow" w:hAnsi="Arial Narrow" w:cs="Arial Narrow"/>
-          <w:bCs/>
           <w:spacing w:val="-3"/>
           <w:kern w:val="0"/>
           <w14:ligatures w14:val="none"/>
@@ -4134,7 +4164,6 @@
       <w:r>
         <w:rPr>
           <w:rFonts w:ascii="Arial Narrow" w:eastAsia="Arial Narrow" w:hAnsi="Arial Narrow" w:cs="Arial Narrow"/>
-          <w:bCs/>
           <w:sz w:val="22"/>
           <w:szCs w:val="22"/>
         </w:rPr>
@@ -5120,7 +5149,19 @@
           <w:lang w:eastAsia="es-PE"/>
           <w14:ligatures w14:val="none"/>
         </w:rPr>
-        <w:t xml:space="preserve">: </w:t>
+        <w:t xml:space="preserve">:</w:t>
+      </w:r>
+      <w:r>
+        <w:rPr>
+          <w:rFonts w:ascii="Arial Narrow" w:eastAsia="Arial Narrow" w:hAnsi="Arial Narrow" w:cs="Arial Narrow"/>
+          <w:color w:val="000000"/>
+          <w:kern w:val="0"/>
+          <w:sz w:val="22"/>
+          <w:szCs w:val="22"/>
+          <w:lang w:eastAsia="es-PE"/>
+          <w14:ligatures w14:val="none"/>
+        </w:rPr>
+        <w:t xml:space="preserve"> </w:t>
       </w:r>
       <w:r>
         <w:rPr>
@@ -5137,7 +5178,6 @@
       <w:r>
         <w:rPr>
           <w:rFonts w:ascii="Arial Narrow" w:eastAsia="Arial Narrow" w:hAnsi="Arial Narrow" w:cs="Arial Narrow"/>
-          <w:bCs/>
           <w:sz w:val="22"/>
           <w:szCs w:val="22"/>
         </w:rPr>
@@ -5146,7 +5186,6 @@
       <w:r>
         <w:rPr>
           <w:rFonts w:ascii="Arial Narrow" w:eastAsia="Arial Narrow" w:hAnsi="Arial Narrow" w:cs="Arial Narrow"/>
-          <w:bCs/>
           <w:sz w:val="22"/>
           <w:szCs w:val="22"/>
         </w:rPr>
@@ -5155,7 +5194,6 @@
       <w:r>
         <w:rPr>
           <w:rFonts w:ascii="Arial Narrow" w:eastAsia="Arial Narrow" w:hAnsi="Arial Narrow" w:cs="Arial Narrow"/>
-          <w:bCs/>
           <w:sz w:val="22"/>
           <w:szCs w:val="22"/>
         </w:rPr>
@@ -5536,7 +5574,15 @@
           <w:sz w:val="22"/>
           <w:szCs w:val="22"/>
         </w:rPr>
-        <w:t xml:space="preserve">QUINTO: </w:t>
+        <w:t xml:space="preserve">QUINTO:</w:t>
+      </w:r>
+      <w:r>
+        <w:rPr>
+          <w:rFonts w:ascii="Arial Narrow" w:eastAsia="Arial Narrow" w:hAnsi="Arial Narrow" w:cs="Arial Narrow"/>
+          <w:sz w:val="22"/>
+          <w:szCs w:val="22"/>
+        </w:rPr>
+        <w:t xml:space="preserve"> </w:t>
       </w:r>
       <w:r>
         <w:rPr>
@@ -5558,7 +5604,7 @@
           <w:lang w:val="es-ES" w:eastAsia="es-ES"/>
           <w14:ligatures w14:val="none"/>
         </w:rPr>
-        <w:footnoteReference w:id="14"/>
+        <w:footnoteReference w:id="9"/>
       </w:r>
       <w:r>
         <w:rPr>
@@ -5580,7 +5626,7 @@
           <w:lang w:val="es-ES" w:eastAsia="es-ES"/>
           <w14:ligatures w14:val="none"/>
         </w:rPr>
-        <w:footnoteReference w:id="15"/>
+        <w:footnoteReference w:id="10"/>
       </w:r>
       <w:r>
         <w:rPr>
@@ -5646,7 +5692,19 @@
           <w:lang w:eastAsia="es-PE"/>
           <w14:ligatures w14:val="none"/>
         </w:rPr>
-        <w:t xml:space="preserve">: </w:t>
+        <w:t xml:space="preserve">:</w:t>
+      </w:r>
+      <w:r>
+        <w:rPr>
+          <w:rFonts w:ascii="Arial Narrow" w:eastAsia="Arial Narrow" w:hAnsi="Arial Narrow" w:cs="Arial Narrow"/>
+          <w:color w:val="000000"/>
+          <w:kern w:val="0"/>
+          <w:sz w:val="22"/>
+          <w:szCs w:val="22"/>
+          <w:lang w:eastAsia="es-PE"/>
+          <w14:ligatures w14:val="none"/>
+        </w:rPr>
+        <w:t xml:space="preserve"> </w:t>
       </w:r>
       <w:bookmarkStart w:id="18" w:name="_Hlk188286813"/>
       <w:r>
@@ -5957,7 +6015,7 @@
           <w:lang w:eastAsia="es-PE"/>
           <w14:ligatures w14:val="none"/>
         </w:rPr>
-        <w:footnoteReference w:id="9"/>
+        <w:footnoteReference w:id="11"/>
       </w:r>
       <w:r>
         <w:rPr>
@@ -6068,7 +6126,7 @@
           <w:lang w:eastAsia="es-PE"/>
           <w14:ligatures w14:val="none"/>
         </w:rPr>
-        <w:footnoteReference w:id="10"/>
+        <w:footnoteReference w:id="12"/>
       </w:r>
       <w:r>
         <w:rPr>
@@ -6131,7 +6189,7 @@
           <w:lang w:eastAsia="es-PE"/>
           <w14:ligatures w14:val="none"/>
         </w:rPr>
-        <w:footnoteReference w:id="11"/>
+        <w:footnoteReference w:id="13"/>
       </w:r>
       <w:r>
         <w:rPr>
@@ -6362,7 +6420,7 @@
           <w:vertAlign w:val="superscript"/>
           <w14:ligatures w14:val="none"/>
         </w:rPr>
-        <w:footnoteReference w:id="12"/>
+        <w:footnoteReference w:id="14"/>
       </w:r>
       <w:r>
         <w:rPr>
@@ -6380,45 +6438,122 @@
           <w:kern w:val="0"/>
           <w:sz w:val="22"/>
           <w:szCs w:val="22"/>
+          <w14:ligatures w14:val="none"/>
+        </w:rPr>
+        <w:t>expresamente su facultad para asistir y conciliar en su representación</w:t>
+      </w:r>
+      <w:r>
+        <w:rPr>
+          <w:rFonts w:ascii="Arial Narrow" w:eastAsia="Arial Narrow" w:hAnsi="Arial Narrow" w:cs="Arial Narrow"/>
+          <w:kern w:val="0"/>
+          <w14:ligatures w14:val="none"/>
+          <w:sz w:val="22"/>
+          <w:szCs w:val="22"/>
+        </w:rPr>
+        <w:t>.</w:t>
+      </w:r>
+      <w:r>
+        <w:rPr>
+          <w:rFonts w:ascii="Arial Narrow" w:eastAsia="Arial Narrow" w:hAnsi="Arial Narrow" w:cs="Arial Narrow"/>
+          <w:kern w:val="0"/>
+          <w14:ligatures w14:val="none"/>
+          <w:sz w:val="22"/>
+          <w:szCs w:val="22"/>
+        </w:rPr>
+        <w:t xml:space="preserve"> </w:t>
+      </w:r>
+      <w:r>
+        <w:rPr>
+          <w:rFonts w:ascii="Arial Narrow" w:eastAsia="Arial Narrow" w:hAnsi="Arial Narrow" w:cs="Arial Narrow"/>
+          <w:kern w:val="0"/>
+          <w:sz w:val="22"/>
+          <w:szCs w:val="22"/>
+          <w14:ligatures w14:val="none"/>
+        </w:rPr>
+        <w:t xml:space="preserve">Ello bajo apercibimiento de no realizar la audiencia de conciliación y levantar el acta de inasistencia correspondiente. </w:t>
+      </w:r>
+    </w:p>
+    <w:p>
+      <w:pPr>
+        <w:suppressAutoHyphens/>
+        <w:spacing w:after="0" w:line="240" w:lineRule="auto"/>
+        <w:contextualSpacing/>
+        <w:jc w:val="both"/>
+        <w:rPr>
+          <w:rFonts w:ascii="Arial Narrow" w:eastAsia="Arial Narrow" w:hAnsi="Arial Narrow" w:cs="Arial Narrow"/>
+          <w:kern w:val="0"/>
+          <w:sz w:val="22"/>
+          <w:szCs w:val="22"/>
           <w:u w:val="single"/>
           <w14:ligatures w14:val="none"/>
         </w:rPr>
-        <w:t>expresamente su facultad para asistir y conciliar en su representación</w:t>
-      </w:r>
-      <w:r>
-        <w:rPr>
-          <w:rFonts w:ascii="Arial Narrow" w:eastAsia="Arial Narrow" w:hAnsi="Arial Narrow" w:cs="Arial Narrow"/>
-          <w:bCs/>
-          <w:kern w:val="0"/>
-          <w14:ligatures w14:val="none"/>
-          <w:sz w:val="22"/>
-          <w:szCs w:val="22"/>
-        </w:rPr>
-        <w:t>.</w:t>
-      </w:r>
+      </w:pPr>
+    </w:p>
+    <w:p>
+      <w:pPr>
+        <w:suppressAutoHyphens/>
+        <w:spacing w:after="0" w:line="240" w:lineRule="auto"/>
+        <w:contextualSpacing/>
+        <w:jc w:val="both"/>
+        <w:rPr>
+          <w:rFonts w:ascii="Arial Narrow" w:eastAsia="Arial Narrow" w:hAnsi="Arial Narrow" w:cs="Arial Narrow"/>
+          <w:color w:val="000000"/>
+          <w:kern w:val="0"/>
+          <w:sz w:val="22"/>
+          <w:szCs w:val="22"/>
+          <w:lang w:eastAsia="es-PE"/>
+          <w14:ligatures w14:val="none"/>
+        </w:rPr>
+      </w:pPr>
       <w:r>
         <w:rPr>
           <w:rFonts w:ascii="Arial Narrow" w:eastAsia="Arial Narrow" w:hAnsi="Arial Narrow" w:cs="Arial Narrow"/>
           <w:b/>
           <w:bCs/>
-          <w:kern w:val="0"/>
-          <w14:ligatures w14:val="none"/>
-          <w:sz w:val="22"/>
-          <w:szCs w:val="22"/>
+          <w:sz w:val="22"/>
+          <w:szCs w:val="22"/>
+        </w:rPr>
+        <w:t>DÉCIMO</w:t>
+      </w:r>
+      <w:r>
+        <w:rPr>
+          <w:rFonts w:ascii="Arial Narrow" w:eastAsia="Arial Narrow" w:hAnsi="Arial Narrow" w:cs="Arial Narrow"/>
+          <w:b/>
+          <w:color w:val="000000"/>
+          <w:kern w:val="0"/>
+          <w:sz w:val="22"/>
+          <w:szCs w:val="22"/>
+          <w:lang w:eastAsia="es-PE"/>
+          <w14:ligatures w14:val="none"/>
+        </w:rPr>
+        <w:t>:</w:t>
+      </w:r>
+      <w:r>
+        <w:rPr>
+          <w:rFonts w:ascii="Arial Narrow" w:eastAsia="Arial Narrow" w:hAnsi="Arial Narrow" w:cs="Arial Narrow"/>
+          <w:color w:val="000000"/>
+          <w:kern w:val="0"/>
+          <w:sz w:val="22"/>
+          <w:szCs w:val="22"/>
+          <w:lang w:eastAsia="es-PE"/>
+          <w14:ligatures w14:val="none"/>
         </w:rPr>
         <w:t xml:space="preserve"> </w:t>
       </w:r>
       <w:r>
         <w:rPr>
           <w:rFonts w:ascii="Arial Narrow" w:eastAsia="Arial Narrow" w:hAnsi="Arial Narrow" w:cs="Arial Narrow"/>
-          <w:kern w:val="0"/>
-          <w:sz w:val="22"/>
-          <w:szCs w:val="22"/>
-          <w:u w:val="single"/>
-          <w14:ligatures w14:val="none"/>
-        </w:rPr>
-        <w:t xml:space="preserve">Ello bajo apercibimiento de no realizar la audiencia de conciliación y levantar el acta de inasistencia correspondiente. </w:t>
-      </w:r>
+          <w:color w:val="000000"/>
+          <w:kern w:val="0"/>
+          <w:sz w:val="22"/>
+          <w:szCs w:val="22"/>
+          <w:lang w:eastAsia="es-PE"/>
+          <w14:ligatures w14:val="none"/>
+        </w:rPr>
+        <w:t xml:space="preserve">poner en conocimiento de las partes que, antes de la emisión de la Resolución Final, tienen la posibilidad de formular su desistimiento o presentar el acuerdo arribado mediante la conciliación, mediación, transacción o cualquier otro que, de forma indubitable, deje constancia que se ha solucionado la controversia materia de denuncia.</w:t>
+      </w:r>
+      <w:bookmarkStart w:id="21" w:name="h.gjdgxs" w:colFirst="0" w:colLast="0"/>
+      <w:bookmarkEnd w:id="21"/>
     </w:p>
     <w:p>
       <w:pPr>
@@ -6428,10 +6563,11 @@
         <w:jc w:val="both"/>
         <w:rPr>
           <w:rFonts w:ascii="Arial Narrow" w:eastAsia="Arial Narrow" w:hAnsi="Arial Narrow" w:cs="Arial Narrow"/>
-          <w:kern w:val="0"/>
-          <w:sz w:val="22"/>
-          <w:szCs w:val="22"/>
-          <w:u w:val="single"/>
+          <w:color w:val="000000"/>
+          <w:kern w:val="0"/>
+          <w:sz w:val="22"/>
+          <w:szCs w:val="22"/>
+          <w:lang w:eastAsia="es-PE"/>
           <w14:ligatures w14:val="none"/>
         </w:rPr>
       </w:pPr>
@@ -6444,12 +6580,8 @@
         <w:jc w:val="both"/>
         <w:rPr>
           <w:rFonts w:ascii="Arial Narrow" w:eastAsia="Arial Narrow" w:hAnsi="Arial Narrow" w:cs="Arial Narrow"/>
-          <w:color w:val="000000"/>
-          <w:kern w:val="0"/>
-          <w:sz w:val="22"/>
-          <w:szCs w:val="22"/>
-          <w:lang w:eastAsia="es-PE"/>
-          <w14:ligatures w14:val="none"/>
+          <w:sz w:val="22"/>
+          <w:szCs w:val="22"/>
         </w:rPr>
       </w:pPr>
       <w:r>
@@ -6460,86 +6592,15 @@
           <w:sz w:val="22"/>
           <w:szCs w:val="22"/>
         </w:rPr>
-        <w:t>DÉCIMO</w:t>
-      </w:r>
-      <w:r>
-        <w:rPr>
-          <w:rFonts w:ascii="Arial Narrow" w:eastAsia="Arial Narrow" w:hAnsi="Arial Narrow" w:cs="Arial Narrow"/>
-          <w:b/>
-          <w:color w:val="000000"/>
-          <w:kern w:val="0"/>
-          <w:sz w:val="22"/>
-          <w:szCs w:val="22"/>
-          <w:lang w:eastAsia="es-PE"/>
-          <w14:ligatures w14:val="none"/>
-        </w:rPr>
-        <w:t>:</w:t>
-      </w:r>
-      <w:r>
-        <w:rPr>
-          <w:rFonts w:ascii="Arial Narrow" w:eastAsia="Arial Narrow" w:hAnsi="Arial Narrow" w:cs="Arial Narrow"/>
-          <w:color w:val="000000"/>
-          <w:kern w:val="0"/>
-          <w:sz w:val="22"/>
-          <w:szCs w:val="22"/>
-          <w:lang w:eastAsia="es-PE"/>
-          <w14:ligatures w14:val="none"/>
+        <w:t xml:space="preserve">DÉCIMO PRIMERO:</w:t>
+      </w:r>
+      <w:r>
+        <w:rPr>
+          <w:rFonts w:ascii="Arial Narrow" w:eastAsia="Arial Narrow" w:hAnsi="Arial Narrow" w:cs="Arial Narrow"/>
+          <w:sz w:val="22"/>
+          <w:szCs w:val="22"/>
         </w:rPr>
         <w:t xml:space="preserve"> </w:t>
-      </w:r>
-      <w:r>
-        <w:rPr>
-          <w:rFonts w:ascii="Arial Narrow" w:eastAsia="Arial Narrow" w:hAnsi="Arial Narrow" w:cs="Arial Narrow"/>
-          <w:color w:val="000000"/>
-          <w:kern w:val="0"/>
-          <w:sz w:val="22"/>
-          <w:szCs w:val="22"/>
-          <w:lang w:eastAsia="es-PE"/>
-          <w14:ligatures w14:val="none"/>
-        </w:rPr>
-        <w:t xml:space="preserve">poner en conocimiento de las partes que, antes de la emisión de la Resolución Final, tienen la posibilidad de formular su desistimiento o presentar el acuerdo arribado mediante la conciliación, mediación, transacción o cualquier otro que, de forma indubitable, deje constancia que se ha solucionado la controversia materia de denuncia.</w:t>
-      </w:r>
-      <w:bookmarkStart w:id="21" w:name="h.gjdgxs" w:colFirst="0" w:colLast="0"/>
-      <w:bookmarkEnd w:id="21"/>
-    </w:p>
-    <w:p>
-      <w:pPr>
-        <w:suppressAutoHyphens/>
-        <w:spacing w:after="0" w:line="240" w:lineRule="auto"/>
-        <w:contextualSpacing/>
-        <w:jc w:val="both"/>
-        <w:rPr>
-          <w:rFonts w:ascii="Arial Narrow" w:eastAsia="Arial Narrow" w:hAnsi="Arial Narrow" w:cs="Arial Narrow"/>
-          <w:color w:val="000000"/>
-          <w:kern w:val="0"/>
-          <w:sz w:val="22"/>
-          <w:szCs w:val="22"/>
-          <w:lang w:eastAsia="es-PE"/>
-          <w14:ligatures w14:val="none"/>
-        </w:rPr>
-      </w:pPr>
-    </w:p>
-    <w:p>
-      <w:pPr>
-        <w:suppressAutoHyphens/>
-        <w:spacing w:after="0" w:line="240" w:lineRule="auto"/>
-        <w:contextualSpacing/>
-        <w:jc w:val="both"/>
-        <w:rPr>
-          <w:rFonts w:ascii="Arial Narrow" w:eastAsia="Arial Narrow" w:hAnsi="Arial Narrow" w:cs="Arial Narrow"/>
-          <w:sz w:val="22"/>
-          <w:szCs w:val="22"/>
-        </w:rPr>
-      </w:pPr>
-      <w:r>
-        <w:rPr>
-          <w:rFonts w:ascii="Arial Narrow" w:eastAsia="Arial Narrow" w:hAnsi="Arial Narrow" w:cs="Arial Narrow"/>
-          <w:b/>
-          <w:bCs/>
-          <w:sz w:val="22"/>
-          <w:szCs w:val="22"/>
-        </w:rPr>
-        <w:t xml:space="preserve">DÉCIMO PRIMERO: </w:t>
       </w:r>
       <w:r>
         <w:rPr>
@@ -6731,7 +6792,7 @@
           <w:szCs w:val="22"/>
           <w:vertAlign w:val="superscript"/>
         </w:rPr>
-        <w:footnoteReference w:id="13"/>
+        <w:footnoteReference w:id="15"/>
       </w:r>
       <w:r>
         <w:rPr>
@@ -7246,6 +7307,9 @@
     <w:p>
       <w:pPr>
         <w:pStyle w:val="Textonotapie"/>
+        <w:tabs>
+          <w:tab w:val="left" w:pos="567"/>
+        </w:tabs>
         <w:ind w:left="567" w:hanging="567"/>
         <w:contextualSpacing/>
         <w:jc w:val="both"/>
@@ -7271,6 +7335,25 @@
           <w:sz w:val="16"/>
           <w:szCs w:val="16"/>
         </w:rPr>
+        <w:tab/>
+        <w:t xml:space="preserve"/>
+      </w:r>
+      <w:r>
+        <w:rPr>
+          <w:rFonts w:ascii="Arial Narrow" w:eastAsia="Arial Narrow" w:hAnsi="Arial Narrow" w:cs="Arial Narrow"/>
+          <w:sz w:val="16"/>
+          <w:szCs w:val="16"/>
+        </w:rPr>
+        <w:tab/>
+        <w:t>Publicado</w:t>
+      </w:r>
+      <w:r>
+        <w:rPr>
+          <w:rFonts w:ascii="Arial Narrow" w:eastAsia="Arial Narrow" w:hAnsi="Arial Narrow" w:cs="Arial Narrow"/>
+          <w:b/>
+          <w:sz w:val="16"/>
+          <w:szCs w:val="16"/>
+        </w:rPr>
         <w:t xml:space="preserve"> </w:t>
       </w:r>
       <w:r>
@@ -7279,15 +7362,7 @@
           <w:sz w:val="16"/>
           <w:szCs w:val="16"/>
         </w:rPr>
-        <w:tab/>
-      </w:r>
-      <w:r>
-        <w:rPr>
-          <w:rFonts w:ascii="Arial Narrow" w:eastAsia="Arial Narrow" w:hAnsi="Arial Narrow" w:cs="Arial Narrow"/>
-          <w:sz w:val="16"/>
-          <w:szCs w:val="16"/>
-        </w:rPr>
-        <w:t xml:space="preserve">Denuncia remitida a esta Comisión mediante DOCUMENTO DE TRASLADO 001-2026-CPC-HRZ/INDECOPI de fecha 7 de enero de 2026, recibida el 21 de abril de 2026.</w:t>
+        <w:t xml:space="preserve">el 2 de setiembre de 2010 en el Diario Oficial El Peruano, vigente desde el 2 de octubre de 2010 y modificado por Decreto Legislativo 1308.</w:t>
       </w:r>
     </w:p>
     <w:p>
@@ -7308,6 +7383,9 @@
     <w:p>
       <w:pPr>
         <w:pStyle w:val="Textonotapie"/>
+        <w:tabs>
+          <w:tab w:val="left" w:pos="567"/>
+        </w:tabs>
         <w:ind w:left="567" w:hanging="567"/>
         <w:contextualSpacing/>
         <w:jc w:val="both"/>
@@ -7333,33 +7411,24 @@
           <w:sz w:val="16"/>
           <w:szCs w:val="16"/>
         </w:rPr>
-        <w:t xml:space="preserve"> </w:t>
-      </w:r>
-      <w:r>
-        <w:rPr>
-          <w:rFonts w:ascii="Arial Narrow" w:eastAsia="Arial Narrow" w:hAnsi="Arial Narrow" w:cs="Arial Narrow"/>
-          <w:sz w:val="16"/>
-          <w:szCs w:val="16"/>
-        </w:rPr>
         <w:tab/>
-        <w:t>Publicado</w:t>
-      </w:r>
-      <w:r>
-        <w:rPr>
-          <w:rFonts w:ascii="Arial Narrow" w:eastAsia="Arial Narrow" w:hAnsi="Arial Narrow" w:cs="Arial Narrow"/>
-          <w:b/>
-          <w:sz w:val="16"/>
-          <w:szCs w:val="16"/>
-        </w:rPr>
-        <w:t xml:space="preserve"> </w:t>
-      </w:r>
-      <w:r>
-        <w:rPr>
-          <w:rFonts w:ascii="Arial Narrow" w:eastAsia="Arial Narrow" w:hAnsi="Arial Narrow" w:cs="Arial Narrow"/>
-          <w:sz w:val="16"/>
-          <w:szCs w:val="16"/>
-        </w:rPr>
-        <w:t xml:space="preserve">el 2 de setiembre de 2010 en el Diario Oficial El Peruano, vigente desde el 2 de octubre de 2010 y modificado por Decreto Legislativo 1308.</w:t>
+        <w:t xml:space="preserve"/>
+      </w:r>
+      <w:r>
+        <w:rPr>
+          <w:rFonts w:ascii="Arial Narrow" w:eastAsia="Arial Narrow" w:hAnsi="Arial Narrow" w:cs="Arial Narrow"/>
+          <w:sz w:val="16"/>
+          <w:szCs w:val="16"/>
+        </w:rPr>
+        <w:tab/>
+      </w:r>
+      <w:r>
+        <w:rPr>
+          <w:rFonts w:ascii="Arial Narrow" w:eastAsia="Arial Narrow" w:hAnsi="Arial Narrow" w:cs="Arial Narrow"/>
+          <w:sz w:val="16"/>
+          <w:szCs w:val="16"/>
+        </w:rPr>
+        <w:t xml:space="preserve">Denuncia remitida a esta Comisión mediante DOCUMENTO DE TRASLADO 001-2026-CPC-HRZ/INDECOPI de fecha 7 de enero de 2026, recibida el 21 de abril de 2026.</w:t>
       </w:r>
     </w:p>
     <w:p>
@@ -7380,6 +7449,9 @@
     <w:p>
       <w:pPr>
         <w:pStyle w:val="Textonotapie"/>
+        <w:tabs>
+          <w:tab w:val="left" w:pos="567"/>
+        </w:tabs>
         <w:ind w:left="567" w:hanging="567"/>
         <w:contextualSpacing/>
         <w:jc w:val="both"/>
@@ -7405,7 +7477,8 @@
           <w:sz w:val="16"/>
           <w:szCs w:val="16"/>
         </w:rPr>
-        <w:t xml:space="preserve"> </w:t>
+        <w:tab/>
+        <w:t xml:space="preserve"/>
       </w:r>
       <w:r>
         <w:rPr>
@@ -7480,7 +7553,8 @@
           <w:sz w:val="16"/>
           <w:szCs w:val="16"/>
         </w:rPr>
-        <w:t xml:space="preserve"> </w:t>
+        <w:tab/>
+        <w:t xml:space="preserve"/>
       </w:r>
       <w:r>
         <w:rPr>
@@ -7591,10 +7665,30 @@
         <w:jc w:val="both"/>
         <w:rPr>
           <w:rFonts w:ascii="Arial Narrow" w:eastAsia="Arial Narrow" w:hAnsi="Arial Narrow" w:cs="Arial Narrow"/>
-          <w:sz w:val="16"/>
-          <w:szCs w:val="16"/>
-        </w:rPr>
-      </w:pPr>
+          <w:b/>
+          <w:bCs/>
+          <w:sz w:val="16"/>
+          <w:szCs w:val="16"/>
+        </w:rPr>
+      </w:pPr>
+      <w:r>
+        <w:rPr>
+          <w:rFonts w:ascii="Arial Narrow" w:eastAsia="Arial Narrow" w:hAnsi="Arial Narrow" w:cs="Arial Narrow"/>
+          <w:sz w:val="16"/>
+          <w:szCs w:val="16"/>
+        </w:rPr>
+        <w:tab/>
+      </w:r>
+      <w:r>
+        <w:rPr>
+          <w:rFonts w:ascii="Arial Narrow" w:eastAsia="Arial Narrow" w:hAnsi="Arial Narrow" w:cs="Arial Narrow"/>
+          <w:b/>
+          <w:bCs/>
+          <w:sz w:val="16"/>
+          <w:szCs w:val="16"/>
+        </w:rPr>
+        <w:t xml:space="preserve">LEY DE ORGANIZACIÓN Y FUNCIONES DEL INDECOPI, APROBADA POR DECRETO LEGISLATIVO 1033 </w:t>
+      </w:r>
     </w:p>
     <w:p>
       <w:pPr>
@@ -7607,29 +7701,28 @@
         <w:jc w:val="both"/>
         <w:rPr>
           <w:rFonts w:ascii="Arial Narrow" w:eastAsia="Arial Narrow" w:hAnsi="Arial Narrow" w:cs="Arial Narrow"/>
+          <w:sz w:val="16"/>
+          <w:szCs w:val="16"/>
+        </w:rPr>
+      </w:pPr>
+      <w:r>
+        <w:rPr>
+          <w:rFonts w:ascii="Arial Narrow" w:eastAsia="Arial Narrow" w:hAnsi="Arial Narrow" w:cs="Arial Narrow"/>
           <w:b/>
           <w:bCs/>
           <w:sz w:val="16"/>
           <w:szCs w:val="16"/>
         </w:rPr>
-      </w:pPr>
-      <w:r>
-        <w:rPr>
-          <w:rFonts w:ascii="Arial Narrow" w:eastAsia="Arial Narrow" w:hAnsi="Arial Narrow" w:cs="Arial Narrow"/>
-          <w:sz w:val="16"/>
-          <w:szCs w:val="16"/>
-        </w:rPr>
         <w:tab/>
-      </w:r>
-      <w:r>
-        <w:rPr>
-          <w:rFonts w:ascii="Arial Narrow" w:eastAsia="Arial Narrow" w:hAnsi="Arial Narrow" w:cs="Arial Narrow"/>
-          <w:b/>
-          <w:bCs/>
-          <w:sz w:val="16"/>
-          <w:szCs w:val="16"/>
-        </w:rPr>
-        <w:t xml:space="preserve">LEY DE ORGANIZACIÓN Y FUNCIONES DEL INDECOPI, APROBADA POR DECRETO LEGISLATIVO 1033 </w:t>
+        <w:t>Artículo 27.-</w:t>
+      </w:r>
+      <w:r>
+        <w:rPr>
+          <w:rFonts w:ascii="Arial Narrow" w:eastAsia="Arial Narrow" w:hAnsi="Arial Narrow" w:cs="Arial Narrow"/>
+          <w:sz w:val="16"/>
+          <w:szCs w:val="16"/>
+        </w:rPr>
+        <w:t xml:space="preserve"> De la Comisión de Protección al Consumidor.- </w:t>
       </w:r>
     </w:p>
     <w:p>
@@ -7650,21 +7743,11 @@
       <w:r>
         <w:rPr>
           <w:rFonts w:ascii="Arial Narrow" w:eastAsia="Arial Narrow" w:hAnsi="Arial Narrow" w:cs="Arial Narrow"/>
-          <w:b/>
-          <w:bCs/>
           <w:sz w:val="16"/>
           <w:szCs w:val="16"/>
         </w:rPr>
         <w:tab/>
-        <w:t>Artículo 27.-</w:t>
-      </w:r>
-      <w:r>
-        <w:rPr>
-          <w:rFonts w:ascii="Arial Narrow" w:eastAsia="Arial Narrow" w:hAnsi="Arial Narrow" w:cs="Arial Narrow"/>
-          <w:sz w:val="16"/>
-          <w:szCs w:val="16"/>
-        </w:rPr>
-        <w:t xml:space="preserve"> De la Comisión de Protección al Consumidor.- </w:t>
+        <w:t>Corresponde a la Comisión de Protección al Consumidor velar por el cumplimiento de la Ley de Protección al Consumidor y de las leyes que, en general, protegen a los consumidores de la falta de idoneidad de los bienes y servicios en función de la información brindada, de las omisiones de información y de la discriminación en el consumo, así como de aquellas que complementen o sustituyan a las anteriores.</w:t>
       </w:r>
     </w:p>
     <w:p>
@@ -7678,20 +7761,15 @@
         <w:jc w:val="both"/>
         <w:rPr>
           <w:rFonts w:ascii="Arial Narrow" w:eastAsia="Arial Narrow" w:hAnsi="Arial Narrow" w:cs="Arial Narrow"/>
-          <w:sz w:val="16"/>
-          <w:szCs w:val="16"/>
-        </w:rPr>
-      </w:pPr>
-      <w:r>
-        <w:rPr>
-          <w:rFonts w:ascii="Arial Narrow" w:eastAsia="Arial Narrow" w:hAnsi="Arial Narrow" w:cs="Arial Narrow"/>
-          <w:sz w:val="16"/>
-          <w:szCs w:val="16"/>
-        </w:rPr>
-        <w:tab/>
-        <w:t>Corresponde a la Comisión de Protección al Consumidor velar por el cumplimiento de la Ley de Protección al Consumidor y de las leyes que, en general, protegen a los consumidores de la falta de idoneidad de los bienes y servicios en función de la información brindada, de las omisiones de información y de la discriminación en el consumo, así como de aquellas que complementen o sustituyan a las anteriores.</w:t>
-      </w:r>
-    </w:p>
+          <w:b/>
+          <w:bCs/>
+          <w:sz w:val="16"/>
+          <w:szCs w:val="16"/>
+        </w:rPr>
+      </w:pPr>
+    </w:p>
+  </w:footnote>
+  <w:footnote w:id="5">
     <w:p>
       <w:pPr>
         <w:pStyle w:val="Textonotapie"/>
@@ -7709,9 +7787,155 @@
           <w:szCs w:val="16"/>
         </w:rPr>
       </w:pPr>
-    </w:p>
-  </w:footnote>
-  <w:footnote w:id="5">
+      <w:r>
+        <w:rPr>
+          <w:rStyle w:val="Refdenotaalpie"/>
+          <w:rFonts w:ascii="Arial Narrow" w:eastAsia="Arial Narrow" w:hAnsi="Arial Narrow" w:cs="Arial Narrow"/>
+          <w:sz w:val="16"/>
+          <w:szCs w:val="16"/>
+          <w:vertAlign w:val="superscript"/>
+        </w:rPr>
+        <w:footnoteRef/>
+      </w:r>
+      <w:r>
+        <w:rPr>
+          <w:rFonts w:ascii="Arial Narrow" w:eastAsia="Arial Narrow" w:hAnsi="Arial Narrow" w:cs="Arial Narrow"/>
+          <w:sz w:val="16"/>
+          <w:szCs w:val="16"/>
+        </w:rPr>
+        <w:tab/>
+        <w:t xml:space="preserve"/>
+      </w:r>
+      <w:r>
+        <w:rPr>
+          <w:rFonts w:ascii="Arial Narrow" w:eastAsia="Arial Narrow" w:hAnsi="Arial Narrow" w:cs="Arial Narrow"/>
+          <w:sz w:val="16"/>
+          <w:szCs w:val="16"/>
+        </w:rPr>
+        <w:tab/>
+      </w:r>
+      <w:r>
+        <w:rPr>
+          <w:rFonts w:ascii="Arial Narrow" w:eastAsia="Arial Narrow" w:hAnsi="Arial Narrow" w:cs="Arial Narrow"/>
+          <w:b/>
+          <w:bCs/>
+          <w:sz w:val="16"/>
+          <w:szCs w:val="16"/>
+        </w:rPr>
+        <w:t xml:space="preserve">LEY 29571, CÓDIGO DE PROTECCIÓN Y DEFENSA DEL CONSUMIDOR, publicado el 2 de setiembre de 2010 y modificado por Decreto Legislativo 1308 </w:t>
+      </w:r>
+    </w:p>
+    <w:p>
+      <w:pPr>
+        <w:pStyle w:val="Textonotapie"/>
+        <w:ind w:left="567" w:right="-1"/>
+        <w:contextualSpacing/>
+        <w:jc w:val="both"/>
+        <w:rPr>
+          <w:rFonts w:ascii="Arial Narrow" w:eastAsia="Arial Narrow" w:hAnsi="Arial Narrow" w:cs="Arial Narrow"/>
+          <w:b/>
+          <w:bCs/>
+          <w:sz w:val="16"/>
+          <w:szCs w:val="16"/>
+        </w:rPr>
+      </w:pPr>
+      <w:r>
+        <w:rPr>
+          <w:rFonts w:ascii="Arial Narrow" w:eastAsia="Arial Narrow" w:hAnsi="Arial Narrow" w:cs="Arial Narrow"/>
+          <w:b/>
+          <w:bCs/>
+          <w:sz w:val="16"/>
+          <w:szCs w:val="16"/>
+        </w:rPr>
+        <w:t xml:space="preserve">Artículo 18.- Idoneidad </w:t>
+      </w:r>
+    </w:p>
+    <w:p>
+      <w:pPr>
+        <w:pStyle w:val="Textonotapie"/>
+        <w:ind w:left="567" w:right="-1"/>
+        <w:contextualSpacing/>
+        <w:jc w:val="both"/>
+        <w:rPr>
+          <w:rFonts w:ascii="Arial Narrow" w:eastAsia="Arial Narrow" w:hAnsi="Arial Narrow" w:cs="Arial Narrow"/>
+          <w:sz w:val="16"/>
+          <w:szCs w:val="16"/>
+        </w:rPr>
+      </w:pPr>
+      <w:r>
+        <w:rPr>
+          <w:rFonts w:ascii="Arial Narrow" w:eastAsia="Arial Narrow" w:hAnsi="Arial Narrow" w:cs="Arial Narrow"/>
+          <w:sz w:val="16"/>
+          <w:szCs w:val="16"/>
+        </w:rPr>
+        <w:t xml:space="preserve">Se entiende por idoneidad la correspondencia entre lo que un consumidor espera y lo que efectivamente recibe, en función a lo que se le hubiera ofrecido, la publicidad e información transmitida, las condiciones y circunstancias de la transacción, las características y naturaleza del producto o servicio, el precio, entre otros factores, atendiendo a las circunstancias del caso. </w:t>
+      </w:r>
+    </w:p>
+    <w:p>
+      <w:pPr>
+        <w:pStyle w:val="Textonotapie"/>
+        <w:ind w:left="567" w:right="-1"/>
+        <w:contextualSpacing/>
+        <w:jc w:val="both"/>
+        <w:rPr>
+          <w:rFonts w:ascii="Arial Narrow" w:eastAsia="Arial Narrow" w:hAnsi="Arial Narrow" w:cs="Arial Narrow"/>
+          <w:sz w:val="16"/>
+          <w:szCs w:val="16"/>
+        </w:rPr>
+      </w:pPr>
+      <w:r>
+        <w:rPr>
+          <w:rFonts w:ascii="Arial Narrow" w:eastAsia="Arial Narrow" w:hAnsi="Arial Narrow" w:cs="Arial Narrow"/>
+          <w:sz w:val="16"/>
+          <w:szCs w:val="16"/>
+        </w:rPr>
+        <w:t xml:space="preserve">La idoneidad es evaluada en función a la propia naturaleza del producto o servicio y a su aptitud para satisfacer la finalidad para la cual ha sido puesto en el mercado. Las autorizaciones por parte de los organismos del Estado para la fabricación de un producto o la prestación de un servicio, en los casos que sea necesario, no eximen de responsabilidad al proveedor frente al consumidor. </w:t>
+      </w:r>
+    </w:p>
+    <w:p>
+      <w:pPr>
+        <w:pStyle w:val="Textonotapie"/>
+        <w:ind w:left="567" w:right="-1"/>
+        <w:contextualSpacing/>
+        <w:jc w:val="both"/>
+        <w:rPr>
+          <w:rFonts w:ascii="Arial Narrow" w:eastAsia="Arial Narrow" w:hAnsi="Arial Narrow" w:cs="Arial Narrow"/>
+          <w:sz w:val="16"/>
+          <w:szCs w:val="16"/>
+        </w:rPr>
+      </w:pPr>
+      <w:r>
+        <w:rPr>
+          <w:rFonts w:ascii="Arial Narrow" w:eastAsia="Arial Narrow" w:hAnsi="Arial Narrow" w:cs="Arial Narrow"/>
+          <w:b/>
+          <w:bCs/>
+          <w:sz w:val="16"/>
+          <w:szCs w:val="16"/>
+        </w:rPr>
+        <w:t xml:space="preserve">Artículo 19.- Obligación de los proveedores </w:t>
+      </w:r>
+    </w:p>
+    <w:p>
+      <w:pPr>
+        <w:pStyle w:val="Textonotapie"/>
+        <w:ind w:left="567" w:right="-1"/>
+        <w:contextualSpacing/>
+        <w:jc w:val="both"/>
+        <w:rPr>
+          <w:rFonts w:ascii="Arial Narrow" w:eastAsia="Arial Narrow" w:hAnsi="Arial Narrow" w:cs="Arial Narrow"/>
+          <w:sz w:val="16"/>
+          <w:szCs w:val="16"/>
+        </w:rPr>
+      </w:pPr>
+      <w:r>
+        <w:rPr>
+          <w:rFonts w:ascii="Arial Narrow" w:eastAsia="Arial Narrow" w:hAnsi="Arial Narrow" w:cs="Arial Narrow"/>
+          <w:sz w:val="16"/>
+          <w:szCs w:val="16"/>
+        </w:rPr>
+        <w:t>El proveedor responde por la idoneidad y calidad de los productos y servicios ofrecidos; por la autenticidad de las marcas y leyendas que exhiben sus productos o del signo que respalda al prestador del servicio, por la falta de conformidad entre la publicidad comercial de los productos y servicios y estos, así como por el contenido y la vida útil del producto indicado en el envase, en lo que corresponda.</w:t>
+      </w:r>
+    </w:p>
     <w:p>
       <w:pPr>
         <w:pStyle w:val="Textonotapie"/>
@@ -7729,167 +7953,9 @@
           <w:szCs w:val="16"/>
         </w:rPr>
       </w:pPr>
-      <w:r>
-        <w:rPr>
-          <w:rStyle w:val="Refdenotaalpie"/>
-          <w:rFonts w:ascii="Arial Narrow" w:eastAsia="Arial Narrow" w:hAnsi="Arial Narrow" w:cs="Arial Narrow"/>
-          <w:sz w:val="16"/>
-          <w:szCs w:val="16"/>
-          <w:vertAlign w:val="superscript"/>
-        </w:rPr>
-        <w:footnoteRef/>
-      </w:r>
-      <w:r>
-        <w:rPr>
-          <w:rFonts w:ascii="Arial Narrow" w:eastAsia="Arial Narrow" w:hAnsi="Arial Narrow" w:cs="Arial Narrow"/>
-          <w:sz w:val="16"/>
-          <w:szCs w:val="16"/>
-        </w:rPr>
-        <w:t xml:space="preserve"> </w:t>
-      </w:r>
-      <w:r>
-        <w:rPr>
-          <w:rFonts w:ascii="Arial Narrow" w:eastAsia="Arial Narrow" w:hAnsi="Arial Narrow" w:cs="Arial Narrow"/>
-          <w:sz w:val="16"/>
-          <w:szCs w:val="16"/>
-        </w:rPr>
-        <w:tab/>
-      </w:r>
-      <w:r>
-        <w:rPr>
-          <w:rFonts w:ascii="Arial Narrow" w:eastAsia="Arial Narrow" w:hAnsi="Arial Narrow" w:cs="Arial Narrow"/>
-          <w:b/>
-          <w:bCs/>
-          <w:sz w:val="16"/>
-          <w:szCs w:val="16"/>
-        </w:rPr>
-        <w:t xml:space="preserve">LEY 29571, CÓDIGO DE PROTECCIÓN Y DEFENSA DEL CONSUMIDOR, publicado el 2 de setiembre de 2010 y modificado por Decreto Legislativo 1308 </w:t>
-      </w:r>
-    </w:p>
-    <w:p>
-      <w:pPr>
-        <w:pStyle w:val="Textonotapie"/>
-        <w:ind w:left="567" w:right="-1"/>
-        <w:contextualSpacing/>
-        <w:jc w:val="both"/>
-        <w:rPr>
-          <w:rFonts w:ascii="Arial Narrow" w:eastAsia="Arial Narrow" w:hAnsi="Arial Narrow" w:cs="Arial Narrow"/>
-          <w:b/>
-          <w:bCs/>
-          <w:sz w:val="16"/>
-          <w:szCs w:val="16"/>
-        </w:rPr>
-      </w:pPr>
-      <w:r>
-        <w:rPr>
-          <w:rFonts w:ascii="Arial Narrow" w:eastAsia="Arial Narrow" w:hAnsi="Arial Narrow" w:cs="Arial Narrow"/>
-          <w:b/>
-          <w:bCs/>
-          <w:sz w:val="16"/>
-          <w:szCs w:val="16"/>
-        </w:rPr>
-        <w:t xml:space="preserve">Artículo 18.- Idoneidad </w:t>
-      </w:r>
-    </w:p>
-    <w:p>
-      <w:pPr>
-        <w:pStyle w:val="Textonotapie"/>
-        <w:ind w:left="567" w:right="-1"/>
-        <w:contextualSpacing/>
-        <w:jc w:val="both"/>
-        <w:rPr>
-          <w:rFonts w:ascii="Arial Narrow" w:eastAsia="Arial Narrow" w:hAnsi="Arial Narrow" w:cs="Arial Narrow"/>
-          <w:sz w:val="16"/>
-          <w:szCs w:val="16"/>
-        </w:rPr>
-      </w:pPr>
-      <w:r>
-        <w:rPr>
-          <w:rFonts w:ascii="Arial Narrow" w:eastAsia="Arial Narrow" w:hAnsi="Arial Narrow" w:cs="Arial Narrow"/>
-          <w:sz w:val="16"/>
-          <w:szCs w:val="16"/>
-        </w:rPr>
-        <w:t xml:space="preserve">Se entiende por idoneidad la correspondencia entre lo que un consumidor espera y lo que efectivamente recibe, en función a lo que se le hubiera ofrecido, la publicidad e información transmitida, las condiciones y circunstancias de la transacción, las características y naturaleza del producto o servicio, el precio, entre otros factores, atendiendo a las circunstancias del caso. </w:t>
-      </w:r>
-    </w:p>
-    <w:p>
-      <w:pPr>
-        <w:pStyle w:val="Textonotapie"/>
-        <w:ind w:left="567" w:right="-1"/>
-        <w:contextualSpacing/>
-        <w:jc w:val="both"/>
-        <w:rPr>
-          <w:rFonts w:ascii="Arial Narrow" w:eastAsia="Arial Narrow" w:hAnsi="Arial Narrow" w:cs="Arial Narrow"/>
-          <w:sz w:val="16"/>
-          <w:szCs w:val="16"/>
-        </w:rPr>
-      </w:pPr>
-      <w:r>
-        <w:rPr>
-          <w:rFonts w:ascii="Arial Narrow" w:eastAsia="Arial Narrow" w:hAnsi="Arial Narrow" w:cs="Arial Narrow"/>
-          <w:sz w:val="16"/>
-          <w:szCs w:val="16"/>
-        </w:rPr>
-        <w:t xml:space="preserve">La idoneidad es evaluada en función a la propia naturaleza del producto o servicio y a su aptitud para satisfacer la finalidad para la cual ha sido puesto en el mercado. Las autorizaciones por parte de los organismos del Estado para la fabricación de un producto o la prestación de un servicio, en los casos que sea necesario, no eximen de responsabilidad al proveedor frente al consumidor. </w:t>
-      </w:r>
-    </w:p>
-    <w:p>
-      <w:pPr>
-        <w:pStyle w:val="Textonotapie"/>
-        <w:ind w:left="567" w:right="-1"/>
-        <w:contextualSpacing/>
-        <w:jc w:val="both"/>
-        <w:rPr>
-          <w:rFonts w:ascii="Arial Narrow" w:eastAsia="Arial Narrow" w:hAnsi="Arial Narrow" w:cs="Arial Narrow"/>
-          <w:sz w:val="16"/>
-          <w:szCs w:val="16"/>
-        </w:rPr>
-      </w:pPr>
-    </w:p>
-    <w:p>
-      <w:pPr>
-        <w:pStyle w:val="Textonotapie"/>
-        <w:ind w:left="567" w:right="-1"/>
-        <w:contextualSpacing/>
-        <w:jc w:val="both"/>
-        <w:rPr>
-          <w:rFonts w:ascii="Arial Narrow" w:eastAsia="Arial Narrow" w:hAnsi="Arial Narrow" w:cs="Arial Narrow"/>
-          <w:sz w:val="16"/>
-          <w:szCs w:val="16"/>
-        </w:rPr>
-      </w:pPr>
-      <w:r>
-        <w:rPr>
-          <w:rFonts w:ascii="Arial Narrow" w:eastAsia="Arial Narrow" w:hAnsi="Arial Narrow" w:cs="Arial Narrow"/>
-          <w:b/>
-          <w:bCs/>
-          <w:sz w:val="16"/>
-          <w:szCs w:val="16"/>
-        </w:rPr>
-        <w:t xml:space="preserve">Artículo 19.- Obligación de los proveedores </w:t>
-      </w:r>
-    </w:p>
-    <w:p>
-      <w:pPr>
-        <w:pStyle w:val="Textonotapie"/>
-        <w:ind w:left="567" w:right="-1"/>
-        <w:contextualSpacing/>
-        <w:jc w:val="both"/>
-        <w:rPr>
-          <w:rFonts w:ascii="Arial Narrow" w:eastAsia="Arial Narrow" w:hAnsi="Arial Narrow" w:cs="Arial Narrow"/>
-          <w:sz w:val="16"/>
-          <w:szCs w:val="16"/>
-        </w:rPr>
-      </w:pPr>
-      <w:r>
-        <w:rPr>
-          <w:rFonts w:ascii="Arial Narrow" w:eastAsia="Arial Narrow" w:hAnsi="Arial Narrow" w:cs="Arial Narrow"/>
-          <w:sz w:val="16"/>
-          <w:szCs w:val="16"/>
-        </w:rPr>
-        <w:t>El proveedor responde por la idoneidad y calidad de los productos y servicios ofrecidos; por la autenticidad de las marcas y leyendas que exhiben sus productos o del signo que respalda al prestador del servicio, por la falta de conformidad entre la publicidad comercial de los productos y servicios y estos, así como por el contenido y la vida útil del producto indicado en el envase, en lo que corresponda.</w:t>
-      </w:r>
-    </w:p>
+    </w:p>
+  </w:footnote>
+  <w:footnote w:id="6">
     <w:p>
       <w:pPr>
         <w:pStyle w:val="Textonotapie"/>
@@ -7901,15 +7967,56 @@
         <w:jc w:val="both"/>
         <w:rPr>
           <w:rFonts w:ascii="Arial Narrow" w:eastAsia="Arial Narrow" w:hAnsi="Arial Narrow" w:cs="Arial Narrow"/>
+          <w:sz w:val="16"/>
+          <w:szCs w:val="16"/>
+        </w:rPr>
+      </w:pPr>
+      <w:r>
+        <w:rPr>
+          <w:rStyle w:val="Refdenotaalpie"/>
+          <w:rFonts w:ascii="Arial Narrow" w:eastAsia="Arial Narrow" w:hAnsi="Arial Narrow" w:cs="Arial Narrow"/>
+          <w:sz w:val="16"/>
+          <w:szCs w:val="16"/>
+          <w:vertAlign w:val="superscript"/>
+        </w:rPr>
+        <w:footnoteRef/>
+      </w:r>
+      <w:r>
+        <w:rPr>
+          <w:rFonts w:ascii="Arial Narrow" w:eastAsia="Arial Narrow" w:hAnsi="Arial Narrow" w:cs="Arial Narrow"/>
+          <w:sz w:val="16"/>
+          <w:szCs w:val="16"/>
+        </w:rPr>
+        <w:tab/>
+        <w:t xml:space="preserve"/>
+      </w:r>
+      <w:r>
+        <w:rPr>
+          <w:rFonts w:ascii="Arial Narrow" w:eastAsia="Arial Narrow" w:hAnsi="Arial Narrow" w:cs="Arial Narrow"/>
+          <w:sz w:val="16"/>
+          <w:szCs w:val="16"/>
+        </w:rPr>
+        <w:tab/>
+      </w:r>
+      <w:r>
+        <w:rPr>
+          <w:rFonts w:ascii="Arial Narrow" w:eastAsia="Arial Narrow" w:hAnsi="Arial Narrow" w:cs="Arial Narrow"/>
           <w:b/>
           <w:bCs/>
           <w:sz w:val="16"/>
           <w:szCs w:val="16"/>
         </w:rPr>
-      </w:pPr>
-    </w:p>
-  </w:footnote>
-  <w:footnote w:id="6">
+        <w:t>LEY SOBRE FACULTADES, NORMAS Y ORGANIZACIÓN DEL INDECOPI, APROBADA POR DECRETO LEGISLATIVO 807 Artículo 24.-</w:t>
+      </w:r>
+      <w:r>
+        <w:rPr>
+          <w:rFonts w:ascii="Arial Narrow" w:eastAsia="Arial Narrow" w:hAnsi="Arial Narrow" w:cs="Arial Narrow"/>
+          <w:sz w:val="16"/>
+          <w:szCs w:val="16"/>
+        </w:rPr>
+        <w:t xml:space="preserve"> El Secretario Técnico se encargará de la tramitación del procedimiento. Para ello, cuenta con las siguientes facultades:</w:t>
+      </w:r>
+    </w:p>
     <w:p>
       <w:pPr>
         <w:pStyle w:val="Textonotapie"/>
@@ -7927,47 +8034,12 @@
       </w:pPr>
       <w:r>
         <w:rPr>
-          <w:rStyle w:val="Refdenotaalpie"/>
-          <w:rFonts w:ascii="Arial Narrow" w:eastAsia="Arial Narrow" w:hAnsi="Arial Narrow" w:cs="Arial Narrow"/>
-          <w:sz w:val="16"/>
-          <w:szCs w:val="16"/>
-          <w:vertAlign w:val="superscript"/>
-        </w:rPr>
-        <w:footnoteRef/>
-      </w:r>
-      <w:r>
-        <w:rPr>
-          <w:rFonts w:ascii="Arial Narrow" w:eastAsia="Arial Narrow" w:hAnsi="Arial Narrow" w:cs="Arial Narrow"/>
-          <w:sz w:val="16"/>
-          <w:szCs w:val="16"/>
-        </w:rPr>
-        <w:t xml:space="preserve"> </w:t>
-      </w:r>
-      <w:r>
-        <w:rPr>
           <w:rFonts w:ascii="Arial Narrow" w:eastAsia="Arial Narrow" w:hAnsi="Arial Narrow" w:cs="Arial Narrow"/>
           <w:sz w:val="16"/>
           <w:szCs w:val="16"/>
         </w:rPr>
         <w:tab/>
-      </w:r>
-      <w:r>
-        <w:rPr>
-          <w:rFonts w:ascii="Arial Narrow" w:eastAsia="Arial Narrow" w:hAnsi="Arial Narrow" w:cs="Arial Narrow"/>
-          <w:b/>
-          <w:bCs/>
-          <w:sz w:val="16"/>
-          <w:szCs w:val="16"/>
-        </w:rPr>
-        <w:t>LEY SOBRE FACULTADES, NORMAS Y ORGANIZACIÓN DEL INDECOPI, APROBADA POR DECRETO LEGISLATIVO 807 Artículo 24.-</w:t>
-      </w:r>
-      <w:r>
-        <w:rPr>
-          <w:rFonts w:ascii="Arial Narrow" w:eastAsia="Arial Narrow" w:hAnsi="Arial Narrow" w:cs="Arial Narrow"/>
-          <w:sz w:val="16"/>
-          <w:szCs w:val="16"/>
-        </w:rPr>
-        <w:t xml:space="preserve"> El Secretario Técnico se encargará de la tramitación del procedimiento. Para ello, cuenta con las siguientes facultades:</w:t>
+        <w:t xml:space="preserve">(...) </w:t>
       </w:r>
     </w:p>
     <w:p>
@@ -7992,7 +8064,7 @@
           <w:szCs w:val="16"/>
         </w:rPr>
         <w:tab/>
-        <w:t xml:space="preserve">(...) </w:t>
+        <w:t xml:space="preserve">c) Admitir denuncias a trámite, en aquellos casos en que la Comisión le haya delegado esta facultad. </w:t>
       </w:r>
     </w:p>
     <w:p>
@@ -8017,7 +8089,7 @@
           <w:szCs w:val="16"/>
         </w:rPr>
         <w:tab/>
-        <w:t xml:space="preserve">c) Admitir denuncias a trámite, en aquellos casos en que la Comisión le haya delegado esta facultad. </w:t>
+        <w:t>(...).</w:t>
       </w:r>
     </w:p>
     <w:p>
@@ -8035,6 +8107,34 @@
           <w:szCs w:val="16"/>
         </w:rPr>
       </w:pPr>
+    </w:p>
+  </w:footnote>
+  <w:footnote w:id="7">
+    <w:p>
+      <w:pPr>
+        <w:pStyle w:val="Textonotapie"/>
+        <w:tabs>
+          <w:tab w:val="left" w:pos="567"/>
+        </w:tabs>
+        <w:ind w:left="567" w:hanging="567"/>
+        <w:contextualSpacing/>
+        <w:jc w:val="both"/>
+        <w:rPr>
+          <w:rFonts w:ascii="Arial Narrow" w:eastAsia="Arial Narrow" w:hAnsi="Arial Narrow" w:cs="Arial Narrow"/>
+          <w:sz w:val="16"/>
+          <w:szCs w:val="16"/>
+        </w:rPr>
+      </w:pPr>
+      <w:r>
+        <w:rPr>
+          <w:rStyle w:val="Refdenotaalpie"/>
+          <w:rFonts w:ascii="Arial Narrow" w:eastAsia="Arial Narrow" w:hAnsi="Arial Narrow" w:cs="Arial Narrow"/>
+          <w:sz w:val="16"/>
+          <w:szCs w:val="16"/>
+          <w:vertAlign w:val="superscript"/>
+        </w:rPr>
+        <w:footnoteRef/>
+      </w:r>
       <w:r>
         <w:rPr>
           <w:rFonts w:ascii="Arial Narrow" w:eastAsia="Arial Narrow" w:hAnsi="Arial Narrow" w:cs="Arial Narrow"/>
@@ -8042,9 +8142,701 @@
           <w:szCs w:val="16"/>
         </w:rPr>
         <w:tab/>
-        <w:t>(...).</w:t>
-      </w:r>
-    </w:p>
+        <w:t xml:space="preserve"/>
+      </w:r>
+      <w:r>
+        <w:rPr>
+          <w:rFonts w:ascii="Arial Narrow" w:eastAsia="Arial Narrow" w:hAnsi="Arial Narrow" w:cs="Arial Narrow"/>
+          <w:sz w:val="16"/>
+          <w:szCs w:val="16"/>
+        </w:rPr>
+        <w:tab/>
+        <w:t xml:space="preserve">El número de trabajadores se atenderá siempre que la empresa haya sido constituida antes de la vigencia de la Ley 30056, publicada el 2 de julio de 2013, que modificó el artículo 5 del Texto Único Ordenado de la Ley de Promoción de la Competitividad, Formalización y Desarrollo de la Micro y Pequeña Empresa y de Acceso al Empleo Decente (LEY MYPE). Ello, en la medida que la Tercera Disposición Complementaria Transitoria de la norma modificatoria precisa que las empresas constituidas antes de la </w:t>
+      </w:r>
+      <w:proofErr w:type="gramStart"/>
+      <w:r>
+        <w:rPr>
+          <w:rFonts w:ascii="Arial Narrow" w:eastAsia="Arial Narrow" w:hAnsi="Arial Narrow" w:cs="Arial Narrow"/>
+          <w:sz w:val="16"/>
+          <w:szCs w:val="16"/>
+        </w:rPr>
+        <w:t>entrada en vigencia</w:t>
+      </w:r>
+      <w:proofErr w:type="gramEnd"/>
+      <w:r>
+        <w:rPr>
+          <w:rFonts w:ascii="Arial Narrow" w:eastAsia="Arial Narrow" w:hAnsi="Arial Narrow" w:cs="Arial Narrow"/>
+          <w:sz w:val="16"/>
+          <w:szCs w:val="16"/>
+        </w:rPr>
+        <w:t xml:space="preserve"> de dicha Ley se rigen por los requisitos de acogimiento al régimen de las micro y pequeñas empresas regulados en el Decreto Legislativo 1086.</w:t>
+      </w:r>
+    </w:p>
+    <w:p>
+      <w:pPr>
+        <w:pStyle w:val="Textonotapie"/>
+        <w:ind w:left="567" w:hanging="567"/>
+        <w:contextualSpacing/>
+        <w:jc w:val="both"/>
+        <w:rPr>
+          <w:rFonts w:ascii="Arial Narrow" w:eastAsia="Arial Narrow" w:hAnsi="Arial Narrow" w:cs="Arial Narrow"/>
+          <w:sz w:val="16"/>
+          <w:szCs w:val="16"/>
+        </w:rPr>
+      </w:pPr>
+    </w:p>
+  </w:footnote>
+  <w:footnote w:id="8">
+    <w:p>
+      <w:pPr>
+        <w:pStyle w:val="Textonotapie"/>
+        <w:tabs>
+          <w:tab w:val="left" w:pos="567"/>
+        </w:tabs>
+        <w:ind w:left="567" w:hanging="567"/>
+        <w:contextualSpacing/>
+        <w:jc w:val="both"/>
+        <w:rPr>
+          <w:rFonts w:ascii="Arial Narrow" w:eastAsia="Arial Narrow" w:hAnsi="Arial Narrow" w:cs="Arial Narrow"/>
+          <w:sz w:val="16"/>
+          <w:szCs w:val="16"/>
+        </w:rPr>
+      </w:pPr>
+      <w:r>
+        <w:rPr>
+          <w:rStyle w:val="Refdenotaalpie"/>
+          <w:rFonts w:ascii="Arial Narrow" w:eastAsia="Arial Narrow" w:hAnsi="Arial Narrow" w:cs="Arial Narrow"/>
+          <w:sz w:val="16"/>
+          <w:szCs w:val="16"/>
+          <w:vertAlign w:val="superscript"/>
+        </w:rPr>
+        <w:footnoteRef/>
+      </w:r>
+      <w:r>
+        <w:rPr>
+          <w:rFonts w:ascii="Arial Narrow" w:eastAsia="Arial Narrow" w:hAnsi="Arial Narrow" w:cs="Arial Narrow"/>
+          <w:sz w:val="16"/>
+          <w:szCs w:val="16"/>
+        </w:rPr>
+        <w:tab/>
+        <w:t xml:space="preserve"/>
+      </w:r>
+      <w:r>
+        <w:rPr>
+          <w:rFonts w:ascii="Arial Narrow" w:eastAsia="Arial Narrow" w:hAnsi="Arial Narrow" w:cs="Arial Narrow"/>
+          <w:sz w:val="16"/>
+          <w:szCs w:val="16"/>
+        </w:rPr>
+        <w:tab/>
+      </w:r>
+      <w:r>
+        <w:rPr>
+          <w:rFonts w:ascii="Arial Narrow" w:eastAsia="Arial Narrow" w:hAnsi="Arial Narrow" w:cs="Arial Narrow"/>
+          <w:b/>
+          <w:sz w:val="16"/>
+          <w:szCs w:val="16"/>
+        </w:rPr>
+        <w:t>LEY 29571, CÓDIGO DE PROTECCIÓN Y DEFENSA DEL CONSUMIDOR</w:t>
+      </w:r>
+      <w:r>
+        <w:rPr>
+          <w:rFonts w:ascii="Arial Narrow" w:eastAsia="Arial Narrow" w:hAnsi="Arial Narrow" w:cs="Arial Narrow"/>
+          <w:b/>
+          <w:bCs/>
+          <w:sz w:val="16"/>
+          <w:szCs w:val="16"/>
+        </w:rPr>
+        <w:t xml:space="preserve">, </w:t>
+      </w:r>
+      <w:r>
+        <w:rPr>
+          <w:rFonts w:ascii="Arial Narrow" w:eastAsia="Arial Narrow" w:hAnsi="Arial Narrow" w:cs="Arial Narrow"/>
+          <w:b/>
+          <w:sz w:val="16"/>
+          <w:szCs w:val="16"/>
+        </w:rPr>
+        <w:t>publicado el 2 de setiembre de 2010 y modificado por Decreto Legislativo 1308</w:t>
+      </w:r>
+    </w:p>
+    <w:p>
+      <w:pPr>
+        <w:pStyle w:val="Textonotapie"/>
+        <w:ind w:left="567" w:hanging="567"/>
+        <w:contextualSpacing/>
+        <w:jc w:val="both"/>
+        <w:rPr>
+          <w:rFonts w:ascii="Arial Narrow" w:eastAsia="Arial Narrow" w:hAnsi="Arial Narrow" w:cs="Arial Narrow"/>
+          <w:b/>
+          <w:bCs/>
+          <w:sz w:val="16"/>
+          <w:szCs w:val="16"/>
+        </w:rPr>
+      </w:pPr>
+      <w:r>
+        <w:rPr>
+          <w:rFonts w:ascii="Arial Narrow" w:eastAsia="Arial Narrow" w:hAnsi="Arial Narrow" w:cs="Arial Narrow"/>
+          <w:sz w:val="16"/>
+          <w:szCs w:val="16"/>
+        </w:rPr>
+        <w:tab/>
+      </w:r>
+      <w:r>
+        <w:rPr>
+          <w:rFonts w:ascii="Arial Narrow" w:eastAsia="Arial Narrow" w:hAnsi="Arial Narrow" w:cs="Arial Narrow"/>
+          <w:b/>
+          <w:bCs/>
+          <w:sz w:val="16"/>
+          <w:szCs w:val="16"/>
+        </w:rPr>
+        <w:t>Artículo 110.- Sanciones Administrativas</w:t>
+      </w:r>
+    </w:p>
+    <w:p>
+      <w:pPr>
+        <w:autoSpaceDE w:val="0"/>
+        <w:autoSpaceDN w:val="0"/>
+        <w:adjustRightInd w:val="0"/>
+        <w:spacing w:after="0" w:line="240" w:lineRule="auto"/>
+        <w:ind w:left="567"/>
+        <w:contextualSpacing/>
+        <w:jc w:val="both"/>
+        <w:rPr>
+          <w:rFonts w:ascii="Arial Narrow" w:eastAsia="Arial Narrow" w:hAnsi="Arial Narrow" w:cs="Arial Narrow"/>
+          <w:sz w:val="16"/>
+          <w:szCs w:val="16"/>
+          <w:lang w:eastAsia="es-PE"/>
+        </w:rPr>
+      </w:pPr>
+      <w:r>
+        <w:rPr>
+          <w:rFonts w:ascii="Arial Narrow" w:eastAsia="Arial Narrow" w:hAnsi="Arial Narrow" w:cs="Arial Narrow"/>
+          <w:sz w:val="16"/>
+          <w:szCs w:val="16"/>
+          <w:lang w:eastAsia="es-PE"/>
+        </w:rPr>
+        <w:t>(…)</w:t>
+      </w:r>
+    </w:p>
+    <w:p>
+      <w:pPr>
+        <w:autoSpaceDE w:val="0"/>
+        <w:autoSpaceDN w:val="0"/>
+        <w:adjustRightInd w:val="0"/>
+        <w:spacing w:after="0" w:line="240" w:lineRule="auto"/>
+        <w:ind w:left="567"/>
+        <w:contextualSpacing/>
+        <w:jc w:val="both"/>
+        <w:rPr>
+          <w:rFonts w:ascii="Arial Narrow" w:eastAsia="Arial Narrow" w:hAnsi="Arial Narrow" w:cs="Arial Narrow"/>
+          <w:sz w:val="16"/>
+          <w:szCs w:val="16"/>
+          <w:lang w:eastAsia="es-PE"/>
+        </w:rPr>
+      </w:pPr>
+      <w:r>
+        <w:rPr>
+          <w:rFonts w:ascii="Arial Narrow" w:eastAsia="Arial Narrow" w:hAnsi="Arial Narrow" w:cs="Arial Narrow"/>
+          <w:sz w:val="16"/>
+          <w:szCs w:val="16"/>
+          <w:lang w:eastAsia="es-PE"/>
+        </w:rPr>
+        <w:t>En el caso de las microempresas, la multa no puede superar el diez por ciento (10%) de las ventas o ingresos brutos percibidos por el infractor, relativos a todas sus actividades económicas, correspondientes al ejercicio inmediato anterior al de la expedición de la resolución de primera instancia, siempre que se haya acreditado dichos ingresos, no se encuentre en una situación de reincidencia y el caso no verse sobre la vida, salud o integridad de los consumidores. Para el caso de las pequeñas empresas, la multa no puede superar el veinte por ciento (20%) de las ventas o ingresos brutos percibidos por el infractor, conforme a los requisitos señalados anteriormente.</w:t>
+      </w:r>
+    </w:p>
+    <w:p>
+      <w:pPr>
+        <w:autoSpaceDE w:val="0"/>
+        <w:autoSpaceDN w:val="0"/>
+        <w:adjustRightInd w:val="0"/>
+        <w:spacing w:after="0" w:line="240" w:lineRule="auto"/>
+        <w:ind w:left="567"/>
+        <w:contextualSpacing/>
+        <w:jc w:val="both"/>
+        <w:rPr>
+          <w:rFonts w:ascii="Arial Narrow" w:eastAsia="Arial Narrow" w:hAnsi="Arial Narrow" w:cs="Arial Narrow"/>
+          <w:sz w:val="16"/>
+          <w:szCs w:val="16"/>
+          <w:lang w:eastAsia="es-PE"/>
+        </w:rPr>
+      </w:pPr>
+      <w:r>
+        <w:rPr>
+          <w:rFonts w:ascii="Arial Narrow" w:eastAsia="Arial Narrow" w:hAnsi="Arial Narrow" w:cs="Arial Narrow"/>
+          <w:sz w:val="16"/>
+          <w:szCs w:val="16"/>
+          <w:lang w:eastAsia="es-PE"/>
+        </w:rPr>
+        <w:t>(…).</w:t>
+      </w:r>
+    </w:p>
+    <w:p>
+      <w:pPr>
+        <w:pStyle w:val="Textonotapie"/>
+        <w:ind w:left="567" w:hanging="567"/>
+        <w:contextualSpacing/>
+        <w:jc w:val="both"/>
+        <w:rPr>
+          <w:rFonts w:ascii="Arial Narrow" w:eastAsia="Arial Narrow" w:hAnsi="Arial Narrow" w:cs="Arial Narrow"/>
+          <w:sz w:val="16"/>
+          <w:szCs w:val="16"/>
+        </w:rPr>
+      </w:pPr>
+    </w:p>
+  </w:footnote>
+  <w:footnote w:id="9">
+    <w:p>
+      <w:pPr>
+        <w:pStyle w:val="Textonotapie"/>
+        <w:tabs>
+          <w:tab w:val="left" w:pos="567"/>
+        </w:tabs>
+        <w:ind w:left="567" w:hanging="567"/>
+        <w:contextualSpacing/>
+        <w:jc w:val="both"/>
+        <w:rPr>
+          <w:rFonts w:ascii="Arial Narrow" w:eastAsia="Arial Narrow" w:hAnsi="Arial Narrow" w:cs="Arial Narrow"/>
+          <w:sz w:val="16"/>
+          <w:szCs w:val="16"/>
+        </w:rPr>
+      </w:pPr>
+      <w:r>
+        <w:rPr>
+          <w:rStyle w:val="Refdenotaalpie"/>
+          <w:rFonts w:ascii="Arial Narrow" w:eastAsia="Arial Narrow" w:hAnsi="Arial Narrow" w:cs="Arial Narrow"/>
+          <w:sz w:val="16"/>
+          <w:szCs w:val="16"/>
+          <w:vertAlign w:val="superscript"/>
+        </w:rPr>
+        <w:footnoteRef/>
+      </w:r>
+      <w:r>
+        <w:rPr>
+          <w:rFonts w:ascii="Arial Narrow" w:eastAsia="Arial Narrow" w:hAnsi="Arial Narrow" w:cs="Arial Narrow"/>
+          <w:sz w:val="16"/>
+          <w:szCs w:val="16"/>
+        </w:rPr>
+        <w:tab/>
+      </w:r>
+      <w:r>
+        <w:rPr>
+          <w:rFonts w:ascii="Arial Narrow" w:eastAsia="Arial Narrow" w:hAnsi="Arial Narrow" w:cs="Arial Narrow"/>
+          <w:b/>
+          <w:bCs/>
+          <w:sz w:val="16"/>
+          <w:szCs w:val="16"/>
+        </w:rPr>
+        <w:t xml:space="preserve">DECRETO LEGISLATIVO 807, LEY SOBRE FACULTADES, NORMAS Y ORGANIZACIÓN DEL INDECOPI, publicado el 18 de abril de 1996</w:t>
+      </w:r>
+    </w:p>
+    <w:p>
+      <w:pPr>
+        <w:pStyle w:val="Textonotapie"/>
+        <w:ind w:left="567" w:hanging="567"/>
+        <w:contextualSpacing/>
+        <w:jc w:val="both"/>
+        <w:rPr>
+          <w:rFonts w:ascii="Arial Narrow" w:eastAsia="Arial Narrow" w:hAnsi="Arial Narrow" w:cs="Arial Narrow"/>
+          <w:sz w:val="16"/>
+          <w:szCs w:val="16"/>
+        </w:rPr>
+      </w:pPr>
+      <w:r>
+        <w:rPr>
+          <w:rFonts w:ascii="Arial Narrow" w:eastAsia="Arial Narrow" w:hAnsi="Arial Narrow" w:cs="Arial Narrow"/>
+          <w:sz w:val="16"/>
+          <w:szCs w:val="16"/>
+        </w:rPr>
+        <w:tab/>
+      </w:r>
+      <w:r>
+        <w:rPr>
+          <w:rFonts w:ascii="Arial Narrow" w:eastAsia="Arial Narrow" w:hAnsi="Arial Narrow" w:cs="Arial Narrow"/>
+          <w:b/>
+          <w:bCs/>
+          <w:sz w:val="16"/>
+          <w:szCs w:val="16"/>
+        </w:rPr>
+        <w:t xml:space="preserve">Artículo 26.-</w:t>
+      </w:r>
+      <w:r>
+        <w:rPr>
+          <w:rFonts w:ascii="Arial Narrow" w:eastAsia="Arial Narrow" w:hAnsi="Arial Narrow" w:cs="Arial Narrow"/>
+          <w:sz w:val="16"/>
+          <w:szCs w:val="16"/>
+        </w:rPr>
+        <w:t xml:space="preserve"> Una vez admitida a trámite la denuncia, se correrá traslado de la misma al denunciado, a fin de que éste presente su descargo. El plazo para la presentación del descargo será de cinco (5) días contados desde la notificación, vencido el cual, el Secretario Técnico declarará en rebeldía al denunciado que no lo hubiera presentado.</w:t>
+      </w:r>
+    </w:p>
+    <w:p>
+      <w:pPr>
+        <w:pStyle w:val="Textonotapie"/>
+        <w:ind w:left="567" w:hanging="567"/>
+        <w:contextualSpacing/>
+        <w:jc w:val="both"/>
+        <w:rPr>
+          <w:rFonts w:ascii="Arial Narrow" w:eastAsia="Arial Narrow" w:hAnsi="Arial Narrow" w:cs="Arial Narrow"/>
+          <w:sz w:val="16"/>
+          <w:szCs w:val="16"/>
+        </w:rPr>
+      </w:pPr>
+    </w:p>
+  </w:footnote>
+  <w:footnote w:id="10">
+    <w:p>
+      <w:pPr>
+        <w:pStyle w:val="Textonotapie"/>
+        <w:tabs>
+          <w:tab w:val="left" w:pos="567"/>
+        </w:tabs>
+        <w:ind w:left="567" w:hanging="567"/>
+        <w:contextualSpacing/>
+        <w:jc w:val="both"/>
+        <w:rPr>
+          <w:rFonts w:ascii="Arial Narrow" w:eastAsia="Arial Narrow" w:hAnsi="Arial Narrow" w:cs="Arial Narrow"/>
+          <w:sz w:val="16"/>
+          <w:szCs w:val="16"/>
+        </w:rPr>
+      </w:pPr>
+      <w:r>
+        <w:rPr>
+          <w:rStyle w:val="Refdenotaalpie"/>
+          <w:rFonts w:ascii="Arial Narrow" w:eastAsia="Arial Narrow" w:hAnsi="Arial Narrow" w:cs="Arial Narrow"/>
+          <w:sz w:val="16"/>
+          <w:szCs w:val="16"/>
+          <w:vertAlign w:val="superscript"/>
+        </w:rPr>
+        <w:footnoteRef/>
+      </w:r>
+      <w:r>
+        <w:rPr>
+          <w:rFonts w:ascii="Arial Narrow" w:eastAsia="Arial Narrow" w:hAnsi="Arial Narrow" w:cs="Arial Narrow"/>
+          <w:sz w:val="16"/>
+          <w:szCs w:val="16"/>
+        </w:rPr>
+        <w:tab/>
+      </w:r>
+      <w:r>
+        <w:rPr>
+          <w:rFonts w:ascii="Arial Narrow" w:eastAsia="Arial Narrow" w:hAnsi="Arial Narrow" w:cs="Arial Narrow"/>
+          <w:b/>
+          <w:bCs/>
+          <w:sz w:val="16"/>
+          <w:szCs w:val="16"/>
+        </w:rPr>
+        <w:t xml:space="preserve">DECRETO SUPREMO 006-2026-JUS, TEXTO ÚNICO ORDENADO DE LA LEY 27444, LEY DEL PROCEDIMIENTO ADMINISTRATIVO GENERAL, publicado el 30 de abril de 2026</w:t>
+      </w:r>
+    </w:p>
+    <w:p>
+      <w:pPr>
+        <w:pStyle w:val="Textonotapie"/>
+        <w:ind w:left="567" w:hanging="567"/>
+        <w:contextualSpacing/>
+        <w:jc w:val="both"/>
+        <w:rPr>
+          <w:rFonts w:ascii="Arial Narrow" w:eastAsia="Arial Narrow" w:hAnsi="Arial Narrow" w:cs="Arial Narrow"/>
+          <w:sz w:val="16"/>
+          <w:szCs w:val="16"/>
+        </w:rPr>
+      </w:pPr>
+      <w:r>
+        <w:rPr>
+          <w:rFonts w:ascii="Arial Narrow" w:eastAsia="Arial Narrow" w:hAnsi="Arial Narrow" w:cs="Arial Narrow"/>
+          <w:sz w:val="16"/>
+          <w:szCs w:val="16"/>
+        </w:rPr>
+        <w:tab/>
+      </w:r>
+      <w:r>
+        <w:rPr>
+          <w:rFonts w:ascii="Arial Narrow" w:eastAsia="Arial Narrow" w:hAnsi="Arial Narrow" w:cs="Arial Narrow"/>
+          <w:b/>
+          <w:bCs/>
+          <w:sz w:val="16"/>
+          <w:szCs w:val="16"/>
+        </w:rPr>
+        <w:t xml:space="preserve">Artículo 223.- Contestación de la reclamación</w:t>
+      </w:r>
+    </w:p>
+    <w:p>
+      <w:pPr>
+        <w:pStyle w:val="Textonotapie"/>
+        <w:ind w:left="567" w:hanging="567"/>
+        <w:contextualSpacing/>
+        <w:jc w:val="both"/>
+        <w:rPr>
+          <w:rFonts w:ascii="Arial Narrow" w:eastAsia="Arial Narrow" w:hAnsi="Arial Narrow" w:cs="Arial Narrow"/>
+          <w:sz w:val="16"/>
+          <w:szCs w:val="16"/>
+        </w:rPr>
+      </w:pPr>
+      <w:r>
+        <w:rPr>
+          <w:rFonts w:ascii="Arial Narrow" w:eastAsia="Arial Narrow" w:hAnsi="Arial Narrow" w:cs="Arial Narrow"/>
+          <w:sz w:val="16"/>
+          <w:szCs w:val="16"/>
+        </w:rPr>
+        <w:tab/>
+      </w:r>
+      <w:r>
+        <w:rPr>
+          <w:rFonts w:ascii="Arial Narrow" w:eastAsia="Arial Narrow" w:hAnsi="Arial Narrow" w:cs="Arial Narrow"/>
+          <w:sz w:val="16"/>
+          <w:szCs w:val="16"/>
+        </w:rPr>
+        <w:t xml:space="preserve">223.1 El reclamado deberá presentar la contestación de la reclamación dentro de los quince (15) días posteriores a la notificación de ésta; vencido este plazo, la Administración declarará en rebeldía al reclamado que no la hubiera presentado. La contestación deberá contener los requisitos de los escritos previstos en el artículo 113 de la presente Ley, así como la absolución de todos los asuntos controvertidos de hecho y de derecho, Las alegaciones y los hechos relevantes de la reclamación, salvo que hayan sido específicamente negadas en la contestación, se tendrán por aceptadas o merituadas como ciertas.</w:t>
+      </w:r>
+    </w:p>
+    <w:p>
+      <w:pPr>
+        <w:pStyle w:val="Textonotapie"/>
+        <w:ind w:left="567" w:hanging="567"/>
+        <w:contextualSpacing/>
+        <w:jc w:val="both"/>
+        <w:rPr>
+          <w:rFonts w:ascii="Arial Narrow" w:eastAsia="Arial Narrow" w:hAnsi="Arial Narrow" w:cs="Arial Narrow"/>
+          <w:sz w:val="16"/>
+          <w:szCs w:val="16"/>
+        </w:rPr>
+      </w:pPr>
+    </w:p>
+  </w:footnote>
+  <w:footnote w:id="11">
+    <w:p>
+      <w:pPr>
+        <w:tabs>
+          <w:tab w:val="left" w:pos="567"/>
+        </w:tabs>
+        <w:spacing w:after="0" w:line="240" w:lineRule="auto"/>
+        <w:ind w:left="567" w:hanging="567"/>
+        <w:contextualSpacing/>
+        <w:jc w:val="both"/>
+        <w:rPr>
+          <w:rFonts w:ascii="Arial Narrow" w:eastAsia="Arial Narrow" w:hAnsi="Arial Narrow" w:cs="Arial Narrow"/>
+          <w:sz w:val="16"/>
+          <w:szCs w:val="16"/>
+        </w:rPr>
+      </w:pPr>
+      <w:r>
+        <w:rPr>
+          <w:rStyle w:val="Refdenotaalpie"/>
+          <w:rFonts w:ascii="Arial Narrow" w:eastAsia="Arial Narrow" w:hAnsi="Arial Narrow" w:cs="Arial Narrow"/>
+          <w:sz w:val="16"/>
+          <w:szCs w:val="16"/>
+          <w:vertAlign w:val="superscript"/>
+        </w:rPr>
+        <w:footnoteRef/>
+      </w:r>
+      <w:r>
+        <w:rPr>
+          <w:rFonts w:ascii="Arial Narrow" w:eastAsia="Arial Narrow" w:hAnsi="Arial Narrow" w:cs="Arial Narrow"/>
+          <w:sz w:val="16"/>
+          <w:szCs w:val="16"/>
+          <w:vertAlign w:val="superscript"/>
+        </w:rPr>
+        <w:tab/>
+        <w:t xml:space="preserve"/>
+      </w:r>
+      <w:r>
+        <w:rPr>
+          <w:rFonts w:ascii="Arial Narrow" w:eastAsia="Arial Narrow" w:hAnsi="Arial Narrow" w:cs="Arial Narrow"/>
+          <w:sz w:val="16"/>
+          <w:szCs w:val="16"/>
+        </w:rPr>
+        <w:t xml:space="preserve"> </w:t>
+      </w:r>
+      <w:r>
+        <w:rPr>
+          <w:rFonts w:ascii="Arial Narrow" w:eastAsia="Arial Narrow" w:hAnsi="Arial Narrow" w:cs="Arial Narrow"/>
+          <w:sz w:val="16"/>
+          <w:szCs w:val="16"/>
+        </w:rPr>
+        <w:tab/>
+      </w:r>
+      <w:r>
+        <w:rPr>
+          <w:rFonts w:ascii="Arial Narrow" w:eastAsia="Arial Narrow" w:hAnsi="Arial Narrow" w:cs="Arial Narrow"/>
+          <w:b/>
+          <w:sz w:val="16"/>
+          <w:szCs w:val="16"/>
+        </w:rPr>
+        <w:t>LEY 29571, CÓDIGO DE PROTECCIÓN Y DEFENSA DEL CONSUMIDOR</w:t>
+      </w:r>
+      <w:r>
+        <w:rPr>
+          <w:rFonts w:ascii="Arial Narrow" w:eastAsia="Arial Narrow" w:hAnsi="Arial Narrow" w:cs="Arial Narrow"/>
+          <w:b/>
+          <w:bCs/>
+          <w:sz w:val="16"/>
+          <w:szCs w:val="16"/>
+        </w:rPr>
+        <w:t xml:space="preserve">, </w:t>
+      </w:r>
+      <w:r>
+        <w:rPr>
+          <w:rFonts w:ascii="Arial Narrow" w:eastAsia="Arial Narrow" w:hAnsi="Arial Narrow" w:cs="Arial Narrow"/>
+          <w:b/>
+          <w:sz w:val="16"/>
+          <w:szCs w:val="16"/>
+        </w:rPr>
+        <w:t>publicado el 2 de setiembre de 2010 y modificado por Decreto Legislativo 1308</w:t>
+      </w:r>
+    </w:p>
+    <w:p>
+      <w:pPr>
+        <w:spacing w:after="0" w:line="240" w:lineRule="auto"/>
+        <w:ind w:left="567" w:hanging="567"/>
+        <w:contextualSpacing/>
+        <w:jc w:val="both"/>
+        <w:rPr>
+          <w:rFonts w:ascii="Arial Narrow" w:eastAsia="Arial Narrow" w:hAnsi="Arial Narrow" w:cs="Arial Narrow"/>
+          <w:b/>
+          <w:sz w:val="16"/>
+          <w:szCs w:val="16"/>
+        </w:rPr>
+      </w:pPr>
+      <w:r>
+        <w:rPr>
+          <w:rFonts w:ascii="Arial Narrow" w:eastAsia="Arial Narrow" w:hAnsi="Arial Narrow" w:cs="Arial Narrow"/>
+          <w:b/>
+          <w:sz w:val="16"/>
+          <w:szCs w:val="16"/>
+        </w:rPr>
+        <w:tab/>
+        <w:t>Artículo 110.- Sanciones administrativas</w:t>
+      </w:r>
+    </w:p>
+    <w:p>
+      <w:pPr>
+        <w:spacing w:after="0" w:line="240" w:lineRule="auto"/>
+        <w:ind w:left="567"/>
+        <w:contextualSpacing/>
+        <w:jc w:val="both"/>
+        <w:rPr>
+          <w:rFonts w:ascii="Arial Narrow" w:eastAsia="Arial Narrow" w:hAnsi="Arial Narrow" w:cs="Arial Narrow"/>
+          <w:sz w:val="16"/>
+          <w:szCs w:val="16"/>
+        </w:rPr>
+      </w:pPr>
+      <w:r>
+        <w:rPr>
+          <w:rFonts w:ascii="Arial Narrow" w:eastAsia="Arial Narrow" w:hAnsi="Arial Narrow" w:cs="Arial Narrow"/>
+          <w:sz w:val="16"/>
+          <w:szCs w:val="16"/>
+        </w:rPr>
+        <w:t>El órgano resolutivo puede sancionar las infracciones administrativas a que se refiere el artículo 108 con amonestación y multas de hasta cuatrocientos cincuenta (450) Unidades Impositivas Tributarias (UIT), las cuales son calificadas de la siguiente manera:</w:t>
+      </w:r>
+    </w:p>
+    <w:p>
+      <w:pPr>
+        <w:numPr>
+          <w:ilvl w:val="0"/>
+          <w:numId w:val="2"/>
+        </w:numPr>
+        <w:spacing w:after="0" w:line="240" w:lineRule="auto"/>
+        <w:ind w:left="426" w:firstLine="141"/>
+        <w:contextualSpacing/>
+        <w:jc w:val="both"/>
+        <w:rPr>
+          <w:rFonts w:ascii="Arial Narrow" w:eastAsia="Arial Narrow" w:hAnsi="Arial Narrow" w:cs="Arial Narrow"/>
+          <w:sz w:val="16"/>
+          <w:szCs w:val="16"/>
+        </w:rPr>
+      </w:pPr>
+      <w:r>
+        <w:rPr>
+          <w:rFonts w:ascii="Arial Narrow" w:eastAsia="Arial Narrow" w:hAnsi="Arial Narrow" w:cs="Arial Narrow"/>
+          <w:sz w:val="16"/>
+          <w:szCs w:val="16"/>
+        </w:rPr>
+        <w:t>Infracciones leves, con una amonestación o con una multa de hasta cincuenta (50) UIT.</w:t>
+      </w:r>
+    </w:p>
+    <w:p>
+      <w:pPr>
+        <w:numPr>
+          <w:ilvl w:val="0"/>
+          <w:numId w:val="2"/>
+        </w:numPr>
+        <w:spacing w:after="0" w:line="240" w:lineRule="auto"/>
+        <w:ind w:left="426" w:firstLine="141"/>
+        <w:contextualSpacing/>
+        <w:jc w:val="both"/>
+        <w:rPr>
+          <w:rFonts w:ascii="Arial Narrow" w:eastAsia="Arial Narrow" w:hAnsi="Arial Narrow" w:cs="Arial Narrow"/>
+          <w:sz w:val="16"/>
+          <w:szCs w:val="16"/>
+        </w:rPr>
+      </w:pPr>
+      <w:r>
+        <w:rPr>
+          <w:rFonts w:ascii="Arial Narrow" w:eastAsia="Arial Narrow" w:hAnsi="Arial Narrow" w:cs="Arial Narrow"/>
+          <w:sz w:val="16"/>
+          <w:szCs w:val="16"/>
+        </w:rPr>
+        <w:t>Infracciones graves, con una multa de hasta ciento cincuenta (150) UIT.</w:t>
+      </w:r>
+    </w:p>
+    <w:p>
+      <w:pPr>
+        <w:numPr>
+          <w:ilvl w:val="0"/>
+          <w:numId w:val="2"/>
+        </w:numPr>
+        <w:spacing w:after="0" w:line="240" w:lineRule="auto"/>
+        <w:ind w:left="426" w:firstLine="141"/>
+        <w:contextualSpacing/>
+        <w:jc w:val="both"/>
+        <w:rPr>
+          <w:rFonts w:ascii="Arial Narrow" w:eastAsia="Arial Narrow" w:hAnsi="Arial Narrow" w:cs="Arial Narrow"/>
+          <w:sz w:val="16"/>
+          <w:szCs w:val="16"/>
+        </w:rPr>
+      </w:pPr>
+      <w:r>
+        <w:rPr>
+          <w:rFonts w:ascii="Arial Narrow" w:eastAsia="Arial Narrow" w:hAnsi="Arial Narrow" w:cs="Arial Narrow"/>
+          <w:sz w:val="16"/>
+          <w:szCs w:val="16"/>
+        </w:rPr>
+        <w:t>Infracciones muy graves, con una multa de hasta cuatrocientos cincuenta (450) UIT.</w:t>
+      </w:r>
+    </w:p>
+    <w:p>
+      <w:pPr>
+        <w:spacing w:after="0" w:line="240" w:lineRule="auto"/>
+        <w:ind w:left="567"/>
+        <w:contextualSpacing/>
+        <w:jc w:val="both"/>
+        <w:rPr>
+          <w:rFonts w:ascii="Arial Narrow" w:eastAsia="Arial Narrow" w:hAnsi="Arial Narrow" w:cs="Arial Narrow"/>
+          <w:sz w:val="16"/>
+          <w:szCs w:val="16"/>
+        </w:rPr>
+      </w:pPr>
+      <w:r>
+        <w:rPr>
+          <w:rFonts w:ascii="Arial Narrow" w:eastAsia="Arial Narrow" w:hAnsi="Arial Narrow" w:cs="Arial Narrow"/>
+          <w:sz w:val="16"/>
+          <w:szCs w:val="16"/>
+        </w:rPr>
+        <w:t>(…).</w:t>
+      </w:r>
+    </w:p>
+    <w:p>
+      <w:pPr>
+        <w:spacing w:after="0" w:line="240" w:lineRule="auto"/>
+        <w:ind w:left="567" w:hanging="567"/>
+        <w:contextualSpacing/>
+        <w:jc w:val="both"/>
+        <w:rPr>
+          <w:rFonts w:ascii="Arial Narrow" w:eastAsia="Arial Narrow" w:hAnsi="Arial Narrow" w:cs="Arial Narrow"/>
+          <w:sz w:val="16"/>
+          <w:szCs w:val="16"/>
+        </w:rPr>
+      </w:pPr>
+    </w:p>
+  </w:footnote>
+  <w:footnote w:id="12">
     <w:p>
       <w:pPr>
         <w:pStyle w:val="Textonotapie"/>
@@ -8056,40 +8848,56 @@
         <w:jc w:val="both"/>
         <w:rPr>
           <w:rFonts w:ascii="Arial Narrow" w:eastAsia="Arial Narrow" w:hAnsi="Arial Narrow" w:cs="Arial Narrow"/>
-          <w:sz w:val="16"/>
-          <w:szCs w:val="16"/>
-        </w:rPr>
-      </w:pPr>
-      <w:r>
-        <w:rPr>
-          <w:rFonts w:ascii="Arial Narrow" w:eastAsia="Arial Narrow" w:hAnsi="Arial Narrow" w:cs="Arial Narrow"/>
-          <w:sz w:val="16"/>
-          <w:szCs w:val="16"/>
-        </w:rPr>
-        <w:t xml:space="preserve">. </w:t>
-      </w:r>
-    </w:p>
-    <w:p>
-      <w:pPr>
-        <w:pStyle w:val="Textonotapie"/>
+          <w:b/>
+          <w:bCs/>
+          <w:sz w:val="16"/>
+          <w:szCs w:val="16"/>
+        </w:rPr>
+      </w:pPr>
+      <w:r>
+        <w:rPr>
+          <w:rStyle w:val="Refdenotaalpie"/>
+          <w:rFonts w:ascii="Arial Narrow" w:eastAsia="Arial Narrow" w:hAnsi="Arial Narrow" w:cs="Arial Narrow"/>
+          <w:sz w:val="16"/>
+          <w:szCs w:val="16"/>
+          <w:vertAlign w:val="superscript"/>
+        </w:rPr>
+        <w:footnoteRef/>
+      </w:r>
+      <w:r>
+        <w:rPr>
+          <w:rFonts w:ascii="Arial Narrow" w:eastAsia="Arial Narrow" w:hAnsi="Arial Narrow" w:cs="Arial Narrow"/>
+          <w:sz w:val="16"/>
+          <w:szCs w:val="16"/>
+        </w:rPr>
+        <w:tab/>
+        <w:t xml:space="preserve"/>
+      </w:r>
+      <w:r>
+        <w:rPr>
+          <w:rFonts w:ascii="Arial Narrow" w:eastAsia="Arial Narrow" w:hAnsi="Arial Narrow" w:cs="Arial Narrow"/>
+          <w:sz w:val="16"/>
+          <w:szCs w:val="16"/>
+        </w:rPr>
+        <w:tab/>
+      </w:r>
+      <w:r>
+        <w:rPr>
+          <w:rFonts w:ascii="Arial Narrow" w:eastAsia="Arial Narrow" w:hAnsi="Arial Narrow" w:cs="Arial Narrow"/>
+          <w:b/>
+          <w:bCs/>
+          <w:sz w:val="16"/>
+          <w:szCs w:val="16"/>
+        </w:rPr>
+        <w:t xml:space="preserve">LEY 29571, CÓDIGO DE PROTECCIÓN Y DEFENSA DEL CONSUMIDOR, publicado el 2 de setiembre de 2010 y modificado por Decreto Legislativo 1308 </w:t>
+      </w:r>
+    </w:p>
+    <w:p>
+      <w:pPr>
         <w:tabs>
           <w:tab w:val="left" w:pos="567"/>
         </w:tabs>
-        <w:ind w:left="567" w:right="-1" w:hanging="567"/>
-        <w:contextualSpacing/>
-        <w:jc w:val="both"/>
-        <w:rPr>
-          <w:rFonts w:ascii="Arial Narrow" w:eastAsia="Arial Narrow" w:hAnsi="Arial Narrow" w:cs="Arial Narrow"/>
-          <w:sz w:val="16"/>
-          <w:szCs w:val="16"/>
-        </w:rPr>
-      </w:pPr>
-    </w:p>
-  </w:footnote>
-  <w:footnote w:id="7">
-    <w:p>
-      <w:pPr>
-        <w:pStyle w:val="Textonotapie"/>
+        <w:spacing w:after="0" w:line="240" w:lineRule="auto"/>
         <w:ind w:left="567" w:hanging="567"/>
         <w:contextualSpacing/>
         <w:jc w:val="both"/>
@@ -8101,738 +8909,12 @@
       </w:pPr>
       <w:r>
         <w:rPr>
-          <w:rStyle w:val="Refdenotaalpie"/>
-          <w:rFonts w:ascii="Arial Narrow" w:eastAsia="Arial Narrow" w:hAnsi="Arial Narrow" w:cs="Arial Narrow"/>
-          <w:sz w:val="16"/>
-          <w:szCs w:val="16"/>
-          <w:vertAlign w:val="superscript"/>
-        </w:rPr>
-        <w:footnoteRef/>
-      </w:r>
-      <w:r>
-        <w:rPr>
-          <w:rFonts w:ascii="Arial Narrow" w:eastAsia="Arial Narrow" w:hAnsi="Arial Narrow" w:cs="Arial Narrow"/>
-          <w:sz w:val="16"/>
-          <w:szCs w:val="16"/>
-        </w:rPr>
-        <w:t xml:space="preserve"> </w:t>
-      </w:r>
-      <w:r>
-        <w:rPr>
           <w:rFonts w:ascii="Arial Narrow" w:eastAsia="Arial Narrow" w:hAnsi="Arial Narrow" w:cs="Arial Narrow"/>
           <w:sz w:val="16"/>
           <w:szCs w:val="16"/>
         </w:rPr>
         <w:tab/>
-        <w:t xml:space="preserve">El número de trabajadores se atenderá siempre que la empresa haya sido constituida antes de la vigencia de la Ley 30056, publicada el 2 de julio de 2013, que modificó el artículo 5 del Texto Único Ordenado de la Ley de Promoción de la Competitividad, Formalización y Desarrollo de la Micro y Pequeña Empresa y de Acceso al Empleo Decente (LEY MYPE). Ello, en la medida que la Tercera Disposición Complementaria Transitoria de la norma modificatoria precisa que las empresas constituidas antes de la </w:t>
-      </w:r>
-      <w:proofErr w:type="gramStart"/>
-      <w:r>
-        <w:rPr>
-          <w:rFonts w:ascii="Arial Narrow" w:eastAsia="Arial Narrow" w:hAnsi="Arial Narrow" w:cs="Arial Narrow"/>
-          <w:sz w:val="16"/>
-          <w:szCs w:val="16"/>
-        </w:rPr>
-        <w:t>entrada en vigencia</w:t>
-      </w:r>
-      <w:proofErr w:type="gramEnd"/>
-      <w:r>
-        <w:rPr>
-          <w:rFonts w:ascii="Arial Narrow" w:eastAsia="Arial Narrow" w:hAnsi="Arial Narrow" w:cs="Arial Narrow"/>
-          <w:sz w:val="16"/>
-          <w:szCs w:val="16"/>
-        </w:rPr>
-        <w:t xml:space="preserve"> de dicha Ley se rigen por los requisitos de acogimiento al régimen de las micro y pequeñas empresas regulados en el Decreto Legislativo 1086.</w:t>
-      </w:r>
-    </w:p>
-    <w:p>
-      <w:pPr>
-        <w:pStyle w:val="Textonotapie"/>
-        <w:ind w:left="567" w:hanging="567"/>
-        <w:contextualSpacing/>
-        <w:jc w:val="both"/>
-        <w:rPr>
-          <w:rFonts w:ascii="Arial Narrow" w:eastAsia="Arial Narrow" w:hAnsi="Arial Narrow" w:cs="Arial Narrow"/>
-          <w:sz w:val="16"/>
-          <w:szCs w:val="16"/>
-        </w:rPr>
-      </w:pPr>
-    </w:p>
-  </w:footnote>
-  <w:footnote w:id="8">
-    <w:p>
-      <w:pPr>
-        <w:pStyle w:val="Textonotapie"/>
-        <w:ind w:left="567" w:hanging="567"/>
-        <w:contextualSpacing/>
-        <w:jc w:val="both"/>
-        <w:rPr>
-          <w:rFonts w:ascii="Arial Narrow" w:eastAsia="Arial Narrow" w:hAnsi="Arial Narrow" w:cs="Arial Narrow"/>
-          <w:sz w:val="16"/>
-          <w:szCs w:val="16"/>
-        </w:rPr>
-      </w:pPr>
-      <w:r>
-        <w:rPr>
-          <w:rStyle w:val="Refdenotaalpie"/>
-          <w:rFonts w:ascii="Arial Narrow" w:eastAsia="Arial Narrow" w:hAnsi="Arial Narrow" w:cs="Arial Narrow"/>
-          <w:sz w:val="16"/>
-          <w:szCs w:val="16"/>
-          <w:vertAlign w:val="superscript"/>
-        </w:rPr>
-        <w:footnoteRef/>
-      </w:r>
-      <w:r>
-        <w:rPr>
-          <w:rFonts w:ascii="Arial Narrow" w:eastAsia="Arial Narrow" w:hAnsi="Arial Narrow" w:cs="Arial Narrow"/>
-          <w:sz w:val="16"/>
-          <w:szCs w:val="16"/>
-        </w:rPr>
-        <w:t xml:space="preserve"> </w:t>
-      </w:r>
-      <w:r>
-        <w:rPr>
-          <w:rFonts w:ascii="Arial Narrow" w:eastAsia="Arial Narrow" w:hAnsi="Arial Narrow" w:cs="Arial Narrow"/>
-          <w:sz w:val="16"/>
-          <w:szCs w:val="16"/>
-        </w:rPr>
-        <w:tab/>
-      </w:r>
-      <w:r>
-        <w:rPr>
-          <w:rFonts w:ascii="Arial Narrow" w:eastAsia="Arial Narrow" w:hAnsi="Arial Narrow" w:cs="Arial Narrow"/>
-          <w:b/>
-          <w:sz w:val="16"/>
-          <w:szCs w:val="16"/>
-        </w:rPr>
-        <w:t>LEY 29571, CÓDIGO DE PROTECCIÓN Y DEFENSA DEL CONSUMIDOR</w:t>
-      </w:r>
-      <w:r>
-        <w:rPr>
-          <w:rFonts w:ascii="Arial Narrow" w:eastAsia="Arial Narrow" w:hAnsi="Arial Narrow" w:cs="Arial Narrow"/>
-          <w:b/>
-          <w:bCs/>
-          <w:sz w:val="16"/>
-          <w:szCs w:val="16"/>
-        </w:rPr>
-        <w:t xml:space="preserve">, </w:t>
-      </w:r>
-      <w:r>
-        <w:rPr>
-          <w:rFonts w:ascii="Arial Narrow" w:eastAsia="Arial Narrow" w:hAnsi="Arial Narrow" w:cs="Arial Narrow"/>
-          <w:b/>
-          <w:sz w:val="16"/>
-          <w:szCs w:val="16"/>
-        </w:rPr>
-        <w:t>publicado el 2 de setiembre de 2010 y modificado por Decreto Legislativo 1308</w:t>
-      </w:r>
-    </w:p>
-    <w:p>
-      <w:pPr>
-        <w:pStyle w:val="Textonotapie"/>
-        <w:ind w:left="567" w:hanging="567"/>
-        <w:contextualSpacing/>
-        <w:jc w:val="both"/>
-        <w:rPr>
-          <w:rFonts w:ascii="Arial Narrow" w:eastAsia="Arial Narrow" w:hAnsi="Arial Narrow" w:cs="Arial Narrow"/>
-          <w:b/>
-          <w:bCs/>
-          <w:sz w:val="16"/>
-          <w:szCs w:val="16"/>
-        </w:rPr>
-      </w:pPr>
-      <w:r>
-        <w:rPr>
-          <w:rFonts w:ascii="Arial Narrow" w:eastAsia="Arial Narrow" w:hAnsi="Arial Narrow" w:cs="Arial Narrow"/>
-          <w:sz w:val="16"/>
-          <w:szCs w:val="16"/>
-        </w:rPr>
-        <w:tab/>
-      </w:r>
-      <w:r>
-        <w:rPr>
-          <w:rFonts w:ascii="Arial Narrow" w:eastAsia="Arial Narrow" w:hAnsi="Arial Narrow" w:cs="Arial Narrow"/>
-          <w:b/>
-          <w:bCs/>
-          <w:sz w:val="16"/>
-          <w:szCs w:val="16"/>
-        </w:rPr>
-        <w:t>Artículo 110.- Sanciones Administrativas</w:t>
-      </w:r>
-    </w:p>
-    <w:p>
-      <w:pPr>
-        <w:autoSpaceDE w:val="0"/>
-        <w:autoSpaceDN w:val="0"/>
-        <w:adjustRightInd w:val="0"/>
-        <w:spacing w:after="0" w:line="240" w:lineRule="auto"/>
-        <w:ind w:left="567"/>
-        <w:contextualSpacing/>
-        <w:jc w:val="both"/>
-        <w:rPr>
-          <w:rFonts w:ascii="Arial Narrow" w:eastAsia="Arial Narrow" w:hAnsi="Arial Narrow" w:cs="Arial Narrow"/>
-          <w:sz w:val="16"/>
-          <w:szCs w:val="16"/>
-          <w:lang w:eastAsia="es-PE"/>
-        </w:rPr>
-      </w:pPr>
-      <w:r>
-        <w:rPr>
-          <w:rFonts w:ascii="Arial Narrow" w:eastAsia="Arial Narrow" w:hAnsi="Arial Narrow" w:cs="Arial Narrow"/>
-          <w:sz w:val="16"/>
-          <w:szCs w:val="16"/>
-          <w:lang w:eastAsia="es-PE"/>
-        </w:rPr>
-        <w:t>(…)</w:t>
-      </w:r>
-    </w:p>
-    <w:p>
-      <w:pPr>
-        <w:autoSpaceDE w:val="0"/>
-        <w:autoSpaceDN w:val="0"/>
-        <w:adjustRightInd w:val="0"/>
-        <w:spacing w:after="0" w:line="240" w:lineRule="auto"/>
-        <w:ind w:left="567"/>
-        <w:contextualSpacing/>
-        <w:jc w:val="both"/>
-        <w:rPr>
-          <w:rFonts w:ascii="Arial Narrow" w:eastAsia="Arial Narrow" w:hAnsi="Arial Narrow" w:cs="Arial Narrow"/>
-          <w:sz w:val="16"/>
-          <w:szCs w:val="16"/>
-          <w:lang w:eastAsia="es-PE"/>
-        </w:rPr>
-      </w:pPr>
-      <w:r>
-        <w:rPr>
-          <w:rFonts w:ascii="Arial Narrow" w:eastAsia="Arial Narrow" w:hAnsi="Arial Narrow" w:cs="Arial Narrow"/>
-          <w:sz w:val="16"/>
-          <w:szCs w:val="16"/>
-          <w:lang w:eastAsia="es-PE"/>
-        </w:rPr>
-        <w:t>En el caso de las microempresas, la multa no puede superar el diez por ciento (10%) de las ventas o ingresos brutos percibidos por el infractor, relativos a todas sus actividades económicas, correspondientes al ejercicio inmediato anterior al de la expedición de la resolución de primera instancia, siempre que se haya acreditado dichos ingresos, no se encuentre en una situación de reincidencia y el caso no verse sobre la vida, salud o integridad de los consumidores. Para el caso de las pequeñas empresas, la multa no puede superar el veinte por ciento (20%) de las ventas o ingresos brutos percibidos por el infractor, conforme a los requisitos señalados anteriormente.</w:t>
-      </w:r>
-    </w:p>
-    <w:p>
-      <w:pPr>
-        <w:autoSpaceDE w:val="0"/>
-        <w:autoSpaceDN w:val="0"/>
-        <w:adjustRightInd w:val="0"/>
-        <w:spacing w:after="0" w:line="240" w:lineRule="auto"/>
-        <w:ind w:left="567"/>
-        <w:contextualSpacing/>
-        <w:jc w:val="both"/>
-        <w:rPr>
-          <w:rFonts w:ascii="Arial Narrow" w:eastAsia="Arial Narrow" w:hAnsi="Arial Narrow" w:cs="Arial Narrow"/>
-          <w:sz w:val="16"/>
-          <w:szCs w:val="16"/>
-          <w:lang w:eastAsia="es-PE"/>
-        </w:rPr>
-      </w:pPr>
-      <w:r>
-        <w:rPr>
-          <w:rFonts w:ascii="Arial Narrow" w:eastAsia="Arial Narrow" w:hAnsi="Arial Narrow" w:cs="Arial Narrow"/>
-          <w:sz w:val="16"/>
-          <w:szCs w:val="16"/>
-          <w:lang w:eastAsia="es-PE"/>
-        </w:rPr>
-        <w:t>(…).</w:t>
-      </w:r>
-    </w:p>
-    <w:p>
-      <w:pPr>
-        <w:pStyle w:val="Textonotapie"/>
-        <w:ind w:left="567" w:hanging="567"/>
-        <w:contextualSpacing/>
-        <w:jc w:val="both"/>
-        <w:rPr>
-          <w:rFonts w:ascii="Arial Narrow" w:eastAsia="Arial Narrow" w:hAnsi="Arial Narrow" w:cs="Arial Narrow"/>
-          <w:sz w:val="16"/>
-          <w:szCs w:val="16"/>
-        </w:rPr>
-      </w:pPr>
-    </w:p>
-  </w:footnote>
-  <w:footnote w:id="14">
-    <w:p>
-      <w:pPr>
-        <w:pStyle w:val="Textonotapie"/>
-        <w:ind w:left="567" w:hanging="567"/>
-        <w:contextualSpacing/>
-        <w:jc w:val="both"/>
-        <w:rPr>
-          <w:rFonts w:ascii="Arial Narrow" w:eastAsia="Arial Narrow" w:hAnsi="Arial Narrow" w:cs="Arial Narrow"/>
-          <w:sz w:val="16"/>
-          <w:szCs w:val="16"/>
-        </w:rPr>
-      </w:pPr>
-      <w:r>
-        <w:rPr>
-          <w:rStyle w:val="Refdenotaalpie"/>
-          <w:rFonts w:ascii="Arial Narrow" w:eastAsia="Arial Narrow" w:hAnsi="Arial Narrow" w:cs="Arial Narrow"/>
-          <w:sz w:val="16"/>
-          <w:szCs w:val="16"/>
-          <w:vertAlign w:val="superscript"/>
-        </w:rPr>
-        <w:footnoteRef/>
-      </w:r>
-      <w:r>
-        <w:rPr>
-          <w:rFonts w:ascii="Arial Narrow" w:eastAsia="Arial Narrow" w:hAnsi="Arial Narrow" w:cs="Arial Narrow"/>
-          <w:sz w:val="16"/>
-          <w:szCs w:val="16"/>
-        </w:rPr>
-        <w:tab/>
-      </w:r>
-      <w:r>
-        <w:rPr>
-          <w:rFonts w:ascii="Arial Narrow" w:eastAsia="Arial Narrow" w:hAnsi="Arial Narrow" w:cs="Arial Narrow"/>
-          <w:b/>
-          <w:bCs/>
-          <w:sz w:val="16"/>
-          <w:szCs w:val="16"/>
-        </w:rPr>
-        <w:t xml:space="preserve">DECRETO LEGISLATIVO 807, LEY SOBRE FACULTADES, NORMAS Y ORGANIZACIÓN DEL INDECOPI, publicado el 18 de abril de 1996</w:t>
-      </w:r>
-    </w:p>
-    <w:p>
-      <w:pPr>
-        <w:pStyle w:val="Textonotapie"/>
-        <w:ind w:left="567" w:hanging="567"/>
-        <w:contextualSpacing/>
-        <w:jc w:val="both"/>
-        <w:rPr>
-          <w:rFonts w:ascii="Arial Narrow" w:eastAsia="Arial Narrow" w:hAnsi="Arial Narrow" w:cs="Arial Narrow"/>
-          <w:sz w:val="16"/>
-          <w:szCs w:val="16"/>
-        </w:rPr>
-      </w:pPr>
-      <w:r>
-        <w:rPr>
-          <w:rFonts w:ascii="Arial Narrow" w:eastAsia="Arial Narrow" w:hAnsi="Arial Narrow" w:cs="Arial Narrow"/>
-          <w:sz w:val="16"/>
-          <w:szCs w:val="16"/>
-        </w:rPr>
-        <w:tab/>
-      </w:r>
-      <w:r>
-        <w:rPr>
-          <w:rFonts w:ascii="Arial Narrow" w:eastAsia="Arial Narrow" w:hAnsi="Arial Narrow" w:cs="Arial Narrow"/>
-          <w:b/>
-          <w:bCs/>
-          <w:sz w:val="16"/>
-          <w:szCs w:val="16"/>
-        </w:rPr>
-        <w:t xml:space="preserve">Artículo 26.-</w:t>
-      </w:r>
-      <w:r>
-        <w:rPr>
-          <w:rFonts w:ascii="Arial Narrow" w:eastAsia="Arial Narrow" w:hAnsi="Arial Narrow" w:cs="Arial Narrow"/>
-          <w:sz w:val="16"/>
-          <w:szCs w:val="16"/>
-        </w:rPr>
-        <w:t xml:space="preserve"> Una vez admitida a trámite la denuncia, se correrá traslado de la misma al denunciado, a fin de que éste presente su descargo. El plazo para la presentación del descargo será de cinco (5) días contados desde la notificación, vencido el cual, el Secretario Técnico declarará en rebeldía al denunciado que no lo hubiera presentado.</w:t>
-      </w:r>
-    </w:p>
-    <w:p>
-      <w:pPr>
-        <w:pStyle w:val="Textonotapie"/>
-        <w:ind w:left="567" w:hanging="567"/>
-        <w:contextualSpacing/>
-        <w:jc w:val="both"/>
-        <w:rPr>
-          <w:rFonts w:ascii="Arial Narrow" w:eastAsia="Arial Narrow" w:hAnsi="Arial Narrow" w:cs="Arial Narrow"/>
-          <w:sz w:val="16"/>
-          <w:szCs w:val="16"/>
-        </w:rPr>
-      </w:pPr>
-    </w:p>
-  </w:footnote>
-  <w:footnote w:id="15">
-    <w:p>
-      <w:pPr>
-        <w:pStyle w:val="Textonotapie"/>
-        <w:ind w:left="567" w:hanging="567"/>
-        <w:contextualSpacing/>
-        <w:jc w:val="both"/>
-        <w:rPr>
-          <w:rFonts w:ascii="Arial Narrow" w:eastAsia="Arial Narrow" w:hAnsi="Arial Narrow" w:cs="Arial Narrow"/>
-          <w:sz w:val="16"/>
-          <w:szCs w:val="16"/>
-        </w:rPr>
-      </w:pPr>
-      <w:r>
-        <w:rPr>
-          <w:rStyle w:val="Refdenotaalpie"/>
-          <w:rFonts w:ascii="Arial Narrow" w:eastAsia="Arial Narrow" w:hAnsi="Arial Narrow" w:cs="Arial Narrow"/>
-          <w:sz w:val="16"/>
-          <w:szCs w:val="16"/>
-          <w:vertAlign w:val="superscript"/>
-        </w:rPr>
-        <w:footnoteRef/>
-      </w:r>
-      <w:r>
-        <w:rPr>
-          <w:rFonts w:ascii="Arial Narrow" w:eastAsia="Arial Narrow" w:hAnsi="Arial Narrow" w:cs="Arial Narrow"/>
-          <w:sz w:val="16"/>
-          <w:szCs w:val="16"/>
-        </w:rPr>
-        <w:tab/>
-      </w:r>
-      <w:r>
-        <w:rPr>
-          <w:rFonts w:ascii="Arial Narrow" w:eastAsia="Arial Narrow" w:hAnsi="Arial Narrow" w:cs="Arial Narrow"/>
-          <w:b/>
-          <w:bCs/>
-          <w:sz w:val="16"/>
-          <w:szCs w:val="16"/>
-        </w:rPr>
-        <w:t xml:space="preserve">DECRETO SUPREMO 006-2026-JUS, TEXTO ÚNICO ORDENADO DE LA LEY 27444, LEY DEL PROCEDIMIENTO ADMINISTRATIVO GENERAL, publicado el 30 de abril de 2026</w:t>
-      </w:r>
-    </w:p>
-    <w:p>
-      <w:pPr>
-        <w:pStyle w:val="Textonotapie"/>
-        <w:ind w:left="567" w:hanging="567"/>
-        <w:contextualSpacing/>
-        <w:jc w:val="both"/>
-        <w:rPr>
-          <w:rFonts w:ascii="Arial Narrow" w:eastAsia="Arial Narrow" w:hAnsi="Arial Narrow" w:cs="Arial Narrow"/>
-          <w:sz w:val="16"/>
-          <w:szCs w:val="16"/>
-        </w:rPr>
-      </w:pPr>
-      <w:r>
-        <w:rPr>
-          <w:rFonts w:ascii="Arial Narrow" w:eastAsia="Arial Narrow" w:hAnsi="Arial Narrow" w:cs="Arial Narrow"/>
-          <w:sz w:val="16"/>
-          <w:szCs w:val="16"/>
-        </w:rPr>
-        <w:tab/>
-      </w:r>
-      <w:r>
-        <w:rPr>
-          <w:rFonts w:ascii="Arial Narrow" w:eastAsia="Arial Narrow" w:hAnsi="Arial Narrow" w:cs="Arial Narrow"/>
-          <w:b/>
-          <w:bCs/>
-          <w:sz w:val="16"/>
-          <w:szCs w:val="16"/>
-        </w:rPr>
-        <w:t xml:space="preserve">Artículo 223.- Contestación de la reclamación</w:t>
-      </w:r>
-    </w:p>
-    <w:p>
-      <w:pPr>
-        <w:pStyle w:val="Textonotapie"/>
-        <w:ind w:left="567" w:hanging="567"/>
-        <w:contextualSpacing/>
-        <w:jc w:val="both"/>
-        <w:rPr>
-          <w:rFonts w:ascii="Arial Narrow" w:eastAsia="Arial Narrow" w:hAnsi="Arial Narrow" w:cs="Arial Narrow"/>
-          <w:sz w:val="16"/>
-          <w:szCs w:val="16"/>
-        </w:rPr>
-      </w:pPr>
-      <w:r>
-        <w:rPr>
-          <w:rFonts w:ascii="Arial Narrow" w:eastAsia="Arial Narrow" w:hAnsi="Arial Narrow" w:cs="Arial Narrow"/>
-          <w:sz w:val="16"/>
-          <w:szCs w:val="16"/>
-        </w:rPr>
-        <w:tab/>
-      </w:r>
-      <w:r>
-        <w:rPr>
-          <w:rFonts w:ascii="Arial Narrow" w:eastAsia="Arial Narrow" w:hAnsi="Arial Narrow" w:cs="Arial Narrow"/>
-          <w:sz w:val="16"/>
-          <w:szCs w:val="16"/>
-        </w:rPr>
-        <w:t xml:space="preserve">223.1 El reclamado deberá presentar la contestación de la reclamación dentro de los quince (15) días posteriores a la notificación de ésta; vencido este plazo, la Administración declarará en rebeldía al reclamado que no la hubiera presentado. La contestación deberá contener los requisitos de los escritos previstos en el artículo 113 de la presente Ley, así como la absolución de todos los asuntos controvertidos de hecho y de derecho, Las alegaciones y los hechos relevantes de la reclamación, salvo que hayan sido específicamente negadas en la contestación, se tendrán por aceptadas o merituadas como ciertas.</w:t>
-      </w:r>
-    </w:p>
-    <w:p>
-      <w:pPr>
-        <w:pStyle w:val="Textonotapie"/>
-        <w:ind w:left="567" w:hanging="567"/>
-        <w:contextualSpacing/>
-        <w:jc w:val="both"/>
-        <w:rPr>
-          <w:rFonts w:ascii="Arial Narrow" w:eastAsia="Arial Narrow" w:hAnsi="Arial Narrow" w:cs="Arial Narrow"/>
-          <w:sz w:val="16"/>
-          <w:szCs w:val="16"/>
-        </w:rPr>
-      </w:pPr>
-    </w:p>
-  </w:footnote>
-  <w:footnote w:id="9">
-    <w:p>
-      <w:pPr>
-        <w:spacing w:after="0" w:line="240" w:lineRule="auto"/>
-        <w:ind w:left="567" w:hanging="567"/>
-        <w:contextualSpacing/>
-        <w:jc w:val="both"/>
-        <w:rPr>
-          <w:rFonts w:ascii="Arial Narrow" w:eastAsia="Arial Narrow" w:hAnsi="Arial Narrow" w:cs="Arial Narrow"/>
-          <w:sz w:val="16"/>
-          <w:szCs w:val="16"/>
-        </w:rPr>
-      </w:pPr>
-      <w:r>
-        <w:rPr>
-          <w:rStyle w:val="Refdenotaalpie"/>
-          <w:rFonts w:ascii="Arial Narrow" w:eastAsia="Arial Narrow" w:hAnsi="Arial Narrow" w:cs="Arial Narrow"/>
-          <w:sz w:val="16"/>
-          <w:szCs w:val="16"/>
-          <w:vertAlign w:val="superscript"/>
-        </w:rPr>
-        <w:footnoteRef/>
-      </w:r>
-      <w:r>
-        <w:rPr>
-          <w:rFonts w:ascii="Arial Narrow" w:eastAsia="Arial Narrow" w:hAnsi="Arial Narrow" w:cs="Arial Narrow"/>
-          <w:sz w:val="16"/>
-          <w:szCs w:val="16"/>
-          <w:vertAlign w:val="superscript"/>
-        </w:rPr>
-        <w:t xml:space="preserve"> </w:t>
-      </w:r>
-      <w:r>
-        <w:rPr>
-          <w:rFonts w:ascii="Arial Narrow" w:eastAsia="Arial Narrow" w:hAnsi="Arial Narrow" w:cs="Arial Narrow"/>
-          <w:sz w:val="16"/>
-          <w:szCs w:val="16"/>
-        </w:rPr>
-        <w:t xml:space="preserve"> </w:t>
-      </w:r>
-      <w:r>
-        <w:rPr>
-          <w:rFonts w:ascii="Arial Narrow" w:eastAsia="Arial Narrow" w:hAnsi="Arial Narrow" w:cs="Arial Narrow"/>
-          <w:sz w:val="16"/>
-          <w:szCs w:val="16"/>
-        </w:rPr>
-        <w:tab/>
-      </w:r>
-      <w:r>
-        <w:rPr>
-          <w:rFonts w:ascii="Arial Narrow" w:eastAsia="Arial Narrow" w:hAnsi="Arial Narrow" w:cs="Arial Narrow"/>
-          <w:b/>
-          <w:sz w:val="16"/>
-          <w:szCs w:val="16"/>
-        </w:rPr>
-        <w:t>LEY 29571, CÓDIGO DE PROTECCIÓN Y DEFENSA DEL CONSUMIDOR</w:t>
-      </w:r>
-      <w:r>
-        <w:rPr>
-          <w:rFonts w:ascii="Arial Narrow" w:eastAsia="Arial Narrow" w:hAnsi="Arial Narrow" w:cs="Arial Narrow"/>
-          <w:b/>
-          <w:bCs/>
-          <w:sz w:val="16"/>
-          <w:szCs w:val="16"/>
-        </w:rPr>
-        <w:t xml:space="preserve">, </w:t>
-      </w:r>
-      <w:r>
-        <w:rPr>
-          <w:rFonts w:ascii="Arial Narrow" w:eastAsia="Arial Narrow" w:hAnsi="Arial Narrow" w:cs="Arial Narrow"/>
-          <w:b/>
-          <w:sz w:val="16"/>
-          <w:szCs w:val="16"/>
-        </w:rPr>
-        <w:t>publicado el 2 de setiembre de 2010 y modificado por Decreto Legislativo 1308</w:t>
-      </w:r>
-    </w:p>
-    <w:p>
-      <w:pPr>
-        <w:spacing w:after="0" w:line="240" w:lineRule="auto"/>
-        <w:ind w:left="567" w:hanging="567"/>
-        <w:contextualSpacing/>
-        <w:jc w:val="both"/>
-        <w:rPr>
-          <w:rFonts w:ascii="Arial Narrow" w:eastAsia="Arial Narrow" w:hAnsi="Arial Narrow" w:cs="Arial Narrow"/>
-          <w:b/>
-          <w:sz w:val="16"/>
-          <w:szCs w:val="16"/>
-        </w:rPr>
-      </w:pPr>
-      <w:r>
-        <w:rPr>
-          <w:rFonts w:ascii="Arial Narrow" w:eastAsia="Arial Narrow" w:hAnsi="Arial Narrow" w:cs="Arial Narrow"/>
-          <w:b/>
-          <w:sz w:val="16"/>
-          <w:szCs w:val="16"/>
-        </w:rPr>
-        <w:tab/>
-        <w:t>Artículo 110.- Sanciones administrativas</w:t>
-      </w:r>
-    </w:p>
-    <w:p>
-      <w:pPr>
-        <w:spacing w:after="0" w:line="240" w:lineRule="auto"/>
-        <w:ind w:left="567"/>
-        <w:contextualSpacing/>
-        <w:jc w:val="both"/>
-        <w:rPr>
-          <w:rFonts w:ascii="Arial Narrow" w:eastAsia="Arial Narrow" w:hAnsi="Arial Narrow" w:cs="Arial Narrow"/>
-          <w:sz w:val="16"/>
-          <w:szCs w:val="16"/>
-        </w:rPr>
-      </w:pPr>
-      <w:r>
-        <w:rPr>
-          <w:rFonts w:ascii="Arial Narrow" w:eastAsia="Arial Narrow" w:hAnsi="Arial Narrow" w:cs="Arial Narrow"/>
-          <w:sz w:val="16"/>
-          <w:szCs w:val="16"/>
-        </w:rPr>
-        <w:t>El órgano resolutivo puede sancionar las infracciones administrativas a que se refiere el artículo 108 con amonestación y multas de hasta cuatrocientos cincuenta (450) Unidades Impositivas Tributarias (UIT), las cuales son calificadas de la siguiente manera:</w:t>
-      </w:r>
-    </w:p>
-    <w:p>
-      <w:pPr>
-        <w:numPr>
-          <w:ilvl w:val="0"/>
-          <w:numId w:val="2"/>
-        </w:numPr>
-        <w:spacing w:after="0" w:line="240" w:lineRule="auto"/>
-        <w:ind w:left="426" w:firstLine="141"/>
-        <w:contextualSpacing/>
-        <w:jc w:val="both"/>
-        <w:rPr>
-          <w:rFonts w:ascii="Arial Narrow" w:eastAsia="Arial Narrow" w:hAnsi="Arial Narrow" w:cs="Arial Narrow"/>
-          <w:sz w:val="16"/>
-          <w:szCs w:val="16"/>
-        </w:rPr>
-      </w:pPr>
-      <w:r>
-        <w:rPr>
-          <w:rFonts w:ascii="Arial Narrow" w:eastAsia="Arial Narrow" w:hAnsi="Arial Narrow" w:cs="Arial Narrow"/>
-          <w:sz w:val="16"/>
-          <w:szCs w:val="16"/>
-        </w:rPr>
-        <w:t>Infracciones leves, con una amonestación o con una multa de hasta cincuenta (50) UIT.</w:t>
-      </w:r>
-    </w:p>
-    <w:p>
-      <w:pPr>
-        <w:numPr>
-          <w:ilvl w:val="0"/>
-          <w:numId w:val="2"/>
-        </w:numPr>
-        <w:spacing w:after="0" w:line="240" w:lineRule="auto"/>
-        <w:ind w:left="426" w:firstLine="141"/>
-        <w:contextualSpacing/>
-        <w:jc w:val="both"/>
-        <w:rPr>
-          <w:rFonts w:ascii="Arial Narrow" w:eastAsia="Arial Narrow" w:hAnsi="Arial Narrow" w:cs="Arial Narrow"/>
-          <w:sz w:val="16"/>
-          <w:szCs w:val="16"/>
-        </w:rPr>
-      </w:pPr>
-      <w:r>
-        <w:rPr>
-          <w:rFonts w:ascii="Arial Narrow" w:eastAsia="Arial Narrow" w:hAnsi="Arial Narrow" w:cs="Arial Narrow"/>
-          <w:sz w:val="16"/>
-          <w:szCs w:val="16"/>
-        </w:rPr>
-        <w:t>Infracciones graves, con una multa de hasta ciento cincuenta (150) UIT.</w:t>
-      </w:r>
-    </w:p>
-    <w:p>
-      <w:pPr>
-        <w:numPr>
-          <w:ilvl w:val="0"/>
-          <w:numId w:val="2"/>
-        </w:numPr>
-        <w:spacing w:after="0" w:line="240" w:lineRule="auto"/>
-        <w:ind w:left="426" w:firstLine="141"/>
-        <w:contextualSpacing/>
-        <w:jc w:val="both"/>
-        <w:rPr>
-          <w:rFonts w:ascii="Arial Narrow" w:eastAsia="Arial Narrow" w:hAnsi="Arial Narrow" w:cs="Arial Narrow"/>
-          <w:sz w:val="16"/>
-          <w:szCs w:val="16"/>
-        </w:rPr>
-      </w:pPr>
-      <w:r>
-        <w:rPr>
-          <w:rFonts w:ascii="Arial Narrow" w:eastAsia="Arial Narrow" w:hAnsi="Arial Narrow" w:cs="Arial Narrow"/>
-          <w:sz w:val="16"/>
-          <w:szCs w:val="16"/>
-        </w:rPr>
-        <w:t>Infracciones muy graves, con una multa de hasta cuatrocientos cincuenta (450) UIT.</w:t>
-      </w:r>
-    </w:p>
-    <w:p>
-      <w:pPr>
-        <w:spacing w:after="0" w:line="240" w:lineRule="auto"/>
-        <w:ind w:left="567"/>
-        <w:contextualSpacing/>
-        <w:jc w:val="both"/>
-        <w:rPr>
-          <w:rFonts w:ascii="Arial Narrow" w:eastAsia="Arial Narrow" w:hAnsi="Arial Narrow" w:cs="Arial Narrow"/>
-          <w:sz w:val="16"/>
-          <w:szCs w:val="16"/>
-        </w:rPr>
-      </w:pPr>
-      <w:r>
-        <w:rPr>
-          <w:rFonts w:ascii="Arial Narrow" w:eastAsia="Arial Narrow" w:hAnsi="Arial Narrow" w:cs="Arial Narrow"/>
-          <w:sz w:val="16"/>
-          <w:szCs w:val="16"/>
-        </w:rPr>
-        <w:t>(…).</w:t>
-      </w:r>
-    </w:p>
-    <w:p>
-      <w:pPr>
-        <w:spacing w:after="0" w:line="240" w:lineRule="auto"/>
-        <w:ind w:left="567" w:hanging="567"/>
-        <w:contextualSpacing/>
-        <w:jc w:val="both"/>
-        <w:rPr>
-          <w:rFonts w:ascii="Arial Narrow" w:eastAsia="Arial Narrow" w:hAnsi="Arial Narrow" w:cs="Arial Narrow"/>
-          <w:sz w:val="16"/>
-          <w:szCs w:val="16"/>
-        </w:rPr>
-      </w:pPr>
-    </w:p>
-  </w:footnote>
-  <w:footnote w:id="10">
-    <w:p>
-      <w:pPr>
-        <w:spacing w:after="0" w:line="240" w:lineRule="auto"/>
-        <w:ind w:left="567" w:hanging="567"/>
-        <w:contextualSpacing/>
-        <w:jc w:val="both"/>
-        <w:rPr>
-          <w:rFonts w:ascii="Arial Narrow" w:eastAsia="Arial Narrow" w:hAnsi="Arial Narrow" w:cs="Arial Narrow"/>
-          <w:sz w:val="16"/>
-          <w:szCs w:val="16"/>
-        </w:rPr>
-      </w:pPr>
-      <w:r>
-        <w:rPr>
-          <w:rStyle w:val="Refdenotaalpie"/>
-          <w:rFonts w:ascii="Arial Narrow" w:eastAsia="Arial Narrow" w:hAnsi="Arial Narrow" w:cs="Arial Narrow"/>
-          <w:sz w:val="16"/>
-          <w:szCs w:val="16"/>
-          <w:vertAlign w:val="superscript"/>
-        </w:rPr>
-        <w:footnoteRef/>
-      </w:r>
-      <w:r>
-        <w:rPr>
-          <w:rFonts w:ascii="Arial Narrow" w:eastAsia="Arial Narrow" w:hAnsi="Arial Narrow" w:cs="Arial Narrow"/>
-          <w:sz w:val="16"/>
-          <w:szCs w:val="16"/>
-        </w:rPr>
-        <w:t xml:space="preserve"> </w:t>
-      </w:r>
-      <w:r>
-        <w:rPr>
-          <w:rFonts w:ascii="Arial Narrow" w:eastAsia="Arial Narrow" w:hAnsi="Arial Narrow" w:cs="Arial Narrow"/>
-          <w:sz w:val="16"/>
-          <w:szCs w:val="16"/>
-        </w:rPr>
-        <w:tab/>
+        <w:t xml:space="preserve"/>
       </w:r>
       <w:r>
         <w:rPr>
@@ -8908,19 +8990,6 @@
         <w:tab/>
         <w:t>Las medidas correctivas complementarias pueden dictarse de oficio o a pedido de parte.</w:t>
       </w:r>
-    </w:p>
-    <w:p>
-      <w:pPr>
-        <w:spacing w:after="0" w:line="240" w:lineRule="auto"/>
-        <w:ind w:left="567" w:hanging="567"/>
-        <w:contextualSpacing/>
-        <w:jc w:val="both"/>
-        <w:rPr>
-          <w:rFonts w:ascii="Arial Narrow" w:eastAsia="Arial Narrow" w:hAnsi="Arial Narrow" w:cs="Arial Narrow"/>
-          <w:sz w:val="16"/>
-          <w:szCs w:val="16"/>
-        </w:rPr>
-      </w:pPr>
     </w:p>
     <w:p>
       <w:pPr>
@@ -9144,8 +9213,12 @@
     </w:p>
     <w:p>
       <w:pPr>
-        <w:pStyle w:val="Sinespaciado"/>
-        <w:ind w:firstLine="567"/>
+        <w:numPr>
+          <w:ilvl w:val="0"/>
+          <w:numId w:val="1"/>
+        </w:numPr>
+        <w:spacing w:after="0" w:line="240" w:lineRule="auto"/>
+        <w:ind w:left="567" w:firstLine="0"/>
         <w:contextualSpacing/>
         <w:jc w:val="both"/>
         <w:rPr>
@@ -9165,8 +9238,12 @@
     </w:p>
     <w:p>
       <w:pPr>
-        <w:pStyle w:val="Sinespaciado"/>
-        <w:ind w:firstLine="567"/>
+        <w:numPr>
+          <w:ilvl w:val="0"/>
+          <w:numId w:val="1"/>
+        </w:numPr>
+        <w:spacing w:after="0" w:line="240" w:lineRule="auto"/>
+        <w:ind w:left="567" w:firstLine="0"/>
         <w:contextualSpacing/>
         <w:jc w:val="both"/>
         <w:rPr>
@@ -9336,19 +9413,6 @@
         <w:jc w:val="both"/>
         <w:rPr>
           <w:rFonts w:ascii="Arial Narrow" w:eastAsia="Arial Narrow" w:hAnsi="Arial Narrow" w:cs="Arial Narrow"/>
-          <w:sz w:val="16"/>
-          <w:szCs w:val="16"/>
-        </w:rPr>
-      </w:pPr>
-    </w:p>
-    <w:p>
-      <w:pPr>
-        <w:spacing w:after="0" w:line="240" w:lineRule="auto"/>
-        <w:ind w:left="567"/>
-        <w:contextualSpacing/>
-        <w:jc w:val="both"/>
-        <w:rPr>
-          <w:rFonts w:ascii="Arial Narrow" w:eastAsia="Arial Narrow" w:hAnsi="Arial Narrow" w:cs="Arial Narrow"/>
           <w:b/>
           <w:bCs/>
           <w:sz w:val="16"/>
@@ -9644,7 +9708,7 @@
       </w:pPr>
     </w:p>
   </w:footnote>
-  <w:footnote w:id="11">
+  <w:footnote w:id="13">
     <w:p>
       <w:pPr>
         <w:pStyle w:val="Textonotapie"/>
@@ -9677,7 +9741,8 @@
           <w:sz w:val="16"/>
           <w:szCs w:val="16"/>
         </w:rPr>
-        <w:t xml:space="preserve"> </w:t>
+        <w:tab/>
+        <w:t xml:space="preserve"/>
       </w:r>
       <w:r>
         <w:rPr>
@@ -9874,12 +9939,15 @@
       </w:pPr>
     </w:p>
   </w:footnote>
-  <w:footnote w:id="12">
+  <w:footnote w:id="14">
     <w:p>
       <w:pPr>
         <w:autoSpaceDE w:val="0"/>
         <w:autoSpaceDN w:val="0"/>
         <w:adjustRightInd w:val="0"/>
+        <w:tabs>
+          <w:tab w:val="left" w:pos="567"/>
+        </w:tabs>
         <w:spacing w:after="0" w:line="240" w:lineRule="auto"/>
         <w:ind w:left="567" w:hanging="567"/>
         <w:contextualSpacing/>
@@ -9912,7 +9980,8 @@
           <w:sz w:val="16"/>
           <w:szCs w:val="16"/>
         </w:rPr>
-        <w:t xml:space="preserve"> </w:t>
+        <w:tab/>
+        <w:t xml:space="preserve"/>
       </w:r>
       <w:r>
         <w:rPr>
@@ -9978,10 +10047,13 @@
       </w:pPr>
     </w:p>
   </w:footnote>
-  <w:footnote w:id="13">
+  <w:footnote w:id="15">
     <w:p>
       <w:pPr>
         <w:pStyle w:val="Textonotapie"/>
+        <w:tabs>
+          <w:tab w:val="left" w:pos="567"/>
+        </w:tabs>
         <w:ind w:left="567" w:hanging="567"/>
         <w:contextualSpacing/>
         <w:jc w:val="both"/>
@@ -10007,7 +10079,8 @@
           <w:sz w:val="16"/>
           <w:szCs w:val="16"/>
         </w:rPr>
-        <w:t xml:space="preserve"> </w:t>
+        <w:tab/>
+        <w:t xml:space="preserve"/>
       </w:r>
       <w:r>
         <w:rPr>

--- a/plantillas_maestras/01_seguro_vehicular/falta_atencion_o_demora_reclamo/2_o_mas_ddos_varios/varon/TPL_1337_2026_SEGURO_VEHICULAR_FALTA_ATENCION_O_DEMORA_RECLAMO_ASEGURADORA_VARON_R3.docx
+++ b/plantillas_maestras/01_seguro_vehicular/falta_atencion_o_demora_reclamo/2_o_mas_ddos_varios/varon/TPL_1337_2026_SEGURO_VEHICULAR_FALTA_ATENCION_O_DEMORA_RECLAMO_ASEGURADORA_VARON_R3.docx
@@ -614,7 +614,7 @@
     </w:p>
     <w:p>
       <w:pPr>
-        <w:spacing w:after="0" w:line="240" w:lineRule="auto"/>
+        <w:spacing w:before="0" w:after="0" w:line="240" w:lineRule="auto"/>
         <w:contextualSpacing/>
         <w:jc w:val="both"/>
         <w:rPr>
@@ -658,7 +658,7 @@
           <w:lang w:val="es-ES" w:eastAsia="es-ES"/>
           <w14:ligatures w14:val="none"/>
         </w:rPr>
-        <w:t xml:space="preserve">Mediante la denuncia del 29 de diciembre de 2025, subsanada mediante escrito del 11 de mayo de 2026, el señor [APELLIDO] denunció a Pacífico por presuntas infracciones a la Ley 29571, Código de Protección y Defensa del Consumidor</w:t>
+        <w:t xml:space="preserve">Mediante la denuncia del 29 de diciembre de 2025</w:t>
       </w:r>
       <w:r>
         <w:rPr>
@@ -684,55 +684,7 @@
           <w:lang w:val="es-ES" w:eastAsia="es-ES"/>
           <w14:ligatures w14:val="none"/>
         </w:rPr>
-        <w:t xml:space="preserve"> (en adelante, Código), señalando lo siguiente:</w:t>
-      </w:r>
-      <w:r>
-        <w:rPr>
-          <w:rFonts w:ascii="Arial Narrow" w:eastAsia="Arial Narrow" w:hAnsi="Arial Narrow" w:cs="Arial Narrow"/>
-          <w:color w:val="000000"/>
-          <w:kern w:val="0"/>
-          <w:sz w:val="22"/>
-          <w:szCs w:val="22"/>
-          <w:lang w:val="es-ES" w:eastAsia="es-ES"/>
-          <w14:ligatures w14:val="none"/>
-        </w:rPr>
-        <w:t xml:space="preserve"/>
-      </w:r>
-      <w:r>
-        <w:rPr>
-          <w:rFonts w:ascii="Arial Narrow" w:eastAsia="Arial Narrow" w:hAnsi="Arial Narrow" w:cs="Arial Narrow"/>
-          <w:color w:val="000000"/>
-          <w:kern w:val="0"/>
-          <w:sz w:val="22"/>
-          <w:szCs w:val="22"/>
-          <w:lang w:val="es-ES" w:eastAsia="es-ES"/>
-          <w14:ligatures w14:val="none"/>
-        </w:rPr>
-        <w:t xml:space="preserve"/>
-      </w:r>
-      <w:r>
-        <w:rPr>
-          <w:rFonts w:ascii="Arial Narrow" w:eastAsia="Arial Narrow" w:hAnsi="Arial Narrow" w:cs="Arial Narrow"/>
-          <w:color w:val="000000"/>
-          <w:kern w:val="0"/>
-          <w:sz w:val="22"/>
-          <w:szCs w:val="22"/>
-          <w:lang w:val="es-ES" w:eastAsia="es-ES"/>
-          <w14:ligatures w14:val="none"/>
-        </w:rPr>
-        <w:t xml:space="preserve"/>
-      </w:r>
-      <w:r>
-        <w:rPr>
-          <w:rFonts w:ascii="Arial Narrow" w:eastAsia="Arial Narrow" w:hAnsi="Arial Narrow" w:cs="Arial Narrow"/>
-          <w:color w:val="000000"/>
-          <w:kern w:val="0"/>
-          <w:sz w:val="22"/>
-          <w:szCs w:val="22"/>
-          <w:lang w:val="es-ES" w:eastAsia="es-ES"/>
-          <w14:ligatures w14:val="none"/>
-        </w:rPr>
-        <w:t/>
+        <w:t xml:space="preserve">, subsanada mediante escrito del 11 de mayo de 2026, el señor [APELLIDO] denunció a Pacífico por presuntas infracciones a la Ley 29571, Código de Protección y Defensa del Consumidor</w:t>
       </w:r>
       <w:r>
         <w:rPr>
@@ -758,6 +710,18 @@
           <w:lang w:val="es-ES" w:eastAsia="es-ES"/>
           <w14:ligatures w14:val="none"/>
         </w:rPr>
+        <w:t xml:space="preserve"> (en adelante, Código), señalando lo siguiente:</w:t>
+      </w:r>
+      <w:r>
+        <w:rPr>
+          <w:rFonts w:ascii="Arial Narrow" w:eastAsia="Arial Narrow" w:hAnsi="Arial Narrow" w:cs="Arial Narrow"/>
+          <w:color w:val="000000"/>
+          <w:kern w:val="0"/>
+          <w:sz w:val="22"/>
+          <w:szCs w:val="22"/>
+          <w:lang w:val="es-ES" w:eastAsia="es-ES"/>
+          <w14:ligatures w14:val="none"/>
+        </w:rPr>
         <w:t xml:space="preserve"/>
       </w:r>
       <w:r>
@@ -770,21 +734,59 @@
           <w:lang w:val="es-ES" w:eastAsia="es-ES"/>
           <w14:ligatures w14:val="none"/>
         </w:rPr>
+        <w:t xml:space="preserve"/>
+      </w:r>
+      <w:r>
+        <w:rPr>
+          <w:rFonts w:ascii="Arial Narrow" w:eastAsia="Arial Narrow" w:hAnsi="Arial Narrow" w:cs="Arial Narrow"/>
+          <w:color w:val="000000"/>
+          <w:kern w:val="0"/>
+          <w:sz w:val="22"/>
+          <w:szCs w:val="22"/>
+          <w:lang w:val="es-ES" w:eastAsia="es-ES"/>
+          <w14:ligatures w14:val="none"/>
+        </w:rPr>
+        <w:t xml:space="preserve"/>
+      </w:r>
+      <w:r>
+        <w:rPr>
+          <w:rFonts w:ascii="Arial Narrow" w:eastAsia="Arial Narrow" w:hAnsi="Arial Narrow" w:cs="Arial Narrow"/>
+          <w:color w:val="000000"/>
+          <w:kern w:val="0"/>
+          <w:sz w:val="22"/>
+          <w:szCs w:val="22"/>
+          <w:lang w:val="es-ES" w:eastAsia="es-ES"/>
+          <w14:ligatures w14:val="none"/>
+        </w:rPr>
         <w:t/>
       </w:r>
       <w:r>
         <w:rPr>
           <w:rFonts w:ascii="Arial Narrow" w:eastAsia="Arial Narrow" w:hAnsi="Arial Narrow" w:cs="Arial Narrow"/>
-          <w:kern w:val="0"/>
-          <w14:ligatures w14:val="none"/>
-          <w:sz w:val="22"/>
-          <w:szCs w:val="22"/>
+          <w:color w:val="000000"/>
+          <w:kern w:val="0"/>
+          <w:sz w:val="22"/>
+          <w:szCs w:val="22"/>
+          <w:lang w:val="es-ES" w:eastAsia="es-ES"/>
+          <w14:ligatures w14:val="none"/>
         </w:rPr>
         <w:t xml:space="preserve"/>
       </w:r>
       <w:r>
         <w:rPr>
           <w:rFonts w:ascii="Arial Narrow" w:eastAsia="Arial Narrow" w:hAnsi="Arial Narrow" w:cs="Arial Narrow"/>
+          <w:color w:val="000000"/>
+          <w:kern w:val="0"/>
+          <w:sz w:val="22"/>
+          <w:szCs w:val="22"/>
+          <w:lang w:val="es-ES" w:eastAsia="es-ES"/>
+          <w14:ligatures w14:val="none"/>
+        </w:rPr>
+        <w:t/>
+      </w:r>
+      <w:r>
+        <w:rPr>
+          <w:rFonts w:ascii="Arial Narrow" w:eastAsia="Arial Narrow" w:hAnsi="Arial Narrow" w:cs="Arial Narrow"/>
           <w:kern w:val="0"/>
           <w14:ligatures w14:val="none"/>
           <w:sz w:val="22"/>
@@ -800,6 +802,16 @@
           <w:sz w:val="22"/>
           <w:szCs w:val="22"/>
         </w:rPr>
+        <w:t xml:space="preserve"/>
+      </w:r>
+      <w:r>
+        <w:rPr>
+          <w:rFonts w:ascii="Arial Narrow" w:eastAsia="Arial Narrow" w:hAnsi="Arial Narrow" w:cs="Arial Narrow"/>
+          <w:kern w:val="0"/>
+          <w14:ligatures w14:val="none"/>
+          <w:sz w:val="22"/>
+          <w:szCs w:val="22"/>
+        </w:rPr>
         <w:t/>
       </w:r>
       <w:r>
@@ -891,10 +903,10 @@
     </w:p>
     <w:p>
       <w:pPr>
+        <w:spacing w:before="0" w:after="0" w:line="240" w:lineRule="auto"/>
         <w:tabs>
           <w:tab w:val="num" w:pos="1134"/>
         </w:tabs>
-        <w:spacing w:after="0" w:line="240" w:lineRule="auto"/>
         <w:contextualSpacing/>
         <w:jc w:val="both"/>
         <w:rPr>
@@ -973,7 +985,7 @@
     <w:p>
       <w:pPr>
         <w:pStyle w:val="Prrafodelista"/>
-        <w:spacing w:after="0" w:line="240" w:lineRule="auto"/>
+        <w:spacing w:before="0" w:after="0" w:line="240" w:lineRule="auto"/>
         <w:ind w:left="1134"/>
         <w:jc w:val="both"/>
         <w:rPr>
@@ -1098,7 +1110,7 @@
     <w:p>
       <w:pPr>
         <w:pStyle w:val="Prrafodelista"/>
-        <w:spacing w:after="0" w:line="240" w:lineRule="auto"/>
+        <w:spacing w:before="0" w:after="0" w:line="240" w:lineRule="auto"/>
         <w:ind w:left="1134"/>
         <w:jc w:val="both"/>
         <w:rPr>
@@ -1283,7 +1295,7 @@
     <w:p>
       <w:pPr>
         <w:pStyle w:val="Prrafodelista"/>
-        <w:spacing w:after="0" w:line="240" w:lineRule="auto"/>
+        <w:spacing w:before="0" w:after="0" w:line="240" w:lineRule="auto"/>
         <w:ind w:left="1134"/>
         <w:jc w:val="both"/>
         <w:rPr>
@@ -1443,7 +1455,7 @@
     </w:p>
     <w:p>
       <w:pPr>
-        <w:spacing w:after="0" w:line="240" w:lineRule="auto"/>
+        <w:spacing w:before="0" w:after="0" w:line="240" w:lineRule="auto"/>
         <w:contextualSpacing/>
         <w:jc w:val="both"/>
         <w:rPr>
@@ -1580,7 +1592,7 @@
     <w:p>
       <w:pPr>
         <w:pStyle w:val="Prrafodelista"/>
-        <w:spacing w:after="0" w:line="240" w:lineRule="auto"/>
+        <w:spacing w:before="0" w:after="0" w:line="240" w:lineRule="auto"/>
         <w:ind w:left="1134"/>
         <w:jc w:val="both"/>
         <w:rPr>
@@ -1777,10 +1789,10 @@
     </w:p>
     <w:p>
       <w:pPr>
+        <w:spacing w:before="0" w:after="0" w:line="240" w:lineRule="auto"/>
         <w:tabs>
           <w:tab w:val="left" w:pos="1134"/>
         </w:tabs>
-        <w:spacing w:after="0" w:line="240" w:lineRule="auto"/>
         <w:contextualSpacing/>
         <w:jc w:val="both"/>
         <w:rPr>
@@ -1936,10 +1948,10 @@
     </w:p>
     <w:p>
       <w:pPr>
+        <w:spacing w:before="0" w:after="0" w:line="240" w:lineRule="auto"/>
         <w:tabs>
           <w:tab w:val="left" w:pos="1014"/>
         </w:tabs>
-        <w:spacing w:after="0" w:line="240" w:lineRule="auto"/>
         <w:contextualSpacing/>
         <w:jc w:val="both"/>
         <w:rPr>
@@ -1989,7 +2001,7 @@
     </w:p>
     <w:p>
       <w:pPr>
-        <w:spacing w:after="0" w:line="240" w:lineRule="auto"/>
+        <w:spacing w:before="0" w:after="0" w:line="240" w:lineRule="auto"/>
         <w:ind w:left="567"/>
         <w:contextualSpacing/>
         <w:jc w:val="both"/>
@@ -2144,7 +2156,7 @@
     <w:p>
       <w:pPr>
         <w:pStyle w:val="Prrafodelista"/>
-        <w:spacing w:after="0" w:line="240" w:lineRule="auto"/>
+        <w:spacing w:before="0" w:after="0" w:line="240" w:lineRule="auto"/>
         <w:ind w:left="567"/>
         <w:jc w:val="both"/>
         <w:rPr>
@@ -2298,7 +2310,7 @@
     <w:p>
       <w:pPr>
         <w:pStyle w:val="Prrafodelista"/>
-        <w:spacing w:after="0" w:line="240" w:lineRule="auto"/>
+        <w:spacing w:before="0" w:after="0" w:line="240" w:lineRule="auto"/>
         <w:rPr>
           <w:rFonts w:ascii="Arial Narrow" w:eastAsia="Arial Narrow" w:hAnsi="Arial Narrow" w:cs="Arial Narrow"/>
           <w:color w:val="000000"/>
@@ -2548,7 +2560,7 @@
     <w:p>
       <w:pPr>
         <w:pStyle w:val="Prrafodelista"/>
-        <w:spacing w:after="0" w:line="240" w:lineRule="auto"/>
+        <w:spacing w:before="0" w:after="0" w:line="240" w:lineRule="auto"/>
         <w:ind w:left="567"/>
         <w:jc w:val="both"/>
         <w:rPr>
@@ -2645,7 +2657,7 @@
     </w:p>
     <w:p>
       <w:pPr>
-        <w:spacing w:after="0" w:line="240" w:lineRule="auto"/>
+        <w:spacing w:before="0" w:after="0" w:line="240" w:lineRule="auto"/>
         <w:contextualSpacing/>
         <w:jc w:val="both"/>
         <w:rPr>
@@ -2701,7 +2713,7 @@
     </w:p>
     <w:p>
       <w:pPr>
-        <w:spacing w:after="0" w:line="240" w:lineRule="auto"/>
+        <w:spacing w:before="0" w:after="0" w:line="240" w:lineRule="auto"/>
         <w:ind w:left="567"/>
         <w:contextualSpacing/>
         <w:jc w:val="both"/>
@@ -2930,7 +2942,7 @@
     <w:p>
       <w:pPr>
         <w:pStyle w:val="Prrafodelista"/>
-        <w:spacing w:after="0" w:line="240" w:lineRule="auto"/>
+        <w:spacing w:before="0" w:after="0" w:line="240" w:lineRule="auto"/>
         <w:ind w:left="567"/>
         <w:jc w:val="both"/>
         <w:rPr>
@@ -3077,7 +3089,7 @@
     </w:p>
     <w:p>
       <w:pPr>
-        <w:spacing w:after="0" w:line="240" w:lineRule="auto"/>
+        <w:spacing w:before="0" w:after="0" w:line="240" w:lineRule="auto"/>
         <w:contextualSpacing/>
         <w:jc w:val="both"/>
         <w:rPr>
@@ -3260,7 +3272,7 @@
     </w:p>
     <w:p>
       <w:pPr>
-        <w:spacing w:after="0" w:line="240" w:lineRule="auto"/>
+        <w:spacing w:before="0" w:after="0" w:line="240" w:lineRule="auto"/>
         <w:contextualSpacing/>
         <w:jc w:val="both"/>
         <w:rPr>
@@ -3420,7 +3432,7 @@
     <w:bookmarkEnd w:id="13"/>
     <w:p>
       <w:pPr>
-        <w:spacing w:after="0" w:line="240" w:lineRule="auto"/>
+        <w:spacing w:before="0" w:after="0" w:line="240" w:lineRule="auto"/>
         <w:contextualSpacing/>
         <w:jc w:val="both"/>
         <w:rPr>
@@ -3503,7 +3515,7 @@
     </w:p>
     <w:p>
       <w:pPr>
-        <w:spacing w:after="0" w:line="240" w:lineRule="auto"/>
+        <w:spacing w:before="0" w:after="0" w:line="240" w:lineRule="auto"/>
         <w:ind w:left="567"/>
         <w:contextualSpacing/>
         <w:jc w:val="both"/>
@@ -3559,7 +3571,7 @@
     </w:p>
     <w:p>
       <w:pPr>
-        <w:spacing w:after="0" w:line="240" w:lineRule="auto"/>
+        <w:spacing w:before="0" w:after="0" w:line="240" w:lineRule="auto"/>
         <w:contextualSpacing/>
         <w:jc w:val="both"/>
         <w:rPr>
@@ -3830,7 +3842,7 @@
     <w:p>
       <w:pPr>
         <w:pStyle w:val="Prrafodelista"/>
-        <w:spacing w:after="0" w:line="240" w:lineRule="auto"/>
+        <w:spacing w:before="0" w:after="0" w:line="240" w:lineRule="auto"/>
         <w:ind w:left="567"/>
         <w:jc w:val="both"/>
         <w:rPr>
@@ -3885,6 +3897,23 @@
     </w:p>
     <w:p>
       <w:pPr>
+        <w:spacing w:before="0" w:after="0" w:line="240" w:lineRule="auto"/>
+        <w:contextualSpacing/>
+        <w:jc w:val="both"/>
+        <w:rPr>
+          <w:rFonts w:ascii="Arial Narrow" w:eastAsia="Arial Narrow" w:hAnsi="Arial Narrow" w:cs="Arial Narrow"/>
+          <w:b/>
+          <w:color w:val="000000"/>
+          <w:kern w:val="0"/>
+          <w:sz w:val="22"/>
+          <w:szCs w:val="22"/>
+          <w:lang w:eastAsia="es-PE"/>
+          <w14:ligatures w14:val="none"/>
+        </w:rPr>
+      </w:pPr>
+    </w:p>
+    <w:p>
+      <w:pPr>
         <w:spacing w:after="0" w:line="240" w:lineRule="auto"/>
         <w:contextualSpacing/>
         <w:jc w:val="both"/>
@@ -3899,6 +3928,96 @@
           <w14:ligatures w14:val="none"/>
         </w:rPr>
       </w:pPr>
+      <w:r>
+        <w:rPr>
+          <w:rFonts w:ascii="Arial Narrow" w:eastAsia="Arial Narrow" w:hAnsi="Arial Narrow" w:cs="Arial Narrow"/>
+          <w:b/>
+          <w:color w:val="000000"/>
+          <w:kern w:val="0"/>
+          <w:sz w:val="22"/>
+          <w:szCs w:val="22"/>
+          <w:lang w:eastAsia="es-PE"/>
+          <w14:ligatures w14:val="none"/>
+        </w:rPr>
+        <w:t xml:space="preserve">PRIMERO:</w:t>
+      </w:r>
+      <w:r>
+        <w:rPr>
+          <w:rFonts w:ascii="Arial Narrow" w:eastAsia="Arial Narrow" w:hAnsi="Arial Narrow" w:cs="Arial Narrow"/>
+          <w:color w:val="000000"/>
+          <w:kern w:val="0"/>
+          <w:sz w:val="22"/>
+          <w:szCs w:val="22"/>
+          <w:lang w:eastAsia="es-PE"/>
+          <w14:ligatures w14:val="none"/>
+        </w:rPr>
+        <w:t xml:space="preserve"> </w:t>
+      </w:r>
+      <w:r>
+        <w:rPr>
+          <w:rFonts w:ascii="Arial Narrow" w:eastAsia="Arial Narrow" w:hAnsi="Arial Narrow" w:cs="Arial Narrow"/>
+          <w:color w:val="000000"/>
+          <w:kern w:val="0"/>
+          <w:sz w:val="22"/>
+          <w:szCs w:val="22"/>
+          <w:lang w:eastAsia="es-PE"/>
+          <w14:ligatures w14:val="none"/>
+        </w:rPr>
+        <w:t xml:space="preserve">Dejar sin efecto la Resolución </w:t>
+      </w:r>
+      <w:r>
+        <w:rPr>
+          <w:rFonts w:ascii="Arial Narrow" w:eastAsia="Arial Narrow" w:hAnsi="Arial Narrow" w:cs="Arial Narrow"/>
+          <w:color w:val="000000"/>
+          <w:kern w:val="0"/>
+          <w:sz w:val="22"/>
+          <w:szCs w:val="22"/>
+          <w:lang w:eastAsia="es-PE"/>
+          <w14:ligatures w14:val="none"/>
+        </w:rPr>
+        <w:t xml:space="preserve">2 del </w:t>
+      </w:r>
+      <w:r>
+        <w:rPr>
+          <w:rFonts w:ascii="Arial Narrow" w:eastAsia="Arial Narrow" w:hAnsi="Arial Narrow" w:cs="Arial Narrow"/>
+          <w:color w:val="000000"/>
+          <w:kern w:val="0"/>
+          <w:sz w:val="22"/>
+          <w:szCs w:val="22"/>
+          <w:lang w:eastAsia="es-PE"/>
+          <w14:ligatures w14:val="none"/>
+        </w:rPr>
+        <w:t>12 de mayo de 2026</w:t>
+      </w:r>
+      <w:r>
+        <w:rPr>
+          <w:rFonts w:ascii="Arial Narrow" w:eastAsia="Arial Narrow" w:hAnsi="Arial Narrow" w:cs="Arial Narrow"/>
+          <w:color w:val="000000"/>
+          <w:kern w:val="0"/>
+          <w:sz w:val="22"/>
+          <w:szCs w:val="22"/>
+          <w:lang w:eastAsia="es-PE"/>
+          <w14:ligatures w14:val="none"/>
+        </w:rPr>
+        <w:t>; así como su acto de notificación.</w:t>
+      </w:r>
+    </w:p>
+    <w:p>
+      <w:pPr>
+        <w:spacing w:before="0" w:after="0" w:line="240" w:lineRule="auto"/>
+        <w:contextualSpacing/>
+        <w:jc w:val="both"/>
+        <w:rPr>
+          <w:rFonts w:ascii="Arial Narrow" w:eastAsia="Arial Narrow" w:hAnsi="Arial Narrow" w:cs="Arial Narrow"/>
+          <w:b/>
+          <w:color w:val="000000"/>
+          <w:kern w:val="0"/>
+          <w:sz w:val="22"/>
+          <w:szCs w:val="22"/>
+          <w:lang w:eastAsia="es-PE"/>
+          <w14:ligatures w14:val="none"/>
+        </w:rPr>
+      </w:pPr>
     </w:p>
     <w:p>
       <w:pPr>
@@ -3907,6 +4026,17 @@
         <w:jc w:val="both"/>
         <w:rPr>
           <w:rFonts w:ascii="Arial Narrow" w:eastAsia="Arial Narrow" w:hAnsi="Arial Narrow" w:cs="Arial Narrow"/>
+          <w:color w:val="000000"/>
+          <w:kern w:val="0"/>
+          <w:sz w:val="22"/>
+          <w:szCs w:val="22"/>
+          <w:lang w:eastAsia="es-PE"/>
+          <w14:ligatures w14:val="none"/>
+        </w:rPr>
+      </w:pPr>
+      <w:r>
+        <w:rPr>
+          <w:rFonts w:ascii="Arial Narrow" w:eastAsia="Arial Narrow" w:hAnsi="Arial Narrow" w:cs="Arial Narrow"/>
           <w:b/>
           <w:color w:val="000000"/>
           <w:kern w:val="0"/>
@@ -3915,124 +4045,6 @@
           <w:lang w:eastAsia="es-PE"/>
           <w14:ligatures w14:val="none"/>
         </w:rPr>
-      </w:pPr>
-      <w:r>
-        <w:rPr>
-          <w:rFonts w:ascii="Arial Narrow" w:eastAsia="Arial Narrow" w:hAnsi="Arial Narrow" w:cs="Arial Narrow"/>
-          <w:b/>
-          <w:color w:val="000000"/>
-          <w:kern w:val="0"/>
-          <w:sz w:val="22"/>
-          <w:szCs w:val="22"/>
-          <w:lang w:eastAsia="es-PE"/>
-          <w14:ligatures w14:val="none"/>
-        </w:rPr>
-        <w:t xml:space="preserve">PRIMERO:</w:t>
-      </w:r>
-      <w:r>
-        <w:rPr>
-          <w:rFonts w:ascii="Arial Narrow" w:eastAsia="Arial Narrow" w:hAnsi="Arial Narrow" w:cs="Arial Narrow"/>
-          <w:color w:val="000000"/>
-          <w:kern w:val="0"/>
-          <w:sz w:val="22"/>
-          <w:szCs w:val="22"/>
-          <w:lang w:eastAsia="es-PE"/>
-          <w14:ligatures w14:val="none"/>
-        </w:rPr>
-        <w:t xml:space="preserve"> </w:t>
-      </w:r>
-      <w:r>
-        <w:rPr>
-          <w:rFonts w:ascii="Arial Narrow" w:eastAsia="Arial Narrow" w:hAnsi="Arial Narrow" w:cs="Arial Narrow"/>
-          <w:color w:val="000000"/>
-          <w:kern w:val="0"/>
-          <w:sz w:val="22"/>
-          <w:szCs w:val="22"/>
-          <w:lang w:eastAsia="es-PE"/>
-          <w14:ligatures w14:val="none"/>
-        </w:rPr>
-        <w:t xml:space="preserve">Dejar sin efecto la Resolución </w:t>
-      </w:r>
-      <w:r>
-        <w:rPr>
-          <w:rFonts w:ascii="Arial Narrow" w:eastAsia="Arial Narrow" w:hAnsi="Arial Narrow" w:cs="Arial Narrow"/>
-          <w:color w:val="000000"/>
-          <w:kern w:val="0"/>
-          <w:sz w:val="22"/>
-          <w:szCs w:val="22"/>
-          <w:lang w:eastAsia="es-PE"/>
-          <w14:ligatures w14:val="none"/>
-        </w:rPr>
-        <w:t xml:space="preserve">2 del </w:t>
-      </w:r>
-      <w:r>
-        <w:rPr>
-          <w:rFonts w:ascii="Arial Narrow" w:eastAsia="Arial Narrow" w:hAnsi="Arial Narrow" w:cs="Arial Narrow"/>
-          <w:color w:val="000000"/>
-          <w:kern w:val="0"/>
-          <w:sz w:val="22"/>
-          <w:szCs w:val="22"/>
-          <w:lang w:eastAsia="es-PE"/>
-          <w14:ligatures w14:val="none"/>
-        </w:rPr>
-        <w:t>12 de mayo de 2026</w:t>
-      </w:r>
-      <w:r>
-        <w:rPr>
-          <w:rFonts w:ascii="Arial Narrow" w:eastAsia="Arial Narrow" w:hAnsi="Arial Narrow" w:cs="Arial Narrow"/>
-          <w:color w:val="000000"/>
-          <w:kern w:val="0"/>
-          <w:sz w:val="22"/>
-          <w:szCs w:val="22"/>
-          <w:lang w:eastAsia="es-PE"/>
-          <w14:ligatures w14:val="none"/>
-        </w:rPr>
-        <w:t>; así como su acto de notificación.</w:t>
-      </w:r>
-    </w:p>
-    <w:p>
-      <w:pPr>
-        <w:spacing w:after="0" w:line="240" w:lineRule="auto"/>
-        <w:contextualSpacing/>
-        <w:jc w:val="both"/>
-        <w:rPr>
-          <w:rFonts w:ascii="Arial Narrow" w:eastAsia="Arial Narrow" w:hAnsi="Arial Narrow" w:cs="Arial Narrow"/>
-          <w:b/>
-          <w:color w:val="000000"/>
-          <w:kern w:val="0"/>
-          <w:sz w:val="22"/>
-          <w:szCs w:val="22"/>
-          <w:lang w:eastAsia="es-PE"/>
-          <w14:ligatures w14:val="none"/>
-        </w:rPr>
-      </w:pPr>
-    </w:p>
-    <w:p>
-      <w:pPr>
-        <w:spacing w:after="0" w:line="240" w:lineRule="auto"/>
-        <w:contextualSpacing/>
-        <w:jc w:val="both"/>
-        <w:rPr>
-          <w:rFonts w:ascii="Arial Narrow" w:eastAsia="Arial Narrow" w:hAnsi="Arial Narrow" w:cs="Arial Narrow"/>
-          <w:color w:val="000000"/>
-          <w:kern w:val="0"/>
-          <w:sz w:val="22"/>
-          <w:szCs w:val="22"/>
-          <w:lang w:eastAsia="es-PE"/>
-          <w14:ligatures w14:val="none"/>
-        </w:rPr>
-      </w:pPr>
-      <w:r>
-        <w:rPr>
-          <w:rFonts w:ascii="Arial Narrow" w:eastAsia="Arial Narrow" w:hAnsi="Arial Narrow" w:cs="Arial Narrow"/>
-          <w:b/>
-          <w:color w:val="000000"/>
-          <w:kern w:val="0"/>
-          <w:sz w:val="22"/>
-          <w:szCs w:val="22"/>
-          <w:lang w:eastAsia="es-PE"/>
-          <w14:ligatures w14:val="none"/>
-        </w:rPr>
         <w:t xml:space="preserve">SEGUNDO:</w:t>
       </w:r>
       <w:r>
@@ -4211,7 +4223,7 @@
     </w:p>
     <w:p>
       <w:pPr>
-        <w:spacing w:after="0" w:line="240" w:lineRule="auto"/>
+        <w:spacing w:before="0" w:after="0" w:line="240" w:lineRule="auto"/>
         <w:contextualSpacing/>
         <w:jc w:val="both"/>
         <w:rPr>
@@ -4381,7 +4393,7 @@
     <w:p>
       <w:pPr>
         <w:pStyle w:val="Prrafodelista"/>
-        <w:spacing w:after="0" w:line="240" w:lineRule="auto"/>
+        <w:spacing w:before="0" w:after="0" w:line="240" w:lineRule="auto"/>
         <w:ind w:left="567"/>
         <w:jc w:val="both"/>
         <w:rPr>
@@ -4595,7 +4607,7 @@
     </w:p>
     <w:p>
       <w:pPr>
-        <w:spacing w:after="0" w:line="240" w:lineRule="auto"/>
+        <w:spacing w:before="0" w:after="0" w:line="240" w:lineRule="auto"/>
         <w:contextualSpacing/>
         <w:jc w:val="both"/>
         <w:rPr>
@@ -4790,7 +4802,7 @@
     </w:p>
     <w:p>
       <w:pPr>
-        <w:spacing w:after="0" w:line="240" w:lineRule="auto"/>
+        <w:spacing w:before="0" w:after="0" w:line="240" w:lineRule="auto"/>
         <w:contextualSpacing/>
         <w:jc w:val="both"/>
         <w:rPr>
@@ -4971,12 +4983,138 @@
     </w:p>
     <w:p>
       <w:pPr>
+        <w:spacing w:before="0" w:after="0" w:line="240" w:lineRule="auto"/>
+        <w:contextualSpacing/>
+        <w:jc w:val="both"/>
+        <w:rPr>
+          <w:rFonts w:ascii="Arial Narrow" w:eastAsia="Arial Narrow" w:hAnsi="Arial Narrow" w:cs="Arial Narrow"/>
+          <w:kern w:val="0"/>
+          <w:sz w:val="22"/>
+          <w:szCs w:val="22"/>
+          <w:lang w:eastAsia="es-PE"/>
+          <w14:ligatures w14:val="none"/>
+        </w:rPr>
+      </w:pPr>
+    </w:p>
+    <w:p>
+      <w:pPr>
         <w:spacing w:after="0" w:line="240" w:lineRule="auto"/>
         <w:contextualSpacing/>
         <w:jc w:val="both"/>
         <w:rPr>
           <w:rFonts w:ascii="Arial Narrow" w:eastAsia="Arial Narrow" w:hAnsi="Arial Narrow" w:cs="Arial Narrow"/>
           <w:kern w:val="0"/>
+          <w14:ligatures w14:val="none"/>
+          <w:sz w:val="22"/>
+          <w:szCs w:val="22"/>
+        </w:rPr>
+      </w:pPr>
+      <w:r>
+        <w:rPr>
+          <w:rFonts w:ascii="Arial Narrow" w:eastAsia="Arial Narrow" w:hAnsi="Arial Narrow" w:cs="Arial Narrow"/>
+          <w:b/>
+          <w:color w:val="000000"/>
+          <w:kern w:val="0"/>
+          <w:sz w:val="22"/>
+          <w:szCs w:val="22"/>
+          <w:lang w:eastAsia="es-PE"/>
+          <w14:ligatures w14:val="none"/>
+        </w:rPr>
+        <w:t>TERCERO</w:t>
+      </w:r>
+      <w:r>
+        <w:rPr>
+          <w:rFonts w:ascii="Arial Narrow" w:eastAsia="Arial Narrow" w:hAnsi="Arial Narrow" w:cs="Arial Narrow"/>
+          <w:b/>
+          <w:color w:val="000000"/>
+          <w:kern w:val="0"/>
+          <w:sz w:val="22"/>
+          <w:szCs w:val="22"/>
+          <w:lang w:eastAsia="es-PE"/>
+          <w14:ligatures w14:val="none"/>
+        </w:rPr>
+        <w:t>:</w:t>
+      </w:r>
+      <w:r>
+        <w:rPr>
+          <w:rFonts w:ascii="Arial Narrow" w:eastAsia="Arial Narrow" w:hAnsi="Arial Narrow" w:cs="Arial Narrow"/>
+          <w:color w:val="000000"/>
+          <w:kern w:val="0"/>
+          <w:sz w:val="22"/>
+          <w:szCs w:val="22"/>
+          <w:lang w:eastAsia="es-PE"/>
+          <w14:ligatures w14:val="none"/>
+        </w:rPr>
+        <w:t xml:space="preserve"> tener por ofrecidos los medios</w:t>
+      </w:r>
+      <w:r>
+        <w:rPr>
+          <w:rFonts w:ascii="Arial Narrow" w:eastAsia="Arial Narrow" w:hAnsi="Arial Narrow" w:cs="Arial Narrow"/>
+          <w:color w:val="000000"/>
+          <w:kern w:val="0"/>
+          <w:sz w:val="22"/>
+          <w:szCs w:val="22"/>
+          <w:lang w:eastAsia="es-PE"/>
+          <w14:ligatures w14:val="none"/>
+        </w:rPr>
+        <w:t xml:space="preserve"> probatorios presentados en el escrito de denuncia </w:t>
+      </w:r>
+      <w:r>
+        <w:rPr>
+          <w:rFonts w:ascii="Arial Narrow" w:eastAsia="Arial Narrow" w:hAnsi="Arial Narrow" w:cs="Arial Narrow"/>
+          <w:color w:val="000000"/>
+          <w:kern w:val="0"/>
+          <w:sz w:val="22"/>
+          <w:szCs w:val="22"/>
+          <w:lang w:val="es-ES" w:eastAsia="es-ES"/>
+          <w14:ligatures w14:val="none"/>
+        </w:rPr>
+        <w:t xml:space="preserve">del </w:t>
+      </w:r>
+      <w:r>
+        <w:rPr>
+          <w:rFonts w:ascii="Arial Narrow" w:eastAsia="Arial Narrow" w:hAnsi="Arial Narrow" w:cs="Arial Narrow"/>
+          <w:color w:val="000000"/>
+          <w:kern w:val="0"/>
+          <w:sz w:val="22"/>
+          <w:szCs w:val="22"/>
+          <w:lang w:val="es-ES" w:eastAsia="es-ES"/>
+          <w14:ligatures w14:val="none"/>
+        </w:rPr>
+        <w:t>9 de diciembre de 2025, subsanada</w:t>
+      </w:r>
+      <w:r>
+        <w:rPr>
+          <w:rFonts w:ascii="Arial Narrow" w:eastAsia="Arial Narrow" w:hAnsi="Arial Narrow" w:cs="Arial Narrow"/>
+          <w:color w:val="000000"/>
+          <w:kern w:val="0"/>
+          <w:sz w:val="22"/>
+          <w:szCs w:val="22"/>
+          <w:lang w:val="es-ES" w:eastAsia="es-ES"/>
+          <w14:ligatures w14:val="none"/>
+        </w:rPr>
+        <w:t xml:space="preserve"> mediante escrito del 11 de mayo de 2026</w:t>
+      </w:r>
+      <w:r>
+        <w:rPr>
+          <w:rFonts w:ascii="Arial Narrow" w:eastAsia="Arial Narrow" w:hAnsi="Arial Narrow" w:cs="Arial Narrow"/>
+          <w:kern w:val="0"/>
+          <w14:ligatures w14:val="none"/>
+          <w:sz w:val="22"/>
+          <w:szCs w:val="22"/>
+        </w:rPr>
+        <w:t>.</w:t>
+      </w:r>
+    </w:p>
+    <w:p>
+      <w:pPr>
+        <w:spacing w:before="0" w:after="0" w:line="240" w:lineRule="auto"/>
+        <w:contextualSpacing/>
+        <w:jc w:val="both"/>
+        <w:rPr>
+          <w:rFonts w:ascii="Arial Narrow" w:eastAsia="Arial Narrow" w:hAnsi="Arial Narrow" w:cs="Arial Narrow"/>
+          <w:color w:val="000000"/>
+          <w:kern w:val="0"/>
           <w:sz w:val="22"/>
           <w:szCs w:val="22"/>
           <w:lang w:eastAsia="es-PE"/>
@@ -4991,10 +5129,12 @@
         <w:jc w:val="both"/>
         <w:rPr>
           <w:rFonts w:ascii="Arial Narrow" w:eastAsia="Arial Narrow" w:hAnsi="Arial Narrow" w:cs="Arial Narrow"/>
-          <w:kern w:val="0"/>
-          <w14:ligatures w14:val="none"/>
-          <w:sz w:val="22"/>
-          <w:szCs w:val="22"/>
+          <w:color w:val="000000"/>
+          <w:kern w:val="0"/>
+          <w:sz w:val="22"/>
+          <w:szCs w:val="22"/>
+          <w:lang w:eastAsia="es-PE"/>
+          <w14:ligatures w14:val="none"/>
         </w:rPr>
       </w:pPr>
       <w:r>
@@ -5008,7 +5148,7 @@
           <w:lang w:eastAsia="es-PE"/>
           <w14:ligatures w14:val="none"/>
         </w:rPr>
-        <w:t>TERCERO</w:t>
+        <w:t>CUARTO</w:t>
       </w:r>
       <w:r>
         <w:rPr>
@@ -5021,134 +5161,6 @@
           <w:lang w:eastAsia="es-PE"/>
           <w14:ligatures w14:val="none"/>
         </w:rPr>
-        <w:t>:</w:t>
-      </w:r>
-      <w:r>
-        <w:rPr>
-          <w:rFonts w:ascii="Arial Narrow" w:eastAsia="Arial Narrow" w:hAnsi="Arial Narrow" w:cs="Arial Narrow"/>
-          <w:color w:val="000000"/>
-          <w:kern w:val="0"/>
-          <w:sz w:val="22"/>
-          <w:szCs w:val="22"/>
-          <w:lang w:eastAsia="es-PE"/>
-          <w14:ligatures w14:val="none"/>
-        </w:rPr>
-        <w:t xml:space="preserve"> tener por ofrecidos los medios</w:t>
-      </w:r>
-      <w:r>
-        <w:rPr>
-          <w:rFonts w:ascii="Arial Narrow" w:eastAsia="Arial Narrow" w:hAnsi="Arial Narrow" w:cs="Arial Narrow"/>
-          <w:color w:val="000000"/>
-          <w:kern w:val="0"/>
-          <w:sz w:val="22"/>
-          <w:szCs w:val="22"/>
-          <w:lang w:eastAsia="es-PE"/>
-          <w14:ligatures w14:val="none"/>
-        </w:rPr>
-        <w:t xml:space="preserve"> probatorios presentados en el escrito de denuncia </w:t>
-      </w:r>
-      <w:r>
-        <w:rPr>
-          <w:rFonts w:ascii="Arial Narrow" w:eastAsia="Arial Narrow" w:hAnsi="Arial Narrow" w:cs="Arial Narrow"/>
-          <w:color w:val="000000"/>
-          <w:kern w:val="0"/>
-          <w:sz w:val="22"/>
-          <w:szCs w:val="22"/>
-          <w:lang w:val="es-ES" w:eastAsia="es-ES"/>
-          <w14:ligatures w14:val="none"/>
-        </w:rPr>
-        <w:t xml:space="preserve">del </w:t>
-      </w:r>
-      <w:r>
-        <w:rPr>
-          <w:rFonts w:ascii="Arial Narrow" w:eastAsia="Arial Narrow" w:hAnsi="Arial Narrow" w:cs="Arial Narrow"/>
-          <w:color w:val="000000"/>
-          <w:kern w:val="0"/>
-          <w:sz w:val="22"/>
-          <w:szCs w:val="22"/>
-          <w:lang w:val="es-ES" w:eastAsia="es-ES"/>
-          <w14:ligatures w14:val="none"/>
-        </w:rPr>
-        <w:t>9 de diciembre de 2025, subsanada</w:t>
-      </w:r>
-      <w:r>
-        <w:rPr>
-          <w:rFonts w:ascii="Arial Narrow" w:eastAsia="Arial Narrow" w:hAnsi="Arial Narrow" w:cs="Arial Narrow"/>
-          <w:color w:val="000000"/>
-          <w:kern w:val="0"/>
-          <w:sz w:val="22"/>
-          <w:szCs w:val="22"/>
-          <w:lang w:val="es-ES" w:eastAsia="es-ES"/>
-          <w14:ligatures w14:val="none"/>
-        </w:rPr>
-        <w:t xml:space="preserve"> mediante escrito del 11 de mayo de 2026</w:t>
-      </w:r>
-      <w:r>
-        <w:rPr>
-          <w:rFonts w:ascii="Arial Narrow" w:eastAsia="Arial Narrow" w:hAnsi="Arial Narrow" w:cs="Arial Narrow"/>
-          <w:kern w:val="0"/>
-          <w14:ligatures w14:val="none"/>
-          <w:sz w:val="22"/>
-          <w:szCs w:val="22"/>
-        </w:rPr>
-        <w:t>.</w:t>
-      </w:r>
-    </w:p>
-    <w:p>
-      <w:pPr>
-        <w:spacing w:after="0" w:line="240" w:lineRule="auto"/>
-        <w:contextualSpacing/>
-        <w:jc w:val="both"/>
-        <w:rPr>
-          <w:rFonts w:ascii="Arial Narrow" w:eastAsia="Arial Narrow" w:hAnsi="Arial Narrow" w:cs="Arial Narrow"/>
-          <w:color w:val="000000"/>
-          <w:kern w:val="0"/>
-          <w:sz w:val="22"/>
-          <w:szCs w:val="22"/>
-          <w:lang w:eastAsia="es-PE"/>
-          <w14:ligatures w14:val="none"/>
-        </w:rPr>
-      </w:pPr>
-    </w:p>
-    <w:p>
-      <w:pPr>
-        <w:spacing w:after="0" w:line="240" w:lineRule="auto"/>
-        <w:contextualSpacing/>
-        <w:jc w:val="both"/>
-        <w:rPr>
-          <w:rFonts w:ascii="Arial Narrow" w:eastAsia="Arial Narrow" w:hAnsi="Arial Narrow" w:cs="Arial Narrow"/>
-          <w:color w:val="000000"/>
-          <w:kern w:val="0"/>
-          <w:sz w:val="22"/>
-          <w:szCs w:val="22"/>
-          <w:lang w:eastAsia="es-PE"/>
-          <w14:ligatures w14:val="none"/>
-        </w:rPr>
-      </w:pPr>
-      <w:r>
-        <w:rPr>
-          <w:rFonts w:ascii="Arial Narrow" w:eastAsia="Arial Narrow" w:hAnsi="Arial Narrow" w:cs="Arial Narrow"/>
-          <w:b/>
-          <w:color w:val="000000"/>
-          <w:kern w:val="0"/>
-          <w:sz w:val="22"/>
-          <w:szCs w:val="22"/>
-          <w:lang w:eastAsia="es-PE"/>
-          <w14:ligatures w14:val="none"/>
-        </w:rPr>
-        <w:t>CUARTO</w:t>
-      </w:r>
-      <w:r>
-        <w:rPr>
-          <w:rFonts w:ascii="Arial Narrow" w:eastAsia="Arial Narrow" w:hAnsi="Arial Narrow" w:cs="Arial Narrow"/>
-          <w:b/>
-          <w:color w:val="000000"/>
-          <w:kern w:val="0"/>
-          <w:sz w:val="22"/>
-          <w:szCs w:val="22"/>
-          <w:lang w:eastAsia="es-PE"/>
-          <w14:ligatures w14:val="none"/>
-        </w:rPr>
         <w:t xml:space="preserve">:</w:t>
       </w:r>
       <w:r>
@@ -5214,7 +5226,7 @@
     </w:p>
     <w:p>
       <w:pPr>
-        <w:spacing w:after="0" w:line="240" w:lineRule="auto"/>
+        <w:spacing w:before="0" w:after="0" w:line="240" w:lineRule="auto"/>
         <w:contextualSpacing/>
         <w:jc w:val="both"/>
         <w:rPr>
@@ -5536,7 +5548,7 @@
     </w:p>
     <w:p>
       <w:pPr>
-        <w:spacing w:after="0" w:line="240" w:lineRule="auto"/>
+        <w:spacing w:before="0" w:after="0" w:line="240" w:lineRule="auto"/>
         <w:ind w:left="567"/>
         <w:contextualSpacing/>
         <w:jc w:val="both"/>
@@ -5639,6 +5651,22 @@
     </w:p>
     <w:p>
       <w:pPr>
+        <w:spacing w:before="0" w:after="0" w:line="240" w:lineRule="auto"/>
+        <w:contextualSpacing/>
+        <w:jc w:val="both"/>
+        <w:rPr>
+          <w:rFonts w:ascii="Arial Narrow" w:eastAsia="Arial Narrow" w:hAnsi="Arial Narrow" w:cs="Arial Narrow"/>
+          <w:color w:val="000000"/>
+          <w:kern w:val="0"/>
+          <w:sz w:val="22"/>
+          <w:szCs w:val="22"/>
+          <w:lang w:eastAsia="es-PE"/>
+          <w14:ligatures w14:val="none"/>
+        </w:rPr>
+      </w:pPr>
+    </w:p>
+    <w:p>
+      <w:pPr>
         <w:spacing w:after="0" w:line="240" w:lineRule="auto"/>
         <w:contextualSpacing/>
         <w:jc w:val="both"/>
@@ -5648,22 +5676,6 @@
           <w:kern w:val="0"/>
           <w:sz w:val="22"/>
           <w:szCs w:val="22"/>
-          <w:lang w:eastAsia="es-PE"/>
-          <w14:ligatures w14:val="none"/>
-        </w:rPr>
-      </w:pPr>
-    </w:p>
-    <w:p>
-      <w:pPr>
-        <w:spacing w:after="0" w:line="240" w:lineRule="auto"/>
-        <w:contextualSpacing/>
-        <w:jc w:val="both"/>
-        <w:rPr>
-          <w:rFonts w:ascii="Arial Narrow" w:eastAsia="Arial Narrow" w:hAnsi="Arial Narrow" w:cs="Arial Narrow"/>
-          <w:color w:val="000000"/>
-          <w:kern w:val="0"/>
-          <w:sz w:val="22"/>
-          <w:szCs w:val="22"/>
           <w:lang w:val="es-ES" w:eastAsia="es-ES"/>
           <w14:ligatures w14:val="none"/>
         </w:rPr>
@@ -5874,7 +5886,7 @@
     </w:p>
     <w:p>
       <w:pPr>
-        <w:spacing w:after="0" w:line="240" w:lineRule="auto"/>
+        <w:spacing w:before="0" w:after="0" w:line="240" w:lineRule="auto"/>
         <w:contextualSpacing/>
         <w:jc w:val="both"/>
         <w:rPr>
@@ -6206,30 +6218,30 @@
     </w:p>
     <w:p>
       <w:pPr>
+        <w:spacing w:before="0" w:after="0" w:line="240" w:lineRule="auto"/>
+        <w:shd w:val="clear" w:color="auto" w:fill="FFFFFF"/>
+        <w:contextualSpacing/>
+        <w:jc w:val="both"/>
+        <w:rPr>
+          <w:rFonts w:ascii="Arial Narrow" w:eastAsia="Arial Narrow" w:hAnsi="Arial Narrow" w:cs="Arial Narrow"/>
+          <w:b/>
+          <w:color w:val="000000"/>
+          <w:kern w:val="0"/>
+          <w:sz w:val="22"/>
+          <w:szCs w:val="22"/>
+          <w:lang w:eastAsia="es-PE"/>
+          <w14:ligatures w14:val="none"/>
+        </w:rPr>
+      </w:pPr>
+    </w:p>
+    <w:p>
+      <w:pPr>
         <w:shd w:val="clear" w:color="auto" w:fill="FFFFFF"/>
         <w:spacing w:after="0" w:line="240" w:lineRule="auto"/>
         <w:contextualSpacing/>
         <w:jc w:val="both"/>
         <w:rPr>
           <w:rFonts w:ascii="Arial Narrow" w:eastAsia="Arial Narrow" w:hAnsi="Arial Narrow" w:cs="Arial Narrow"/>
-          <w:b/>
-          <w:color w:val="000000"/>
-          <w:kern w:val="0"/>
-          <w:sz w:val="22"/>
-          <w:szCs w:val="22"/>
-          <w:lang w:eastAsia="es-PE"/>
-          <w14:ligatures w14:val="none"/>
-        </w:rPr>
-      </w:pPr>
-    </w:p>
-    <w:p>
-      <w:pPr>
-        <w:shd w:val="clear" w:color="auto" w:fill="FFFFFF"/>
-        <w:spacing w:after="0" w:line="240" w:lineRule="auto"/>
-        <w:contextualSpacing/>
-        <w:jc w:val="both"/>
-        <w:rPr>
-          <w:rFonts w:ascii="Arial Narrow" w:eastAsia="Arial Narrow" w:hAnsi="Arial Narrow" w:cs="Arial Narrow"/>
           <w:color w:val="000000"/>
           <w:kern w:val="0"/>
           <w:sz w:val="22"/>
@@ -6302,8 +6314,8 @@
     </w:p>
     <w:p>
       <w:pPr>
+        <w:spacing w:before="0" w:after="0" w:line="240" w:lineRule="auto"/>
         <w:shd w:val="clear" w:color="auto" w:fill="FFFFFF"/>
-        <w:spacing w:after="0" w:line="240" w:lineRule="auto"/>
         <w:contextualSpacing/>
         <w:jc w:val="both"/>
         <w:rPr>
@@ -6475,16 +6487,99 @@
     </w:p>
     <w:p>
       <w:pPr>
+        <w:spacing w:before="0" w:after="0" w:line="240" w:lineRule="auto"/>
+        <w:suppressAutoHyphens/>
+        <w:contextualSpacing/>
+        <w:jc w:val="both"/>
+        <w:rPr>
+          <w:rFonts w:ascii="Arial Narrow" w:eastAsia="Arial Narrow" w:hAnsi="Arial Narrow" w:cs="Arial Narrow"/>
+          <w:kern w:val="0"/>
+          <w:sz w:val="22"/>
+          <w:szCs w:val="22"/>
+          <w:u w:val="single"/>
+          <w14:ligatures w14:val="none"/>
+        </w:rPr>
+      </w:pPr>
+    </w:p>
+    <w:p>
+      <w:pPr>
         <w:suppressAutoHyphens/>
         <w:spacing w:after="0" w:line="240" w:lineRule="auto"/>
         <w:contextualSpacing/>
         <w:jc w:val="both"/>
         <w:rPr>
           <w:rFonts w:ascii="Arial Narrow" w:eastAsia="Arial Narrow" w:hAnsi="Arial Narrow" w:cs="Arial Narrow"/>
-          <w:kern w:val="0"/>
-          <w:sz w:val="22"/>
-          <w:szCs w:val="22"/>
-          <w:u w:val="single"/>
+          <w:color w:val="000000"/>
+          <w:kern w:val="0"/>
+          <w:sz w:val="22"/>
+          <w:szCs w:val="22"/>
+          <w:lang w:eastAsia="es-PE"/>
+          <w14:ligatures w14:val="none"/>
+        </w:rPr>
+      </w:pPr>
+      <w:r>
+        <w:rPr>
+          <w:rFonts w:ascii="Arial Narrow" w:eastAsia="Arial Narrow" w:hAnsi="Arial Narrow" w:cs="Arial Narrow"/>
+          <w:b/>
+          <w:bCs/>
+          <w:sz w:val="22"/>
+          <w:szCs w:val="22"/>
+        </w:rPr>
+        <w:t>DÉCIMO</w:t>
+      </w:r>
+      <w:r>
+        <w:rPr>
+          <w:rFonts w:ascii="Arial Narrow" w:eastAsia="Arial Narrow" w:hAnsi="Arial Narrow" w:cs="Arial Narrow"/>
+          <w:b/>
+          <w:color w:val="000000"/>
+          <w:kern w:val="0"/>
+          <w:sz w:val="22"/>
+          <w:szCs w:val="22"/>
+          <w:lang w:eastAsia="es-PE"/>
+          <w14:ligatures w14:val="none"/>
+        </w:rPr>
+        <w:t>:</w:t>
+      </w:r>
+      <w:r>
+        <w:rPr>
+          <w:rFonts w:ascii="Arial Narrow" w:eastAsia="Arial Narrow" w:hAnsi="Arial Narrow" w:cs="Arial Narrow"/>
+          <w:color w:val="000000"/>
+          <w:kern w:val="0"/>
+          <w:sz w:val="22"/>
+          <w:szCs w:val="22"/>
+          <w:lang w:eastAsia="es-PE"/>
+          <w14:ligatures w14:val="none"/>
+        </w:rPr>
+        <w:t xml:space="preserve"> </w:t>
+      </w:r>
+      <w:r>
+        <w:rPr>
+          <w:rFonts w:ascii="Arial Narrow" w:eastAsia="Arial Narrow" w:hAnsi="Arial Narrow" w:cs="Arial Narrow"/>
+          <w:color w:val="000000"/>
+          <w:kern w:val="0"/>
+          <w:sz w:val="22"/>
+          <w:szCs w:val="22"/>
+          <w:lang w:eastAsia="es-PE"/>
+          <w14:ligatures w14:val="none"/>
+        </w:rPr>
+        <w:t xml:space="preserve">poner en conocimiento de las partes que, antes de la emisión de la Resolución Final, tienen la posibilidad de formular su desistimiento o presentar el acuerdo arribado mediante la conciliación, mediación, transacción o cualquier otro que, de forma indubitable, deje constancia que se ha solucionado la controversia materia de denuncia.</w:t>
+      </w:r>
+      <w:bookmarkStart w:id="21" w:name="h.gjdgxs" w:colFirst="0" w:colLast="0"/>
+      <w:bookmarkEnd w:id="21"/>
+    </w:p>
+    <w:p>
+      <w:pPr>
+        <w:spacing w:before="0" w:after="0" w:line="240" w:lineRule="auto"/>
+        <w:suppressAutoHyphens/>
+        <w:contextualSpacing/>
+        <w:jc w:val="both"/>
+        <w:rPr>
+          <w:rFonts w:ascii="Arial Narrow" w:eastAsia="Arial Narrow" w:hAnsi="Arial Narrow" w:cs="Arial Narrow"/>
+          <w:color w:val="000000"/>
+          <w:kern w:val="0"/>
+          <w:sz w:val="22"/>
+          <w:szCs w:val="22"/>
+          <w:lang w:eastAsia="es-PE"/>
           <w14:ligatures w14:val="none"/>
         </w:rPr>
       </w:pPr>
@@ -6497,12 +6592,8 @@
         <w:jc w:val="both"/>
         <w:rPr>
           <w:rFonts w:ascii="Arial Narrow" w:eastAsia="Arial Narrow" w:hAnsi="Arial Narrow" w:cs="Arial Narrow"/>
-          <w:color w:val="000000"/>
-          <w:kern w:val="0"/>
-          <w:sz w:val="22"/>
-          <w:szCs w:val="22"/>
-          <w:lang w:eastAsia="es-PE"/>
-          <w14:ligatures w14:val="none"/>
+          <w:sz w:val="22"/>
+          <w:szCs w:val="22"/>
         </w:rPr>
       </w:pPr>
       <w:r>
@@ -6513,85 +6604,6 @@
           <w:sz w:val="22"/>
           <w:szCs w:val="22"/>
         </w:rPr>
-        <w:t>DÉCIMO</w:t>
-      </w:r>
-      <w:r>
-        <w:rPr>
-          <w:rFonts w:ascii="Arial Narrow" w:eastAsia="Arial Narrow" w:hAnsi="Arial Narrow" w:cs="Arial Narrow"/>
-          <w:b/>
-          <w:color w:val="000000"/>
-          <w:kern w:val="0"/>
-          <w:sz w:val="22"/>
-          <w:szCs w:val="22"/>
-          <w:lang w:eastAsia="es-PE"/>
-          <w14:ligatures w14:val="none"/>
-        </w:rPr>
-        <w:t>:</w:t>
-      </w:r>
-      <w:r>
-        <w:rPr>
-          <w:rFonts w:ascii="Arial Narrow" w:eastAsia="Arial Narrow" w:hAnsi="Arial Narrow" w:cs="Arial Narrow"/>
-          <w:color w:val="000000"/>
-          <w:kern w:val="0"/>
-          <w:sz w:val="22"/>
-          <w:szCs w:val="22"/>
-          <w:lang w:eastAsia="es-PE"/>
-          <w14:ligatures w14:val="none"/>
-        </w:rPr>
-        <w:t xml:space="preserve"> </w:t>
-      </w:r>
-      <w:r>
-        <w:rPr>
-          <w:rFonts w:ascii="Arial Narrow" w:eastAsia="Arial Narrow" w:hAnsi="Arial Narrow" w:cs="Arial Narrow"/>
-          <w:color w:val="000000"/>
-          <w:kern w:val="0"/>
-          <w:sz w:val="22"/>
-          <w:szCs w:val="22"/>
-          <w:lang w:eastAsia="es-PE"/>
-          <w14:ligatures w14:val="none"/>
-        </w:rPr>
-        <w:t xml:space="preserve">poner en conocimiento de las partes que, antes de la emisión de la Resolución Final, tienen la posibilidad de formular su desistimiento o presentar el acuerdo arribado mediante la conciliación, mediación, transacción o cualquier otro que, de forma indubitable, deje constancia que se ha solucionado la controversia materia de denuncia.</w:t>
-      </w:r>
-      <w:bookmarkStart w:id="21" w:name="h.gjdgxs" w:colFirst="0" w:colLast="0"/>
-      <w:bookmarkEnd w:id="21"/>
-    </w:p>
-    <w:p>
-      <w:pPr>
-        <w:suppressAutoHyphens/>
-        <w:spacing w:after="0" w:line="240" w:lineRule="auto"/>
-        <w:contextualSpacing/>
-        <w:jc w:val="both"/>
-        <w:rPr>
-          <w:rFonts w:ascii="Arial Narrow" w:eastAsia="Arial Narrow" w:hAnsi="Arial Narrow" w:cs="Arial Narrow"/>
-          <w:color w:val="000000"/>
-          <w:kern w:val="0"/>
-          <w:sz w:val="22"/>
-          <w:szCs w:val="22"/>
-          <w:lang w:eastAsia="es-PE"/>
-          <w14:ligatures w14:val="none"/>
-        </w:rPr>
-      </w:pPr>
-    </w:p>
-    <w:p>
-      <w:pPr>
-        <w:suppressAutoHyphens/>
-        <w:spacing w:after="0" w:line="240" w:lineRule="auto"/>
-        <w:contextualSpacing/>
-        <w:jc w:val="both"/>
-        <w:rPr>
-          <w:rFonts w:ascii="Arial Narrow" w:eastAsia="Arial Narrow" w:hAnsi="Arial Narrow" w:cs="Arial Narrow"/>
-          <w:sz w:val="22"/>
-          <w:szCs w:val="22"/>
-        </w:rPr>
-      </w:pPr>
-      <w:r>
-        <w:rPr>
-          <w:rFonts w:ascii="Arial Narrow" w:eastAsia="Arial Narrow" w:hAnsi="Arial Narrow" w:cs="Arial Narrow"/>
-          <w:b/>
-          <w:bCs/>
-          <w:sz w:val="22"/>
-          <w:szCs w:val="22"/>
-        </w:rPr>
         <w:t xml:space="preserve">DÉCIMO PRIMERO:</w:t>
       </w:r>
       <w:r>
@@ -6806,8 +6818,8 @@
     <w:bookmarkEnd w:id="22"/>
     <w:p>
       <w:pPr>
+        <w:spacing w:before="0" w:after="0" w:line="240" w:lineRule="auto"/>
         <w:suppressAutoHyphens/>
-        <w:spacing w:after="0" w:line="240" w:lineRule="auto"/>
         <w:contextualSpacing/>
         <w:jc w:val="both"/>
         <w:rPr>
@@ -7335,34 +7347,23 @@
           <w:sz w:val="16"/>
           <w:szCs w:val="16"/>
         </w:rPr>
+        <w:t xml:space="preserve"/>
+      </w:r>
+      <w:r>
+        <w:rPr>
+          <w:rFonts w:ascii="Arial Narrow" w:eastAsia="Arial Narrow" w:hAnsi="Arial Narrow" w:cs="Arial Narrow"/>
+          <w:sz w:val="16"/>
+          <w:szCs w:val="16"/>
+        </w:rPr>
+      </w:r>
+      <w:r>
+        <w:rPr>
+          <w:rFonts w:ascii="Arial Narrow" w:eastAsia="Arial Narrow" w:hAnsi="Arial Narrow" w:cs="Arial Narrow"/>
+          <w:sz w:val="16"/>
+          <w:szCs w:val="16"/>
+        </w:rPr>
         <w:tab/>
-        <w:t xml:space="preserve"/>
-      </w:r>
-      <w:r>
-        <w:rPr>
-          <w:rFonts w:ascii="Arial Narrow" w:eastAsia="Arial Narrow" w:hAnsi="Arial Narrow" w:cs="Arial Narrow"/>
-          <w:sz w:val="16"/>
-          <w:szCs w:val="16"/>
-        </w:rPr>
-        <w:tab/>
-        <w:t>Publicado</w:t>
-      </w:r>
-      <w:r>
-        <w:rPr>
-          <w:rFonts w:ascii="Arial Narrow" w:eastAsia="Arial Narrow" w:hAnsi="Arial Narrow" w:cs="Arial Narrow"/>
-          <w:b/>
-          <w:sz w:val="16"/>
-          <w:szCs w:val="16"/>
-        </w:rPr>
-        <w:t xml:space="preserve"> </w:t>
-      </w:r>
-      <w:r>
-        <w:rPr>
-          <w:rFonts w:ascii="Arial Narrow" w:eastAsia="Arial Narrow" w:hAnsi="Arial Narrow" w:cs="Arial Narrow"/>
-          <w:sz w:val="16"/>
-          <w:szCs w:val="16"/>
-        </w:rPr>
-        <w:t xml:space="preserve">el 2 de setiembre de 2010 en el Diario Oficial El Peruano, vigente desde el 2 de octubre de 2010 y modificado por Decreto Legislativo 1308.</w:t>
+        <w:t xml:space="preserve">Denuncia remitida a esta Comisión mediante DOCUMENTO DE TRASLADO 001-2026-CPC-HRZ/INDECOPI de fecha 7 de enero de 2026, recibida el 21 de abril de 2026.</w:t>
       </w:r>
     </w:p>
     <w:p>
@@ -7411,24 +7412,33 @@
           <w:sz w:val="16"/>
           <w:szCs w:val="16"/>
         </w:rPr>
+        <w:t xml:space="preserve"/>
+      </w:r>
+      <w:r>
+        <w:rPr>
+          <w:rFonts w:ascii="Arial Narrow" w:eastAsia="Arial Narrow" w:hAnsi="Arial Narrow" w:cs="Arial Narrow"/>
+          <w:sz w:val="16"/>
+          <w:szCs w:val="16"/>
+        </w:rPr>
         <w:tab/>
-        <w:t xml:space="preserve"/>
-      </w:r>
-      <w:r>
-        <w:rPr>
-          <w:rFonts w:ascii="Arial Narrow" w:eastAsia="Arial Narrow" w:hAnsi="Arial Narrow" w:cs="Arial Narrow"/>
-          <w:sz w:val="16"/>
-          <w:szCs w:val="16"/>
-        </w:rPr>
-        <w:tab/>
-      </w:r>
-      <w:r>
-        <w:rPr>
-          <w:rFonts w:ascii="Arial Narrow" w:eastAsia="Arial Narrow" w:hAnsi="Arial Narrow" w:cs="Arial Narrow"/>
-          <w:sz w:val="16"/>
-          <w:szCs w:val="16"/>
-        </w:rPr>
-        <w:t xml:space="preserve">Denuncia remitida a esta Comisión mediante DOCUMENTO DE TRASLADO 001-2026-CPC-HRZ/INDECOPI de fecha 7 de enero de 2026, recibida el 21 de abril de 2026.</w:t>
+        <w:t>Publicado</w:t>
+      </w:r>
+      <w:r>
+        <w:rPr>
+          <w:rFonts w:ascii="Arial Narrow" w:eastAsia="Arial Narrow" w:hAnsi="Arial Narrow" w:cs="Arial Narrow"/>
+          <w:b/>
+          <w:sz w:val="16"/>
+          <w:szCs w:val="16"/>
+        </w:rPr>
+        <w:t xml:space="preserve"> </w:t>
+      </w:r>
+      <w:r>
+        <w:rPr>
+          <w:rFonts w:ascii="Arial Narrow" w:eastAsia="Arial Narrow" w:hAnsi="Arial Narrow" w:cs="Arial Narrow"/>
+          <w:sz w:val="16"/>
+          <w:szCs w:val="16"/>
+        </w:rPr>
+        <w:t xml:space="preserve">el 2 de setiembre de 2010 en el Diario Oficial El Peruano, vigente desde el 2 de octubre de 2010 y modificado por Decreto Legislativo 1308.</w:t>
       </w:r>
     </w:p>
     <w:p>
@@ -7477,23 +7487,22 @@
           <w:sz w:val="16"/>
           <w:szCs w:val="16"/>
         </w:rPr>
+        <w:t xml:space="preserve"/>
+      </w:r>
+      <w:r>
+        <w:rPr>
+          <w:rFonts w:ascii="Arial Narrow" w:eastAsia="Arial Narrow" w:hAnsi="Arial Narrow" w:cs="Arial Narrow"/>
+          <w:sz w:val="16"/>
+          <w:szCs w:val="16"/>
+        </w:rPr>
+      </w:r>
+      <w:r>
+        <w:rPr>
+          <w:rFonts w:ascii="Arial Narrow" w:eastAsia="Arial Narrow" w:hAnsi="Arial Narrow" w:cs="Arial Narrow"/>
+          <w:sz w:val="16"/>
+          <w:szCs w:val="16"/>
+        </w:rPr>
         <w:tab/>
-        <w:t xml:space="preserve"/>
-      </w:r>
-      <w:r>
-        <w:rPr>
-          <w:rFonts w:ascii="Arial Narrow" w:eastAsia="Arial Narrow" w:hAnsi="Arial Narrow" w:cs="Arial Narrow"/>
-          <w:sz w:val="16"/>
-          <w:szCs w:val="16"/>
-        </w:rPr>
-        <w:tab/>
-      </w:r>
-      <w:r>
-        <w:rPr>
-          <w:rFonts w:ascii="Arial Narrow" w:eastAsia="Arial Narrow" w:hAnsi="Arial Narrow" w:cs="Arial Narrow"/>
-          <w:sz w:val="16"/>
-          <w:szCs w:val="16"/>
-        </w:rPr>
         <w:t>Documento derivado a la Secretaría Técnica de la Comisión de Protección al Consumidor por parte de la Oficina Regional del Indecopi de Ancash Sede Huaraz</w:t>
       </w:r>
       <w:r>
@@ -7553,7 +7562,6 @@
           <w:sz w:val="16"/>
           <w:szCs w:val="16"/>
         </w:rPr>
-        <w:tab/>
         <w:t xml:space="preserve"/>
       </w:r>
       <w:r>
@@ -7562,7 +7570,6 @@
           <w:sz w:val="16"/>
           <w:szCs w:val="16"/>
         </w:rPr>
-        <w:tab/>
       </w:r>
       <w:r>
         <w:rPr>
@@ -7572,6 +7579,7 @@
           <w:sz w:val="16"/>
           <w:szCs w:val="16"/>
         </w:rPr>
+        <w:tab/>
         <w:t xml:space="preserve">LEY 29571, CÓDIGO DE PROTECCIÓN Y DEFENSA DEL CONSUMIDOR, publicado el 2 de setiembre de 2010 y modificado por Decreto Legislativo 1308 </w:t>
       </w:r>
     </w:p>
@@ -7803,7 +7811,6 @@
           <w:sz w:val="16"/>
           <w:szCs w:val="16"/>
         </w:rPr>
-        <w:tab/>
         <w:t xml:space="preserve"/>
       </w:r>
       <w:r>
@@ -7812,7 +7819,6 @@
           <w:sz w:val="16"/>
           <w:szCs w:val="16"/>
         </w:rPr>
-        <w:tab/>
       </w:r>
       <w:r>
         <w:rPr>
@@ -7822,6 +7828,7 @@
           <w:sz w:val="16"/>
           <w:szCs w:val="16"/>
         </w:rPr>
+        <w:tab/>
         <w:t xml:space="preserve">LEY 29571, CÓDIGO DE PROTECCIÓN Y DEFENSA DEL CONSUMIDOR, publicado el 2 de setiembre de 2010 y modificado por Decreto Legislativo 1308 </w:t>
       </w:r>
     </w:p>
@@ -7987,7 +7994,6 @@
           <w:sz w:val="16"/>
           <w:szCs w:val="16"/>
         </w:rPr>
-        <w:tab/>
         <w:t xml:space="preserve"/>
       </w:r>
       <w:r>
@@ -7996,7 +8002,6 @@
           <w:sz w:val="16"/>
           <w:szCs w:val="16"/>
         </w:rPr>
-        <w:tab/>
       </w:r>
       <w:r>
         <w:rPr>
@@ -8006,6 +8011,7 @@
           <w:sz w:val="16"/>
           <w:szCs w:val="16"/>
         </w:rPr>
+        <w:tab/>
         <w:t>LEY SOBRE FACULTADES, NORMAS Y ORGANIZACIÓN DEL INDECOPI, APROBADA POR DECRETO LEGISLATIVO 807 Artículo 24.-</w:t>
       </w:r>
       <w:r>
@@ -8141,7 +8147,6 @@
           <w:sz w:val="16"/>
           <w:szCs w:val="16"/>
         </w:rPr>
-        <w:tab/>
         <w:t xml:space="preserve"/>
       </w:r>
       <w:r>
@@ -8218,24 +8223,23 @@
           <w:sz w:val="16"/>
           <w:szCs w:val="16"/>
         </w:rPr>
+        <w:t xml:space="preserve"/>
+      </w:r>
+      <w:r>
+        <w:rPr>
+          <w:rFonts w:ascii="Arial Narrow" w:eastAsia="Arial Narrow" w:hAnsi="Arial Narrow" w:cs="Arial Narrow"/>
+          <w:sz w:val="16"/>
+          <w:szCs w:val="16"/>
+        </w:rPr>
+      </w:r>
+      <w:r>
+        <w:rPr>
+          <w:rFonts w:ascii="Arial Narrow" w:eastAsia="Arial Narrow" w:hAnsi="Arial Narrow" w:cs="Arial Narrow"/>
+          <w:b/>
+          <w:sz w:val="16"/>
+          <w:szCs w:val="16"/>
+        </w:rPr>
         <w:tab/>
-        <w:t xml:space="preserve"/>
-      </w:r>
-      <w:r>
-        <w:rPr>
-          <w:rFonts w:ascii="Arial Narrow" w:eastAsia="Arial Narrow" w:hAnsi="Arial Narrow" w:cs="Arial Narrow"/>
-          <w:sz w:val="16"/>
-          <w:szCs w:val="16"/>
-        </w:rPr>
-        <w:tab/>
-      </w:r>
-      <w:r>
-        <w:rPr>
-          <w:rFonts w:ascii="Arial Narrow" w:eastAsia="Arial Narrow" w:hAnsi="Arial Narrow" w:cs="Arial Narrow"/>
-          <w:b/>
-          <w:sz w:val="16"/>
-          <w:szCs w:val="16"/>
-        </w:rPr>
         <w:t>LEY 29571, CÓDIGO DE PROTECCIÓN Y DEFENSA DEL CONSUMIDOR</w:t>
       </w:r>
       <w:r>
@@ -8633,32 +8637,31 @@
           <w:szCs w:val="16"/>
           <w:vertAlign w:val="superscript"/>
         </w:rPr>
+        <w:t xml:space="preserve"/>
+      </w:r>
+      <w:r>
+        <w:rPr>
+          <w:rFonts w:ascii="Arial Narrow" w:eastAsia="Arial Narrow" w:hAnsi="Arial Narrow" w:cs="Arial Narrow"/>
+          <w:sz w:val="16"/>
+          <w:szCs w:val="16"/>
+        </w:rPr>
+        <w:t xml:space="preserve"/>
+      </w:r>
+      <w:r>
+        <w:rPr>
+          <w:rFonts w:ascii="Arial Narrow" w:eastAsia="Arial Narrow" w:hAnsi="Arial Narrow" w:cs="Arial Narrow"/>
+          <w:sz w:val="16"/>
+          <w:szCs w:val="16"/>
+        </w:rPr>
+      </w:r>
+      <w:r>
+        <w:rPr>
+          <w:rFonts w:ascii="Arial Narrow" w:eastAsia="Arial Narrow" w:hAnsi="Arial Narrow" w:cs="Arial Narrow"/>
+          <w:b/>
+          <w:sz w:val="16"/>
+          <w:szCs w:val="16"/>
+        </w:rPr>
         <w:tab/>
-        <w:t xml:space="preserve"/>
-      </w:r>
-      <w:r>
-        <w:rPr>
-          <w:rFonts w:ascii="Arial Narrow" w:eastAsia="Arial Narrow" w:hAnsi="Arial Narrow" w:cs="Arial Narrow"/>
-          <w:sz w:val="16"/>
-          <w:szCs w:val="16"/>
-        </w:rPr>
-        <w:t xml:space="preserve"> </w:t>
-      </w:r>
-      <w:r>
-        <w:rPr>
-          <w:rFonts w:ascii="Arial Narrow" w:eastAsia="Arial Narrow" w:hAnsi="Arial Narrow" w:cs="Arial Narrow"/>
-          <w:sz w:val="16"/>
-          <w:szCs w:val="16"/>
-        </w:rPr>
-        <w:tab/>
-      </w:r>
-      <w:r>
-        <w:rPr>
-          <w:rFonts w:ascii="Arial Narrow" w:eastAsia="Arial Narrow" w:hAnsi="Arial Narrow" w:cs="Arial Narrow"/>
-          <w:b/>
-          <w:sz w:val="16"/>
-          <w:szCs w:val="16"/>
-        </w:rPr>
         <w:t>LEY 29571, CÓDIGO DE PROTECCIÓN Y DEFENSA DEL CONSUMIDOR</w:t>
       </w:r>
       <w:r>
@@ -8870,7 +8873,6 @@
           <w:sz w:val="16"/>
           <w:szCs w:val="16"/>
         </w:rPr>
-        <w:tab/>
         <w:t xml:space="preserve"/>
       </w:r>
       <w:r>
@@ -8879,7 +8881,6 @@
           <w:sz w:val="16"/>
           <w:szCs w:val="16"/>
         </w:rPr>
-        <w:tab/>
       </w:r>
       <w:r>
         <w:rPr>
@@ -8889,6 +8890,7 @@
           <w:sz w:val="16"/>
           <w:szCs w:val="16"/>
         </w:rPr>
+        <w:tab/>
         <w:t xml:space="preserve">LEY 29571, CÓDIGO DE PROTECCIÓN Y DEFENSA DEL CONSUMIDOR, publicado el 2 de setiembre de 2010 y modificado por Decreto Legislativo 1308 </w:t>
       </w:r>
     </w:p>
@@ -9741,24 +9743,23 @@
           <w:sz w:val="16"/>
           <w:szCs w:val="16"/>
         </w:rPr>
+        <w:t xml:space="preserve"/>
+      </w:r>
+      <w:r>
+        <w:rPr>
+          <w:rFonts w:ascii="Arial Narrow" w:eastAsia="Arial Narrow" w:hAnsi="Arial Narrow" w:cs="Arial Narrow"/>
+          <w:sz w:val="16"/>
+          <w:szCs w:val="16"/>
+        </w:rPr>
+      </w:r>
+      <w:r>
+        <w:rPr>
+          <w:rFonts w:ascii="Arial Narrow" w:eastAsia="Arial Narrow" w:hAnsi="Arial Narrow" w:cs="Arial Narrow"/>
+          <w:b/>
+          <w:sz w:val="16"/>
+          <w:szCs w:val="16"/>
+        </w:rPr>
         <w:tab/>
-        <w:t xml:space="preserve"/>
-      </w:r>
-      <w:r>
-        <w:rPr>
-          <w:rFonts w:ascii="Arial Narrow" w:eastAsia="Arial Narrow" w:hAnsi="Arial Narrow" w:cs="Arial Narrow"/>
-          <w:sz w:val="16"/>
-          <w:szCs w:val="16"/>
-        </w:rPr>
-        <w:tab/>
-      </w:r>
-      <w:r>
-        <w:rPr>
-          <w:rFonts w:ascii="Arial Narrow" w:eastAsia="Arial Narrow" w:hAnsi="Arial Narrow" w:cs="Arial Narrow"/>
-          <w:b/>
-          <w:sz w:val="16"/>
-          <w:szCs w:val="16"/>
-        </w:rPr>
         <w:t>LEY 29571, CÓDIGO DE PROTECCIÓN Y DEFENSA DEL CONSUMIDOR</w:t>
       </w:r>
       <w:r>
@@ -9980,7 +9981,6 @@
           <w:sz w:val="16"/>
           <w:szCs w:val="16"/>
         </w:rPr>
-        <w:tab/>
         <w:t xml:space="preserve"/>
       </w:r>
       <w:r>
@@ -10079,31 +10079,30 @@
           <w:sz w:val="16"/>
           <w:szCs w:val="16"/>
         </w:rPr>
+        <w:t xml:space="preserve"/>
+      </w:r>
+      <w:r>
+        <w:rPr>
+          <w:rFonts w:ascii="Arial Narrow" w:eastAsia="Arial Narrow" w:hAnsi="Arial Narrow" w:cs="Arial Narrow"/>
+          <w:sz w:val="16"/>
+          <w:szCs w:val="16"/>
+        </w:rPr>
+      </w:r>
+      <w:r>
+        <w:rPr>
+          <w:rFonts w:ascii="Arial Narrow" w:eastAsia="Arial Narrow" w:hAnsi="Arial Narrow" w:cs="Arial Narrow"/>
+          <w:b/>
+          <w:sz w:val="16"/>
+          <w:szCs w:val="16"/>
+        </w:rPr>
         <w:tab/>
-        <w:t xml:space="preserve"/>
-      </w:r>
-      <w:r>
-        <w:rPr>
-          <w:rFonts w:ascii="Arial Narrow" w:eastAsia="Arial Narrow" w:hAnsi="Arial Narrow" w:cs="Arial Narrow"/>
-          <w:sz w:val="16"/>
-          <w:szCs w:val="16"/>
-        </w:rPr>
-        <w:tab/>
-      </w:r>
-      <w:r>
-        <w:rPr>
-          <w:rFonts w:ascii="Arial Narrow" w:eastAsia="Arial Narrow" w:hAnsi="Arial Narrow" w:cs="Arial Narrow"/>
-          <w:b/>
-          <w:sz w:val="16"/>
-          <w:szCs w:val="16"/>
-        </w:rPr>
         <w:t>TEXTO ÚNICO ORDENADO DE LA LEY DEL PROCEDIMIENTO ADMINISTRATIVO GENERAL, aprobado mediante DECRETO SUPREMO 006-2026-JUS y publicado el 30 de abril de 2026</w:t>
       </w:r>
     </w:p>
     <w:p>
       <w:pPr>
         <w:pStyle w:val="Textonotapie"/>
-        <w:ind w:left="1134" w:hanging="567"/>
+        <w:ind w:left="1134"/>
         <w:contextualSpacing/>
         <w:jc w:val="both"/>
         <w:rPr>

--- a/plantillas_maestras/01_seguro_vehicular/falta_atencion_o_demora_reclamo/2_o_mas_ddos_varios/varon/TPL_1337_2026_SEGURO_VEHICULAR_FALTA_ATENCION_O_DEMORA_RECLAMO_ASEGURADORA_VARON_R3.docx
+++ b/plantillas_maestras/01_seguro_vehicular/falta_atencion_o_demora_reclamo/2_o_mas_ddos_varios/varon/TPL_1337_2026_SEGURO_VEHICULAR_FALTA_ATENCION_O_DEMORA_RECLAMO_ASEGURADORA_VARON_R3.docx
@@ -5602,7 +5602,7 @@
           <w:sz w:val="22"/>
           <w:szCs w:val="22"/>
         </w:rPr>
-        <w:t xml:space="preserve">correr traslado de la presente resolución a Pacífico Compañía de Seguros y Reaseguros S.A. para que, de conformidad con lo dispuesto por el artículo 26 de la Ley sobre Facultades, Normas y Organización del Indecopi, aprobada por Decreto Legislativo 807</w:t>
+        <w:t xml:space="preserve">correr traslado de la denuncia del 9 de diciembre de 2025, subsanada mediante escrito del 11 de mayo de 2026 a Pacífico Compañía de Seguros y Reaseguros S.A. para que, de conformidad con lo dispuesto por el artículo 26 de la Ley sobre Facultades, Normas y Organización del Indecopi, aprobada por Decreto Legislativo 807</w:t>
       </w:r>
       <w:r>
         <w:rPr>
